--- a/1-运维服务目录/HXDL-ITSS-0102运维服务目录.docx
+++ b/1-运维服务目录/HXDL-ITSS-0102运维服务目录.docx
@@ -183,6 +183,12 @@
             <w:insideH w:val="none" w:color="auto" w:sz="0" w:space="0"/>
             <w:insideV w:val="none" w:color="auto" w:sz="0" w:space="0"/>
           </w:tblBorders>
+          <w:tblCellMar>
+            <w:top w:w="0" w:type="dxa"/>
+            <w:left w:w="108" w:type="dxa"/>
+            <w:bottom w:w="0" w:type="dxa"/>
+            <w:right w:w="108" w:type="dxa"/>
+          </w:tblCellMar>
         </w:tblPrEx>
         <w:trPr>
           <w:trHeight w:val="810" w:hRule="atLeast"/>
@@ -1484,7 +1490,7 @@
       <w:tblPr>
         <w:tblStyle w:val="26"/>
         <w:tblW w:w="15352" w:type="dxa"/>
-        <w:tblInd w:w="7" w:type="dxa"/>
+        <w:tblInd w:w="6" w:type="dxa"/>
         <w:tblBorders>
           <w:top w:val="single" w:color="000000" w:sz="6" w:space="0"/>
           <w:left w:val="single" w:color="000000" w:sz="6" w:space="0"/>
@@ -1667,115 +1673,8 @@
             <w:tcBorders>
               <w:bottom w:val="nil"/>
             </w:tcBorders>
-          </w:tcPr>
-          <w:p>
-            <w:pPr>
-              <w:spacing w:line="259" w:lineRule="auto"/>
-              <w:rPr>
-                <w:rFonts w:ascii="Arial"/>
-                <w:sz w:val="21"/>
-              </w:rPr>
-            </w:pPr>
-          </w:p>
-          <w:p>
-            <w:pPr>
-              <w:spacing w:line="260" w:lineRule="auto"/>
-              <w:rPr>
-                <w:rFonts w:ascii="Arial"/>
-                <w:sz w:val="21"/>
-              </w:rPr>
-            </w:pPr>
-          </w:p>
-          <w:p>
-            <w:pPr>
-              <w:spacing w:line="260" w:lineRule="auto"/>
-              <w:rPr>
-                <w:rFonts w:ascii="Arial"/>
-                <w:sz w:val="21"/>
-              </w:rPr>
-            </w:pPr>
-          </w:p>
-          <w:p>
-            <w:pPr>
-              <w:spacing w:line="260" w:lineRule="auto"/>
-              <w:rPr>
-                <w:rFonts w:ascii="Arial"/>
-                <w:sz w:val="21"/>
-              </w:rPr>
-            </w:pPr>
-          </w:p>
-          <w:p>
-            <w:pPr>
-              <w:spacing w:line="260" w:lineRule="auto"/>
-              <w:rPr>
-                <w:rFonts w:ascii="Arial"/>
-                <w:sz w:val="21"/>
-              </w:rPr>
-            </w:pPr>
-          </w:p>
-          <w:p>
-            <w:pPr>
-              <w:spacing w:line="260" w:lineRule="auto"/>
-              <w:rPr>
-                <w:rFonts w:ascii="Arial"/>
-                <w:sz w:val="21"/>
-              </w:rPr>
-            </w:pPr>
-          </w:p>
-          <w:p>
-            <w:pPr>
-              <w:spacing w:line="260" w:lineRule="auto"/>
-              <w:rPr>
-                <w:rFonts w:ascii="Arial"/>
-                <w:sz w:val="21"/>
-              </w:rPr>
-            </w:pPr>
-          </w:p>
-          <w:p>
-            <w:pPr>
-              <w:spacing w:line="260" w:lineRule="auto"/>
-              <w:rPr>
-                <w:rFonts w:ascii="Arial"/>
-                <w:sz w:val="21"/>
-              </w:rPr>
-            </w:pPr>
-          </w:p>
-          <w:p>
-            <w:pPr>
-              <w:spacing w:line="260" w:lineRule="auto"/>
-              <w:rPr>
-                <w:rFonts w:ascii="Arial"/>
-                <w:sz w:val="21"/>
-              </w:rPr>
-            </w:pPr>
-          </w:p>
-          <w:p>
-            <w:pPr>
-              <w:spacing w:line="260" w:lineRule="auto"/>
-              <w:rPr>
-                <w:rFonts w:ascii="Arial"/>
-                <w:sz w:val="21"/>
-              </w:rPr>
-            </w:pPr>
-          </w:p>
-          <w:p>
-            <w:pPr>
-              <w:spacing w:line="260" w:lineRule="auto"/>
-              <w:rPr>
-                <w:rFonts w:ascii="Arial"/>
-                <w:sz w:val="21"/>
-              </w:rPr>
-            </w:pPr>
-          </w:p>
-          <w:p>
-            <w:pPr>
-              <w:spacing w:line="260" w:lineRule="auto"/>
-              <w:rPr>
-                <w:rFonts w:ascii="Arial"/>
-                <w:sz w:val="21"/>
-              </w:rPr>
-            </w:pPr>
-          </w:p>
+            <w:vAlign w:val="center"/>
+          </w:tcPr>
           <w:p>
             <w:pPr>
               <w:pStyle w:val="27"/>
@@ -1786,6 +1685,7 @@
                 <w:szCs w:val="24"/>
               </w:rPr>
             </w:pPr>
+            <w:bookmarkStart w:id="0" w:name="_GoBack" w:colFirst="0" w:colLast="1"/>
             <w:r>
               <w:rPr>
                 <w:spacing w:val="-2"/>
@@ -1822,43 +1722,8 @@
             <w:tcBorders>
               <w:bottom w:val="nil"/>
             </w:tcBorders>
-          </w:tcPr>
-          <w:p>
-            <w:pPr>
-              <w:spacing w:line="271" w:lineRule="auto"/>
-              <w:rPr>
-                <w:rFonts w:ascii="Arial"/>
-                <w:sz w:val="21"/>
-              </w:rPr>
-            </w:pPr>
-          </w:p>
-          <w:p>
-            <w:pPr>
-              <w:spacing w:line="271" w:lineRule="auto"/>
-              <w:rPr>
-                <w:rFonts w:ascii="Arial"/>
-                <w:sz w:val="21"/>
-              </w:rPr>
-            </w:pPr>
-          </w:p>
-          <w:p>
-            <w:pPr>
-              <w:spacing w:line="272" w:lineRule="auto"/>
-              <w:rPr>
-                <w:rFonts w:ascii="Arial"/>
-                <w:sz w:val="21"/>
-              </w:rPr>
-            </w:pPr>
-          </w:p>
-          <w:p>
-            <w:pPr>
-              <w:spacing w:line="272" w:lineRule="auto"/>
-              <w:rPr>
-                <w:rFonts w:ascii="Arial"/>
-                <w:sz w:val="21"/>
-              </w:rPr>
-            </w:pPr>
-          </w:p>
+            <w:vAlign w:val="center"/>
+          </w:tcPr>
           <w:p>
             <w:pPr>
               <w:pStyle w:val="27"/>
@@ -1959,15 +1824,6 @@
           <w:tcPr>
             <w:tcW w:w="3227" w:type="dxa"/>
           </w:tcPr>
-          <w:p>
-            <w:pPr>
-              <w:spacing w:line="282" w:lineRule="auto"/>
-              <w:rPr>
-                <w:rFonts w:ascii="Arial"/>
-                <w:sz w:val="21"/>
-              </w:rPr>
-            </w:pPr>
-          </w:p>
           <w:p>
             <w:pPr>
               <w:pStyle w:val="27"/>
@@ -2051,6 +1907,7 @@
               <w:top w:val="nil"/>
               <w:bottom w:val="nil"/>
             </w:tcBorders>
+            <w:vAlign w:val="center"/>
           </w:tcPr>
           <w:p>
             <w:pPr>
@@ -2069,6 +1926,7 @@
               <w:top w:val="nil"/>
               <w:bottom w:val="nil"/>
             </w:tcBorders>
+            <w:vAlign w:val="center"/>
           </w:tcPr>
           <w:p>
             <w:pPr>
@@ -2083,15 +1941,6 @@
           <w:tcPr>
             <w:tcW w:w="3227" w:type="dxa"/>
           </w:tcPr>
-          <w:p>
-            <w:pPr>
-              <w:spacing w:line="262" w:lineRule="auto"/>
-              <w:rPr>
-                <w:rFonts w:ascii="Arial"/>
-                <w:sz w:val="21"/>
-              </w:rPr>
-            </w:pPr>
-          </w:p>
           <w:p>
             <w:pPr>
               <w:pStyle w:val="27"/>
@@ -2175,6 +2024,7 @@
               <w:top w:val="nil"/>
               <w:bottom w:val="nil"/>
             </w:tcBorders>
+            <w:vAlign w:val="center"/>
           </w:tcPr>
           <w:p>
             <w:pPr>
@@ -2193,6 +2043,7 @@
               <w:top w:val="nil"/>
               <w:bottom w:val="nil"/>
             </w:tcBorders>
+            <w:vAlign w:val="center"/>
           </w:tcPr>
           <w:p>
             <w:pPr>
@@ -2207,15 +2058,6 @@
           <w:tcPr>
             <w:tcW w:w="3227" w:type="dxa"/>
           </w:tcPr>
-          <w:p>
-            <w:pPr>
-              <w:spacing w:line="285" w:lineRule="auto"/>
-              <w:rPr>
-                <w:rFonts w:ascii="Arial"/>
-                <w:sz w:val="21"/>
-              </w:rPr>
-            </w:pPr>
-          </w:p>
           <w:p>
             <w:pPr>
               <w:pStyle w:val="27"/>
@@ -2299,6 +2141,7 @@
               <w:top w:val="nil"/>
               <w:bottom w:val="nil"/>
             </w:tcBorders>
+            <w:vAlign w:val="center"/>
           </w:tcPr>
           <w:p>
             <w:pPr>
@@ -2316,6 +2159,7 @@
             <w:tcBorders>
               <w:top w:val="nil"/>
             </w:tcBorders>
+            <w:vAlign w:val="center"/>
           </w:tcPr>
           <w:p>
             <w:pPr>
@@ -2330,15 +2174,6 @@
           <w:tcPr>
             <w:tcW w:w="3227" w:type="dxa"/>
           </w:tcPr>
-          <w:p>
-            <w:pPr>
-              <w:spacing w:line="299" w:lineRule="auto"/>
-              <w:rPr>
-                <w:rFonts w:ascii="Arial"/>
-                <w:sz w:val="21"/>
-              </w:rPr>
-            </w:pPr>
-          </w:p>
           <w:p>
             <w:pPr>
               <w:pStyle w:val="27"/>
@@ -2422,6 +2257,7 @@
               <w:top w:val="nil"/>
               <w:bottom w:val="nil"/>
             </w:tcBorders>
+            <w:vAlign w:val="center"/>
           </w:tcPr>
           <w:p>
             <w:pPr>
@@ -2439,34 +2275,8 @@
             <w:tcBorders>
               <w:bottom w:val="nil"/>
             </w:tcBorders>
-          </w:tcPr>
-          <w:p>
-            <w:pPr>
-              <w:spacing w:line="274" w:lineRule="auto"/>
-              <w:rPr>
-                <w:rFonts w:ascii="Arial"/>
-                <w:sz w:val="21"/>
-              </w:rPr>
-            </w:pPr>
-          </w:p>
-          <w:p>
-            <w:pPr>
-              <w:spacing w:line="274" w:lineRule="auto"/>
-              <w:rPr>
-                <w:rFonts w:ascii="Arial"/>
-                <w:sz w:val="21"/>
-              </w:rPr>
-            </w:pPr>
-          </w:p>
-          <w:p>
-            <w:pPr>
-              <w:spacing w:line="275" w:lineRule="auto"/>
-              <w:rPr>
-                <w:rFonts w:ascii="Arial"/>
-                <w:sz w:val="21"/>
-              </w:rPr>
-            </w:pPr>
-          </w:p>
+            <w:vAlign w:val="center"/>
+          </w:tcPr>
           <w:p>
             <w:pPr>
               <w:pStyle w:val="27"/>
@@ -2567,15 +2377,6 @@
           <w:tcPr>
             <w:tcW w:w="3227" w:type="dxa"/>
           </w:tcPr>
-          <w:p>
-            <w:pPr>
-              <w:spacing w:line="419" w:lineRule="auto"/>
-              <w:rPr>
-                <w:rFonts w:ascii="Arial"/>
-                <w:sz w:val="21"/>
-              </w:rPr>
-            </w:pPr>
-          </w:p>
           <w:p>
             <w:pPr>
               <w:pStyle w:val="27"/>
@@ -2631,6 +2432,7 @@
           </w:p>
         </w:tc>
       </w:tr>
+      <w:bookmarkEnd w:id="0"/>
       <w:tr>
         <w:tblPrEx>
           <w:tblBorders>
@@ -2691,15 +2493,6 @@
           <w:tcPr>
             <w:tcW w:w="3227" w:type="dxa"/>
           </w:tcPr>
-          <w:p>
-            <w:pPr>
-              <w:spacing w:line="269" w:lineRule="auto"/>
-              <w:rPr>
-                <w:rFonts w:ascii="Arial"/>
-                <w:sz w:val="21"/>
-              </w:rPr>
-            </w:pPr>
-          </w:p>
           <w:p>
             <w:pPr>
               <w:pStyle w:val="27"/>
@@ -2830,15 +2623,6 @@
           </w:tcPr>
           <w:p>
             <w:pPr>
-              <w:spacing w:line="373" w:lineRule="auto"/>
-              <w:rPr>
-                <w:rFonts w:ascii="Arial"/>
-                <w:sz w:val="21"/>
-              </w:rPr>
-            </w:pPr>
-          </w:p>
-          <w:p>
-            <w:pPr>
               <w:pStyle w:val="27"/>
               <w:spacing w:before="78" w:line="218" w:lineRule="auto"/>
               <w:ind w:left="50"/>
@@ -2920,33 +2704,6 @@
               <w:bottom w:val="nil"/>
             </w:tcBorders>
           </w:tcPr>
-          <w:p>
-            <w:pPr>
-              <w:spacing w:line="289" w:lineRule="auto"/>
-              <w:rPr>
-                <w:rFonts w:ascii="Arial"/>
-                <w:sz w:val="21"/>
-              </w:rPr>
-            </w:pPr>
-          </w:p>
-          <w:p>
-            <w:pPr>
-              <w:spacing w:line="289" w:lineRule="auto"/>
-              <w:rPr>
-                <w:rFonts w:ascii="Arial"/>
-                <w:sz w:val="21"/>
-              </w:rPr>
-            </w:pPr>
-          </w:p>
-          <w:p>
-            <w:pPr>
-              <w:spacing w:line="289" w:lineRule="auto"/>
-              <w:rPr>
-                <w:rFonts w:ascii="Arial"/>
-                <w:sz w:val="21"/>
-              </w:rPr>
-            </w:pPr>
-          </w:p>
           <w:p>
             <w:pPr>
               <w:pStyle w:val="27"/>
@@ -3431,11 +3188,6 @@
         </w:rPr>
         <w:t>网络例行操作服务</w:t>
       </w:r>
-    </w:p>
-    <w:p>
-      <w:pPr>
-        <w:spacing w:line="130" w:lineRule="exact"/>
-      </w:pPr>
     </w:p>
     <w:tbl>
       <w:tblPr>
@@ -5005,10 +4757,1200 @@
         <w:t>网络响应支持服务</w:t>
       </w:r>
     </w:p>
+    <w:tbl>
+      <w:tblPr>
+        <w:tblStyle w:val="26"/>
+        <w:tblW w:w="10123" w:type="dxa"/>
+        <w:tblInd w:w="7" w:type="dxa"/>
+        <w:tblBorders>
+          <w:top w:val="single" w:color="000000" w:sz="6" w:space="0"/>
+          <w:left w:val="single" w:color="000000" w:sz="6" w:space="0"/>
+          <w:bottom w:val="single" w:color="000000" w:sz="6" w:space="0"/>
+          <w:right w:val="single" w:color="000000" w:sz="6" w:space="0"/>
+          <w:insideH w:val="single" w:color="000000" w:sz="6" w:space="0"/>
+          <w:insideV w:val="single" w:color="000000" w:sz="6" w:space="0"/>
+        </w:tblBorders>
+        <w:tblLayout w:type="fixed"/>
+        <w:tblCellMar>
+          <w:top w:w="0" w:type="dxa"/>
+          <w:left w:w="0" w:type="dxa"/>
+          <w:bottom w:w="0" w:type="dxa"/>
+          <w:right w:w="0" w:type="dxa"/>
+        </w:tblCellMar>
+      </w:tblPr>
+      <w:tblGrid>
+        <w:gridCol w:w="2278"/>
+        <w:gridCol w:w="7845"/>
+      </w:tblGrid>
+      <w:tr>
+        <w:tblPrEx>
+          <w:tblBorders>
+            <w:top w:val="single" w:color="000000" w:sz="6" w:space="0"/>
+            <w:left w:val="single" w:color="000000" w:sz="6" w:space="0"/>
+            <w:bottom w:val="single" w:color="000000" w:sz="6" w:space="0"/>
+            <w:right w:val="single" w:color="000000" w:sz="6" w:space="0"/>
+            <w:insideH w:val="single" w:color="000000" w:sz="6" w:space="0"/>
+            <w:insideV w:val="single" w:color="000000" w:sz="6" w:space="0"/>
+          </w:tblBorders>
+          <w:tblCellMar>
+            <w:top w:w="0" w:type="dxa"/>
+            <w:left w:w="0" w:type="dxa"/>
+            <w:bottom w:w="0" w:type="dxa"/>
+            <w:right w:w="0" w:type="dxa"/>
+          </w:tblCellMar>
+        </w:tblPrEx>
+        <w:trPr>
+          <w:trHeight w:val="391" w:hRule="atLeast"/>
+        </w:trPr>
+        <w:tc>
+          <w:tcPr>
+            <w:tcW w:w="10123" w:type="dxa"/>
+            <w:gridSpan w:val="2"/>
+            <w:shd w:val="clear" w:color="auto" w:fill="1F497D"/>
+          </w:tcPr>
+          <w:p>
+            <w:pPr>
+              <w:pStyle w:val="27"/>
+              <w:spacing w:before="102" w:line="227" w:lineRule="auto"/>
+              <w:ind w:left="4661"/>
+              <w:rPr>
+                <w:sz w:val="19"/>
+                <w:szCs w:val="19"/>
+              </w:rPr>
+            </w:pPr>
+            <w:r>
+              <w:rPr>
+                <w:b/>
+                <w:bCs/>
+                <w:color w:val="FFFFFF"/>
+                <w:spacing w:val="7"/>
+                <w:sz w:val="19"/>
+                <w:szCs w:val="19"/>
+              </w:rPr>
+              <w:t>服务概述</w:t>
+            </w:r>
+          </w:p>
+        </w:tc>
+      </w:tr>
+      <w:tr>
+        <w:tblPrEx>
+          <w:tblBorders>
+            <w:top w:val="single" w:color="000000" w:sz="6" w:space="0"/>
+            <w:left w:val="single" w:color="000000" w:sz="6" w:space="0"/>
+            <w:bottom w:val="single" w:color="000000" w:sz="6" w:space="0"/>
+            <w:right w:val="single" w:color="000000" w:sz="6" w:space="0"/>
+            <w:insideH w:val="single" w:color="000000" w:sz="6" w:space="0"/>
+            <w:insideV w:val="single" w:color="000000" w:sz="6" w:space="0"/>
+          </w:tblBorders>
+          <w:tblCellMar>
+            <w:top w:w="0" w:type="dxa"/>
+            <w:left w:w="0" w:type="dxa"/>
+            <w:bottom w:w="0" w:type="dxa"/>
+            <w:right w:w="0" w:type="dxa"/>
+          </w:tblCellMar>
+        </w:tblPrEx>
+        <w:trPr>
+          <w:trHeight w:val="390" w:hRule="atLeast"/>
+        </w:trPr>
+        <w:tc>
+          <w:tcPr>
+            <w:tcW w:w="2278" w:type="dxa"/>
+          </w:tcPr>
+          <w:p>
+            <w:pPr>
+              <w:pStyle w:val="27"/>
+              <w:spacing w:before="111" w:line="227" w:lineRule="auto"/>
+              <w:ind w:left="747"/>
+              <w:rPr>
+                <w:sz w:val="19"/>
+                <w:szCs w:val="19"/>
+              </w:rPr>
+            </w:pPr>
+            <w:r>
+              <w:rPr>
+                <w:spacing w:val="7"/>
+                <w:sz w:val="19"/>
+                <w:szCs w:val="19"/>
+              </w:rPr>
+              <w:t>服务大类</w:t>
+            </w:r>
+          </w:p>
+        </w:tc>
+        <w:tc>
+          <w:tcPr>
+            <w:tcW w:w="7845" w:type="dxa"/>
+          </w:tcPr>
+          <w:p>
+            <w:pPr>
+              <w:pStyle w:val="27"/>
+              <w:spacing w:before="110" w:line="226" w:lineRule="auto"/>
+              <w:ind w:left="39"/>
+              <w:rPr>
+                <w:sz w:val="19"/>
+                <w:szCs w:val="19"/>
+              </w:rPr>
+            </w:pPr>
+            <w:r>
+              <w:rPr>
+                <w:spacing w:val="8"/>
+                <w:sz w:val="19"/>
+                <w:szCs w:val="19"/>
+              </w:rPr>
+              <w:t>04运行维护服务</w:t>
+            </w:r>
+          </w:p>
+        </w:tc>
+      </w:tr>
+      <w:tr>
+        <w:tblPrEx>
+          <w:tblBorders>
+            <w:top w:val="single" w:color="000000" w:sz="6" w:space="0"/>
+            <w:left w:val="single" w:color="000000" w:sz="6" w:space="0"/>
+            <w:bottom w:val="single" w:color="000000" w:sz="6" w:space="0"/>
+            <w:right w:val="single" w:color="000000" w:sz="6" w:space="0"/>
+            <w:insideH w:val="single" w:color="000000" w:sz="6" w:space="0"/>
+            <w:insideV w:val="single" w:color="000000" w:sz="6" w:space="0"/>
+          </w:tblBorders>
+          <w:tblCellMar>
+            <w:top w:w="0" w:type="dxa"/>
+            <w:left w:w="0" w:type="dxa"/>
+            <w:bottom w:w="0" w:type="dxa"/>
+            <w:right w:w="0" w:type="dxa"/>
+          </w:tblCellMar>
+        </w:tblPrEx>
+        <w:trPr>
+          <w:trHeight w:val="390" w:hRule="atLeast"/>
+        </w:trPr>
+        <w:tc>
+          <w:tcPr>
+            <w:tcW w:w="2278" w:type="dxa"/>
+          </w:tcPr>
+          <w:p>
+            <w:pPr>
+              <w:pStyle w:val="27"/>
+              <w:spacing w:before="111" w:line="227" w:lineRule="auto"/>
+              <w:ind w:left="747"/>
+              <w:rPr>
+                <w:sz w:val="19"/>
+                <w:szCs w:val="19"/>
+              </w:rPr>
+            </w:pPr>
+            <w:r>
+              <w:rPr>
+                <w:spacing w:val="7"/>
+                <w:sz w:val="19"/>
+                <w:szCs w:val="19"/>
+              </w:rPr>
+              <w:t>服务中类</w:t>
+            </w:r>
+          </w:p>
+        </w:tc>
+        <w:tc>
+          <w:tcPr>
+            <w:tcW w:w="7845" w:type="dxa"/>
+          </w:tcPr>
+          <w:p>
+            <w:pPr>
+              <w:pStyle w:val="27"/>
+              <w:spacing w:before="112" w:line="226" w:lineRule="auto"/>
+              <w:ind w:left="39"/>
+              <w:rPr>
+                <w:sz w:val="19"/>
+                <w:szCs w:val="19"/>
+              </w:rPr>
+            </w:pPr>
+            <w:r>
+              <w:rPr>
+                <w:spacing w:val="7"/>
+                <w:sz w:val="19"/>
+                <w:szCs w:val="19"/>
+              </w:rPr>
+              <w:t>0402硬件运维服务</w:t>
+            </w:r>
+          </w:p>
+        </w:tc>
+      </w:tr>
+      <w:tr>
+        <w:tblPrEx>
+          <w:tblBorders>
+            <w:top w:val="single" w:color="000000" w:sz="6" w:space="0"/>
+            <w:left w:val="single" w:color="000000" w:sz="6" w:space="0"/>
+            <w:bottom w:val="single" w:color="000000" w:sz="6" w:space="0"/>
+            <w:right w:val="single" w:color="000000" w:sz="6" w:space="0"/>
+            <w:insideH w:val="single" w:color="000000" w:sz="6" w:space="0"/>
+            <w:insideV w:val="single" w:color="000000" w:sz="6" w:space="0"/>
+          </w:tblBorders>
+          <w:tblCellMar>
+            <w:top w:w="0" w:type="dxa"/>
+            <w:left w:w="0" w:type="dxa"/>
+            <w:bottom w:w="0" w:type="dxa"/>
+            <w:right w:w="0" w:type="dxa"/>
+          </w:tblCellMar>
+        </w:tblPrEx>
+        <w:trPr>
+          <w:trHeight w:val="390" w:hRule="atLeast"/>
+        </w:trPr>
+        <w:tc>
+          <w:tcPr>
+            <w:tcW w:w="2278" w:type="dxa"/>
+          </w:tcPr>
+          <w:p>
+            <w:pPr>
+              <w:pStyle w:val="27"/>
+              <w:spacing w:before="112" w:line="227" w:lineRule="auto"/>
+              <w:ind w:left="747"/>
+              <w:rPr>
+                <w:sz w:val="19"/>
+                <w:szCs w:val="19"/>
+              </w:rPr>
+            </w:pPr>
+            <w:r>
+              <w:rPr>
+                <w:spacing w:val="7"/>
+                <w:sz w:val="19"/>
+                <w:szCs w:val="19"/>
+              </w:rPr>
+              <w:t>服务小类</w:t>
+            </w:r>
+          </w:p>
+        </w:tc>
+        <w:tc>
+          <w:tcPr>
+            <w:tcW w:w="7845" w:type="dxa"/>
+          </w:tcPr>
+          <w:p>
+            <w:pPr>
+              <w:pStyle w:val="27"/>
+              <w:spacing w:before="112" w:line="226" w:lineRule="auto"/>
+              <w:ind w:left="39"/>
+              <w:rPr>
+                <w:sz w:val="19"/>
+                <w:szCs w:val="19"/>
+              </w:rPr>
+            </w:pPr>
+            <w:r>
+              <w:rPr>
+                <w:spacing w:val="7"/>
+                <w:sz w:val="19"/>
+                <w:szCs w:val="19"/>
+              </w:rPr>
+              <w:t>040201网络运维服务</w:t>
+            </w:r>
+          </w:p>
+        </w:tc>
+      </w:tr>
+      <w:tr>
+        <w:tblPrEx>
+          <w:tblBorders>
+            <w:top w:val="single" w:color="000000" w:sz="6" w:space="0"/>
+            <w:left w:val="single" w:color="000000" w:sz="6" w:space="0"/>
+            <w:bottom w:val="single" w:color="000000" w:sz="6" w:space="0"/>
+            <w:right w:val="single" w:color="000000" w:sz="6" w:space="0"/>
+            <w:insideH w:val="single" w:color="000000" w:sz="6" w:space="0"/>
+            <w:insideV w:val="single" w:color="000000" w:sz="6" w:space="0"/>
+          </w:tblBorders>
+          <w:tblCellMar>
+            <w:top w:w="0" w:type="dxa"/>
+            <w:left w:w="0" w:type="dxa"/>
+            <w:bottom w:w="0" w:type="dxa"/>
+            <w:right w:w="0" w:type="dxa"/>
+          </w:tblCellMar>
+        </w:tblPrEx>
+        <w:trPr>
+          <w:trHeight w:val="390" w:hRule="atLeast"/>
+        </w:trPr>
+        <w:tc>
+          <w:tcPr>
+            <w:tcW w:w="2278" w:type="dxa"/>
+          </w:tcPr>
+          <w:p>
+            <w:pPr>
+              <w:pStyle w:val="27"/>
+              <w:spacing w:before="113" w:line="227" w:lineRule="auto"/>
+              <w:ind w:left="747"/>
+              <w:rPr>
+                <w:sz w:val="19"/>
+                <w:szCs w:val="19"/>
+              </w:rPr>
+            </w:pPr>
+            <w:r>
+              <w:rPr>
+                <w:spacing w:val="7"/>
+                <w:sz w:val="19"/>
+                <w:szCs w:val="19"/>
+              </w:rPr>
+              <w:t>服务子类</w:t>
+            </w:r>
+          </w:p>
+        </w:tc>
+        <w:tc>
+          <w:tcPr>
+            <w:tcW w:w="7845" w:type="dxa"/>
+          </w:tcPr>
+          <w:p>
+            <w:pPr>
+              <w:pStyle w:val="27"/>
+              <w:spacing w:before="113" w:line="226" w:lineRule="auto"/>
+              <w:ind w:left="39"/>
+              <w:rPr>
+                <w:sz w:val="19"/>
+                <w:szCs w:val="19"/>
+              </w:rPr>
+            </w:pPr>
+            <w:r>
+              <w:rPr>
+                <w:spacing w:val="7"/>
+                <w:sz w:val="19"/>
+                <w:szCs w:val="19"/>
+              </w:rPr>
+              <w:t>04020102网络响应支持服务</w:t>
+            </w:r>
+          </w:p>
+        </w:tc>
+      </w:tr>
+      <w:tr>
+        <w:tblPrEx>
+          <w:tblBorders>
+            <w:top w:val="single" w:color="000000" w:sz="6" w:space="0"/>
+            <w:left w:val="single" w:color="000000" w:sz="6" w:space="0"/>
+            <w:bottom w:val="single" w:color="000000" w:sz="6" w:space="0"/>
+            <w:right w:val="single" w:color="000000" w:sz="6" w:space="0"/>
+            <w:insideH w:val="single" w:color="000000" w:sz="6" w:space="0"/>
+            <w:insideV w:val="single" w:color="000000" w:sz="6" w:space="0"/>
+          </w:tblBorders>
+          <w:tblCellMar>
+            <w:top w:w="0" w:type="dxa"/>
+            <w:left w:w="0" w:type="dxa"/>
+            <w:bottom w:w="0" w:type="dxa"/>
+            <w:right w:w="0" w:type="dxa"/>
+          </w:tblCellMar>
+        </w:tblPrEx>
+        <w:trPr>
+          <w:trHeight w:val="663" w:hRule="atLeast"/>
+        </w:trPr>
+        <w:tc>
+          <w:tcPr>
+            <w:tcW w:w="2278" w:type="dxa"/>
+          </w:tcPr>
+          <w:p>
+            <w:pPr>
+              <w:pStyle w:val="27"/>
+              <w:spacing w:before="250" w:line="226" w:lineRule="auto"/>
+              <w:ind w:left="747"/>
+              <w:rPr>
+                <w:sz w:val="19"/>
+                <w:szCs w:val="19"/>
+              </w:rPr>
+            </w:pPr>
+            <w:r>
+              <w:rPr>
+                <w:spacing w:val="7"/>
+                <w:sz w:val="19"/>
+                <w:szCs w:val="19"/>
+              </w:rPr>
+              <w:t>服务简介</w:t>
+            </w:r>
+          </w:p>
+        </w:tc>
+        <w:tc>
+          <w:tcPr>
+            <w:tcW w:w="7845" w:type="dxa"/>
+          </w:tcPr>
+          <w:p>
+            <w:pPr>
+              <w:pStyle w:val="27"/>
+              <w:spacing w:before="126"/>
+              <w:ind w:left="44" w:right="140" w:hanging="1"/>
+              <w:rPr>
+                <w:sz w:val="19"/>
+                <w:szCs w:val="19"/>
+              </w:rPr>
+            </w:pPr>
+            <w:r>
+              <w:rPr>
+                <w:spacing w:val="11"/>
+                <w:sz w:val="19"/>
+                <w:szCs w:val="19"/>
+              </w:rPr>
+              <w:t>针对网络设备的硬件故障引起的业务中断或效率下降无法满足正常运行要求，为客户提</w:t>
+            </w:r>
+            <w:r>
+              <w:rPr>
+                <w:spacing w:val="10"/>
+                <w:sz w:val="19"/>
+                <w:szCs w:val="19"/>
+              </w:rPr>
+              <w:t>供远程支持服务、现场支持服务、备件保障服务来保证用户业务系统正常运行。</w:t>
+            </w:r>
+          </w:p>
+        </w:tc>
+      </w:tr>
+      <w:tr>
+        <w:tblPrEx>
+          <w:tblBorders>
+            <w:top w:val="single" w:color="000000" w:sz="6" w:space="0"/>
+            <w:left w:val="single" w:color="000000" w:sz="6" w:space="0"/>
+            <w:bottom w:val="single" w:color="000000" w:sz="6" w:space="0"/>
+            <w:right w:val="single" w:color="000000" w:sz="6" w:space="0"/>
+            <w:insideH w:val="single" w:color="000000" w:sz="6" w:space="0"/>
+            <w:insideV w:val="single" w:color="000000" w:sz="6" w:space="0"/>
+          </w:tblBorders>
+          <w:tblCellMar>
+            <w:top w:w="0" w:type="dxa"/>
+            <w:left w:w="0" w:type="dxa"/>
+            <w:bottom w:w="0" w:type="dxa"/>
+            <w:right w:w="0" w:type="dxa"/>
+          </w:tblCellMar>
+        </w:tblPrEx>
+        <w:trPr>
+          <w:trHeight w:val="680" w:hRule="atLeast"/>
+        </w:trPr>
+        <w:tc>
+          <w:tcPr>
+            <w:tcW w:w="2278" w:type="dxa"/>
+          </w:tcPr>
+          <w:p>
+            <w:pPr>
+              <w:pStyle w:val="27"/>
+              <w:spacing w:before="259" w:line="227" w:lineRule="auto"/>
+              <w:ind w:left="494"/>
+              <w:rPr>
+                <w:sz w:val="19"/>
+                <w:szCs w:val="19"/>
+              </w:rPr>
+            </w:pPr>
+            <w:r>
+              <w:rPr>
+                <w:spacing w:val="8"/>
+                <w:sz w:val="19"/>
+                <w:szCs w:val="19"/>
+              </w:rPr>
+              <w:t>服务目标/价值</w:t>
+            </w:r>
+          </w:p>
+        </w:tc>
+        <w:tc>
+          <w:tcPr>
+            <w:tcW w:w="7845" w:type="dxa"/>
+          </w:tcPr>
+          <w:p>
+            <w:pPr>
+              <w:pStyle w:val="27"/>
+              <w:spacing w:before="136"/>
+              <w:ind w:left="46" w:right="342" w:firstLine="1"/>
+              <w:rPr>
+                <w:sz w:val="19"/>
+                <w:szCs w:val="19"/>
+              </w:rPr>
+            </w:pPr>
+            <w:r>
+              <w:rPr>
+                <w:spacing w:val="11"/>
+                <w:sz w:val="19"/>
+                <w:szCs w:val="19"/>
+              </w:rPr>
+              <w:t>通过标准化的服务流程以及产品化的运作方式使客户用可预见的成本得到可预见的收</w:t>
+            </w:r>
+            <w:r>
+              <w:rPr>
+                <w:spacing w:val="8"/>
+                <w:sz w:val="19"/>
+                <w:szCs w:val="19"/>
+              </w:rPr>
+              <w:t>益，保障客户信息网络正常运作。</w:t>
+            </w:r>
+          </w:p>
+        </w:tc>
+      </w:tr>
+      <w:tr>
+        <w:tblPrEx>
+          <w:tblBorders>
+            <w:top w:val="single" w:color="000000" w:sz="6" w:space="0"/>
+            <w:left w:val="single" w:color="000000" w:sz="6" w:space="0"/>
+            <w:bottom w:val="single" w:color="000000" w:sz="6" w:space="0"/>
+            <w:right w:val="single" w:color="000000" w:sz="6" w:space="0"/>
+            <w:insideH w:val="single" w:color="000000" w:sz="6" w:space="0"/>
+            <w:insideV w:val="single" w:color="000000" w:sz="6" w:space="0"/>
+          </w:tblBorders>
+          <w:tblCellMar>
+            <w:top w:w="0" w:type="dxa"/>
+            <w:left w:w="0" w:type="dxa"/>
+            <w:bottom w:w="0" w:type="dxa"/>
+            <w:right w:w="0" w:type="dxa"/>
+          </w:tblCellMar>
+        </w:tblPrEx>
+        <w:trPr>
+          <w:trHeight w:val="390" w:hRule="atLeast"/>
+        </w:trPr>
+        <w:tc>
+          <w:tcPr>
+            <w:tcW w:w="10123" w:type="dxa"/>
+            <w:gridSpan w:val="2"/>
+            <w:shd w:val="clear" w:color="auto" w:fill="1F497D"/>
+          </w:tcPr>
+          <w:p>
+            <w:pPr>
+              <w:pStyle w:val="27"/>
+              <w:spacing w:before="106" w:line="227" w:lineRule="auto"/>
+              <w:ind w:left="4661"/>
+              <w:rPr>
+                <w:sz w:val="19"/>
+                <w:szCs w:val="19"/>
+              </w:rPr>
+            </w:pPr>
+            <w:r>
+              <w:rPr>
+                <w:b/>
+                <w:bCs/>
+                <w:color w:val="FFFFFF"/>
+                <w:spacing w:val="7"/>
+                <w:sz w:val="19"/>
+                <w:szCs w:val="19"/>
+              </w:rPr>
+              <w:t>服务描述</w:t>
+            </w:r>
+          </w:p>
+        </w:tc>
+      </w:tr>
+      <w:tr>
+        <w:tblPrEx>
+          <w:tblBorders>
+            <w:top w:val="single" w:color="000000" w:sz="6" w:space="0"/>
+            <w:left w:val="single" w:color="000000" w:sz="6" w:space="0"/>
+            <w:bottom w:val="single" w:color="000000" w:sz="6" w:space="0"/>
+            <w:right w:val="single" w:color="000000" w:sz="6" w:space="0"/>
+            <w:insideH w:val="single" w:color="000000" w:sz="6" w:space="0"/>
+            <w:insideV w:val="single" w:color="000000" w:sz="6" w:space="0"/>
+          </w:tblBorders>
+          <w:tblCellMar>
+            <w:top w:w="0" w:type="dxa"/>
+            <w:left w:w="0" w:type="dxa"/>
+            <w:bottom w:w="0" w:type="dxa"/>
+            <w:right w:w="0" w:type="dxa"/>
+          </w:tblCellMar>
+        </w:tblPrEx>
+        <w:trPr>
+          <w:trHeight w:val="720" w:hRule="atLeast"/>
+        </w:trPr>
+        <w:tc>
+          <w:tcPr>
+            <w:tcW w:w="2278" w:type="dxa"/>
+          </w:tcPr>
+          <w:p>
+            <w:pPr>
+              <w:pStyle w:val="27"/>
+              <w:spacing w:before="282" w:line="227" w:lineRule="auto"/>
+              <w:ind w:left="747"/>
+              <w:rPr>
+                <w:sz w:val="19"/>
+                <w:szCs w:val="19"/>
+              </w:rPr>
+            </w:pPr>
+            <w:r>
+              <w:rPr>
+                <w:spacing w:val="7"/>
+                <w:sz w:val="19"/>
+                <w:szCs w:val="19"/>
+              </w:rPr>
+              <w:t>服务对象</w:t>
+            </w:r>
+          </w:p>
+        </w:tc>
+        <w:tc>
+          <w:tcPr>
+            <w:tcW w:w="7845" w:type="dxa"/>
+          </w:tcPr>
+          <w:p>
+            <w:pPr>
+              <w:pStyle w:val="27"/>
+              <w:spacing w:before="158" w:line="247" w:lineRule="auto"/>
+              <w:ind w:left="65" w:right="48" w:hanging="29"/>
+              <w:rPr>
+                <w:sz w:val="19"/>
+                <w:szCs w:val="19"/>
+              </w:rPr>
+            </w:pPr>
+            <w:r>
+              <w:rPr>
+                <w:sz w:val="19"/>
+                <w:szCs w:val="19"/>
+              </w:rPr>
+              <w:t>CISCO</w:t>
+            </w:r>
+            <w:r>
+              <w:rPr>
+                <w:spacing w:val="11"/>
+                <w:sz w:val="19"/>
+                <w:szCs w:val="19"/>
+              </w:rPr>
+              <w:t>，H3C，华为、天融信、锐捷等网络产品；</w:t>
+            </w:r>
+            <w:r>
+              <w:rPr>
+                <w:spacing w:val="-55"/>
+                <w:sz w:val="19"/>
+                <w:szCs w:val="19"/>
+              </w:rPr>
+              <w:t xml:space="preserve"> </w:t>
+            </w:r>
+            <w:r>
+              <w:rPr>
+                <w:spacing w:val="11"/>
+                <w:sz w:val="19"/>
+                <w:szCs w:val="19"/>
+              </w:rPr>
+              <w:t>防火墙、</w:t>
+            </w:r>
+            <w:r>
+              <w:rPr>
+                <w:sz w:val="19"/>
+                <w:szCs w:val="19"/>
+              </w:rPr>
+              <w:t>VPN</w:t>
+            </w:r>
+            <w:r>
+              <w:rPr>
+                <w:spacing w:val="11"/>
+                <w:sz w:val="19"/>
+                <w:szCs w:val="19"/>
+              </w:rPr>
+              <w:t>设备、防</w:t>
+            </w:r>
+            <w:r>
+              <w:rPr>
+                <w:spacing w:val="10"/>
+                <w:sz w:val="19"/>
+                <w:szCs w:val="19"/>
+              </w:rPr>
+              <w:t>病毒网关等安全产</w:t>
+            </w:r>
+            <w:r>
+              <w:rPr>
+                <w:sz w:val="19"/>
+                <w:szCs w:val="19"/>
+              </w:rPr>
+              <w:t>品</w:t>
+            </w:r>
+          </w:p>
+        </w:tc>
+      </w:tr>
+      <w:tr>
+        <w:tblPrEx>
+          <w:tblBorders>
+            <w:top w:val="single" w:color="000000" w:sz="6" w:space="0"/>
+            <w:left w:val="single" w:color="000000" w:sz="6" w:space="0"/>
+            <w:bottom w:val="single" w:color="000000" w:sz="6" w:space="0"/>
+            <w:right w:val="single" w:color="000000" w:sz="6" w:space="0"/>
+            <w:insideH w:val="single" w:color="000000" w:sz="6" w:space="0"/>
+            <w:insideV w:val="single" w:color="000000" w:sz="6" w:space="0"/>
+          </w:tblBorders>
+          <w:tblCellMar>
+            <w:top w:w="0" w:type="dxa"/>
+            <w:left w:w="0" w:type="dxa"/>
+            <w:bottom w:w="0" w:type="dxa"/>
+            <w:right w:w="0" w:type="dxa"/>
+          </w:tblCellMar>
+        </w:tblPrEx>
+        <w:trPr>
+          <w:trHeight w:val="2422" w:hRule="atLeast"/>
+        </w:trPr>
+        <w:tc>
+          <w:tcPr>
+            <w:tcW w:w="2278" w:type="dxa"/>
+          </w:tcPr>
+          <w:p>
+            <w:pPr>
+              <w:spacing w:line="267" w:lineRule="auto"/>
+              <w:rPr>
+                <w:rFonts w:ascii="Arial"/>
+                <w:sz w:val="21"/>
+              </w:rPr>
+            </w:pPr>
+          </w:p>
+          <w:p>
+            <w:pPr>
+              <w:spacing w:line="267" w:lineRule="auto"/>
+              <w:rPr>
+                <w:rFonts w:ascii="Arial"/>
+                <w:sz w:val="21"/>
+              </w:rPr>
+            </w:pPr>
+          </w:p>
+          <w:p>
+            <w:pPr>
+              <w:spacing w:line="267" w:lineRule="auto"/>
+              <w:rPr>
+                <w:rFonts w:ascii="Arial"/>
+                <w:sz w:val="21"/>
+              </w:rPr>
+            </w:pPr>
+          </w:p>
+          <w:p>
+            <w:pPr>
+              <w:spacing w:line="267" w:lineRule="auto"/>
+              <w:rPr>
+                <w:rFonts w:ascii="Arial"/>
+                <w:sz w:val="21"/>
+              </w:rPr>
+            </w:pPr>
+          </w:p>
+          <w:p>
+            <w:pPr>
+              <w:pStyle w:val="27"/>
+              <w:spacing w:before="61" w:line="227" w:lineRule="auto"/>
+              <w:ind w:left="747"/>
+              <w:rPr>
+                <w:sz w:val="19"/>
+                <w:szCs w:val="19"/>
+              </w:rPr>
+            </w:pPr>
+            <w:r>
+              <w:rPr>
+                <w:spacing w:val="7"/>
+                <w:sz w:val="19"/>
+                <w:szCs w:val="19"/>
+              </w:rPr>
+              <w:t>服务内容</w:t>
+            </w:r>
+          </w:p>
+        </w:tc>
+        <w:tc>
+          <w:tcPr>
+            <w:tcW w:w="7845" w:type="dxa"/>
+          </w:tcPr>
+          <w:p>
+            <w:pPr>
+              <w:spacing w:line="330" w:lineRule="auto"/>
+              <w:rPr>
+                <w:rFonts w:ascii="Arial"/>
+                <w:sz w:val="21"/>
+              </w:rPr>
+            </w:pPr>
+          </w:p>
+          <w:p>
+            <w:pPr>
+              <w:pStyle w:val="27"/>
+              <w:spacing w:before="62"/>
+              <w:ind w:left="45" w:right="390" w:firstLine="2"/>
+              <w:rPr>
+                <w:sz w:val="19"/>
+                <w:szCs w:val="19"/>
+              </w:rPr>
+            </w:pPr>
+            <w:r>
+              <w:rPr>
+                <w:spacing w:val="10"/>
+                <w:sz w:val="19"/>
+                <w:szCs w:val="19"/>
+              </w:rPr>
+              <w:t>通过对故障现象的查看、网络抓包分析、配置分析、路由表分</w:t>
+            </w:r>
+            <w:r>
+              <w:rPr>
+                <w:spacing w:val="9"/>
+                <w:sz w:val="19"/>
+                <w:szCs w:val="19"/>
+              </w:rPr>
+              <w:t>析等对故障进行定位；</w:t>
+            </w:r>
+            <w:r>
+              <w:rPr>
+                <w:spacing w:val="3"/>
+                <w:sz w:val="19"/>
+                <w:szCs w:val="19"/>
+              </w:rPr>
+              <w:t>查看并更新配置；</w:t>
+            </w:r>
+          </w:p>
+          <w:p>
+            <w:pPr>
+              <w:pStyle w:val="27"/>
+              <w:spacing w:before="1" w:line="227" w:lineRule="auto"/>
+              <w:ind w:left="45"/>
+              <w:rPr>
+                <w:sz w:val="19"/>
+                <w:szCs w:val="19"/>
+              </w:rPr>
+            </w:pPr>
+            <w:r>
+              <w:rPr>
+                <w:spacing w:val="-2"/>
+                <w:sz w:val="19"/>
+                <w:szCs w:val="19"/>
+              </w:rPr>
+              <w:t>备件更换；</w:t>
+            </w:r>
+          </w:p>
+          <w:p>
+            <w:pPr>
+              <w:pStyle w:val="27"/>
+              <w:spacing w:before="14"/>
+              <w:ind w:left="49" w:right="5833" w:firstLine="20"/>
+              <w:rPr>
+                <w:sz w:val="19"/>
+                <w:szCs w:val="19"/>
+              </w:rPr>
+            </w:pPr>
+            <w:r>
+              <w:rPr>
+                <w:spacing w:val="2"/>
+                <w:sz w:val="19"/>
+                <w:szCs w:val="19"/>
+              </w:rPr>
+              <w:t>中断、连通网络连接；关闭、启动端口；</w:t>
+            </w:r>
+          </w:p>
+          <w:p>
+            <w:pPr>
+              <w:pStyle w:val="27"/>
+              <w:spacing w:line="227" w:lineRule="auto"/>
+              <w:ind w:left="45"/>
+              <w:rPr>
+                <w:sz w:val="19"/>
+                <w:szCs w:val="19"/>
+              </w:rPr>
+            </w:pPr>
+            <w:r>
+              <w:rPr>
+                <w:spacing w:val="3"/>
+                <w:sz w:val="19"/>
+                <w:szCs w:val="19"/>
+              </w:rPr>
+              <w:t>停止、启动进程；</w:t>
+            </w:r>
+          </w:p>
+          <w:p>
+            <w:pPr>
+              <w:pStyle w:val="27"/>
+              <w:spacing w:before="13" w:line="227" w:lineRule="auto"/>
+              <w:ind w:left="46"/>
+              <w:rPr>
+                <w:sz w:val="19"/>
+                <w:szCs w:val="19"/>
+              </w:rPr>
+            </w:pPr>
+            <w:r>
+              <w:rPr>
+                <w:spacing w:val="8"/>
+                <w:sz w:val="19"/>
+                <w:szCs w:val="19"/>
+              </w:rPr>
+              <w:t>更换、更新或升级设备硬件或软件。</w:t>
+            </w:r>
+          </w:p>
+        </w:tc>
+      </w:tr>
+      <w:tr>
+        <w:tblPrEx>
+          <w:tblBorders>
+            <w:top w:val="single" w:color="000000" w:sz="6" w:space="0"/>
+            <w:left w:val="single" w:color="000000" w:sz="6" w:space="0"/>
+            <w:bottom w:val="single" w:color="000000" w:sz="6" w:space="0"/>
+            <w:right w:val="single" w:color="000000" w:sz="6" w:space="0"/>
+            <w:insideH w:val="single" w:color="000000" w:sz="6" w:space="0"/>
+            <w:insideV w:val="single" w:color="000000" w:sz="6" w:space="0"/>
+          </w:tblBorders>
+          <w:tblCellMar>
+            <w:top w:w="0" w:type="dxa"/>
+            <w:left w:w="0" w:type="dxa"/>
+            <w:bottom w:w="0" w:type="dxa"/>
+            <w:right w:w="0" w:type="dxa"/>
+          </w:tblCellMar>
+        </w:tblPrEx>
+        <w:trPr>
+          <w:trHeight w:val="390" w:hRule="atLeast"/>
+        </w:trPr>
+        <w:tc>
+          <w:tcPr>
+            <w:tcW w:w="2278" w:type="dxa"/>
+          </w:tcPr>
+          <w:p>
+            <w:pPr>
+              <w:pStyle w:val="27"/>
+              <w:spacing w:before="122" w:line="228" w:lineRule="auto"/>
+              <w:ind w:left="950"/>
+              <w:rPr>
+                <w:sz w:val="19"/>
+                <w:szCs w:val="19"/>
+              </w:rPr>
+            </w:pPr>
+            <w:r>
+              <w:rPr>
+                <w:spacing w:val="3"/>
+                <w:sz w:val="19"/>
+                <w:szCs w:val="19"/>
+              </w:rPr>
+              <w:t>频度</w:t>
+            </w:r>
+          </w:p>
+        </w:tc>
+        <w:tc>
+          <w:tcPr>
+            <w:tcW w:w="7845" w:type="dxa"/>
+          </w:tcPr>
+          <w:p>
+            <w:pPr>
+              <w:pStyle w:val="27"/>
+              <w:spacing w:before="123" w:line="227" w:lineRule="auto"/>
+              <w:ind w:left="43"/>
+              <w:rPr>
+                <w:sz w:val="19"/>
+                <w:szCs w:val="19"/>
+              </w:rPr>
+            </w:pPr>
+            <w:r>
+              <w:rPr>
+                <w:spacing w:val="3"/>
+                <w:sz w:val="19"/>
+                <w:szCs w:val="19"/>
+              </w:rPr>
+              <w:t>按需</w:t>
+            </w:r>
+          </w:p>
+        </w:tc>
+      </w:tr>
+      <w:tr>
+        <w:tblPrEx>
+          <w:tblBorders>
+            <w:top w:val="single" w:color="000000" w:sz="6" w:space="0"/>
+            <w:left w:val="single" w:color="000000" w:sz="6" w:space="0"/>
+            <w:bottom w:val="single" w:color="000000" w:sz="6" w:space="0"/>
+            <w:right w:val="single" w:color="000000" w:sz="6" w:space="0"/>
+            <w:insideH w:val="single" w:color="000000" w:sz="6" w:space="0"/>
+            <w:insideV w:val="single" w:color="000000" w:sz="6" w:space="0"/>
+          </w:tblBorders>
+          <w:tblCellMar>
+            <w:top w:w="0" w:type="dxa"/>
+            <w:left w:w="0" w:type="dxa"/>
+            <w:bottom w:w="0" w:type="dxa"/>
+            <w:right w:w="0" w:type="dxa"/>
+          </w:tblCellMar>
+        </w:tblPrEx>
+        <w:trPr>
+          <w:trHeight w:val="404" w:hRule="atLeast"/>
+        </w:trPr>
+        <w:tc>
+          <w:tcPr>
+            <w:tcW w:w="2278" w:type="dxa"/>
+          </w:tcPr>
+          <w:p>
+            <w:pPr>
+              <w:pStyle w:val="27"/>
+              <w:spacing w:before="130" w:line="227" w:lineRule="auto"/>
+              <w:ind w:left="747"/>
+              <w:rPr>
+                <w:sz w:val="19"/>
+                <w:szCs w:val="19"/>
+              </w:rPr>
+            </w:pPr>
+            <w:r>
+              <w:rPr>
+                <w:spacing w:val="7"/>
+                <w:sz w:val="19"/>
+                <w:szCs w:val="19"/>
+              </w:rPr>
+              <w:t>服务时间</w:t>
+            </w:r>
+          </w:p>
+        </w:tc>
+        <w:tc>
+          <w:tcPr>
+            <w:tcW w:w="7845" w:type="dxa"/>
+          </w:tcPr>
+          <w:p>
+            <w:pPr>
+              <w:pStyle w:val="27"/>
+              <w:spacing w:before="130" w:line="236" w:lineRule="auto"/>
+              <w:ind w:left="41"/>
+              <w:rPr>
+                <w:sz w:val="19"/>
+                <w:szCs w:val="19"/>
+              </w:rPr>
+            </w:pPr>
+            <w:r>
+              <w:rPr>
+                <w:spacing w:val="5"/>
+                <w:sz w:val="19"/>
+                <w:szCs w:val="19"/>
+              </w:rPr>
+              <w:t>5x8、7x8、7x24</w:t>
+            </w:r>
+          </w:p>
+        </w:tc>
+      </w:tr>
+      <w:tr>
+        <w:tblPrEx>
+          <w:tblBorders>
+            <w:top w:val="single" w:color="000000" w:sz="6" w:space="0"/>
+            <w:left w:val="single" w:color="000000" w:sz="6" w:space="0"/>
+            <w:bottom w:val="single" w:color="000000" w:sz="6" w:space="0"/>
+            <w:right w:val="single" w:color="000000" w:sz="6" w:space="0"/>
+            <w:insideH w:val="single" w:color="000000" w:sz="6" w:space="0"/>
+            <w:insideV w:val="single" w:color="000000" w:sz="6" w:space="0"/>
+          </w:tblBorders>
+          <w:tblCellMar>
+            <w:top w:w="0" w:type="dxa"/>
+            <w:left w:w="0" w:type="dxa"/>
+            <w:bottom w:w="0" w:type="dxa"/>
+            <w:right w:w="0" w:type="dxa"/>
+          </w:tblCellMar>
+        </w:tblPrEx>
+        <w:trPr>
+          <w:trHeight w:val="390" w:hRule="atLeast"/>
+        </w:trPr>
+        <w:tc>
+          <w:tcPr>
+            <w:tcW w:w="2278" w:type="dxa"/>
+          </w:tcPr>
+          <w:p>
+            <w:pPr>
+              <w:pStyle w:val="27"/>
+              <w:spacing w:before="124" w:line="228" w:lineRule="auto"/>
+              <w:ind w:left="752"/>
+              <w:rPr>
+                <w:sz w:val="19"/>
+                <w:szCs w:val="19"/>
+              </w:rPr>
+            </w:pPr>
+            <w:r>
+              <w:rPr>
+                <w:spacing w:val="6"/>
+                <w:sz w:val="19"/>
+                <w:szCs w:val="19"/>
+              </w:rPr>
+              <w:t>交付方式</w:t>
+            </w:r>
+          </w:p>
+        </w:tc>
+        <w:tc>
+          <w:tcPr>
+            <w:tcW w:w="7845" w:type="dxa"/>
+          </w:tcPr>
+          <w:p>
+            <w:pPr>
+              <w:pStyle w:val="27"/>
+              <w:spacing w:before="124" w:line="228" w:lineRule="auto"/>
+              <w:ind w:left="43"/>
+              <w:rPr>
+                <w:sz w:val="19"/>
+                <w:szCs w:val="19"/>
+              </w:rPr>
+            </w:pPr>
+            <w:r>
+              <w:rPr>
+                <w:spacing w:val="7"/>
+                <w:sz w:val="19"/>
+                <w:szCs w:val="19"/>
+              </w:rPr>
+              <w:t>现场/远程</w:t>
+            </w:r>
+          </w:p>
+        </w:tc>
+      </w:tr>
+      <w:tr>
+        <w:tblPrEx>
+          <w:tblBorders>
+            <w:top w:val="single" w:color="000000" w:sz="6" w:space="0"/>
+            <w:left w:val="single" w:color="000000" w:sz="6" w:space="0"/>
+            <w:bottom w:val="single" w:color="000000" w:sz="6" w:space="0"/>
+            <w:right w:val="single" w:color="000000" w:sz="6" w:space="0"/>
+            <w:insideH w:val="single" w:color="000000" w:sz="6" w:space="0"/>
+            <w:insideV w:val="single" w:color="000000" w:sz="6" w:space="0"/>
+          </w:tblBorders>
+          <w:tblCellMar>
+            <w:top w:w="0" w:type="dxa"/>
+            <w:left w:w="0" w:type="dxa"/>
+            <w:bottom w:w="0" w:type="dxa"/>
+            <w:right w:w="0" w:type="dxa"/>
+          </w:tblCellMar>
+        </w:tblPrEx>
+        <w:trPr>
+          <w:trHeight w:val="408" w:hRule="atLeast"/>
+        </w:trPr>
+        <w:tc>
+          <w:tcPr>
+            <w:tcW w:w="2278" w:type="dxa"/>
+          </w:tcPr>
+          <w:p>
+            <w:pPr>
+              <w:pStyle w:val="27"/>
+              <w:spacing w:before="125" w:line="227" w:lineRule="auto"/>
+              <w:ind w:left="752"/>
+              <w:rPr>
+                <w:sz w:val="19"/>
+                <w:szCs w:val="19"/>
+              </w:rPr>
+            </w:pPr>
+            <w:r>
+              <w:rPr>
+                <w:spacing w:val="6"/>
+                <w:sz w:val="19"/>
+                <w:szCs w:val="19"/>
+              </w:rPr>
+              <w:t>交付成果</w:t>
+            </w:r>
+          </w:p>
+        </w:tc>
+        <w:tc>
+          <w:tcPr>
+            <w:tcW w:w="7845" w:type="dxa"/>
+          </w:tcPr>
+          <w:p>
+            <w:pPr>
+              <w:pStyle w:val="27"/>
+              <w:spacing w:before="124" w:line="226" w:lineRule="auto"/>
+              <w:ind w:left="43"/>
+              <w:rPr>
+                <w:sz w:val="19"/>
+                <w:szCs w:val="19"/>
+              </w:rPr>
+            </w:pPr>
+            <w:r>
+              <w:rPr>
+                <w:spacing w:val="9"/>
+                <w:sz w:val="19"/>
+                <w:szCs w:val="19"/>
+              </w:rPr>
+              <w:t>《故障处理报告》、《运维服务单》</w:t>
+            </w:r>
+          </w:p>
+        </w:tc>
+      </w:tr>
+    </w:tbl>
     <w:p>
       <w:pPr>
-        <w:spacing w:before="92"/>
+        <w:pStyle w:val="12"/>
       </w:pPr>
+    </w:p>
+    <w:p>
+      <w:pPr>
+        <w:sectPr>
+          <w:pgSz w:w="11907" w:h="16839"/>
+          <w:pgMar w:top="1431" w:right="688" w:bottom="0" w:left="1079" w:header="0" w:footer="0" w:gutter="0"/>
+          <w:cols w:space="720" w:num="1"/>
+        </w:sectPr>
+      </w:pPr>
+    </w:p>
+    <w:p>
+      <w:pPr>
+        <w:spacing w:before="71" w:line="216" w:lineRule="auto"/>
+        <w:ind w:left="3695"/>
+        <w:outlineLvl w:val="0"/>
+        <w:rPr>
+          <w:rFonts w:ascii="仿宋" w:hAnsi="仿宋" w:eastAsia="仿宋" w:cs="仿宋"/>
+          <w:sz w:val="36"/>
+          <w:szCs w:val="36"/>
+        </w:rPr>
+      </w:pPr>
+      <w:r>
+        <w:rPr>
+          <w:rFonts w:ascii="仿宋" w:hAnsi="仿宋" w:eastAsia="仿宋" w:cs="仿宋"/>
+          <w:spacing w:val="-7"/>
+          <w:sz w:val="36"/>
+          <w:szCs w:val="36"/>
+        </w:rPr>
+        <w:t>网络调研评估服务</w:t>
+      </w:r>
     </w:p>
     <w:tbl>
       <w:tblPr>
@@ -5343,7 +6285,7 @@
           <w:p>
             <w:pPr>
               <w:pStyle w:val="27"/>
-              <w:spacing w:before="113" w:line="226" w:lineRule="auto"/>
+              <w:spacing w:before="113" w:line="225" w:lineRule="auto"/>
               <w:ind w:left="39"/>
               <w:rPr>
                 <w:sz w:val="19"/>
@@ -5356,7 +6298,7 @@
                 <w:sz w:val="19"/>
                 <w:szCs w:val="19"/>
               </w:rPr>
-              <w:t>04020102网络响应支持服务</w:t>
+              <w:t>04020103网络调研评估服务</w:t>
             </w:r>
           </w:p>
         </w:tc>
@@ -5379,7 +6321,7 @@
           </w:tblCellMar>
         </w:tblPrEx>
         <w:trPr>
-          <w:trHeight w:val="663" w:hRule="atLeast"/>
+          <w:trHeight w:val="1027" w:hRule="atLeast"/>
         </w:trPr>
         <w:tc>
           <w:tcPr>
@@ -5387,8 +6329,17 @@
           </w:tcPr>
           <w:p>
             <w:pPr>
-              <w:pStyle w:val="27"/>
-              <w:spacing w:before="250" w:line="226" w:lineRule="auto"/>
+              <w:spacing w:line="369" w:lineRule="auto"/>
+              <w:rPr>
+                <w:rFonts w:ascii="Arial"/>
+                <w:sz w:val="21"/>
+              </w:rPr>
+            </w:pPr>
+          </w:p>
+          <w:p>
+            <w:pPr>
+              <w:pStyle w:val="27"/>
+              <w:spacing w:before="61" w:line="226" w:lineRule="auto"/>
               <w:ind w:left="747"/>
               <w:rPr>
                 <w:sz w:val="19"/>
@@ -5412,28 +6363,45 @@
           <w:p>
             <w:pPr>
               <w:pStyle w:val="27"/>
-              <w:spacing w:before="126"/>
-              <w:ind w:left="44" w:right="140" w:hanging="1"/>
-              <w:rPr>
-                <w:sz w:val="19"/>
-                <w:szCs w:val="19"/>
-              </w:rPr>
-            </w:pPr>
+              <w:spacing w:before="187"/>
+              <w:ind w:left="43" w:right="140"/>
+              <w:jc w:val="both"/>
+              <w:rPr>
+                <w:sz w:val="19"/>
+                <w:szCs w:val="19"/>
+              </w:rPr>
+            </w:pPr>
+            <w:r>
+              <w:rPr>
+                <w:spacing w:val="10"/>
+                <w:sz w:val="19"/>
+                <w:szCs w:val="19"/>
+              </w:rPr>
+              <w:t>评估客户当前信息网络设施的运行情况并进行分析，根据评估分析情况制定评估</w:t>
+            </w:r>
+            <w:r>
+              <w:rPr>
+                <w:spacing w:val="9"/>
+                <w:sz w:val="19"/>
+                <w:szCs w:val="19"/>
+              </w:rPr>
+              <w:t>报告，</w:t>
+            </w:r>
             <w:r>
               <w:rPr>
                 <w:spacing w:val="11"/>
                 <w:sz w:val="19"/>
                 <w:szCs w:val="19"/>
               </w:rPr>
-              <w:t>针对网络设备的硬件故障引起的业务中断或效率下降无法满足正常运行要求，为客户提</w:t>
-            </w:r>
-            <w:r>
-              <w:rPr>
-                <w:spacing w:val="10"/>
-                <w:sz w:val="19"/>
-                <w:szCs w:val="19"/>
-              </w:rPr>
-              <w:t>供远程支持服务、现场支持服务、备件保障服务来保证用户业务系统正常运行。</w:t>
+              <w:t>给出客户信息网络承载能力、负载情况、冗余能力、设备健康状况等方面的建议，供客</w:t>
+            </w:r>
+            <w:r>
+              <w:rPr>
+                <w:spacing w:val="9"/>
+                <w:sz w:val="19"/>
+                <w:szCs w:val="19"/>
+              </w:rPr>
+              <w:t>户了解信息网络当前状况，为网络投入决策提供参考。</w:t>
             </w:r>
           </w:p>
         </w:tc>
@@ -5456,7 +6424,7 @@
           </w:tblCellMar>
         </w:tblPrEx>
         <w:trPr>
-          <w:trHeight w:val="680" w:hRule="atLeast"/>
+          <w:trHeight w:val="565" w:hRule="atLeast"/>
         </w:trPr>
         <w:tc>
           <w:tcPr>
@@ -5465,7 +6433,7 @@
           <w:p>
             <w:pPr>
               <w:pStyle w:val="27"/>
-              <w:spacing w:before="259" w:line="227" w:lineRule="auto"/>
+              <w:spacing w:before="202" w:line="227" w:lineRule="auto"/>
               <w:ind w:left="494"/>
               <w:rPr>
                 <w:sz w:val="19"/>
@@ -5489,7 +6457,7 @@
           <w:p>
             <w:pPr>
               <w:pStyle w:val="27"/>
-              <w:spacing w:before="136"/>
+              <w:spacing w:before="79" w:line="231" w:lineRule="auto"/>
               <w:ind w:left="46" w:right="342" w:firstLine="1"/>
               <w:rPr>
                 <w:sz w:val="19"/>
@@ -5544,7 +6512,7 @@
           <w:p>
             <w:pPr>
               <w:pStyle w:val="27"/>
-              <w:spacing w:before="106" w:line="227" w:lineRule="auto"/>
+              <w:spacing w:before="107" w:line="227" w:lineRule="auto"/>
               <w:ind w:left="4661"/>
               <w:rPr>
                 <w:sz w:val="19"/>
@@ -5583,7 +6551,7 @@
           </w:tblCellMar>
         </w:tblPrEx>
         <w:trPr>
-          <w:trHeight w:val="720" w:hRule="atLeast"/>
+          <w:trHeight w:val="757" w:hRule="atLeast"/>
         </w:trPr>
         <w:tc>
           <w:tcPr>
@@ -5592,7 +6560,7 @@
           <w:p>
             <w:pPr>
               <w:pStyle w:val="27"/>
-              <w:spacing w:before="282" w:line="227" w:lineRule="auto"/>
+              <w:spacing w:before="300" w:line="227" w:lineRule="auto"/>
               <w:ind w:left="747"/>
               <w:rPr>
                 <w:sz w:val="19"/>
@@ -5616,7 +6584,7 @@
           <w:p>
             <w:pPr>
               <w:pStyle w:val="27"/>
-              <w:spacing w:before="158" w:line="247" w:lineRule="auto"/>
+              <w:spacing w:before="178" w:line="247" w:lineRule="auto"/>
               <w:ind w:left="65" w:right="48" w:hanging="29"/>
               <w:rPr>
                 <w:sz w:val="19"/>
@@ -5705,7 +6673,7 @@
           </w:tblCellMar>
         </w:tblPrEx>
         <w:trPr>
-          <w:trHeight w:val="2422" w:hRule="atLeast"/>
+          <w:trHeight w:val="2827" w:hRule="atLeast"/>
         </w:trPr>
         <w:tc>
           <w:tcPr>
@@ -5713,7 +6681,7 @@
           </w:tcPr>
           <w:p>
             <w:pPr>
-              <w:spacing w:line="267" w:lineRule="auto"/>
+              <w:spacing w:line="253" w:lineRule="auto"/>
               <w:rPr>
                 <w:rFonts w:ascii="Arial"/>
                 <w:sz w:val="21"/>
@@ -5722,7 +6690,7 @@
           </w:p>
           <w:p>
             <w:pPr>
-              <w:spacing w:line="267" w:lineRule="auto"/>
+              <w:spacing w:line="253" w:lineRule="auto"/>
               <w:rPr>
                 <w:rFonts w:ascii="Arial"/>
                 <w:sz w:val="21"/>
@@ -5731,7 +6699,7 @@
           </w:p>
           <w:p>
             <w:pPr>
-              <w:spacing w:line="267" w:lineRule="auto"/>
+              <w:spacing w:line="254" w:lineRule="auto"/>
               <w:rPr>
                 <w:rFonts w:ascii="Arial"/>
                 <w:sz w:val="21"/>
@@ -5740,7 +6708,7 @@
           </w:p>
           <w:p>
             <w:pPr>
-              <w:spacing w:line="267" w:lineRule="auto"/>
+              <w:spacing w:line="254" w:lineRule="auto"/>
               <w:rPr>
                 <w:rFonts w:ascii="Arial"/>
                 <w:sz w:val="21"/>
@@ -5749,31 +6717,7 @@
           </w:p>
           <w:p>
             <w:pPr>
-              <w:pStyle w:val="27"/>
-              <w:spacing w:before="61" w:line="227" w:lineRule="auto"/>
-              <w:ind w:left="747"/>
-              <w:rPr>
-                <w:sz w:val="19"/>
-                <w:szCs w:val="19"/>
-              </w:rPr>
-            </w:pPr>
-            <w:r>
-              <w:rPr>
-                <w:spacing w:val="7"/>
-                <w:sz w:val="19"/>
-                <w:szCs w:val="19"/>
-              </w:rPr>
-              <w:t>服务内容</w:t>
-            </w:r>
-          </w:p>
-        </w:tc>
-        <w:tc>
-          <w:tcPr>
-            <w:tcW w:w="7845" w:type="dxa"/>
-          </w:tcPr>
-          <w:p>
-            <w:pPr>
-              <w:spacing w:line="330" w:lineRule="auto"/>
+              <w:spacing w:line="254" w:lineRule="auto"/>
               <w:rPr>
                 <w:rFonts w:ascii="Arial"/>
                 <w:sz w:val="21"/>
@@ -5783,81 +6727,144 @@
           <w:p>
             <w:pPr>
               <w:pStyle w:val="27"/>
-              <w:spacing w:before="62"/>
-              <w:ind w:left="45" w:right="390" w:firstLine="2"/>
-              <w:rPr>
-                <w:sz w:val="19"/>
-                <w:szCs w:val="19"/>
-              </w:rPr>
-            </w:pPr>
-            <w:r>
-              <w:rPr>
-                <w:spacing w:val="10"/>
-                <w:sz w:val="19"/>
-                <w:szCs w:val="19"/>
-              </w:rPr>
-              <w:t>通过对故障现象的查看、网络抓包分析、配置分析、路由表分</w:t>
-            </w:r>
-            <w:r>
-              <w:rPr>
-                <w:spacing w:val="9"/>
-                <w:sz w:val="19"/>
-                <w:szCs w:val="19"/>
-              </w:rPr>
-              <w:t>析等对故障进行定位；</w:t>
-            </w:r>
+              <w:spacing w:before="62" w:line="227" w:lineRule="auto"/>
+              <w:ind w:left="747"/>
+              <w:rPr>
+                <w:sz w:val="19"/>
+                <w:szCs w:val="19"/>
+              </w:rPr>
+            </w:pPr>
+            <w:r>
+              <w:rPr>
+                <w:spacing w:val="7"/>
+                <w:sz w:val="19"/>
+                <w:szCs w:val="19"/>
+              </w:rPr>
+              <w:t>服务内容</w:t>
+            </w:r>
+          </w:p>
+        </w:tc>
+        <w:tc>
+          <w:tcPr>
+            <w:tcW w:w="7845" w:type="dxa"/>
+          </w:tcPr>
+          <w:p>
+            <w:pPr>
+              <w:spacing w:line="409" w:lineRule="auto"/>
+              <w:rPr>
+                <w:rFonts w:ascii="Arial"/>
+                <w:sz w:val="21"/>
+              </w:rPr>
+            </w:pPr>
+          </w:p>
+          <w:p>
+            <w:pPr>
+              <w:pStyle w:val="27"/>
+              <w:spacing w:before="62" w:line="225" w:lineRule="auto"/>
+              <w:ind w:left="65"/>
+              <w:rPr>
+                <w:sz w:val="19"/>
+                <w:szCs w:val="19"/>
+              </w:rPr>
+            </w:pPr>
             <w:r>
               <w:rPr>
                 <w:spacing w:val="3"/>
                 <w:sz w:val="19"/>
                 <w:szCs w:val="19"/>
               </w:rPr>
-              <w:t>查看并更新配置；</w:t>
-            </w:r>
-          </w:p>
-          <w:p>
-            <w:pPr>
-              <w:pStyle w:val="27"/>
-              <w:spacing w:before="1" w:line="227" w:lineRule="auto"/>
-              <w:ind w:left="45"/>
-              <w:rPr>
-                <w:sz w:val="19"/>
-                <w:szCs w:val="19"/>
-              </w:rPr>
-            </w:pPr>
-            <w:r>
-              <w:rPr>
-                <w:spacing w:val="-2"/>
-                <w:sz w:val="19"/>
-                <w:szCs w:val="19"/>
-              </w:rPr>
-              <w:t>备件更换；</w:t>
-            </w:r>
-          </w:p>
-          <w:p>
-            <w:pPr>
-              <w:pStyle w:val="27"/>
-              <w:spacing w:before="14"/>
-              <w:ind w:left="49" w:right="5833" w:firstLine="20"/>
-              <w:rPr>
-                <w:sz w:val="19"/>
-                <w:szCs w:val="19"/>
-              </w:rPr>
-            </w:pPr>
+              <w:t>网络设备健康状态评估；</w:t>
+            </w:r>
+          </w:p>
+          <w:p>
+            <w:pPr>
+              <w:pStyle w:val="27"/>
+              <w:spacing w:before="15"/>
+              <w:ind w:left="65" w:right="5632"/>
+              <w:rPr>
+                <w:sz w:val="19"/>
+                <w:szCs w:val="19"/>
+              </w:rPr>
+            </w:pPr>
+            <w:r>
+              <w:rPr>
+                <w:spacing w:val="3"/>
+                <w:sz w:val="19"/>
+                <w:szCs w:val="19"/>
+              </w:rPr>
+              <w:t>网络设备负载状态评估；</w:t>
+            </w:r>
             <w:r>
               <w:rPr>
                 <w:spacing w:val="2"/>
                 <w:sz w:val="19"/>
                 <w:szCs w:val="19"/>
               </w:rPr>
-              <w:t>中断、连通网络连接；关闭、启动端口；</w:t>
-            </w:r>
-          </w:p>
-          <w:p>
-            <w:pPr>
-              <w:pStyle w:val="27"/>
-              <w:spacing w:line="227" w:lineRule="auto"/>
-              <w:ind w:left="45"/>
+              <w:t>网络路由策略评估；</w:t>
+            </w:r>
+          </w:p>
+          <w:p>
+            <w:pPr>
+              <w:pStyle w:val="27"/>
+              <w:spacing w:before="1" w:line="225" w:lineRule="auto"/>
+              <w:ind w:left="65"/>
+              <w:rPr>
+                <w:sz w:val="19"/>
+                <w:szCs w:val="19"/>
+              </w:rPr>
+            </w:pPr>
+            <w:r>
+              <w:rPr>
+                <w:spacing w:val="-1"/>
+                <w:sz w:val="19"/>
+                <w:szCs w:val="19"/>
+              </w:rPr>
+              <w:t>网络效率评估；</w:t>
+            </w:r>
+          </w:p>
+          <w:p>
+            <w:pPr>
+              <w:pStyle w:val="27"/>
+              <w:spacing w:before="15" w:line="225" w:lineRule="auto"/>
+              <w:ind w:left="65"/>
+              <w:rPr>
+                <w:sz w:val="19"/>
+                <w:szCs w:val="19"/>
+              </w:rPr>
+            </w:pPr>
+            <w:r>
+              <w:rPr>
+                <w:spacing w:val="2"/>
+                <w:sz w:val="19"/>
+                <w:szCs w:val="19"/>
+              </w:rPr>
+              <w:t>网络冗余状态评估；</w:t>
+            </w:r>
+          </w:p>
+          <w:p>
+            <w:pPr>
+              <w:pStyle w:val="27"/>
+              <w:spacing w:before="15" w:line="225" w:lineRule="auto"/>
+              <w:ind w:left="65"/>
+              <w:rPr>
+                <w:sz w:val="19"/>
+                <w:szCs w:val="19"/>
+              </w:rPr>
+            </w:pPr>
+            <w:r>
+              <w:rPr>
+                <w:spacing w:val="2"/>
+                <w:sz w:val="19"/>
+                <w:szCs w:val="19"/>
+              </w:rPr>
+              <w:t>网络承载能力评估；</w:t>
+            </w:r>
+          </w:p>
+          <w:p>
+            <w:pPr>
+              <w:pStyle w:val="27"/>
+              <w:spacing w:before="15"/>
+              <w:ind w:left="45" w:right="5833" w:firstLine="20"/>
               <w:rPr>
                 <w:sz w:val="19"/>
                 <w:szCs w:val="19"/>
@@ -5869,26 +6876,15 @@
                 <w:sz w:val="19"/>
                 <w:szCs w:val="19"/>
               </w:rPr>
-              <w:t>停止、启动进程；</w:t>
-            </w:r>
-          </w:p>
-          <w:p>
-            <w:pPr>
-              <w:pStyle w:val="27"/>
-              <w:spacing w:before="13" w:line="227" w:lineRule="auto"/>
-              <w:ind w:left="46"/>
-              <w:rPr>
-                <w:sz w:val="19"/>
-                <w:szCs w:val="19"/>
-              </w:rPr>
-            </w:pPr>
-            <w:r>
-              <w:rPr>
-                <w:spacing w:val="8"/>
-                <w:sz w:val="19"/>
-                <w:szCs w:val="19"/>
-              </w:rPr>
-              <w:t>更换、更新或升级设备硬件或软件。</w:t>
+              <w:t>网络带宽利用率评估；</w:t>
+            </w:r>
+            <w:r>
+              <w:rPr>
+                <w:spacing w:val="2"/>
+                <w:sz w:val="19"/>
+                <w:szCs w:val="19"/>
+              </w:rPr>
+              <w:t>提交评估报告；</w:t>
             </w:r>
           </w:p>
         </w:tc>
@@ -5920,7 +6916,7 @@
           <w:p>
             <w:pPr>
               <w:pStyle w:val="27"/>
-              <w:spacing w:before="122" w:line="228" w:lineRule="auto"/>
+              <w:spacing w:before="123" w:line="228" w:lineRule="auto"/>
               <w:ind w:left="950"/>
               <w:rPr>
                 <w:sz w:val="19"/>
@@ -5958,75 +6954,6 @@
                 <w:szCs w:val="19"/>
               </w:rPr>
               <w:t>按需</w:t>
-            </w:r>
-          </w:p>
-        </w:tc>
-      </w:tr>
-      <w:tr>
-        <w:tblPrEx>
-          <w:tblBorders>
-            <w:top w:val="single" w:color="000000" w:sz="6" w:space="0"/>
-            <w:left w:val="single" w:color="000000" w:sz="6" w:space="0"/>
-            <w:bottom w:val="single" w:color="000000" w:sz="6" w:space="0"/>
-            <w:right w:val="single" w:color="000000" w:sz="6" w:space="0"/>
-            <w:insideH w:val="single" w:color="000000" w:sz="6" w:space="0"/>
-            <w:insideV w:val="single" w:color="000000" w:sz="6" w:space="0"/>
-          </w:tblBorders>
-          <w:tblCellMar>
-            <w:top w:w="0" w:type="dxa"/>
-            <w:left w:w="0" w:type="dxa"/>
-            <w:bottom w:w="0" w:type="dxa"/>
-            <w:right w:w="0" w:type="dxa"/>
-          </w:tblCellMar>
-        </w:tblPrEx>
-        <w:trPr>
-          <w:trHeight w:val="404" w:hRule="atLeast"/>
-        </w:trPr>
-        <w:tc>
-          <w:tcPr>
-            <w:tcW w:w="2278" w:type="dxa"/>
-          </w:tcPr>
-          <w:p>
-            <w:pPr>
-              <w:pStyle w:val="27"/>
-              <w:spacing w:before="130" w:line="227" w:lineRule="auto"/>
-              <w:ind w:left="747"/>
-              <w:rPr>
-                <w:sz w:val="19"/>
-                <w:szCs w:val="19"/>
-              </w:rPr>
-            </w:pPr>
-            <w:r>
-              <w:rPr>
-                <w:spacing w:val="7"/>
-                <w:sz w:val="19"/>
-                <w:szCs w:val="19"/>
-              </w:rPr>
-              <w:t>服务时间</w:t>
-            </w:r>
-          </w:p>
-        </w:tc>
-        <w:tc>
-          <w:tcPr>
-            <w:tcW w:w="7845" w:type="dxa"/>
-          </w:tcPr>
-          <w:p>
-            <w:pPr>
-              <w:pStyle w:val="27"/>
-              <w:spacing w:before="130" w:line="236" w:lineRule="auto"/>
-              <w:ind w:left="41"/>
-              <w:rPr>
-                <w:sz w:val="19"/>
-                <w:szCs w:val="19"/>
-              </w:rPr>
-            </w:pPr>
-            <w:r>
-              <w:rPr>
-                <w:spacing w:val="5"/>
-                <w:sz w:val="19"/>
-                <w:szCs w:val="19"/>
-              </w:rPr>
-              <w:t>5x8、7x8、7x24</w:t>
             </w:r>
           </w:p>
         </w:tc>
@@ -6058,6 +6985,90 @@
           <w:p>
             <w:pPr>
               <w:pStyle w:val="27"/>
+              <w:spacing w:before="123" w:line="227" w:lineRule="auto"/>
+              <w:ind w:left="747"/>
+              <w:rPr>
+                <w:sz w:val="19"/>
+                <w:szCs w:val="19"/>
+              </w:rPr>
+            </w:pPr>
+            <w:r>
+              <w:rPr>
+                <w:spacing w:val="7"/>
+                <w:sz w:val="19"/>
+                <w:szCs w:val="19"/>
+              </w:rPr>
+              <w:t>服务时间</w:t>
+            </w:r>
+          </w:p>
+        </w:tc>
+        <w:tc>
+          <w:tcPr>
+            <w:tcW w:w="7845" w:type="dxa"/>
+          </w:tcPr>
+          <w:p>
+            <w:pPr>
+              <w:pStyle w:val="27"/>
+              <w:spacing w:before="124" w:line="228" w:lineRule="auto"/>
+              <w:ind w:left="43"/>
+              <w:rPr>
+                <w:sz w:val="19"/>
+                <w:szCs w:val="19"/>
+              </w:rPr>
+            </w:pPr>
+            <w:r>
+              <w:rPr>
+                <w:spacing w:val="11"/>
+                <w:sz w:val="19"/>
+                <w:szCs w:val="19"/>
+              </w:rPr>
+              <w:t>按照</w:t>
+            </w:r>
+            <w:r>
+              <w:rPr>
+                <w:sz w:val="19"/>
+                <w:szCs w:val="19"/>
+              </w:rPr>
+              <w:t>SLA</w:t>
+            </w:r>
+            <w:r>
+              <w:rPr>
+                <w:spacing w:val="11"/>
+                <w:sz w:val="19"/>
+                <w:szCs w:val="19"/>
+              </w:rPr>
+              <w:t>约定</w:t>
+            </w:r>
+          </w:p>
+        </w:tc>
+      </w:tr>
+      <w:tr>
+        <w:tblPrEx>
+          <w:tblBorders>
+            <w:top w:val="single" w:color="000000" w:sz="6" w:space="0"/>
+            <w:left w:val="single" w:color="000000" w:sz="6" w:space="0"/>
+            <w:bottom w:val="single" w:color="000000" w:sz="6" w:space="0"/>
+            <w:right w:val="single" w:color="000000" w:sz="6" w:space="0"/>
+            <w:insideH w:val="single" w:color="000000" w:sz="6" w:space="0"/>
+            <w:insideV w:val="single" w:color="000000" w:sz="6" w:space="0"/>
+          </w:tblBorders>
+          <w:tblCellMar>
+            <w:top w:w="0" w:type="dxa"/>
+            <w:left w:w="0" w:type="dxa"/>
+            <w:bottom w:w="0" w:type="dxa"/>
+            <w:right w:w="0" w:type="dxa"/>
+          </w:tblCellMar>
+        </w:tblPrEx>
+        <w:trPr>
+          <w:trHeight w:val="390" w:hRule="atLeast"/>
+        </w:trPr>
+        <w:tc>
+          <w:tcPr>
+            <w:tcW w:w="2278" w:type="dxa"/>
+          </w:tcPr>
+          <w:p>
+            <w:pPr>
+              <w:pStyle w:val="27"/>
               <w:spacing w:before="124" w:line="228" w:lineRule="auto"/>
               <w:ind w:left="752"/>
               <w:rPr>
@@ -6151,7 +7162,7 @@
           <w:p>
             <w:pPr>
               <w:pStyle w:val="27"/>
-              <w:spacing w:before="124" w:line="226" w:lineRule="auto"/>
+              <w:spacing w:before="124" w:line="225" w:lineRule="auto"/>
               <w:ind w:left="43"/>
               <w:rPr>
                 <w:sz w:val="19"/>
@@ -6160,11 +7171,11 @@
             </w:pPr>
             <w:r>
               <w:rPr>
-                <w:spacing w:val="9"/>
-                <w:sz w:val="19"/>
-                <w:szCs w:val="19"/>
-              </w:rPr>
-              <w:t>《故障处理报告》、《运维服务单》</w:t>
+                <w:spacing w:val="8"/>
+                <w:sz w:val="19"/>
+                <w:szCs w:val="19"/>
+              </w:rPr>
+              <w:t>《调研评估报告》</w:t>
             </w:r>
           </w:p>
         </w:tc>
@@ -6186,7 +7197,7 @@
     </w:p>
     <w:p>
       <w:pPr>
-        <w:spacing w:before="71" w:line="216" w:lineRule="auto"/>
+        <w:spacing w:before="72" w:line="217" w:lineRule="auto"/>
         <w:ind w:left="3695"/>
         <w:outlineLvl w:val="0"/>
         <w:rPr>
@@ -6202,13 +7213,8 @@
           <w:sz w:val="36"/>
           <w:szCs w:val="36"/>
         </w:rPr>
-        <w:t>网络调研评估服务</w:t>
+        <w:t>网络优化改善服务</w:t>
       </w:r>
-    </w:p>
-    <w:p>
-      <w:pPr>
-        <w:spacing w:before="76"/>
-      </w:pPr>
     </w:p>
     <w:tbl>
       <w:tblPr>
@@ -6543,7 +7549,7 @@
           <w:p>
             <w:pPr>
               <w:pStyle w:val="27"/>
-              <w:spacing w:before="113" w:line="225" w:lineRule="auto"/>
+              <w:spacing w:before="113" w:line="226" w:lineRule="auto"/>
               <w:ind w:left="39"/>
               <w:rPr>
                 <w:sz w:val="19"/>
@@ -6556,7 +7562,7 @@
                 <w:sz w:val="19"/>
                 <w:szCs w:val="19"/>
               </w:rPr>
-              <w:t>04020103网络调研评估服务</w:t>
+              <w:t>04020104网络优化改善服务</w:t>
             </w:r>
           </w:p>
         </w:tc>
@@ -6579,7 +7585,7 @@
           </w:tblCellMar>
         </w:tblPrEx>
         <w:trPr>
-          <w:trHeight w:val="1027" w:hRule="atLeast"/>
+          <w:trHeight w:val="838" w:hRule="atLeast"/>
         </w:trPr>
         <w:tc>
           <w:tcPr>
@@ -6587,7 +7593,7 @@
           </w:tcPr>
           <w:p>
             <w:pPr>
-              <w:spacing w:line="369" w:lineRule="auto"/>
+              <w:spacing w:line="273" w:lineRule="auto"/>
               <w:rPr>
                 <w:rFonts w:ascii="Arial"/>
                 <w:sz w:val="21"/>
@@ -6597,7 +7603,7 @@
           <w:p>
             <w:pPr>
               <w:pStyle w:val="27"/>
-              <w:spacing w:before="61" w:line="226" w:lineRule="auto"/>
+              <w:spacing w:before="62" w:line="226" w:lineRule="auto"/>
               <w:ind w:left="747"/>
               <w:rPr>
                 <w:sz w:val="19"/>
@@ -6621,7 +7627,7 @@
           <w:p>
             <w:pPr>
               <w:pStyle w:val="27"/>
-              <w:spacing w:before="187"/>
+              <w:spacing w:before="90" w:line="239" w:lineRule="auto"/>
               <w:ind w:left="43" w:right="140"/>
               <w:jc w:val="both"/>
               <w:rPr>
@@ -6631,35 +7637,19 @@
             </w:pPr>
             <w:r>
               <w:rPr>
-                <w:spacing w:val="10"/>
-                <w:sz w:val="19"/>
-                <w:szCs w:val="19"/>
-              </w:rPr>
-              <w:t>评估客户当前信息网络设施的运行情况并进行分析，根据评估分析情况制定评估</w:t>
-            </w:r>
-            <w:r>
-              <w:rPr>
-                <w:spacing w:val="9"/>
-                <w:sz w:val="19"/>
-                <w:szCs w:val="19"/>
-              </w:rPr>
-              <w:t>报告，</w:t>
-            </w:r>
-            <w:r>
-              <w:rPr>
                 <w:spacing w:val="11"/>
                 <w:sz w:val="19"/>
                 <w:szCs w:val="19"/>
               </w:rPr>
-              <w:t>给出客户信息网络承载能力、负载情况、冗余能力、设备健康状况等方面的建议，供客</w:t>
-            </w:r>
-            <w:r>
-              <w:rPr>
-                <w:spacing w:val="9"/>
-                <w:sz w:val="19"/>
-                <w:szCs w:val="19"/>
-              </w:rPr>
-              <w:t>户了解信息网络当前状况，为网络投入决策提供参考。</w:t>
+              <w:t>针对客户当前信息网络设施的运行情况，提出优化改善方案，对网络结构、配置等进行优化性调整或升级，优化改善操作需严格按照变更管理的流程实施，实施后需要进行效</w:t>
+            </w:r>
+            <w:r>
+              <w:rPr>
+                <w:spacing w:val="8"/>
+                <w:sz w:val="19"/>
+                <w:szCs w:val="19"/>
+              </w:rPr>
+              <w:t>果评估并提交优化改善报告。</w:t>
             </w:r>
           </w:p>
         </w:tc>
@@ -6682,7 +7672,7 @@
           </w:tblCellMar>
         </w:tblPrEx>
         <w:trPr>
-          <w:trHeight w:val="565" w:hRule="atLeast"/>
+          <w:trHeight w:val="622" w:hRule="atLeast"/>
         </w:trPr>
         <w:tc>
           <w:tcPr>
@@ -6691,7 +7681,7 @@
           <w:p>
             <w:pPr>
               <w:pStyle w:val="27"/>
-              <w:spacing w:before="202" w:line="227" w:lineRule="auto"/>
+              <w:spacing w:before="230" w:line="227" w:lineRule="auto"/>
               <w:ind w:left="494"/>
               <w:rPr>
                 <w:sz w:val="19"/>
@@ -6715,7 +7705,7 @@
           <w:p>
             <w:pPr>
               <w:pStyle w:val="27"/>
-              <w:spacing w:before="79" w:line="231" w:lineRule="auto"/>
+              <w:spacing w:before="107"/>
               <w:ind w:left="46" w:right="342" w:firstLine="1"/>
               <w:rPr>
                 <w:sz w:val="19"/>
@@ -6809,7 +7799,7 @@
           </w:tblCellMar>
         </w:tblPrEx>
         <w:trPr>
-          <w:trHeight w:val="757" w:hRule="atLeast"/>
+          <w:trHeight w:val="721" w:hRule="atLeast"/>
         </w:trPr>
         <w:tc>
           <w:tcPr>
@@ -6818,7 +7808,7 @@
           <w:p>
             <w:pPr>
               <w:pStyle w:val="27"/>
-              <w:spacing w:before="300" w:line="227" w:lineRule="auto"/>
+              <w:spacing w:before="283" w:line="227" w:lineRule="auto"/>
               <w:ind w:left="747"/>
               <w:rPr>
                 <w:sz w:val="19"/>
@@ -6842,7 +7832,7 @@
           <w:p>
             <w:pPr>
               <w:pStyle w:val="27"/>
-              <w:spacing w:before="178" w:line="247" w:lineRule="auto"/>
+              <w:spacing w:before="159" w:line="247" w:lineRule="auto"/>
               <w:ind w:left="65" w:right="48" w:hanging="29"/>
               <w:rPr>
                 <w:sz w:val="19"/>
@@ -6931,7 +7921,7 @@
           </w:tblCellMar>
         </w:tblPrEx>
         <w:trPr>
-          <w:trHeight w:val="2827" w:hRule="atLeast"/>
+          <w:trHeight w:val="2741" w:hRule="atLeast"/>
         </w:trPr>
         <w:tc>
           <w:tcPr>
@@ -6939,7 +7929,7 @@
           </w:tcPr>
           <w:p>
             <w:pPr>
-              <w:spacing w:line="253" w:lineRule="auto"/>
+              <w:spacing w:line="245" w:lineRule="auto"/>
               <w:rPr>
                 <w:rFonts w:ascii="Arial"/>
                 <w:sz w:val="21"/>
@@ -6948,7 +7938,7 @@
           </w:p>
           <w:p>
             <w:pPr>
-              <w:spacing w:line="253" w:lineRule="auto"/>
+              <w:spacing w:line="245" w:lineRule="auto"/>
               <w:rPr>
                 <w:rFonts w:ascii="Arial"/>
                 <w:sz w:val="21"/>
@@ -6957,7 +7947,7 @@
           </w:p>
           <w:p>
             <w:pPr>
-              <w:spacing w:line="254" w:lineRule="auto"/>
+              <w:spacing w:line="245" w:lineRule="auto"/>
               <w:rPr>
                 <w:rFonts w:ascii="Arial"/>
                 <w:sz w:val="21"/>
@@ -6966,7 +7956,7 @@
           </w:p>
           <w:p>
             <w:pPr>
-              <w:spacing w:line="254" w:lineRule="auto"/>
+              <w:spacing w:line="245" w:lineRule="auto"/>
               <w:rPr>
                 <w:rFonts w:ascii="Arial"/>
                 <w:sz w:val="21"/>
@@ -6975,7 +7965,7 @@
           </w:p>
           <w:p>
             <w:pPr>
-              <w:spacing w:line="254" w:lineRule="auto"/>
+              <w:spacing w:line="245" w:lineRule="auto"/>
               <w:rPr>
                 <w:rFonts w:ascii="Arial"/>
                 <w:sz w:val="21"/>
@@ -7008,7 +7998,7 @@
           </w:tcPr>
           <w:p>
             <w:pPr>
-              <w:spacing w:line="409" w:lineRule="auto"/>
+              <w:spacing w:line="366" w:lineRule="auto"/>
               <w:rPr>
                 <w:rFonts w:ascii="Arial"/>
                 <w:sz w:val="21"/>
@@ -7018,131 +8008,164 @@
           <w:p>
             <w:pPr>
               <w:pStyle w:val="27"/>
-              <w:spacing w:before="62" w:line="225" w:lineRule="auto"/>
-              <w:ind w:left="65"/>
-              <w:rPr>
-                <w:sz w:val="19"/>
-                <w:szCs w:val="19"/>
-              </w:rPr>
-            </w:pPr>
-            <w:r>
-              <w:rPr>
-                <w:spacing w:val="3"/>
-                <w:sz w:val="19"/>
-                <w:szCs w:val="19"/>
-              </w:rPr>
-              <w:t>网络设备健康状态评估；</w:t>
-            </w:r>
-          </w:p>
-          <w:p>
-            <w:pPr>
-              <w:pStyle w:val="27"/>
-              <w:spacing w:before="15"/>
-              <w:ind w:left="65" w:right="5632"/>
-              <w:rPr>
-                <w:sz w:val="19"/>
-                <w:szCs w:val="19"/>
-              </w:rPr>
-            </w:pPr>
-            <w:r>
-              <w:rPr>
-                <w:spacing w:val="3"/>
-                <w:sz w:val="19"/>
-                <w:szCs w:val="19"/>
-              </w:rPr>
-              <w:t>网络设备负载状态评估；</w:t>
-            </w:r>
-            <w:r>
-              <w:rPr>
-                <w:spacing w:val="2"/>
-                <w:sz w:val="19"/>
-                <w:szCs w:val="19"/>
-              </w:rPr>
-              <w:t>网络路由策略评估；</w:t>
-            </w:r>
-          </w:p>
-          <w:p>
-            <w:pPr>
-              <w:pStyle w:val="27"/>
-              <w:spacing w:before="1" w:line="225" w:lineRule="auto"/>
-              <w:ind w:left="65"/>
-              <w:rPr>
-                <w:sz w:val="19"/>
-                <w:szCs w:val="19"/>
-              </w:rPr>
-            </w:pPr>
-            <w:r>
-              <w:rPr>
-                <w:spacing w:val="-1"/>
-                <w:sz w:val="19"/>
-                <w:szCs w:val="19"/>
-              </w:rPr>
-              <w:t>网络效率评估；</w:t>
-            </w:r>
-          </w:p>
-          <w:p>
-            <w:pPr>
-              <w:pStyle w:val="27"/>
-              <w:spacing w:before="15" w:line="225" w:lineRule="auto"/>
-              <w:ind w:left="65"/>
-              <w:rPr>
-                <w:sz w:val="19"/>
-                <w:szCs w:val="19"/>
-              </w:rPr>
-            </w:pPr>
-            <w:r>
-              <w:rPr>
-                <w:spacing w:val="2"/>
-                <w:sz w:val="19"/>
-                <w:szCs w:val="19"/>
-              </w:rPr>
-              <w:t>网络冗余状态评估；</w:t>
-            </w:r>
-          </w:p>
-          <w:p>
-            <w:pPr>
-              <w:pStyle w:val="27"/>
-              <w:spacing w:before="15" w:line="225" w:lineRule="auto"/>
-              <w:ind w:left="65"/>
-              <w:rPr>
-                <w:sz w:val="19"/>
-                <w:szCs w:val="19"/>
-              </w:rPr>
-            </w:pPr>
-            <w:r>
-              <w:rPr>
-                <w:spacing w:val="2"/>
-                <w:sz w:val="19"/>
-                <w:szCs w:val="19"/>
-              </w:rPr>
-              <w:t>网络承载能力评估；</w:t>
-            </w:r>
-          </w:p>
-          <w:p>
-            <w:pPr>
-              <w:pStyle w:val="27"/>
-              <w:spacing w:before="15"/>
-              <w:ind w:left="45" w:right="5833" w:firstLine="20"/>
-              <w:rPr>
-                <w:sz w:val="19"/>
-                <w:szCs w:val="19"/>
-              </w:rPr>
-            </w:pPr>
-            <w:r>
-              <w:rPr>
-                <w:spacing w:val="3"/>
-                <w:sz w:val="19"/>
-                <w:szCs w:val="19"/>
-              </w:rPr>
-              <w:t>网络带宽利用率评估；</w:t>
-            </w:r>
-            <w:r>
-              <w:rPr>
-                <w:spacing w:val="2"/>
-                <w:sz w:val="19"/>
-                <w:szCs w:val="19"/>
-              </w:rPr>
-              <w:t>提交评估报告；</w:t>
+              <w:spacing w:before="62" w:line="227" w:lineRule="auto"/>
+              <w:ind w:left="42"/>
+              <w:rPr>
+                <w:sz w:val="19"/>
+                <w:szCs w:val="19"/>
+              </w:rPr>
+            </w:pPr>
+            <w:r>
+              <w:rPr>
+                <w:spacing w:val="10"/>
+                <w:sz w:val="19"/>
+                <w:szCs w:val="19"/>
+              </w:rPr>
+              <w:t>路由策略调整、设备或链路负载调整、安全策略调</w:t>
+            </w:r>
+            <w:r>
+              <w:rPr>
+                <w:spacing w:val="9"/>
+                <w:sz w:val="19"/>
+                <w:szCs w:val="19"/>
+              </w:rPr>
+              <w:t>整、路由条目冗余调整；</w:t>
+            </w:r>
+          </w:p>
+          <w:p>
+            <w:pPr>
+              <w:pStyle w:val="27"/>
+              <w:spacing w:before="13" w:line="227" w:lineRule="auto"/>
+              <w:ind w:left="44"/>
+              <w:rPr>
+                <w:sz w:val="19"/>
+                <w:szCs w:val="19"/>
+              </w:rPr>
+            </w:pPr>
+            <w:r>
+              <w:rPr>
+                <w:spacing w:val="-2"/>
+                <w:sz w:val="19"/>
+                <w:szCs w:val="19"/>
+              </w:rPr>
+              <w:t>软件升级；</w:t>
+            </w:r>
+          </w:p>
+          <w:p>
+            <w:pPr>
+              <w:pStyle w:val="27"/>
+              <w:spacing w:before="13" w:line="226" w:lineRule="auto"/>
+              <w:ind w:left="43"/>
+              <w:rPr>
+                <w:sz w:val="19"/>
+                <w:szCs w:val="19"/>
+              </w:rPr>
+            </w:pPr>
+            <w:r>
+              <w:rPr>
+                <w:spacing w:val="8"/>
+                <w:sz w:val="19"/>
+                <w:szCs w:val="19"/>
+              </w:rPr>
+              <w:t>整体网络架构变动；路由协议应用及部署调整；</w:t>
+            </w:r>
+          </w:p>
+          <w:p>
+            <w:pPr>
+              <w:pStyle w:val="27"/>
+              <w:spacing w:before="14" w:line="227" w:lineRule="auto"/>
+              <w:ind w:left="43"/>
+              <w:rPr>
+                <w:sz w:val="19"/>
+                <w:szCs w:val="19"/>
+              </w:rPr>
+            </w:pPr>
+            <w:r>
+              <w:rPr>
+                <w:spacing w:val="4"/>
+                <w:sz w:val="19"/>
+                <w:szCs w:val="19"/>
+              </w:rPr>
+              <w:t>新增设备配置调试；</w:t>
+            </w:r>
+          </w:p>
+          <w:p>
+            <w:pPr>
+              <w:pStyle w:val="27"/>
+              <w:spacing w:before="14"/>
+              <w:ind w:left="43" w:right="140" w:firstLine="3"/>
+              <w:rPr>
+                <w:sz w:val="19"/>
+                <w:szCs w:val="19"/>
+              </w:rPr>
+            </w:pPr>
+            <w:r>
+              <w:rPr>
+                <w:spacing w:val="11"/>
+                <w:sz w:val="19"/>
+                <w:szCs w:val="19"/>
+              </w:rPr>
+              <w:t>配置参数优化，例如关闭不必要的服务、打开缺省的增强功能、加快三层网络路由收敛</w:t>
+            </w:r>
+            <w:r>
+              <w:rPr>
+                <w:spacing w:val="8"/>
+                <w:sz w:val="19"/>
+                <w:szCs w:val="19"/>
+              </w:rPr>
+              <w:t>速度、加快二层网络生成树收敛速度等；</w:t>
+            </w:r>
+          </w:p>
+          <w:p>
+            <w:pPr>
+              <w:pStyle w:val="27"/>
+              <w:spacing w:line="226" w:lineRule="auto"/>
+              <w:ind w:left="46"/>
+              <w:rPr>
+                <w:sz w:val="19"/>
+                <w:szCs w:val="19"/>
+              </w:rPr>
+            </w:pPr>
+            <w:r>
+              <w:rPr>
+                <w:sz w:val="19"/>
+                <w:szCs w:val="19"/>
+              </w:rPr>
+              <w:t>安全优化，例如密码加密，</w:t>
+            </w:r>
+            <w:r>
+              <w:rPr>
+                <w:spacing w:val="59"/>
+                <w:sz w:val="19"/>
+                <w:szCs w:val="19"/>
+              </w:rPr>
+              <w:t xml:space="preserve"> </w:t>
+            </w:r>
+            <w:r>
+              <w:rPr>
+                <w:sz w:val="19"/>
+                <w:szCs w:val="19"/>
+              </w:rPr>
+              <w:t>TELNET控制等；</w:t>
+            </w:r>
+          </w:p>
+          <w:p>
+            <w:pPr>
+              <w:pStyle w:val="27"/>
+              <w:spacing w:before="14" w:line="225" w:lineRule="auto"/>
+              <w:ind w:left="45"/>
+              <w:rPr>
+                <w:sz w:val="19"/>
+                <w:szCs w:val="19"/>
+              </w:rPr>
+            </w:pPr>
+            <w:r>
+              <w:rPr>
+                <w:spacing w:val="7"/>
+                <w:sz w:val="19"/>
+                <w:szCs w:val="19"/>
+              </w:rPr>
+              <w:t>提高软件配置命令可读性。</w:t>
             </w:r>
           </w:p>
         </w:tc>
@@ -7174,7 +8197,7 @@
           <w:p>
             <w:pPr>
               <w:pStyle w:val="27"/>
-              <w:spacing w:before="123" w:line="228" w:lineRule="auto"/>
+              <w:spacing w:before="122" w:line="228" w:lineRule="auto"/>
               <w:ind w:left="950"/>
               <w:rPr>
                 <w:sz w:val="19"/>
@@ -7198,7 +8221,7 @@
           <w:p>
             <w:pPr>
               <w:pStyle w:val="27"/>
-              <w:spacing w:before="123" w:line="227" w:lineRule="auto"/>
+              <w:spacing w:before="122" w:line="227" w:lineRule="auto"/>
               <w:ind w:left="43"/>
               <w:rPr>
                 <w:sz w:val="19"/>
@@ -7267,7 +8290,7 @@
           <w:p>
             <w:pPr>
               <w:pStyle w:val="27"/>
-              <w:spacing w:before="124" w:line="228" w:lineRule="auto"/>
+              <w:spacing w:before="123" w:line="228" w:lineRule="auto"/>
               <w:ind w:left="43"/>
               <w:rPr>
                 <w:sz w:val="19"/>
@@ -7327,7 +8350,7 @@
           <w:p>
             <w:pPr>
               <w:pStyle w:val="27"/>
-              <w:spacing w:before="124" w:line="228" w:lineRule="auto"/>
+              <w:spacing w:before="123" w:line="228" w:lineRule="auto"/>
               <w:ind w:left="752"/>
               <w:rPr>
                 <w:sz w:val="19"/>
@@ -7351,7 +8374,7 @@
           <w:p>
             <w:pPr>
               <w:pStyle w:val="27"/>
-              <w:spacing w:before="124" w:line="228" w:lineRule="auto"/>
+              <w:spacing w:before="123" w:line="228" w:lineRule="auto"/>
               <w:ind w:left="43"/>
               <w:rPr>
                 <w:sz w:val="19"/>
@@ -7396,7 +8419,7 @@
           <w:p>
             <w:pPr>
               <w:pStyle w:val="27"/>
-              <w:spacing w:before="125" w:line="227" w:lineRule="auto"/>
+              <w:spacing w:before="124" w:line="227" w:lineRule="auto"/>
               <w:ind w:left="752"/>
               <w:rPr>
                 <w:sz w:val="19"/>
@@ -7420,7 +8443,7 @@
           <w:p>
             <w:pPr>
               <w:pStyle w:val="27"/>
-              <w:spacing w:before="124" w:line="225" w:lineRule="auto"/>
+              <w:spacing w:before="124" w:line="227" w:lineRule="auto"/>
               <w:ind w:left="43"/>
               <w:rPr>
                 <w:sz w:val="19"/>
@@ -7429,11 +8452,11 @@
             </w:pPr>
             <w:r>
               <w:rPr>
-                <w:spacing w:val="8"/>
-                <w:sz w:val="19"/>
-                <w:szCs w:val="19"/>
-              </w:rPr>
-              <w:t>《调研评估报告》</w:t>
+                <w:spacing w:val="9"/>
+                <w:sz w:val="19"/>
+                <w:szCs w:val="19"/>
+              </w:rPr>
+              <w:t>《优化改善方案》、《优化服务报告》</w:t>
             </w:r>
           </w:p>
         </w:tc>
@@ -7448,15 +8471,15 @@
       <w:pPr>
         <w:sectPr>
           <w:pgSz w:w="11907" w:h="16839"/>
-          <w:pgMar w:top="1431" w:right="688" w:bottom="0" w:left="1079" w:header="0" w:footer="0" w:gutter="0"/>
+          <w:pgMar w:top="1419" w:right="688" w:bottom="0" w:left="1079" w:header="0" w:footer="0" w:gutter="0"/>
           <w:cols w:space="720" w:num="1"/>
         </w:sectPr>
       </w:pPr>
     </w:p>
     <w:p>
       <w:pPr>
-        <w:spacing w:before="72" w:line="217" w:lineRule="auto"/>
-        <w:ind w:left="3695"/>
+        <w:spacing w:before="81" w:line="216" w:lineRule="auto"/>
+        <w:ind w:left="3475"/>
         <w:outlineLvl w:val="0"/>
         <w:rPr>
           <w:rFonts w:ascii="仿宋" w:hAnsi="仿宋" w:eastAsia="仿宋" w:cs="仿宋"/>
@@ -7467,17 +8490,12 @@
       <w:r>
         <w:rPr>
           <w:rFonts w:ascii="仿宋" w:hAnsi="仿宋" w:eastAsia="仿宋" w:cs="仿宋"/>
-          <w:spacing w:val="-7"/>
+          <w:spacing w:val="-3"/>
           <w:sz w:val="36"/>
           <w:szCs w:val="36"/>
         </w:rPr>
-        <w:t>网络优化改善服务</w:t>
+        <w:t>服务器例行操作服务</w:t>
       </w:r>
-    </w:p>
-    <w:p>
-      <w:pPr>
-        <w:spacing w:before="63"/>
-      </w:pPr>
     </w:p>
     <w:tbl>
       <w:tblPr>
@@ -7756,7 +8774,264 @@
                 <w:sz w:val="19"/>
                 <w:szCs w:val="19"/>
               </w:rPr>
-              <w:t>040201网络运维服务</w:t>
+              <w:t>040202主机运维服务</w:t>
+            </w:r>
+          </w:p>
+        </w:tc>
+      </w:tr>
+      <w:tr>
+        <w:tblPrEx>
+          <w:tblBorders>
+            <w:top w:val="single" w:color="000000" w:sz="6" w:space="0"/>
+            <w:left w:val="single" w:color="000000" w:sz="6" w:space="0"/>
+            <w:bottom w:val="single" w:color="000000" w:sz="6" w:space="0"/>
+            <w:right w:val="single" w:color="000000" w:sz="6" w:space="0"/>
+            <w:insideH w:val="single" w:color="000000" w:sz="6" w:space="0"/>
+            <w:insideV w:val="single" w:color="000000" w:sz="6" w:space="0"/>
+          </w:tblBorders>
+          <w:tblCellMar>
+            <w:top w:w="0" w:type="dxa"/>
+            <w:left w:w="0" w:type="dxa"/>
+            <w:bottom w:w="0" w:type="dxa"/>
+            <w:right w:w="0" w:type="dxa"/>
+          </w:tblCellMar>
+        </w:tblPrEx>
+        <w:trPr>
+          <w:trHeight w:val="391" w:hRule="atLeast"/>
+        </w:trPr>
+        <w:tc>
+          <w:tcPr>
+            <w:tcW w:w="2278" w:type="dxa"/>
+          </w:tcPr>
+          <w:p>
+            <w:pPr>
+              <w:pStyle w:val="27"/>
+              <w:spacing w:before="113" w:line="227" w:lineRule="auto"/>
+              <w:ind w:left="747"/>
+              <w:rPr>
+                <w:sz w:val="19"/>
+                <w:szCs w:val="19"/>
+              </w:rPr>
+            </w:pPr>
+            <w:r>
+              <w:rPr>
+                <w:spacing w:val="7"/>
+                <w:sz w:val="19"/>
+                <w:szCs w:val="19"/>
+              </w:rPr>
+              <w:t>服务子类</w:t>
+            </w:r>
+          </w:p>
+        </w:tc>
+        <w:tc>
+          <w:tcPr>
+            <w:tcW w:w="7845" w:type="dxa"/>
+          </w:tcPr>
+          <w:p>
+            <w:pPr>
+              <w:pStyle w:val="27"/>
+              <w:spacing w:before="113" w:line="225" w:lineRule="auto"/>
+              <w:ind w:left="39"/>
+              <w:rPr>
+                <w:sz w:val="19"/>
+                <w:szCs w:val="19"/>
+              </w:rPr>
+            </w:pPr>
+            <w:r>
+              <w:rPr>
+                <w:spacing w:val="8"/>
+                <w:sz w:val="19"/>
+                <w:szCs w:val="19"/>
+              </w:rPr>
+              <w:t>04020201服务器例行操作服务</w:t>
+            </w:r>
+          </w:p>
+        </w:tc>
+      </w:tr>
+      <w:tr>
+        <w:tblPrEx>
+          <w:tblBorders>
+            <w:top w:val="single" w:color="000000" w:sz="6" w:space="0"/>
+            <w:left w:val="single" w:color="000000" w:sz="6" w:space="0"/>
+            <w:bottom w:val="single" w:color="000000" w:sz="6" w:space="0"/>
+            <w:right w:val="single" w:color="000000" w:sz="6" w:space="0"/>
+            <w:insideH w:val="single" w:color="000000" w:sz="6" w:space="0"/>
+            <w:insideV w:val="single" w:color="000000" w:sz="6" w:space="0"/>
+          </w:tblBorders>
+          <w:tblCellMar>
+            <w:top w:w="0" w:type="dxa"/>
+            <w:left w:w="0" w:type="dxa"/>
+            <w:bottom w:w="0" w:type="dxa"/>
+            <w:right w:w="0" w:type="dxa"/>
+          </w:tblCellMar>
+        </w:tblPrEx>
+        <w:trPr>
+          <w:trHeight w:val="1188" w:hRule="atLeast"/>
+        </w:trPr>
+        <w:tc>
+          <w:tcPr>
+            <w:tcW w:w="2278" w:type="dxa"/>
+          </w:tcPr>
+          <w:p>
+            <w:pPr>
+              <w:spacing w:line="446" w:lineRule="auto"/>
+              <w:rPr>
+                <w:rFonts w:ascii="Arial"/>
+                <w:sz w:val="21"/>
+              </w:rPr>
+            </w:pPr>
+          </w:p>
+          <w:p>
+            <w:pPr>
+              <w:pStyle w:val="27"/>
+              <w:spacing w:before="62" w:line="226" w:lineRule="auto"/>
+              <w:ind w:left="747"/>
+              <w:rPr>
+                <w:sz w:val="19"/>
+                <w:szCs w:val="19"/>
+              </w:rPr>
+            </w:pPr>
+            <w:r>
+              <w:rPr>
+                <w:spacing w:val="7"/>
+                <w:sz w:val="19"/>
+                <w:szCs w:val="19"/>
+              </w:rPr>
+              <w:t>服务简介</w:t>
+            </w:r>
+          </w:p>
+        </w:tc>
+        <w:tc>
+          <w:tcPr>
+            <w:tcW w:w="7845" w:type="dxa"/>
+          </w:tcPr>
+          <w:p>
+            <w:pPr>
+              <w:pStyle w:val="27"/>
+              <w:spacing w:before="264"/>
+              <w:ind w:left="43" w:right="140" w:firstLine="3"/>
+              <w:jc w:val="both"/>
+              <w:rPr>
+                <w:sz w:val="19"/>
+                <w:szCs w:val="19"/>
+              </w:rPr>
+            </w:pPr>
+            <w:r>
+              <w:rPr>
+                <w:spacing w:val="11"/>
+                <w:sz w:val="19"/>
+                <w:szCs w:val="19"/>
+              </w:rPr>
+              <w:t>定期现场或远程对客户服务器设备的各项参数和指标进行全面的检查，为客户提供巡检</w:t>
+            </w:r>
+            <w:r>
+              <w:rPr>
+                <w:spacing w:val="2"/>
+                <w:sz w:val="19"/>
+                <w:szCs w:val="19"/>
+              </w:rPr>
+              <w:t xml:space="preserve"> </w:t>
+            </w:r>
+            <w:r>
+              <w:rPr>
+                <w:spacing w:val="10"/>
+                <w:sz w:val="19"/>
+                <w:szCs w:val="19"/>
+              </w:rPr>
+              <w:t>、数据备份及日志清理服务，及时发现故障及隐患，同时做好设备的功能性保洁工</w:t>
+            </w:r>
+            <w:r>
+              <w:rPr>
+                <w:spacing w:val="9"/>
+                <w:sz w:val="19"/>
+                <w:szCs w:val="19"/>
+              </w:rPr>
+              <w:t>作，</w:t>
+            </w:r>
+            <w:r>
+              <w:rPr>
+                <w:spacing w:val="10"/>
+                <w:sz w:val="19"/>
+                <w:szCs w:val="19"/>
+              </w:rPr>
+              <w:t>按约定周期定期对服务器设备运行状态进行检查和分析，完成巡检和故障处理报告。</w:t>
+            </w:r>
+          </w:p>
+        </w:tc>
+      </w:tr>
+      <w:tr>
+        <w:tblPrEx>
+          <w:tblBorders>
+            <w:top w:val="single" w:color="000000" w:sz="6" w:space="0"/>
+            <w:left w:val="single" w:color="000000" w:sz="6" w:space="0"/>
+            <w:bottom w:val="single" w:color="000000" w:sz="6" w:space="0"/>
+            <w:right w:val="single" w:color="000000" w:sz="6" w:space="0"/>
+            <w:insideH w:val="single" w:color="000000" w:sz="6" w:space="0"/>
+            <w:insideV w:val="single" w:color="000000" w:sz="6" w:space="0"/>
+          </w:tblBorders>
+          <w:tblCellMar>
+            <w:top w:w="0" w:type="dxa"/>
+            <w:left w:w="0" w:type="dxa"/>
+            <w:bottom w:w="0" w:type="dxa"/>
+            <w:right w:w="0" w:type="dxa"/>
+          </w:tblCellMar>
+        </w:tblPrEx>
+        <w:trPr>
+          <w:trHeight w:val="738" w:hRule="atLeast"/>
+        </w:trPr>
+        <w:tc>
+          <w:tcPr>
+            <w:tcW w:w="2278" w:type="dxa"/>
+          </w:tcPr>
+          <w:p>
+            <w:pPr>
+              <w:pStyle w:val="27"/>
+              <w:spacing w:before="287" w:line="227" w:lineRule="auto"/>
+              <w:ind w:left="494"/>
+              <w:rPr>
+                <w:sz w:val="19"/>
+                <w:szCs w:val="19"/>
+              </w:rPr>
+            </w:pPr>
+            <w:r>
+              <w:rPr>
+                <w:spacing w:val="8"/>
+                <w:sz w:val="19"/>
+                <w:szCs w:val="19"/>
+              </w:rPr>
+              <w:t>服务目标/价值</w:t>
+            </w:r>
+          </w:p>
+        </w:tc>
+        <w:tc>
+          <w:tcPr>
+            <w:tcW w:w="7845" w:type="dxa"/>
+          </w:tcPr>
+          <w:p>
+            <w:pPr>
+              <w:pStyle w:val="27"/>
+              <w:spacing w:before="164"/>
+              <w:ind w:left="46" w:right="342" w:firstLine="1"/>
+              <w:rPr>
+                <w:sz w:val="19"/>
+                <w:szCs w:val="19"/>
+              </w:rPr>
+            </w:pPr>
+            <w:r>
+              <w:rPr>
+                <w:spacing w:val="11"/>
+                <w:sz w:val="19"/>
+                <w:szCs w:val="19"/>
+              </w:rPr>
+              <w:t>通过标准化的服务流程以及产品化的运作方式使客户用可预见的成本得到可预见的收</w:t>
+            </w:r>
+            <w:r>
+              <w:rPr>
+                <w:spacing w:val="8"/>
+                <w:sz w:val="19"/>
+                <w:szCs w:val="19"/>
+              </w:rPr>
+              <w:t>益，保障客服务器设备正常运作。</w:t>
             </w:r>
           </w:p>
         </w:tc>
@@ -7783,49 +9058,30 @@
         </w:trPr>
         <w:tc>
           <w:tcPr>
-            <w:tcW w:w="2278" w:type="dxa"/>
-          </w:tcPr>
-          <w:p>
-            <w:pPr>
-              <w:pStyle w:val="27"/>
-              <w:spacing w:before="113" w:line="227" w:lineRule="auto"/>
-              <w:ind w:left="747"/>
-              <w:rPr>
-                <w:sz w:val="19"/>
-                <w:szCs w:val="19"/>
-              </w:rPr>
-            </w:pPr>
-            <w:r>
-              <w:rPr>
+            <w:tcW w:w="10123" w:type="dxa"/>
+            <w:gridSpan w:val="2"/>
+            <w:shd w:val="clear" w:color="auto" w:fill="1F497D"/>
+          </w:tcPr>
+          <w:p>
+            <w:pPr>
+              <w:pStyle w:val="27"/>
+              <w:spacing w:before="106" w:line="227" w:lineRule="auto"/>
+              <w:ind w:left="4661"/>
+              <w:rPr>
+                <w:sz w:val="19"/>
+                <w:szCs w:val="19"/>
+              </w:rPr>
+            </w:pPr>
+            <w:r>
+              <w:rPr>
+                <w:b/>
+                <w:bCs/>
+                <w:color w:val="FFFFFF"/>
                 <w:spacing w:val="7"/>
                 <w:sz w:val="19"/>
                 <w:szCs w:val="19"/>
               </w:rPr>
-              <w:t>服务子类</w:t>
-            </w:r>
-          </w:p>
-        </w:tc>
-        <w:tc>
-          <w:tcPr>
-            <w:tcW w:w="7845" w:type="dxa"/>
-          </w:tcPr>
-          <w:p>
-            <w:pPr>
-              <w:pStyle w:val="27"/>
-              <w:spacing w:before="113" w:line="226" w:lineRule="auto"/>
-              <w:ind w:left="39"/>
-              <w:rPr>
-                <w:sz w:val="19"/>
-                <w:szCs w:val="19"/>
-              </w:rPr>
-            </w:pPr>
-            <w:r>
-              <w:rPr>
-                <w:spacing w:val="7"/>
-                <w:sz w:val="19"/>
-                <w:szCs w:val="19"/>
-              </w:rPr>
-              <w:t>04020104网络优化改善服务</w:t>
+              <w:t>服务描述</w:t>
             </w:r>
           </w:p>
         </w:tc>
@@ -7848,7 +9104,7 @@
           </w:tblCellMar>
         </w:tblPrEx>
         <w:trPr>
-          <w:trHeight w:val="838" w:hRule="atLeast"/>
+          <w:trHeight w:val="699" w:hRule="atLeast"/>
         </w:trPr>
         <w:tc>
           <w:tcPr>
@@ -7856,17 +9112,8 @@
           </w:tcPr>
           <w:p>
             <w:pPr>
-              <w:spacing w:line="273" w:lineRule="auto"/>
-              <w:rPr>
-                <w:rFonts w:ascii="Arial"/>
-                <w:sz w:val="21"/>
-              </w:rPr>
-            </w:pPr>
-          </w:p>
-          <w:p>
-            <w:pPr>
-              <w:pStyle w:val="27"/>
-              <w:spacing w:before="62" w:line="226" w:lineRule="auto"/>
+              <w:pStyle w:val="27"/>
+              <w:spacing w:before="269" w:line="227" w:lineRule="auto"/>
               <w:ind w:left="747"/>
               <w:rPr>
                 <w:sz w:val="19"/>
@@ -7879,7 +9126,7 @@
                 <w:sz w:val="19"/>
                 <w:szCs w:val="19"/>
               </w:rPr>
-              <w:t>服务简介</w:t>
+              <w:t>服务对象</w:t>
             </w:r>
           </w:p>
         </w:tc>
@@ -7890,29 +9137,72 @@
           <w:p>
             <w:pPr>
               <w:pStyle w:val="27"/>
-              <w:spacing w:before="90" w:line="239" w:lineRule="auto"/>
-              <w:ind w:left="43" w:right="140"/>
-              <w:jc w:val="both"/>
-              <w:rPr>
-                <w:sz w:val="19"/>
-                <w:szCs w:val="19"/>
-              </w:rPr>
-            </w:pPr>
-            <w:r>
-              <w:rPr>
-                <w:spacing w:val="11"/>
-                <w:sz w:val="19"/>
-                <w:szCs w:val="19"/>
-              </w:rPr>
-              <w:t>针对客户当前信息网络设施的运行情况，提出优化改善方案，对网络结构、配置等进行优化性调整或升级，优化改善操作需严格按照变更管理的流程实施，实施后需要进行效</w:t>
-            </w:r>
-            <w:r>
-              <w:rPr>
-                <w:spacing w:val="8"/>
-                <w:sz w:val="19"/>
-                <w:szCs w:val="19"/>
-              </w:rPr>
-              <w:t>果评估并提交优化改善报告。</w:t>
+              <w:spacing w:before="269" w:line="227" w:lineRule="auto"/>
+              <w:ind w:left="48"/>
+              <w:rPr>
+                <w:sz w:val="19"/>
+                <w:szCs w:val="19"/>
+              </w:rPr>
+            </w:pPr>
+            <w:r>
+              <w:rPr>
+                <w:sz w:val="19"/>
+                <w:szCs w:val="19"/>
+              </w:rPr>
+              <w:t>IBM</w:t>
+            </w:r>
+            <w:r>
+              <w:rPr>
+                <w:spacing w:val="15"/>
+                <w:sz w:val="19"/>
+                <w:szCs w:val="19"/>
+              </w:rPr>
+              <w:t>、</w:t>
+            </w:r>
+            <w:r>
+              <w:rPr>
+                <w:sz w:val="19"/>
+                <w:szCs w:val="19"/>
+              </w:rPr>
+              <w:t>HP</w:t>
+            </w:r>
+            <w:r>
+              <w:rPr>
+                <w:spacing w:val="15"/>
+                <w:sz w:val="19"/>
+                <w:szCs w:val="19"/>
+              </w:rPr>
+              <w:t>、</w:t>
+            </w:r>
+            <w:r>
+              <w:rPr>
+                <w:sz w:val="19"/>
+                <w:szCs w:val="19"/>
+              </w:rPr>
+              <w:t>DELL</w:t>
+            </w:r>
+            <w:r>
+              <w:rPr>
+                <w:spacing w:val="15"/>
+                <w:sz w:val="19"/>
+                <w:szCs w:val="19"/>
+              </w:rPr>
+              <w:t>、联想等</w:t>
+            </w:r>
+            <w:r>
+              <w:rPr>
+                <w:sz w:val="19"/>
+                <w:szCs w:val="19"/>
+              </w:rPr>
+              <w:t>PC</w:t>
+            </w:r>
+            <w:r>
+              <w:rPr>
+                <w:spacing w:val="15"/>
+                <w:sz w:val="19"/>
+                <w:szCs w:val="19"/>
+              </w:rPr>
+              <w:t>服务器</w:t>
             </w:r>
           </w:p>
         </w:tc>
@@ -7935,7 +9225,7 @@
           </w:tblCellMar>
         </w:tblPrEx>
         <w:trPr>
-          <w:trHeight w:val="622" w:hRule="atLeast"/>
+          <w:trHeight w:val="4628" w:hRule="atLeast"/>
         </w:trPr>
         <w:tc>
           <w:tcPr>
@@ -7943,33 +9233,350 @@
           </w:tcPr>
           <w:p>
             <w:pPr>
-              <w:pStyle w:val="27"/>
-              <w:spacing w:before="230" w:line="227" w:lineRule="auto"/>
-              <w:ind w:left="494"/>
-              <w:rPr>
-                <w:sz w:val="19"/>
-                <w:szCs w:val="19"/>
-              </w:rPr>
-            </w:pPr>
+              <w:rPr>
+                <w:rFonts w:ascii="Arial"/>
+                <w:sz w:val="21"/>
+              </w:rPr>
+            </w:pPr>
+          </w:p>
+          <w:p>
+            <w:pPr>
+              <w:rPr>
+                <w:rFonts w:ascii="Arial"/>
+                <w:sz w:val="21"/>
+              </w:rPr>
+            </w:pPr>
+          </w:p>
+          <w:p>
+            <w:pPr>
+              <w:rPr>
+                <w:rFonts w:ascii="Arial"/>
+                <w:sz w:val="21"/>
+              </w:rPr>
+            </w:pPr>
+          </w:p>
+          <w:p>
+            <w:pPr>
+              <w:rPr>
+                <w:rFonts w:ascii="Arial"/>
+                <w:sz w:val="21"/>
+              </w:rPr>
+            </w:pPr>
+          </w:p>
+          <w:p>
+            <w:pPr>
+              <w:rPr>
+                <w:rFonts w:ascii="Arial"/>
+                <w:sz w:val="21"/>
+              </w:rPr>
+            </w:pPr>
+          </w:p>
+          <w:p>
+            <w:pPr>
+              <w:spacing w:line="241" w:lineRule="auto"/>
+              <w:rPr>
+                <w:rFonts w:ascii="Arial"/>
+                <w:sz w:val="21"/>
+              </w:rPr>
+            </w:pPr>
+          </w:p>
+          <w:p>
+            <w:pPr>
+              <w:spacing w:line="241" w:lineRule="auto"/>
+              <w:rPr>
+                <w:rFonts w:ascii="Arial"/>
+                <w:sz w:val="21"/>
+              </w:rPr>
+            </w:pPr>
+          </w:p>
+          <w:p>
+            <w:pPr>
+              <w:spacing w:line="241" w:lineRule="auto"/>
+              <w:rPr>
+                <w:rFonts w:ascii="Arial"/>
+                <w:sz w:val="21"/>
+              </w:rPr>
+            </w:pPr>
+          </w:p>
+          <w:p>
+            <w:pPr>
+              <w:spacing w:line="241" w:lineRule="auto"/>
+              <w:rPr>
+                <w:rFonts w:ascii="Arial"/>
+                <w:sz w:val="21"/>
+              </w:rPr>
+            </w:pPr>
+          </w:p>
+          <w:p>
+            <w:pPr>
+              <w:pStyle w:val="27"/>
+              <w:spacing w:before="62" w:line="227" w:lineRule="auto"/>
+              <w:ind w:left="747"/>
+              <w:rPr>
+                <w:sz w:val="19"/>
+                <w:szCs w:val="19"/>
+              </w:rPr>
+            </w:pPr>
+            <w:r>
+              <w:rPr>
+                <w:spacing w:val="7"/>
+                <w:sz w:val="19"/>
+                <w:szCs w:val="19"/>
+              </w:rPr>
+              <w:t>服务内容</w:t>
+            </w:r>
+          </w:p>
+        </w:tc>
+        <w:tc>
+          <w:tcPr>
+            <w:tcW w:w="7845" w:type="dxa"/>
+          </w:tcPr>
+          <w:p>
+            <w:pPr>
+              <w:spacing w:line="320" w:lineRule="auto"/>
+              <w:rPr>
+                <w:rFonts w:ascii="Arial"/>
+                <w:sz w:val="21"/>
+              </w:rPr>
+            </w:pPr>
+          </w:p>
+          <w:p>
+            <w:pPr>
+              <w:pStyle w:val="27"/>
+              <w:spacing w:before="61" w:line="225" w:lineRule="auto"/>
+              <w:ind w:left="45"/>
+              <w:rPr>
+                <w:sz w:val="19"/>
+                <w:szCs w:val="19"/>
+              </w:rPr>
+            </w:pPr>
+            <w:r>
+              <w:rPr>
+                <w:sz w:val="19"/>
+                <w:szCs w:val="19"/>
+              </w:rPr>
+              <w:t>预防性检查：</w:t>
+            </w:r>
+          </w:p>
+          <w:p>
+            <w:pPr>
+              <w:pStyle w:val="27"/>
+              <w:spacing w:before="15" w:line="224" w:lineRule="auto"/>
+              <w:ind w:left="45"/>
+              <w:rPr>
+                <w:sz w:val="19"/>
+                <w:szCs w:val="19"/>
+              </w:rPr>
+            </w:pPr>
+            <w:r>
+              <w:rPr>
+                <w:spacing w:val="11"/>
+                <w:sz w:val="19"/>
+                <w:szCs w:val="19"/>
+              </w:rPr>
+              <w:t>检查服务器</w:t>
+            </w:r>
+            <w:r>
+              <w:rPr>
+                <w:sz w:val="19"/>
+                <w:szCs w:val="19"/>
+              </w:rPr>
+              <w:t>CPU</w:t>
+            </w:r>
+            <w:r>
+              <w:rPr>
+                <w:spacing w:val="11"/>
+                <w:sz w:val="19"/>
+                <w:szCs w:val="19"/>
+              </w:rPr>
+              <w:t>、内存使用峰值情况</w:t>
+            </w:r>
+          </w:p>
+          <w:p>
+            <w:pPr>
+              <w:pStyle w:val="27"/>
+              <w:spacing w:before="16"/>
+              <w:ind w:left="45" w:right="4172"/>
+              <w:rPr>
+                <w:sz w:val="19"/>
+                <w:szCs w:val="19"/>
+              </w:rPr>
+            </w:pPr>
+            <w:r>
+              <w:rPr>
+                <w:spacing w:val="10"/>
+                <w:sz w:val="19"/>
+                <w:szCs w:val="19"/>
+              </w:rPr>
+              <w:t>检查操作系统重要文件系统空间使用情况检查服务器</w:t>
+            </w:r>
+            <w:r>
+              <w:rPr>
+                <w:sz w:val="19"/>
+                <w:szCs w:val="19"/>
+              </w:rPr>
+              <w:t>IO</w:t>
+            </w:r>
+            <w:r>
+              <w:rPr>
+                <w:spacing w:val="10"/>
+                <w:sz w:val="19"/>
+                <w:szCs w:val="19"/>
+              </w:rPr>
+              <w:t>读写情况</w:t>
+            </w:r>
+          </w:p>
+          <w:p>
+            <w:pPr>
+              <w:pStyle w:val="27"/>
+              <w:spacing w:line="225" w:lineRule="auto"/>
+              <w:ind w:left="45"/>
+              <w:rPr>
+                <w:sz w:val="19"/>
+                <w:szCs w:val="19"/>
+              </w:rPr>
+            </w:pPr>
+            <w:r>
+              <w:rPr>
+                <w:spacing w:val="10"/>
+                <w:sz w:val="19"/>
+                <w:szCs w:val="19"/>
+              </w:rPr>
+              <w:t>检查数据流网络流量情况等</w:t>
+            </w:r>
+          </w:p>
+          <w:p>
+            <w:pPr>
+              <w:pStyle w:val="27"/>
+              <w:spacing w:before="16"/>
+              <w:ind w:left="64" w:right="3366" w:hanging="19"/>
+              <w:rPr>
+                <w:sz w:val="19"/>
+                <w:szCs w:val="19"/>
+              </w:rPr>
+            </w:pPr>
+            <w:r>
+              <w:rPr>
+                <w:spacing w:val="10"/>
+                <w:sz w:val="19"/>
+                <w:szCs w:val="19"/>
+              </w:rPr>
+              <w:t>检查服务器关键硬件部件是否满足运行冗余度要求</w:t>
+            </w:r>
+            <w:r>
+              <w:rPr>
+                <w:spacing w:val="9"/>
+                <w:sz w:val="19"/>
+                <w:szCs w:val="19"/>
+              </w:rPr>
+              <w:t>当前操作系统版本是否安装相关风险补丁</w:t>
+            </w:r>
+          </w:p>
+          <w:p>
+            <w:pPr>
+              <w:pStyle w:val="27"/>
+              <w:spacing w:before="1" w:line="226" w:lineRule="auto"/>
+              <w:ind w:left="44"/>
+              <w:rPr>
+                <w:sz w:val="19"/>
+                <w:szCs w:val="19"/>
+              </w:rPr>
+            </w:pPr>
+            <w:r>
+              <w:rPr>
+                <w:spacing w:val="10"/>
+                <w:sz w:val="19"/>
+                <w:szCs w:val="19"/>
+              </w:rPr>
+              <w:t>是否关闭不必要的服务进程</w:t>
+            </w:r>
+          </w:p>
+          <w:p>
+            <w:pPr>
+              <w:pStyle w:val="27"/>
+              <w:spacing w:before="15"/>
+              <w:ind w:left="49" w:right="2358"/>
+              <w:rPr>
+                <w:sz w:val="19"/>
+                <w:szCs w:val="19"/>
+              </w:rPr>
+            </w:pPr>
+            <w:r>
+              <w:rPr>
+                <w:spacing w:val="11"/>
+                <w:sz w:val="19"/>
+                <w:szCs w:val="19"/>
+              </w:rPr>
+              <w:t>重要业务数据文件或操作系统文件空间使用是</w:t>
+            </w:r>
+            <w:r>
+              <w:rPr>
+                <w:spacing w:val="10"/>
+                <w:sz w:val="19"/>
+                <w:szCs w:val="19"/>
+              </w:rPr>
+              <w:t>否达到预定阀值关键机密系统数据安全防护设置是否满足要求</w:t>
+            </w:r>
+          </w:p>
+          <w:p>
+            <w:pPr>
+              <w:pStyle w:val="27"/>
+              <w:spacing w:before="1" w:line="239" w:lineRule="auto"/>
+              <w:ind w:left="54" w:right="4979" w:hanging="3"/>
+              <w:rPr>
+                <w:sz w:val="19"/>
+                <w:szCs w:val="19"/>
+              </w:rPr>
+            </w:pPr>
+            <w:r>
+              <w:rPr>
+                <w:spacing w:val="9"/>
+                <w:sz w:val="19"/>
+                <w:szCs w:val="19"/>
+              </w:rPr>
+              <w:t>系统使用资源是否超过预定阀值</w:t>
+            </w:r>
+            <w:r>
+              <w:rPr>
+                <w:spacing w:val="-3"/>
+                <w:sz w:val="19"/>
+                <w:szCs w:val="19"/>
+              </w:rPr>
+              <w:t>常规作业：</w:t>
+            </w:r>
+          </w:p>
+          <w:p>
+            <w:pPr>
+              <w:pStyle w:val="27"/>
+              <w:spacing w:before="1"/>
+              <w:ind w:left="46" w:right="177" w:hanging="3"/>
+              <w:rPr>
+                <w:sz w:val="19"/>
+                <w:szCs w:val="19"/>
+              </w:rPr>
+            </w:pPr>
+            <w:r>
+              <w:rPr>
+                <w:spacing w:val="10"/>
+                <w:sz w:val="19"/>
+                <w:szCs w:val="19"/>
+              </w:rPr>
+              <w:t>设备清洁、输入、输出电压检测、磁盘读、写正常性测试、输入、输出设备读写测试、</w:t>
+            </w:r>
             <w:r>
               <w:rPr>
                 <w:spacing w:val="8"/>
                 <w:sz w:val="19"/>
                 <w:szCs w:val="19"/>
               </w:rPr>
-              <w:t>服务目标/价值</w:t>
-            </w:r>
-          </w:p>
-        </w:tc>
-        <w:tc>
-          <w:tcPr>
-            <w:tcW w:w="7845" w:type="dxa"/>
-          </w:tcPr>
-          <w:p>
-            <w:pPr>
-              <w:pStyle w:val="27"/>
-              <w:spacing w:before="107"/>
-              <w:ind w:left="46" w:right="342" w:firstLine="1"/>
+              <w:t>配置文件备份</w:t>
+            </w:r>
+          </w:p>
+          <w:p>
+            <w:pPr>
+              <w:pStyle w:val="27"/>
+              <w:spacing w:before="2" w:line="239" w:lineRule="auto"/>
+              <w:ind w:left="41" w:right="140" w:firstLine="2"/>
               <w:rPr>
                 <w:sz w:val="19"/>
                 <w:szCs w:val="19"/>
@@ -7981,15 +9588,15 @@
                 <w:sz w:val="19"/>
                 <w:szCs w:val="19"/>
               </w:rPr>
-              <w:t>通过标准化的服务流程以及产品化的运作方式使客户用可预见的成本得到可预见的收</w:t>
-            </w:r>
-            <w:r>
-              <w:rPr>
-                <w:spacing w:val="8"/>
-                <w:sz w:val="19"/>
-                <w:szCs w:val="19"/>
-              </w:rPr>
-              <w:t>益，保障客户信息网络正常运作。</w:t>
+              <w:t>操作系统备份、过期运行日志清理、网络通讯正常性测试、临时文件清理、端口访问测</w:t>
+            </w:r>
+            <w:r>
+              <w:rPr>
+                <w:spacing w:val="10"/>
+                <w:sz w:val="19"/>
+                <w:szCs w:val="19"/>
+              </w:rPr>
+              <w:t>试、周期性关键设备主备切换/应急演练</w:t>
             </w:r>
           </w:p>
         </w:tc>
@@ -8016,30 +9623,49 @@
         </w:trPr>
         <w:tc>
           <w:tcPr>
-            <w:tcW w:w="10123" w:type="dxa"/>
-            <w:gridSpan w:val="2"/>
-            <w:shd w:val="clear" w:color="auto" w:fill="1F497D"/>
-          </w:tcPr>
-          <w:p>
-            <w:pPr>
-              <w:pStyle w:val="27"/>
-              <w:spacing w:before="107" w:line="227" w:lineRule="auto"/>
-              <w:ind w:left="4661"/>
-              <w:rPr>
-                <w:sz w:val="19"/>
-                <w:szCs w:val="19"/>
-              </w:rPr>
-            </w:pPr>
-            <w:r>
-              <w:rPr>
-                <w:b/>
-                <w:bCs/>
-                <w:color w:val="FFFFFF"/>
+            <w:tcW w:w="2278" w:type="dxa"/>
+          </w:tcPr>
+          <w:p>
+            <w:pPr>
+              <w:pStyle w:val="27"/>
+              <w:spacing w:before="123" w:line="228" w:lineRule="auto"/>
+              <w:ind w:left="950"/>
+              <w:rPr>
+                <w:sz w:val="19"/>
+                <w:szCs w:val="19"/>
+              </w:rPr>
+            </w:pPr>
+            <w:r>
+              <w:rPr>
+                <w:spacing w:val="3"/>
+                <w:sz w:val="19"/>
+                <w:szCs w:val="19"/>
+              </w:rPr>
+              <w:t>频度</w:t>
+            </w:r>
+          </w:p>
+        </w:tc>
+        <w:tc>
+          <w:tcPr>
+            <w:tcW w:w="7845" w:type="dxa"/>
+          </w:tcPr>
+          <w:p>
+            <w:pPr>
+              <w:pStyle w:val="27"/>
+              <w:spacing w:before="123" w:line="227" w:lineRule="auto"/>
+              <w:ind w:left="139"/>
+              <w:rPr>
+                <w:sz w:val="19"/>
+                <w:szCs w:val="19"/>
+              </w:rPr>
+            </w:pPr>
+            <w:r>
+              <w:rPr>
                 <w:spacing w:val="7"/>
                 <w:sz w:val="19"/>
                 <w:szCs w:val="19"/>
               </w:rPr>
-              <w:t>服务描述</w:t>
+              <w:t>a:每次/月  b:每次/季  c:每次/年</w:t>
             </w:r>
           </w:p>
         </w:tc>
@@ -8062,7 +9688,7 @@
           </w:tblCellMar>
         </w:tblPrEx>
         <w:trPr>
-          <w:trHeight w:val="721" w:hRule="atLeast"/>
+          <w:trHeight w:val="391" w:hRule="atLeast"/>
         </w:trPr>
         <w:tc>
           <w:tcPr>
@@ -8071,7 +9697,7 @@
           <w:p>
             <w:pPr>
               <w:pStyle w:val="27"/>
-              <w:spacing w:before="283" w:line="227" w:lineRule="auto"/>
+              <w:spacing w:before="124" w:line="227" w:lineRule="auto"/>
               <w:ind w:left="747"/>
               <w:rPr>
                 <w:sz w:val="19"/>
@@ -8084,7 +9710,7 @@
                 <w:sz w:val="19"/>
                 <w:szCs w:val="19"/>
               </w:rPr>
-              <w:t>服务对象</w:t>
+              <w:t>服务时间</w:t>
             </w:r>
           </w:p>
         </w:tc>
@@ -8095,340 +9721,20 @@
           <w:p>
             <w:pPr>
               <w:pStyle w:val="27"/>
-              <w:spacing w:before="159" w:line="247" w:lineRule="auto"/>
-              <w:ind w:left="65" w:right="48" w:hanging="29"/>
-              <w:rPr>
-                <w:sz w:val="19"/>
-                <w:szCs w:val="19"/>
-              </w:rPr>
-            </w:pPr>
-            <w:r>
-              <w:rPr>
-                <w:sz w:val="19"/>
-                <w:szCs w:val="19"/>
-              </w:rPr>
-              <w:t>CISCO</w:t>
-            </w:r>
-            <w:r>
-              <w:rPr>
-                <w:spacing w:val="11"/>
-                <w:sz w:val="19"/>
-                <w:szCs w:val="19"/>
-              </w:rPr>
-              <w:t>，H3C，华为、天融信、锐捷等网络产品；</w:t>
-            </w:r>
-            <w:r>
-              <w:rPr>
-                <w:spacing w:val="-55"/>
-                <w:sz w:val="19"/>
-                <w:szCs w:val="19"/>
-              </w:rPr>
-              <w:t xml:space="preserve"> </w:t>
-            </w:r>
-            <w:r>
-              <w:rPr>
-                <w:spacing w:val="11"/>
-                <w:sz w:val="19"/>
-                <w:szCs w:val="19"/>
-              </w:rPr>
-              <w:t>防火墙、</w:t>
-            </w:r>
-            <w:r>
-              <w:rPr>
-                <w:sz w:val="19"/>
-                <w:szCs w:val="19"/>
-              </w:rPr>
-              <w:t>VPN</w:t>
-            </w:r>
-            <w:r>
-              <w:rPr>
-                <w:spacing w:val="11"/>
-                <w:sz w:val="19"/>
-                <w:szCs w:val="19"/>
-              </w:rPr>
-              <w:t>设备、防</w:t>
-            </w:r>
-            <w:r>
-              <w:rPr>
-                <w:spacing w:val="10"/>
-                <w:sz w:val="19"/>
-                <w:szCs w:val="19"/>
-              </w:rPr>
-              <w:t>病毒网关等安全产</w:t>
-            </w:r>
-            <w:r>
-              <w:rPr>
-                <w:sz w:val="19"/>
-                <w:szCs w:val="19"/>
-              </w:rPr>
-              <w:t>品</w:t>
-            </w:r>
-          </w:p>
-        </w:tc>
-      </w:tr>
-      <w:tr>
-        <w:tblPrEx>
-          <w:tblBorders>
-            <w:top w:val="single" w:color="000000" w:sz="6" w:space="0"/>
-            <w:left w:val="single" w:color="000000" w:sz="6" w:space="0"/>
-            <w:bottom w:val="single" w:color="000000" w:sz="6" w:space="0"/>
-            <w:right w:val="single" w:color="000000" w:sz="6" w:space="0"/>
-            <w:insideH w:val="single" w:color="000000" w:sz="6" w:space="0"/>
-            <w:insideV w:val="single" w:color="000000" w:sz="6" w:space="0"/>
-          </w:tblBorders>
-          <w:tblCellMar>
-            <w:top w:w="0" w:type="dxa"/>
-            <w:left w:w="0" w:type="dxa"/>
-            <w:bottom w:w="0" w:type="dxa"/>
-            <w:right w:w="0" w:type="dxa"/>
-          </w:tblCellMar>
-        </w:tblPrEx>
-        <w:trPr>
-          <w:trHeight w:val="2741" w:hRule="atLeast"/>
-        </w:trPr>
-        <w:tc>
-          <w:tcPr>
-            <w:tcW w:w="2278" w:type="dxa"/>
-          </w:tcPr>
-          <w:p>
-            <w:pPr>
-              <w:spacing w:line="245" w:lineRule="auto"/>
-              <w:rPr>
-                <w:rFonts w:ascii="Arial"/>
-                <w:sz w:val="21"/>
-              </w:rPr>
-            </w:pPr>
-          </w:p>
-          <w:p>
-            <w:pPr>
-              <w:spacing w:line="245" w:lineRule="auto"/>
-              <w:rPr>
-                <w:rFonts w:ascii="Arial"/>
-                <w:sz w:val="21"/>
-              </w:rPr>
-            </w:pPr>
-          </w:p>
-          <w:p>
-            <w:pPr>
-              <w:spacing w:line="245" w:lineRule="auto"/>
-              <w:rPr>
-                <w:rFonts w:ascii="Arial"/>
-                <w:sz w:val="21"/>
-              </w:rPr>
-            </w:pPr>
-          </w:p>
-          <w:p>
-            <w:pPr>
-              <w:spacing w:line="245" w:lineRule="auto"/>
-              <w:rPr>
-                <w:rFonts w:ascii="Arial"/>
-                <w:sz w:val="21"/>
-              </w:rPr>
-            </w:pPr>
-          </w:p>
-          <w:p>
-            <w:pPr>
-              <w:spacing w:line="245" w:lineRule="auto"/>
-              <w:rPr>
-                <w:rFonts w:ascii="Arial"/>
-                <w:sz w:val="21"/>
-              </w:rPr>
-            </w:pPr>
-          </w:p>
-          <w:p>
-            <w:pPr>
-              <w:pStyle w:val="27"/>
-              <w:spacing w:before="62" w:line="227" w:lineRule="auto"/>
-              <w:ind w:left="747"/>
-              <w:rPr>
-                <w:sz w:val="19"/>
-                <w:szCs w:val="19"/>
-              </w:rPr>
-            </w:pPr>
-            <w:r>
-              <w:rPr>
-                <w:spacing w:val="7"/>
-                <w:sz w:val="19"/>
-                <w:szCs w:val="19"/>
-              </w:rPr>
-              <w:t>服务内容</w:t>
-            </w:r>
-          </w:p>
-        </w:tc>
-        <w:tc>
-          <w:tcPr>
-            <w:tcW w:w="7845" w:type="dxa"/>
-          </w:tcPr>
-          <w:p>
-            <w:pPr>
-              <w:spacing w:line="366" w:lineRule="auto"/>
-              <w:rPr>
-                <w:rFonts w:ascii="Arial"/>
-                <w:sz w:val="21"/>
-              </w:rPr>
-            </w:pPr>
-          </w:p>
-          <w:p>
-            <w:pPr>
-              <w:pStyle w:val="27"/>
-              <w:spacing w:before="62" w:line="227" w:lineRule="auto"/>
-              <w:ind w:left="42"/>
-              <w:rPr>
-                <w:sz w:val="19"/>
-                <w:szCs w:val="19"/>
-              </w:rPr>
-            </w:pPr>
-            <w:r>
-              <w:rPr>
-                <w:spacing w:val="10"/>
-                <w:sz w:val="19"/>
-                <w:szCs w:val="19"/>
-              </w:rPr>
-              <w:t>路由策略调整、设备或链路负载调整、安全策略调</w:t>
-            </w:r>
-            <w:r>
-              <w:rPr>
-                <w:spacing w:val="9"/>
-                <w:sz w:val="19"/>
-                <w:szCs w:val="19"/>
-              </w:rPr>
-              <w:t>整、路由条目冗余调整；</w:t>
-            </w:r>
-          </w:p>
-          <w:p>
-            <w:pPr>
-              <w:pStyle w:val="27"/>
-              <w:spacing w:before="13" w:line="227" w:lineRule="auto"/>
-              <w:ind w:left="44"/>
-              <w:rPr>
-                <w:sz w:val="19"/>
-                <w:szCs w:val="19"/>
-              </w:rPr>
-            </w:pPr>
-            <w:r>
-              <w:rPr>
-                <w:spacing w:val="-2"/>
-                <w:sz w:val="19"/>
-                <w:szCs w:val="19"/>
-              </w:rPr>
-              <w:t>软件升级；</w:t>
-            </w:r>
-          </w:p>
-          <w:p>
-            <w:pPr>
-              <w:pStyle w:val="27"/>
-              <w:spacing w:before="13" w:line="226" w:lineRule="auto"/>
-              <w:ind w:left="43"/>
-              <w:rPr>
-                <w:sz w:val="19"/>
-                <w:szCs w:val="19"/>
-              </w:rPr>
-            </w:pPr>
-            <w:r>
-              <w:rPr>
-                <w:spacing w:val="8"/>
-                <w:sz w:val="19"/>
-                <w:szCs w:val="19"/>
-              </w:rPr>
-              <w:t>整体网络架构变动；路由协议应用及部署调整；</w:t>
-            </w:r>
-          </w:p>
-          <w:p>
-            <w:pPr>
-              <w:pStyle w:val="27"/>
-              <w:spacing w:before="14" w:line="227" w:lineRule="auto"/>
-              <w:ind w:left="43"/>
-              <w:rPr>
-                <w:sz w:val="19"/>
-                <w:szCs w:val="19"/>
-              </w:rPr>
-            </w:pPr>
-            <w:r>
-              <w:rPr>
-                <w:spacing w:val="4"/>
-                <w:sz w:val="19"/>
-                <w:szCs w:val="19"/>
-              </w:rPr>
-              <w:t>新增设备配置调试；</w:t>
-            </w:r>
-          </w:p>
-          <w:p>
-            <w:pPr>
-              <w:pStyle w:val="27"/>
-              <w:spacing w:before="14"/>
-              <w:ind w:left="43" w:right="140" w:firstLine="3"/>
-              <w:rPr>
-                <w:sz w:val="19"/>
-                <w:szCs w:val="19"/>
-              </w:rPr>
-            </w:pPr>
-            <w:r>
-              <w:rPr>
-                <w:spacing w:val="11"/>
-                <w:sz w:val="19"/>
-                <w:szCs w:val="19"/>
-              </w:rPr>
-              <w:t>配置参数优化，例如关闭不必要的服务、打开缺省的增强功能、加快三层网络路由收敛</w:t>
-            </w:r>
-            <w:r>
-              <w:rPr>
-                <w:spacing w:val="8"/>
-                <w:sz w:val="19"/>
-                <w:szCs w:val="19"/>
-              </w:rPr>
-              <w:t>速度、加快二层网络生成树收敛速度等；</w:t>
-            </w:r>
-          </w:p>
-          <w:p>
-            <w:pPr>
-              <w:pStyle w:val="27"/>
-              <w:spacing w:line="226" w:lineRule="auto"/>
-              <w:ind w:left="46"/>
-              <w:rPr>
-                <w:sz w:val="19"/>
-                <w:szCs w:val="19"/>
-              </w:rPr>
-            </w:pPr>
-            <w:r>
-              <w:rPr>
-                <w:sz w:val="19"/>
-                <w:szCs w:val="19"/>
-              </w:rPr>
-              <w:t>安全优化，例如密码加密，</w:t>
-            </w:r>
-            <w:r>
-              <w:rPr>
-                <w:spacing w:val="59"/>
-                <w:sz w:val="19"/>
-                <w:szCs w:val="19"/>
-              </w:rPr>
-              <w:t xml:space="preserve"> </w:t>
-            </w:r>
-            <w:r>
-              <w:rPr>
-                <w:sz w:val="19"/>
-                <w:szCs w:val="19"/>
-              </w:rPr>
-              <w:t>TELNET控制等；</w:t>
-            </w:r>
-          </w:p>
-          <w:p>
-            <w:pPr>
-              <w:pStyle w:val="27"/>
-              <w:spacing w:before="14" w:line="225" w:lineRule="auto"/>
-              <w:ind w:left="45"/>
-              <w:rPr>
-                <w:sz w:val="19"/>
-                <w:szCs w:val="19"/>
-              </w:rPr>
-            </w:pPr>
-            <w:r>
-              <w:rPr>
-                <w:spacing w:val="7"/>
-                <w:sz w:val="19"/>
-                <w:szCs w:val="19"/>
-              </w:rPr>
-              <w:t>提高软件配置命令可读性。</w:t>
+              <w:spacing w:before="124" w:line="236" w:lineRule="auto"/>
+              <w:ind w:left="41"/>
+              <w:rPr>
+                <w:sz w:val="19"/>
+                <w:szCs w:val="19"/>
+              </w:rPr>
+            </w:pPr>
+            <w:r>
+              <w:rPr>
+                <w:spacing w:val="5"/>
+                <w:sz w:val="19"/>
+                <w:szCs w:val="19"/>
+              </w:rPr>
+              <w:t>5x8、7x8、7x24</w:t>
             </w:r>
           </w:p>
         </w:tc>
@@ -8460,20 +9766,20 @@
           <w:p>
             <w:pPr>
               <w:pStyle w:val="27"/>
-              <w:spacing w:before="122" w:line="228" w:lineRule="auto"/>
-              <w:ind w:left="950"/>
-              <w:rPr>
-                <w:sz w:val="19"/>
-                <w:szCs w:val="19"/>
-              </w:rPr>
-            </w:pPr>
-            <w:r>
-              <w:rPr>
-                <w:spacing w:val="3"/>
-                <w:sz w:val="19"/>
-                <w:szCs w:val="19"/>
-              </w:rPr>
-              <w:t>频度</w:t>
+              <w:spacing w:before="124" w:line="228" w:lineRule="auto"/>
+              <w:ind w:left="752"/>
+              <w:rPr>
+                <w:sz w:val="19"/>
+                <w:szCs w:val="19"/>
+              </w:rPr>
+            </w:pPr>
+            <w:r>
+              <w:rPr>
+                <w:spacing w:val="6"/>
+                <w:sz w:val="19"/>
+                <w:szCs w:val="19"/>
+              </w:rPr>
+              <w:t>交付方式</w:t>
             </w:r>
           </w:p>
         </w:tc>
@@ -8484,160 +9790,7 @@
           <w:p>
             <w:pPr>
               <w:pStyle w:val="27"/>
-              <w:spacing w:before="122" w:line="227" w:lineRule="auto"/>
-              <w:ind w:left="43"/>
-              <w:rPr>
-                <w:sz w:val="19"/>
-                <w:szCs w:val="19"/>
-              </w:rPr>
-            </w:pPr>
-            <w:r>
-              <w:rPr>
-                <w:spacing w:val="3"/>
-                <w:sz w:val="19"/>
-                <w:szCs w:val="19"/>
-              </w:rPr>
-              <w:t>按需</w:t>
-            </w:r>
-          </w:p>
-        </w:tc>
-      </w:tr>
-      <w:tr>
-        <w:tblPrEx>
-          <w:tblBorders>
-            <w:top w:val="single" w:color="000000" w:sz="6" w:space="0"/>
-            <w:left w:val="single" w:color="000000" w:sz="6" w:space="0"/>
-            <w:bottom w:val="single" w:color="000000" w:sz="6" w:space="0"/>
-            <w:right w:val="single" w:color="000000" w:sz="6" w:space="0"/>
-            <w:insideH w:val="single" w:color="000000" w:sz="6" w:space="0"/>
-            <w:insideV w:val="single" w:color="000000" w:sz="6" w:space="0"/>
-          </w:tblBorders>
-          <w:tblCellMar>
-            <w:top w:w="0" w:type="dxa"/>
-            <w:left w:w="0" w:type="dxa"/>
-            <w:bottom w:w="0" w:type="dxa"/>
-            <w:right w:w="0" w:type="dxa"/>
-          </w:tblCellMar>
-        </w:tblPrEx>
-        <w:trPr>
-          <w:trHeight w:val="390" w:hRule="atLeast"/>
-        </w:trPr>
-        <w:tc>
-          <w:tcPr>
-            <w:tcW w:w="2278" w:type="dxa"/>
-          </w:tcPr>
-          <w:p>
-            <w:pPr>
-              <w:pStyle w:val="27"/>
-              <w:spacing w:before="123" w:line="227" w:lineRule="auto"/>
-              <w:ind w:left="747"/>
-              <w:rPr>
-                <w:sz w:val="19"/>
-                <w:szCs w:val="19"/>
-              </w:rPr>
-            </w:pPr>
-            <w:r>
-              <w:rPr>
-                <w:spacing w:val="7"/>
-                <w:sz w:val="19"/>
-                <w:szCs w:val="19"/>
-              </w:rPr>
-              <w:t>服务时间</w:t>
-            </w:r>
-          </w:p>
-        </w:tc>
-        <w:tc>
-          <w:tcPr>
-            <w:tcW w:w="7845" w:type="dxa"/>
-          </w:tcPr>
-          <w:p>
-            <w:pPr>
-              <w:pStyle w:val="27"/>
-              <w:spacing w:before="123" w:line="228" w:lineRule="auto"/>
-              <w:ind w:left="43"/>
-              <w:rPr>
-                <w:sz w:val="19"/>
-                <w:szCs w:val="19"/>
-              </w:rPr>
-            </w:pPr>
-            <w:r>
-              <w:rPr>
-                <w:spacing w:val="11"/>
-                <w:sz w:val="19"/>
-                <w:szCs w:val="19"/>
-              </w:rPr>
-              <w:t>按照</w:t>
-            </w:r>
-            <w:r>
-              <w:rPr>
-                <w:sz w:val="19"/>
-                <w:szCs w:val="19"/>
-              </w:rPr>
-              <w:t>SLA</w:t>
-            </w:r>
-            <w:r>
-              <w:rPr>
-                <w:spacing w:val="11"/>
-                <w:sz w:val="19"/>
-                <w:szCs w:val="19"/>
-              </w:rPr>
-              <w:t>约定</w:t>
-            </w:r>
-          </w:p>
-        </w:tc>
-      </w:tr>
-      <w:tr>
-        <w:tblPrEx>
-          <w:tblBorders>
-            <w:top w:val="single" w:color="000000" w:sz="6" w:space="0"/>
-            <w:left w:val="single" w:color="000000" w:sz="6" w:space="0"/>
-            <w:bottom w:val="single" w:color="000000" w:sz="6" w:space="0"/>
-            <w:right w:val="single" w:color="000000" w:sz="6" w:space="0"/>
-            <w:insideH w:val="single" w:color="000000" w:sz="6" w:space="0"/>
-            <w:insideV w:val="single" w:color="000000" w:sz="6" w:space="0"/>
-          </w:tblBorders>
-          <w:tblCellMar>
-            <w:top w:w="0" w:type="dxa"/>
-            <w:left w:w="0" w:type="dxa"/>
-            <w:bottom w:w="0" w:type="dxa"/>
-            <w:right w:w="0" w:type="dxa"/>
-          </w:tblCellMar>
-        </w:tblPrEx>
-        <w:trPr>
-          <w:trHeight w:val="390" w:hRule="atLeast"/>
-        </w:trPr>
-        <w:tc>
-          <w:tcPr>
-            <w:tcW w:w="2278" w:type="dxa"/>
-          </w:tcPr>
-          <w:p>
-            <w:pPr>
-              <w:pStyle w:val="27"/>
-              <w:spacing w:before="123" w:line="228" w:lineRule="auto"/>
-              <w:ind w:left="752"/>
-              <w:rPr>
-                <w:sz w:val="19"/>
-                <w:szCs w:val="19"/>
-              </w:rPr>
-            </w:pPr>
-            <w:r>
-              <w:rPr>
-                <w:spacing w:val="6"/>
-                <w:sz w:val="19"/>
-                <w:szCs w:val="19"/>
-              </w:rPr>
-              <w:t>交付方式</w:t>
-            </w:r>
-          </w:p>
-        </w:tc>
-        <w:tc>
-          <w:tcPr>
-            <w:tcW w:w="7845" w:type="dxa"/>
-          </w:tcPr>
-          <w:p>
-            <w:pPr>
-              <w:pStyle w:val="27"/>
-              <w:spacing w:before="123" w:line="228" w:lineRule="auto"/>
+              <w:spacing w:before="124" w:line="228" w:lineRule="auto"/>
               <w:ind w:left="43"/>
               <w:rPr>
                 <w:sz w:val="19"/>
@@ -8682,7 +9835,7 @@
           <w:p>
             <w:pPr>
               <w:pStyle w:val="27"/>
-              <w:spacing w:before="124" w:line="227" w:lineRule="auto"/>
+              <w:spacing w:before="125" w:line="227" w:lineRule="auto"/>
               <w:ind w:left="752"/>
               <w:rPr>
                 <w:sz w:val="19"/>
@@ -8706,7 +9859,7 @@
           <w:p>
             <w:pPr>
               <w:pStyle w:val="27"/>
-              <w:spacing w:before="124" w:line="227" w:lineRule="auto"/>
+              <w:spacing w:before="124" w:line="225" w:lineRule="auto"/>
               <w:ind w:left="43"/>
               <w:rPr>
                 <w:sz w:val="19"/>
@@ -8719,7 +9872,7 @@
                 <w:sz w:val="19"/>
                 <w:szCs w:val="19"/>
               </w:rPr>
-              <w:t>《优化改善方案》、《优化服务报告》</w:t>
+              <w:t>《巡检报告》、《运维服务单》</w:t>
             </w:r>
           </w:p>
         </w:tc>
@@ -8734,14 +9887,14 @@
       <w:pPr>
         <w:sectPr>
           <w:pgSz w:w="11907" w:h="16839"/>
-          <w:pgMar w:top="1419" w:right="688" w:bottom="0" w:left="1079" w:header="0" w:footer="0" w:gutter="0"/>
+          <w:pgMar w:top="1431" w:right="688" w:bottom="0" w:left="1079" w:header="0" w:footer="0" w:gutter="0"/>
           <w:cols w:space="720" w:num="1"/>
         </w:sectPr>
       </w:pPr>
     </w:p>
     <w:p>
       <w:pPr>
-        <w:spacing w:before="81" w:line="216" w:lineRule="auto"/>
+        <w:spacing w:before="72" w:line="218" w:lineRule="auto"/>
         <w:ind w:left="3475"/>
         <w:outlineLvl w:val="0"/>
         <w:rPr>
@@ -8757,13 +9910,8 @@
           <w:sz w:val="36"/>
           <w:szCs w:val="36"/>
         </w:rPr>
-        <w:t>服务器例行操作服务</w:t>
+        <w:t>服务器响应支持服务</w:t>
       </w:r>
-    </w:p>
-    <w:p>
-      <w:pPr>
-        <w:spacing w:before="88"/>
-      </w:pPr>
     </w:p>
     <w:tbl>
       <w:tblPr>
@@ -9098,7 +10246,7 @@
           <w:p>
             <w:pPr>
               <w:pStyle w:val="27"/>
-              <w:spacing w:before="113" w:line="225" w:lineRule="auto"/>
+              <w:spacing w:before="113" w:line="227" w:lineRule="auto"/>
               <w:ind w:left="39"/>
               <w:rPr>
                 <w:sz w:val="19"/>
@@ -9111,7 +10259,7 @@
                 <w:sz w:val="19"/>
                 <w:szCs w:val="19"/>
               </w:rPr>
-              <w:t>04020201服务器例行操作服务</w:t>
+              <w:t>04020202服务器响应支持服务</w:t>
             </w:r>
           </w:p>
         </w:tc>
@@ -9134,7 +10282,7 @@
           </w:tblCellMar>
         </w:tblPrEx>
         <w:trPr>
-          <w:trHeight w:val="1188" w:hRule="atLeast"/>
+          <w:trHeight w:val="989" w:hRule="atLeast"/>
         </w:trPr>
         <w:tc>
           <w:tcPr>
@@ -9142,7 +10290,7 @@
           </w:tcPr>
           <w:p>
             <w:pPr>
-              <w:spacing w:line="446" w:lineRule="auto"/>
+              <w:spacing w:line="348" w:lineRule="auto"/>
               <w:rPr>
                 <w:rFonts w:ascii="Arial"/>
                 <w:sz w:val="21"/>
@@ -9176,8 +10324,8 @@
           <w:p>
             <w:pPr>
               <w:pStyle w:val="27"/>
-              <w:spacing w:before="264"/>
-              <w:ind w:left="43" w:right="140" w:firstLine="3"/>
+              <w:spacing w:before="166"/>
+              <w:ind w:left="47" w:right="140" w:hanging="2"/>
               <w:jc w:val="both"/>
               <w:rPr>
                 <w:sz w:val="19"/>
@@ -9190,39 +10338,15 @@
                 <w:sz w:val="19"/>
                 <w:szCs w:val="19"/>
               </w:rPr>
-              <w:t>定期现场或远程对客户服务器设备的各项参数和指标进行全面的检查，为客户提供巡检</w:t>
-            </w:r>
-            <w:r>
-              <w:rPr>
-                <w:spacing w:val="2"/>
-                <w:sz w:val="19"/>
-                <w:szCs w:val="19"/>
-              </w:rPr>
-              <w:t xml:space="preserve"> </w:t>
-            </w:r>
-            <w:r>
-              <w:rPr>
-                <w:spacing w:val="10"/>
-                <w:sz w:val="19"/>
-                <w:szCs w:val="19"/>
-              </w:rPr>
-              <w:t>、数据备份及日志清理服务，及时发现故障及隐患，同时做好设备的功能性保洁工</w:t>
-            </w:r>
-            <w:r>
-              <w:rPr>
-                <w:spacing w:val="9"/>
-                <w:sz w:val="19"/>
-                <w:szCs w:val="19"/>
-              </w:rPr>
-              <w:t>作，</w:t>
-            </w:r>
-            <w:r>
-              <w:rPr>
-                <w:spacing w:val="10"/>
-                <w:sz w:val="19"/>
-                <w:szCs w:val="19"/>
-              </w:rPr>
-              <w:t>按约定周期定期对服务器设备运行状态进行检查和分析，完成巡检和故障处理报告。</w:t>
+              <w:t>对客户申报的服务器类故障提供远程支持服务或现场支持服务，保证故障及时排除，恢复主机的正常服务。为客户提供主机类应急演练服务，以保证在突发情况下客户业务系</w:t>
+            </w:r>
+            <w:r>
+              <w:rPr>
+                <w:spacing w:val="5"/>
+                <w:sz w:val="19"/>
+                <w:szCs w:val="19"/>
+              </w:rPr>
+              <w:t>统能够正常运行。</w:t>
             </w:r>
           </w:p>
         </w:tc>
@@ -9245,7 +10369,7 @@
           </w:tblCellMar>
         </w:tblPrEx>
         <w:trPr>
-          <w:trHeight w:val="738" w:hRule="atLeast"/>
+          <w:trHeight w:val="855" w:hRule="atLeast"/>
         </w:trPr>
         <w:tc>
           <w:tcPr>
@@ -9253,8 +10377,17 @@
           </w:tcPr>
           <w:p>
             <w:pPr>
-              <w:pStyle w:val="27"/>
-              <w:spacing w:before="287" w:line="227" w:lineRule="auto"/>
+              <w:spacing w:line="284" w:lineRule="auto"/>
+              <w:rPr>
+                <w:rFonts w:ascii="Arial"/>
+                <w:sz w:val="21"/>
+              </w:rPr>
+            </w:pPr>
+          </w:p>
+          <w:p>
+            <w:pPr>
+              <w:pStyle w:val="27"/>
+              <w:spacing w:before="61" w:line="227" w:lineRule="auto"/>
               <w:ind w:left="494"/>
               <w:rPr>
                 <w:sz w:val="19"/>
@@ -9278,7 +10411,7 @@
           <w:p>
             <w:pPr>
               <w:pStyle w:val="27"/>
-              <w:spacing w:before="164"/>
+              <w:spacing w:before="222"/>
               <w:ind w:left="46" w:right="342" w:firstLine="1"/>
               <w:rPr>
                 <w:sz w:val="19"/>
@@ -9372,7 +10505,7 @@
           </w:tblCellMar>
         </w:tblPrEx>
         <w:trPr>
-          <w:trHeight w:val="699" w:hRule="atLeast"/>
+          <w:trHeight w:val="737" w:hRule="atLeast"/>
         </w:trPr>
         <w:tc>
           <w:tcPr>
@@ -9381,7 +10514,7 @@
           <w:p>
             <w:pPr>
               <w:pStyle w:val="27"/>
-              <w:spacing w:before="269" w:line="227" w:lineRule="auto"/>
+              <w:spacing w:before="289" w:line="227" w:lineRule="auto"/>
               <w:ind w:left="747"/>
               <w:rPr>
                 <w:sz w:val="19"/>
@@ -9405,7 +10538,7 @@
           <w:p>
             <w:pPr>
               <w:pStyle w:val="27"/>
-              <w:spacing w:before="269" w:line="227" w:lineRule="auto"/>
+              <w:spacing w:before="289" w:line="227" w:lineRule="auto"/>
               <w:ind w:left="48"/>
               <w:rPr>
                 <w:sz w:val="19"/>
@@ -9493,7 +10626,7 @@
           </w:tblCellMar>
         </w:tblPrEx>
         <w:trPr>
-          <w:trHeight w:val="4628" w:hRule="atLeast"/>
+          <w:trHeight w:val="2856" w:hRule="atLeast"/>
         </w:trPr>
         <w:tc>
           <w:tcPr>
@@ -9501,6 +10634,7 @@
           </w:tcPr>
           <w:p>
             <w:pPr>
+              <w:spacing w:line="256" w:lineRule="auto"/>
               <w:rPr>
                 <w:rFonts w:ascii="Arial"/>
                 <w:sz w:val="21"/>
@@ -9509,6 +10643,7 @@
           </w:p>
           <w:p>
             <w:pPr>
+              <w:spacing w:line="256" w:lineRule="auto"/>
               <w:rPr>
                 <w:rFonts w:ascii="Arial"/>
                 <w:sz w:val="21"/>
@@ -9517,6 +10652,7 @@
           </w:p>
           <w:p>
             <w:pPr>
+              <w:spacing w:line="256" w:lineRule="auto"/>
               <w:rPr>
                 <w:rFonts w:ascii="Arial"/>
                 <w:sz w:val="21"/>
@@ -9525,6 +10661,7 @@
           </w:p>
           <w:p>
             <w:pPr>
+              <w:spacing w:line="257" w:lineRule="auto"/>
               <w:rPr>
                 <w:rFonts w:ascii="Arial"/>
                 <w:sz w:val="21"/>
@@ -9533,6 +10670,7 @@
           </w:p>
           <w:p>
             <w:pPr>
+              <w:spacing w:line="257" w:lineRule="auto"/>
               <w:rPr>
                 <w:rFonts w:ascii="Arial"/>
                 <w:sz w:val="21"/>
@@ -9541,7 +10679,31 @@
           </w:p>
           <w:p>
             <w:pPr>
-              <w:spacing w:line="241" w:lineRule="auto"/>
+              <w:pStyle w:val="27"/>
+              <w:spacing w:before="62" w:line="227" w:lineRule="auto"/>
+              <w:ind w:left="747"/>
+              <w:rPr>
+                <w:sz w:val="19"/>
+                <w:szCs w:val="19"/>
+              </w:rPr>
+            </w:pPr>
+            <w:r>
+              <w:rPr>
+                <w:spacing w:val="7"/>
+                <w:sz w:val="19"/>
+                <w:szCs w:val="19"/>
+              </w:rPr>
+              <w:t>服务内容</w:t>
+            </w:r>
+          </w:p>
+        </w:tc>
+        <w:tc>
+          <w:tcPr>
+            <w:tcW w:w="7845" w:type="dxa"/>
+          </w:tcPr>
+          <w:p>
+            <w:pPr>
+              <w:spacing w:line="423" w:lineRule="auto"/>
               <w:rPr>
                 <w:rFonts w:ascii="Arial"/>
                 <w:sz w:val="21"/>
@@ -9550,99 +10712,78 @@
           </w:p>
           <w:p>
             <w:pPr>
-              <w:spacing w:line="241" w:lineRule="auto"/>
-              <w:rPr>
-                <w:rFonts w:ascii="Arial"/>
-                <w:sz w:val="21"/>
-              </w:rPr>
-            </w:pPr>
-          </w:p>
-          <w:p>
-            <w:pPr>
-              <w:spacing w:line="241" w:lineRule="auto"/>
-              <w:rPr>
-                <w:rFonts w:ascii="Arial"/>
-                <w:sz w:val="21"/>
-              </w:rPr>
-            </w:pPr>
-          </w:p>
-          <w:p>
-            <w:pPr>
-              <w:spacing w:line="241" w:lineRule="auto"/>
-              <w:rPr>
-                <w:rFonts w:ascii="Arial"/>
-                <w:sz w:val="21"/>
-              </w:rPr>
-            </w:pPr>
-          </w:p>
-          <w:p>
-            <w:pPr>
               <w:pStyle w:val="27"/>
               <w:spacing w:before="62" w:line="227" w:lineRule="auto"/>
-              <w:ind w:left="747"/>
-              <w:rPr>
-                <w:sz w:val="19"/>
-                <w:szCs w:val="19"/>
-              </w:rPr>
-            </w:pPr>
-            <w:r>
-              <w:rPr>
-                <w:spacing w:val="7"/>
-                <w:sz w:val="19"/>
-                <w:szCs w:val="19"/>
-              </w:rPr>
-              <w:t>服务内容</w:t>
-            </w:r>
-          </w:p>
-        </w:tc>
-        <w:tc>
-          <w:tcPr>
-            <w:tcW w:w="7845" w:type="dxa"/>
-          </w:tcPr>
-          <w:p>
-            <w:pPr>
-              <w:spacing w:line="320" w:lineRule="auto"/>
-              <w:rPr>
-                <w:rFonts w:ascii="Arial"/>
-                <w:sz w:val="21"/>
-              </w:rPr>
-            </w:pPr>
-          </w:p>
-          <w:p>
-            <w:pPr>
-              <w:pStyle w:val="27"/>
-              <w:spacing w:before="61" w:line="225" w:lineRule="auto"/>
-              <w:ind w:left="45"/>
-              <w:rPr>
-                <w:sz w:val="19"/>
-                <w:szCs w:val="19"/>
-              </w:rPr>
-            </w:pPr>
-            <w:r>
-              <w:rPr>
-                <w:sz w:val="19"/>
-                <w:szCs w:val="19"/>
-              </w:rPr>
-              <w:t>预防性检查：</w:t>
-            </w:r>
-          </w:p>
-          <w:p>
-            <w:pPr>
-              <w:pStyle w:val="27"/>
-              <w:spacing w:before="15" w:line="224" w:lineRule="auto"/>
-              <w:ind w:left="45"/>
-              <w:rPr>
-                <w:sz w:val="19"/>
-                <w:szCs w:val="19"/>
-              </w:rPr>
-            </w:pPr>
-            <w:r>
-              <w:rPr>
-                <w:spacing w:val="11"/>
-                <w:sz w:val="19"/>
-                <w:szCs w:val="19"/>
-              </w:rPr>
-              <w:t>检查服务器</w:t>
+              <w:ind w:left="43"/>
+              <w:rPr>
+                <w:sz w:val="19"/>
+                <w:szCs w:val="19"/>
+              </w:rPr>
+            </w:pPr>
+            <w:r>
+              <w:rPr>
+                <w:spacing w:val="1"/>
+                <w:sz w:val="19"/>
+                <w:szCs w:val="19"/>
+              </w:rPr>
+              <w:t>服务器重启；</w:t>
+            </w:r>
+          </w:p>
+          <w:p>
+            <w:pPr>
+              <w:pStyle w:val="27"/>
+              <w:spacing w:before="13" w:line="227" w:lineRule="auto"/>
+              <w:ind w:left="49"/>
+              <w:rPr>
+                <w:sz w:val="19"/>
+                <w:szCs w:val="19"/>
+              </w:rPr>
+            </w:pPr>
+            <w:r>
+              <w:rPr>
+                <w:spacing w:val="6"/>
+                <w:sz w:val="19"/>
+                <w:szCs w:val="19"/>
+              </w:rPr>
+              <w:t>关键服务、进程的启用、停止等；</w:t>
+            </w:r>
+          </w:p>
+          <w:p>
+            <w:pPr>
+              <w:pStyle w:val="27"/>
+              <w:spacing w:before="13" w:line="225" w:lineRule="auto"/>
+              <w:ind w:left="43"/>
+              <w:rPr>
+                <w:sz w:val="19"/>
+                <w:szCs w:val="19"/>
+              </w:rPr>
+            </w:pPr>
+            <w:r>
+              <w:rPr>
+                <w:spacing w:val="2"/>
+                <w:sz w:val="19"/>
+                <w:szCs w:val="19"/>
+              </w:rPr>
+              <w:t>操作系统恢复；</w:t>
+            </w:r>
+          </w:p>
+          <w:p>
+            <w:pPr>
+              <w:pStyle w:val="27"/>
+              <w:spacing w:before="16"/>
+              <w:ind w:left="43" w:right="2910" w:firstLine="2"/>
+              <w:rPr>
+                <w:sz w:val="19"/>
+                <w:szCs w:val="19"/>
+              </w:rPr>
+            </w:pPr>
+            <w:r>
+              <w:rPr>
+                <w:spacing w:val="9"/>
+                <w:sz w:val="19"/>
+                <w:szCs w:val="19"/>
+              </w:rPr>
+              <w:t>更换故障部件，包括主板、电源、</w:t>
             </w:r>
             <w:r>
               <w:rPr>
@@ -9653,218 +10794,76 @@
             </w:r>
             <w:r>
               <w:rPr>
-                <w:spacing w:val="11"/>
-                <w:sz w:val="19"/>
-                <w:szCs w:val="19"/>
-              </w:rPr>
-              <w:t>、内存使用峰值情况</w:t>
-            </w:r>
-          </w:p>
-          <w:p>
-            <w:pPr>
-              <w:pStyle w:val="27"/>
-              <w:spacing w:before="16"/>
-              <w:ind w:left="45" w:right="4172"/>
-              <w:rPr>
-                <w:sz w:val="19"/>
-                <w:szCs w:val="19"/>
-              </w:rPr>
-            </w:pPr>
-            <w:r>
-              <w:rPr>
-                <w:spacing w:val="10"/>
-                <w:sz w:val="19"/>
-                <w:szCs w:val="19"/>
-              </w:rPr>
-              <w:t>检查操作系统重要文件系统空间使用情况检查服务器</w:t>
-            </w:r>
-            <w:r>
-              <w:rPr>
-                <w:sz w:val="19"/>
-                <w:szCs w:val="19"/>
-              </w:rPr>
-              <w:t>IO</w:t>
-            </w:r>
-            <w:r>
-              <w:rPr>
-                <w:spacing w:val="10"/>
-                <w:sz w:val="19"/>
-                <w:szCs w:val="19"/>
-              </w:rPr>
-              <w:t>读写情况</w:t>
-            </w:r>
-          </w:p>
-          <w:p>
-            <w:pPr>
-              <w:pStyle w:val="27"/>
-              <w:spacing w:line="225" w:lineRule="auto"/>
-              <w:ind w:left="45"/>
-              <w:rPr>
-                <w:sz w:val="19"/>
-                <w:szCs w:val="19"/>
-              </w:rPr>
-            </w:pPr>
-            <w:r>
-              <w:rPr>
-                <w:spacing w:val="10"/>
-                <w:sz w:val="19"/>
-                <w:szCs w:val="19"/>
-              </w:rPr>
-              <w:t>检查数据流网络流量情况等</w:t>
-            </w:r>
-          </w:p>
-          <w:p>
-            <w:pPr>
-              <w:pStyle w:val="27"/>
-              <w:spacing w:before="16"/>
-              <w:ind w:left="64" w:right="3366" w:hanging="19"/>
-              <w:rPr>
-                <w:sz w:val="19"/>
-                <w:szCs w:val="19"/>
-              </w:rPr>
-            </w:pPr>
-            <w:r>
-              <w:rPr>
-                <w:spacing w:val="10"/>
-                <w:sz w:val="19"/>
-                <w:szCs w:val="19"/>
-              </w:rPr>
-              <w:t>检查服务器关键硬件部件是否满足运行冗余度要求</w:t>
-            </w:r>
-            <w:r>
-              <w:rPr>
                 <w:spacing w:val="9"/>
                 <w:sz w:val="19"/>
                 <w:szCs w:val="19"/>
               </w:rPr>
-              <w:t>当前操作系统版本是否安装相关风险补丁</w:t>
-            </w:r>
-          </w:p>
-          <w:p>
-            <w:pPr>
-              <w:pStyle w:val="27"/>
-              <w:spacing w:before="1" w:line="226" w:lineRule="auto"/>
-              <w:ind w:left="44"/>
-              <w:rPr>
-                <w:sz w:val="19"/>
-                <w:szCs w:val="19"/>
-              </w:rPr>
-            </w:pPr>
-            <w:r>
-              <w:rPr>
-                <w:spacing w:val="10"/>
-                <w:sz w:val="19"/>
-                <w:szCs w:val="19"/>
-              </w:rPr>
-              <w:t>是否关闭不必要的服务进程</w:t>
-            </w:r>
-          </w:p>
-          <w:p>
-            <w:pPr>
-              <w:pStyle w:val="27"/>
-              <w:spacing w:before="15"/>
-              <w:ind w:left="49" w:right="2358"/>
-              <w:rPr>
-                <w:sz w:val="19"/>
-                <w:szCs w:val="19"/>
-              </w:rPr>
-            </w:pPr>
-            <w:r>
-              <w:rPr>
-                <w:spacing w:val="11"/>
-                <w:sz w:val="19"/>
-                <w:szCs w:val="19"/>
-              </w:rPr>
-              <w:t>重要业务数据文件或操作系统文件空间使用是</w:t>
-            </w:r>
-            <w:r>
-              <w:rPr>
-                <w:spacing w:val="10"/>
-                <w:sz w:val="19"/>
-                <w:szCs w:val="19"/>
-              </w:rPr>
-              <w:t>否达到预定阀值关键机密系统数据安全防护设置是否满足要求</w:t>
-            </w:r>
-          </w:p>
-          <w:p>
-            <w:pPr>
-              <w:pStyle w:val="27"/>
-              <w:spacing w:before="1" w:line="239" w:lineRule="auto"/>
-              <w:ind w:left="54" w:right="4979" w:hanging="3"/>
-              <w:rPr>
-                <w:sz w:val="19"/>
-                <w:szCs w:val="19"/>
-              </w:rPr>
-            </w:pPr>
-            <w:r>
-              <w:rPr>
-                <w:spacing w:val="9"/>
-                <w:sz w:val="19"/>
-                <w:szCs w:val="19"/>
-              </w:rPr>
-              <w:t>系统使用资源是否超过预定阀值</w:t>
-            </w:r>
-            <w:r>
-              <w:rPr>
-                <w:spacing w:val="-3"/>
-                <w:sz w:val="19"/>
-                <w:szCs w:val="19"/>
-              </w:rPr>
-              <w:t>常规作业：</w:t>
-            </w:r>
-          </w:p>
-          <w:p>
-            <w:pPr>
-              <w:pStyle w:val="27"/>
-              <w:spacing w:before="1"/>
-              <w:ind w:left="46" w:right="177" w:hanging="3"/>
-              <w:rPr>
-                <w:sz w:val="19"/>
-                <w:szCs w:val="19"/>
-              </w:rPr>
-            </w:pPr>
-            <w:r>
-              <w:rPr>
-                <w:spacing w:val="10"/>
-                <w:sz w:val="19"/>
-                <w:szCs w:val="19"/>
-              </w:rPr>
-              <w:t>设备清洁、输入、输出电压检测、磁盘读、写正常性测试、输入、输出设备读写测试、</w:t>
-            </w:r>
-            <w:r>
-              <w:rPr>
-                <w:spacing w:val="8"/>
-                <w:sz w:val="19"/>
-                <w:szCs w:val="19"/>
-              </w:rPr>
-              <w:t>配置文件备份</w:t>
-            </w:r>
-          </w:p>
-          <w:p>
-            <w:pPr>
-              <w:pStyle w:val="27"/>
-              <w:spacing w:before="2" w:line="239" w:lineRule="auto"/>
-              <w:ind w:left="41" w:right="140" w:firstLine="2"/>
-              <w:rPr>
-                <w:sz w:val="19"/>
-                <w:szCs w:val="19"/>
-              </w:rPr>
-            </w:pPr>
-            <w:r>
-              <w:rPr>
-                <w:spacing w:val="11"/>
-                <w:sz w:val="19"/>
-                <w:szCs w:val="19"/>
-              </w:rPr>
-              <w:t>操作系统备份、过期运行日志清理、网络通讯正常性测试、临时文件清理、端口访问测</w:t>
-            </w:r>
-            <w:r>
-              <w:rPr>
-                <w:spacing w:val="10"/>
-                <w:sz w:val="19"/>
-                <w:szCs w:val="19"/>
-              </w:rPr>
-              <w:t>试、周期性关键设备主备切换/应急演练</w:t>
+              <w:t>、内存、硬盘等；</w:t>
+            </w:r>
+            <w:r>
+              <w:rPr>
+                <w:spacing w:val="4"/>
+                <w:sz w:val="19"/>
+                <w:szCs w:val="19"/>
+              </w:rPr>
+              <w:t>损坏系统文件修复；</w:t>
+            </w:r>
+          </w:p>
+          <w:p>
+            <w:pPr>
+              <w:pStyle w:val="27"/>
+              <w:spacing w:line="226" w:lineRule="auto"/>
+              <w:ind w:left="65"/>
+              <w:rPr>
+                <w:sz w:val="19"/>
+                <w:szCs w:val="19"/>
+              </w:rPr>
+            </w:pPr>
+            <w:r>
+              <w:rPr>
+                <w:spacing w:val="4"/>
+                <w:sz w:val="19"/>
+                <w:szCs w:val="19"/>
+              </w:rPr>
+              <w:t>网络通讯设置修正等。</w:t>
+            </w:r>
+          </w:p>
+          <w:p>
+            <w:pPr>
+              <w:pStyle w:val="27"/>
+              <w:spacing w:before="14" w:line="227" w:lineRule="auto"/>
+              <w:ind w:left="43"/>
+              <w:rPr>
+                <w:sz w:val="19"/>
+                <w:szCs w:val="19"/>
+              </w:rPr>
+            </w:pPr>
+            <w:r>
+              <w:rPr>
+                <w:spacing w:val="2"/>
+                <w:sz w:val="19"/>
+                <w:szCs w:val="19"/>
+              </w:rPr>
+              <w:t>设备停机演练；</w:t>
+            </w:r>
+          </w:p>
+          <w:p>
+            <w:pPr>
+              <w:pStyle w:val="27"/>
+              <w:spacing w:before="14" w:line="226" w:lineRule="auto"/>
+              <w:ind w:left="43"/>
+              <w:rPr>
+                <w:sz w:val="19"/>
+                <w:szCs w:val="19"/>
+              </w:rPr>
+            </w:pPr>
+            <w:r>
+              <w:rPr>
+                <w:spacing w:val="5"/>
+                <w:sz w:val="19"/>
+                <w:szCs w:val="19"/>
+              </w:rPr>
+              <w:t>设备清洁维护等。</w:t>
             </w:r>
           </w:p>
         </w:tc>
@@ -9896,7 +10895,7 @@
           <w:p>
             <w:pPr>
               <w:pStyle w:val="27"/>
-              <w:spacing w:before="123" w:line="228" w:lineRule="auto"/>
+              <w:spacing w:before="122" w:line="228" w:lineRule="auto"/>
               <w:ind w:left="950"/>
               <w:rPr>
                 <w:sz w:val="19"/>
@@ -9920,89 +10919,20 @@
           <w:p>
             <w:pPr>
               <w:pStyle w:val="27"/>
-              <w:spacing w:before="123" w:line="227" w:lineRule="auto"/>
-              <w:ind w:left="139"/>
-              <w:rPr>
-                <w:sz w:val="19"/>
-                <w:szCs w:val="19"/>
-              </w:rPr>
-            </w:pPr>
-            <w:r>
-              <w:rPr>
-                <w:spacing w:val="7"/>
-                <w:sz w:val="19"/>
-                <w:szCs w:val="19"/>
-              </w:rPr>
-              <w:t>a:每次/月  b:每次/季  c:每次/年</w:t>
-            </w:r>
-          </w:p>
-        </w:tc>
-      </w:tr>
-      <w:tr>
-        <w:tblPrEx>
-          <w:tblBorders>
-            <w:top w:val="single" w:color="000000" w:sz="6" w:space="0"/>
-            <w:left w:val="single" w:color="000000" w:sz="6" w:space="0"/>
-            <w:bottom w:val="single" w:color="000000" w:sz="6" w:space="0"/>
-            <w:right w:val="single" w:color="000000" w:sz="6" w:space="0"/>
-            <w:insideH w:val="single" w:color="000000" w:sz="6" w:space="0"/>
-            <w:insideV w:val="single" w:color="000000" w:sz="6" w:space="0"/>
-          </w:tblBorders>
-          <w:tblCellMar>
-            <w:top w:w="0" w:type="dxa"/>
-            <w:left w:w="0" w:type="dxa"/>
-            <w:bottom w:w="0" w:type="dxa"/>
-            <w:right w:w="0" w:type="dxa"/>
-          </w:tblCellMar>
-        </w:tblPrEx>
-        <w:trPr>
-          <w:trHeight w:val="391" w:hRule="atLeast"/>
-        </w:trPr>
-        <w:tc>
-          <w:tcPr>
-            <w:tcW w:w="2278" w:type="dxa"/>
-          </w:tcPr>
-          <w:p>
-            <w:pPr>
-              <w:pStyle w:val="27"/>
-              <w:spacing w:before="124" w:line="227" w:lineRule="auto"/>
-              <w:ind w:left="747"/>
-              <w:rPr>
-                <w:sz w:val="19"/>
-                <w:szCs w:val="19"/>
-              </w:rPr>
-            </w:pPr>
-            <w:r>
-              <w:rPr>
-                <w:spacing w:val="7"/>
-                <w:sz w:val="19"/>
-                <w:szCs w:val="19"/>
-              </w:rPr>
-              <w:t>服务时间</w:t>
-            </w:r>
-          </w:p>
-        </w:tc>
-        <w:tc>
-          <w:tcPr>
-            <w:tcW w:w="7845" w:type="dxa"/>
-          </w:tcPr>
-          <w:p>
-            <w:pPr>
-              <w:pStyle w:val="27"/>
-              <w:spacing w:before="124" w:line="236" w:lineRule="auto"/>
-              <w:ind w:left="41"/>
-              <w:rPr>
-                <w:sz w:val="19"/>
-                <w:szCs w:val="19"/>
-              </w:rPr>
-            </w:pPr>
-            <w:r>
-              <w:rPr>
-                <w:spacing w:val="5"/>
-                <w:sz w:val="19"/>
-                <w:szCs w:val="19"/>
-              </w:rPr>
-              <w:t>5x8、7x8、7x24</w:t>
+              <w:spacing w:before="122" w:line="227" w:lineRule="auto"/>
+              <w:ind w:left="43"/>
+              <w:rPr>
+                <w:sz w:val="19"/>
+                <w:szCs w:val="19"/>
+              </w:rPr>
+            </w:pPr>
+            <w:r>
+              <w:rPr>
+                <w:spacing w:val="3"/>
+                <w:sz w:val="19"/>
+                <w:szCs w:val="19"/>
+              </w:rPr>
+              <w:t>按需</w:t>
             </w:r>
           </w:p>
         </w:tc>
@@ -10034,7 +10964,76 @@
           <w:p>
             <w:pPr>
               <w:pStyle w:val="27"/>
-              <w:spacing w:before="124" w:line="228" w:lineRule="auto"/>
+              <w:spacing w:before="123" w:line="227" w:lineRule="auto"/>
+              <w:ind w:left="747"/>
+              <w:rPr>
+                <w:sz w:val="19"/>
+                <w:szCs w:val="19"/>
+              </w:rPr>
+            </w:pPr>
+            <w:r>
+              <w:rPr>
+                <w:spacing w:val="7"/>
+                <w:sz w:val="19"/>
+                <w:szCs w:val="19"/>
+              </w:rPr>
+              <w:t>服务时间</w:t>
+            </w:r>
+          </w:p>
+        </w:tc>
+        <w:tc>
+          <w:tcPr>
+            <w:tcW w:w="7845" w:type="dxa"/>
+          </w:tcPr>
+          <w:p>
+            <w:pPr>
+              <w:pStyle w:val="27"/>
+              <w:spacing w:before="123" w:line="236" w:lineRule="auto"/>
+              <w:ind w:left="41"/>
+              <w:rPr>
+                <w:sz w:val="19"/>
+                <w:szCs w:val="19"/>
+              </w:rPr>
+            </w:pPr>
+            <w:r>
+              <w:rPr>
+                <w:spacing w:val="5"/>
+                <w:sz w:val="19"/>
+                <w:szCs w:val="19"/>
+              </w:rPr>
+              <w:t>5x8、7x8、7x24</w:t>
+            </w:r>
+          </w:p>
+        </w:tc>
+      </w:tr>
+      <w:tr>
+        <w:tblPrEx>
+          <w:tblBorders>
+            <w:top w:val="single" w:color="000000" w:sz="6" w:space="0"/>
+            <w:left w:val="single" w:color="000000" w:sz="6" w:space="0"/>
+            <w:bottom w:val="single" w:color="000000" w:sz="6" w:space="0"/>
+            <w:right w:val="single" w:color="000000" w:sz="6" w:space="0"/>
+            <w:insideH w:val="single" w:color="000000" w:sz="6" w:space="0"/>
+            <w:insideV w:val="single" w:color="000000" w:sz="6" w:space="0"/>
+          </w:tblBorders>
+          <w:tblCellMar>
+            <w:top w:w="0" w:type="dxa"/>
+            <w:left w:w="0" w:type="dxa"/>
+            <w:bottom w:w="0" w:type="dxa"/>
+            <w:right w:w="0" w:type="dxa"/>
+          </w:tblCellMar>
+        </w:tblPrEx>
+        <w:trPr>
+          <w:trHeight w:val="390" w:hRule="atLeast"/>
+        </w:trPr>
+        <w:tc>
+          <w:tcPr>
+            <w:tcW w:w="2278" w:type="dxa"/>
+          </w:tcPr>
+          <w:p>
+            <w:pPr>
+              <w:pStyle w:val="27"/>
+              <w:spacing w:before="123" w:line="228" w:lineRule="auto"/>
               <w:ind w:left="752"/>
               <w:rPr>
                 <w:sz w:val="19"/>
@@ -10058,7 +11057,7 @@
           <w:p>
             <w:pPr>
               <w:pStyle w:val="27"/>
-              <w:spacing w:before="124" w:line="228" w:lineRule="auto"/>
+              <w:spacing w:before="123" w:line="228" w:lineRule="auto"/>
               <w:ind w:left="43"/>
               <w:rPr>
                 <w:sz w:val="19"/>
@@ -10103,7 +11102,7 @@
           <w:p>
             <w:pPr>
               <w:pStyle w:val="27"/>
-              <w:spacing w:before="125" w:line="227" w:lineRule="auto"/>
+              <w:spacing w:before="124" w:line="227" w:lineRule="auto"/>
               <w:ind w:left="752"/>
               <w:rPr>
                 <w:sz w:val="19"/>
@@ -10127,7 +11126,7 @@
           <w:p>
             <w:pPr>
               <w:pStyle w:val="27"/>
-              <w:spacing w:before="124" w:line="225" w:lineRule="auto"/>
+              <w:spacing w:before="124" w:line="226" w:lineRule="auto"/>
               <w:ind w:left="43"/>
               <w:rPr>
                 <w:sz w:val="19"/>
@@ -10140,7 +11139,7 @@
                 <w:sz w:val="19"/>
                 <w:szCs w:val="19"/>
               </w:rPr>
-              <w:t>《巡检报告》、《运维服务单》</w:t>
+              <w:t>《故障处理报告》、《运维服务单》</w:t>
             </w:r>
           </w:p>
         </w:tc>
@@ -10155,7 +11154,7 @@
       <w:pPr>
         <w:sectPr>
           <w:pgSz w:w="11907" w:h="16839"/>
-          <w:pgMar w:top="1431" w:right="688" w:bottom="0" w:left="1079" w:header="0" w:footer="0" w:gutter="0"/>
+          <w:pgMar w:top="1407" w:right="688" w:bottom="0" w:left="1079" w:header="0" w:footer="0" w:gutter="0"/>
           <w:cols w:space="720" w:num="1"/>
         </w:sectPr>
       </w:pPr>
@@ -10178,13 +11177,8 @@
           <w:sz w:val="36"/>
           <w:szCs w:val="36"/>
         </w:rPr>
-        <w:t>服务器响应支持服务</w:t>
+        <w:t>服务器优化改善服务</w:t>
       </w:r>
-    </w:p>
-    <w:p>
-      <w:pPr>
-        <w:spacing w:before="50"/>
-      </w:pPr>
     </w:p>
     <w:tbl>
       <w:tblPr>
@@ -10486,1278 +11480,6 @@
           </w:tblCellMar>
         </w:tblPrEx>
         <w:trPr>
-          <w:trHeight w:val="391" w:hRule="atLeast"/>
-        </w:trPr>
-        <w:tc>
-          <w:tcPr>
-            <w:tcW w:w="2278" w:type="dxa"/>
-          </w:tcPr>
-          <w:p>
-            <w:pPr>
-              <w:pStyle w:val="27"/>
-              <w:spacing w:before="113" w:line="227" w:lineRule="auto"/>
-              <w:ind w:left="747"/>
-              <w:rPr>
-                <w:sz w:val="19"/>
-                <w:szCs w:val="19"/>
-              </w:rPr>
-            </w:pPr>
-            <w:r>
-              <w:rPr>
-                <w:spacing w:val="7"/>
-                <w:sz w:val="19"/>
-                <w:szCs w:val="19"/>
-              </w:rPr>
-              <w:t>服务子类</w:t>
-            </w:r>
-          </w:p>
-        </w:tc>
-        <w:tc>
-          <w:tcPr>
-            <w:tcW w:w="7845" w:type="dxa"/>
-          </w:tcPr>
-          <w:p>
-            <w:pPr>
-              <w:pStyle w:val="27"/>
-              <w:spacing w:before="113" w:line="227" w:lineRule="auto"/>
-              <w:ind w:left="39"/>
-              <w:rPr>
-                <w:sz w:val="19"/>
-                <w:szCs w:val="19"/>
-              </w:rPr>
-            </w:pPr>
-            <w:r>
-              <w:rPr>
-                <w:spacing w:val="8"/>
-                <w:sz w:val="19"/>
-                <w:szCs w:val="19"/>
-              </w:rPr>
-              <w:t>04020202服务器响应支持服务</w:t>
-            </w:r>
-          </w:p>
-        </w:tc>
-      </w:tr>
-      <w:tr>
-        <w:tblPrEx>
-          <w:tblBorders>
-            <w:top w:val="single" w:color="000000" w:sz="6" w:space="0"/>
-            <w:left w:val="single" w:color="000000" w:sz="6" w:space="0"/>
-            <w:bottom w:val="single" w:color="000000" w:sz="6" w:space="0"/>
-            <w:right w:val="single" w:color="000000" w:sz="6" w:space="0"/>
-            <w:insideH w:val="single" w:color="000000" w:sz="6" w:space="0"/>
-            <w:insideV w:val="single" w:color="000000" w:sz="6" w:space="0"/>
-          </w:tblBorders>
-          <w:tblCellMar>
-            <w:top w:w="0" w:type="dxa"/>
-            <w:left w:w="0" w:type="dxa"/>
-            <w:bottom w:w="0" w:type="dxa"/>
-            <w:right w:w="0" w:type="dxa"/>
-          </w:tblCellMar>
-        </w:tblPrEx>
-        <w:trPr>
-          <w:trHeight w:val="989" w:hRule="atLeast"/>
-        </w:trPr>
-        <w:tc>
-          <w:tcPr>
-            <w:tcW w:w="2278" w:type="dxa"/>
-          </w:tcPr>
-          <w:p>
-            <w:pPr>
-              <w:spacing w:line="348" w:lineRule="auto"/>
-              <w:rPr>
-                <w:rFonts w:ascii="Arial"/>
-                <w:sz w:val="21"/>
-              </w:rPr>
-            </w:pPr>
-          </w:p>
-          <w:p>
-            <w:pPr>
-              <w:pStyle w:val="27"/>
-              <w:spacing w:before="62" w:line="226" w:lineRule="auto"/>
-              <w:ind w:left="747"/>
-              <w:rPr>
-                <w:sz w:val="19"/>
-                <w:szCs w:val="19"/>
-              </w:rPr>
-            </w:pPr>
-            <w:r>
-              <w:rPr>
-                <w:spacing w:val="7"/>
-                <w:sz w:val="19"/>
-                <w:szCs w:val="19"/>
-              </w:rPr>
-              <w:t>服务简介</w:t>
-            </w:r>
-          </w:p>
-        </w:tc>
-        <w:tc>
-          <w:tcPr>
-            <w:tcW w:w="7845" w:type="dxa"/>
-          </w:tcPr>
-          <w:p>
-            <w:pPr>
-              <w:pStyle w:val="27"/>
-              <w:spacing w:before="166"/>
-              <w:ind w:left="47" w:right="140" w:hanging="2"/>
-              <w:jc w:val="both"/>
-              <w:rPr>
-                <w:sz w:val="19"/>
-                <w:szCs w:val="19"/>
-              </w:rPr>
-            </w:pPr>
-            <w:r>
-              <w:rPr>
-                <w:spacing w:val="11"/>
-                <w:sz w:val="19"/>
-                <w:szCs w:val="19"/>
-              </w:rPr>
-              <w:t>对客户申报的服务器类故障提供远程支持服务或现场支持服务，保证故障及时排除，恢复主机的正常服务。为客户提供主机类应急演练服务，以保证在突发情况下客户业务系</w:t>
-            </w:r>
-            <w:r>
-              <w:rPr>
-                <w:spacing w:val="5"/>
-                <w:sz w:val="19"/>
-                <w:szCs w:val="19"/>
-              </w:rPr>
-              <w:t>统能够正常运行。</w:t>
-            </w:r>
-          </w:p>
-        </w:tc>
-      </w:tr>
-      <w:tr>
-        <w:tblPrEx>
-          <w:tblBorders>
-            <w:top w:val="single" w:color="000000" w:sz="6" w:space="0"/>
-            <w:left w:val="single" w:color="000000" w:sz="6" w:space="0"/>
-            <w:bottom w:val="single" w:color="000000" w:sz="6" w:space="0"/>
-            <w:right w:val="single" w:color="000000" w:sz="6" w:space="0"/>
-            <w:insideH w:val="single" w:color="000000" w:sz="6" w:space="0"/>
-            <w:insideV w:val="single" w:color="000000" w:sz="6" w:space="0"/>
-          </w:tblBorders>
-          <w:tblCellMar>
-            <w:top w:w="0" w:type="dxa"/>
-            <w:left w:w="0" w:type="dxa"/>
-            <w:bottom w:w="0" w:type="dxa"/>
-            <w:right w:w="0" w:type="dxa"/>
-          </w:tblCellMar>
-        </w:tblPrEx>
-        <w:trPr>
-          <w:trHeight w:val="855" w:hRule="atLeast"/>
-        </w:trPr>
-        <w:tc>
-          <w:tcPr>
-            <w:tcW w:w="2278" w:type="dxa"/>
-          </w:tcPr>
-          <w:p>
-            <w:pPr>
-              <w:spacing w:line="284" w:lineRule="auto"/>
-              <w:rPr>
-                <w:rFonts w:ascii="Arial"/>
-                <w:sz w:val="21"/>
-              </w:rPr>
-            </w:pPr>
-          </w:p>
-          <w:p>
-            <w:pPr>
-              <w:pStyle w:val="27"/>
-              <w:spacing w:before="61" w:line="227" w:lineRule="auto"/>
-              <w:ind w:left="494"/>
-              <w:rPr>
-                <w:sz w:val="19"/>
-                <w:szCs w:val="19"/>
-              </w:rPr>
-            </w:pPr>
-            <w:r>
-              <w:rPr>
-                <w:spacing w:val="8"/>
-                <w:sz w:val="19"/>
-                <w:szCs w:val="19"/>
-              </w:rPr>
-              <w:t>服务目标/价值</w:t>
-            </w:r>
-          </w:p>
-        </w:tc>
-        <w:tc>
-          <w:tcPr>
-            <w:tcW w:w="7845" w:type="dxa"/>
-          </w:tcPr>
-          <w:p>
-            <w:pPr>
-              <w:pStyle w:val="27"/>
-              <w:spacing w:before="222"/>
-              <w:ind w:left="46" w:right="342" w:firstLine="1"/>
-              <w:rPr>
-                <w:sz w:val="19"/>
-                <w:szCs w:val="19"/>
-              </w:rPr>
-            </w:pPr>
-            <w:r>
-              <w:rPr>
-                <w:spacing w:val="11"/>
-                <w:sz w:val="19"/>
-                <w:szCs w:val="19"/>
-              </w:rPr>
-              <w:t>通过标准化的服务流程以及产品化的运作方式使客户用可预见的成本得到可预见的收</w:t>
-            </w:r>
-            <w:r>
-              <w:rPr>
-                <w:spacing w:val="8"/>
-                <w:sz w:val="19"/>
-                <w:szCs w:val="19"/>
-              </w:rPr>
-              <w:t>益，保障客服务器设备正常运作。</w:t>
-            </w:r>
-          </w:p>
-        </w:tc>
-      </w:tr>
-      <w:tr>
-        <w:tblPrEx>
-          <w:tblBorders>
-            <w:top w:val="single" w:color="000000" w:sz="6" w:space="0"/>
-            <w:left w:val="single" w:color="000000" w:sz="6" w:space="0"/>
-            <w:bottom w:val="single" w:color="000000" w:sz="6" w:space="0"/>
-            <w:right w:val="single" w:color="000000" w:sz="6" w:space="0"/>
-            <w:insideH w:val="single" w:color="000000" w:sz="6" w:space="0"/>
-            <w:insideV w:val="single" w:color="000000" w:sz="6" w:space="0"/>
-          </w:tblBorders>
-          <w:tblCellMar>
-            <w:top w:w="0" w:type="dxa"/>
-            <w:left w:w="0" w:type="dxa"/>
-            <w:bottom w:w="0" w:type="dxa"/>
-            <w:right w:w="0" w:type="dxa"/>
-          </w:tblCellMar>
-        </w:tblPrEx>
-        <w:trPr>
-          <w:trHeight w:val="390" w:hRule="atLeast"/>
-        </w:trPr>
-        <w:tc>
-          <w:tcPr>
-            <w:tcW w:w="10123" w:type="dxa"/>
-            <w:gridSpan w:val="2"/>
-            <w:shd w:val="clear" w:color="auto" w:fill="1F497D"/>
-          </w:tcPr>
-          <w:p>
-            <w:pPr>
-              <w:pStyle w:val="27"/>
-              <w:spacing w:before="106" w:line="227" w:lineRule="auto"/>
-              <w:ind w:left="4661"/>
-              <w:rPr>
-                <w:sz w:val="19"/>
-                <w:szCs w:val="19"/>
-              </w:rPr>
-            </w:pPr>
-            <w:r>
-              <w:rPr>
-                <w:b/>
-                <w:bCs/>
-                <w:color w:val="FFFFFF"/>
-                <w:spacing w:val="7"/>
-                <w:sz w:val="19"/>
-                <w:szCs w:val="19"/>
-              </w:rPr>
-              <w:t>服务描述</w:t>
-            </w:r>
-          </w:p>
-        </w:tc>
-      </w:tr>
-      <w:tr>
-        <w:tblPrEx>
-          <w:tblBorders>
-            <w:top w:val="single" w:color="000000" w:sz="6" w:space="0"/>
-            <w:left w:val="single" w:color="000000" w:sz="6" w:space="0"/>
-            <w:bottom w:val="single" w:color="000000" w:sz="6" w:space="0"/>
-            <w:right w:val="single" w:color="000000" w:sz="6" w:space="0"/>
-            <w:insideH w:val="single" w:color="000000" w:sz="6" w:space="0"/>
-            <w:insideV w:val="single" w:color="000000" w:sz="6" w:space="0"/>
-          </w:tblBorders>
-          <w:tblCellMar>
-            <w:top w:w="0" w:type="dxa"/>
-            <w:left w:w="0" w:type="dxa"/>
-            <w:bottom w:w="0" w:type="dxa"/>
-            <w:right w:w="0" w:type="dxa"/>
-          </w:tblCellMar>
-        </w:tblPrEx>
-        <w:trPr>
-          <w:trHeight w:val="737" w:hRule="atLeast"/>
-        </w:trPr>
-        <w:tc>
-          <w:tcPr>
-            <w:tcW w:w="2278" w:type="dxa"/>
-          </w:tcPr>
-          <w:p>
-            <w:pPr>
-              <w:pStyle w:val="27"/>
-              <w:spacing w:before="289" w:line="227" w:lineRule="auto"/>
-              <w:ind w:left="747"/>
-              <w:rPr>
-                <w:sz w:val="19"/>
-                <w:szCs w:val="19"/>
-              </w:rPr>
-            </w:pPr>
-            <w:r>
-              <w:rPr>
-                <w:spacing w:val="7"/>
-                <w:sz w:val="19"/>
-                <w:szCs w:val="19"/>
-              </w:rPr>
-              <w:t>服务对象</w:t>
-            </w:r>
-          </w:p>
-        </w:tc>
-        <w:tc>
-          <w:tcPr>
-            <w:tcW w:w="7845" w:type="dxa"/>
-          </w:tcPr>
-          <w:p>
-            <w:pPr>
-              <w:pStyle w:val="27"/>
-              <w:spacing w:before="289" w:line="227" w:lineRule="auto"/>
-              <w:ind w:left="48"/>
-              <w:rPr>
-                <w:sz w:val="19"/>
-                <w:szCs w:val="19"/>
-              </w:rPr>
-            </w:pPr>
-            <w:r>
-              <w:rPr>
-                <w:sz w:val="19"/>
-                <w:szCs w:val="19"/>
-              </w:rPr>
-              <w:t>IBM</w:t>
-            </w:r>
-            <w:r>
-              <w:rPr>
-                <w:spacing w:val="15"/>
-                <w:sz w:val="19"/>
-                <w:szCs w:val="19"/>
-              </w:rPr>
-              <w:t>、</w:t>
-            </w:r>
-            <w:r>
-              <w:rPr>
-                <w:sz w:val="19"/>
-                <w:szCs w:val="19"/>
-              </w:rPr>
-              <w:t>HP</w:t>
-            </w:r>
-            <w:r>
-              <w:rPr>
-                <w:spacing w:val="15"/>
-                <w:sz w:val="19"/>
-                <w:szCs w:val="19"/>
-              </w:rPr>
-              <w:t>、</w:t>
-            </w:r>
-            <w:r>
-              <w:rPr>
-                <w:sz w:val="19"/>
-                <w:szCs w:val="19"/>
-              </w:rPr>
-              <w:t>DELL</w:t>
-            </w:r>
-            <w:r>
-              <w:rPr>
-                <w:spacing w:val="15"/>
-                <w:sz w:val="19"/>
-                <w:szCs w:val="19"/>
-              </w:rPr>
-              <w:t>、联想等</w:t>
-            </w:r>
-            <w:r>
-              <w:rPr>
-                <w:sz w:val="19"/>
-                <w:szCs w:val="19"/>
-              </w:rPr>
-              <w:t>PC</w:t>
-            </w:r>
-            <w:r>
-              <w:rPr>
-                <w:spacing w:val="15"/>
-                <w:sz w:val="19"/>
-                <w:szCs w:val="19"/>
-              </w:rPr>
-              <w:t>服务器</w:t>
-            </w:r>
-          </w:p>
-        </w:tc>
-      </w:tr>
-      <w:tr>
-        <w:tblPrEx>
-          <w:tblBorders>
-            <w:top w:val="single" w:color="000000" w:sz="6" w:space="0"/>
-            <w:left w:val="single" w:color="000000" w:sz="6" w:space="0"/>
-            <w:bottom w:val="single" w:color="000000" w:sz="6" w:space="0"/>
-            <w:right w:val="single" w:color="000000" w:sz="6" w:space="0"/>
-            <w:insideH w:val="single" w:color="000000" w:sz="6" w:space="0"/>
-            <w:insideV w:val="single" w:color="000000" w:sz="6" w:space="0"/>
-          </w:tblBorders>
-          <w:tblCellMar>
-            <w:top w:w="0" w:type="dxa"/>
-            <w:left w:w="0" w:type="dxa"/>
-            <w:bottom w:w="0" w:type="dxa"/>
-            <w:right w:w="0" w:type="dxa"/>
-          </w:tblCellMar>
-        </w:tblPrEx>
-        <w:trPr>
-          <w:trHeight w:val="2856" w:hRule="atLeast"/>
-        </w:trPr>
-        <w:tc>
-          <w:tcPr>
-            <w:tcW w:w="2278" w:type="dxa"/>
-          </w:tcPr>
-          <w:p>
-            <w:pPr>
-              <w:spacing w:line="256" w:lineRule="auto"/>
-              <w:rPr>
-                <w:rFonts w:ascii="Arial"/>
-                <w:sz w:val="21"/>
-              </w:rPr>
-            </w:pPr>
-          </w:p>
-          <w:p>
-            <w:pPr>
-              <w:spacing w:line="256" w:lineRule="auto"/>
-              <w:rPr>
-                <w:rFonts w:ascii="Arial"/>
-                <w:sz w:val="21"/>
-              </w:rPr>
-            </w:pPr>
-          </w:p>
-          <w:p>
-            <w:pPr>
-              <w:spacing w:line="256" w:lineRule="auto"/>
-              <w:rPr>
-                <w:rFonts w:ascii="Arial"/>
-                <w:sz w:val="21"/>
-              </w:rPr>
-            </w:pPr>
-          </w:p>
-          <w:p>
-            <w:pPr>
-              <w:spacing w:line="257" w:lineRule="auto"/>
-              <w:rPr>
-                <w:rFonts w:ascii="Arial"/>
-                <w:sz w:val="21"/>
-              </w:rPr>
-            </w:pPr>
-          </w:p>
-          <w:p>
-            <w:pPr>
-              <w:spacing w:line="257" w:lineRule="auto"/>
-              <w:rPr>
-                <w:rFonts w:ascii="Arial"/>
-                <w:sz w:val="21"/>
-              </w:rPr>
-            </w:pPr>
-          </w:p>
-          <w:p>
-            <w:pPr>
-              <w:pStyle w:val="27"/>
-              <w:spacing w:before="62" w:line="227" w:lineRule="auto"/>
-              <w:ind w:left="747"/>
-              <w:rPr>
-                <w:sz w:val="19"/>
-                <w:szCs w:val="19"/>
-              </w:rPr>
-            </w:pPr>
-            <w:r>
-              <w:rPr>
-                <w:spacing w:val="7"/>
-                <w:sz w:val="19"/>
-                <w:szCs w:val="19"/>
-              </w:rPr>
-              <w:t>服务内容</w:t>
-            </w:r>
-          </w:p>
-        </w:tc>
-        <w:tc>
-          <w:tcPr>
-            <w:tcW w:w="7845" w:type="dxa"/>
-          </w:tcPr>
-          <w:p>
-            <w:pPr>
-              <w:spacing w:line="423" w:lineRule="auto"/>
-              <w:rPr>
-                <w:rFonts w:ascii="Arial"/>
-                <w:sz w:val="21"/>
-              </w:rPr>
-            </w:pPr>
-          </w:p>
-          <w:p>
-            <w:pPr>
-              <w:pStyle w:val="27"/>
-              <w:spacing w:before="62" w:line="227" w:lineRule="auto"/>
-              <w:ind w:left="43"/>
-              <w:rPr>
-                <w:sz w:val="19"/>
-                <w:szCs w:val="19"/>
-              </w:rPr>
-            </w:pPr>
-            <w:r>
-              <w:rPr>
-                <w:spacing w:val="1"/>
-                <w:sz w:val="19"/>
-                <w:szCs w:val="19"/>
-              </w:rPr>
-              <w:t>服务器重启；</w:t>
-            </w:r>
-          </w:p>
-          <w:p>
-            <w:pPr>
-              <w:pStyle w:val="27"/>
-              <w:spacing w:before="13" w:line="227" w:lineRule="auto"/>
-              <w:ind w:left="49"/>
-              <w:rPr>
-                <w:sz w:val="19"/>
-                <w:szCs w:val="19"/>
-              </w:rPr>
-            </w:pPr>
-            <w:r>
-              <w:rPr>
-                <w:spacing w:val="6"/>
-                <w:sz w:val="19"/>
-                <w:szCs w:val="19"/>
-              </w:rPr>
-              <w:t>关键服务、进程的启用、停止等；</w:t>
-            </w:r>
-          </w:p>
-          <w:p>
-            <w:pPr>
-              <w:pStyle w:val="27"/>
-              <w:spacing w:before="13" w:line="225" w:lineRule="auto"/>
-              <w:ind w:left="43"/>
-              <w:rPr>
-                <w:sz w:val="19"/>
-                <w:szCs w:val="19"/>
-              </w:rPr>
-            </w:pPr>
-            <w:r>
-              <w:rPr>
-                <w:spacing w:val="2"/>
-                <w:sz w:val="19"/>
-                <w:szCs w:val="19"/>
-              </w:rPr>
-              <w:t>操作系统恢复；</w:t>
-            </w:r>
-          </w:p>
-          <w:p>
-            <w:pPr>
-              <w:pStyle w:val="27"/>
-              <w:spacing w:before="16"/>
-              <w:ind w:left="43" w:right="2910" w:firstLine="2"/>
-              <w:rPr>
-                <w:sz w:val="19"/>
-                <w:szCs w:val="19"/>
-              </w:rPr>
-            </w:pPr>
-            <w:r>
-              <w:rPr>
-                <w:spacing w:val="9"/>
-                <w:sz w:val="19"/>
-                <w:szCs w:val="19"/>
-              </w:rPr>
-              <w:t>更换故障部件，包括主板、电源、</w:t>
-            </w:r>
-            <w:r>
-              <w:rPr>
-                <w:sz w:val="19"/>
-                <w:szCs w:val="19"/>
-              </w:rPr>
-              <w:t>CPU</w:t>
-            </w:r>
-            <w:r>
-              <w:rPr>
-                <w:spacing w:val="9"/>
-                <w:sz w:val="19"/>
-                <w:szCs w:val="19"/>
-              </w:rPr>
-              <w:t>、内存、硬盘等；</w:t>
-            </w:r>
-            <w:r>
-              <w:rPr>
-                <w:spacing w:val="4"/>
-                <w:sz w:val="19"/>
-                <w:szCs w:val="19"/>
-              </w:rPr>
-              <w:t>损坏系统文件修复；</w:t>
-            </w:r>
-          </w:p>
-          <w:p>
-            <w:pPr>
-              <w:pStyle w:val="27"/>
-              <w:spacing w:line="226" w:lineRule="auto"/>
-              <w:ind w:left="65"/>
-              <w:rPr>
-                <w:sz w:val="19"/>
-                <w:szCs w:val="19"/>
-              </w:rPr>
-            </w:pPr>
-            <w:r>
-              <w:rPr>
-                <w:spacing w:val="4"/>
-                <w:sz w:val="19"/>
-                <w:szCs w:val="19"/>
-              </w:rPr>
-              <w:t>网络通讯设置修正等。</w:t>
-            </w:r>
-          </w:p>
-          <w:p>
-            <w:pPr>
-              <w:pStyle w:val="27"/>
-              <w:spacing w:before="14" w:line="227" w:lineRule="auto"/>
-              <w:ind w:left="43"/>
-              <w:rPr>
-                <w:sz w:val="19"/>
-                <w:szCs w:val="19"/>
-              </w:rPr>
-            </w:pPr>
-            <w:r>
-              <w:rPr>
-                <w:spacing w:val="2"/>
-                <w:sz w:val="19"/>
-                <w:szCs w:val="19"/>
-              </w:rPr>
-              <w:t>设备停机演练；</w:t>
-            </w:r>
-          </w:p>
-          <w:p>
-            <w:pPr>
-              <w:pStyle w:val="27"/>
-              <w:spacing w:before="14" w:line="226" w:lineRule="auto"/>
-              <w:ind w:left="43"/>
-              <w:rPr>
-                <w:sz w:val="19"/>
-                <w:szCs w:val="19"/>
-              </w:rPr>
-            </w:pPr>
-            <w:r>
-              <w:rPr>
-                <w:spacing w:val="5"/>
-                <w:sz w:val="19"/>
-                <w:szCs w:val="19"/>
-              </w:rPr>
-              <w:t>设备清洁维护等。</w:t>
-            </w:r>
-          </w:p>
-        </w:tc>
-      </w:tr>
-      <w:tr>
-        <w:tblPrEx>
-          <w:tblBorders>
-            <w:top w:val="single" w:color="000000" w:sz="6" w:space="0"/>
-            <w:left w:val="single" w:color="000000" w:sz="6" w:space="0"/>
-            <w:bottom w:val="single" w:color="000000" w:sz="6" w:space="0"/>
-            <w:right w:val="single" w:color="000000" w:sz="6" w:space="0"/>
-            <w:insideH w:val="single" w:color="000000" w:sz="6" w:space="0"/>
-            <w:insideV w:val="single" w:color="000000" w:sz="6" w:space="0"/>
-          </w:tblBorders>
-          <w:tblCellMar>
-            <w:top w:w="0" w:type="dxa"/>
-            <w:left w:w="0" w:type="dxa"/>
-            <w:bottom w:w="0" w:type="dxa"/>
-            <w:right w:w="0" w:type="dxa"/>
-          </w:tblCellMar>
-        </w:tblPrEx>
-        <w:trPr>
-          <w:trHeight w:val="390" w:hRule="atLeast"/>
-        </w:trPr>
-        <w:tc>
-          <w:tcPr>
-            <w:tcW w:w="2278" w:type="dxa"/>
-          </w:tcPr>
-          <w:p>
-            <w:pPr>
-              <w:pStyle w:val="27"/>
-              <w:spacing w:before="122" w:line="228" w:lineRule="auto"/>
-              <w:ind w:left="950"/>
-              <w:rPr>
-                <w:sz w:val="19"/>
-                <w:szCs w:val="19"/>
-              </w:rPr>
-            </w:pPr>
-            <w:r>
-              <w:rPr>
-                <w:spacing w:val="3"/>
-                <w:sz w:val="19"/>
-                <w:szCs w:val="19"/>
-              </w:rPr>
-              <w:t>频度</w:t>
-            </w:r>
-          </w:p>
-        </w:tc>
-        <w:tc>
-          <w:tcPr>
-            <w:tcW w:w="7845" w:type="dxa"/>
-          </w:tcPr>
-          <w:p>
-            <w:pPr>
-              <w:pStyle w:val="27"/>
-              <w:spacing w:before="122" w:line="227" w:lineRule="auto"/>
-              <w:ind w:left="43"/>
-              <w:rPr>
-                <w:sz w:val="19"/>
-                <w:szCs w:val="19"/>
-              </w:rPr>
-            </w:pPr>
-            <w:r>
-              <w:rPr>
-                <w:spacing w:val="3"/>
-                <w:sz w:val="19"/>
-                <w:szCs w:val="19"/>
-              </w:rPr>
-              <w:t>按需</w:t>
-            </w:r>
-          </w:p>
-        </w:tc>
-      </w:tr>
-      <w:tr>
-        <w:tblPrEx>
-          <w:tblBorders>
-            <w:top w:val="single" w:color="000000" w:sz="6" w:space="0"/>
-            <w:left w:val="single" w:color="000000" w:sz="6" w:space="0"/>
-            <w:bottom w:val="single" w:color="000000" w:sz="6" w:space="0"/>
-            <w:right w:val="single" w:color="000000" w:sz="6" w:space="0"/>
-            <w:insideH w:val="single" w:color="000000" w:sz="6" w:space="0"/>
-            <w:insideV w:val="single" w:color="000000" w:sz="6" w:space="0"/>
-          </w:tblBorders>
-          <w:tblCellMar>
-            <w:top w:w="0" w:type="dxa"/>
-            <w:left w:w="0" w:type="dxa"/>
-            <w:bottom w:w="0" w:type="dxa"/>
-            <w:right w:w="0" w:type="dxa"/>
-          </w:tblCellMar>
-        </w:tblPrEx>
-        <w:trPr>
-          <w:trHeight w:val="390" w:hRule="atLeast"/>
-        </w:trPr>
-        <w:tc>
-          <w:tcPr>
-            <w:tcW w:w="2278" w:type="dxa"/>
-          </w:tcPr>
-          <w:p>
-            <w:pPr>
-              <w:pStyle w:val="27"/>
-              <w:spacing w:before="123" w:line="227" w:lineRule="auto"/>
-              <w:ind w:left="747"/>
-              <w:rPr>
-                <w:sz w:val="19"/>
-                <w:szCs w:val="19"/>
-              </w:rPr>
-            </w:pPr>
-            <w:r>
-              <w:rPr>
-                <w:spacing w:val="7"/>
-                <w:sz w:val="19"/>
-                <w:szCs w:val="19"/>
-              </w:rPr>
-              <w:t>服务时间</w:t>
-            </w:r>
-          </w:p>
-        </w:tc>
-        <w:tc>
-          <w:tcPr>
-            <w:tcW w:w="7845" w:type="dxa"/>
-          </w:tcPr>
-          <w:p>
-            <w:pPr>
-              <w:pStyle w:val="27"/>
-              <w:spacing w:before="123" w:line="236" w:lineRule="auto"/>
-              <w:ind w:left="41"/>
-              <w:rPr>
-                <w:sz w:val="19"/>
-                <w:szCs w:val="19"/>
-              </w:rPr>
-            </w:pPr>
-            <w:r>
-              <w:rPr>
-                <w:spacing w:val="5"/>
-                <w:sz w:val="19"/>
-                <w:szCs w:val="19"/>
-              </w:rPr>
-              <w:t>5x8、7x8、7x24</w:t>
-            </w:r>
-          </w:p>
-        </w:tc>
-      </w:tr>
-      <w:tr>
-        <w:tblPrEx>
-          <w:tblBorders>
-            <w:top w:val="single" w:color="000000" w:sz="6" w:space="0"/>
-            <w:left w:val="single" w:color="000000" w:sz="6" w:space="0"/>
-            <w:bottom w:val="single" w:color="000000" w:sz="6" w:space="0"/>
-            <w:right w:val="single" w:color="000000" w:sz="6" w:space="0"/>
-            <w:insideH w:val="single" w:color="000000" w:sz="6" w:space="0"/>
-            <w:insideV w:val="single" w:color="000000" w:sz="6" w:space="0"/>
-          </w:tblBorders>
-          <w:tblCellMar>
-            <w:top w:w="0" w:type="dxa"/>
-            <w:left w:w="0" w:type="dxa"/>
-            <w:bottom w:w="0" w:type="dxa"/>
-            <w:right w:w="0" w:type="dxa"/>
-          </w:tblCellMar>
-        </w:tblPrEx>
-        <w:trPr>
-          <w:trHeight w:val="390" w:hRule="atLeast"/>
-        </w:trPr>
-        <w:tc>
-          <w:tcPr>
-            <w:tcW w:w="2278" w:type="dxa"/>
-          </w:tcPr>
-          <w:p>
-            <w:pPr>
-              <w:pStyle w:val="27"/>
-              <w:spacing w:before="123" w:line="228" w:lineRule="auto"/>
-              <w:ind w:left="752"/>
-              <w:rPr>
-                <w:sz w:val="19"/>
-                <w:szCs w:val="19"/>
-              </w:rPr>
-            </w:pPr>
-            <w:r>
-              <w:rPr>
-                <w:spacing w:val="6"/>
-                <w:sz w:val="19"/>
-                <w:szCs w:val="19"/>
-              </w:rPr>
-              <w:t>交付方式</w:t>
-            </w:r>
-          </w:p>
-        </w:tc>
-        <w:tc>
-          <w:tcPr>
-            <w:tcW w:w="7845" w:type="dxa"/>
-          </w:tcPr>
-          <w:p>
-            <w:pPr>
-              <w:pStyle w:val="27"/>
-              <w:spacing w:before="123" w:line="228" w:lineRule="auto"/>
-              <w:ind w:left="43"/>
-              <w:rPr>
-                <w:sz w:val="19"/>
-                <w:szCs w:val="19"/>
-              </w:rPr>
-            </w:pPr>
-            <w:r>
-              <w:rPr>
-                <w:spacing w:val="7"/>
-                <w:sz w:val="19"/>
-                <w:szCs w:val="19"/>
-              </w:rPr>
-              <w:t>现场/远程</w:t>
-            </w:r>
-          </w:p>
-        </w:tc>
-      </w:tr>
-      <w:tr>
-        <w:tblPrEx>
-          <w:tblBorders>
-            <w:top w:val="single" w:color="000000" w:sz="6" w:space="0"/>
-            <w:left w:val="single" w:color="000000" w:sz="6" w:space="0"/>
-            <w:bottom w:val="single" w:color="000000" w:sz="6" w:space="0"/>
-            <w:right w:val="single" w:color="000000" w:sz="6" w:space="0"/>
-            <w:insideH w:val="single" w:color="000000" w:sz="6" w:space="0"/>
-            <w:insideV w:val="single" w:color="000000" w:sz="6" w:space="0"/>
-          </w:tblBorders>
-          <w:tblCellMar>
-            <w:top w:w="0" w:type="dxa"/>
-            <w:left w:w="0" w:type="dxa"/>
-            <w:bottom w:w="0" w:type="dxa"/>
-            <w:right w:w="0" w:type="dxa"/>
-          </w:tblCellMar>
-        </w:tblPrEx>
-        <w:trPr>
-          <w:trHeight w:val="408" w:hRule="atLeast"/>
-        </w:trPr>
-        <w:tc>
-          <w:tcPr>
-            <w:tcW w:w="2278" w:type="dxa"/>
-          </w:tcPr>
-          <w:p>
-            <w:pPr>
-              <w:pStyle w:val="27"/>
-              <w:spacing w:before="124" w:line="227" w:lineRule="auto"/>
-              <w:ind w:left="752"/>
-              <w:rPr>
-                <w:sz w:val="19"/>
-                <w:szCs w:val="19"/>
-              </w:rPr>
-            </w:pPr>
-            <w:r>
-              <w:rPr>
-                <w:spacing w:val="6"/>
-                <w:sz w:val="19"/>
-                <w:szCs w:val="19"/>
-              </w:rPr>
-              <w:t>交付成果</w:t>
-            </w:r>
-          </w:p>
-        </w:tc>
-        <w:tc>
-          <w:tcPr>
-            <w:tcW w:w="7845" w:type="dxa"/>
-          </w:tcPr>
-          <w:p>
-            <w:pPr>
-              <w:pStyle w:val="27"/>
-              <w:spacing w:before="124" w:line="226" w:lineRule="auto"/>
-              <w:ind w:left="43"/>
-              <w:rPr>
-                <w:sz w:val="19"/>
-                <w:szCs w:val="19"/>
-              </w:rPr>
-            </w:pPr>
-            <w:r>
-              <w:rPr>
-                <w:spacing w:val="9"/>
-                <w:sz w:val="19"/>
-                <w:szCs w:val="19"/>
-              </w:rPr>
-              <w:t>《故障处理报告》、《运维服务单》</w:t>
-            </w:r>
-          </w:p>
-        </w:tc>
-      </w:tr>
-    </w:tbl>
-    <w:p>
-      <w:pPr>
-        <w:pStyle w:val="12"/>
-      </w:pPr>
-    </w:p>
-    <w:p>
-      <w:pPr>
-        <w:sectPr>
-          <w:pgSz w:w="11907" w:h="16839"/>
-          <w:pgMar w:top="1407" w:right="688" w:bottom="0" w:left="1079" w:header="0" w:footer="0" w:gutter="0"/>
-          <w:cols w:space="720" w:num="1"/>
-        </w:sectPr>
-      </w:pPr>
-    </w:p>
-    <w:p>
-      <w:pPr>
-        <w:spacing w:before="72" w:line="218" w:lineRule="auto"/>
-        <w:ind w:left="3475"/>
-        <w:outlineLvl w:val="0"/>
-        <w:rPr>
-          <w:rFonts w:ascii="仿宋" w:hAnsi="仿宋" w:eastAsia="仿宋" w:cs="仿宋"/>
-          <w:sz w:val="36"/>
-          <w:szCs w:val="36"/>
-        </w:rPr>
-      </w:pPr>
-      <w:r>
-        <w:rPr>
-          <w:rFonts w:ascii="仿宋" w:hAnsi="仿宋" w:eastAsia="仿宋" w:cs="仿宋"/>
-          <w:spacing w:val="-3"/>
-          <w:sz w:val="36"/>
-          <w:szCs w:val="36"/>
-        </w:rPr>
-        <w:t>服务器优化改善服务</w:t>
-      </w:r>
-    </w:p>
-    <w:p>
-      <w:pPr>
-        <w:spacing w:before="50"/>
-      </w:pPr>
-    </w:p>
-    <w:tbl>
-      <w:tblPr>
-        <w:tblStyle w:val="26"/>
-        <w:tblW w:w="10123" w:type="dxa"/>
-        <w:tblInd w:w="7" w:type="dxa"/>
-        <w:tblBorders>
-          <w:top w:val="single" w:color="000000" w:sz="6" w:space="0"/>
-          <w:left w:val="single" w:color="000000" w:sz="6" w:space="0"/>
-          <w:bottom w:val="single" w:color="000000" w:sz="6" w:space="0"/>
-          <w:right w:val="single" w:color="000000" w:sz="6" w:space="0"/>
-          <w:insideH w:val="single" w:color="000000" w:sz="6" w:space="0"/>
-          <w:insideV w:val="single" w:color="000000" w:sz="6" w:space="0"/>
-        </w:tblBorders>
-        <w:tblLayout w:type="fixed"/>
-        <w:tblCellMar>
-          <w:top w:w="0" w:type="dxa"/>
-          <w:left w:w="0" w:type="dxa"/>
-          <w:bottom w:w="0" w:type="dxa"/>
-          <w:right w:w="0" w:type="dxa"/>
-        </w:tblCellMar>
-      </w:tblPr>
-      <w:tblGrid>
-        <w:gridCol w:w="2278"/>
-        <w:gridCol w:w="7845"/>
-      </w:tblGrid>
-      <w:tr>
-        <w:tblPrEx>
-          <w:tblBorders>
-            <w:top w:val="single" w:color="000000" w:sz="6" w:space="0"/>
-            <w:left w:val="single" w:color="000000" w:sz="6" w:space="0"/>
-            <w:bottom w:val="single" w:color="000000" w:sz="6" w:space="0"/>
-            <w:right w:val="single" w:color="000000" w:sz="6" w:space="0"/>
-            <w:insideH w:val="single" w:color="000000" w:sz="6" w:space="0"/>
-            <w:insideV w:val="single" w:color="000000" w:sz="6" w:space="0"/>
-          </w:tblBorders>
-          <w:tblCellMar>
-            <w:top w:w="0" w:type="dxa"/>
-            <w:left w:w="0" w:type="dxa"/>
-            <w:bottom w:w="0" w:type="dxa"/>
-            <w:right w:w="0" w:type="dxa"/>
-          </w:tblCellMar>
-        </w:tblPrEx>
-        <w:trPr>
-          <w:trHeight w:val="391" w:hRule="atLeast"/>
-        </w:trPr>
-        <w:tc>
-          <w:tcPr>
-            <w:tcW w:w="10123" w:type="dxa"/>
-            <w:gridSpan w:val="2"/>
-            <w:shd w:val="clear" w:color="auto" w:fill="1F497D"/>
-          </w:tcPr>
-          <w:p>
-            <w:pPr>
-              <w:pStyle w:val="27"/>
-              <w:spacing w:before="102" w:line="227" w:lineRule="auto"/>
-              <w:ind w:left="4661"/>
-              <w:rPr>
-                <w:sz w:val="19"/>
-                <w:szCs w:val="19"/>
-              </w:rPr>
-            </w:pPr>
-            <w:r>
-              <w:rPr>
-                <w:b/>
-                <w:bCs/>
-                <w:color w:val="FFFFFF"/>
-                <w:spacing w:val="7"/>
-                <w:sz w:val="19"/>
-                <w:szCs w:val="19"/>
-              </w:rPr>
-              <w:t>服务概述</w:t>
-            </w:r>
-          </w:p>
-        </w:tc>
-      </w:tr>
-      <w:tr>
-        <w:tblPrEx>
-          <w:tblBorders>
-            <w:top w:val="single" w:color="000000" w:sz="6" w:space="0"/>
-            <w:left w:val="single" w:color="000000" w:sz="6" w:space="0"/>
-            <w:bottom w:val="single" w:color="000000" w:sz="6" w:space="0"/>
-            <w:right w:val="single" w:color="000000" w:sz="6" w:space="0"/>
-            <w:insideH w:val="single" w:color="000000" w:sz="6" w:space="0"/>
-            <w:insideV w:val="single" w:color="000000" w:sz="6" w:space="0"/>
-          </w:tblBorders>
-          <w:tblCellMar>
-            <w:top w:w="0" w:type="dxa"/>
-            <w:left w:w="0" w:type="dxa"/>
-            <w:bottom w:w="0" w:type="dxa"/>
-            <w:right w:w="0" w:type="dxa"/>
-          </w:tblCellMar>
-        </w:tblPrEx>
-        <w:trPr>
-          <w:trHeight w:val="390" w:hRule="atLeast"/>
-        </w:trPr>
-        <w:tc>
-          <w:tcPr>
-            <w:tcW w:w="2278" w:type="dxa"/>
-          </w:tcPr>
-          <w:p>
-            <w:pPr>
-              <w:pStyle w:val="27"/>
-              <w:spacing w:before="111" w:line="227" w:lineRule="auto"/>
-              <w:ind w:left="747"/>
-              <w:rPr>
-                <w:sz w:val="19"/>
-                <w:szCs w:val="19"/>
-              </w:rPr>
-            </w:pPr>
-            <w:r>
-              <w:rPr>
-                <w:spacing w:val="7"/>
-                <w:sz w:val="19"/>
-                <w:szCs w:val="19"/>
-              </w:rPr>
-              <w:t>服务大类</w:t>
-            </w:r>
-          </w:p>
-        </w:tc>
-        <w:tc>
-          <w:tcPr>
-            <w:tcW w:w="7845" w:type="dxa"/>
-          </w:tcPr>
-          <w:p>
-            <w:pPr>
-              <w:pStyle w:val="27"/>
-              <w:spacing w:before="110" w:line="226" w:lineRule="auto"/>
-              <w:ind w:left="39"/>
-              <w:rPr>
-                <w:sz w:val="19"/>
-                <w:szCs w:val="19"/>
-              </w:rPr>
-            </w:pPr>
-            <w:r>
-              <w:rPr>
-                <w:spacing w:val="8"/>
-                <w:sz w:val="19"/>
-                <w:szCs w:val="19"/>
-              </w:rPr>
-              <w:t>04运行维护服务</w:t>
-            </w:r>
-          </w:p>
-        </w:tc>
-      </w:tr>
-      <w:tr>
-        <w:tblPrEx>
-          <w:tblBorders>
-            <w:top w:val="single" w:color="000000" w:sz="6" w:space="0"/>
-            <w:left w:val="single" w:color="000000" w:sz="6" w:space="0"/>
-            <w:bottom w:val="single" w:color="000000" w:sz="6" w:space="0"/>
-            <w:right w:val="single" w:color="000000" w:sz="6" w:space="0"/>
-            <w:insideH w:val="single" w:color="000000" w:sz="6" w:space="0"/>
-            <w:insideV w:val="single" w:color="000000" w:sz="6" w:space="0"/>
-          </w:tblBorders>
-          <w:tblCellMar>
-            <w:top w:w="0" w:type="dxa"/>
-            <w:left w:w="0" w:type="dxa"/>
-            <w:bottom w:w="0" w:type="dxa"/>
-            <w:right w:w="0" w:type="dxa"/>
-          </w:tblCellMar>
-        </w:tblPrEx>
-        <w:trPr>
-          <w:trHeight w:val="390" w:hRule="atLeast"/>
-        </w:trPr>
-        <w:tc>
-          <w:tcPr>
-            <w:tcW w:w="2278" w:type="dxa"/>
-          </w:tcPr>
-          <w:p>
-            <w:pPr>
-              <w:pStyle w:val="27"/>
-              <w:spacing w:before="111" w:line="227" w:lineRule="auto"/>
-              <w:ind w:left="747"/>
-              <w:rPr>
-                <w:sz w:val="19"/>
-                <w:szCs w:val="19"/>
-              </w:rPr>
-            </w:pPr>
-            <w:r>
-              <w:rPr>
-                <w:spacing w:val="7"/>
-                <w:sz w:val="19"/>
-                <w:szCs w:val="19"/>
-              </w:rPr>
-              <w:t>服务中类</w:t>
-            </w:r>
-          </w:p>
-        </w:tc>
-        <w:tc>
-          <w:tcPr>
-            <w:tcW w:w="7845" w:type="dxa"/>
-          </w:tcPr>
-          <w:p>
-            <w:pPr>
-              <w:pStyle w:val="27"/>
-              <w:spacing w:before="112" w:line="226" w:lineRule="auto"/>
-              <w:ind w:left="39"/>
-              <w:rPr>
-                <w:sz w:val="19"/>
-                <w:szCs w:val="19"/>
-              </w:rPr>
-            </w:pPr>
-            <w:r>
-              <w:rPr>
-                <w:spacing w:val="7"/>
-                <w:sz w:val="19"/>
-                <w:szCs w:val="19"/>
-              </w:rPr>
-              <w:t>0402硬件运维服务</w:t>
-            </w:r>
-          </w:p>
-        </w:tc>
-      </w:tr>
-      <w:tr>
-        <w:tblPrEx>
-          <w:tblBorders>
-            <w:top w:val="single" w:color="000000" w:sz="6" w:space="0"/>
-            <w:left w:val="single" w:color="000000" w:sz="6" w:space="0"/>
-            <w:bottom w:val="single" w:color="000000" w:sz="6" w:space="0"/>
-            <w:right w:val="single" w:color="000000" w:sz="6" w:space="0"/>
-            <w:insideH w:val="single" w:color="000000" w:sz="6" w:space="0"/>
-            <w:insideV w:val="single" w:color="000000" w:sz="6" w:space="0"/>
-          </w:tblBorders>
-          <w:tblCellMar>
-            <w:top w:w="0" w:type="dxa"/>
-            <w:left w:w="0" w:type="dxa"/>
-            <w:bottom w:w="0" w:type="dxa"/>
-            <w:right w:w="0" w:type="dxa"/>
-          </w:tblCellMar>
-        </w:tblPrEx>
-        <w:trPr>
-          <w:trHeight w:val="390" w:hRule="atLeast"/>
-        </w:trPr>
-        <w:tc>
-          <w:tcPr>
-            <w:tcW w:w="2278" w:type="dxa"/>
-          </w:tcPr>
-          <w:p>
-            <w:pPr>
-              <w:pStyle w:val="27"/>
-              <w:spacing w:before="112" w:line="227" w:lineRule="auto"/>
-              <w:ind w:left="747"/>
-              <w:rPr>
-                <w:sz w:val="19"/>
-                <w:szCs w:val="19"/>
-              </w:rPr>
-            </w:pPr>
-            <w:r>
-              <w:rPr>
-                <w:spacing w:val="7"/>
-                <w:sz w:val="19"/>
-                <w:szCs w:val="19"/>
-              </w:rPr>
-              <w:t>服务小类</w:t>
-            </w:r>
-          </w:p>
-        </w:tc>
-        <w:tc>
-          <w:tcPr>
-            <w:tcW w:w="7845" w:type="dxa"/>
-          </w:tcPr>
-          <w:p>
-            <w:pPr>
-              <w:pStyle w:val="27"/>
-              <w:spacing w:before="112" w:line="226" w:lineRule="auto"/>
-              <w:ind w:left="39"/>
-              <w:rPr>
-                <w:sz w:val="19"/>
-                <w:szCs w:val="19"/>
-              </w:rPr>
-            </w:pPr>
-            <w:r>
-              <w:rPr>
-                <w:spacing w:val="7"/>
-                <w:sz w:val="19"/>
-                <w:szCs w:val="19"/>
-              </w:rPr>
-              <w:t>040202主机运维服务</w:t>
-            </w:r>
-          </w:p>
-        </w:tc>
-      </w:tr>
-      <w:tr>
-        <w:tblPrEx>
-          <w:tblBorders>
-            <w:top w:val="single" w:color="000000" w:sz="6" w:space="0"/>
-            <w:left w:val="single" w:color="000000" w:sz="6" w:space="0"/>
-            <w:bottom w:val="single" w:color="000000" w:sz="6" w:space="0"/>
-            <w:right w:val="single" w:color="000000" w:sz="6" w:space="0"/>
-            <w:insideH w:val="single" w:color="000000" w:sz="6" w:space="0"/>
-            <w:insideV w:val="single" w:color="000000" w:sz="6" w:space="0"/>
-          </w:tblBorders>
-          <w:tblCellMar>
-            <w:top w:w="0" w:type="dxa"/>
-            <w:left w:w="0" w:type="dxa"/>
-            <w:bottom w:w="0" w:type="dxa"/>
-            <w:right w:w="0" w:type="dxa"/>
-          </w:tblCellMar>
-        </w:tblPrEx>
-        <w:trPr>
           <w:trHeight w:val="390" w:hRule="atLeast"/>
         </w:trPr>
         <w:tc>
@@ -12741,11 +12463,6 @@
         </w:rPr>
         <w:t>应用软件响应支持服务</w:t>
       </w:r>
-    </w:p>
-    <w:p>
-      <w:pPr>
-        <w:spacing w:before="35"/>
-      </w:pPr>
     </w:p>
     <w:tbl>
       <w:tblPr>
@@ -13429,8 +13146,6 @@
                 <w:szCs w:val="19"/>
               </w:rPr>
             </w:pPr>
-            <w:bookmarkStart w:id="0" w:name="_GoBack"/>
-            <w:bookmarkEnd w:id="0"/>
             <w:r>
               <w:rPr>
                 <w:spacing w:val="11"/>
@@ -13994,11 +13709,6 @@
         </w:rPr>
         <w:t>应用软件例行操作服务</w:t>
       </w:r>
-    </w:p>
-    <w:p>
-      <w:pPr>
-        <w:spacing w:before="112"/>
-      </w:pPr>
     </w:p>
     <w:tbl>
       <w:tblPr>
@@ -15241,11 +14951,6 @@
         </w:rPr>
         <w:t>应用软件优化改善服务</w:t>
       </w:r>
-    </w:p>
-    <w:p>
-      <w:pPr>
-        <w:spacing w:before="211"/>
-      </w:pPr>
     </w:p>
     <w:tbl>
       <w:tblPr>

--- a/1-运维服务目录/HXDL-ITSS-0102运维服务目录.docx
+++ b/1-运维服务目录/HXDL-ITSS-0102运维服务目录.docx
@@ -1670,9 +1670,6 @@
           <w:tcPr>
             <w:tcW w:w="1668" w:type="dxa"/>
             <w:vMerge w:val="restart"/>
-            <w:tcBorders>
-              <w:bottom w:val="nil"/>
-            </w:tcBorders>
             <w:vAlign w:val="center"/>
           </w:tcPr>
           <w:p>
@@ -1685,7 +1682,6 @@
                 <w:szCs w:val="24"/>
               </w:rPr>
             </w:pPr>
-            <w:bookmarkStart w:id="0" w:name="_GoBack" w:colFirst="0" w:colLast="1"/>
             <w:r>
               <w:rPr>
                 <w:spacing w:val="-2"/>
@@ -1903,10 +1899,6 @@
           <w:tcPr>
             <w:tcW w:w="1668" w:type="dxa"/>
             <w:vMerge w:val="continue"/>
-            <w:tcBorders>
-              <w:top w:val="nil"/>
-              <w:bottom w:val="nil"/>
-            </w:tcBorders>
             <w:vAlign w:val="center"/>
           </w:tcPr>
           <w:p>
@@ -2020,10 +2012,6 @@
           <w:tcPr>
             <w:tcW w:w="1668" w:type="dxa"/>
             <w:vMerge w:val="continue"/>
-            <w:tcBorders>
-              <w:top w:val="nil"/>
-              <w:bottom w:val="nil"/>
-            </w:tcBorders>
             <w:vAlign w:val="center"/>
           </w:tcPr>
           <w:p>
@@ -2137,10 +2125,6 @@
           <w:tcPr>
             <w:tcW w:w="1668" w:type="dxa"/>
             <w:vMerge w:val="continue"/>
-            <w:tcBorders>
-              <w:top w:val="nil"/>
-              <w:bottom w:val="nil"/>
-            </w:tcBorders>
             <w:vAlign w:val="center"/>
           </w:tcPr>
           <w:p>
@@ -2253,10 +2237,6 @@
           <w:tcPr>
             <w:tcW w:w="1668" w:type="dxa"/>
             <w:vMerge w:val="continue"/>
-            <w:tcBorders>
-              <w:top w:val="nil"/>
-              <w:bottom w:val="nil"/>
-            </w:tcBorders>
             <w:vAlign w:val="center"/>
           </w:tcPr>
           <w:p>
@@ -2432,7 +2412,6 @@
           </w:p>
         </w:tc>
       </w:tr>
-      <w:bookmarkEnd w:id="0"/>
       <w:tr>
         <w:tblPrEx>
           <w:tblBorders>
@@ -2457,10 +2436,6 @@
           <w:tcPr>
             <w:tcW w:w="1668" w:type="dxa"/>
             <w:vMerge w:val="continue"/>
-            <w:tcBorders>
-              <w:top w:val="nil"/>
-              <w:bottom w:val="nil"/>
-            </w:tcBorders>
           </w:tcPr>
           <w:p>
             <w:pPr>
@@ -2587,9 +2562,6 @@
           <w:tcPr>
             <w:tcW w:w="1668" w:type="dxa"/>
             <w:vMerge w:val="continue"/>
-            <w:tcBorders>
-              <w:top w:val="nil"/>
-            </w:tcBorders>
           </w:tcPr>
           <w:p>
             <w:pPr>
@@ -2672,6 +2644,645 @@
                 <w:szCs w:val="24"/>
               </w:rPr>
               <w:t>更管理的流程实施，实施后需要进行效果评估并提交优化改善报告。</w:t>
+            </w:r>
+          </w:p>
+        </w:tc>
+      </w:tr>
+      <w:tr>
+        <w:tblPrEx>
+          <w:tblBorders>
+            <w:top w:val="single" w:color="000000" w:sz="6" w:space="0"/>
+            <w:left w:val="single" w:color="000000" w:sz="6" w:space="0"/>
+            <w:bottom w:val="single" w:color="000000" w:sz="6" w:space="0"/>
+            <w:right w:val="single" w:color="000000" w:sz="6" w:space="0"/>
+            <w:insideH w:val="single" w:color="000000" w:sz="6" w:space="0"/>
+            <w:insideV w:val="single" w:color="000000" w:sz="6" w:space="0"/>
+          </w:tblBorders>
+          <w:tblCellMar>
+            <w:top w:w="0" w:type="dxa"/>
+            <w:left w:w="0" w:type="dxa"/>
+            <w:bottom w:w="0" w:type="dxa"/>
+            <w:right w:w="0" w:type="dxa"/>
+          </w:tblCellMar>
+        </w:tblPrEx>
+        <w:trPr>
+          <w:trHeight w:val="1088" w:hRule="atLeast"/>
+        </w:trPr>
+        <w:tc>
+          <w:tcPr>
+            <w:tcW w:w="1668" w:type="dxa"/>
+            <w:vMerge w:val="continue"/>
+          </w:tcPr>
+          <w:p>
+            <w:pPr>
+              <w:rPr>
+                <w:rFonts w:ascii="Arial"/>
+                <w:sz w:val="21"/>
+              </w:rPr>
+            </w:pPr>
+          </w:p>
+        </w:tc>
+        <w:tc>
+          <w:tcPr>
+            <w:tcW w:w="2060" w:type="dxa"/>
+            <w:vMerge w:val="restart"/>
+            <w:tcBorders>
+              <w:top w:val="nil"/>
+            </w:tcBorders>
+          </w:tcPr>
+          <w:p>
+            <w:pPr>
+              <w:pStyle w:val="27"/>
+              <w:spacing w:before="78" w:line="225" w:lineRule="auto"/>
+              <w:ind w:left="679"/>
+              <w:rPr>
+                <w:rFonts w:hint="eastAsia"/>
+                <w:spacing w:val="-2"/>
+                <w:sz w:val="24"/>
+                <w:szCs w:val="24"/>
+                <w:lang w:val="en-US" w:eastAsia="zh-CN"/>
+              </w:rPr>
+            </w:pPr>
+            <w:r>
+              <w:rPr>
+                <w:rFonts w:hint="eastAsia"/>
+                <w:spacing w:val="-2"/>
+                <w:sz w:val="24"/>
+                <w:szCs w:val="24"/>
+                <w:lang w:val="en-US" w:eastAsia="zh-CN"/>
+              </w:rPr>
+              <w:t>040299</w:t>
+            </w:r>
+          </w:p>
+          <w:p>
+            <w:pPr>
+              <w:pStyle w:val="27"/>
+              <w:spacing w:before="78" w:line="225" w:lineRule="auto"/>
+              <w:ind w:left="679"/>
+              <w:rPr>
+                <w:rFonts w:hint="default"/>
+                <w:sz w:val="21"/>
+                <w:lang w:val="en-US" w:eastAsia="zh-CN"/>
+              </w:rPr>
+            </w:pPr>
+            <w:r>
+              <w:rPr>
+                <w:rFonts w:hint="eastAsia"/>
+                <w:spacing w:val="-2"/>
+                <w:sz w:val="24"/>
+                <w:szCs w:val="24"/>
+                <w:lang w:val="en-US" w:eastAsia="zh-CN"/>
+              </w:rPr>
+              <w:t>其他硬件运维服务</w:t>
+            </w:r>
+          </w:p>
+        </w:tc>
+        <w:tc>
+          <w:tcPr>
+            <w:tcW w:w="3227" w:type="dxa"/>
+            <w:shd w:val="clear" w:color="auto" w:fill="auto"/>
+            <w:vAlign w:val="top"/>
+          </w:tcPr>
+          <w:p>
+            <w:pPr>
+              <w:pStyle w:val="27"/>
+              <w:spacing w:before="78" w:line="216" w:lineRule="auto"/>
+              <w:ind w:left="50" w:leftChars="0"/>
+              <w:rPr>
+                <w:rFonts w:ascii="宋体" w:hAnsi="宋体" w:eastAsia="宋体" w:cs="宋体"/>
+                <w:snapToGrid w:val="0"/>
+                <w:color w:val="000000"/>
+                <w:kern w:val="0"/>
+                <w:sz w:val="24"/>
+                <w:szCs w:val="24"/>
+                <w:lang w:val="en-US" w:eastAsia="en-US" w:bidi="ar-SA"/>
+              </w:rPr>
+            </w:pPr>
+            <w:r>
+              <w:rPr>
+                <w:spacing w:val="-1"/>
+                <w:sz w:val="24"/>
+                <w:szCs w:val="24"/>
+                <w:u w:val="single" w:color="auto"/>
+              </w:rPr>
+              <w:t>0402</w:t>
+            </w:r>
+            <w:r>
+              <w:rPr>
+                <w:rFonts w:hint="eastAsia"/>
+                <w:spacing w:val="-1"/>
+                <w:sz w:val="24"/>
+                <w:szCs w:val="24"/>
+                <w:u w:val="single" w:color="auto"/>
+                <w:lang w:val="en-US" w:eastAsia="zh-CN"/>
+              </w:rPr>
+              <w:t>99</w:t>
+            </w:r>
+            <w:r>
+              <w:rPr>
+                <w:spacing w:val="-1"/>
+                <w:sz w:val="24"/>
+                <w:szCs w:val="24"/>
+                <w:u w:val="single" w:color="auto"/>
+              </w:rPr>
+              <w:t>01</w:t>
+            </w:r>
+            <w:r>
+              <w:rPr>
+                <w:rFonts w:hint="eastAsia"/>
+                <w:spacing w:val="-1"/>
+                <w:sz w:val="24"/>
+                <w:szCs w:val="24"/>
+                <w:u w:val="single" w:color="auto"/>
+                <w:lang w:val="en-US" w:eastAsia="zh-CN"/>
+              </w:rPr>
+              <w:t>其他硬件</w:t>
+            </w:r>
+            <w:r>
+              <w:rPr>
+                <w:spacing w:val="-1"/>
+                <w:sz w:val="24"/>
+                <w:szCs w:val="24"/>
+                <w:u w:val="single" w:color="auto"/>
+              </w:rPr>
+              <w:t>例行操作</w:t>
+            </w:r>
+          </w:p>
+        </w:tc>
+        <w:tc>
+          <w:tcPr>
+            <w:tcW w:w="8397" w:type="dxa"/>
+          </w:tcPr>
+          <w:p>
+            <w:pPr>
+              <w:pStyle w:val="27"/>
+              <w:spacing w:before="162" w:line="225" w:lineRule="auto"/>
+              <w:ind w:left="63" w:right="175" w:hanging="2"/>
+              <w:jc w:val="both"/>
+              <w:rPr>
+                <w:spacing w:val="-1"/>
+                <w:sz w:val="24"/>
+                <w:szCs w:val="24"/>
+              </w:rPr>
+            </w:pPr>
+            <w:r>
+              <w:rPr>
+                <w:spacing w:val="-1"/>
+                <w:sz w:val="24"/>
+                <w:szCs w:val="24"/>
+              </w:rPr>
+              <w:t>面向图像及音视频设备、视频监控设备、会议系统设备、终端设备、硬件设备虚拟化、以及其他硬件设备的运维服务，以及其他属于0402类而上述各小类未包含的服务</w:t>
+            </w:r>
+          </w:p>
+        </w:tc>
+      </w:tr>
+      <w:tr>
+        <w:tblPrEx>
+          <w:tblBorders>
+            <w:top w:val="single" w:color="000000" w:sz="6" w:space="0"/>
+            <w:left w:val="single" w:color="000000" w:sz="6" w:space="0"/>
+            <w:bottom w:val="single" w:color="000000" w:sz="6" w:space="0"/>
+            <w:right w:val="single" w:color="000000" w:sz="6" w:space="0"/>
+            <w:insideH w:val="single" w:color="000000" w:sz="6" w:space="0"/>
+            <w:insideV w:val="single" w:color="000000" w:sz="6" w:space="0"/>
+          </w:tblBorders>
+          <w:tblCellMar>
+            <w:top w:w="0" w:type="dxa"/>
+            <w:left w:w="0" w:type="dxa"/>
+            <w:bottom w:w="0" w:type="dxa"/>
+            <w:right w:w="0" w:type="dxa"/>
+          </w:tblCellMar>
+        </w:tblPrEx>
+        <w:trPr>
+          <w:trHeight w:val="1088" w:hRule="atLeast"/>
+        </w:trPr>
+        <w:tc>
+          <w:tcPr>
+            <w:tcW w:w="1668" w:type="dxa"/>
+            <w:vMerge w:val="continue"/>
+          </w:tcPr>
+          <w:p>
+            <w:pPr>
+              <w:rPr>
+                <w:rFonts w:ascii="Arial"/>
+                <w:sz w:val="21"/>
+              </w:rPr>
+            </w:pPr>
+          </w:p>
+        </w:tc>
+        <w:tc>
+          <w:tcPr>
+            <w:tcW w:w="2060" w:type="dxa"/>
+            <w:vMerge w:val="continue"/>
+          </w:tcPr>
+          <w:p>
+            <w:pPr>
+              <w:rPr>
+                <w:rFonts w:ascii="Arial"/>
+                <w:sz w:val="21"/>
+              </w:rPr>
+            </w:pPr>
+          </w:p>
+        </w:tc>
+        <w:tc>
+          <w:tcPr>
+            <w:tcW w:w="3227" w:type="dxa"/>
+            <w:shd w:val="clear" w:color="auto" w:fill="auto"/>
+            <w:vAlign w:val="top"/>
+          </w:tcPr>
+          <w:p>
+            <w:pPr>
+              <w:pStyle w:val="27"/>
+              <w:spacing w:before="78" w:line="217" w:lineRule="auto"/>
+              <w:ind w:left="50" w:leftChars="0"/>
+              <w:rPr>
+                <w:rFonts w:ascii="宋体" w:hAnsi="宋体" w:eastAsia="宋体" w:cs="宋体"/>
+                <w:snapToGrid w:val="0"/>
+                <w:color w:val="000000"/>
+                <w:kern w:val="0"/>
+                <w:sz w:val="24"/>
+                <w:szCs w:val="24"/>
+                <w:lang w:val="en-US" w:eastAsia="en-US" w:bidi="ar-SA"/>
+              </w:rPr>
+            </w:pPr>
+            <w:r>
+              <w:rPr>
+                <w:spacing w:val="-1"/>
+                <w:sz w:val="24"/>
+                <w:szCs w:val="24"/>
+                <w:u w:val="single" w:color="auto"/>
+              </w:rPr>
+              <w:t>0402</w:t>
+            </w:r>
+            <w:r>
+              <w:rPr>
+                <w:rFonts w:hint="eastAsia"/>
+                <w:spacing w:val="-1"/>
+                <w:sz w:val="24"/>
+                <w:szCs w:val="24"/>
+                <w:u w:val="single" w:color="auto"/>
+                <w:lang w:val="en-US" w:eastAsia="zh-CN"/>
+              </w:rPr>
+              <w:t>99</w:t>
+            </w:r>
+            <w:r>
+              <w:rPr>
+                <w:spacing w:val="-1"/>
+                <w:sz w:val="24"/>
+                <w:szCs w:val="24"/>
+                <w:u w:val="single" w:color="auto"/>
+              </w:rPr>
+              <w:t>02</w:t>
+            </w:r>
+            <w:r>
+              <w:rPr>
+                <w:rFonts w:hint="eastAsia"/>
+                <w:spacing w:val="-1"/>
+                <w:sz w:val="24"/>
+                <w:szCs w:val="24"/>
+                <w:u w:val="single" w:color="auto"/>
+                <w:lang w:val="en-US" w:eastAsia="zh-CN"/>
+              </w:rPr>
+              <w:t>其他硬件</w:t>
+            </w:r>
+            <w:r>
+              <w:rPr>
+                <w:spacing w:val="-1"/>
+                <w:sz w:val="24"/>
+                <w:szCs w:val="24"/>
+                <w:u w:val="single" w:color="auto"/>
+              </w:rPr>
+              <w:t>响应支持</w:t>
+            </w:r>
+          </w:p>
+        </w:tc>
+        <w:tc>
+          <w:tcPr>
+            <w:tcW w:w="8397" w:type="dxa"/>
+          </w:tcPr>
+          <w:p>
+            <w:pPr>
+              <w:pStyle w:val="27"/>
+              <w:spacing w:before="162" w:line="225" w:lineRule="auto"/>
+              <w:ind w:left="63" w:right="175" w:hanging="2"/>
+              <w:jc w:val="both"/>
+              <w:rPr>
+                <w:spacing w:val="-1"/>
+                <w:sz w:val="24"/>
+                <w:szCs w:val="24"/>
+              </w:rPr>
+            </w:pPr>
+            <w:r>
+              <w:rPr>
+                <w:spacing w:val="-1"/>
+                <w:sz w:val="24"/>
+                <w:szCs w:val="24"/>
+              </w:rPr>
+              <w:t>针对电缆线路相关的在线监测设备、环境监控设备、通信及感知装置等出现的硬件故障或运行异常，提供远程支持、现场抢修、备件更换等响应服务，快速恢复设备正常运行，保障电缆线路监测数据的连续性和可靠性。</w:t>
+            </w:r>
+          </w:p>
+        </w:tc>
+      </w:tr>
+      <w:tr>
+        <w:tblPrEx>
+          <w:tblBorders>
+            <w:top w:val="single" w:color="000000" w:sz="6" w:space="0"/>
+            <w:left w:val="single" w:color="000000" w:sz="6" w:space="0"/>
+            <w:bottom w:val="single" w:color="000000" w:sz="6" w:space="0"/>
+            <w:right w:val="single" w:color="000000" w:sz="6" w:space="0"/>
+            <w:insideH w:val="single" w:color="000000" w:sz="6" w:space="0"/>
+            <w:insideV w:val="single" w:color="000000" w:sz="6" w:space="0"/>
+          </w:tblBorders>
+          <w:tblCellMar>
+            <w:top w:w="0" w:type="dxa"/>
+            <w:left w:w="0" w:type="dxa"/>
+            <w:bottom w:w="0" w:type="dxa"/>
+            <w:right w:w="0" w:type="dxa"/>
+          </w:tblCellMar>
+        </w:tblPrEx>
+        <w:trPr>
+          <w:trHeight w:val="1088" w:hRule="atLeast"/>
+        </w:trPr>
+        <w:tc>
+          <w:tcPr>
+            <w:tcW w:w="1668" w:type="dxa"/>
+            <w:vMerge w:val="continue"/>
+          </w:tcPr>
+          <w:p>
+            <w:pPr>
+              <w:rPr>
+                <w:rFonts w:ascii="Arial"/>
+                <w:sz w:val="21"/>
+              </w:rPr>
+            </w:pPr>
+          </w:p>
+        </w:tc>
+        <w:tc>
+          <w:tcPr>
+            <w:tcW w:w="2060" w:type="dxa"/>
+            <w:vMerge w:val="continue"/>
+          </w:tcPr>
+          <w:p>
+            <w:pPr>
+              <w:rPr>
+                <w:rFonts w:ascii="Arial"/>
+                <w:sz w:val="21"/>
+              </w:rPr>
+            </w:pPr>
+          </w:p>
+        </w:tc>
+        <w:tc>
+          <w:tcPr>
+            <w:tcW w:w="3227" w:type="dxa"/>
+            <w:shd w:val="clear" w:color="auto" w:fill="auto"/>
+            <w:vAlign w:val="top"/>
+          </w:tcPr>
+          <w:p>
+            <w:pPr>
+              <w:pStyle w:val="27"/>
+              <w:spacing w:before="78" w:line="216" w:lineRule="auto"/>
+              <w:ind w:left="50" w:leftChars="0"/>
+              <w:rPr>
+                <w:rFonts w:ascii="宋体" w:hAnsi="宋体" w:eastAsia="宋体" w:cs="宋体"/>
+                <w:snapToGrid w:val="0"/>
+                <w:color w:val="000000"/>
+                <w:kern w:val="0"/>
+                <w:sz w:val="24"/>
+                <w:szCs w:val="24"/>
+                <w:lang w:val="en-US" w:eastAsia="en-US" w:bidi="ar-SA"/>
+              </w:rPr>
+            </w:pPr>
+            <w:r>
+              <w:rPr>
+                <w:spacing w:val="-1"/>
+                <w:sz w:val="24"/>
+                <w:szCs w:val="24"/>
+                <w:u w:val="single" w:color="auto"/>
+              </w:rPr>
+              <w:t>0402</w:t>
+            </w:r>
+            <w:r>
+              <w:rPr>
+                <w:rFonts w:hint="eastAsia"/>
+                <w:spacing w:val="-1"/>
+                <w:sz w:val="24"/>
+                <w:szCs w:val="24"/>
+                <w:u w:val="single" w:color="auto"/>
+                <w:lang w:val="en-US" w:eastAsia="zh-CN"/>
+              </w:rPr>
+              <w:t>99</w:t>
+            </w:r>
+            <w:r>
+              <w:rPr>
+                <w:spacing w:val="-1"/>
+                <w:sz w:val="24"/>
+                <w:szCs w:val="24"/>
+                <w:u w:val="single" w:color="auto"/>
+              </w:rPr>
+              <w:t>03</w:t>
+            </w:r>
+            <w:r>
+              <w:rPr>
+                <w:rFonts w:hint="eastAsia"/>
+                <w:spacing w:val="-1"/>
+                <w:sz w:val="24"/>
+                <w:szCs w:val="24"/>
+                <w:u w:val="single" w:color="auto"/>
+                <w:lang w:val="en-US" w:eastAsia="zh-CN"/>
+              </w:rPr>
+              <w:t>其他硬件</w:t>
+            </w:r>
+            <w:r>
+              <w:rPr>
+                <w:spacing w:val="-1"/>
+                <w:sz w:val="24"/>
+                <w:szCs w:val="24"/>
+                <w:u w:val="single" w:color="auto"/>
+              </w:rPr>
+              <w:t>调研评估</w:t>
+            </w:r>
+          </w:p>
+        </w:tc>
+        <w:tc>
+          <w:tcPr>
+            <w:tcW w:w="8397" w:type="dxa"/>
+          </w:tcPr>
+          <w:p>
+            <w:pPr>
+              <w:pStyle w:val="27"/>
+              <w:spacing w:before="162" w:line="225" w:lineRule="auto"/>
+              <w:ind w:left="63" w:right="175" w:hanging="2"/>
+              <w:jc w:val="both"/>
+              <w:rPr>
+                <w:spacing w:val="-1"/>
+                <w:sz w:val="24"/>
+                <w:szCs w:val="24"/>
+              </w:rPr>
+            </w:pPr>
+            <w:r>
+              <w:rPr>
+                <w:spacing w:val="-1"/>
+                <w:sz w:val="24"/>
+                <w:szCs w:val="24"/>
+              </w:rPr>
+              <w:t>针对电缆线路配套的在线监测设备、环境监控设备、通信及感知装置等硬件设施进行全面调研和运行状态评估，分析设备健康状况、监测数据有效性、系统覆盖完整性，为客户提供设备更新、点位优化、技术升级等方面的决策参考</w:t>
+            </w:r>
+            <w:r>
+              <w:rPr>
+                <w:rFonts w:hint="eastAsia"/>
+                <w:spacing w:val="-1"/>
+                <w:sz w:val="24"/>
+                <w:szCs w:val="24"/>
+                <w:lang w:eastAsia="zh-CN"/>
+              </w:rPr>
+              <w:t>。</w:t>
+            </w:r>
+          </w:p>
+        </w:tc>
+      </w:tr>
+      <w:tr>
+        <w:tblPrEx>
+          <w:tblBorders>
+            <w:top w:val="single" w:color="000000" w:sz="6" w:space="0"/>
+            <w:left w:val="single" w:color="000000" w:sz="6" w:space="0"/>
+            <w:bottom w:val="single" w:color="000000" w:sz="6" w:space="0"/>
+            <w:right w:val="single" w:color="000000" w:sz="6" w:space="0"/>
+            <w:insideH w:val="single" w:color="000000" w:sz="6" w:space="0"/>
+            <w:insideV w:val="single" w:color="000000" w:sz="6" w:space="0"/>
+          </w:tblBorders>
+          <w:tblCellMar>
+            <w:top w:w="0" w:type="dxa"/>
+            <w:left w:w="0" w:type="dxa"/>
+            <w:bottom w:w="0" w:type="dxa"/>
+            <w:right w:w="0" w:type="dxa"/>
+          </w:tblCellMar>
+        </w:tblPrEx>
+        <w:trPr>
+          <w:trHeight w:val="1088" w:hRule="atLeast"/>
+        </w:trPr>
+        <w:tc>
+          <w:tcPr>
+            <w:tcW w:w="1668" w:type="dxa"/>
+            <w:vMerge w:val="continue"/>
+          </w:tcPr>
+          <w:p>
+            <w:pPr>
+              <w:rPr>
+                <w:rFonts w:ascii="Arial"/>
+                <w:sz w:val="21"/>
+              </w:rPr>
+            </w:pPr>
+          </w:p>
+        </w:tc>
+        <w:tc>
+          <w:tcPr>
+            <w:tcW w:w="2060" w:type="dxa"/>
+            <w:vMerge w:val="continue"/>
+          </w:tcPr>
+          <w:p>
+            <w:pPr>
+              <w:rPr>
+                <w:rFonts w:ascii="Arial"/>
+                <w:sz w:val="21"/>
+              </w:rPr>
+            </w:pPr>
+          </w:p>
+        </w:tc>
+        <w:tc>
+          <w:tcPr>
+            <w:tcW w:w="3227" w:type="dxa"/>
+            <w:shd w:val="clear" w:color="auto" w:fill="auto"/>
+            <w:vAlign w:val="top"/>
+          </w:tcPr>
+          <w:p>
+            <w:pPr>
+              <w:pStyle w:val="27"/>
+              <w:spacing w:before="78" w:line="217" w:lineRule="auto"/>
+              <w:ind w:left="50" w:leftChars="0"/>
+              <w:rPr>
+                <w:rFonts w:ascii="宋体" w:hAnsi="宋体" w:eastAsia="宋体" w:cs="宋体"/>
+                <w:snapToGrid w:val="0"/>
+                <w:color w:val="000000"/>
+                <w:kern w:val="0"/>
+                <w:sz w:val="24"/>
+                <w:szCs w:val="24"/>
+                <w:lang w:val="en-US" w:eastAsia="en-US" w:bidi="ar-SA"/>
+              </w:rPr>
+            </w:pPr>
+            <w:r>
+              <w:rPr>
+                <w:spacing w:val="-1"/>
+                <w:sz w:val="24"/>
+                <w:szCs w:val="24"/>
+                <w:u w:val="single" w:color="auto"/>
+              </w:rPr>
+              <w:t>0402</w:t>
+            </w:r>
+            <w:r>
+              <w:rPr>
+                <w:rFonts w:hint="eastAsia"/>
+                <w:spacing w:val="-1"/>
+                <w:sz w:val="24"/>
+                <w:szCs w:val="24"/>
+                <w:u w:val="single" w:color="auto"/>
+                <w:lang w:val="en-US" w:eastAsia="zh-CN"/>
+              </w:rPr>
+              <w:t>99</w:t>
+            </w:r>
+            <w:r>
+              <w:rPr>
+                <w:spacing w:val="-1"/>
+                <w:sz w:val="24"/>
+                <w:szCs w:val="24"/>
+                <w:u w:val="single" w:color="auto"/>
+              </w:rPr>
+              <w:t>04</w:t>
+            </w:r>
+            <w:r>
+              <w:rPr>
+                <w:rFonts w:hint="eastAsia"/>
+                <w:spacing w:val="-1"/>
+                <w:sz w:val="24"/>
+                <w:szCs w:val="24"/>
+                <w:u w:val="single" w:color="auto"/>
+                <w:lang w:val="en-US" w:eastAsia="zh-CN"/>
+              </w:rPr>
+              <w:t>其他硬件</w:t>
+            </w:r>
+            <w:r>
+              <w:rPr>
+                <w:spacing w:val="-1"/>
+                <w:sz w:val="24"/>
+                <w:szCs w:val="24"/>
+                <w:u w:val="single" w:color="auto"/>
+              </w:rPr>
+              <w:t>优化改善</w:t>
+            </w:r>
+          </w:p>
+        </w:tc>
+        <w:tc>
+          <w:tcPr>
+            <w:tcW w:w="8397" w:type="dxa"/>
+          </w:tcPr>
+          <w:p>
+            <w:pPr>
+              <w:pStyle w:val="27"/>
+              <w:spacing w:before="162" w:line="225" w:lineRule="auto"/>
+              <w:ind w:left="63" w:right="175" w:hanging="2"/>
+              <w:jc w:val="both"/>
+              <w:rPr>
+                <w:spacing w:val="-1"/>
+                <w:sz w:val="24"/>
+                <w:szCs w:val="24"/>
+              </w:rPr>
+            </w:pPr>
+            <w:r>
+              <w:rPr>
+                <w:spacing w:val="-1"/>
+                <w:sz w:val="24"/>
+                <w:szCs w:val="24"/>
+              </w:rPr>
+              <w:t>针对电缆线路配套的在线监测设备、环境监控设备、通信及感知装置等硬件设施，结合运行评估结果和客户需求，提出并实施优化改善方案，包括设备性能调优、系统升级改造、布局调整等，提升监测系统的整体可靠性和有效性。</w:t>
             </w:r>
           </w:p>
         </w:tc>
@@ -2703,6 +3314,7 @@
             <w:tcBorders>
               <w:bottom w:val="nil"/>
             </w:tcBorders>
+            <w:vAlign w:val="center"/>
           </w:tcPr>
           <w:p>
             <w:pPr>
@@ -2752,136 +3364,34 @@
             </w:tcBorders>
           </w:tcPr>
           <w:p>
-            <w:pPr>
-              <w:pStyle w:val="27"/>
-              <w:spacing w:before="219" w:line="218" w:lineRule="auto"/>
-              <w:ind w:left="79"/>
+            <w:r>
+              <w:t>040303应用软件运</w:t>
+            </w:r>
+          </w:p>
+          <w:p>
+            <w:r>
+              <w:t>维服务</w:t>
+            </w:r>
+          </w:p>
+          <w:p>
+            <w:pPr>
               <w:rPr>
                 <w:sz w:val="24"/>
                 <w:szCs w:val="24"/>
               </w:rPr>
             </w:pPr>
             <w:r>
-              <w:rPr>
-                <w:spacing w:val="-1"/>
-                <w:sz w:val="24"/>
-                <w:szCs w:val="24"/>
-              </w:rPr>
-              <w:t>040303应用软件运</w:t>
-            </w:r>
-          </w:p>
-          <w:p>
-            <w:pPr>
-              <w:pStyle w:val="27"/>
-              <w:spacing w:before="9" w:line="217" w:lineRule="auto"/>
-              <w:ind w:left="689"/>
-              <w:rPr>
-                <w:sz w:val="24"/>
-                <w:szCs w:val="24"/>
-              </w:rPr>
-            </w:pPr>
-            <w:r>
-              <w:rPr>
-                <w:spacing w:val="-5"/>
-                <w:sz w:val="24"/>
-                <w:szCs w:val="24"/>
-              </w:rPr>
-              <w:t>维服务</w:t>
-            </w:r>
-          </w:p>
-          <w:p>
-            <w:pPr>
-              <w:pStyle w:val="27"/>
-              <w:spacing w:before="10" w:line="217" w:lineRule="auto"/>
-              <w:ind w:left="84"/>
-              <w:rPr>
-                <w:sz w:val="24"/>
-                <w:szCs w:val="24"/>
-              </w:rPr>
-            </w:pPr>
-            <w:r>
-              <w:rPr>
-                <w:spacing w:val="-4"/>
-                <w:sz w:val="24"/>
-                <w:szCs w:val="24"/>
-              </w:rPr>
-              <w:t>（“调度通信系统</w:t>
-            </w:r>
-          </w:p>
-          <w:p>
-            <w:pPr>
-              <w:pStyle w:val="27"/>
-              <w:spacing w:before="11" w:line="217" w:lineRule="auto"/>
-              <w:ind w:left="102"/>
-              <w:rPr>
-                <w:sz w:val="24"/>
-                <w:szCs w:val="24"/>
-              </w:rPr>
-            </w:pPr>
-            <w:r>
-              <w:rPr>
-                <w:spacing w:val="-6"/>
-                <w:sz w:val="24"/>
-                <w:szCs w:val="24"/>
-              </w:rPr>
-              <w:t>、自动化及网络安</w:t>
-            </w:r>
-          </w:p>
-          <w:p>
-            <w:pPr>
-              <w:pStyle w:val="27"/>
-              <w:spacing w:before="10" w:line="219" w:lineRule="auto"/>
-              <w:ind w:left="90"/>
-              <w:rPr>
-                <w:sz w:val="24"/>
-                <w:szCs w:val="24"/>
-              </w:rPr>
-            </w:pPr>
-            <w:r>
-              <w:rPr>
-                <w:spacing w:val="-3"/>
-                <w:sz w:val="24"/>
-                <w:szCs w:val="24"/>
-              </w:rPr>
-              <w:t>全监测值班系统等</w:t>
-            </w:r>
-          </w:p>
-          <w:p>
-            <w:pPr>
-              <w:pStyle w:val="27"/>
-              <w:spacing w:before="7" w:line="217" w:lineRule="auto"/>
-              <w:ind w:left="111"/>
-              <w:rPr>
-                <w:sz w:val="24"/>
-                <w:szCs w:val="24"/>
-              </w:rPr>
-            </w:pPr>
-            <w:r>
-              <w:rPr>
-                <w:spacing w:val="-5"/>
-                <w:sz w:val="24"/>
-                <w:szCs w:val="24"/>
-              </w:rPr>
-              <w:t>电力行业客户的应</w:t>
-            </w:r>
-          </w:p>
-          <w:p>
-            <w:pPr>
-              <w:pStyle w:val="27"/>
-              <w:spacing w:before="12" w:line="218" w:lineRule="auto"/>
-              <w:ind w:left="564"/>
-              <w:rPr>
-                <w:sz w:val="24"/>
-                <w:szCs w:val="24"/>
-              </w:rPr>
-            </w:pPr>
-            <w:r>
-              <w:rPr>
-                <w:spacing w:val="-6"/>
-                <w:sz w:val="24"/>
-                <w:szCs w:val="24"/>
-              </w:rPr>
-              <w:t>用软件）</w:t>
+              <w:t>（电缆在线监测平台、电缆巡检管理系统、电缆状态诊断系统</w:t>
+            </w:r>
+            <w:r>
+              <w:rPr>
+                <w:rFonts w:hint="eastAsia"/>
+                <w:lang w:eastAsia="zh-CN"/>
+              </w:rPr>
+              <w:t>、</w:t>
+            </w:r>
+            <w:r>
+              <w:t>等电缆线路运维领域的应用软件）</w:t>
             </w:r>
           </w:p>
         </w:tc>
@@ -4036,16 +4546,29 @@
           <w:p>
             <w:pPr>
               <w:pStyle w:val="27"/>
-              <w:spacing w:before="36" w:line="228" w:lineRule="auto"/>
-              <w:ind w:left="49"/>
-              <w:rPr>
-                <w:sz w:val="19"/>
-                <w:szCs w:val="19"/>
-              </w:rPr>
-            </w:pPr>
-            <w:r>
-              <w:rPr>
-                <w:spacing w:val="-8"/>
+              <w:keepNext w:val="0"/>
+              <w:keepLines w:val="0"/>
+              <w:pageBreakBefore w:val="0"/>
+              <w:widowControl/>
+              <w:kinsoku w:val="0"/>
+              <w:wordWrap/>
+              <w:overflowPunct/>
+              <w:topLinePunct w:val="0"/>
+              <w:autoSpaceDE w:val="0"/>
+              <w:autoSpaceDN w:val="0"/>
+              <w:bidi w:val="0"/>
+              <w:adjustRightInd w:val="0"/>
+              <w:snapToGrid w:val="0"/>
+              <w:spacing w:before="36" w:line="360" w:lineRule="auto"/>
+              <w:ind w:left="51"/>
+              <w:textAlignment w:val="baseline"/>
+              <w:rPr>
+                <w:sz w:val="19"/>
+                <w:szCs w:val="19"/>
+              </w:rPr>
+            </w:pPr>
+            <w:r>
+              <w:rPr>
                 <w:sz w:val="19"/>
                 <w:szCs w:val="19"/>
               </w:rPr>
@@ -4055,16 +4578,29 @@
           <w:p>
             <w:pPr>
               <w:pStyle w:val="27"/>
-              <w:spacing w:before="12" w:line="226" w:lineRule="auto"/>
-              <w:ind w:left="65"/>
-              <w:rPr>
-                <w:sz w:val="19"/>
-                <w:szCs w:val="19"/>
-              </w:rPr>
-            </w:pPr>
-            <w:r>
-              <w:rPr>
-                <w:spacing w:val="10"/>
+              <w:keepNext w:val="0"/>
+              <w:keepLines w:val="0"/>
+              <w:pageBreakBefore w:val="0"/>
+              <w:widowControl/>
+              <w:kinsoku w:val="0"/>
+              <w:wordWrap/>
+              <w:overflowPunct/>
+              <w:topLinePunct w:val="0"/>
+              <w:autoSpaceDE w:val="0"/>
+              <w:autoSpaceDN w:val="0"/>
+              <w:bidi w:val="0"/>
+              <w:adjustRightInd w:val="0"/>
+              <w:snapToGrid w:val="0"/>
+              <w:spacing w:before="36" w:line="360" w:lineRule="auto"/>
+              <w:ind w:left="51"/>
+              <w:textAlignment w:val="baseline"/>
+              <w:rPr>
+                <w:sz w:val="19"/>
+                <w:szCs w:val="19"/>
+              </w:rPr>
+            </w:pPr>
+            <w:r>
+              <w:rPr>
                 <w:sz w:val="19"/>
                 <w:szCs w:val="19"/>
               </w:rPr>
@@ -4074,43 +4610,61 @@
           <w:p>
             <w:pPr>
               <w:pStyle w:val="27"/>
-              <w:spacing w:before="15"/>
-              <w:ind w:left="51" w:right="140" w:hanging="6"/>
-              <w:rPr>
-                <w:sz w:val="19"/>
-                <w:szCs w:val="19"/>
-              </w:rPr>
-            </w:pPr>
-            <w:r>
-              <w:rPr>
-                <w:spacing w:val="11"/>
-                <w:sz w:val="19"/>
-                <w:szCs w:val="19"/>
-              </w:rPr>
-              <w:t>链路健康状况如端到端时延变化、链路端口工作稳定性、链路负载百分比、部署路由策</w:t>
-            </w:r>
-            <w:r>
-              <w:rPr>
-                <w:spacing w:val="10"/>
-                <w:sz w:val="19"/>
-                <w:szCs w:val="19"/>
-              </w:rPr>
-              <w:t>略情况下端到端选路变化、路由条目变化</w:t>
-            </w:r>
-          </w:p>
-          <w:p>
-            <w:pPr>
-              <w:pStyle w:val="27"/>
-              <w:spacing w:line="225" w:lineRule="auto"/>
-              <w:ind w:left="54"/>
-              <w:rPr>
-                <w:sz w:val="19"/>
-                <w:szCs w:val="19"/>
-              </w:rPr>
-            </w:pPr>
-            <w:r>
-              <w:rPr>
-                <w:spacing w:val="10"/>
+              <w:keepNext w:val="0"/>
+              <w:keepLines w:val="0"/>
+              <w:pageBreakBefore w:val="0"/>
+              <w:widowControl/>
+              <w:kinsoku w:val="0"/>
+              <w:wordWrap/>
+              <w:overflowPunct/>
+              <w:topLinePunct w:val="0"/>
+              <w:autoSpaceDE w:val="0"/>
+              <w:autoSpaceDN w:val="0"/>
+              <w:bidi w:val="0"/>
+              <w:adjustRightInd w:val="0"/>
+              <w:snapToGrid w:val="0"/>
+              <w:spacing w:before="36" w:line="360" w:lineRule="auto"/>
+              <w:ind w:left="51"/>
+              <w:textAlignment w:val="baseline"/>
+              <w:rPr>
+                <w:sz w:val="19"/>
+                <w:szCs w:val="19"/>
+              </w:rPr>
+            </w:pPr>
+            <w:r>
+              <w:rPr>
+                <w:sz w:val="19"/>
+                <w:szCs w:val="19"/>
+              </w:rPr>
+              <w:t>链路健康状况如端到端时延变化、链路端口工作稳定性、链路负载百分比、部署路由策略情况下端到端选路变化、路由条目变化</w:t>
+            </w:r>
+          </w:p>
+          <w:p>
+            <w:pPr>
+              <w:pStyle w:val="27"/>
+              <w:keepNext w:val="0"/>
+              <w:keepLines w:val="0"/>
+              <w:pageBreakBefore w:val="0"/>
+              <w:widowControl/>
+              <w:kinsoku w:val="0"/>
+              <w:wordWrap/>
+              <w:overflowPunct/>
+              <w:topLinePunct w:val="0"/>
+              <w:autoSpaceDE w:val="0"/>
+              <w:autoSpaceDN w:val="0"/>
+              <w:bidi w:val="0"/>
+              <w:adjustRightInd w:val="0"/>
+              <w:snapToGrid w:val="0"/>
+              <w:spacing w:before="36" w:line="360" w:lineRule="auto"/>
+              <w:ind w:left="51"/>
+              <w:textAlignment w:val="baseline"/>
+              <w:rPr>
+                <w:sz w:val="19"/>
+                <w:szCs w:val="19"/>
+              </w:rPr>
+            </w:pPr>
+            <w:r>
+              <w:rPr>
                 <w:sz w:val="19"/>
                 <w:szCs w:val="19"/>
               </w:rPr>
@@ -4120,223 +4674,189 @@
           <w:p>
             <w:pPr>
               <w:pStyle w:val="27"/>
-              <w:spacing w:before="14"/>
-              <w:ind w:left="45" w:right="5180" w:hanging="2"/>
-              <w:rPr>
-                <w:sz w:val="19"/>
-                <w:szCs w:val="19"/>
-              </w:rPr>
-            </w:pPr>
-            <w:r>
-              <w:rPr>
-                <w:spacing w:val="10"/>
-                <w:sz w:val="19"/>
-                <w:szCs w:val="19"/>
-              </w:rPr>
-              <w:t>设备日志审计、安全事件审计</w:t>
-            </w:r>
-            <w:r>
-              <w:rPr>
-                <w:sz w:val="19"/>
-                <w:szCs w:val="19"/>
-              </w:rPr>
-              <w:t>预防性检查：</w:t>
-            </w:r>
-          </w:p>
-          <w:p>
-            <w:pPr>
-              <w:pStyle w:val="27"/>
-              <w:ind w:left="45" w:right="3280"/>
-              <w:rPr>
-                <w:sz w:val="19"/>
-                <w:szCs w:val="19"/>
-              </w:rPr>
-            </w:pPr>
-            <w:r>
-              <w:rPr>
-                <w:spacing w:val="10"/>
-                <w:sz w:val="19"/>
-                <w:szCs w:val="19"/>
-              </w:rPr>
-              <w:t>检查网络设备非业务繁忙期</w:t>
-            </w:r>
-            <w:r>
-              <w:rPr>
-                <w:sz w:val="19"/>
-                <w:szCs w:val="19"/>
-              </w:rPr>
-              <w:t>CPU</w:t>
-            </w:r>
-            <w:r>
-              <w:rPr>
-                <w:spacing w:val="10"/>
-                <w:sz w:val="19"/>
-                <w:szCs w:val="19"/>
-              </w:rPr>
-              <w:t>、内存使用峰值情况检查设备板卡或模块状态使用情况</w:t>
-            </w:r>
-          </w:p>
-          <w:p>
-            <w:pPr>
-              <w:pStyle w:val="27"/>
-              <w:spacing w:before="1"/>
-              <w:ind w:left="45" w:right="5382"/>
-              <w:rPr>
-                <w:sz w:val="19"/>
-                <w:szCs w:val="19"/>
-              </w:rPr>
-            </w:pPr>
-            <w:r>
-              <w:rPr>
-                <w:spacing w:val="10"/>
-                <w:sz w:val="19"/>
-                <w:szCs w:val="19"/>
-              </w:rPr>
-              <w:t>检查设备机身工作使用情况</w:t>
-            </w:r>
-            <w:r>
-              <w:rPr>
-                <w:spacing w:val="9"/>
-                <w:sz w:val="19"/>
-                <w:szCs w:val="19"/>
-              </w:rPr>
-              <w:t>检查主要端口的利用率</w:t>
-            </w:r>
-          </w:p>
-          <w:p>
-            <w:pPr>
-              <w:pStyle w:val="27"/>
-              <w:ind w:left="45" w:right="745"/>
-              <w:rPr>
-                <w:sz w:val="19"/>
-                <w:szCs w:val="19"/>
-              </w:rPr>
-            </w:pPr>
-            <w:r>
-              <w:rPr>
-                <w:spacing w:val="12"/>
-                <w:sz w:val="19"/>
-                <w:szCs w:val="19"/>
-              </w:rPr>
-              <w:t>检查链路的健康状态，包括</w:t>
-            </w:r>
-            <w:r>
-              <w:rPr>
-                <w:sz w:val="19"/>
-                <w:szCs w:val="19"/>
-              </w:rPr>
-              <w:t>IP</w:t>
-            </w:r>
-            <w:r>
-              <w:rPr>
-                <w:spacing w:val="12"/>
-                <w:sz w:val="19"/>
-                <w:szCs w:val="19"/>
-              </w:rPr>
-              <w:t>包传输时延、</w:t>
-            </w:r>
-            <w:r>
-              <w:rPr>
-                <w:sz w:val="19"/>
-                <w:szCs w:val="19"/>
-              </w:rPr>
-              <w:t>IP</w:t>
-            </w:r>
-            <w:r>
-              <w:rPr>
-                <w:spacing w:val="12"/>
-                <w:sz w:val="19"/>
-                <w:szCs w:val="19"/>
-              </w:rPr>
-              <w:t>包丢失率、</w:t>
-            </w:r>
-            <w:r>
-              <w:rPr>
-                <w:sz w:val="19"/>
-                <w:szCs w:val="19"/>
-              </w:rPr>
-              <w:t>IP</w:t>
-            </w:r>
-            <w:r>
-              <w:rPr>
-                <w:spacing w:val="12"/>
-                <w:sz w:val="19"/>
-                <w:szCs w:val="19"/>
-              </w:rPr>
-              <w:t>包误差率、无效</w:t>
-            </w:r>
-            <w:r>
-              <w:rPr>
-                <w:sz w:val="19"/>
-                <w:szCs w:val="19"/>
-              </w:rPr>
-              <w:t>IP</w:t>
-            </w:r>
-            <w:r>
-              <w:rPr>
-                <w:spacing w:val="12"/>
-                <w:sz w:val="19"/>
-                <w:szCs w:val="19"/>
-              </w:rPr>
-              <w:t>包</w:t>
-            </w:r>
-            <w:r>
-              <w:rPr>
-                <w:spacing w:val="11"/>
-                <w:sz w:val="19"/>
-                <w:szCs w:val="19"/>
-              </w:rPr>
-              <w:t>检查其它的关键指标项，例如各类关键表项、会话连</w:t>
-            </w:r>
-            <w:r>
-              <w:rPr>
-                <w:spacing w:val="10"/>
-                <w:sz w:val="19"/>
-                <w:szCs w:val="19"/>
-              </w:rPr>
-              <w:t>接数等</w:t>
-            </w:r>
-          </w:p>
-          <w:p>
-            <w:pPr>
-              <w:pStyle w:val="27"/>
-              <w:spacing w:before="1"/>
-              <w:ind w:left="45" w:right="5382"/>
-              <w:rPr>
-                <w:sz w:val="19"/>
-                <w:szCs w:val="19"/>
-              </w:rPr>
-            </w:pPr>
-            <w:r>
-              <w:rPr>
-                <w:spacing w:val="10"/>
-                <w:sz w:val="19"/>
-                <w:szCs w:val="19"/>
-              </w:rPr>
-              <w:t>检查设备链路的冗余度要求</w:t>
-            </w:r>
-            <w:r>
-              <w:rPr>
-                <w:spacing w:val="9"/>
-                <w:sz w:val="19"/>
-                <w:szCs w:val="19"/>
-              </w:rPr>
-              <w:t>安全事件周期性整理分析</w:t>
-            </w:r>
-          </w:p>
-          <w:p>
-            <w:pPr>
-              <w:pStyle w:val="27"/>
-              <w:spacing w:line="225" w:lineRule="auto"/>
-              <w:ind w:left="54"/>
-              <w:rPr>
-                <w:sz w:val="19"/>
-                <w:szCs w:val="19"/>
-              </w:rPr>
-            </w:pPr>
-            <w:r>
-              <w:rPr>
-                <w:spacing w:val="-3"/>
+              <w:keepNext w:val="0"/>
+              <w:keepLines w:val="0"/>
+              <w:pageBreakBefore w:val="0"/>
+              <w:widowControl/>
+              <w:kinsoku w:val="0"/>
+              <w:wordWrap/>
+              <w:overflowPunct/>
+              <w:topLinePunct w:val="0"/>
+              <w:autoSpaceDE w:val="0"/>
+              <w:autoSpaceDN w:val="0"/>
+              <w:bidi w:val="0"/>
+              <w:adjustRightInd w:val="0"/>
+              <w:snapToGrid w:val="0"/>
+              <w:spacing w:before="36" w:line="360" w:lineRule="auto"/>
+              <w:ind w:left="51"/>
+              <w:textAlignment w:val="baseline"/>
+              <w:rPr>
+                <w:sz w:val="19"/>
+                <w:szCs w:val="19"/>
+              </w:rPr>
+            </w:pPr>
+            <w:r>
+              <w:rPr>
+                <w:sz w:val="19"/>
+                <w:szCs w:val="19"/>
+              </w:rPr>
+              <w:t>设备日志审计、安全事件审计预防性检查：</w:t>
+            </w:r>
+          </w:p>
+          <w:p>
+            <w:pPr>
+              <w:pStyle w:val="27"/>
+              <w:keepNext w:val="0"/>
+              <w:keepLines w:val="0"/>
+              <w:pageBreakBefore w:val="0"/>
+              <w:widowControl/>
+              <w:kinsoku w:val="0"/>
+              <w:wordWrap/>
+              <w:overflowPunct/>
+              <w:topLinePunct w:val="0"/>
+              <w:autoSpaceDE w:val="0"/>
+              <w:autoSpaceDN w:val="0"/>
+              <w:bidi w:val="0"/>
+              <w:adjustRightInd w:val="0"/>
+              <w:snapToGrid w:val="0"/>
+              <w:spacing w:before="36" w:line="360" w:lineRule="auto"/>
+              <w:ind w:left="51"/>
+              <w:textAlignment w:val="baseline"/>
+              <w:rPr>
+                <w:sz w:val="19"/>
+                <w:szCs w:val="19"/>
+              </w:rPr>
+            </w:pPr>
+            <w:r>
+              <w:rPr>
+                <w:sz w:val="19"/>
+                <w:szCs w:val="19"/>
+              </w:rPr>
+              <w:t>检查网络设备非业务繁忙期CPU、内存使用峰值情况检查设备板卡或模块状态使用情况</w:t>
+            </w:r>
+          </w:p>
+          <w:p>
+            <w:pPr>
+              <w:pStyle w:val="27"/>
+              <w:keepNext w:val="0"/>
+              <w:keepLines w:val="0"/>
+              <w:pageBreakBefore w:val="0"/>
+              <w:widowControl/>
+              <w:kinsoku w:val="0"/>
+              <w:wordWrap/>
+              <w:overflowPunct/>
+              <w:topLinePunct w:val="0"/>
+              <w:autoSpaceDE w:val="0"/>
+              <w:autoSpaceDN w:val="0"/>
+              <w:bidi w:val="0"/>
+              <w:adjustRightInd w:val="0"/>
+              <w:snapToGrid w:val="0"/>
+              <w:spacing w:before="36" w:line="360" w:lineRule="auto"/>
+              <w:ind w:left="51"/>
+              <w:textAlignment w:val="baseline"/>
+              <w:rPr>
+                <w:sz w:val="19"/>
+                <w:szCs w:val="19"/>
+              </w:rPr>
+            </w:pPr>
+            <w:r>
+              <w:rPr>
+                <w:sz w:val="19"/>
+                <w:szCs w:val="19"/>
+              </w:rPr>
+              <w:t>检查设备机身工作使用情况检查主要端口的利用率</w:t>
+            </w:r>
+          </w:p>
+          <w:p>
+            <w:pPr>
+              <w:pStyle w:val="27"/>
+              <w:keepNext w:val="0"/>
+              <w:keepLines w:val="0"/>
+              <w:pageBreakBefore w:val="0"/>
+              <w:widowControl/>
+              <w:kinsoku w:val="0"/>
+              <w:wordWrap/>
+              <w:overflowPunct/>
+              <w:topLinePunct w:val="0"/>
+              <w:autoSpaceDE w:val="0"/>
+              <w:autoSpaceDN w:val="0"/>
+              <w:bidi w:val="0"/>
+              <w:adjustRightInd w:val="0"/>
+              <w:snapToGrid w:val="0"/>
+              <w:spacing w:before="36" w:line="360" w:lineRule="auto"/>
+              <w:ind w:left="51"/>
+              <w:textAlignment w:val="baseline"/>
+              <w:rPr>
+                <w:sz w:val="19"/>
+                <w:szCs w:val="19"/>
+              </w:rPr>
+            </w:pPr>
+            <w:r>
+              <w:rPr>
+                <w:sz w:val="19"/>
+                <w:szCs w:val="19"/>
+              </w:rPr>
+              <w:t>检查链路的健康状态，包括IP包传输时延、IP包丢失率、IP包误差率、无效IP包检查其它的关键指标项，例如各类关键表项、会话连接数等</w:t>
+            </w:r>
+          </w:p>
+          <w:p>
+            <w:pPr>
+              <w:pStyle w:val="27"/>
+              <w:keepNext w:val="0"/>
+              <w:keepLines w:val="0"/>
+              <w:pageBreakBefore w:val="0"/>
+              <w:widowControl/>
+              <w:kinsoku w:val="0"/>
+              <w:wordWrap/>
+              <w:overflowPunct/>
+              <w:topLinePunct w:val="0"/>
+              <w:autoSpaceDE w:val="0"/>
+              <w:autoSpaceDN w:val="0"/>
+              <w:bidi w:val="0"/>
+              <w:adjustRightInd w:val="0"/>
+              <w:snapToGrid w:val="0"/>
+              <w:spacing w:before="36" w:line="360" w:lineRule="auto"/>
+              <w:ind w:left="51"/>
+              <w:textAlignment w:val="baseline"/>
+              <w:rPr>
+                <w:sz w:val="19"/>
+                <w:szCs w:val="19"/>
+              </w:rPr>
+            </w:pPr>
+            <w:r>
+              <w:rPr>
+                <w:sz w:val="19"/>
+                <w:szCs w:val="19"/>
+              </w:rPr>
+              <w:t>检查设备链路的冗余度要求安全事件周期性整理分析</w:t>
+            </w:r>
+          </w:p>
+          <w:p>
+            <w:pPr>
+              <w:pStyle w:val="27"/>
+              <w:keepNext w:val="0"/>
+              <w:keepLines w:val="0"/>
+              <w:pageBreakBefore w:val="0"/>
+              <w:widowControl/>
+              <w:kinsoku w:val="0"/>
+              <w:wordWrap/>
+              <w:overflowPunct/>
+              <w:topLinePunct w:val="0"/>
+              <w:autoSpaceDE w:val="0"/>
+              <w:autoSpaceDN w:val="0"/>
+              <w:bidi w:val="0"/>
+              <w:adjustRightInd w:val="0"/>
+              <w:snapToGrid w:val="0"/>
+              <w:spacing w:before="36" w:line="360" w:lineRule="auto"/>
+              <w:ind w:left="51"/>
+              <w:textAlignment w:val="baseline"/>
+              <w:rPr>
+                <w:sz w:val="19"/>
+                <w:szCs w:val="19"/>
+              </w:rPr>
+            </w:pPr>
+            <w:r>
+              <w:rPr>
                 <w:sz w:val="19"/>
                 <w:szCs w:val="19"/>
               </w:rPr>
@@ -4346,16 +4866,29 @@
           <w:p>
             <w:pPr>
               <w:pStyle w:val="27"/>
-              <w:spacing w:before="17" w:line="239" w:lineRule="auto"/>
-              <w:ind w:left="43" w:right="5180"/>
-              <w:rPr>
-                <w:sz w:val="19"/>
-                <w:szCs w:val="19"/>
-              </w:rPr>
-            </w:pPr>
-            <w:r>
-              <w:rPr>
-                <w:spacing w:val="10"/>
+              <w:keepNext w:val="0"/>
+              <w:keepLines w:val="0"/>
+              <w:pageBreakBefore w:val="0"/>
+              <w:widowControl/>
+              <w:kinsoku w:val="0"/>
+              <w:wordWrap/>
+              <w:overflowPunct/>
+              <w:topLinePunct w:val="0"/>
+              <w:autoSpaceDE w:val="0"/>
+              <w:autoSpaceDN w:val="0"/>
+              <w:bidi w:val="0"/>
+              <w:adjustRightInd w:val="0"/>
+              <w:snapToGrid w:val="0"/>
+              <w:spacing w:before="36" w:line="360" w:lineRule="auto"/>
+              <w:ind w:left="51"/>
+              <w:textAlignment w:val="baseline"/>
+              <w:rPr>
+                <w:sz w:val="19"/>
+                <w:szCs w:val="19"/>
+              </w:rPr>
+            </w:pPr>
+            <w:r>
+              <w:rPr>
                 <w:sz w:val="19"/>
                 <w:szCs w:val="19"/>
               </w:rPr>
@@ -4365,16 +4898,29 @@
           <w:p>
             <w:pPr>
               <w:pStyle w:val="27"/>
-              <w:spacing w:before="2" w:line="224" w:lineRule="auto"/>
-              <w:ind w:left="49"/>
-              <w:rPr>
-                <w:sz w:val="19"/>
-                <w:szCs w:val="19"/>
-              </w:rPr>
-            </w:pPr>
-            <w:r>
-              <w:rPr>
-                <w:spacing w:val="9"/>
+              <w:keepNext w:val="0"/>
+              <w:keepLines w:val="0"/>
+              <w:pageBreakBefore w:val="0"/>
+              <w:widowControl/>
+              <w:kinsoku w:val="0"/>
+              <w:wordWrap/>
+              <w:overflowPunct/>
+              <w:topLinePunct w:val="0"/>
+              <w:autoSpaceDE w:val="0"/>
+              <w:autoSpaceDN w:val="0"/>
+              <w:bidi w:val="0"/>
+              <w:adjustRightInd w:val="0"/>
+              <w:snapToGrid w:val="0"/>
+              <w:spacing w:before="36" w:line="360" w:lineRule="auto"/>
+              <w:ind w:left="51"/>
+              <w:textAlignment w:val="baseline"/>
+              <w:rPr>
+                <w:sz w:val="19"/>
+                <w:szCs w:val="19"/>
+              </w:rPr>
+            </w:pPr>
+            <w:r>
+              <w:rPr>
                 <w:sz w:val="19"/>
                 <w:szCs w:val="19"/>
               </w:rPr>
@@ -4384,43 +4930,61 @@
           <w:p>
             <w:pPr>
               <w:pStyle w:val="27"/>
-              <w:spacing w:before="17"/>
-              <w:ind w:left="65" w:right="4777" w:hanging="16"/>
-              <w:rPr>
-                <w:sz w:val="19"/>
-                <w:szCs w:val="19"/>
-              </w:rPr>
-            </w:pPr>
-            <w:r>
-              <w:rPr>
-                <w:spacing w:val="10"/>
-                <w:sz w:val="19"/>
-                <w:szCs w:val="19"/>
-              </w:rPr>
-              <w:t>监控系统日志数据分析与报告生成</w:t>
-            </w:r>
-            <w:r>
-              <w:rPr>
-                <w:spacing w:val="8"/>
-                <w:sz w:val="19"/>
-                <w:szCs w:val="19"/>
-              </w:rPr>
-              <w:t>网络配置变更文件的审核</w:t>
-            </w:r>
-          </w:p>
-          <w:p>
-            <w:pPr>
-              <w:pStyle w:val="27"/>
-              <w:spacing w:before="1" w:line="224" w:lineRule="auto"/>
-              <w:ind w:left="65"/>
-              <w:rPr>
-                <w:sz w:val="19"/>
-                <w:szCs w:val="19"/>
-              </w:rPr>
-            </w:pPr>
-            <w:r>
-              <w:rPr>
-                <w:spacing w:val="8"/>
+              <w:keepNext w:val="0"/>
+              <w:keepLines w:val="0"/>
+              <w:pageBreakBefore w:val="0"/>
+              <w:widowControl/>
+              <w:kinsoku w:val="0"/>
+              <w:wordWrap/>
+              <w:overflowPunct/>
+              <w:topLinePunct w:val="0"/>
+              <w:autoSpaceDE w:val="0"/>
+              <w:autoSpaceDN w:val="0"/>
+              <w:bidi w:val="0"/>
+              <w:adjustRightInd w:val="0"/>
+              <w:snapToGrid w:val="0"/>
+              <w:spacing w:before="36" w:line="360" w:lineRule="auto"/>
+              <w:ind w:left="51"/>
+              <w:textAlignment w:val="baseline"/>
+              <w:rPr>
+                <w:sz w:val="19"/>
+                <w:szCs w:val="19"/>
+              </w:rPr>
+            </w:pPr>
+            <w:r>
+              <w:rPr>
+                <w:sz w:val="19"/>
+                <w:szCs w:val="19"/>
+              </w:rPr>
+              <w:t>监控系统日志数据分析与报告生成网络配置变更文件的审核</w:t>
+            </w:r>
+          </w:p>
+          <w:p>
+            <w:pPr>
+              <w:pStyle w:val="27"/>
+              <w:keepNext w:val="0"/>
+              <w:keepLines w:val="0"/>
+              <w:pageBreakBefore w:val="0"/>
+              <w:widowControl/>
+              <w:kinsoku w:val="0"/>
+              <w:wordWrap/>
+              <w:overflowPunct/>
+              <w:topLinePunct w:val="0"/>
+              <w:autoSpaceDE w:val="0"/>
+              <w:autoSpaceDN w:val="0"/>
+              <w:bidi w:val="0"/>
+              <w:adjustRightInd w:val="0"/>
+              <w:snapToGrid w:val="0"/>
+              <w:spacing w:before="36" w:line="360" w:lineRule="auto"/>
+              <w:ind w:left="51"/>
+              <w:textAlignment w:val="baseline"/>
+              <w:rPr>
+                <w:sz w:val="19"/>
+                <w:szCs w:val="19"/>
+              </w:rPr>
+            </w:pPr>
+            <w:r>
+              <w:rPr>
                 <w:sz w:val="19"/>
                 <w:szCs w:val="19"/>
               </w:rPr>
@@ -4562,7 +5126,25 @@
                 <w:sz w:val="19"/>
                 <w:szCs w:val="19"/>
               </w:rPr>
-              <w:t>a:5*8  b"7*8</w:t>
+              <w:t>a:5*8  b</w:t>
+            </w:r>
+            <w:r>
+              <w:rPr>
+                <w:rFonts w:hint="eastAsia"/>
+                <w:spacing w:val="4"/>
+                <w:sz w:val="19"/>
+                <w:szCs w:val="19"/>
+                <w:lang w:val="en-US" w:eastAsia="zh-CN"/>
+              </w:rPr>
+              <w:t>:</w:t>
+            </w:r>
+            <w:r>
+              <w:rPr>
+                <w:spacing w:val="4"/>
+                <w:sz w:val="19"/>
+                <w:szCs w:val="19"/>
+              </w:rPr>
+              <w:t>7*8</w:t>
             </w:r>
             <w:r>
               <w:rPr>
@@ -5180,7 +5762,7 @@
                 <w:sz w:val="19"/>
                 <w:szCs w:val="19"/>
               </w:rPr>
-              <w:t>供远程支持服务、现场支持服务、备件保障服务来保证用户业务系统正常运行。</w:t>
+              <w:t>供远程支持服务、现场支持服务、备件保障服务来保证用户业务系统正常运行</w:t>
             </w:r>
           </w:p>
         </w:tc>
@@ -5519,122 +6101,33 @@
             <w:tcW w:w="7845" w:type="dxa"/>
           </w:tcPr>
           <w:p>
-            <w:pPr>
-              <w:spacing w:line="330" w:lineRule="auto"/>
-              <w:rPr>
-                <w:rFonts w:ascii="Arial"/>
-                <w:sz w:val="21"/>
-              </w:rPr>
-            </w:pPr>
-          </w:p>
-          <w:p>
-            <w:pPr>
-              <w:pStyle w:val="27"/>
-              <w:spacing w:before="62"/>
-              <w:ind w:left="45" w:right="390" w:firstLine="2"/>
-              <w:rPr>
-                <w:sz w:val="19"/>
-                <w:szCs w:val="19"/>
-              </w:rPr>
-            </w:pPr>
-            <w:r>
-              <w:rPr>
-                <w:spacing w:val="10"/>
-                <w:sz w:val="19"/>
-                <w:szCs w:val="19"/>
-              </w:rPr>
-              <w:t>通过对故障现象的查看、网络抓包分析、配置分析、路由表分</w:t>
-            </w:r>
-            <w:r>
-              <w:rPr>
-                <w:spacing w:val="9"/>
-                <w:sz w:val="19"/>
-                <w:szCs w:val="19"/>
-              </w:rPr>
-              <w:t>析等对故障进行定位；</w:t>
-            </w:r>
-            <w:r>
-              <w:rPr>
-                <w:spacing w:val="3"/>
-                <w:sz w:val="19"/>
-                <w:szCs w:val="19"/>
-              </w:rPr>
-              <w:t>查看并更新配置；</w:t>
-            </w:r>
-          </w:p>
-          <w:p>
-            <w:pPr>
-              <w:pStyle w:val="27"/>
-              <w:spacing w:before="1" w:line="227" w:lineRule="auto"/>
-              <w:ind w:left="45"/>
-              <w:rPr>
-                <w:sz w:val="19"/>
-                <w:szCs w:val="19"/>
-              </w:rPr>
-            </w:pPr>
-            <w:r>
-              <w:rPr>
-                <w:spacing w:val="-2"/>
-                <w:sz w:val="19"/>
-                <w:szCs w:val="19"/>
-              </w:rPr>
+            <w:r>
+              <w:t>通过对故障现象的查看、网络抓包分析、配置分析、路由表分析等对故障进行定位；查看并更新配置；</w:t>
+            </w:r>
+          </w:p>
+          <w:p>
+            <w:r>
               <w:t>备件更换；</w:t>
             </w:r>
           </w:p>
           <w:p>
-            <w:pPr>
-              <w:pStyle w:val="27"/>
-              <w:spacing w:before="14"/>
-              <w:ind w:left="49" w:right="5833" w:firstLine="20"/>
-              <w:rPr>
-                <w:sz w:val="19"/>
-                <w:szCs w:val="19"/>
-              </w:rPr>
-            </w:pPr>
-            <w:r>
-              <w:rPr>
-                <w:spacing w:val="2"/>
-                <w:sz w:val="19"/>
-                <w:szCs w:val="19"/>
-              </w:rPr>
+            <w:r>
               <w:t>中断、连通网络连接；关闭、启动端口；</w:t>
             </w:r>
           </w:p>
           <w:p>
-            <w:pPr>
-              <w:pStyle w:val="27"/>
-              <w:spacing w:line="227" w:lineRule="auto"/>
-              <w:ind w:left="45"/>
-              <w:rPr>
-                <w:sz w:val="19"/>
-                <w:szCs w:val="19"/>
-              </w:rPr>
-            </w:pPr>
-            <w:r>
-              <w:rPr>
-                <w:spacing w:val="3"/>
-                <w:sz w:val="19"/>
-                <w:szCs w:val="19"/>
-              </w:rPr>
+            <w:r>
               <w:t>停止、启动进程；</w:t>
             </w:r>
           </w:p>
           <w:p>
             <w:pPr>
-              <w:pStyle w:val="27"/>
-              <w:spacing w:before="13" w:line="227" w:lineRule="auto"/>
-              <w:ind w:left="46"/>
-              <w:rPr>
-                <w:sz w:val="19"/>
-                <w:szCs w:val="19"/>
-              </w:rPr>
-            </w:pPr>
-            <w:r>
-              <w:rPr>
-                <w:spacing w:val="8"/>
-                <w:sz w:val="19"/>
-                <w:szCs w:val="19"/>
-              </w:rPr>
+              <w:rPr>
+                <w:sz w:val="19"/>
+                <w:szCs w:val="19"/>
+              </w:rPr>
+            </w:pPr>
+            <w:r>
               <w:t>更换、更新或升级设备硬件或软件。</w:t>
             </w:r>
           </w:p>
@@ -6363,45 +6856,20 @@
           <w:p>
             <w:pPr>
               <w:pStyle w:val="27"/>
-              <w:spacing w:before="187"/>
-              <w:ind w:left="43" w:right="140"/>
-              <w:jc w:val="both"/>
-              <w:rPr>
-                <w:sz w:val="19"/>
-                <w:szCs w:val="19"/>
-              </w:rPr>
-            </w:pPr>
-            <w:r>
-              <w:rPr>
-                <w:spacing w:val="10"/>
-                <w:sz w:val="19"/>
-                <w:szCs w:val="19"/>
-              </w:rPr>
-              <w:t>评估客户当前信息网络设施的运行情况并进行分析，根据评估分析情况制定评估</w:t>
-            </w:r>
-            <w:r>
-              <w:rPr>
-                <w:spacing w:val="9"/>
-                <w:sz w:val="19"/>
-                <w:szCs w:val="19"/>
-              </w:rPr>
-              <w:t>报告，</w:t>
-            </w:r>
+              <w:spacing w:before="126"/>
+              <w:ind w:left="44" w:right="140" w:hanging="1"/>
+              <w:rPr>
+                <w:sz w:val="19"/>
+                <w:szCs w:val="19"/>
+              </w:rPr>
+            </w:pPr>
             <w:r>
               <w:rPr>
                 <w:spacing w:val="11"/>
                 <w:sz w:val="19"/>
                 <w:szCs w:val="19"/>
               </w:rPr>
-              <w:t>给出客户信息网络承载能力、负载情况、冗余能力、设备健康状况等方面的建议，供客</w:t>
-            </w:r>
-            <w:r>
-              <w:rPr>
-                <w:spacing w:val="9"/>
-                <w:sz w:val="19"/>
-                <w:szCs w:val="19"/>
-              </w:rPr>
-              <w:t>户了解信息网络当前状况，为网络投入决策提供参考。</w:t>
+              <w:t>评估客户当前信息网络设施的运行情况并进行分析，根据评估分析情况制定评估报告，给出客户信息网络承载能力、负载情况、冗余能力、设备健康状况等方面的建议，供客户了解信息网络当前状况，为网络投入决策提供参考。</w:t>
             </w:r>
           </w:p>
         </w:tc>
@@ -6673,7 +7141,7 @@
           </w:tblCellMar>
         </w:tblPrEx>
         <w:trPr>
-          <w:trHeight w:val="2827" w:hRule="atLeast"/>
+          <w:trHeight w:val="2500" w:hRule="atLeast"/>
         </w:trPr>
         <w:tc>
           <w:tcPr>
@@ -6748,15 +7216,6 @@
           <w:tcPr>
             <w:tcW w:w="7845" w:type="dxa"/>
           </w:tcPr>
-          <w:p>
-            <w:pPr>
-              <w:spacing w:line="409" w:lineRule="auto"/>
-              <w:rPr>
-                <w:rFonts w:ascii="Arial"/>
-                <w:sz w:val="21"/>
-              </w:rPr>
-            </w:pPr>
-          </w:p>
           <w:p>
             <w:pPr>
               <w:pStyle w:val="27"/>
@@ -7998,53 +8457,38 @@
           </w:tcPr>
           <w:p>
             <w:pPr>
-              <w:spacing w:line="366" w:lineRule="auto"/>
-              <w:rPr>
-                <w:rFonts w:ascii="Arial"/>
-                <w:sz w:val="21"/>
-              </w:rPr>
-            </w:pPr>
-          </w:p>
-          <w:p>
-            <w:pPr>
-              <w:pStyle w:val="27"/>
-              <w:spacing w:before="62" w:line="227" w:lineRule="auto"/>
-              <w:ind w:left="42"/>
-              <w:rPr>
-                <w:sz w:val="19"/>
-                <w:szCs w:val="19"/>
-              </w:rPr>
-            </w:pPr>
-            <w:r>
-              <w:rPr>
-                <w:spacing w:val="10"/>
-                <w:sz w:val="19"/>
-                <w:szCs w:val="19"/>
-              </w:rPr>
-              <w:t>路由策略调整、设备或链路负载调整、安全策略调</w:t>
-            </w:r>
-            <w:r>
-              <w:rPr>
-                <w:spacing w:val="9"/>
-                <w:sz w:val="19"/>
-                <w:szCs w:val="19"/>
-              </w:rPr>
-              <w:t>整、路由条目冗余调整；</w:t>
-            </w:r>
-          </w:p>
-          <w:p>
-            <w:pPr>
-              <w:pStyle w:val="27"/>
-              <w:spacing w:before="13" w:line="227" w:lineRule="auto"/>
-              <w:ind w:left="44"/>
-              <w:rPr>
-                <w:sz w:val="19"/>
-                <w:szCs w:val="19"/>
-              </w:rPr>
-            </w:pPr>
-            <w:r>
-              <w:rPr>
-                <w:spacing w:val="-2"/>
+              <w:pStyle w:val="27"/>
+              <w:spacing w:before="107"/>
+              <w:ind w:left="46" w:right="342" w:firstLine="1"/>
+              <w:rPr>
+                <w:spacing w:val="8"/>
+                <w:sz w:val="19"/>
+                <w:szCs w:val="19"/>
+              </w:rPr>
+            </w:pPr>
+            <w:r>
+              <w:rPr>
+                <w:spacing w:val="8"/>
+                <w:sz w:val="19"/>
+                <w:szCs w:val="19"/>
+              </w:rPr>
+              <w:t>路由策略调整、设备或链路负载调整、安全策略调整、路由条目冗余调整；</w:t>
+            </w:r>
+          </w:p>
+          <w:p>
+            <w:pPr>
+              <w:pStyle w:val="27"/>
+              <w:spacing w:before="107"/>
+              <w:ind w:left="46" w:right="342" w:firstLine="1"/>
+              <w:rPr>
+                <w:spacing w:val="8"/>
+                <w:sz w:val="19"/>
+                <w:szCs w:val="19"/>
+              </w:rPr>
+            </w:pPr>
+            <w:r>
+              <w:rPr>
+                <w:spacing w:val="8"/>
                 <w:sz w:val="19"/>
                 <w:szCs w:val="19"/>
               </w:rPr>
@@ -8054,35 +8498,37 @@
           <w:p>
             <w:pPr>
               <w:pStyle w:val="27"/>
-              <w:spacing w:before="13" w:line="226" w:lineRule="auto"/>
-              <w:ind w:left="43"/>
-              <w:rPr>
-                <w:sz w:val="19"/>
-                <w:szCs w:val="19"/>
-              </w:rPr>
-            </w:pPr>
-            <w:r>
+              <w:spacing w:before="107"/>
+              <w:ind w:left="46" w:right="342" w:firstLine="1"/>
               <w:rPr>
                 <w:spacing w:val="8"/>
                 <w:sz w:val="19"/>
                 <w:szCs w:val="19"/>
               </w:rPr>
+            </w:pPr>
+            <w:r>
+              <w:rPr>
+                <w:spacing w:val="8"/>
+                <w:sz w:val="19"/>
+                <w:szCs w:val="19"/>
+              </w:rPr>
               <w:t>整体网络架构变动；路由协议应用及部署调整；</w:t>
             </w:r>
           </w:p>
           <w:p>
             <w:pPr>
               <w:pStyle w:val="27"/>
-              <w:spacing w:before="14" w:line="227" w:lineRule="auto"/>
-              <w:ind w:left="43"/>
-              <w:rPr>
-                <w:sz w:val="19"/>
-                <w:szCs w:val="19"/>
-              </w:rPr>
-            </w:pPr>
-            <w:r>
-              <w:rPr>
-                <w:spacing w:val="4"/>
+              <w:spacing w:before="107"/>
+              <w:ind w:left="46" w:right="342" w:firstLine="1"/>
+              <w:rPr>
+                <w:spacing w:val="8"/>
+                <w:sz w:val="19"/>
+                <w:szCs w:val="19"/>
+              </w:rPr>
+            </w:pPr>
+            <w:r>
+              <w:rPr>
+                <w:spacing w:val="8"/>
                 <w:sz w:val="19"/>
                 <w:szCs w:val="19"/>
               </w:rPr>
@@ -8092,76 +8538,56 @@
           <w:p>
             <w:pPr>
               <w:pStyle w:val="27"/>
-              <w:spacing w:before="14"/>
-              <w:ind w:left="43" w:right="140" w:firstLine="3"/>
-              <w:rPr>
-                <w:sz w:val="19"/>
-                <w:szCs w:val="19"/>
-              </w:rPr>
-            </w:pPr>
-            <w:r>
-              <w:rPr>
-                <w:spacing w:val="11"/>
-                <w:sz w:val="19"/>
-                <w:szCs w:val="19"/>
-              </w:rPr>
-              <w:t>配置参数优化，例如关闭不必要的服务、打开缺省的增强功能、加快三层网络路由收敛</w:t>
-            </w:r>
-            <w:r>
+              <w:spacing w:before="107"/>
+              <w:ind w:left="46" w:right="342" w:firstLine="1"/>
               <w:rPr>
                 <w:spacing w:val="8"/>
                 <w:sz w:val="19"/>
                 <w:szCs w:val="19"/>
               </w:rPr>
-              <w:t>速度、加快二层网络生成树收敛速度等；</w:t>
-            </w:r>
-          </w:p>
-          <w:p>
-            <w:pPr>
-              <w:pStyle w:val="27"/>
-              <w:spacing w:line="226" w:lineRule="auto"/>
-              <w:ind w:left="46"/>
-              <w:rPr>
-                <w:sz w:val="19"/>
-                <w:szCs w:val="19"/>
-              </w:rPr>
-            </w:pPr>
-            <w:r>
-              <w:rPr>
-                <w:sz w:val="19"/>
-                <w:szCs w:val="19"/>
-              </w:rPr>
-              <w:t>安全优化，例如密码加密，</w:t>
-            </w:r>
-            <w:r>
-              <w:rPr>
-                <w:spacing w:val="59"/>
-                <w:sz w:val="19"/>
-                <w:szCs w:val="19"/>
-              </w:rPr>
-              <w:t xml:space="preserve"> </w:t>
-            </w:r>
-            <w:r>
-              <w:rPr>
-                <w:sz w:val="19"/>
-                <w:szCs w:val="19"/>
-              </w:rPr>
-              <w:t>TELNET控制等；</w:t>
-            </w:r>
-          </w:p>
-          <w:p>
-            <w:pPr>
-              <w:pStyle w:val="27"/>
-              <w:spacing w:before="14" w:line="225" w:lineRule="auto"/>
-              <w:ind w:left="45"/>
-              <w:rPr>
-                <w:sz w:val="19"/>
-                <w:szCs w:val="19"/>
-              </w:rPr>
-            </w:pPr>
-            <w:r>
-              <w:rPr>
-                <w:spacing w:val="7"/>
+            </w:pPr>
+            <w:r>
+              <w:rPr>
+                <w:spacing w:val="8"/>
+                <w:sz w:val="19"/>
+                <w:szCs w:val="19"/>
+              </w:rPr>
+              <w:t>配置参数优化，例如关闭不必要的服务、打开缺省的增强功能、加快三层网络路由收敛速度、加快二层网络生成树收敛速度等；</w:t>
+            </w:r>
+          </w:p>
+          <w:p>
+            <w:pPr>
+              <w:pStyle w:val="27"/>
+              <w:spacing w:before="107"/>
+              <w:ind w:left="46" w:right="342" w:firstLine="1"/>
+              <w:rPr>
+                <w:spacing w:val="8"/>
+                <w:sz w:val="19"/>
+                <w:szCs w:val="19"/>
+              </w:rPr>
+            </w:pPr>
+            <w:r>
+              <w:rPr>
+                <w:spacing w:val="8"/>
+                <w:sz w:val="19"/>
+                <w:szCs w:val="19"/>
+              </w:rPr>
+              <w:t>安全优化，例如密码加密， TELNET控制等；</w:t>
+            </w:r>
+          </w:p>
+          <w:p>
+            <w:pPr>
+              <w:pStyle w:val="27"/>
+              <w:spacing w:before="107"/>
+              <w:ind w:left="46" w:right="342" w:firstLine="1"/>
+              <w:rPr>
+                <w:sz w:val="19"/>
+                <w:szCs w:val="19"/>
+              </w:rPr>
+            </w:pPr>
+            <w:r>
+              <w:rPr>
+                <w:spacing w:val="8"/>
                 <w:sz w:val="19"/>
                 <w:szCs w:val="19"/>
               </w:rPr>
@@ -9333,25 +9759,18 @@
           </w:tcPr>
           <w:p>
             <w:pPr>
-              <w:spacing w:line="320" w:lineRule="auto"/>
-              <w:rPr>
-                <w:rFonts w:ascii="Arial"/>
-                <w:sz w:val="21"/>
-              </w:rPr>
-            </w:pPr>
-          </w:p>
-          <w:p>
-            <w:pPr>
-              <w:pStyle w:val="27"/>
-              <w:spacing w:before="61" w:line="225" w:lineRule="auto"/>
-              <w:ind w:left="45"/>
-              <w:rPr>
-                <w:sz w:val="19"/>
-                <w:szCs w:val="19"/>
-              </w:rPr>
-            </w:pPr>
-            <w:r>
-              <w:rPr>
+              <w:pStyle w:val="27"/>
+              <w:spacing w:before="107"/>
+              <w:ind w:left="46" w:right="342" w:firstLine="1"/>
+              <w:rPr>
+                <w:spacing w:val="8"/>
+                <w:sz w:val="19"/>
+                <w:szCs w:val="19"/>
+              </w:rPr>
+            </w:pPr>
+            <w:r>
+              <w:rPr>
+                <w:spacing w:val="8"/>
                 <w:sz w:val="19"/>
                 <w:szCs w:val="19"/>
               </w:rPr>
@@ -9361,84 +9780,57 @@
           <w:p>
             <w:pPr>
               <w:pStyle w:val="27"/>
-              <w:spacing w:before="15" w:line="224" w:lineRule="auto"/>
-              <w:ind w:left="45"/>
-              <w:rPr>
-                <w:sz w:val="19"/>
-                <w:szCs w:val="19"/>
-              </w:rPr>
-            </w:pPr>
-            <w:r>
-              <w:rPr>
-                <w:spacing w:val="11"/>
-                <w:sz w:val="19"/>
-                <w:szCs w:val="19"/>
-              </w:rPr>
-              <w:t>检查服务器</w:t>
-            </w:r>
-            <w:r>
-              <w:rPr>
-                <w:sz w:val="19"/>
-                <w:szCs w:val="19"/>
-              </w:rPr>
-              <w:t>CPU</w:t>
-            </w:r>
-            <w:r>
-              <w:rPr>
-                <w:spacing w:val="11"/>
-                <w:sz w:val="19"/>
-                <w:szCs w:val="19"/>
-              </w:rPr>
-              <w:t>、内存使用峰值情况</w:t>
-            </w:r>
-          </w:p>
-          <w:p>
-            <w:pPr>
-              <w:pStyle w:val="27"/>
-              <w:spacing w:before="16"/>
-              <w:ind w:left="45" w:right="4172"/>
-              <w:rPr>
-                <w:sz w:val="19"/>
-                <w:szCs w:val="19"/>
-              </w:rPr>
-            </w:pPr>
-            <w:r>
-              <w:rPr>
-                <w:spacing w:val="10"/>
-                <w:sz w:val="19"/>
-                <w:szCs w:val="19"/>
-              </w:rPr>
-              <w:t>检查操作系统重要文件系统空间使用情况检查服务器</w:t>
-            </w:r>
-            <w:r>
-              <w:rPr>
-                <w:sz w:val="19"/>
-                <w:szCs w:val="19"/>
-              </w:rPr>
-              <w:t>IO</w:t>
-            </w:r>
-            <w:r>
-              <w:rPr>
-                <w:spacing w:val="10"/>
-                <w:sz w:val="19"/>
-                <w:szCs w:val="19"/>
-              </w:rPr>
-              <w:t>读写情况</w:t>
-            </w:r>
-          </w:p>
-          <w:p>
-            <w:pPr>
-              <w:pStyle w:val="27"/>
-              <w:spacing w:line="225" w:lineRule="auto"/>
-              <w:ind w:left="45"/>
-              <w:rPr>
-                <w:sz w:val="19"/>
-                <w:szCs w:val="19"/>
-              </w:rPr>
-            </w:pPr>
-            <w:r>
-              <w:rPr>
-                <w:spacing w:val="10"/>
+              <w:spacing w:before="107"/>
+              <w:ind w:left="46" w:right="342" w:firstLine="1"/>
+              <w:rPr>
+                <w:spacing w:val="8"/>
+                <w:sz w:val="19"/>
+                <w:szCs w:val="19"/>
+              </w:rPr>
+            </w:pPr>
+            <w:r>
+              <w:rPr>
+                <w:spacing w:val="8"/>
+                <w:sz w:val="19"/>
+                <w:szCs w:val="19"/>
+              </w:rPr>
+              <w:t>检查服务器CPU、内存使用峰值情况</w:t>
+            </w:r>
+          </w:p>
+          <w:p>
+            <w:pPr>
+              <w:pStyle w:val="27"/>
+              <w:spacing w:before="107"/>
+              <w:ind w:left="46" w:right="342" w:firstLine="1"/>
+              <w:rPr>
+                <w:spacing w:val="8"/>
+                <w:sz w:val="19"/>
+                <w:szCs w:val="19"/>
+              </w:rPr>
+            </w:pPr>
+            <w:r>
+              <w:rPr>
+                <w:spacing w:val="8"/>
+                <w:sz w:val="19"/>
+                <w:szCs w:val="19"/>
+              </w:rPr>
+              <w:t>检查操作系统重要文件系统空间使用情况检查服务器IO读写情况</w:t>
+            </w:r>
+          </w:p>
+          <w:p>
+            <w:pPr>
+              <w:pStyle w:val="27"/>
+              <w:spacing w:before="107"/>
+              <w:ind w:left="46" w:right="342" w:firstLine="1"/>
+              <w:rPr>
+                <w:spacing w:val="8"/>
+                <w:sz w:val="19"/>
+                <w:szCs w:val="19"/>
+              </w:rPr>
+            </w:pPr>
+            <w:r>
+              <w:rPr>
+                <w:spacing w:val="8"/>
                 <w:sz w:val="19"/>
                 <w:szCs w:val="19"/>
               </w:rPr>
@@ -9448,43 +9840,37 @@
           <w:p>
             <w:pPr>
               <w:pStyle w:val="27"/>
-              <w:spacing w:before="16"/>
-              <w:ind w:left="64" w:right="3366" w:hanging="19"/>
-              <w:rPr>
-                <w:sz w:val="19"/>
-                <w:szCs w:val="19"/>
-              </w:rPr>
-            </w:pPr>
-            <w:r>
-              <w:rPr>
-                <w:spacing w:val="10"/>
-                <w:sz w:val="19"/>
-                <w:szCs w:val="19"/>
-              </w:rPr>
-              <w:t>检查服务器关键硬件部件是否满足运行冗余度要求</w:t>
-            </w:r>
-            <w:r>
-              <w:rPr>
-                <w:spacing w:val="9"/>
-                <w:sz w:val="19"/>
-                <w:szCs w:val="19"/>
-              </w:rPr>
-              <w:t>当前操作系统版本是否安装相关风险补丁</w:t>
-            </w:r>
-          </w:p>
-          <w:p>
-            <w:pPr>
-              <w:pStyle w:val="27"/>
-              <w:spacing w:before="1" w:line="226" w:lineRule="auto"/>
-              <w:ind w:left="44"/>
-              <w:rPr>
-                <w:sz w:val="19"/>
-                <w:szCs w:val="19"/>
-              </w:rPr>
-            </w:pPr>
-            <w:r>
-              <w:rPr>
-                <w:spacing w:val="10"/>
+              <w:spacing w:before="107"/>
+              <w:ind w:left="46" w:right="342" w:firstLine="1"/>
+              <w:rPr>
+                <w:spacing w:val="8"/>
+                <w:sz w:val="19"/>
+                <w:szCs w:val="19"/>
+              </w:rPr>
+            </w:pPr>
+            <w:r>
+              <w:rPr>
+                <w:spacing w:val="8"/>
+                <w:sz w:val="19"/>
+                <w:szCs w:val="19"/>
+              </w:rPr>
+              <w:t>检查服务器关键硬件部件是否满足运行冗余度要求当前操作系统版本是否安装相关风险补丁</w:t>
+            </w:r>
+          </w:p>
+          <w:p>
+            <w:pPr>
+              <w:pStyle w:val="27"/>
+              <w:spacing w:before="107"/>
+              <w:ind w:left="46" w:right="342" w:firstLine="1"/>
+              <w:rPr>
+                <w:spacing w:val="8"/>
+                <w:sz w:val="19"/>
+                <w:szCs w:val="19"/>
+              </w:rPr>
+            </w:pPr>
+            <w:r>
+              <w:rPr>
+                <w:spacing w:val="8"/>
                 <w:sz w:val="19"/>
                 <w:szCs w:val="19"/>
               </w:rPr>
@@ -9494,109 +9880,80 @@
           <w:p>
             <w:pPr>
               <w:pStyle w:val="27"/>
-              <w:spacing w:before="15"/>
-              <w:ind w:left="49" w:right="2358"/>
-              <w:rPr>
-                <w:sz w:val="19"/>
-                <w:szCs w:val="19"/>
-              </w:rPr>
-            </w:pPr>
-            <w:r>
-              <w:rPr>
-                <w:spacing w:val="11"/>
-                <w:sz w:val="19"/>
-                <w:szCs w:val="19"/>
-              </w:rPr>
-              <w:t>重要业务数据文件或操作系统文件空间使用是</w:t>
-            </w:r>
-            <w:r>
-              <w:rPr>
-                <w:spacing w:val="10"/>
-                <w:sz w:val="19"/>
-                <w:szCs w:val="19"/>
-              </w:rPr>
-              <w:t>否达到预定阀值关键机密系统数据安全防护设置是否满足要求</w:t>
-            </w:r>
-          </w:p>
-          <w:p>
-            <w:pPr>
-              <w:pStyle w:val="27"/>
-              <w:spacing w:before="1" w:line="239" w:lineRule="auto"/>
-              <w:ind w:left="54" w:right="4979" w:hanging="3"/>
-              <w:rPr>
-                <w:sz w:val="19"/>
-                <w:szCs w:val="19"/>
-              </w:rPr>
-            </w:pPr>
-            <w:r>
-              <w:rPr>
-                <w:spacing w:val="9"/>
-                <w:sz w:val="19"/>
-                <w:szCs w:val="19"/>
-              </w:rPr>
-              <w:t>系统使用资源是否超过预定阀值</w:t>
-            </w:r>
-            <w:r>
-              <w:rPr>
-                <w:spacing w:val="-3"/>
-                <w:sz w:val="19"/>
-                <w:szCs w:val="19"/>
-              </w:rPr>
-              <w:t>常规作业：</w:t>
-            </w:r>
-          </w:p>
-          <w:p>
-            <w:pPr>
-              <w:pStyle w:val="27"/>
-              <w:spacing w:before="1"/>
-              <w:ind w:left="46" w:right="177" w:hanging="3"/>
-              <w:rPr>
-                <w:sz w:val="19"/>
-                <w:szCs w:val="19"/>
-              </w:rPr>
-            </w:pPr>
-            <w:r>
-              <w:rPr>
-                <w:spacing w:val="10"/>
-                <w:sz w:val="19"/>
-                <w:szCs w:val="19"/>
-              </w:rPr>
-              <w:t>设备清洁、输入、输出电压检测、磁盘读、写正常性测试、输入、输出设备读写测试、</w:t>
-            </w:r>
-            <w:r>
+              <w:spacing w:before="107"/>
+              <w:ind w:left="46" w:right="342" w:firstLine="1"/>
               <w:rPr>
                 <w:spacing w:val="8"/>
                 <w:sz w:val="19"/>
                 <w:szCs w:val="19"/>
               </w:rPr>
-              <w:t>配置文件备份</w:t>
-            </w:r>
-          </w:p>
-          <w:p>
-            <w:pPr>
-              <w:pStyle w:val="27"/>
-              <w:spacing w:before="2" w:line="239" w:lineRule="auto"/>
-              <w:ind w:left="41" w:right="140" w:firstLine="2"/>
-              <w:rPr>
-                <w:sz w:val="19"/>
-                <w:szCs w:val="19"/>
-              </w:rPr>
-            </w:pPr>
-            <w:r>
-              <w:rPr>
-                <w:spacing w:val="11"/>
-                <w:sz w:val="19"/>
-                <w:szCs w:val="19"/>
-              </w:rPr>
-              <w:t>操作系统备份、过期运行日志清理、网络通讯正常性测试、临时文件清理、端口访问测</w:t>
-            </w:r>
-            <w:r>
-              <w:rPr>
-                <w:spacing w:val="10"/>
-                <w:sz w:val="19"/>
-                <w:szCs w:val="19"/>
-              </w:rPr>
-              <w:t>试、周期性关键设备主备切换/应急演练</w:t>
+            </w:pPr>
+            <w:r>
+              <w:rPr>
+                <w:spacing w:val="8"/>
+                <w:sz w:val="19"/>
+                <w:szCs w:val="19"/>
+              </w:rPr>
+              <w:t>重要业务数据文件或操作系统文件空间使用是否达到预定阀值关键机密系统数据安全防护设置是否满足要求</w:t>
+            </w:r>
+          </w:p>
+          <w:p>
+            <w:pPr>
+              <w:pStyle w:val="27"/>
+              <w:spacing w:before="107"/>
+              <w:ind w:left="46" w:right="342" w:firstLine="1"/>
+              <w:rPr>
+                <w:spacing w:val="8"/>
+                <w:sz w:val="19"/>
+                <w:szCs w:val="19"/>
+              </w:rPr>
+            </w:pPr>
+            <w:r>
+              <w:rPr>
+                <w:spacing w:val="8"/>
+                <w:sz w:val="19"/>
+                <w:szCs w:val="19"/>
+              </w:rPr>
+              <w:t>系统使用资源是否超过预定阀值常规作业：</w:t>
+            </w:r>
+          </w:p>
+          <w:p>
+            <w:pPr>
+              <w:pStyle w:val="27"/>
+              <w:spacing w:before="107"/>
+              <w:ind w:left="46" w:right="342" w:firstLine="1"/>
+              <w:rPr>
+                <w:spacing w:val="8"/>
+                <w:sz w:val="19"/>
+                <w:szCs w:val="19"/>
+              </w:rPr>
+            </w:pPr>
+            <w:r>
+              <w:rPr>
+                <w:spacing w:val="8"/>
+                <w:sz w:val="19"/>
+                <w:szCs w:val="19"/>
+              </w:rPr>
+              <w:t>设备清洁、输入、输出电压检测、磁盘读、写正常性测试、输入、输出设备读写测试、配置文件备份</w:t>
+            </w:r>
+          </w:p>
+          <w:p>
+            <w:pPr>
+              <w:pStyle w:val="27"/>
+              <w:spacing w:before="107"/>
+              <w:ind w:left="46" w:right="342" w:firstLine="1"/>
+              <w:rPr>
+                <w:sz w:val="19"/>
+                <w:szCs w:val="19"/>
+              </w:rPr>
+            </w:pPr>
+            <w:r>
+              <w:rPr>
+                <w:spacing w:val="8"/>
+                <w:sz w:val="19"/>
+                <w:szCs w:val="19"/>
+              </w:rPr>
+              <w:t>操作系统备份、过期运行日志清理、网络通讯正常性测试、临时文件清理、端口访问测试、周期性关键设备主备切换/应急演练</w:t>
             </w:r>
           </w:p>
         </w:tc>
@@ -10702,167 +11059,43 @@
             <w:tcW w:w="7845" w:type="dxa"/>
           </w:tcPr>
           <w:p>
-            <w:pPr>
-              <w:spacing w:line="423" w:lineRule="auto"/>
-              <w:rPr>
-                <w:rFonts w:ascii="Arial"/>
-                <w:sz w:val="21"/>
-              </w:rPr>
-            </w:pPr>
-          </w:p>
-          <w:p>
-            <w:pPr>
-              <w:pStyle w:val="27"/>
-              <w:spacing w:before="62" w:line="227" w:lineRule="auto"/>
-              <w:ind w:left="43"/>
-              <w:rPr>
-                <w:sz w:val="19"/>
-                <w:szCs w:val="19"/>
-              </w:rPr>
-            </w:pPr>
-            <w:r>
-              <w:rPr>
-                <w:spacing w:val="1"/>
-                <w:sz w:val="19"/>
-                <w:szCs w:val="19"/>
-              </w:rPr>
+            <w:r>
               <w:t>服务器重启；</w:t>
             </w:r>
           </w:p>
           <w:p>
-            <w:pPr>
-              <w:pStyle w:val="27"/>
-              <w:spacing w:before="13" w:line="227" w:lineRule="auto"/>
-              <w:ind w:left="49"/>
-              <w:rPr>
-                <w:sz w:val="19"/>
-                <w:szCs w:val="19"/>
-              </w:rPr>
-            </w:pPr>
-            <w:r>
-              <w:rPr>
-                <w:spacing w:val="6"/>
-                <w:sz w:val="19"/>
-                <w:szCs w:val="19"/>
-              </w:rPr>
+            <w:r>
               <w:t>关键服务、进程的启用、停止等；</w:t>
             </w:r>
           </w:p>
           <w:p>
-            <w:pPr>
-              <w:pStyle w:val="27"/>
-              <w:spacing w:before="13" w:line="225" w:lineRule="auto"/>
-              <w:ind w:left="43"/>
-              <w:rPr>
-                <w:sz w:val="19"/>
-                <w:szCs w:val="19"/>
-              </w:rPr>
-            </w:pPr>
-            <w:r>
-              <w:rPr>
-                <w:spacing w:val="2"/>
-                <w:sz w:val="19"/>
-                <w:szCs w:val="19"/>
-              </w:rPr>
+            <w:r>
               <w:t>操作系统恢复；</w:t>
             </w:r>
           </w:p>
           <w:p>
-            <w:pPr>
-              <w:pStyle w:val="27"/>
-              <w:spacing w:before="16"/>
-              <w:ind w:left="43" w:right="2910" w:firstLine="2"/>
-              <w:rPr>
-                <w:sz w:val="19"/>
-                <w:szCs w:val="19"/>
-              </w:rPr>
-            </w:pPr>
-            <w:r>
-              <w:rPr>
-                <w:spacing w:val="9"/>
-                <w:sz w:val="19"/>
-                <w:szCs w:val="19"/>
-              </w:rPr>
-              <w:t>更换故障部件，包括主板、电源、</w:t>
-            </w:r>
-            <w:r>
-              <w:rPr>
-                <w:sz w:val="19"/>
-                <w:szCs w:val="19"/>
-              </w:rPr>
-              <w:t>CPU</w:t>
-            </w:r>
-            <w:r>
-              <w:rPr>
-                <w:spacing w:val="9"/>
-                <w:sz w:val="19"/>
-                <w:szCs w:val="19"/>
-              </w:rPr>
-              <w:t>、内存、硬盘等；</w:t>
-            </w:r>
-            <w:r>
-              <w:rPr>
-                <w:spacing w:val="4"/>
-                <w:sz w:val="19"/>
-                <w:szCs w:val="19"/>
-              </w:rPr>
-              <w:t>损坏系统文件修复；</w:t>
-            </w:r>
-          </w:p>
-          <w:p>
-            <w:pPr>
-              <w:pStyle w:val="27"/>
-              <w:spacing w:line="226" w:lineRule="auto"/>
-              <w:ind w:left="65"/>
-              <w:rPr>
-                <w:sz w:val="19"/>
-                <w:szCs w:val="19"/>
-              </w:rPr>
-            </w:pPr>
-            <w:r>
-              <w:rPr>
-                <w:spacing w:val="4"/>
-                <w:sz w:val="19"/>
-                <w:szCs w:val="19"/>
-              </w:rPr>
+            <w:r>
+              <w:t>更换故障部件，包括主板、电源、CPU、内存、硬盘等；损坏系统文件修复；</w:t>
+            </w:r>
+          </w:p>
+          <w:p>
+            <w:r>
               <w:t>网络通讯设置修正等。</w:t>
             </w:r>
           </w:p>
           <w:p>
-            <w:pPr>
-              <w:pStyle w:val="27"/>
-              <w:spacing w:before="14" w:line="227" w:lineRule="auto"/>
-              <w:ind w:left="43"/>
-              <w:rPr>
-                <w:sz w:val="19"/>
-                <w:szCs w:val="19"/>
-              </w:rPr>
-            </w:pPr>
-            <w:r>
-              <w:rPr>
-                <w:spacing w:val="2"/>
-                <w:sz w:val="19"/>
-                <w:szCs w:val="19"/>
-              </w:rPr>
+            <w:r>
               <w:t>设备停机演练；</w:t>
             </w:r>
           </w:p>
           <w:p>
             <w:pPr>
-              <w:pStyle w:val="27"/>
-              <w:spacing w:before="14" w:line="226" w:lineRule="auto"/>
-              <w:ind w:left="43"/>
-              <w:rPr>
-                <w:sz w:val="19"/>
-                <w:szCs w:val="19"/>
-              </w:rPr>
-            </w:pPr>
-            <w:r>
-              <w:rPr>
-                <w:spacing w:val="5"/>
-                <w:sz w:val="19"/>
-                <w:szCs w:val="19"/>
-              </w:rPr>
+              <w:rPr>
+                <w:sz w:val="19"/>
+                <w:szCs w:val="19"/>
+              </w:rPr>
+            </w:pPr>
+            <w:r>
               <w:t>设备清洁维护等。</w:t>
             </w:r>
           </w:p>
@@ -11606,17 +11839,6 @@
               </w:rPr>
               <w:t>针对客户当前服务器设施的运行情况，提出优化改善方案，对服务器的配置进行优化性调整或升级，对服务器进行更新换代等。优化改善操作需严格按照变更管理的流程实</w:t>
             </w:r>
-          </w:p>
-          <w:p>
-            <w:pPr>
-              <w:pStyle w:val="27"/>
-              <w:spacing w:line="225" w:lineRule="auto"/>
-              <w:ind w:left="43"/>
-              <w:rPr>
-                <w:sz w:val="19"/>
-                <w:szCs w:val="19"/>
-              </w:rPr>
-            </w:pPr>
             <w:r>
               <w:rPr>
                 <w:spacing w:val="9"/>
@@ -12434,6 +12656,7 @@
         <w:pStyle w:val="12"/>
       </w:pPr>
     </w:p>
+    <w:p/>
     <w:p>
       <w:pPr>
         <w:sectPr>
@@ -12442,6 +12665,6022 @@
           <w:cols w:space="720" w:num="1"/>
         </w:sectPr>
       </w:pPr>
+    </w:p>
+    <w:p>
+      <w:pPr>
+        <w:spacing w:before="71" w:line="216" w:lineRule="auto"/>
+        <w:ind w:left="3695"/>
+        <w:outlineLvl w:val="0"/>
+        <w:rPr>
+          <w:rFonts w:hint="default" w:ascii="仿宋" w:hAnsi="仿宋" w:eastAsia="仿宋" w:cs="仿宋"/>
+          <w:spacing w:val="-7"/>
+          <w:sz w:val="36"/>
+          <w:szCs w:val="36"/>
+          <w:lang w:val="en-US" w:eastAsia="zh-CN"/>
+        </w:rPr>
+      </w:pPr>
+      <w:r>
+        <w:rPr>
+          <w:rFonts w:hint="eastAsia" w:ascii="仿宋" w:hAnsi="仿宋" w:eastAsia="仿宋" w:cs="仿宋"/>
+          <w:spacing w:val="-7"/>
+          <w:sz w:val="36"/>
+          <w:szCs w:val="36"/>
+          <w:lang w:val="en-US" w:eastAsia="zh-CN"/>
+        </w:rPr>
+        <w:t>其他硬件例行操作服务</w:t>
+      </w:r>
+    </w:p>
+    <w:tbl>
+      <w:tblPr>
+        <w:tblStyle w:val="26"/>
+        <w:tblpPr w:leftFromText="180" w:rightFromText="180" w:vertAnchor="text" w:horzAnchor="page" w:tblpX="846" w:tblpY="86"/>
+        <w:tblOverlap w:val="never"/>
+        <w:tblW w:w="10123" w:type="dxa"/>
+        <w:tblInd w:w="0" w:type="dxa"/>
+        <w:tblBorders>
+          <w:top w:val="single" w:color="000000" w:sz="6" w:space="0"/>
+          <w:left w:val="single" w:color="000000" w:sz="6" w:space="0"/>
+          <w:bottom w:val="single" w:color="000000" w:sz="6" w:space="0"/>
+          <w:right w:val="single" w:color="000000" w:sz="6" w:space="0"/>
+          <w:insideH w:val="single" w:color="000000" w:sz="6" w:space="0"/>
+          <w:insideV w:val="single" w:color="000000" w:sz="6" w:space="0"/>
+        </w:tblBorders>
+        <w:tblLayout w:type="fixed"/>
+        <w:tblCellMar>
+          <w:top w:w="0" w:type="dxa"/>
+          <w:left w:w="0" w:type="dxa"/>
+          <w:bottom w:w="0" w:type="dxa"/>
+          <w:right w:w="0" w:type="dxa"/>
+        </w:tblCellMar>
+      </w:tblPr>
+      <w:tblGrid>
+        <w:gridCol w:w="2278"/>
+        <w:gridCol w:w="7845"/>
+      </w:tblGrid>
+      <w:tr>
+        <w:tblPrEx>
+          <w:tblBorders>
+            <w:top w:val="single" w:color="000000" w:sz="6" w:space="0"/>
+            <w:left w:val="single" w:color="000000" w:sz="6" w:space="0"/>
+            <w:bottom w:val="single" w:color="000000" w:sz="6" w:space="0"/>
+            <w:right w:val="single" w:color="000000" w:sz="6" w:space="0"/>
+            <w:insideH w:val="single" w:color="000000" w:sz="6" w:space="0"/>
+            <w:insideV w:val="single" w:color="000000" w:sz="6" w:space="0"/>
+          </w:tblBorders>
+          <w:tblCellMar>
+            <w:top w:w="0" w:type="dxa"/>
+            <w:left w:w="0" w:type="dxa"/>
+            <w:bottom w:w="0" w:type="dxa"/>
+            <w:right w:w="0" w:type="dxa"/>
+          </w:tblCellMar>
+        </w:tblPrEx>
+        <w:trPr>
+          <w:trHeight w:val="392" w:hRule="atLeast"/>
+        </w:trPr>
+        <w:tc>
+          <w:tcPr>
+            <w:tcW w:w="10123" w:type="dxa"/>
+            <w:gridSpan w:val="2"/>
+            <w:shd w:val="clear" w:color="auto" w:fill="1F497D"/>
+          </w:tcPr>
+          <w:p>
+            <w:pPr>
+              <w:pStyle w:val="27"/>
+              <w:spacing w:before="102" w:line="227" w:lineRule="auto"/>
+              <w:ind w:left="4661"/>
+              <w:rPr>
+                <w:sz w:val="19"/>
+                <w:szCs w:val="19"/>
+              </w:rPr>
+            </w:pPr>
+            <w:r>
+              <w:rPr>
+                <w:b/>
+                <w:bCs/>
+                <w:color w:val="FFFFFF"/>
+                <w:spacing w:val="7"/>
+                <w:sz w:val="19"/>
+                <w:szCs w:val="19"/>
+              </w:rPr>
+              <w:t>服务概述</w:t>
+            </w:r>
+          </w:p>
+        </w:tc>
+      </w:tr>
+      <w:tr>
+        <w:tblPrEx>
+          <w:tblBorders>
+            <w:top w:val="single" w:color="000000" w:sz="6" w:space="0"/>
+            <w:left w:val="single" w:color="000000" w:sz="6" w:space="0"/>
+            <w:bottom w:val="single" w:color="000000" w:sz="6" w:space="0"/>
+            <w:right w:val="single" w:color="000000" w:sz="6" w:space="0"/>
+            <w:insideH w:val="single" w:color="000000" w:sz="6" w:space="0"/>
+            <w:insideV w:val="single" w:color="000000" w:sz="6" w:space="0"/>
+          </w:tblBorders>
+          <w:tblCellMar>
+            <w:top w:w="0" w:type="dxa"/>
+            <w:left w:w="0" w:type="dxa"/>
+            <w:bottom w:w="0" w:type="dxa"/>
+            <w:right w:w="0" w:type="dxa"/>
+          </w:tblCellMar>
+        </w:tblPrEx>
+        <w:trPr>
+          <w:trHeight w:val="390" w:hRule="atLeast"/>
+        </w:trPr>
+        <w:tc>
+          <w:tcPr>
+            <w:tcW w:w="2278" w:type="dxa"/>
+          </w:tcPr>
+          <w:p>
+            <w:pPr>
+              <w:pStyle w:val="27"/>
+              <w:spacing w:before="110" w:line="227" w:lineRule="auto"/>
+              <w:ind w:left="747"/>
+              <w:rPr>
+                <w:sz w:val="19"/>
+                <w:szCs w:val="19"/>
+              </w:rPr>
+            </w:pPr>
+            <w:r>
+              <w:rPr>
+                <w:spacing w:val="7"/>
+                <w:sz w:val="19"/>
+                <w:szCs w:val="19"/>
+              </w:rPr>
+              <w:t>服务大类</w:t>
+            </w:r>
+          </w:p>
+        </w:tc>
+        <w:tc>
+          <w:tcPr>
+            <w:tcW w:w="7845" w:type="dxa"/>
+          </w:tcPr>
+          <w:p>
+            <w:pPr>
+              <w:pStyle w:val="27"/>
+              <w:spacing w:before="109" w:line="226" w:lineRule="auto"/>
+              <w:ind w:left="39"/>
+              <w:rPr>
+                <w:sz w:val="19"/>
+                <w:szCs w:val="19"/>
+              </w:rPr>
+            </w:pPr>
+            <w:r>
+              <w:rPr>
+                <w:spacing w:val="8"/>
+                <w:sz w:val="19"/>
+                <w:szCs w:val="19"/>
+              </w:rPr>
+              <w:t>04运行维护服务</w:t>
+            </w:r>
+          </w:p>
+        </w:tc>
+      </w:tr>
+      <w:tr>
+        <w:tblPrEx>
+          <w:tblBorders>
+            <w:top w:val="single" w:color="000000" w:sz="6" w:space="0"/>
+            <w:left w:val="single" w:color="000000" w:sz="6" w:space="0"/>
+            <w:bottom w:val="single" w:color="000000" w:sz="6" w:space="0"/>
+            <w:right w:val="single" w:color="000000" w:sz="6" w:space="0"/>
+            <w:insideH w:val="single" w:color="000000" w:sz="6" w:space="0"/>
+            <w:insideV w:val="single" w:color="000000" w:sz="6" w:space="0"/>
+          </w:tblBorders>
+          <w:tblCellMar>
+            <w:top w:w="0" w:type="dxa"/>
+            <w:left w:w="0" w:type="dxa"/>
+            <w:bottom w:w="0" w:type="dxa"/>
+            <w:right w:w="0" w:type="dxa"/>
+          </w:tblCellMar>
+        </w:tblPrEx>
+        <w:trPr>
+          <w:trHeight w:val="390" w:hRule="atLeast"/>
+        </w:trPr>
+        <w:tc>
+          <w:tcPr>
+            <w:tcW w:w="2278" w:type="dxa"/>
+          </w:tcPr>
+          <w:p>
+            <w:pPr>
+              <w:pStyle w:val="27"/>
+              <w:spacing w:before="110" w:line="227" w:lineRule="auto"/>
+              <w:ind w:left="747"/>
+              <w:rPr>
+                <w:sz w:val="19"/>
+                <w:szCs w:val="19"/>
+              </w:rPr>
+            </w:pPr>
+            <w:r>
+              <w:rPr>
+                <w:spacing w:val="7"/>
+                <w:sz w:val="19"/>
+                <w:szCs w:val="19"/>
+              </w:rPr>
+              <w:t>服务中类</w:t>
+            </w:r>
+          </w:p>
+        </w:tc>
+        <w:tc>
+          <w:tcPr>
+            <w:tcW w:w="7845" w:type="dxa"/>
+          </w:tcPr>
+          <w:p>
+            <w:pPr>
+              <w:pStyle w:val="27"/>
+              <w:spacing w:before="111" w:line="226" w:lineRule="auto"/>
+              <w:ind w:left="39"/>
+              <w:rPr>
+                <w:sz w:val="19"/>
+                <w:szCs w:val="19"/>
+              </w:rPr>
+            </w:pPr>
+            <w:r>
+              <w:rPr>
+                <w:spacing w:val="7"/>
+                <w:sz w:val="19"/>
+                <w:szCs w:val="19"/>
+              </w:rPr>
+              <w:t>0402硬件运维服务</w:t>
+            </w:r>
+          </w:p>
+        </w:tc>
+      </w:tr>
+      <w:tr>
+        <w:tblPrEx>
+          <w:tblBorders>
+            <w:top w:val="single" w:color="000000" w:sz="6" w:space="0"/>
+            <w:left w:val="single" w:color="000000" w:sz="6" w:space="0"/>
+            <w:bottom w:val="single" w:color="000000" w:sz="6" w:space="0"/>
+            <w:right w:val="single" w:color="000000" w:sz="6" w:space="0"/>
+            <w:insideH w:val="single" w:color="000000" w:sz="6" w:space="0"/>
+            <w:insideV w:val="single" w:color="000000" w:sz="6" w:space="0"/>
+          </w:tblBorders>
+          <w:tblCellMar>
+            <w:top w:w="0" w:type="dxa"/>
+            <w:left w:w="0" w:type="dxa"/>
+            <w:bottom w:w="0" w:type="dxa"/>
+            <w:right w:w="0" w:type="dxa"/>
+          </w:tblCellMar>
+        </w:tblPrEx>
+        <w:trPr>
+          <w:trHeight w:val="390" w:hRule="atLeast"/>
+        </w:trPr>
+        <w:tc>
+          <w:tcPr>
+            <w:tcW w:w="2278" w:type="dxa"/>
+          </w:tcPr>
+          <w:p>
+            <w:pPr>
+              <w:pStyle w:val="27"/>
+              <w:spacing w:before="111" w:line="227" w:lineRule="auto"/>
+              <w:ind w:left="747"/>
+              <w:rPr>
+                <w:sz w:val="19"/>
+                <w:szCs w:val="19"/>
+              </w:rPr>
+            </w:pPr>
+            <w:r>
+              <w:rPr>
+                <w:spacing w:val="7"/>
+                <w:sz w:val="19"/>
+                <w:szCs w:val="19"/>
+              </w:rPr>
+              <w:t>服务小类</w:t>
+            </w:r>
+          </w:p>
+        </w:tc>
+        <w:tc>
+          <w:tcPr>
+            <w:tcW w:w="7845" w:type="dxa"/>
+          </w:tcPr>
+          <w:p>
+            <w:pPr>
+              <w:pStyle w:val="27"/>
+              <w:spacing w:before="111" w:line="226" w:lineRule="auto"/>
+              <w:ind w:left="39"/>
+              <w:rPr>
+                <w:sz w:val="19"/>
+                <w:szCs w:val="19"/>
+              </w:rPr>
+            </w:pPr>
+            <w:r>
+              <w:rPr>
+                <w:spacing w:val="7"/>
+                <w:sz w:val="19"/>
+                <w:szCs w:val="19"/>
+              </w:rPr>
+              <w:t>0402</w:t>
+            </w:r>
+            <w:r>
+              <w:rPr>
+                <w:rFonts w:hint="eastAsia"/>
+                <w:spacing w:val="7"/>
+                <w:sz w:val="19"/>
+                <w:szCs w:val="19"/>
+                <w:lang w:val="en-US" w:eastAsia="zh-CN"/>
+              </w:rPr>
+              <w:t>99其他硬件</w:t>
+            </w:r>
+            <w:r>
+              <w:rPr>
+                <w:spacing w:val="7"/>
+                <w:sz w:val="19"/>
+                <w:szCs w:val="19"/>
+              </w:rPr>
+              <w:t>运维服务</w:t>
+            </w:r>
+          </w:p>
+        </w:tc>
+      </w:tr>
+      <w:tr>
+        <w:tblPrEx>
+          <w:tblBorders>
+            <w:top w:val="single" w:color="000000" w:sz="6" w:space="0"/>
+            <w:left w:val="single" w:color="000000" w:sz="6" w:space="0"/>
+            <w:bottom w:val="single" w:color="000000" w:sz="6" w:space="0"/>
+            <w:right w:val="single" w:color="000000" w:sz="6" w:space="0"/>
+            <w:insideH w:val="single" w:color="000000" w:sz="6" w:space="0"/>
+            <w:insideV w:val="single" w:color="000000" w:sz="6" w:space="0"/>
+          </w:tblBorders>
+          <w:tblCellMar>
+            <w:top w:w="0" w:type="dxa"/>
+            <w:left w:w="0" w:type="dxa"/>
+            <w:bottom w:w="0" w:type="dxa"/>
+            <w:right w:w="0" w:type="dxa"/>
+          </w:tblCellMar>
+        </w:tblPrEx>
+        <w:trPr>
+          <w:trHeight w:val="390" w:hRule="atLeast"/>
+        </w:trPr>
+        <w:tc>
+          <w:tcPr>
+            <w:tcW w:w="2278" w:type="dxa"/>
+          </w:tcPr>
+          <w:p>
+            <w:pPr>
+              <w:pStyle w:val="27"/>
+              <w:spacing w:before="112" w:line="227" w:lineRule="auto"/>
+              <w:ind w:left="747"/>
+              <w:rPr>
+                <w:sz w:val="19"/>
+                <w:szCs w:val="19"/>
+              </w:rPr>
+            </w:pPr>
+            <w:r>
+              <w:rPr>
+                <w:spacing w:val="7"/>
+                <w:sz w:val="19"/>
+                <w:szCs w:val="19"/>
+              </w:rPr>
+              <w:t>服务子类</w:t>
+            </w:r>
+          </w:p>
+        </w:tc>
+        <w:tc>
+          <w:tcPr>
+            <w:tcW w:w="7845" w:type="dxa"/>
+          </w:tcPr>
+          <w:p>
+            <w:pPr>
+              <w:pStyle w:val="27"/>
+              <w:spacing w:before="111" w:line="225" w:lineRule="auto"/>
+              <w:ind w:left="39"/>
+              <w:rPr>
+                <w:sz w:val="19"/>
+                <w:szCs w:val="19"/>
+              </w:rPr>
+            </w:pPr>
+            <w:r>
+              <w:rPr>
+                <w:spacing w:val="7"/>
+                <w:sz w:val="19"/>
+                <w:szCs w:val="19"/>
+              </w:rPr>
+              <w:t>0402</w:t>
+            </w:r>
+            <w:r>
+              <w:rPr>
+                <w:rFonts w:hint="eastAsia"/>
+                <w:spacing w:val="7"/>
+                <w:sz w:val="19"/>
+                <w:szCs w:val="19"/>
+                <w:lang w:val="en-US" w:eastAsia="zh-CN"/>
+              </w:rPr>
+              <w:t>99</w:t>
+            </w:r>
+            <w:r>
+              <w:rPr>
+                <w:spacing w:val="7"/>
+                <w:sz w:val="19"/>
+                <w:szCs w:val="19"/>
+              </w:rPr>
+              <w:t>01</w:t>
+            </w:r>
+            <w:r>
+              <w:rPr>
+                <w:rFonts w:hint="eastAsia"/>
+                <w:spacing w:val="7"/>
+                <w:sz w:val="19"/>
+                <w:szCs w:val="19"/>
+                <w:lang w:val="en-US" w:eastAsia="zh-CN"/>
+              </w:rPr>
+              <w:t>其他硬件</w:t>
+            </w:r>
+            <w:r>
+              <w:rPr>
+                <w:spacing w:val="7"/>
+                <w:sz w:val="19"/>
+                <w:szCs w:val="19"/>
+              </w:rPr>
+              <w:t>例行操作服务</w:t>
+            </w:r>
+          </w:p>
+        </w:tc>
+      </w:tr>
+      <w:tr>
+        <w:tblPrEx>
+          <w:tblBorders>
+            <w:top w:val="single" w:color="000000" w:sz="6" w:space="0"/>
+            <w:left w:val="single" w:color="000000" w:sz="6" w:space="0"/>
+            <w:bottom w:val="single" w:color="000000" w:sz="6" w:space="0"/>
+            <w:right w:val="single" w:color="000000" w:sz="6" w:space="0"/>
+            <w:insideH w:val="single" w:color="000000" w:sz="6" w:space="0"/>
+            <w:insideV w:val="single" w:color="000000" w:sz="6" w:space="0"/>
+          </w:tblBorders>
+          <w:tblCellMar>
+            <w:top w:w="0" w:type="dxa"/>
+            <w:left w:w="0" w:type="dxa"/>
+            <w:bottom w:w="0" w:type="dxa"/>
+            <w:right w:w="0" w:type="dxa"/>
+          </w:tblCellMar>
+        </w:tblPrEx>
+        <w:trPr>
+          <w:trHeight w:val="652" w:hRule="atLeast"/>
+        </w:trPr>
+        <w:tc>
+          <w:tcPr>
+            <w:tcW w:w="2278" w:type="dxa"/>
+            <w:vAlign w:val="center"/>
+          </w:tcPr>
+          <w:p>
+            <w:pPr>
+              <w:pStyle w:val="27"/>
+              <w:spacing w:before="62" w:line="226" w:lineRule="auto"/>
+              <w:ind w:left="747"/>
+              <w:rPr>
+                <w:sz w:val="19"/>
+                <w:szCs w:val="19"/>
+              </w:rPr>
+            </w:pPr>
+            <w:r>
+              <w:rPr>
+                <w:spacing w:val="7"/>
+                <w:sz w:val="19"/>
+                <w:szCs w:val="19"/>
+              </w:rPr>
+              <w:t>服务简介</w:t>
+            </w:r>
+          </w:p>
+        </w:tc>
+        <w:tc>
+          <w:tcPr>
+            <w:tcW w:w="7845" w:type="dxa"/>
+          </w:tcPr>
+          <w:p>
+            <w:pPr>
+              <w:pStyle w:val="27"/>
+              <w:spacing w:before="111" w:line="225" w:lineRule="auto"/>
+              <w:ind w:left="39"/>
+              <w:rPr>
+                <w:rFonts w:hint="eastAsia"/>
+                <w:spacing w:val="7"/>
+                <w:sz w:val="19"/>
+                <w:szCs w:val="19"/>
+                <w:lang w:val="en-US" w:eastAsia="zh-CN"/>
+              </w:rPr>
+            </w:pPr>
+            <w:r>
+              <w:rPr>
+                <w:rFonts w:hint="eastAsia"/>
+                <w:spacing w:val="7"/>
+                <w:sz w:val="19"/>
+                <w:szCs w:val="19"/>
+                <w:lang w:val="en-US" w:eastAsia="zh-CN"/>
+              </w:rPr>
+              <w:t xml:space="preserve">面向图像及音视频设备、视频监控设备、会议系统设备、终端设备、硬件设备虚拟化、以及其他硬件设备的运维服务，以及其他属于0402类而上述各小类未包含的服务 </w:t>
+            </w:r>
+          </w:p>
+        </w:tc>
+      </w:tr>
+      <w:tr>
+        <w:tblPrEx>
+          <w:tblBorders>
+            <w:top w:val="single" w:color="000000" w:sz="6" w:space="0"/>
+            <w:left w:val="single" w:color="000000" w:sz="6" w:space="0"/>
+            <w:bottom w:val="single" w:color="000000" w:sz="6" w:space="0"/>
+            <w:right w:val="single" w:color="000000" w:sz="6" w:space="0"/>
+            <w:insideH w:val="single" w:color="000000" w:sz="6" w:space="0"/>
+            <w:insideV w:val="single" w:color="000000" w:sz="6" w:space="0"/>
+          </w:tblBorders>
+          <w:tblCellMar>
+            <w:top w:w="0" w:type="dxa"/>
+            <w:left w:w="0" w:type="dxa"/>
+            <w:bottom w:w="0" w:type="dxa"/>
+            <w:right w:w="0" w:type="dxa"/>
+          </w:tblCellMar>
+        </w:tblPrEx>
+        <w:trPr>
+          <w:trHeight w:val="401" w:hRule="atLeast"/>
+        </w:trPr>
+        <w:tc>
+          <w:tcPr>
+            <w:tcW w:w="2278" w:type="dxa"/>
+          </w:tcPr>
+          <w:p>
+            <w:pPr>
+              <w:pStyle w:val="27"/>
+              <w:spacing w:before="62" w:line="227" w:lineRule="auto"/>
+              <w:ind w:left="494"/>
+              <w:rPr>
+                <w:sz w:val="19"/>
+                <w:szCs w:val="19"/>
+              </w:rPr>
+            </w:pPr>
+            <w:r>
+              <w:rPr>
+                <w:spacing w:val="8"/>
+                <w:sz w:val="19"/>
+                <w:szCs w:val="19"/>
+              </w:rPr>
+              <w:t>服务目标/价值</w:t>
+            </w:r>
+          </w:p>
+        </w:tc>
+        <w:tc>
+          <w:tcPr>
+            <w:tcW w:w="7845" w:type="dxa"/>
+          </w:tcPr>
+          <w:p>
+            <w:pPr>
+              <w:pStyle w:val="27"/>
+              <w:spacing w:before="111" w:line="225" w:lineRule="auto"/>
+              <w:ind w:left="39"/>
+              <w:rPr>
+                <w:rFonts w:hint="eastAsia"/>
+                <w:spacing w:val="7"/>
+                <w:sz w:val="19"/>
+                <w:szCs w:val="19"/>
+                <w:lang w:val="en-US" w:eastAsia="zh-CN"/>
+              </w:rPr>
+            </w:pPr>
+            <w:r>
+              <w:rPr>
+                <w:rFonts w:hint="eastAsia"/>
+                <w:spacing w:val="7"/>
+                <w:sz w:val="19"/>
+                <w:szCs w:val="19"/>
+                <w:lang w:val="en-US" w:eastAsia="zh-CN"/>
+              </w:rPr>
+              <w:t>确保设备运行正常，及时发现隐患并改进，保证业务连续性。</w:t>
+            </w:r>
+          </w:p>
+        </w:tc>
+      </w:tr>
+      <w:tr>
+        <w:tblPrEx>
+          <w:tblBorders>
+            <w:top w:val="single" w:color="000000" w:sz="6" w:space="0"/>
+            <w:left w:val="single" w:color="000000" w:sz="6" w:space="0"/>
+            <w:bottom w:val="single" w:color="000000" w:sz="6" w:space="0"/>
+            <w:right w:val="single" w:color="000000" w:sz="6" w:space="0"/>
+            <w:insideH w:val="single" w:color="000000" w:sz="6" w:space="0"/>
+            <w:insideV w:val="single" w:color="000000" w:sz="6" w:space="0"/>
+          </w:tblBorders>
+          <w:tblCellMar>
+            <w:top w:w="0" w:type="dxa"/>
+            <w:left w:w="0" w:type="dxa"/>
+            <w:bottom w:w="0" w:type="dxa"/>
+            <w:right w:w="0" w:type="dxa"/>
+          </w:tblCellMar>
+        </w:tblPrEx>
+        <w:trPr>
+          <w:trHeight w:val="390" w:hRule="atLeast"/>
+        </w:trPr>
+        <w:tc>
+          <w:tcPr>
+            <w:tcW w:w="10123" w:type="dxa"/>
+            <w:gridSpan w:val="2"/>
+            <w:shd w:val="clear" w:color="auto" w:fill="1F497D"/>
+          </w:tcPr>
+          <w:p>
+            <w:pPr>
+              <w:pStyle w:val="27"/>
+              <w:spacing w:before="104" w:line="227" w:lineRule="auto"/>
+              <w:ind w:left="4661"/>
+              <w:rPr>
+                <w:sz w:val="19"/>
+                <w:szCs w:val="19"/>
+              </w:rPr>
+            </w:pPr>
+            <w:r>
+              <w:rPr>
+                <w:b/>
+                <w:bCs/>
+                <w:color w:val="FFFFFF"/>
+                <w:spacing w:val="7"/>
+                <w:sz w:val="19"/>
+                <w:szCs w:val="19"/>
+              </w:rPr>
+              <w:t>服务描述</w:t>
+            </w:r>
+          </w:p>
+        </w:tc>
+      </w:tr>
+      <w:tr>
+        <w:tblPrEx>
+          <w:tblBorders>
+            <w:top w:val="single" w:color="000000" w:sz="6" w:space="0"/>
+            <w:left w:val="single" w:color="000000" w:sz="6" w:space="0"/>
+            <w:bottom w:val="single" w:color="000000" w:sz="6" w:space="0"/>
+            <w:right w:val="single" w:color="000000" w:sz="6" w:space="0"/>
+            <w:insideH w:val="single" w:color="000000" w:sz="6" w:space="0"/>
+            <w:insideV w:val="single" w:color="000000" w:sz="6" w:space="0"/>
+          </w:tblBorders>
+          <w:tblCellMar>
+            <w:top w:w="0" w:type="dxa"/>
+            <w:left w:w="0" w:type="dxa"/>
+            <w:bottom w:w="0" w:type="dxa"/>
+            <w:right w:w="0" w:type="dxa"/>
+          </w:tblCellMar>
+        </w:tblPrEx>
+        <w:trPr>
+          <w:trHeight w:val="738" w:hRule="atLeast"/>
+        </w:trPr>
+        <w:tc>
+          <w:tcPr>
+            <w:tcW w:w="2278" w:type="dxa"/>
+          </w:tcPr>
+          <w:p>
+            <w:pPr>
+              <w:pStyle w:val="27"/>
+              <w:spacing w:before="287" w:line="227" w:lineRule="auto"/>
+              <w:ind w:left="747"/>
+              <w:rPr>
+                <w:sz w:val="19"/>
+                <w:szCs w:val="19"/>
+              </w:rPr>
+            </w:pPr>
+            <w:r>
+              <w:rPr>
+                <w:spacing w:val="7"/>
+                <w:sz w:val="19"/>
+                <w:szCs w:val="19"/>
+              </w:rPr>
+              <w:t>服务对象</w:t>
+            </w:r>
+          </w:p>
+        </w:tc>
+        <w:tc>
+          <w:tcPr>
+            <w:tcW w:w="7845" w:type="dxa"/>
+          </w:tcPr>
+          <w:p>
+            <w:pPr>
+              <w:pStyle w:val="27"/>
+              <w:spacing w:before="166" w:line="247" w:lineRule="auto"/>
+              <w:ind w:left="65" w:right="48" w:hanging="29"/>
+              <w:rPr>
+                <w:sz w:val="19"/>
+                <w:szCs w:val="19"/>
+              </w:rPr>
+            </w:pPr>
+            <w:r>
+              <w:rPr>
+                <w:rFonts w:ascii="Segoe UI" w:hAnsi="Segoe UI" w:eastAsia="Segoe UI" w:cs="Segoe UI"/>
+                <w:i w:val="0"/>
+                <w:iCs w:val="0"/>
+                <w:caps w:val="0"/>
+                <w:color w:val="0F1115"/>
+                <w:spacing w:val="0"/>
+                <w:sz w:val="22"/>
+                <w:szCs w:val="22"/>
+                <w:shd w:val="clear" w:fill="FFFFFF"/>
+              </w:rPr>
+              <w:t>面向电缆线路及电力通道相关的辅助监控设备、在线监测装置、环境感知设备等提供定期巡检、状态检查、数据采集核对、清洁保养等例行操作服务，确保监测系统稳定运行，为电缆运维提供可靠数据支撑。</w:t>
+            </w:r>
+          </w:p>
+        </w:tc>
+      </w:tr>
+      <w:tr>
+        <w:tblPrEx>
+          <w:tblBorders>
+            <w:top w:val="single" w:color="000000" w:sz="6" w:space="0"/>
+            <w:left w:val="single" w:color="000000" w:sz="6" w:space="0"/>
+            <w:bottom w:val="single" w:color="000000" w:sz="6" w:space="0"/>
+            <w:right w:val="single" w:color="000000" w:sz="6" w:space="0"/>
+            <w:insideH w:val="single" w:color="000000" w:sz="6" w:space="0"/>
+            <w:insideV w:val="single" w:color="000000" w:sz="6" w:space="0"/>
+          </w:tblBorders>
+          <w:tblCellMar>
+            <w:top w:w="0" w:type="dxa"/>
+            <w:left w:w="0" w:type="dxa"/>
+            <w:bottom w:w="0" w:type="dxa"/>
+            <w:right w:w="0" w:type="dxa"/>
+          </w:tblCellMar>
+        </w:tblPrEx>
+        <w:trPr>
+          <w:trHeight w:val="3559" w:hRule="atLeast"/>
+        </w:trPr>
+        <w:tc>
+          <w:tcPr>
+            <w:tcW w:w="2278" w:type="dxa"/>
+          </w:tcPr>
+          <w:p>
+            <w:pPr>
+              <w:pStyle w:val="27"/>
+              <w:spacing w:before="62" w:line="227" w:lineRule="auto"/>
+              <w:ind w:left="747"/>
+              <w:rPr>
+                <w:sz w:val="19"/>
+                <w:szCs w:val="19"/>
+              </w:rPr>
+            </w:pPr>
+            <w:r>
+              <w:rPr>
+                <w:spacing w:val="7"/>
+                <w:sz w:val="19"/>
+                <w:szCs w:val="19"/>
+              </w:rPr>
+              <w:t>服务内容</w:t>
+            </w:r>
+          </w:p>
+        </w:tc>
+        <w:tc>
+          <w:tcPr>
+            <w:tcW w:w="7845" w:type="dxa"/>
+          </w:tcPr>
+          <w:p>
+            <w:pPr>
+              <w:pStyle w:val="27"/>
+              <w:spacing w:before="1" w:line="224" w:lineRule="auto"/>
+              <w:ind w:left="65"/>
+              <w:rPr>
+                <w:rFonts w:hint="eastAsia"/>
+                <w:sz w:val="19"/>
+                <w:szCs w:val="19"/>
+              </w:rPr>
+            </w:pPr>
+            <w:r>
+              <w:rPr>
+                <w:rFonts w:hint="eastAsia"/>
+                <w:sz w:val="19"/>
+                <w:szCs w:val="19"/>
+              </w:rPr>
+              <w:t>监控：</w:t>
+            </w:r>
+          </w:p>
+          <w:p>
+            <w:pPr>
+              <w:pStyle w:val="27"/>
+              <w:spacing w:before="1" w:line="224" w:lineRule="auto"/>
+              <w:ind w:left="65"/>
+              <w:rPr>
+                <w:rFonts w:hint="eastAsia"/>
+                <w:sz w:val="19"/>
+                <w:szCs w:val="19"/>
+              </w:rPr>
+            </w:pPr>
+            <w:r>
+              <w:rPr>
+                <w:rFonts w:hint="eastAsia"/>
+                <w:sz w:val="19"/>
+                <w:szCs w:val="19"/>
+              </w:rPr>
+              <w:t>检查设备运行状态、指示灯状态、电源工作是否正常</w:t>
+            </w:r>
+            <w:r>
+              <w:rPr>
+                <w:rFonts w:hint="default"/>
+                <w:sz w:val="19"/>
+                <w:szCs w:val="19"/>
+              </w:rPr>
+              <w:br w:type="textWrapping"/>
+            </w:r>
+            <w:r>
+              <w:rPr>
+                <w:rFonts w:hint="default"/>
+                <w:sz w:val="19"/>
+                <w:szCs w:val="19"/>
+              </w:rPr>
+              <w:t>检查视频图像是否清晰、有无丢帧、延迟异常</w:t>
+            </w:r>
+            <w:r>
+              <w:rPr>
+                <w:rFonts w:hint="default"/>
+                <w:sz w:val="19"/>
+                <w:szCs w:val="19"/>
+              </w:rPr>
+              <w:br w:type="textWrapping"/>
+            </w:r>
+            <w:r>
+              <w:rPr>
+                <w:rFonts w:hint="default"/>
+                <w:sz w:val="19"/>
+                <w:szCs w:val="19"/>
+              </w:rPr>
+              <w:t>检查音频输入输出是否正常、是否存在杂音或断音</w:t>
+            </w:r>
+          </w:p>
+          <w:p>
+            <w:pPr>
+              <w:pStyle w:val="27"/>
+              <w:spacing w:before="1" w:line="224" w:lineRule="auto"/>
+              <w:ind w:left="65"/>
+              <w:rPr>
+                <w:rFonts w:hint="eastAsia"/>
+                <w:sz w:val="19"/>
+                <w:szCs w:val="19"/>
+              </w:rPr>
+            </w:pPr>
+            <w:r>
+              <w:rPr>
+                <w:rFonts w:hint="eastAsia"/>
+                <w:sz w:val="19"/>
+                <w:szCs w:val="19"/>
+              </w:rPr>
+              <w:t>计预防性检查：</w:t>
+            </w:r>
+          </w:p>
+          <w:p>
+            <w:pPr>
+              <w:pStyle w:val="27"/>
+              <w:spacing w:before="1" w:line="224" w:lineRule="auto"/>
+              <w:ind w:left="65"/>
+              <w:rPr>
+                <w:rFonts w:hint="eastAsia"/>
+                <w:sz w:val="19"/>
+                <w:szCs w:val="19"/>
+              </w:rPr>
+            </w:pPr>
+            <w:r>
+              <w:rPr>
+                <w:rFonts w:hint="eastAsia"/>
+                <w:sz w:val="19"/>
+                <w:szCs w:val="19"/>
+              </w:rPr>
+              <w:t>检查设备存储空间使用情况（如硬盘录像机、SD卡）</w:t>
+            </w:r>
+          </w:p>
+          <w:p>
+            <w:pPr>
+              <w:pStyle w:val="27"/>
+              <w:spacing w:before="1" w:line="224" w:lineRule="auto"/>
+              <w:ind w:left="65"/>
+              <w:rPr>
+                <w:rFonts w:hint="eastAsia"/>
+                <w:sz w:val="19"/>
+                <w:szCs w:val="19"/>
+              </w:rPr>
+            </w:pPr>
+            <w:r>
+              <w:rPr>
+                <w:rFonts w:hint="eastAsia"/>
+                <w:sz w:val="19"/>
+                <w:szCs w:val="19"/>
+              </w:rPr>
+              <w:t>检查设备时间同步情况，确保录像时间准确</w:t>
+            </w:r>
+          </w:p>
+          <w:p>
+            <w:pPr>
+              <w:pStyle w:val="27"/>
+              <w:spacing w:before="1" w:line="224" w:lineRule="auto"/>
+              <w:ind w:left="65"/>
+              <w:rPr>
+                <w:rFonts w:hint="eastAsia"/>
+                <w:sz w:val="19"/>
+                <w:szCs w:val="19"/>
+              </w:rPr>
+            </w:pPr>
+            <w:r>
+              <w:rPr>
+                <w:rFonts w:hint="eastAsia"/>
+                <w:sz w:val="19"/>
+                <w:szCs w:val="19"/>
+              </w:rPr>
+              <w:t>检查设备温度、风扇运行情况，防止过热</w:t>
+            </w:r>
+          </w:p>
+          <w:p>
+            <w:pPr>
+              <w:pStyle w:val="27"/>
+              <w:spacing w:before="1" w:line="224" w:lineRule="auto"/>
+              <w:ind w:left="65"/>
+              <w:rPr>
+                <w:rFonts w:hint="eastAsia"/>
+                <w:sz w:val="19"/>
+                <w:szCs w:val="19"/>
+              </w:rPr>
+            </w:pPr>
+            <w:r>
+              <w:rPr>
+                <w:rFonts w:hint="eastAsia"/>
+                <w:sz w:val="19"/>
+                <w:szCs w:val="19"/>
+              </w:rPr>
+              <w:t>检查设备连接线缆是否松动、老化</w:t>
+            </w:r>
+          </w:p>
+          <w:p>
+            <w:pPr>
+              <w:pStyle w:val="27"/>
+              <w:spacing w:before="1" w:line="224" w:lineRule="auto"/>
+              <w:ind w:left="65"/>
+              <w:rPr>
+                <w:rFonts w:hint="eastAsia"/>
+                <w:sz w:val="19"/>
+                <w:szCs w:val="19"/>
+              </w:rPr>
+            </w:pPr>
+            <w:r>
+              <w:rPr>
+                <w:rFonts w:hint="eastAsia"/>
+                <w:sz w:val="19"/>
+                <w:szCs w:val="19"/>
+              </w:rPr>
+              <w:t>常规作业：</w:t>
+            </w:r>
+          </w:p>
+          <w:p>
+            <w:pPr>
+              <w:pStyle w:val="27"/>
+              <w:spacing w:before="1" w:line="224" w:lineRule="auto"/>
+              <w:ind w:left="65"/>
+              <w:rPr>
+                <w:rFonts w:hint="eastAsia"/>
+                <w:sz w:val="19"/>
+                <w:szCs w:val="19"/>
+              </w:rPr>
+            </w:pPr>
+            <w:r>
+              <w:rPr>
+                <w:rFonts w:hint="eastAsia"/>
+                <w:sz w:val="19"/>
+                <w:szCs w:val="19"/>
+              </w:rPr>
+              <w:t>设备清洁（除尘、镜头擦拭）</w:t>
+            </w:r>
+          </w:p>
+          <w:p>
+            <w:pPr>
+              <w:pStyle w:val="27"/>
+              <w:spacing w:before="1" w:line="224" w:lineRule="auto"/>
+              <w:ind w:left="65"/>
+              <w:rPr>
+                <w:rFonts w:hint="eastAsia"/>
+                <w:sz w:val="19"/>
+                <w:szCs w:val="19"/>
+              </w:rPr>
+            </w:pPr>
+            <w:r>
+              <w:rPr>
+                <w:rFonts w:hint="eastAsia"/>
+                <w:sz w:val="19"/>
+                <w:szCs w:val="19"/>
+              </w:rPr>
+              <w:t>日志清理与归档</w:t>
+            </w:r>
+          </w:p>
+          <w:p>
+            <w:pPr>
+              <w:pStyle w:val="27"/>
+              <w:spacing w:before="1" w:line="224" w:lineRule="auto"/>
+              <w:ind w:left="65"/>
+              <w:rPr>
+                <w:rFonts w:hint="eastAsia"/>
+                <w:sz w:val="19"/>
+                <w:szCs w:val="19"/>
+              </w:rPr>
+            </w:pPr>
+            <w:r>
+              <w:rPr>
+                <w:rFonts w:hint="eastAsia"/>
+                <w:sz w:val="19"/>
+                <w:szCs w:val="19"/>
+              </w:rPr>
+              <w:t>配置文件备份（如会议终端配置、摄像头参数）</w:t>
+            </w:r>
+          </w:p>
+          <w:p>
+            <w:pPr>
+              <w:pStyle w:val="27"/>
+              <w:spacing w:before="1" w:line="224" w:lineRule="auto"/>
+              <w:ind w:left="65"/>
+              <w:rPr>
+                <w:rFonts w:hint="eastAsia"/>
+                <w:sz w:val="19"/>
+                <w:szCs w:val="19"/>
+              </w:rPr>
+            </w:pPr>
+            <w:r>
+              <w:rPr>
+                <w:rFonts w:hint="eastAsia"/>
+                <w:sz w:val="19"/>
+                <w:szCs w:val="19"/>
+              </w:rPr>
+              <w:t>系统时间校准</w:t>
+            </w:r>
+          </w:p>
+          <w:p>
+            <w:pPr>
+              <w:pStyle w:val="27"/>
+              <w:spacing w:before="1" w:line="224" w:lineRule="auto"/>
+              <w:ind w:left="65"/>
+              <w:rPr>
+                <w:rFonts w:hint="eastAsia"/>
+                <w:sz w:val="19"/>
+                <w:szCs w:val="19"/>
+              </w:rPr>
+            </w:pPr>
+            <w:r>
+              <w:rPr>
+                <w:rFonts w:hint="eastAsia"/>
+                <w:sz w:val="19"/>
+                <w:szCs w:val="19"/>
+              </w:rPr>
+              <w:t>固件版本记录与更新建议</w:t>
+            </w:r>
+          </w:p>
+        </w:tc>
+      </w:tr>
+      <w:tr>
+        <w:tblPrEx>
+          <w:tblBorders>
+            <w:top w:val="single" w:color="000000" w:sz="6" w:space="0"/>
+            <w:left w:val="single" w:color="000000" w:sz="6" w:space="0"/>
+            <w:bottom w:val="single" w:color="000000" w:sz="6" w:space="0"/>
+            <w:right w:val="single" w:color="000000" w:sz="6" w:space="0"/>
+            <w:insideH w:val="single" w:color="000000" w:sz="6" w:space="0"/>
+            <w:insideV w:val="single" w:color="000000" w:sz="6" w:space="0"/>
+          </w:tblBorders>
+          <w:tblCellMar>
+            <w:top w:w="0" w:type="dxa"/>
+            <w:left w:w="0" w:type="dxa"/>
+            <w:bottom w:w="0" w:type="dxa"/>
+            <w:right w:w="0" w:type="dxa"/>
+          </w:tblCellMar>
+        </w:tblPrEx>
+        <w:trPr>
+          <w:trHeight w:val="390" w:hRule="atLeast"/>
+        </w:trPr>
+        <w:tc>
+          <w:tcPr>
+            <w:tcW w:w="2278" w:type="dxa"/>
+          </w:tcPr>
+          <w:p>
+            <w:pPr>
+              <w:pStyle w:val="27"/>
+              <w:spacing w:before="122" w:line="228" w:lineRule="auto"/>
+              <w:ind w:left="950"/>
+              <w:rPr>
+                <w:sz w:val="19"/>
+                <w:szCs w:val="19"/>
+              </w:rPr>
+            </w:pPr>
+            <w:r>
+              <w:rPr>
+                <w:spacing w:val="3"/>
+                <w:sz w:val="19"/>
+                <w:szCs w:val="19"/>
+              </w:rPr>
+              <w:t>频度</w:t>
+            </w:r>
+          </w:p>
+        </w:tc>
+        <w:tc>
+          <w:tcPr>
+            <w:tcW w:w="7845" w:type="dxa"/>
+          </w:tcPr>
+          <w:p>
+            <w:pPr>
+              <w:pStyle w:val="27"/>
+              <w:spacing w:before="123" w:line="227" w:lineRule="auto"/>
+              <w:ind w:left="139"/>
+              <w:rPr>
+                <w:sz w:val="19"/>
+                <w:szCs w:val="19"/>
+              </w:rPr>
+            </w:pPr>
+            <w:r>
+              <w:rPr>
+                <w:spacing w:val="7"/>
+                <w:sz w:val="19"/>
+                <w:szCs w:val="19"/>
+              </w:rPr>
+              <w:t>a:每次/月  b:每次/季  c:每次/年</w:t>
+            </w:r>
+          </w:p>
+        </w:tc>
+      </w:tr>
+      <w:tr>
+        <w:tblPrEx>
+          <w:tblBorders>
+            <w:top w:val="single" w:color="000000" w:sz="6" w:space="0"/>
+            <w:left w:val="single" w:color="000000" w:sz="6" w:space="0"/>
+            <w:bottom w:val="single" w:color="000000" w:sz="6" w:space="0"/>
+            <w:right w:val="single" w:color="000000" w:sz="6" w:space="0"/>
+            <w:insideH w:val="single" w:color="000000" w:sz="6" w:space="0"/>
+            <w:insideV w:val="single" w:color="000000" w:sz="6" w:space="0"/>
+          </w:tblBorders>
+          <w:tblCellMar>
+            <w:top w:w="0" w:type="dxa"/>
+            <w:left w:w="0" w:type="dxa"/>
+            <w:bottom w:w="0" w:type="dxa"/>
+            <w:right w:w="0" w:type="dxa"/>
+          </w:tblCellMar>
+        </w:tblPrEx>
+        <w:trPr>
+          <w:trHeight w:val="390" w:hRule="atLeast"/>
+        </w:trPr>
+        <w:tc>
+          <w:tcPr>
+            <w:tcW w:w="2278" w:type="dxa"/>
+          </w:tcPr>
+          <w:p>
+            <w:pPr>
+              <w:pStyle w:val="27"/>
+              <w:spacing w:before="123" w:line="227" w:lineRule="auto"/>
+              <w:ind w:left="747"/>
+              <w:rPr>
+                <w:sz w:val="19"/>
+                <w:szCs w:val="19"/>
+              </w:rPr>
+            </w:pPr>
+            <w:r>
+              <w:rPr>
+                <w:spacing w:val="7"/>
+                <w:sz w:val="19"/>
+                <w:szCs w:val="19"/>
+              </w:rPr>
+              <w:t>服务时间</w:t>
+            </w:r>
+          </w:p>
+        </w:tc>
+        <w:tc>
+          <w:tcPr>
+            <w:tcW w:w="7845" w:type="dxa"/>
+          </w:tcPr>
+          <w:p>
+            <w:pPr>
+              <w:pStyle w:val="27"/>
+              <w:spacing w:before="123" w:line="252" w:lineRule="exact"/>
+              <w:ind w:left="38"/>
+              <w:rPr>
+                <w:sz w:val="19"/>
+                <w:szCs w:val="19"/>
+              </w:rPr>
+            </w:pPr>
+            <w:r>
+              <w:rPr>
+                <w:rFonts w:hint="eastAsia"/>
+                <w:spacing w:val="4"/>
+                <w:sz w:val="19"/>
+                <w:szCs w:val="19"/>
+                <w:lang w:val="en-US" w:eastAsia="zh-CN"/>
+              </w:rPr>
+              <w:t>a:</w:t>
+            </w:r>
+            <w:r>
+              <w:rPr>
+                <w:spacing w:val="4"/>
+                <w:sz w:val="19"/>
+                <w:szCs w:val="19"/>
+              </w:rPr>
+              <w:t>5*8  b</w:t>
+            </w:r>
+            <w:r>
+              <w:rPr>
+                <w:rFonts w:hint="eastAsia"/>
+                <w:spacing w:val="4"/>
+                <w:sz w:val="19"/>
+                <w:szCs w:val="19"/>
+                <w:lang w:val="en-US" w:eastAsia="zh-CN"/>
+              </w:rPr>
+              <w:t>:</w:t>
+            </w:r>
+            <w:r>
+              <w:rPr>
+                <w:spacing w:val="4"/>
+                <w:sz w:val="19"/>
+                <w:szCs w:val="19"/>
+              </w:rPr>
+              <w:t>7*8</w:t>
+            </w:r>
+            <w:r>
+              <w:rPr>
+                <w:spacing w:val="17"/>
+                <w:sz w:val="19"/>
+                <w:szCs w:val="19"/>
+              </w:rPr>
+              <w:t xml:space="preserve">  </w:t>
+            </w:r>
+            <w:r>
+              <w:rPr>
+                <w:spacing w:val="4"/>
+                <w:sz w:val="19"/>
+                <w:szCs w:val="19"/>
+              </w:rPr>
+              <w:t>c:7*24</w:t>
+            </w:r>
+          </w:p>
+        </w:tc>
+      </w:tr>
+      <w:tr>
+        <w:tblPrEx>
+          <w:tblBorders>
+            <w:top w:val="single" w:color="000000" w:sz="6" w:space="0"/>
+            <w:left w:val="single" w:color="000000" w:sz="6" w:space="0"/>
+            <w:bottom w:val="single" w:color="000000" w:sz="6" w:space="0"/>
+            <w:right w:val="single" w:color="000000" w:sz="6" w:space="0"/>
+            <w:insideH w:val="single" w:color="000000" w:sz="6" w:space="0"/>
+            <w:insideV w:val="single" w:color="000000" w:sz="6" w:space="0"/>
+          </w:tblBorders>
+          <w:tblCellMar>
+            <w:top w:w="0" w:type="dxa"/>
+            <w:left w:w="0" w:type="dxa"/>
+            <w:bottom w:w="0" w:type="dxa"/>
+            <w:right w:w="0" w:type="dxa"/>
+          </w:tblCellMar>
+        </w:tblPrEx>
+        <w:trPr>
+          <w:trHeight w:val="390" w:hRule="atLeast"/>
+        </w:trPr>
+        <w:tc>
+          <w:tcPr>
+            <w:tcW w:w="2278" w:type="dxa"/>
+          </w:tcPr>
+          <w:p>
+            <w:pPr>
+              <w:pStyle w:val="27"/>
+              <w:spacing w:before="124" w:line="228" w:lineRule="auto"/>
+              <w:ind w:left="752"/>
+              <w:rPr>
+                <w:sz w:val="19"/>
+                <w:szCs w:val="19"/>
+              </w:rPr>
+            </w:pPr>
+            <w:r>
+              <w:rPr>
+                <w:spacing w:val="6"/>
+                <w:sz w:val="19"/>
+                <w:szCs w:val="19"/>
+              </w:rPr>
+              <w:t>交付方式</w:t>
+            </w:r>
+          </w:p>
+        </w:tc>
+        <w:tc>
+          <w:tcPr>
+            <w:tcW w:w="7845" w:type="dxa"/>
+          </w:tcPr>
+          <w:p>
+            <w:pPr>
+              <w:pStyle w:val="27"/>
+              <w:spacing w:before="124" w:line="228" w:lineRule="auto"/>
+              <w:ind w:left="43"/>
+              <w:rPr>
+                <w:sz w:val="19"/>
+                <w:szCs w:val="19"/>
+              </w:rPr>
+            </w:pPr>
+            <w:r>
+              <w:rPr>
+                <w:spacing w:val="7"/>
+                <w:sz w:val="19"/>
+                <w:szCs w:val="19"/>
+              </w:rPr>
+              <w:t>现场/远程</w:t>
+            </w:r>
+          </w:p>
+        </w:tc>
+      </w:tr>
+      <w:tr>
+        <w:tblPrEx>
+          <w:tblBorders>
+            <w:top w:val="single" w:color="000000" w:sz="6" w:space="0"/>
+            <w:left w:val="single" w:color="000000" w:sz="6" w:space="0"/>
+            <w:bottom w:val="single" w:color="000000" w:sz="6" w:space="0"/>
+            <w:right w:val="single" w:color="000000" w:sz="6" w:space="0"/>
+            <w:insideH w:val="single" w:color="000000" w:sz="6" w:space="0"/>
+            <w:insideV w:val="single" w:color="000000" w:sz="6" w:space="0"/>
+          </w:tblBorders>
+          <w:tblCellMar>
+            <w:top w:w="0" w:type="dxa"/>
+            <w:left w:w="0" w:type="dxa"/>
+            <w:bottom w:w="0" w:type="dxa"/>
+            <w:right w:w="0" w:type="dxa"/>
+          </w:tblCellMar>
+        </w:tblPrEx>
+        <w:trPr>
+          <w:trHeight w:val="408" w:hRule="atLeast"/>
+        </w:trPr>
+        <w:tc>
+          <w:tcPr>
+            <w:tcW w:w="2278" w:type="dxa"/>
+          </w:tcPr>
+          <w:p>
+            <w:pPr>
+              <w:pStyle w:val="27"/>
+              <w:spacing w:before="124" w:line="227" w:lineRule="auto"/>
+              <w:ind w:left="752"/>
+              <w:rPr>
+                <w:sz w:val="19"/>
+                <w:szCs w:val="19"/>
+              </w:rPr>
+            </w:pPr>
+            <w:r>
+              <w:rPr>
+                <w:spacing w:val="6"/>
+                <w:sz w:val="19"/>
+                <w:szCs w:val="19"/>
+              </w:rPr>
+              <w:t>交付成果</w:t>
+            </w:r>
+          </w:p>
+        </w:tc>
+        <w:tc>
+          <w:tcPr>
+            <w:tcW w:w="7845" w:type="dxa"/>
+          </w:tcPr>
+          <w:p>
+            <w:pPr>
+              <w:pStyle w:val="27"/>
+              <w:spacing w:before="124" w:line="225" w:lineRule="auto"/>
+              <w:ind w:left="43"/>
+              <w:rPr>
+                <w:sz w:val="19"/>
+                <w:szCs w:val="19"/>
+              </w:rPr>
+            </w:pPr>
+            <w:r>
+              <w:rPr>
+                <w:spacing w:val="9"/>
+                <w:sz w:val="19"/>
+                <w:szCs w:val="19"/>
+              </w:rPr>
+              <w:t>《巡检报告》、《运维服务单》</w:t>
+            </w:r>
+          </w:p>
+        </w:tc>
+      </w:tr>
+    </w:tbl>
+    <w:p>
+      <w:pPr>
+        <w:pStyle w:val="12"/>
+        <w:rPr>
+          <w:rFonts w:hint="default" w:eastAsia="宋体"/>
+          <w:lang w:val="en-US" w:eastAsia="zh-CN"/>
+        </w:rPr>
+      </w:pPr>
+    </w:p>
+    <w:p>
+      <w:pPr>
+        <w:sectPr>
+          <w:pgSz w:w="11907" w:h="16839"/>
+          <w:pgMar w:top="1241" w:right="688" w:bottom="0" w:left="1079" w:header="0" w:footer="0" w:gutter="0"/>
+          <w:cols w:space="720" w:num="1"/>
+        </w:sectPr>
+      </w:pPr>
+    </w:p>
+    <w:p>
+      <w:pPr>
+        <w:spacing w:before="89" w:line="217" w:lineRule="auto"/>
+        <w:ind w:left="3695"/>
+        <w:outlineLvl w:val="0"/>
+        <w:rPr>
+          <w:rFonts w:ascii="仿宋" w:hAnsi="仿宋" w:eastAsia="仿宋" w:cs="仿宋"/>
+          <w:sz w:val="36"/>
+          <w:szCs w:val="36"/>
+        </w:rPr>
+      </w:pPr>
+      <w:r>
+        <w:rPr>
+          <w:rFonts w:hint="eastAsia" w:ascii="仿宋" w:hAnsi="仿宋" w:eastAsia="仿宋" w:cs="仿宋"/>
+          <w:spacing w:val="-7"/>
+          <w:sz w:val="36"/>
+          <w:szCs w:val="36"/>
+          <w:lang w:val="en-US" w:eastAsia="zh-CN"/>
+        </w:rPr>
+        <w:t>其他硬件</w:t>
+      </w:r>
+      <w:r>
+        <w:rPr>
+          <w:rFonts w:ascii="仿宋" w:hAnsi="仿宋" w:eastAsia="仿宋" w:cs="仿宋"/>
+          <w:spacing w:val="-7"/>
+          <w:sz w:val="36"/>
+          <w:szCs w:val="36"/>
+        </w:rPr>
+        <w:t>响应支持服务</w:t>
+      </w:r>
+    </w:p>
+    <w:tbl>
+      <w:tblPr>
+        <w:tblStyle w:val="26"/>
+        <w:tblW w:w="10123" w:type="dxa"/>
+        <w:tblInd w:w="7" w:type="dxa"/>
+        <w:tblBorders>
+          <w:top w:val="single" w:color="000000" w:sz="6" w:space="0"/>
+          <w:left w:val="single" w:color="000000" w:sz="6" w:space="0"/>
+          <w:bottom w:val="single" w:color="000000" w:sz="6" w:space="0"/>
+          <w:right w:val="single" w:color="000000" w:sz="6" w:space="0"/>
+          <w:insideH w:val="single" w:color="000000" w:sz="6" w:space="0"/>
+          <w:insideV w:val="single" w:color="000000" w:sz="6" w:space="0"/>
+        </w:tblBorders>
+        <w:tblLayout w:type="fixed"/>
+        <w:tblCellMar>
+          <w:top w:w="0" w:type="dxa"/>
+          <w:left w:w="0" w:type="dxa"/>
+          <w:bottom w:w="0" w:type="dxa"/>
+          <w:right w:w="0" w:type="dxa"/>
+        </w:tblCellMar>
+      </w:tblPr>
+      <w:tblGrid>
+        <w:gridCol w:w="2278"/>
+        <w:gridCol w:w="7845"/>
+      </w:tblGrid>
+      <w:tr>
+        <w:tblPrEx>
+          <w:tblBorders>
+            <w:top w:val="single" w:color="000000" w:sz="6" w:space="0"/>
+            <w:left w:val="single" w:color="000000" w:sz="6" w:space="0"/>
+            <w:bottom w:val="single" w:color="000000" w:sz="6" w:space="0"/>
+            <w:right w:val="single" w:color="000000" w:sz="6" w:space="0"/>
+            <w:insideH w:val="single" w:color="000000" w:sz="6" w:space="0"/>
+            <w:insideV w:val="single" w:color="000000" w:sz="6" w:space="0"/>
+          </w:tblBorders>
+          <w:tblCellMar>
+            <w:top w:w="0" w:type="dxa"/>
+            <w:left w:w="0" w:type="dxa"/>
+            <w:bottom w:w="0" w:type="dxa"/>
+            <w:right w:w="0" w:type="dxa"/>
+          </w:tblCellMar>
+        </w:tblPrEx>
+        <w:trPr>
+          <w:trHeight w:val="391" w:hRule="atLeast"/>
+        </w:trPr>
+        <w:tc>
+          <w:tcPr>
+            <w:tcW w:w="10123" w:type="dxa"/>
+            <w:gridSpan w:val="2"/>
+            <w:shd w:val="clear" w:color="auto" w:fill="1F497D"/>
+          </w:tcPr>
+          <w:p>
+            <w:pPr>
+              <w:pStyle w:val="27"/>
+              <w:spacing w:before="102" w:line="227" w:lineRule="auto"/>
+              <w:ind w:left="4661"/>
+              <w:rPr>
+                <w:sz w:val="19"/>
+                <w:szCs w:val="19"/>
+              </w:rPr>
+            </w:pPr>
+            <w:r>
+              <w:rPr>
+                <w:b/>
+                <w:bCs/>
+                <w:color w:val="FFFFFF"/>
+                <w:spacing w:val="7"/>
+                <w:sz w:val="19"/>
+                <w:szCs w:val="19"/>
+              </w:rPr>
+              <w:t>服务概述</w:t>
+            </w:r>
+          </w:p>
+        </w:tc>
+      </w:tr>
+      <w:tr>
+        <w:tblPrEx>
+          <w:tblBorders>
+            <w:top w:val="single" w:color="000000" w:sz="6" w:space="0"/>
+            <w:left w:val="single" w:color="000000" w:sz="6" w:space="0"/>
+            <w:bottom w:val="single" w:color="000000" w:sz="6" w:space="0"/>
+            <w:right w:val="single" w:color="000000" w:sz="6" w:space="0"/>
+            <w:insideH w:val="single" w:color="000000" w:sz="6" w:space="0"/>
+            <w:insideV w:val="single" w:color="000000" w:sz="6" w:space="0"/>
+          </w:tblBorders>
+          <w:tblCellMar>
+            <w:top w:w="0" w:type="dxa"/>
+            <w:left w:w="0" w:type="dxa"/>
+            <w:bottom w:w="0" w:type="dxa"/>
+            <w:right w:w="0" w:type="dxa"/>
+          </w:tblCellMar>
+        </w:tblPrEx>
+        <w:trPr>
+          <w:trHeight w:val="390" w:hRule="atLeast"/>
+        </w:trPr>
+        <w:tc>
+          <w:tcPr>
+            <w:tcW w:w="2278" w:type="dxa"/>
+          </w:tcPr>
+          <w:p>
+            <w:pPr>
+              <w:pStyle w:val="27"/>
+              <w:spacing w:before="111" w:line="227" w:lineRule="auto"/>
+              <w:ind w:left="747"/>
+              <w:rPr>
+                <w:sz w:val="19"/>
+                <w:szCs w:val="19"/>
+              </w:rPr>
+            </w:pPr>
+            <w:r>
+              <w:rPr>
+                <w:spacing w:val="7"/>
+                <w:sz w:val="19"/>
+                <w:szCs w:val="19"/>
+              </w:rPr>
+              <w:t>服务大类</w:t>
+            </w:r>
+          </w:p>
+        </w:tc>
+        <w:tc>
+          <w:tcPr>
+            <w:tcW w:w="7845" w:type="dxa"/>
+          </w:tcPr>
+          <w:p>
+            <w:pPr>
+              <w:pStyle w:val="27"/>
+              <w:spacing w:before="110" w:line="226" w:lineRule="auto"/>
+              <w:ind w:left="39"/>
+              <w:rPr>
+                <w:sz w:val="19"/>
+                <w:szCs w:val="19"/>
+              </w:rPr>
+            </w:pPr>
+            <w:r>
+              <w:rPr>
+                <w:spacing w:val="8"/>
+                <w:sz w:val="19"/>
+                <w:szCs w:val="19"/>
+              </w:rPr>
+              <w:t>04运行维护服务</w:t>
+            </w:r>
+          </w:p>
+        </w:tc>
+      </w:tr>
+      <w:tr>
+        <w:tblPrEx>
+          <w:tblBorders>
+            <w:top w:val="single" w:color="000000" w:sz="6" w:space="0"/>
+            <w:left w:val="single" w:color="000000" w:sz="6" w:space="0"/>
+            <w:bottom w:val="single" w:color="000000" w:sz="6" w:space="0"/>
+            <w:right w:val="single" w:color="000000" w:sz="6" w:space="0"/>
+            <w:insideH w:val="single" w:color="000000" w:sz="6" w:space="0"/>
+            <w:insideV w:val="single" w:color="000000" w:sz="6" w:space="0"/>
+          </w:tblBorders>
+          <w:tblCellMar>
+            <w:top w:w="0" w:type="dxa"/>
+            <w:left w:w="0" w:type="dxa"/>
+            <w:bottom w:w="0" w:type="dxa"/>
+            <w:right w:w="0" w:type="dxa"/>
+          </w:tblCellMar>
+        </w:tblPrEx>
+        <w:trPr>
+          <w:trHeight w:val="390" w:hRule="atLeast"/>
+        </w:trPr>
+        <w:tc>
+          <w:tcPr>
+            <w:tcW w:w="2278" w:type="dxa"/>
+          </w:tcPr>
+          <w:p>
+            <w:pPr>
+              <w:pStyle w:val="27"/>
+              <w:spacing w:before="111" w:line="227" w:lineRule="auto"/>
+              <w:ind w:left="747"/>
+              <w:rPr>
+                <w:sz w:val="19"/>
+                <w:szCs w:val="19"/>
+              </w:rPr>
+            </w:pPr>
+            <w:r>
+              <w:rPr>
+                <w:spacing w:val="7"/>
+                <w:sz w:val="19"/>
+                <w:szCs w:val="19"/>
+              </w:rPr>
+              <w:t>服务中类</w:t>
+            </w:r>
+          </w:p>
+        </w:tc>
+        <w:tc>
+          <w:tcPr>
+            <w:tcW w:w="7845" w:type="dxa"/>
+          </w:tcPr>
+          <w:p>
+            <w:pPr>
+              <w:pStyle w:val="27"/>
+              <w:spacing w:before="112" w:line="226" w:lineRule="auto"/>
+              <w:ind w:left="39"/>
+              <w:rPr>
+                <w:sz w:val="19"/>
+                <w:szCs w:val="19"/>
+              </w:rPr>
+            </w:pPr>
+            <w:r>
+              <w:rPr>
+                <w:spacing w:val="7"/>
+                <w:sz w:val="19"/>
+                <w:szCs w:val="19"/>
+              </w:rPr>
+              <w:t>0402硬件运维服务</w:t>
+            </w:r>
+          </w:p>
+        </w:tc>
+      </w:tr>
+      <w:tr>
+        <w:tblPrEx>
+          <w:tblBorders>
+            <w:top w:val="single" w:color="000000" w:sz="6" w:space="0"/>
+            <w:left w:val="single" w:color="000000" w:sz="6" w:space="0"/>
+            <w:bottom w:val="single" w:color="000000" w:sz="6" w:space="0"/>
+            <w:right w:val="single" w:color="000000" w:sz="6" w:space="0"/>
+            <w:insideH w:val="single" w:color="000000" w:sz="6" w:space="0"/>
+            <w:insideV w:val="single" w:color="000000" w:sz="6" w:space="0"/>
+          </w:tblBorders>
+          <w:tblCellMar>
+            <w:top w:w="0" w:type="dxa"/>
+            <w:left w:w="0" w:type="dxa"/>
+            <w:bottom w:w="0" w:type="dxa"/>
+            <w:right w:w="0" w:type="dxa"/>
+          </w:tblCellMar>
+        </w:tblPrEx>
+        <w:trPr>
+          <w:trHeight w:val="390" w:hRule="atLeast"/>
+        </w:trPr>
+        <w:tc>
+          <w:tcPr>
+            <w:tcW w:w="2278" w:type="dxa"/>
+          </w:tcPr>
+          <w:p>
+            <w:pPr>
+              <w:pStyle w:val="27"/>
+              <w:spacing w:before="112" w:line="227" w:lineRule="auto"/>
+              <w:ind w:left="747"/>
+              <w:rPr>
+                <w:sz w:val="19"/>
+                <w:szCs w:val="19"/>
+              </w:rPr>
+            </w:pPr>
+            <w:r>
+              <w:rPr>
+                <w:spacing w:val="7"/>
+                <w:sz w:val="19"/>
+                <w:szCs w:val="19"/>
+              </w:rPr>
+              <w:t>服务小类</w:t>
+            </w:r>
+          </w:p>
+        </w:tc>
+        <w:tc>
+          <w:tcPr>
+            <w:tcW w:w="7845" w:type="dxa"/>
+          </w:tcPr>
+          <w:p>
+            <w:pPr>
+              <w:pStyle w:val="27"/>
+              <w:spacing w:before="112" w:line="226" w:lineRule="auto"/>
+              <w:ind w:left="39"/>
+              <w:rPr>
+                <w:sz w:val="19"/>
+                <w:szCs w:val="19"/>
+              </w:rPr>
+            </w:pPr>
+            <w:r>
+              <w:rPr>
+                <w:spacing w:val="7"/>
+                <w:sz w:val="19"/>
+                <w:szCs w:val="19"/>
+              </w:rPr>
+              <w:t>0402</w:t>
+            </w:r>
+            <w:r>
+              <w:rPr>
+                <w:rFonts w:hint="eastAsia"/>
+                <w:spacing w:val="7"/>
+                <w:sz w:val="19"/>
+                <w:szCs w:val="19"/>
+                <w:lang w:val="en-US" w:eastAsia="zh-CN"/>
+              </w:rPr>
+              <w:t>99其他硬件</w:t>
+            </w:r>
+            <w:r>
+              <w:rPr>
+                <w:spacing w:val="7"/>
+                <w:sz w:val="19"/>
+                <w:szCs w:val="19"/>
+              </w:rPr>
+              <w:t>运维服务</w:t>
+            </w:r>
+          </w:p>
+        </w:tc>
+      </w:tr>
+      <w:tr>
+        <w:tblPrEx>
+          <w:tblBorders>
+            <w:top w:val="single" w:color="000000" w:sz="6" w:space="0"/>
+            <w:left w:val="single" w:color="000000" w:sz="6" w:space="0"/>
+            <w:bottom w:val="single" w:color="000000" w:sz="6" w:space="0"/>
+            <w:right w:val="single" w:color="000000" w:sz="6" w:space="0"/>
+            <w:insideH w:val="single" w:color="000000" w:sz="6" w:space="0"/>
+            <w:insideV w:val="single" w:color="000000" w:sz="6" w:space="0"/>
+          </w:tblBorders>
+          <w:tblCellMar>
+            <w:top w:w="0" w:type="dxa"/>
+            <w:left w:w="0" w:type="dxa"/>
+            <w:bottom w:w="0" w:type="dxa"/>
+            <w:right w:w="0" w:type="dxa"/>
+          </w:tblCellMar>
+        </w:tblPrEx>
+        <w:trPr>
+          <w:trHeight w:val="390" w:hRule="atLeast"/>
+        </w:trPr>
+        <w:tc>
+          <w:tcPr>
+            <w:tcW w:w="2278" w:type="dxa"/>
+          </w:tcPr>
+          <w:p>
+            <w:pPr>
+              <w:pStyle w:val="27"/>
+              <w:spacing w:before="113" w:line="227" w:lineRule="auto"/>
+              <w:ind w:left="747"/>
+              <w:rPr>
+                <w:sz w:val="19"/>
+                <w:szCs w:val="19"/>
+              </w:rPr>
+            </w:pPr>
+            <w:r>
+              <w:rPr>
+                <w:spacing w:val="7"/>
+                <w:sz w:val="19"/>
+                <w:szCs w:val="19"/>
+              </w:rPr>
+              <w:t>服务子类</w:t>
+            </w:r>
+          </w:p>
+        </w:tc>
+        <w:tc>
+          <w:tcPr>
+            <w:tcW w:w="7845" w:type="dxa"/>
+          </w:tcPr>
+          <w:p>
+            <w:pPr>
+              <w:pStyle w:val="27"/>
+              <w:spacing w:before="113" w:line="226" w:lineRule="auto"/>
+              <w:ind w:left="39"/>
+              <w:rPr>
+                <w:sz w:val="19"/>
+                <w:szCs w:val="19"/>
+              </w:rPr>
+            </w:pPr>
+            <w:r>
+              <w:rPr>
+                <w:spacing w:val="7"/>
+                <w:sz w:val="19"/>
+                <w:szCs w:val="19"/>
+              </w:rPr>
+              <w:t>0402</w:t>
+            </w:r>
+            <w:r>
+              <w:rPr>
+                <w:rFonts w:hint="eastAsia"/>
+                <w:spacing w:val="7"/>
+                <w:sz w:val="19"/>
+                <w:szCs w:val="19"/>
+                <w:lang w:val="en-US" w:eastAsia="zh-CN"/>
+              </w:rPr>
+              <w:t>99</w:t>
+            </w:r>
+            <w:r>
+              <w:rPr>
+                <w:spacing w:val="7"/>
+                <w:sz w:val="19"/>
+                <w:szCs w:val="19"/>
+              </w:rPr>
+              <w:t>02</w:t>
+            </w:r>
+            <w:r>
+              <w:rPr>
+                <w:rFonts w:hint="eastAsia"/>
+                <w:spacing w:val="7"/>
+                <w:sz w:val="19"/>
+                <w:szCs w:val="19"/>
+                <w:lang w:val="en-US" w:eastAsia="zh-CN"/>
+              </w:rPr>
+              <w:t>其他硬件</w:t>
+            </w:r>
+            <w:r>
+              <w:rPr>
+                <w:spacing w:val="7"/>
+                <w:sz w:val="19"/>
+                <w:szCs w:val="19"/>
+              </w:rPr>
+              <w:t>响应支持服务</w:t>
+            </w:r>
+          </w:p>
+        </w:tc>
+      </w:tr>
+      <w:tr>
+        <w:tblPrEx>
+          <w:tblBorders>
+            <w:top w:val="single" w:color="000000" w:sz="6" w:space="0"/>
+            <w:left w:val="single" w:color="000000" w:sz="6" w:space="0"/>
+            <w:bottom w:val="single" w:color="000000" w:sz="6" w:space="0"/>
+            <w:right w:val="single" w:color="000000" w:sz="6" w:space="0"/>
+            <w:insideH w:val="single" w:color="000000" w:sz="6" w:space="0"/>
+            <w:insideV w:val="single" w:color="000000" w:sz="6" w:space="0"/>
+          </w:tblBorders>
+          <w:tblCellMar>
+            <w:top w:w="0" w:type="dxa"/>
+            <w:left w:w="0" w:type="dxa"/>
+            <w:bottom w:w="0" w:type="dxa"/>
+            <w:right w:w="0" w:type="dxa"/>
+          </w:tblCellMar>
+        </w:tblPrEx>
+        <w:trPr>
+          <w:trHeight w:val="663" w:hRule="atLeast"/>
+        </w:trPr>
+        <w:tc>
+          <w:tcPr>
+            <w:tcW w:w="2278" w:type="dxa"/>
+          </w:tcPr>
+          <w:p>
+            <w:pPr>
+              <w:pStyle w:val="27"/>
+              <w:spacing w:before="250" w:line="226" w:lineRule="auto"/>
+              <w:ind w:left="747"/>
+              <w:rPr>
+                <w:sz w:val="19"/>
+                <w:szCs w:val="19"/>
+              </w:rPr>
+            </w:pPr>
+            <w:r>
+              <w:rPr>
+                <w:spacing w:val="7"/>
+                <w:sz w:val="19"/>
+                <w:szCs w:val="19"/>
+              </w:rPr>
+              <w:t>服务简介</w:t>
+            </w:r>
+          </w:p>
+        </w:tc>
+        <w:tc>
+          <w:tcPr>
+            <w:tcW w:w="7845" w:type="dxa"/>
+          </w:tcPr>
+          <w:p>
+            <w:pPr>
+              <w:pStyle w:val="27"/>
+              <w:spacing w:before="158" w:line="247" w:lineRule="auto"/>
+              <w:ind w:left="65" w:right="48" w:hanging="29"/>
+              <w:rPr>
+                <w:sz w:val="19"/>
+                <w:szCs w:val="19"/>
+              </w:rPr>
+            </w:pPr>
+            <w:r>
+              <w:rPr>
+                <w:spacing w:val="11"/>
+                <w:sz w:val="19"/>
+                <w:szCs w:val="19"/>
+              </w:rPr>
+              <w:t>针对电缆线路相关的在线监测设备、环境监控设备、通信及感知装置等出现的硬件故障或运行异常，提供远程支持、现场抢修、备件更换等响应服务，快速恢复设备正常运行，保障电缆线路监测数据的连续性和可靠性。</w:t>
+            </w:r>
+          </w:p>
+        </w:tc>
+      </w:tr>
+      <w:tr>
+        <w:tblPrEx>
+          <w:tblBorders>
+            <w:top w:val="single" w:color="000000" w:sz="6" w:space="0"/>
+            <w:left w:val="single" w:color="000000" w:sz="6" w:space="0"/>
+            <w:bottom w:val="single" w:color="000000" w:sz="6" w:space="0"/>
+            <w:right w:val="single" w:color="000000" w:sz="6" w:space="0"/>
+            <w:insideH w:val="single" w:color="000000" w:sz="6" w:space="0"/>
+            <w:insideV w:val="single" w:color="000000" w:sz="6" w:space="0"/>
+          </w:tblBorders>
+          <w:tblCellMar>
+            <w:top w:w="0" w:type="dxa"/>
+            <w:left w:w="0" w:type="dxa"/>
+            <w:bottom w:w="0" w:type="dxa"/>
+            <w:right w:w="0" w:type="dxa"/>
+          </w:tblCellMar>
+        </w:tblPrEx>
+        <w:trPr>
+          <w:trHeight w:val="680" w:hRule="atLeast"/>
+        </w:trPr>
+        <w:tc>
+          <w:tcPr>
+            <w:tcW w:w="2278" w:type="dxa"/>
+          </w:tcPr>
+          <w:p>
+            <w:pPr>
+              <w:pStyle w:val="27"/>
+              <w:spacing w:before="259" w:line="227" w:lineRule="auto"/>
+              <w:ind w:left="494"/>
+              <w:rPr>
+                <w:sz w:val="19"/>
+                <w:szCs w:val="19"/>
+              </w:rPr>
+            </w:pPr>
+            <w:r>
+              <w:rPr>
+                <w:spacing w:val="8"/>
+                <w:sz w:val="19"/>
+                <w:szCs w:val="19"/>
+              </w:rPr>
+              <w:t>服务目标/价值</w:t>
+            </w:r>
+          </w:p>
+        </w:tc>
+        <w:tc>
+          <w:tcPr>
+            <w:tcW w:w="7845" w:type="dxa"/>
+          </w:tcPr>
+          <w:p>
+            <w:pPr>
+              <w:pStyle w:val="27"/>
+              <w:spacing w:before="158" w:line="247" w:lineRule="auto"/>
+              <w:ind w:left="65" w:right="48" w:hanging="29"/>
+              <w:rPr>
+                <w:sz w:val="19"/>
+                <w:szCs w:val="19"/>
+              </w:rPr>
+            </w:pPr>
+            <w:r>
+              <w:rPr>
+                <w:spacing w:val="11"/>
+                <w:sz w:val="19"/>
+                <w:szCs w:val="19"/>
+              </w:rPr>
+              <w:t>通过快速响应和专业化处置，最大限度减少监测设备故障对电缆线路状态感知的影响，降低电缆运行风险，提升运维保障能力。</w:t>
+            </w:r>
+          </w:p>
+        </w:tc>
+      </w:tr>
+      <w:tr>
+        <w:tblPrEx>
+          <w:tblBorders>
+            <w:top w:val="single" w:color="000000" w:sz="6" w:space="0"/>
+            <w:left w:val="single" w:color="000000" w:sz="6" w:space="0"/>
+            <w:bottom w:val="single" w:color="000000" w:sz="6" w:space="0"/>
+            <w:right w:val="single" w:color="000000" w:sz="6" w:space="0"/>
+            <w:insideH w:val="single" w:color="000000" w:sz="6" w:space="0"/>
+            <w:insideV w:val="single" w:color="000000" w:sz="6" w:space="0"/>
+          </w:tblBorders>
+          <w:tblCellMar>
+            <w:top w:w="0" w:type="dxa"/>
+            <w:left w:w="0" w:type="dxa"/>
+            <w:bottom w:w="0" w:type="dxa"/>
+            <w:right w:w="0" w:type="dxa"/>
+          </w:tblCellMar>
+        </w:tblPrEx>
+        <w:trPr>
+          <w:trHeight w:val="390" w:hRule="atLeast"/>
+        </w:trPr>
+        <w:tc>
+          <w:tcPr>
+            <w:tcW w:w="10123" w:type="dxa"/>
+            <w:gridSpan w:val="2"/>
+            <w:shd w:val="clear" w:color="auto" w:fill="1F497D"/>
+          </w:tcPr>
+          <w:p>
+            <w:pPr>
+              <w:pStyle w:val="27"/>
+              <w:spacing w:before="106" w:line="227" w:lineRule="auto"/>
+              <w:ind w:left="4661"/>
+              <w:rPr>
+                <w:sz w:val="19"/>
+                <w:szCs w:val="19"/>
+              </w:rPr>
+            </w:pPr>
+            <w:r>
+              <w:rPr>
+                <w:b/>
+                <w:bCs/>
+                <w:color w:val="FFFFFF"/>
+                <w:spacing w:val="7"/>
+                <w:sz w:val="19"/>
+                <w:szCs w:val="19"/>
+              </w:rPr>
+              <w:t>服务描述</w:t>
+            </w:r>
+          </w:p>
+        </w:tc>
+      </w:tr>
+      <w:tr>
+        <w:tblPrEx>
+          <w:tblBorders>
+            <w:top w:val="single" w:color="000000" w:sz="6" w:space="0"/>
+            <w:left w:val="single" w:color="000000" w:sz="6" w:space="0"/>
+            <w:bottom w:val="single" w:color="000000" w:sz="6" w:space="0"/>
+            <w:right w:val="single" w:color="000000" w:sz="6" w:space="0"/>
+            <w:insideH w:val="single" w:color="000000" w:sz="6" w:space="0"/>
+            <w:insideV w:val="single" w:color="000000" w:sz="6" w:space="0"/>
+          </w:tblBorders>
+          <w:tblCellMar>
+            <w:top w:w="0" w:type="dxa"/>
+            <w:left w:w="0" w:type="dxa"/>
+            <w:bottom w:w="0" w:type="dxa"/>
+            <w:right w:w="0" w:type="dxa"/>
+          </w:tblCellMar>
+        </w:tblPrEx>
+        <w:trPr>
+          <w:trHeight w:val="720" w:hRule="atLeast"/>
+        </w:trPr>
+        <w:tc>
+          <w:tcPr>
+            <w:tcW w:w="2278" w:type="dxa"/>
+          </w:tcPr>
+          <w:p>
+            <w:pPr>
+              <w:pStyle w:val="27"/>
+              <w:spacing w:before="282" w:line="227" w:lineRule="auto"/>
+              <w:ind w:left="747"/>
+              <w:rPr>
+                <w:sz w:val="19"/>
+                <w:szCs w:val="19"/>
+              </w:rPr>
+            </w:pPr>
+            <w:r>
+              <w:rPr>
+                <w:spacing w:val="7"/>
+                <w:sz w:val="19"/>
+                <w:szCs w:val="19"/>
+              </w:rPr>
+              <w:t>服务对象</w:t>
+            </w:r>
+          </w:p>
+        </w:tc>
+        <w:tc>
+          <w:tcPr>
+            <w:tcW w:w="7845" w:type="dxa"/>
+          </w:tcPr>
+          <w:p>
+            <w:pPr>
+              <w:pStyle w:val="27"/>
+              <w:spacing w:before="13" w:line="227" w:lineRule="auto"/>
+              <w:ind w:left="46"/>
+              <w:rPr>
+                <w:sz w:val="19"/>
+                <w:szCs w:val="19"/>
+              </w:rPr>
+            </w:pPr>
+            <w:r>
+              <w:rPr>
+                <w:rFonts w:hint="eastAsia"/>
+                <w:spacing w:val="10"/>
+                <w:sz w:val="19"/>
+                <w:szCs w:val="19"/>
+              </w:rPr>
+              <w:t>电缆在线监测装置</w:t>
+            </w:r>
+            <w:r>
+              <w:rPr>
+                <w:rFonts w:hint="eastAsia"/>
+                <w:spacing w:val="10"/>
+                <w:sz w:val="19"/>
+                <w:szCs w:val="19"/>
+                <w:lang w:eastAsia="zh-CN"/>
+              </w:rPr>
+              <w:t>、</w:t>
+            </w:r>
+            <w:r>
+              <w:rPr>
+                <w:rFonts w:hint="default"/>
+                <w:spacing w:val="10"/>
+                <w:sz w:val="19"/>
+                <w:szCs w:val="19"/>
+              </w:rPr>
+              <w:t>光纤测温系统主机及传感器</w:t>
+            </w:r>
+            <w:r>
+              <w:rPr>
+                <w:rFonts w:hint="eastAsia"/>
+                <w:spacing w:val="10"/>
+                <w:sz w:val="19"/>
+                <w:szCs w:val="19"/>
+                <w:lang w:eastAsia="zh-CN"/>
+              </w:rPr>
+              <w:t>、、</w:t>
+            </w:r>
+            <w:r>
+              <w:rPr>
+                <w:rFonts w:hint="default"/>
+                <w:spacing w:val="10"/>
+                <w:sz w:val="19"/>
+                <w:szCs w:val="19"/>
+              </w:rPr>
+              <w:t>电缆通道环境监控设备（如井盖监控、水位监测、气体检测）</w:t>
+            </w:r>
+            <w:r>
+              <w:rPr>
+                <w:rFonts w:hint="eastAsia"/>
+                <w:spacing w:val="10"/>
+                <w:sz w:val="19"/>
+                <w:szCs w:val="19"/>
+                <w:lang w:eastAsia="zh-CN"/>
+              </w:rPr>
+              <w:t>、</w:t>
+            </w:r>
+            <w:r>
+              <w:rPr>
+                <w:rFonts w:hint="default"/>
+                <w:spacing w:val="10"/>
+                <w:sz w:val="19"/>
+                <w:szCs w:val="19"/>
+              </w:rPr>
+              <w:t>视频监控及周界报警设备（用于电缆沟、隧道、终端站）</w:t>
+            </w:r>
+            <w:r>
+              <w:rPr>
+                <w:rFonts w:hint="eastAsia"/>
+                <w:spacing w:val="10"/>
+                <w:sz w:val="19"/>
+                <w:szCs w:val="19"/>
+                <w:lang w:eastAsia="zh-CN"/>
+              </w:rPr>
+              <w:t>、</w:t>
+            </w:r>
+            <w:r>
+              <w:rPr>
+                <w:rFonts w:hint="default"/>
+                <w:spacing w:val="10"/>
+                <w:sz w:val="19"/>
+                <w:szCs w:val="19"/>
+              </w:rPr>
+              <w:t>电缆护套接地电流监测设备</w:t>
+            </w:r>
+            <w:r>
+              <w:rPr>
+                <w:rFonts w:hint="eastAsia"/>
+                <w:spacing w:val="10"/>
+                <w:sz w:val="19"/>
+                <w:szCs w:val="19"/>
+                <w:lang w:eastAsia="zh-CN"/>
+              </w:rPr>
+              <w:t>、</w:t>
+            </w:r>
+            <w:r>
+              <w:rPr>
+                <w:rFonts w:hint="default"/>
+                <w:spacing w:val="10"/>
+                <w:sz w:val="19"/>
+                <w:szCs w:val="19"/>
+              </w:rPr>
+              <w:t>输电线路可视化监拍装置</w:t>
+            </w:r>
+          </w:p>
+        </w:tc>
+      </w:tr>
+      <w:tr>
+        <w:tblPrEx>
+          <w:tblBorders>
+            <w:top w:val="single" w:color="000000" w:sz="6" w:space="0"/>
+            <w:left w:val="single" w:color="000000" w:sz="6" w:space="0"/>
+            <w:bottom w:val="single" w:color="000000" w:sz="6" w:space="0"/>
+            <w:right w:val="single" w:color="000000" w:sz="6" w:space="0"/>
+            <w:insideH w:val="single" w:color="000000" w:sz="6" w:space="0"/>
+            <w:insideV w:val="single" w:color="000000" w:sz="6" w:space="0"/>
+          </w:tblBorders>
+          <w:tblCellMar>
+            <w:top w:w="0" w:type="dxa"/>
+            <w:left w:w="0" w:type="dxa"/>
+            <w:bottom w:w="0" w:type="dxa"/>
+            <w:right w:w="0" w:type="dxa"/>
+          </w:tblCellMar>
+        </w:tblPrEx>
+        <w:trPr>
+          <w:trHeight w:val="2422" w:hRule="atLeast"/>
+        </w:trPr>
+        <w:tc>
+          <w:tcPr>
+            <w:tcW w:w="2278" w:type="dxa"/>
+          </w:tcPr>
+          <w:p>
+            <w:pPr>
+              <w:spacing w:line="267" w:lineRule="auto"/>
+              <w:rPr>
+                <w:rFonts w:ascii="Arial"/>
+                <w:sz w:val="21"/>
+              </w:rPr>
+            </w:pPr>
+          </w:p>
+          <w:p>
+            <w:pPr>
+              <w:spacing w:line="267" w:lineRule="auto"/>
+              <w:rPr>
+                <w:rFonts w:ascii="Arial"/>
+                <w:sz w:val="21"/>
+              </w:rPr>
+            </w:pPr>
+          </w:p>
+          <w:p>
+            <w:pPr>
+              <w:spacing w:line="267" w:lineRule="auto"/>
+              <w:rPr>
+                <w:rFonts w:ascii="Arial"/>
+                <w:sz w:val="21"/>
+              </w:rPr>
+            </w:pPr>
+          </w:p>
+          <w:p>
+            <w:pPr>
+              <w:spacing w:line="267" w:lineRule="auto"/>
+              <w:rPr>
+                <w:rFonts w:ascii="Arial"/>
+                <w:sz w:val="21"/>
+              </w:rPr>
+            </w:pPr>
+          </w:p>
+          <w:p>
+            <w:pPr>
+              <w:pStyle w:val="27"/>
+              <w:spacing w:before="61" w:line="227" w:lineRule="auto"/>
+              <w:ind w:left="747"/>
+              <w:rPr>
+                <w:sz w:val="19"/>
+                <w:szCs w:val="19"/>
+              </w:rPr>
+            </w:pPr>
+            <w:r>
+              <w:rPr>
+                <w:spacing w:val="7"/>
+                <w:sz w:val="19"/>
+                <w:szCs w:val="19"/>
+              </w:rPr>
+              <w:t>服务内容</w:t>
+            </w:r>
+          </w:p>
+        </w:tc>
+        <w:tc>
+          <w:tcPr>
+            <w:tcW w:w="7845" w:type="dxa"/>
+          </w:tcPr>
+          <w:p>
+            <w:pPr>
+              <w:pStyle w:val="27"/>
+              <w:spacing w:before="13" w:line="227" w:lineRule="auto"/>
+              <w:ind w:left="46"/>
+              <w:rPr>
+                <w:rFonts w:hint="eastAsia"/>
+                <w:spacing w:val="10"/>
+                <w:sz w:val="19"/>
+                <w:szCs w:val="19"/>
+              </w:rPr>
+            </w:pPr>
+            <w:r>
+              <w:rPr>
+                <w:rFonts w:hint="eastAsia"/>
+                <w:spacing w:val="10"/>
+                <w:sz w:val="19"/>
+                <w:szCs w:val="19"/>
+              </w:rPr>
+              <w:t>故障诊断与定位：</w:t>
+            </w:r>
+          </w:p>
+          <w:p>
+            <w:pPr>
+              <w:pStyle w:val="27"/>
+              <w:spacing w:before="13" w:line="227" w:lineRule="auto"/>
+              <w:ind w:left="46"/>
+              <w:rPr>
+                <w:rFonts w:hint="eastAsia"/>
+                <w:spacing w:val="10"/>
+                <w:sz w:val="19"/>
+                <w:szCs w:val="19"/>
+              </w:rPr>
+            </w:pPr>
+            <w:r>
+              <w:rPr>
+                <w:rFonts w:hint="eastAsia"/>
+                <w:spacing w:val="10"/>
+                <w:sz w:val="19"/>
+                <w:szCs w:val="19"/>
+              </w:rPr>
+              <w:t>通过主站系统分析监测数据异常，远程判断故障类型</w:t>
+            </w:r>
+          </w:p>
+          <w:p>
+            <w:pPr>
+              <w:pStyle w:val="27"/>
+              <w:spacing w:before="13" w:line="227" w:lineRule="auto"/>
+              <w:ind w:left="46"/>
+              <w:rPr>
+                <w:rFonts w:hint="eastAsia"/>
+                <w:spacing w:val="10"/>
+                <w:sz w:val="19"/>
+                <w:szCs w:val="19"/>
+              </w:rPr>
+            </w:pPr>
+            <w:r>
+              <w:rPr>
+                <w:rFonts w:hint="eastAsia"/>
+                <w:spacing w:val="10"/>
+                <w:sz w:val="19"/>
+                <w:szCs w:val="19"/>
+              </w:rPr>
+              <w:t>现场检查设备外观、指示灯、供电及通信状态</w:t>
+            </w:r>
+          </w:p>
+          <w:p>
+            <w:pPr>
+              <w:pStyle w:val="27"/>
+              <w:spacing w:before="13" w:line="227" w:lineRule="auto"/>
+              <w:ind w:left="46"/>
+              <w:rPr>
+                <w:rFonts w:hint="eastAsia"/>
+                <w:spacing w:val="10"/>
+                <w:sz w:val="19"/>
+                <w:szCs w:val="19"/>
+              </w:rPr>
+            </w:pPr>
+            <w:r>
+              <w:rPr>
+                <w:rFonts w:hint="eastAsia"/>
+                <w:spacing w:val="10"/>
+                <w:sz w:val="19"/>
+                <w:szCs w:val="19"/>
+              </w:rPr>
+              <w:t>使用测试仪器检测传感器、探头、通信线路是否正常</w:t>
+            </w:r>
+          </w:p>
+          <w:p>
+            <w:pPr>
+              <w:pStyle w:val="27"/>
+              <w:spacing w:before="13" w:line="227" w:lineRule="auto"/>
+              <w:ind w:left="46"/>
+              <w:rPr>
+                <w:rFonts w:hint="eastAsia"/>
+                <w:spacing w:val="10"/>
+                <w:sz w:val="19"/>
+                <w:szCs w:val="19"/>
+              </w:rPr>
+            </w:pPr>
+            <w:r>
+              <w:rPr>
+                <w:rFonts w:hint="eastAsia"/>
+                <w:spacing w:val="10"/>
+                <w:sz w:val="19"/>
+                <w:szCs w:val="19"/>
+              </w:rPr>
+              <w:t>故障处理与恢复：</w:t>
+            </w:r>
+          </w:p>
+          <w:p>
+            <w:pPr>
+              <w:pStyle w:val="27"/>
+              <w:spacing w:before="13" w:line="227" w:lineRule="auto"/>
+              <w:ind w:left="46"/>
+              <w:rPr>
+                <w:rFonts w:hint="eastAsia"/>
+                <w:spacing w:val="10"/>
+                <w:sz w:val="19"/>
+                <w:szCs w:val="19"/>
+              </w:rPr>
+            </w:pPr>
+            <w:r>
+              <w:rPr>
+                <w:rFonts w:hint="eastAsia"/>
+                <w:spacing w:val="10"/>
+                <w:sz w:val="19"/>
+                <w:szCs w:val="19"/>
+              </w:rPr>
+              <w:t>设备重启、复位、恢复出厂设置</w:t>
+            </w:r>
+          </w:p>
+          <w:p>
+            <w:pPr>
+              <w:pStyle w:val="27"/>
+              <w:spacing w:before="13" w:line="227" w:lineRule="auto"/>
+              <w:ind w:left="46"/>
+              <w:rPr>
+                <w:rFonts w:hint="eastAsia"/>
+                <w:spacing w:val="10"/>
+                <w:sz w:val="19"/>
+                <w:szCs w:val="19"/>
+              </w:rPr>
+            </w:pPr>
+            <w:r>
+              <w:rPr>
+                <w:rFonts w:hint="eastAsia"/>
+                <w:spacing w:val="10"/>
+                <w:sz w:val="19"/>
+                <w:szCs w:val="19"/>
+              </w:rPr>
+              <w:t>更换故障部件（传感器、电源模块、通信模块、主板等）</w:t>
+            </w:r>
+          </w:p>
+          <w:p>
+            <w:pPr>
+              <w:pStyle w:val="27"/>
+              <w:spacing w:before="13" w:line="227" w:lineRule="auto"/>
+              <w:ind w:left="46"/>
+              <w:rPr>
+                <w:rFonts w:hint="eastAsia"/>
+                <w:spacing w:val="10"/>
+                <w:sz w:val="19"/>
+                <w:szCs w:val="19"/>
+              </w:rPr>
+            </w:pPr>
+            <w:r>
+              <w:rPr>
+                <w:rFonts w:hint="eastAsia"/>
+                <w:spacing w:val="10"/>
+                <w:sz w:val="19"/>
+                <w:szCs w:val="19"/>
+              </w:rPr>
+              <w:t>修复或更换受损线缆、接头、天线</w:t>
+            </w:r>
+          </w:p>
+          <w:p>
+            <w:pPr>
+              <w:pStyle w:val="27"/>
+              <w:spacing w:before="13" w:line="227" w:lineRule="auto"/>
+              <w:ind w:left="46"/>
+              <w:rPr>
+                <w:rFonts w:hint="eastAsia"/>
+                <w:spacing w:val="10"/>
+                <w:sz w:val="19"/>
+                <w:szCs w:val="19"/>
+              </w:rPr>
+            </w:pPr>
+            <w:r>
+              <w:rPr>
+                <w:rFonts w:hint="eastAsia"/>
+                <w:spacing w:val="10"/>
+                <w:sz w:val="19"/>
+                <w:szCs w:val="19"/>
+              </w:rPr>
+              <w:t>重新配置设备参数、恢复备份配置</w:t>
+            </w:r>
+          </w:p>
+          <w:p>
+            <w:pPr>
+              <w:pStyle w:val="27"/>
+              <w:spacing w:before="13" w:line="227" w:lineRule="auto"/>
+              <w:ind w:left="46"/>
+              <w:rPr>
+                <w:rFonts w:hint="eastAsia"/>
+                <w:spacing w:val="10"/>
+                <w:sz w:val="19"/>
+                <w:szCs w:val="19"/>
+              </w:rPr>
+            </w:pPr>
+            <w:r>
+              <w:rPr>
+                <w:rFonts w:hint="eastAsia"/>
+                <w:spacing w:val="10"/>
+                <w:sz w:val="19"/>
+                <w:szCs w:val="19"/>
+              </w:rPr>
+              <w:t>清理设备内部积水、灰尘、异物</w:t>
+            </w:r>
+          </w:p>
+          <w:p>
+            <w:pPr>
+              <w:pStyle w:val="27"/>
+              <w:spacing w:before="13" w:line="227" w:lineRule="auto"/>
+              <w:ind w:left="46"/>
+              <w:rPr>
+                <w:rFonts w:hint="eastAsia"/>
+                <w:spacing w:val="10"/>
+                <w:sz w:val="19"/>
+                <w:szCs w:val="19"/>
+              </w:rPr>
+            </w:pPr>
+            <w:r>
+              <w:rPr>
+                <w:rFonts w:hint="eastAsia"/>
+                <w:spacing w:val="10"/>
+                <w:sz w:val="19"/>
+                <w:szCs w:val="19"/>
+              </w:rPr>
+              <w:t>调整太阳能板角度、清理光伏板表面遮挡物</w:t>
+            </w:r>
+          </w:p>
+          <w:p>
+            <w:pPr>
+              <w:pStyle w:val="27"/>
+              <w:spacing w:before="13" w:line="227" w:lineRule="auto"/>
+              <w:ind w:left="46"/>
+              <w:rPr>
+                <w:rFonts w:hint="eastAsia"/>
+                <w:spacing w:val="10"/>
+                <w:sz w:val="19"/>
+                <w:szCs w:val="19"/>
+              </w:rPr>
+            </w:pPr>
+            <w:r>
+              <w:rPr>
+                <w:rFonts w:hint="eastAsia"/>
+                <w:spacing w:val="10"/>
+                <w:sz w:val="19"/>
+                <w:szCs w:val="19"/>
+              </w:rPr>
+              <w:t>应急保障：</w:t>
+            </w:r>
+          </w:p>
+          <w:p>
+            <w:pPr>
+              <w:pStyle w:val="27"/>
+              <w:spacing w:before="13" w:line="227" w:lineRule="auto"/>
+              <w:ind w:left="46"/>
+              <w:rPr>
+                <w:rFonts w:hint="eastAsia"/>
+                <w:spacing w:val="10"/>
+                <w:sz w:val="19"/>
+                <w:szCs w:val="19"/>
+              </w:rPr>
+            </w:pPr>
+            <w:r>
+              <w:rPr>
+                <w:rFonts w:hint="eastAsia"/>
+                <w:spacing w:val="10"/>
+                <w:sz w:val="19"/>
+                <w:szCs w:val="19"/>
+              </w:rPr>
+              <w:t>提供备件现场更换服务</w:t>
+            </w:r>
+          </w:p>
+          <w:p>
+            <w:pPr>
+              <w:pStyle w:val="27"/>
+              <w:spacing w:before="13" w:line="227" w:lineRule="auto"/>
+              <w:ind w:left="46"/>
+              <w:rPr>
+                <w:rFonts w:hint="eastAsia"/>
+                <w:spacing w:val="10"/>
+                <w:sz w:val="19"/>
+                <w:szCs w:val="19"/>
+              </w:rPr>
+            </w:pPr>
+            <w:r>
+              <w:rPr>
+                <w:rFonts w:hint="eastAsia"/>
+                <w:spacing w:val="10"/>
+                <w:sz w:val="19"/>
+                <w:szCs w:val="19"/>
+              </w:rPr>
+              <w:t>临时恢复监测数据上传通道</w:t>
+            </w:r>
+          </w:p>
+          <w:p>
+            <w:pPr>
+              <w:pStyle w:val="27"/>
+              <w:spacing w:before="13" w:line="227" w:lineRule="auto"/>
+              <w:ind w:left="46"/>
+              <w:rPr>
+                <w:rFonts w:hint="eastAsia"/>
+                <w:spacing w:val="10"/>
+                <w:sz w:val="19"/>
+                <w:szCs w:val="19"/>
+              </w:rPr>
+            </w:pPr>
+            <w:r>
+              <w:rPr>
+                <w:rFonts w:hint="eastAsia"/>
+                <w:spacing w:val="10"/>
+                <w:sz w:val="19"/>
+                <w:szCs w:val="19"/>
+              </w:rPr>
+              <w:t>配合电缆线路抢修工作，同步恢复监测设备</w:t>
+            </w:r>
+          </w:p>
+          <w:p>
+            <w:pPr>
+              <w:pStyle w:val="27"/>
+              <w:spacing w:before="13" w:line="227" w:lineRule="auto"/>
+              <w:ind w:left="46"/>
+              <w:rPr>
+                <w:sz w:val="19"/>
+                <w:szCs w:val="19"/>
+              </w:rPr>
+            </w:pPr>
+            <w:r>
+              <w:rPr>
+                <w:rFonts w:hint="eastAsia"/>
+                <w:spacing w:val="10"/>
+                <w:sz w:val="19"/>
+                <w:szCs w:val="19"/>
+              </w:rPr>
+              <w:t>重大故障现场值守保障</w:t>
+            </w:r>
+          </w:p>
+        </w:tc>
+      </w:tr>
+      <w:tr>
+        <w:tblPrEx>
+          <w:tblBorders>
+            <w:top w:val="single" w:color="000000" w:sz="6" w:space="0"/>
+            <w:left w:val="single" w:color="000000" w:sz="6" w:space="0"/>
+            <w:bottom w:val="single" w:color="000000" w:sz="6" w:space="0"/>
+            <w:right w:val="single" w:color="000000" w:sz="6" w:space="0"/>
+            <w:insideH w:val="single" w:color="000000" w:sz="6" w:space="0"/>
+            <w:insideV w:val="single" w:color="000000" w:sz="6" w:space="0"/>
+          </w:tblBorders>
+          <w:tblCellMar>
+            <w:top w:w="0" w:type="dxa"/>
+            <w:left w:w="0" w:type="dxa"/>
+            <w:bottom w:w="0" w:type="dxa"/>
+            <w:right w:w="0" w:type="dxa"/>
+          </w:tblCellMar>
+        </w:tblPrEx>
+        <w:trPr>
+          <w:trHeight w:val="390" w:hRule="atLeast"/>
+        </w:trPr>
+        <w:tc>
+          <w:tcPr>
+            <w:tcW w:w="2278" w:type="dxa"/>
+          </w:tcPr>
+          <w:p>
+            <w:pPr>
+              <w:pStyle w:val="27"/>
+              <w:spacing w:before="122" w:line="228" w:lineRule="auto"/>
+              <w:ind w:left="950"/>
+              <w:rPr>
+                <w:sz w:val="19"/>
+                <w:szCs w:val="19"/>
+              </w:rPr>
+            </w:pPr>
+            <w:r>
+              <w:rPr>
+                <w:spacing w:val="3"/>
+                <w:sz w:val="19"/>
+                <w:szCs w:val="19"/>
+              </w:rPr>
+              <w:t>频度</w:t>
+            </w:r>
+          </w:p>
+        </w:tc>
+        <w:tc>
+          <w:tcPr>
+            <w:tcW w:w="7845" w:type="dxa"/>
+          </w:tcPr>
+          <w:p>
+            <w:pPr>
+              <w:pStyle w:val="27"/>
+              <w:spacing w:before="123" w:line="227" w:lineRule="auto"/>
+              <w:ind w:left="43"/>
+              <w:rPr>
+                <w:sz w:val="19"/>
+                <w:szCs w:val="19"/>
+              </w:rPr>
+            </w:pPr>
+            <w:r>
+              <w:rPr>
+                <w:spacing w:val="3"/>
+                <w:sz w:val="19"/>
+                <w:szCs w:val="19"/>
+              </w:rPr>
+              <w:t>按需</w:t>
+            </w:r>
+          </w:p>
+        </w:tc>
+      </w:tr>
+      <w:tr>
+        <w:tblPrEx>
+          <w:tblBorders>
+            <w:top w:val="single" w:color="000000" w:sz="6" w:space="0"/>
+            <w:left w:val="single" w:color="000000" w:sz="6" w:space="0"/>
+            <w:bottom w:val="single" w:color="000000" w:sz="6" w:space="0"/>
+            <w:right w:val="single" w:color="000000" w:sz="6" w:space="0"/>
+            <w:insideH w:val="single" w:color="000000" w:sz="6" w:space="0"/>
+            <w:insideV w:val="single" w:color="000000" w:sz="6" w:space="0"/>
+          </w:tblBorders>
+          <w:tblCellMar>
+            <w:top w:w="0" w:type="dxa"/>
+            <w:left w:w="0" w:type="dxa"/>
+            <w:bottom w:w="0" w:type="dxa"/>
+            <w:right w:w="0" w:type="dxa"/>
+          </w:tblCellMar>
+        </w:tblPrEx>
+        <w:trPr>
+          <w:trHeight w:val="404" w:hRule="atLeast"/>
+        </w:trPr>
+        <w:tc>
+          <w:tcPr>
+            <w:tcW w:w="2278" w:type="dxa"/>
+          </w:tcPr>
+          <w:p>
+            <w:pPr>
+              <w:pStyle w:val="27"/>
+              <w:spacing w:before="130" w:line="227" w:lineRule="auto"/>
+              <w:ind w:left="747"/>
+              <w:rPr>
+                <w:sz w:val="19"/>
+                <w:szCs w:val="19"/>
+              </w:rPr>
+            </w:pPr>
+            <w:r>
+              <w:rPr>
+                <w:spacing w:val="7"/>
+                <w:sz w:val="19"/>
+                <w:szCs w:val="19"/>
+              </w:rPr>
+              <w:t>服务时间</w:t>
+            </w:r>
+          </w:p>
+        </w:tc>
+        <w:tc>
+          <w:tcPr>
+            <w:tcW w:w="7845" w:type="dxa"/>
+          </w:tcPr>
+          <w:p>
+            <w:pPr>
+              <w:pStyle w:val="27"/>
+              <w:spacing w:before="130" w:line="236" w:lineRule="auto"/>
+              <w:ind w:left="41"/>
+              <w:rPr>
+                <w:sz w:val="19"/>
+                <w:szCs w:val="19"/>
+              </w:rPr>
+            </w:pPr>
+            <w:r>
+              <w:rPr>
+                <w:spacing w:val="5"/>
+                <w:sz w:val="19"/>
+                <w:szCs w:val="19"/>
+              </w:rPr>
+              <w:t>5x8、7x8、7x24</w:t>
+            </w:r>
+          </w:p>
+        </w:tc>
+      </w:tr>
+      <w:tr>
+        <w:tblPrEx>
+          <w:tblBorders>
+            <w:top w:val="single" w:color="000000" w:sz="6" w:space="0"/>
+            <w:left w:val="single" w:color="000000" w:sz="6" w:space="0"/>
+            <w:bottom w:val="single" w:color="000000" w:sz="6" w:space="0"/>
+            <w:right w:val="single" w:color="000000" w:sz="6" w:space="0"/>
+            <w:insideH w:val="single" w:color="000000" w:sz="6" w:space="0"/>
+            <w:insideV w:val="single" w:color="000000" w:sz="6" w:space="0"/>
+          </w:tblBorders>
+          <w:tblCellMar>
+            <w:top w:w="0" w:type="dxa"/>
+            <w:left w:w="0" w:type="dxa"/>
+            <w:bottom w:w="0" w:type="dxa"/>
+            <w:right w:w="0" w:type="dxa"/>
+          </w:tblCellMar>
+        </w:tblPrEx>
+        <w:trPr>
+          <w:trHeight w:val="390" w:hRule="atLeast"/>
+        </w:trPr>
+        <w:tc>
+          <w:tcPr>
+            <w:tcW w:w="2278" w:type="dxa"/>
+          </w:tcPr>
+          <w:p>
+            <w:pPr>
+              <w:pStyle w:val="27"/>
+              <w:spacing w:before="124" w:line="228" w:lineRule="auto"/>
+              <w:ind w:left="752"/>
+              <w:rPr>
+                <w:sz w:val="19"/>
+                <w:szCs w:val="19"/>
+              </w:rPr>
+            </w:pPr>
+            <w:r>
+              <w:rPr>
+                <w:spacing w:val="6"/>
+                <w:sz w:val="19"/>
+                <w:szCs w:val="19"/>
+              </w:rPr>
+              <w:t>交付方式</w:t>
+            </w:r>
+          </w:p>
+        </w:tc>
+        <w:tc>
+          <w:tcPr>
+            <w:tcW w:w="7845" w:type="dxa"/>
+          </w:tcPr>
+          <w:p>
+            <w:pPr>
+              <w:pStyle w:val="27"/>
+              <w:spacing w:before="124" w:line="228" w:lineRule="auto"/>
+              <w:ind w:left="43"/>
+              <w:rPr>
+                <w:sz w:val="19"/>
+                <w:szCs w:val="19"/>
+              </w:rPr>
+            </w:pPr>
+            <w:r>
+              <w:rPr>
+                <w:spacing w:val="7"/>
+                <w:sz w:val="19"/>
+                <w:szCs w:val="19"/>
+              </w:rPr>
+              <w:t>现场/远程</w:t>
+            </w:r>
+          </w:p>
+        </w:tc>
+      </w:tr>
+      <w:tr>
+        <w:tblPrEx>
+          <w:tblBorders>
+            <w:top w:val="single" w:color="000000" w:sz="6" w:space="0"/>
+            <w:left w:val="single" w:color="000000" w:sz="6" w:space="0"/>
+            <w:bottom w:val="single" w:color="000000" w:sz="6" w:space="0"/>
+            <w:right w:val="single" w:color="000000" w:sz="6" w:space="0"/>
+            <w:insideH w:val="single" w:color="000000" w:sz="6" w:space="0"/>
+            <w:insideV w:val="single" w:color="000000" w:sz="6" w:space="0"/>
+          </w:tblBorders>
+          <w:tblCellMar>
+            <w:top w:w="0" w:type="dxa"/>
+            <w:left w:w="0" w:type="dxa"/>
+            <w:bottom w:w="0" w:type="dxa"/>
+            <w:right w:w="0" w:type="dxa"/>
+          </w:tblCellMar>
+        </w:tblPrEx>
+        <w:trPr>
+          <w:trHeight w:val="408" w:hRule="atLeast"/>
+        </w:trPr>
+        <w:tc>
+          <w:tcPr>
+            <w:tcW w:w="2278" w:type="dxa"/>
+          </w:tcPr>
+          <w:p>
+            <w:pPr>
+              <w:pStyle w:val="27"/>
+              <w:spacing w:before="125" w:line="227" w:lineRule="auto"/>
+              <w:ind w:left="752"/>
+              <w:rPr>
+                <w:sz w:val="19"/>
+                <w:szCs w:val="19"/>
+              </w:rPr>
+            </w:pPr>
+            <w:r>
+              <w:rPr>
+                <w:spacing w:val="6"/>
+                <w:sz w:val="19"/>
+                <w:szCs w:val="19"/>
+              </w:rPr>
+              <w:t>交付成果</w:t>
+            </w:r>
+          </w:p>
+        </w:tc>
+        <w:tc>
+          <w:tcPr>
+            <w:tcW w:w="7845" w:type="dxa"/>
+          </w:tcPr>
+          <w:p>
+            <w:pPr>
+              <w:pStyle w:val="27"/>
+              <w:spacing w:before="124" w:line="226" w:lineRule="auto"/>
+              <w:ind w:left="43"/>
+              <w:rPr>
+                <w:sz w:val="19"/>
+                <w:szCs w:val="19"/>
+              </w:rPr>
+            </w:pPr>
+            <w:r>
+              <w:rPr>
+                <w:spacing w:val="9"/>
+                <w:sz w:val="19"/>
+                <w:szCs w:val="19"/>
+              </w:rPr>
+              <w:t>《故障处理报告》、《运维服务单》</w:t>
+            </w:r>
+          </w:p>
+        </w:tc>
+      </w:tr>
+    </w:tbl>
+    <w:p>
+      <w:pPr>
+        <w:pStyle w:val="12"/>
+      </w:pPr>
+    </w:p>
+    <w:p>
+      <w:pPr>
+        <w:sectPr>
+          <w:pgSz w:w="11907" w:h="16839"/>
+          <w:pgMar w:top="1431" w:right="688" w:bottom="0" w:left="1079" w:header="0" w:footer="0" w:gutter="0"/>
+          <w:cols w:space="720" w:num="1"/>
+        </w:sectPr>
+      </w:pPr>
+    </w:p>
+    <w:p>
+      <w:pPr>
+        <w:spacing w:before="71" w:line="216" w:lineRule="auto"/>
+        <w:ind w:left="3695"/>
+        <w:outlineLvl w:val="0"/>
+        <w:rPr>
+          <w:rFonts w:ascii="仿宋" w:hAnsi="仿宋" w:eastAsia="仿宋" w:cs="仿宋"/>
+          <w:sz w:val="36"/>
+          <w:szCs w:val="36"/>
+        </w:rPr>
+      </w:pPr>
+      <w:r>
+        <w:rPr>
+          <w:rFonts w:hint="eastAsia" w:ascii="仿宋" w:hAnsi="仿宋" w:eastAsia="仿宋" w:cs="仿宋"/>
+          <w:spacing w:val="-7"/>
+          <w:sz w:val="36"/>
+          <w:szCs w:val="36"/>
+          <w:lang w:val="en-US" w:eastAsia="zh-CN"/>
+        </w:rPr>
+        <w:t>其他硬件</w:t>
+      </w:r>
+      <w:r>
+        <w:rPr>
+          <w:rFonts w:ascii="仿宋" w:hAnsi="仿宋" w:eastAsia="仿宋" w:cs="仿宋"/>
+          <w:spacing w:val="-7"/>
+          <w:sz w:val="36"/>
+          <w:szCs w:val="36"/>
+        </w:rPr>
+        <w:t>调研评估服务</w:t>
+      </w:r>
+    </w:p>
+    <w:tbl>
+      <w:tblPr>
+        <w:tblStyle w:val="26"/>
+        <w:tblW w:w="10123" w:type="dxa"/>
+        <w:tblInd w:w="6" w:type="dxa"/>
+        <w:tblBorders>
+          <w:top w:val="single" w:color="000000" w:sz="6" w:space="0"/>
+          <w:left w:val="single" w:color="000000" w:sz="6" w:space="0"/>
+          <w:bottom w:val="single" w:color="000000" w:sz="6" w:space="0"/>
+          <w:right w:val="single" w:color="000000" w:sz="6" w:space="0"/>
+          <w:insideH w:val="single" w:color="000000" w:sz="6" w:space="0"/>
+          <w:insideV w:val="single" w:color="000000" w:sz="6" w:space="0"/>
+        </w:tblBorders>
+        <w:tblLayout w:type="fixed"/>
+        <w:tblCellMar>
+          <w:top w:w="0" w:type="dxa"/>
+          <w:left w:w="0" w:type="dxa"/>
+          <w:bottom w:w="0" w:type="dxa"/>
+          <w:right w:w="0" w:type="dxa"/>
+        </w:tblCellMar>
+      </w:tblPr>
+      <w:tblGrid>
+        <w:gridCol w:w="2278"/>
+        <w:gridCol w:w="7845"/>
+      </w:tblGrid>
+      <w:tr>
+        <w:tblPrEx>
+          <w:tblBorders>
+            <w:top w:val="single" w:color="000000" w:sz="6" w:space="0"/>
+            <w:left w:val="single" w:color="000000" w:sz="6" w:space="0"/>
+            <w:bottom w:val="single" w:color="000000" w:sz="6" w:space="0"/>
+            <w:right w:val="single" w:color="000000" w:sz="6" w:space="0"/>
+            <w:insideH w:val="single" w:color="000000" w:sz="6" w:space="0"/>
+            <w:insideV w:val="single" w:color="000000" w:sz="6" w:space="0"/>
+          </w:tblBorders>
+          <w:tblCellMar>
+            <w:top w:w="0" w:type="dxa"/>
+            <w:left w:w="0" w:type="dxa"/>
+            <w:bottom w:w="0" w:type="dxa"/>
+            <w:right w:w="0" w:type="dxa"/>
+          </w:tblCellMar>
+        </w:tblPrEx>
+        <w:trPr>
+          <w:trHeight w:val="391" w:hRule="atLeast"/>
+        </w:trPr>
+        <w:tc>
+          <w:tcPr>
+            <w:tcW w:w="10123" w:type="dxa"/>
+            <w:gridSpan w:val="2"/>
+            <w:shd w:val="clear" w:color="auto" w:fill="1F497D"/>
+          </w:tcPr>
+          <w:p>
+            <w:pPr>
+              <w:pStyle w:val="27"/>
+              <w:spacing w:before="102" w:line="227" w:lineRule="auto"/>
+              <w:ind w:left="4661"/>
+              <w:rPr>
+                <w:sz w:val="19"/>
+                <w:szCs w:val="19"/>
+              </w:rPr>
+            </w:pPr>
+            <w:r>
+              <w:rPr>
+                <w:b/>
+                <w:bCs/>
+                <w:color w:val="FFFFFF"/>
+                <w:spacing w:val="7"/>
+                <w:sz w:val="19"/>
+                <w:szCs w:val="19"/>
+              </w:rPr>
+              <w:t>服务概述</w:t>
+            </w:r>
+          </w:p>
+        </w:tc>
+      </w:tr>
+      <w:tr>
+        <w:tblPrEx>
+          <w:tblBorders>
+            <w:top w:val="single" w:color="000000" w:sz="6" w:space="0"/>
+            <w:left w:val="single" w:color="000000" w:sz="6" w:space="0"/>
+            <w:bottom w:val="single" w:color="000000" w:sz="6" w:space="0"/>
+            <w:right w:val="single" w:color="000000" w:sz="6" w:space="0"/>
+            <w:insideH w:val="single" w:color="000000" w:sz="6" w:space="0"/>
+            <w:insideV w:val="single" w:color="000000" w:sz="6" w:space="0"/>
+          </w:tblBorders>
+          <w:tblCellMar>
+            <w:top w:w="0" w:type="dxa"/>
+            <w:left w:w="0" w:type="dxa"/>
+            <w:bottom w:w="0" w:type="dxa"/>
+            <w:right w:w="0" w:type="dxa"/>
+          </w:tblCellMar>
+        </w:tblPrEx>
+        <w:trPr>
+          <w:trHeight w:val="390" w:hRule="atLeast"/>
+        </w:trPr>
+        <w:tc>
+          <w:tcPr>
+            <w:tcW w:w="2278" w:type="dxa"/>
+          </w:tcPr>
+          <w:p>
+            <w:pPr>
+              <w:pStyle w:val="27"/>
+              <w:spacing w:before="111" w:line="227" w:lineRule="auto"/>
+              <w:ind w:left="747"/>
+              <w:rPr>
+                <w:sz w:val="19"/>
+                <w:szCs w:val="19"/>
+              </w:rPr>
+            </w:pPr>
+            <w:r>
+              <w:rPr>
+                <w:spacing w:val="7"/>
+                <w:sz w:val="19"/>
+                <w:szCs w:val="19"/>
+              </w:rPr>
+              <w:t>服务大类</w:t>
+            </w:r>
+          </w:p>
+        </w:tc>
+        <w:tc>
+          <w:tcPr>
+            <w:tcW w:w="7845" w:type="dxa"/>
+          </w:tcPr>
+          <w:p>
+            <w:pPr>
+              <w:pStyle w:val="27"/>
+              <w:spacing w:before="110" w:line="226" w:lineRule="auto"/>
+              <w:ind w:left="39"/>
+              <w:rPr>
+                <w:sz w:val="19"/>
+                <w:szCs w:val="19"/>
+              </w:rPr>
+            </w:pPr>
+            <w:r>
+              <w:rPr>
+                <w:spacing w:val="8"/>
+                <w:sz w:val="19"/>
+                <w:szCs w:val="19"/>
+              </w:rPr>
+              <w:t>04运行维护服务</w:t>
+            </w:r>
+          </w:p>
+        </w:tc>
+      </w:tr>
+      <w:tr>
+        <w:tblPrEx>
+          <w:tblBorders>
+            <w:top w:val="single" w:color="000000" w:sz="6" w:space="0"/>
+            <w:left w:val="single" w:color="000000" w:sz="6" w:space="0"/>
+            <w:bottom w:val="single" w:color="000000" w:sz="6" w:space="0"/>
+            <w:right w:val="single" w:color="000000" w:sz="6" w:space="0"/>
+            <w:insideH w:val="single" w:color="000000" w:sz="6" w:space="0"/>
+            <w:insideV w:val="single" w:color="000000" w:sz="6" w:space="0"/>
+          </w:tblBorders>
+          <w:tblCellMar>
+            <w:top w:w="0" w:type="dxa"/>
+            <w:left w:w="0" w:type="dxa"/>
+            <w:bottom w:w="0" w:type="dxa"/>
+            <w:right w:w="0" w:type="dxa"/>
+          </w:tblCellMar>
+        </w:tblPrEx>
+        <w:trPr>
+          <w:trHeight w:val="390" w:hRule="atLeast"/>
+        </w:trPr>
+        <w:tc>
+          <w:tcPr>
+            <w:tcW w:w="2278" w:type="dxa"/>
+          </w:tcPr>
+          <w:p>
+            <w:pPr>
+              <w:pStyle w:val="27"/>
+              <w:spacing w:before="111" w:line="227" w:lineRule="auto"/>
+              <w:ind w:left="747"/>
+              <w:rPr>
+                <w:sz w:val="19"/>
+                <w:szCs w:val="19"/>
+              </w:rPr>
+            </w:pPr>
+            <w:r>
+              <w:rPr>
+                <w:spacing w:val="7"/>
+                <w:sz w:val="19"/>
+                <w:szCs w:val="19"/>
+              </w:rPr>
+              <w:t>服务中类</w:t>
+            </w:r>
+          </w:p>
+        </w:tc>
+        <w:tc>
+          <w:tcPr>
+            <w:tcW w:w="7845" w:type="dxa"/>
+          </w:tcPr>
+          <w:p>
+            <w:pPr>
+              <w:pStyle w:val="27"/>
+              <w:spacing w:before="112" w:line="226" w:lineRule="auto"/>
+              <w:ind w:left="39"/>
+              <w:rPr>
+                <w:sz w:val="19"/>
+                <w:szCs w:val="19"/>
+              </w:rPr>
+            </w:pPr>
+            <w:r>
+              <w:rPr>
+                <w:spacing w:val="7"/>
+                <w:sz w:val="19"/>
+                <w:szCs w:val="19"/>
+              </w:rPr>
+              <w:t>0402硬件运维服务</w:t>
+            </w:r>
+          </w:p>
+        </w:tc>
+      </w:tr>
+      <w:tr>
+        <w:tblPrEx>
+          <w:tblBorders>
+            <w:top w:val="single" w:color="000000" w:sz="6" w:space="0"/>
+            <w:left w:val="single" w:color="000000" w:sz="6" w:space="0"/>
+            <w:bottom w:val="single" w:color="000000" w:sz="6" w:space="0"/>
+            <w:right w:val="single" w:color="000000" w:sz="6" w:space="0"/>
+            <w:insideH w:val="single" w:color="000000" w:sz="6" w:space="0"/>
+            <w:insideV w:val="single" w:color="000000" w:sz="6" w:space="0"/>
+          </w:tblBorders>
+          <w:tblCellMar>
+            <w:top w:w="0" w:type="dxa"/>
+            <w:left w:w="0" w:type="dxa"/>
+            <w:bottom w:w="0" w:type="dxa"/>
+            <w:right w:w="0" w:type="dxa"/>
+          </w:tblCellMar>
+        </w:tblPrEx>
+        <w:trPr>
+          <w:trHeight w:val="390" w:hRule="atLeast"/>
+        </w:trPr>
+        <w:tc>
+          <w:tcPr>
+            <w:tcW w:w="2278" w:type="dxa"/>
+          </w:tcPr>
+          <w:p>
+            <w:pPr>
+              <w:pStyle w:val="27"/>
+              <w:spacing w:before="112" w:line="227" w:lineRule="auto"/>
+              <w:ind w:left="747"/>
+              <w:rPr>
+                <w:sz w:val="19"/>
+                <w:szCs w:val="19"/>
+              </w:rPr>
+            </w:pPr>
+            <w:r>
+              <w:rPr>
+                <w:spacing w:val="7"/>
+                <w:sz w:val="19"/>
+                <w:szCs w:val="19"/>
+              </w:rPr>
+              <w:t>服务小类</w:t>
+            </w:r>
+          </w:p>
+        </w:tc>
+        <w:tc>
+          <w:tcPr>
+            <w:tcW w:w="7845" w:type="dxa"/>
+          </w:tcPr>
+          <w:p>
+            <w:pPr>
+              <w:pStyle w:val="27"/>
+              <w:spacing w:before="112" w:line="226" w:lineRule="auto"/>
+              <w:ind w:left="39"/>
+              <w:rPr>
+                <w:sz w:val="19"/>
+                <w:szCs w:val="19"/>
+              </w:rPr>
+            </w:pPr>
+            <w:r>
+              <w:rPr>
+                <w:spacing w:val="7"/>
+                <w:sz w:val="19"/>
+                <w:szCs w:val="19"/>
+              </w:rPr>
+              <w:t>0402</w:t>
+            </w:r>
+            <w:r>
+              <w:rPr>
+                <w:rFonts w:hint="eastAsia"/>
+                <w:spacing w:val="7"/>
+                <w:sz w:val="19"/>
+                <w:szCs w:val="19"/>
+                <w:lang w:val="en-US" w:eastAsia="zh-CN"/>
+              </w:rPr>
+              <w:t>99其他硬件</w:t>
+            </w:r>
+            <w:r>
+              <w:rPr>
+                <w:spacing w:val="7"/>
+                <w:sz w:val="19"/>
+                <w:szCs w:val="19"/>
+              </w:rPr>
+              <w:t>运维服务</w:t>
+            </w:r>
+          </w:p>
+        </w:tc>
+      </w:tr>
+      <w:tr>
+        <w:tblPrEx>
+          <w:tblBorders>
+            <w:top w:val="single" w:color="000000" w:sz="6" w:space="0"/>
+            <w:left w:val="single" w:color="000000" w:sz="6" w:space="0"/>
+            <w:bottom w:val="single" w:color="000000" w:sz="6" w:space="0"/>
+            <w:right w:val="single" w:color="000000" w:sz="6" w:space="0"/>
+            <w:insideH w:val="single" w:color="000000" w:sz="6" w:space="0"/>
+            <w:insideV w:val="single" w:color="000000" w:sz="6" w:space="0"/>
+          </w:tblBorders>
+          <w:tblCellMar>
+            <w:top w:w="0" w:type="dxa"/>
+            <w:left w:w="0" w:type="dxa"/>
+            <w:bottom w:w="0" w:type="dxa"/>
+            <w:right w:w="0" w:type="dxa"/>
+          </w:tblCellMar>
+        </w:tblPrEx>
+        <w:trPr>
+          <w:trHeight w:val="390" w:hRule="atLeast"/>
+        </w:trPr>
+        <w:tc>
+          <w:tcPr>
+            <w:tcW w:w="2278" w:type="dxa"/>
+          </w:tcPr>
+          <w:p>
+            <w:pPr>
+              <w:pStyle w:val="27"/>
+              <w:spacing w:before="113" w:line="227" w:lineRule="auto"/>
+              <w:ind w:left="747"/>
+              <w:rPr>
+                <w:sz w:val="19"/>
+                <w:szCs w:val="19"/>
+              </w:rPr>
+            </w:pPr>
+            <w:r>
+              <w:rPr>
+                <w:spacing w:val="7"/>
+                <w:sz w:val="19"/>
+                <w:szCs w:val="19"/>
+              </w:rPr>
+              <w:t>服务子类</w:t>
+            </w:r>
+          </w:p>
+        </w:tc>
+        <w:tc>
+          <w:tcPr>
+            <w:tcW w:w="7845" w:type="dxa"/>
+          </w:tcPr>
+          <w:p>
+            <w:pPr>
+              <w:pStyle w:val="27"/>
+              <w:spacing w:before="113" w:line="225" w:lineRule="auto"/>
+              <w:ind w:left="39"/>
+              <w:rPr>
+                <w:sz w:val="19"/>
+                <w:szCs w:val="19"/>
+              </w:rPr>
+            </w:pPr>
+            <w:r>
+              <w:rPr>
+                <w:spacing w:val="7"/>
+                <w:sz w:val="19"/>
+                <w:szCs w:val="19"/>
+              </w:rPr>
+              <w:t>0402</w:t>
+            </w:r>
+            <w:r>
+              <w:rPr>
+                <w:rFonts w:hint="eastAsia"/>
+                <w:spacing w:val="7"/>
+                <w:sz w:val="19"/>
+                <w:szCs w:val="19"/>
+                <w:lang w:val="en-US" w:eastAsia="zh-CN"/>
+              </w:rPr>
+              <w:t>99</w:t>
+            </w:r>
+            <w:r>
+              <w:rPr>
+                <w:spacing w:val="7"/>
+                <w:sz w:val="19"/>
+                <w:szCs w:val="19"/>
+              </w:rPr>
+              <w:t>03</w:t>
+            </w:r>
+            <w:r>
+              <w:rPr>
+                <w:rFonts w:hint="eastAsia"/>
+                <w:spacing w:val="7"/>
+                <w:sz w:val="19"/>
+                <w:szCs w:val="19"/>
+                <w:lang w:val="en-US" w:eastAsia="zh-CN"/>
+              </w:rPr>
+              <w:t>其他硬件</w:t>
+            </w:r>
+            <w:r>
+              <w:rPr>
+                <w:spacing w:val="7"/>
+                <w:sz w:val="19"/>
+                <w:szCs w:val="19"/>
+              </w:rPr>
+              <w:t>调研评估服务</w:t>
+            </w:r>
+          </w:p>
+        </w:tc>
+      </w:tr>
+      <w:tr>
+        <w:tblPrEx>
+          <w:tblBorders>
+            <w:top w:val="single" w:color="000000" w:sz="6" w:space="0"/>
+            <w:left w:val="single" w:color="000000" w:sz="6" w:space="0"/>
+            <w:bottom w:val="single" w:color="000000" w:sz="6" w:space="0"/>
+            <w:right w:val="single" w:color="000000" w:sz="6" w:space="0"/>
+            <w:insideH w:val="single" w:color="000000" w:sz="6" w:space="0"/>
+            <w:insideV w:val="single" w:color="000000" w:sz="6" w:space="0"/>
+          </w:tblBorders>
+          <w:tblCellMar>
+            <w:top w:w="0" w:type="dxa"/>
+            <w:left w:w="0" w:type="dxa"/>
+            <w:bottom w:w="0" w:type="dxa"/>
+            <w:right w:w="0" w:type="dxa"/>
+          </w:tblCellMar>
+        </w:tblPrEx>
+        <w:trPr>
+          <w:trHeight w:val="1027" w:hRule="atLeast"/>
+        </w:trPr>
+        <w:tc>
+          <w:tcPr>
+            <w:tcW w:w="2278" w:type="dxa"/>
+          </w:tcPr>
+          <w:p>
+            <w:pPr>
+              <w:spacing w:line="369" w:lineRule="auto"/>
+              <w:rPr>
+                <w:rFonts w:ascii="Arial"/>
+                <w:sz w:val="21"/>
+              </w:rPr>
+            </w:pPr>
+          </w:p>
+          <w:p>
+            <w:pPr>
+              <w:pStyle w:val="27"/>
+              <w:spacing w:before="61" w:line="226" w:lineRule="auto"/>
+              <w:ind w:left="747"/>
+              <w:rPr>
+                <w:sz w:val="19"/>
+                <w:szCs w:val="19"/>
+              </w:rPr>
+            </w:pPr>
+            <w:r>
+              <w:rPr>
+                <w:spacing w:val="7"/>
+                <w:sz w:val="19"/>
+                <w:szCs w:val="19"/>
+              </w:rPr>
+              <w:t>服务简介</w:t>
+            </w:r>
+          </w:p>
+        </w:tc>
+        <w:tc>
+          <w:tcPr>
+            <w:tcW w:w="7845" w:type="dxa"/>
+          </w:tcPr>
+          <w:p>
+            <w:pPr>
+              <w:pStyle w:val="27"/>
+              <w:spacing w:before="178" w:line="247" w:lineRule="auto"/>
+              <w:ind w:left="65" w:right="48" w:hanging="29"/>
+              <w:rPr>
+                <w:rFonts w:hint="eastAsia" w:eastAsia="宋体"/>
+                <w:sz w:val="19"/>
+                <w:szCs w:val="19"/>
+                <w:lang w:val="en-US" w:eastAsia="zh-CN"/>
+              </w:rPr>
+            </w:pPr>
+            <w:r>
+              <w:rPr>
+                <w:spacing w:val="11"/>
+                <w:sz w:val="19"/>
+                <w:szCs w:val="19"/>
+              </w:rPr>
+              <w:t>针对电缆线路配套的在线监测设备、环境监控设备、通信及感知装置等硬件设施进行全面调研和运行状态评估，分析设备健康状况、监测数据有效性、系统覆盖完整性，为客户提供设备更新、点位优化、技术升级等方面的决策参考</w:t>
+            </w:r>
+            <w:r>
+              <w:rPr>
+                <w:rFonts w:hint="eastAsia"/>
+                <w:spacing w:val="11"/>
+                <w:sz w:val="19"/>
+                <w:szCs w:val="19"/>
+                <w:lang w:eastAsia="zh-CN"/>
+              </w:rPr>
+              <w:t>。</w:t>
+            </w:r>
+          </w:p>
+        </w:tc>
+      </w:tr>
+      <w:tr>
+        <w:tblPrEx>
+          <w:tblBorders>
+            <w:top w:val="single" w:color="000000" w:sz="6" w:space="0"/>
+            <w:left w:val="single" w:color="000000" w:sz="6" w:space="0"/>
+            <w:bottom w:val="single" w:color="000000" w:sz="6" w:space="0"/>
+            <w:right w:val="single" w:color="000000" w:sz="6" w:space="0"/>
+            <w:insideH w:val="single" w:color="000000" w:sz="6" w:space="0"/>
+            <w:insideV w:val="single" w:color="000000" w:sz="6" w:space="0"/>
+          </w:tblBorders>
+          <w:tblCellMar>
+            <w:top w:w="0" w:type="dxa"/>
+            <w:left w:w="0" w:type="dxa"/>
+            <w:bottom w:w="0" w:type="dxa"/>
+            <w:right w:w="0" w:type="dxa"/>
+          </w:tblCellMar>
+        </w:tblPrEx>
+        <w:trPr>
+          <w:trHeight w:val="565" w:hRule="atLeast"/>
+        </w:trPr>
+        <w:tc>
+          <w:tcPr>
+            <w:tcW w:w="2278" w:type="dxa"/>
+          </w:tcPr>
+          <w:p>
+            <w:pPr>
+              <w:pStyle w:val="27"/>
+              <w:spacing w:before="202" w:line="227" w:lineRule="auto"/>
+              <w:ind w:left="494"/>
+              <w:rPr>
+                <w:sz w:val="19"/>
+                <w:szCs w:val="19"/>
+              </w:rPr>
+            </w:pPr>
+            <w:r>
+              <w:rPr>
+                <w:spacing w:val="8"/>
+                <w:sz w:val="19"/>
+                <w:szCs w:val="19"/>
+              </w:rPr>
+              <w:t>服务目标/价值</w:t>
+            </w:r>
+          </w:p>
+        </w:tc>
+        <w:tc>
+          <w:tcPr>
+            <w:tcW w:w="7845" w:type="dxa"/>
+          </w:tcPr>
+          <w:p>
+            <w:pPr>
+              <w:pStyle w:val="27"/>
+              <w:spacing w:before="178" w:line="247" w:lineRule="auto"/>
+              <w:ind w:left="65" w:right="48" w:hanging="29"/>
+              <w:rPr>
+                <w:sz w:val="19"/>
+                <w:szCs w:val="19"/>
+              </w:rPr>
+            </w:pPr>
+            <w:r>
+              <w:rPr>
+                <w:spacing w:val="11"/>
+                <w:sz w:val="19"/>
+                <w:szCs w:val="19"/>
+              </w:rPr>
+              <w:t>通过系统性调研和专业化评估，帮助客户全面掌握电缆线路监测设备的实际运行状况，发现薄弱环节和潜在风险，为运维优化、技术改造和投资规划提供科学依据。</w:t>
+            </w:r>
+          </w:p>
+        </w:tc>
+      </w:tr>
+      <w:tr>
+        <w:tblPrEx>
+          <w:tblBorders>
+            <w:top w:val="single" w:color="000000" w:sz="6" w:space="0"/>
+            <w:left w:val="single" w:color="000000" w:sz="6" w:space="0"/>
+            <w:bottom w:val="single" w:color="000000" w:sz="6" w:space="0"/>
+            <w:right w:val="single" w:color="000000" w:sz="6" w:space="0"/>
+            <w:insideH w:val="single" w:color="000000" w:sz="6" w:space="0"/>
+            <w:insideV w:val="single" w:color="000000" w:sz="6" w:space="0"/>
+          </w:tblBorders>
+          <w:tblCellMar>
+            <w:top w:w="0" w:type="dxa"/>
+            <w:left w:w="0" w:type="dxa"/>
+            <w:bottom w:w="0" w:type="dxa"/>
+            <w:right w:w="0" w:type="dxa"/>
+          </w:tblCellMar>
+        </w:tblPrEx>
+        <w:trPr>
+          <w:trHeight w:val="390" w:hRule="atLeast"/>
+        </w:trPr>
+        <w:tc>
+          <w:tcPr>
+            <w:tcW w:w="10123" w:type="dxa"/>
+            <w:gridSpan w:val="2"/>
+            <w:shd w:val="clear" w:color="auto" w:fill="1F497D"/>
+          </w:tcPr>
+          <w:p>
+            <w:pPr>
+              <w:pStyle w:val="27"/>
+              <w:spacing w:before="107" w:line="227" w:lineRule="auto"/>
+              <w:ind w:left="4661"/>
+              <w:rPr>
+                <w:sz w:val="19"/>
+                <w:szCs w:val="19"/>
+              </w:rPr>
+            </w:pPr>
+            <w:r>
+              <w:rPr>
+                <w:b/>
+                <w:bCs/>
+                <w:color w:val="FFFFFF"/>
+                <w:spacing w:val="7"/>
+                <w:sz w:val="19"/>
+                <w:szCs w:val="19"/>
+              </w:rPr>
+              <w:t>服务描述</w:t>
+            </w:r>
+          </w:p>
+        </w:tc>
+      </w:tr>
+      <w:tr>
+        <w:tblPrEx>
+          <w:tblBorders>
+            <w:top w:val="single" w:color="000000" w:sz="6" w:space="0"/>
+            <w:left w:val="single" w:color="000000" w:sz="6" w:space="0"/>
+            <w:bottom w:val="single" w:color="000000" w:sz="6" w:space="0"/>
+            <w:right w:val="single" w:color="000000" w:sz="6" w:space="0"/>
+            <w:insideH w:val="single" w:color="000000" w:sz="6" w:space="0"/>
+            <w:insideV w:val="single" w:color="000000" w:sz="6" w:space="0"/>
+          </w:tblBorders>
+          <w:tblCellMar>
+            <w:top w:w="0" w:type="dxa"/>
+            <w:left w:w="0" w:type="dxa"/>
+            <w:bottom w:w="0" w:type="dxa"/>
+            <w:right w:w="0" w:type="dxa"/>
+          </w:tblCellMar>
+        </w:tblPrEx>
+        <w:trPr>
+          <w:trHeight w:val="757" w:hRule="atLeast"/>
+        </w:trPr>
+        <w:tc>
+          <w:tcPr>
+            <w:tcW w:w="2278" w:type="dxa"/>
+          </w:tcPr>
+          <w:p>
+            <w:pPr>
+              <w:pStyle w:val="27"/>
+              <w:spacing w:before="300" w:line="227" w:lineRule="auto"/>
+              <w:ind w:left="747"/>
+              <w:rPr>
+                <w:sz w:val="19"/>
+                <w:szCs w:val="19"/>
+              </w:rPr>
+            </w:pPr>
+            <w:r>
+              <w:rPr>
+                <w:spacing w:val="7"/>
+                <w:sz w:val="19"/>
+                <w:szCs w:val="19"/>
+              </w:rPr>
+              <w:t>服务对象</w:t>
+            </w:r>
+          </w:p>
+        </w:tc>
+        <w:tc>
+          <w:tcPr>
+            <w:tcW w:w="7845" w:type="dxa"/>
+          </w:tcPr>
+          <w:p>
+            <w:pPr>
+              <w:pStyle w:val="27"/>
+              <w:spacing w:before="13" w:line="227" w:lineRule="auto"/>
+              <w:ind w:left="46"/>
+              <w:rPr>
+                <w:rFonts w:hint="eastAsia"/>
+                <w:spacing w:val="10"/>
+                <w:sz w:val="19"/>
+                <w:szCs w:val="19"/>
+              </w:rPr>
+            </w:pPr>
+            <w:r>
+              <w:rPr>
+                <w:rFonts w:hint="eastAsia"/>
+                <w:spacing w:val="10"/>
+                <w:sz w:val="19"/>
+                <w:szCs w:val="19"/>
+              </w:rPr>
+              <w:t>电缆在线监测装置（如局部放电监测、温度监测、载流量监测设备）</w:t>
+            </w:r>
+            <w:r>
+              <w:rPr>
+                <w:rFonts w:hint="eastAsia"/>
+                <w:spacing w:val="10"/>
+                <w:sz w:val="19"/>
+                <w:szCs w:val="19"/>
+                <w:lang w:eastAsia="zh-CN"/>
+              </w:rPr>
+              <w:t>、</w:t>
+            </w:r>
+            <w:r>
+              <w:rPr>
+                <w:rFonts w:hint="eastAsia"/>
+                <w:spacing w:val="10"/>
+                <w:sz w:val="19"/>
+                <w:szCs w:val="19"/>
+              </w:rPr>
+              <w:t>光纤测温系统主机及传感器</w:t>
+            </w:r>
+            <w:r>
+              <w:rPr>
+                <w:rFonts w:hint="eastAsia"/>
+                <w:spacing w:val="10"/>
+                <w:sz w:val="19"/>
+                <w:szCs w:val="19"/>
+                <w:lang w:eastAsia="zh-CN"/>
+              </w:rPr>
+              <w:t>、</w:t>
+            </w:r>
+            <w:r>
+              <w:rPr>
+                <w:rFonts w:hint="eastAsia"/>
+                <w:spacing w:val="10"/>
+                <w:sz w:val="19"/>
+                <w:szCs w:val="19"/>
+              </w:rPr>
+              <w:t>电缆通道环境监控设备（如井盖监控、水位监测、气体检测）</w:t>
+            </w:r>
+            <w:r>
+              <w:rPr>
+                <w:rFonts w:hint="eastAsia"/>
+                <w:spacing w:val="10"/>
+                <w:sz w:val="19"/>
+                <w:szCs w:val="19"/>
+                <w:lang w:eastAsia="zh-CN"/>
+              </w:rPr>
+              <w:t>、</w:t>
+            </w:r>
+            <w:r>
+              <w:rPr>
+                <w:rFonts w:hint="eastAsia"/>
+                <w:spacing w:val="10"/>
+                <w:sz w:val="19"/>
+                <w:szCs w:val="19"/>
+              </w:rPr>
+              <w:t>视频监控及周界报警设备（用于电缆沟、隧道、终端站）</w:t>
+            </w:r>
+            <w:r>
+              <w:rPr>
+                <w:rFonts w:hint="eastAsia"/>
+                <w:spacing w:val="10"/>
+                <w:sz w:val="19"/>
+                <w:szCs w:val="19"/>
+                <w:lang w:eastAsia="zh-CN"/>
+              </w:rPr>
+              <w:t>、</w:t>
+            </w:r>
+            <w:r>
+              <w:rPr>
+                <w:rFonts w:hint="eastAsia"/>
+                <w:spacing w:val="10"/>
+                <w:sz w:val="19"/>
+                <w:szCs w:val="19"/>
+              </w:rPr>
+              <w:t>电缆护套接地电流监测设备</w:t>
+            </w:r>
+            <w:r>
+              <w:rPr>
+                <w:rFonts w:hint="eastAsia"/>
+                <w:spacing w:val="10"/>
+                <w:sz w:val="19"/>
+                <w:szCs w:val="19"/>
+                <w:lang w:eastAsia="zh-CN"/>
+              </w:rPr>
+              <w:t>、</w:t>
+            </w:r>
+            <w:r>
+              <w:rPr>
+                <w:rFonts w:hint="eastAsia"/>
+                <w:spacing w:val="10"/>
+                <w:sz w:val="19"/>
+                <w:szCs w:val="19"/>
+              </w:rPr>
+              <w:t>输电线路可视化监拍装置</w:t>
+            </w:r>
+            <w:r>
+              <w:rPr>
+                <w:rFonts w:hint="eastAsia"/>
+                <w:spacing w:val="10"/>
+                <w:sz w:val="19"/>
+                <w:szCs w:val="19"/>
+                <w:lang w:eastAsia="zh-CN"/>
+              </w:rPr>
+              <w:t>、</w:t>
+            </w:r>
+            <w:r>
+              <w:rPr>
+                <w:rFonts w:hint="eastAsia"/>
+                <w:spacing w:val="10"/>
+                <w:sz w:val="19"/>
+                <w:szCs w:val="19"/>
+              </w:rPr>
+              <w:t>监测设备供电系统（太阳能板、蓄电池、电源模块）</w:t>
+            </w:r>
+            <w:r>
+              <w:rPr>
+                <w:rFonts w:hint="eastAsia"/>
+                <w:spacing w:val="10"/>
+                <w:sz w:val="19"/>
+                <w:szCs w:val="19"/>
+                <w:lang w:eastAsia="zh-CN"/>
+              </w:rPr>
+              <w:t>、</w:t>
+            </w:r>
+            <w:r>
+              <w:rPr>
+                <w:rFonts w:hint="eastAsia"/>
+                <w:spacing w:val="10"/>
+                <w:sz w:val="19"/>
+                <w:szCs w:val="19"/>
+              </w:rPr>
+              <w:t>数据传输单元（DTU、通信模块、光纤收发器等）</w:t>
+            </w:r>
+            <w:r>
+              <w:rPr>
+                <w:rFonts w:hint="eastAsia"/>
+                <w:spacing w:val="10"/>
+                <w:sz w:val="19"/>
+                <w:szCs w:val="19"/>
+                <w:lang w:eastAsia="zh-CN"/>
+              </w:rPr>
+              <w:t>、</w:t>
+            </w:r>
+            <w:r>
+              <w:rPr>
+                <w:rFonts w:hint="eastAsia"/>
+                <w:spacing w:val="10"/>
+                <w:sz w:val="19"/>
+                <w:szCs w:val="19"/>
+              </w:rPr>
+              <w:t>电缆接头、终端头内置传感器</w:t>
+            </w:r>
+          </w:p>
+        </w:tc>
+      </w:tr>
+      <w:tr>
+        <w:tblPrEx>
+          <w:tblBorders>
+            <w:top w:val="single" w:color="000000" w:sz="6" w:space="0"/>
+            <w:left w:val="single" w:color="000000" w:sz="6" w:space="0"/>
+            <w:bottom w:val="single" w:color="000000" w:sz="6" w:space="0"/>
+            <w:right w:val="single" w:color="000000" w:sz="6" w:space="0"/>
+            <w:insideH w:val="single" w:color="000000" w:sz="6" w:space="0"/>
+            <w:insideV w:val="single" w:color="000000" w:sz="6" w:space="0"/>
+          </w:tblBorders>
+          <w:tblCellMar>
+            <w:top w:w="0" w:type="dxa"/>
+            <w:left w:w="0" w:type="dxa"/>
+            <w:bottom w:w="0" w:type="dxa"/>
+            <w:right w:w="0" w:type="dxa"/>
+          </w:tblCellMar>
+        </w:tblPrEx>
+        <w:trPr>
+          <w:trHeight w:val="2829" w:hRule="atLeast"/>
+        </w:trPr>
+        <w:tc>
+          <w:tcPr>
+            <w:tcW w:w="2278" w:type="dxa"/>
+            <w:vAlign w:val="center"/>
+          </w:tcPr>
+          <w:p>
+            <w:pPr>
+              <w:pStyle w:val="27"/>
+              <w:spacing w:before="62" w:line="227" w:lineRule="auto"/>
+              <w:ind w:left="747"/>
+              <w:rPr>
+                <w:sz w:val="19"/>
+                <w:szCs w:val="19"/>
+              </w:rPr>
+            </w:pPr>
+            <w:r>
+              <w:rPr>
+                <w:spacing w:val="7"/>
+                <w:sz w:val="19"/>
+                <w:szCs w:val="19"/>
+              </w:rPr>
+              <w:t>服务内容</w:t>
+            </w:r>
+          </w:p>
+        </w:tc>
+        <w:tc>
+          <w:tcPr>
+            <w:tcW w:w="7845" w:type="dxa"/>
+          </w:tcPr>
+          <w:p>
+            <w:pPr>
+              <w:pStyle w:val="27"/>
+              <w:spacing w:before="13" w:line="227" w:lineRule="auto"/>
+              <w:ind w:left="46"/>
+              <w:rPr>
+                <w:rFonts w:hint="eastAsia"/>
+                <w:spacing w:val="10"/>
+                <w:sz w:val="19"/>
+                <w:szCs w:val="19"/>
+              </w:rPr>
+            </w:pPr>
+            <w:r>
+              <w:rPr>
+                <w:rFonts w:hint="eastAsia"/>
+                <w:spacing w:val="10"/>
+                <w:sz w:val="19"/>
+                <w:szCs w:val="19"/>
+              </w:rPr>
+              <w:t>设备台账调研：</w:t>
+            </w:r>
+          </w:p>
+          <w:p>
+            <w:pPr>
+              <w:pStyle w:val="27"/>
+              <w:spacing w:before="13" w:line="227" w:lineRule="auto"/>
+              <w:ind w:left="46"/>
+              <w:rPr>
+                <w:rFonts w:hint="eastAsia"/>
+                <w:spacing w:val="10"/>
+                <w:sz w:val="19"/>
+                <w:szCs w:val="19"/>
+              </w:rPr>
+            </w:pPr>
+            <w:r>
+              <w:rPr>
+                <w:rFonts w:hint="eastAsia"/>
+                <w:spacing w:val="10"/>
+                <w:sz w:val="19"/>
+                <w:szCs w:val="19"/>
+              </w:rPr>
+              <w:t>梳理现有监测设备型号、数量、安装位置、投运时间</w:t>
+            </w:r>
+          </w:p>
+          <w:p>
+            <w:pPr>
+              <w:pStyle w:val="27"/>
+              <w:spacing w:before="13" w:line="227" w:lineRule="auto"/>
+              <w:ind w:left="46"/>
+              <w:rPr>
+                <w:rFonts w:hint="eastAsia"/>
+                <w:spacing w:val="10"/>
+                <w:sz w:val="19"/>
+                <w:szCs w:val="19"/>
+              </w:rPr>
+            </w:pPr>
+            <w:r>
+              <w:rPr>
+                <w:rFonts w:hint="eastAsia"/>
+                <w:spacing w:val="10"/>
+                <w:sz w:val="19"/>
+                <w:szCs w:val="19"/>
+              </w:rPr>
+              <w:t>核对设备技术参数、通信协议、数据接入方式</w:t>
+            </w:r>
+          </w:p>
+          <w:p>
+            <w:pPr>
+              <w:pStyle w:val="27"/>
+              <w:spacing w:before="13" w:line="227" w:lineRule="auto"/>
+              <w:ind w:left="46"/>
+              <w:rPr>
+                <w:rFonts w:hint="eastAsia"/>
+                <w:spacing w:val="10"/>
+                <w:sz w:val="19"/>
+                <w:szCs w:val="19"/>
+              </w:rPr>
+            </w:pPr>
+            <w:r>
+              <w:rPr>
+                <w:rFonts w:hint="eastAsia"/>
+                <w:spacing w:val="10"/>
+                <w:sz w:val="19"/>
+                <w:szCs w:val="19"/>
+              </w:rPr>
+              <w:t>检查设备维保记录、故障历史及备件情况</w:t>
+            </w:r>
+          </w:p>
+          <w:p>
+            <w:pPr>
+              <w:pStyle w:val="27"/>
+              <w:spacing w:before="13" w:line="227" w:lineRule="auto"/>
+              <w:ind w:left="46"/>
+              <w:rPr>
+                <w:rFonts w:hint="eastAsia"/>
+                <w:spacing w:val="10"/>
+                <w:sz w:val="19"/>
+                <w:szCs w:val="19"/>
+              </w:rPr>
+            </w:pPr>
+            <w:r>
+              <w:rPr>
+                <w:rFonts w:hint="eastAsia"/>
+                <w:spacing w:val="10"/>
+                <w:sz w:val="19"/>
+                <w:szCs w:val="19"/>
+              </w:rPr>
+              <w:t>运行状态评估：</w:t>
+            </w:r>
+          </w:p>
+          <w:p>
+            <w:pPr>
+              <w:pStyle w:val="27"/>
+              <w:spacing w:before="13" w:line="227" w:lineRule="auto"/>
+              <w:ind w:left="46"/>
+              <w:rPr>
+                <w:rFonts w:hint="eastAsia"/>
+                <w:spacing w:val="10"/>
+                <w:sz w:val="19"/>
+                <w:szCs w:val="19"/>
+              </w:rPr>
+            </w:pPr>
+            <w:r>
+              <w:rPr>
+                <w:rFonts w:hint="eastAsia"/>
+                <w:spacing w:val="10"/>
+                <w:sz w:val="19"/>
+                <w:szCs w:val="19"/>
+              </w:rPr>
+              <w:t>评估设备在线率、数据上传完整率、准确率</w:t>
+            </w:r>
+          </w:p>
+          <w:p>
+            <w:pPr>
+              <w:pStyle w:val="27"/>
+              <w:spacing w:before="13" w:line="227" w:lineRule="auto"/>
+              <w:ind w:left="46"/>
+              <w:rPr>
+                <w:rFonts w:hint="eastAsia"/>
+                <w:spacing w:val="10"/>
+                <w:sz w:val="19"/>
+                <w:szCs w:val="19"/>
+              </w:rPr>
+            </w:pPr>
+            <w:r>
+              <w:rPr>
+                <w:rFonts w:hint="eastAsia"/>
+                <w:spacing w:val="10"/>
+                <w:sz w:val="19"/>
+                <w:szCs w:val="19"/>
+              </w:rPr>
+              <w:t>检查设</w:t>
+            </w:r>
+            <w:bookmarkStart w:id="0" w:name="_GoBack"/>
+            <w:bookmarkEnd w:id="0"/>
+            <w:r>
+              <w:rPr>
+                <w:rFonts w:hint="eastAsia"/>
+                <w:spacing w:val="10"/>
+                <w:sz w:val="19"/>
+                <w:szCs w:val="19"/>
+              </w:rPr>
+              <w:t>备老化程度、故障频次、维修响应情况</w:t>
+            </w:r>
+          </w:p>
+          <w:p>
+            <w:pPr>
+              <w:pStyle w:val="27"/>
+              <w:spacing w:before="13" w:line="227" w:lineRule="auto"/>
+              <w:ind w:left="46"/>
+              <w:rPr>
+                <w:rFonts w:hint="eastAsia"/>
+                <w:spacing w:val="10"/>
+                <w:sz w:val="19"/>
+                <w:szCs w:val="19"/>
+              </w:rPr>
+            </w:pPr>
+            <w:r>
+              <w:rPr>
+                <w:rFonts w:hint="eastAsia"/>
+                <w:spacing w:val="10"/>
+                <w:sz w:val="19"/>
+                <w:szCs w:val="19"/>
+              </w:rPr>
+              <w:t>评估供电系统稳定性（太阳能充电效率、电池续航能力）</w:t>
+            </w:r>
+          </w:p>
+          <w:p>
+            <w:pPr>
+              <w:pStyle w:val="27"/>
+              <w:spacing w:before="13" w:line="227" w:lineRule="auto"/>
+              <w:ind w:left="46"/>
+              <w:rPr>
+                <w:rFonts w:hint="eastAsia"/>
+                <w:spacing w:val="10"/>
+                <w:sz w:val="19"/>
+                <w:szCs w:val="19"/>
+              </w:rPr>
+            </w:pPr>
+            <w:r>
+              <w:rPr>
+                <w:rFonts w:hint="eastAsia"/>
+                <w:spacing w:val="10"/>
+                <w:sz w:val="19"/>
+                <w:szCs w:val="19"/>
+              </w:rPr>
+              <w:t>检查通信链路可靠性（信号强度、断线频率）</w:t>
+            </w:r>
+          </w:p>
+          <w:p>
+            <w:pPr>
+              <w:pStyle w:val="27"/>
+              <w:spacing w:before="13" w:line="227" w:lineRule="auto"/>
+              <w:ind w:left="46"/>
+              <w:rPr>
+                <w:rFonts w:hint="eastAsia"/>
+                <w:spacing w:val="10"/>
+                <w:sz w:val="19"/>
+                <w:szCs w:val="19"/>
+              </w:rPr>
+            </w:pPr>
+            <w:r>
+              <w:rPr>
+                <w:rFonts w:hint="eastAsia"/>
+                <w:spacing w:val="10"/>
+                <w:sz w:val="19"/>
+                <w:szCs w:val="19"/>
+              </w:rPr>
+              <w:t>评估传感器灵敏度、探头老化及漂移情况</w:t>
+            </w:r>
+          </w:p>
+        </w:tc>
+      </w:tr>
+      <w:tr>
+        <w:tblPrEx>
+          <w:tblBorders>
+            <w:top w:val="single" w:color="000000" w:sz="6" w:space="0"/>
+            <w:left w:val="single" w:color="000000" w:sz="6" w:space="0"/>
+            <w:bottom w:val="single" w:color="000000" w:sz="6" w:space="0"/>
+            <w:right w:val="single" w:color="000000" w:sz="6" w:space="0"/>
+            <w:insideH w:val="single" w:color="000000" w:sz="6" w:space="0"/>
+            <w:insideV w:val="single" w:color="000000" w:sz="6" w:space="0"/>
+          </w:tblBorders>
+          <w:tblCellMar>
+            <w:top w:w="0" w:type="dxa"/>
+            <w:left w:w="0" w:type="dxa"/>
+            <w:bottom w:w="0" w:type="dxa"/>
+            <w:right w:w="0" w:type="dxa"/>
+          </w:tblCellMar>
+        </w:tblPrEx>
+        <w:trPr>
+          <w:trHeight w:val="390" w:hRule="atLeast"/>
+        </w:trPr>
+        <w:tc>
+          <w:tcPr>
+            <w:tcW w:w="2278" w:type="dxa"/>
+          </w:tcPr>
+          <w:p>
+            <w:pPr>
+              <w:pStyle w:val="27"/>
+              <w:spacing w:before="123" w:line="228" w:lineRule="auto"/>
+              <w:ind w:left="950"/>
+              <w:rPr>
+                <w:sz w:val="19"/>
+                <w:szCs w:val="19"/>
+              </w:rPr>
+            </w:pPr>
+            <w:r>
+              <w:rPr>
+                <w:spacing w:val="3"/>
+                <w:sz w:val="19"/>
+                <w:szCs w:val="19"/>
+              </w:rPr>
+              <w:t>频度</w:t>
+            </w:r>
+          </w:p>
+        </w:tc>
+        <w:tc>
+          <w:tcPr>
+            <w:tcW w:w="7845" w:type="dxa"/>
+          </w:tcPr>
+          <w:p>
+            <w:pPr>
+              <w:pStyle w:val="27"/>
+              <w:spacing w:before="123" w:line="227" w:lineRule="auto"/>
+              <w:ind w:left="43"/>
+              <w:rPr>
+                <w:sz w:val="19"/>
+                <w:szCs w:val="19"/>
+              </w:rPr>
+            </w:pPr>
+            <w:r>
+              <w:rPr>
+                <w:spacing w:val="3"/>
+                <w:sz w:val="19"/>
+                <w:szCs w:val="19"/>
+              </w:rPr>
+              <w:t>按需</w:t>
+            </w:r>
+          </w:p>
+        </w:tc>
+      </w:tr>
+      <w:tr>
+        <w:tblPrEx>
+          <w:tblBorders>
+            <w:top w:val="single" w:color="000000" w:sz="6" w:space="0"/>
+            <w:left w:val="single" w:color="000000" w:sz="6" w:space="0"/>
+            <w:bottom w:val="single" w:color="000000" w:sz="6" w:space="0"/>
+            <w:right w:val="single" w:color="000000" w:sz="6" w:space="0"/>
+            <w:insideH w:val="single" w:color="000000" w:sz="6" w:space="0"/>
+            <w:insideV w:val="single" w:color="000000" w:sz="6" w:space="0"/>
+          </w:tblBorders>
+          <w:tblCellMar>
+            <w:top w:w="0" w:type="dxa"/>
+            <w:left w:w="0" w:type="dxa"/>
+            <w:bottom w:w="0" w:type="dxa"/>
+            <w:right w:w="0" w:type="dxa"/>
+          </w:tblCellMar>
+        </w:tblPrEx>
+        <w:trPr>
+          <w:trHeight w:val="390" w:hRule="atLeast"/>
+        </w:trPr>
+        <w:tc>
+          <w:tcPr>
+            <w:tcW w:w="2278" w:type="dxa"/>
+          </w:tcPr>
+          <w:p>
+            <w:pPr>
+              <w:pStyle w:val="27"/>
+              <w:spacing w:before="123" w:line="227" w:lineRule="auto"/>
+              <w:ind w:left="747"/>
+              <w:rPr>
+                <w:sz w:val="19"/>
+                <w:szCs w:val="19"/>
+              </w:rPr>
+            </w:pPr>
+            <w:r>
+              <w:rPr>
+                <w:spacing w:val="7"/>
+                <w:sz w:val="19"/>
+                <w:szCs w:val="19"/>
+              </w:rPr>
+              <w:t>服务时间</w:t>
+            </w:r>
+          </w:p>
+        </w:tc>
+        <w:tc>
+          <w:tcPr>
+            <w:tcW w:w="7845" w:type="dxa"/>
+          </w:tcPr>
+          <w:p>
+            <w:pPr>
+              <w:pStyle w:val="27"/>
+              <w:spacing w:before="124" w:line="228" w:lineRule="auto"/>
+              <w:ind w:left="43"/>
+              <w:rPr>
+                <w:sz w:val="19"/>
+                <w:szCs w:val="19"/>
+              </w:rPr>
+            </w:pPr>
+            <w:r>
+              <w:rPr>
+                <w:spacing w:val="11"/>
+                <w:sz w:val="19"/>
+                <w:szCs w:val="19"/>
+              </w:rPr>
+              <w:t>按照</w:t>
+            </w:r>
+            <w:r>
+              <w:rPr>
+                <w:sz w:val="19"/>
+                <w:szCs w:val="19"/>
+              </w:rPr>
+              <w:t>SLA</w:t>
+            </w:r>
+            <w:r>
+              <w:rPr>
+                <w:spacing w:val="11"/>
+                <w:sz w:val="19"/>
+                <w:szCs w:val="19"/>
+              </w:rPr>
+              <w:t>约定</w:t>
+            </w:r>
+          </w:p>
+        </w:tc>
+      </w:tr>
+      <w:tr>
+        <w:tblPrEx>
+          <w:tblBorders>
+            <w:top w:val="single" w:color="000000" w:sz="6" w:space="0"/>
+            <w:left w:val="single" w:color="000000" w:sz="6" w:space="0"/>
+            <w:bottom w:val="single" w:color="000000" w:sz="6" w:space="0"/>
+            <w:right w:val="single" w:color="000000" w:sz="6" w:space="0"/>
+            <w:insideH w:val="single" w:color="000000" w:sz="6" w:space="0"/>
+            <w:insideV w:val="single" w:color="000000" w:sz="6" w:space="0"/>
+          </w:tblBorders>
+          <w:tblCellMar>
+            <w:top w:w="0" w:type="dxa"/>
+            <w:left w:w="0" w:type="dxa"/>
+            <w:bottom w:w="0" w:type="dxa"/>
+            <w:right w:w="0" w:type="dxa"/>
+          </w:tblCellMar>
+        </w:tblPrEx>
+        <w:trPr>
+          <w:trHeight w:val="390" w:hRule="atLeast"/>
+        </w:trPr>
+        <w:tc>
+          <w:tcPr>
+            <w:tcW w:w="2278" w:type="dxa"/>
+          </w:tcPr>
+          <w:p>
+            <w:pPr>
+              <w:pStyle w:val="27"/>
+              <w:spacing w:before="124" w:line="228" w:lineRule="auto"/>
+              <w:ind w:left="752"/>
+              <w:rPr>
+                <w:sz w:val="19"/>
+                <w:szCs w:val="19"/>
+              </w:rPr>
+            </w:pPr>
+            <w:r>
+              <w:rPr>
+                <w:spacing w:val="6"/>
+                <w:sz w:val="19"/>
+                <w:szCs w:val="19"/>
+              </w:rPr>
+              <w:t>交付方式</w:t>
+            </w:r>
+          </w:p>
+        </w:tc>
+        <w:tc>
+          <w:tcPr>
+            <w:tcW w:w="7845" w:type="dxa"/>
+          </w:tcPr>
+          <w:p>
+            <w:pPr>
+              <w:pStyle w:val="27"/>
+              <w:spacing w:before="124" w:line="228" w:lineRule="auto"/>
+              <w:ind w:left="43"/>
+              <w:rPr>
+                <w:sz w:val="19"/>
+                <w:szCs w:val="19"/>
+              </w:rPr>
+            </w:pPr>
+            <w:r>
+              <w:rPr>
+                <w:spacing w:val="7"/>
+                <w:sz w:val="19"/>
+                <w:szCs w:val="19"/>
+              </w:rPr>
+              <w:t>现场/远程</w:t>
+            </w:r>
+          </w:p>
+        </w:tc>
+      </w:tr>
+      <w:tr>
+        <w:tblPrEx>
+          <w:tblBorders>
+            <w:top w:val="single" w:color="000000" w:sz="6" w:space="0"/>
+            <w:left w:val="single" w:color="000000" w:sz="6" w:space="0"/>
+            <w:bottom w:val="single" w:color="000000" w:sz="6" w:space="0"/>
+            <w:right w:val="single" w:color="000000" w:sz="6" w:space="0"/>
+            <w:insideH w:val="single" w:color="000000" w:sz="6" w:space="0"/>
+            <w:insideV w:val="single" w:color="000000" w:sz="6" w:space="0"/>
+          </w:tblBorders>
+          <w:tblCellMar>
+            <w:top w:w="0" w:type="dxa"/>
+            <w:left w:w="0" w:type="dxa"/>
+            <w:bottom w:w="0" w:type="dxa"/>
+            <w:right w:w="0" w:type="dxa"/>
+          </w:tblCellMar>
+        </w:tblPrEx>
+        <w:trPr>
+          <w:trHeight w:val="408" w:hRule="atLeast"/>
+        </w:trPr>
+        <w:tc>
+          <w:tcPr>
+            <w:tcW w:w="2278" w:type="dxa"/>
+          </w:tcPr>
+          <w:p>
+            <w:pPr>
+              <w:pStyle w:val="27"/>
+              <w:spacing w:before="125" w:line="227" w:lineRule="auto"/>
+              <w:ind w:left="752"/>
+              <w:rPr>
+                <w:sz w:val="19"/>
+                <w:szCs w:val="19"/>
+              </w:rPr>
+            </w:pPr>
+            <w:r>
+              <w:rPr>
+                <w:spacing w:val="6"/>
+                <w:sz w:val="19"/>
+                <w:szCs w:val="19"/>
+              </w:rPr>
+              <w:t>交付成果</w:t>
+            </w:r>
+          </w:p>
+        </w:tc>
+        <w:tc>
+          <w:tcPr>
+            <w:tcW w:w="7845" w:type="dxa"/>
+          </w:tcPr>
+          <w:p>
+            <w:pPr>
+              <w:pStyle w:val="27"/>
+              <w:spacing w:before="124" w:line="225" w:lineRule="auto"/>
+              <w:ind w:left="43"/>
+              <w:rPr>
+                <w:sz w:val="19"/>
+                <w:szCs w:val="19"/>
+              </w:rPr>
+            </w:pPr>
+            <w:r>
+              <w:rPr>
+                <w:spacing w:val="8"/>
+                <w:sz w:val="19"/>
+                <w:szCs w:val="19"/>
+              </w:rPr>
+              <w:t>《调研评估报告》</w:t>
+            </w:r>
+          </w:p>
+        </w:tc>
+      </w:tr>
+    </w:tbl>
+    <w:p>
+      <w:pPr>
+        <w:pStyle w:val="12"/>
+      </w:pPr>
+    </w:p>
+    <w:p>
+      <w:pPr>
+        <w:sectPr>
+          <w:pgSz w:w="11907" w:h="16839"/>
+          <w:pgMar w:top="1431" w:right="688" w:bottom="0" w:left="1079" w:header="0" w:footer="0" w:gutter="0"/>
+          <w:cols w:space="720" w:num="1"/>
+        </w:sectPr>
+      </w:pPr>
+    </w:p>
+    <w:p>
+      <w:pPr>
+        <w:spacing w:before="72" w:line="217" w:lineRule="auto"/>
+        <w:ind w:left="3695"/>
+        <w:outlineLvl w:val="0"/>
+        <w:rPr>
+          <w:rFonts w:ascii="仿宋" w:hAnsi="仿宋" w:eastAsia="仿宋" w:cs="仿宋"/>
+          <w:sz w:val="36"/>
+          <w:szCs w:val="36"/>
+        </w:rPr>
+      </w:pPr>
+      <w:r>
+        <w:rPr>
+          <w:rFonts w:hint="eastAsia" w:ascii="仿宋" w:hAnsi="仿宋" w:eastAsia="仿宋" w:cs="仿宋"/>
+          <w:spacing w:val="-7"/>
+          <w:sz w:val="36"/>
+          <w:szCs w:val="36"/>
+          <w:lang w:val="en-US" w:eastAsia="zh-CN"/>
+        </w:rPr>
+        <w:t>其他硬件</w:t>
+      </w:r>
+      <w:r>
+        <w:rPr>
+          <w:rFonts w:ascii="仿宋" w:hAnsi="仿宋" w:eastAsia="仿宋" w:cs="仿宋"/>
+          <w:spacing w:val="-7"/>
+          <w:sz w:val="36"/>
+          <w:szCs w:val="36"/>
+        </w:rPr>
+        <w:t>优化改善服务</w:t>
+      </w:r>
+    </w:p>
+    <w:tbl>
+      <w:tblPr>
+        <w:tblStyle w:val="26"/>
+        <w:tblW w:w="10123" w:type="dxa"/>
+        <w:tblInd w:w="7" w:type="dxa"/>
+        <w:tblBorders>
+          <w:top w:val="single" w:color="000000" w:sz="6" w:space="0"/>
+          <w:left w:val="single" w:color="000000" w:sz="6" w:space="0"/>
+          <w:bottom w:val="single" w:color="000000" w:sz="6" w:space="0"/>
+          <w:right w:val="single" w:color="000000" w:sz="6" w:space="0"/>
+          <w:insideH w:val="single" w:color="000000" w:sz="6" w:space="0"/>
+          <w:insideV w:val="single" w:color="000000" w:sz="6" w:space="0"/>
+        </w:tblBorders>
+        <w:tblLayout w:type="fixed"/>
+        <w:tblCellMar>
+          <w:top w:w="0" w:type="dxa"/>
+          <w:left w:w="0" w:type="dxa"/>
+          <w:bottom w:w="0" w:type="dxa"/>
+          <w:right w:w="0" w:type="dxa"/>
+        </w:tblCellMar>
+      </w:tblPr>
+      <w:tblGrid>
+        <w:gridCol w:w="2278"/>
+        <w:gridCol w:w="7845"/>
+      </w:tblGrid>
+      <w:tr>
+        <w:tblPrEx>
+          <w:tblBorders>
+            <w:top w:val="single" w:color="000000" w:sz="6" w:space="0"/>
+            <w:left w:val="single" w:color="000000" w:sz="6" w:space="0"/>
+            <w:bottom w:val="single" w:color="000000" w:sz="6" w:space="0"/>
+            <w:right w:val="single" w:color="000000" w:sz="6" w:space="0"/>
+            <w:insideH w:val="single" w:color="000000" w:sz="6" w:space="0"/>
+            <w:insideV w:val="single" w:color="000000" w:sz="6" w:space="0"/>
+          </w:tblBorders>
+          <w:tblCellMar>
+            <w:top w:w="0" w:type="dxa"/>
+            <w:left w:w="0" w:type="dxa"/>
+            <w:bottom w:w="0" w:type="dxa"/>
+            <w:right w:w="0" w:type="dxa"/>
+          </w:tblCellMar>
+        </w:tblPrEx>
+        <w:trPr>
+          <w:trHeight w:val="391" w:hRule="atLeast"/>
+        </w:trPr>
+        <w:tc>
+          <w:tcPr>
+            <w:tcW w:w="10123" w:type="dxa"/>
+            <w:gridSpan w:val="2"/>
+            <w:shd w:val="clear" w:color="auto" w:fill="1F497D"/>
+          </w:tcPr>
+          <w:p>
+            <w:pPr>
+              <w:pStyle w:val="27"/>
+              <w:spacing w:before="102" w:line="227" w:lineRule="auto"/>
+              <w:ind w:left="4661"/>
+              <w:rPr>
+                <w:sz w:val="19"/>
+                <w:szCs w:val="19"/>
+              </w:rPr>
+            </w:pPr>
+            <w:r>
+              <w:rPr>
+                <w:b/>
+                <w:bCs/>
+                <w:color w:val="FFFFFF"/>
+                <w:spacing w:val="7"/>
+                <w:sz w:val="19"/>
+                <w:szCs w:val="19"/>
+              </w:rPr>
+              <w:t>服务概述</w:t>
+            </w:r>
+          </w:p>
+        </w:tc>
+      </w:tr>
+      <w:tr>
+        <w:tblPrEx>
+          <w:tblBorders>
+            <w:top w:val="single" w:color="000000" w:sz="6" w:space="0"/>
+            <w:left w:val="single" w:color="000000" w:sz="6" w:space="0"/>
+            <w:bottom w:val="single" w:color="000000" w:sz="6" w:space="0"/>
+            <w:right w:val="single" w:color="000000" w:sz="6" w:space="0"/>
+            <w:insideH w:val="single" w:color="000000" w:sz="6" w:space="0"/>
+            <w:insideV w:val="single" w:color="000000" w:sz="6" w:space="0"/>
+          </w:tblBorders>
+          <w:tblCellMar>
+            <w:top w:w="0" w:type="dxa"/>
+            <w:left w:w="0" w:type="dxa"/>
+            <w:bottom w:w="0" w:type="dxa"/>
+            <w:right w:w="0" w:type="dxa"/>
+          </w:tblCellMar>
+        </w:tblPrEx>
+        <w:trPr>
+          <w:trHeight w:val="390" w:hRule="atLeast"/>
+        </w:trPr>
+        <w:tc>
+          <w:tcPr>
+            <w:tcW w:w="2278" w:type="dxa"/>
+          </w:tcPr>
+          <w:p>
+            <w:pPr>
+              <w:pStyle w:val="27"/>
+              <w:spacing w:before="111" w:line="227" w:lineRule="auto"/>
+              <w:ind w:left="747"/>
+              <w:rPr>
+                <w:sz w:val="19"/>
+                <w:szCs w:val="19"/>
+              </w:rPr>
+            </w:pPr>
+            <w:r>
+              <w:rPr>
+                <w:spacing w:val="7"/>
+                <w:sz w:val="19"/>
+                <w:szCs w:val="19"/>
+              </w:rPr>
+              <w:t>服务大类</w:t>
+            </w:r>
+          </w:p>
+        </w:tc>
+        <w:tc>
+          <w:tcPr>
+            <w:tcW w:w="7845" w:type="dxa"/>
+          </w:tcPr>
+          <w:p>
+            <w:pPr>
+              <w:pStyle w:val="27"/>
+              <w:spacing w:before="110" w:line="226" w:lineRule="auto"/>
+              <w:ind w:left="39"/>
+              <w:rPr>
+                <w:sz w:val="19"/>
+                <w:szCs w:val="19"/>
+              </w:rPr>
+            </w:pPr>
+            <w:r>
+              <w:rPr>
+                <w:spacing w:val="8"/>
+                <w:sz w:val="19"/>
+                <w:szCs w:val="19"/>
+              </w:rPr>
+              <w:t>04运行维护服务</w:t>
+            </w:r>
+          </w:p>
+        </w:tc>
+      </w:tr>
+      <w:tr>
+        <w:tblPrEx>
+          <w:tblBorders>
+            <w:top w:val="single" w:color="000000" w:sz="6" w:space="0"/>
+            <w:left w:val="single" w:color="000000" w:sz="6" w:space="0"/>
+            <w:bottom w:val="single" w:color="000000" w:sz="6" w:space="0"/>
+            <w:right w:val="single" w:color="000000" w:sz="6" w:space="0"/>
+            <w:insideH w:val="single" w:color="000000" w:sz="6" w:space="0"/>
+            <w:insideV w:val="single" w:color="000000" w:sz="6" w:space="0"/>
+          </w:tblBorders>
+          <w:tblCellMar>
+            <w:top w:w="0" w:type="dxa"/>
+            <w:left w:w="0" w:type="dxa"/>
+            <w:bottom w:w="0" w:type="dxa"/>
+            <w:right w:w="0" w:type="dxa"/>
+          </w:tblCellMar>
+        </w:tblPrEx>
+        <w:trPr>
+          <w:trHeight w:val="390" w:hRule="atLeast"/>
+        </w:trPr>
+        <w:tc>
+          <w:tcPr>
+            <w:tcW w:w="2278" w:type="dxa"/>
+          </w:tcPr>
+          <w:p>
+            <w:pPr>
+              <w:pStyle w:val="27"/>
+              <w:spacing w:before="111" w:line="227" w:lineRule="auto"/>
+              <w:ind w:left="747"/>
+              <w:rPr>
+                <w:sz w:val="19"/>
+                <w:szCs w:val="19"/>
+              </w:rPr>
+            </w:pPr>
+            <w:r>
+              <w:rPr>
+                <w:spacing w:val="7"/>
+                <w:sz w:val="19"/>
+                <w:szCs w:val="19"/>
+              </w:rPr>
+              <w:t>服务中类</w:t>
+            </w:r>
+          </w:p>
+        </w:tc>
+        <w:tc>
+          <w:tcPr>
+            <w:tcW w:w="7845" w:type="dxa"/>
+          </w:tcPr>
+          <w:p>
+            <w:pPr>
+              <w:pStyle w:val="27"/>
+              <w:spacing w:before="112" w:line="226" w:lineRule="auto"/>
+              <w:ind w:left="39"/>
+              <w:rPr>
+                <w:sz w:val="19"/>
+                <w:szCs w:val="19"/>
+              </w:rPr>
+            </w:pPr>
+            <w:r>
+              <w:rPr>
+                <w:spacing w:val="7"/>
+                <w:sz w:val="19"/>
+                <w:szCs w:val="19"/>
+              </w:rPr>
+              <w:t>0402硬件运维服务</w:t>
+            </w:r>
+          </w:p>
+        </w:tc>
+      </w:tr>
+      <w:tr>
+        <w:tblPrEx>
+          <w:tblBorders>
+            <w:top w:val="single" w:color="000000" w:sz="6" w:space="0"/>
+            <w:left w:val="single" w:color="000000" w:sz="6" w:space="0"/>
+            <w:bottom w:val="single" w:color="000000" w:sz="6" w:space="0"/>
+            <w:right w:val="single" w:color="000000" w:sz="6" w:space="0"/>
+            <w:insideH w:val="single" w:color="000000" w:sz="6" w:space="0"/>
+            <w:insideV w:val="single" w:color="000000" w:sz="6" w:space="0"/>
+          </w:tblBorders>
+          <w:tblCellMar>
+            <w:top w:w="0" w:type="dxa"/>
+            <w:left w:w="0" w:type="dxa"/>
+            <w:bottom w:w="0" w:type="dxa"/>
+            <w:right w:w="0" w:type="dxa"/>
+          </w:tblCellMar>
+        </w:tblPrEx>
+        <w:trPr>
+          <w:trHeight w:val="390" w:hRule="atLeast"/>
+        </w:trPr>
+        <w:tc>
+          <w:tcPr>
+            <w:tcW w:w="2278" w:type="dxa"/>
+          </w:tcPr>
+          <w:p>
+            <w:pPr>
+              <w:pStyle w:val="27"/>
+              <w:spacing w:before="112" w:line="227" w:lineRule="auto"/>
+              <w:ind w:left="747"/>
+              <w:rPr>
+                <w:sz w:val="19"/>
+                <w:szCs w:val="19"/>
+              </w:rPr>
+            </w:pPr>
+            <w:r>
+              <w:rPr>
+                <w:spacing w:val="7"/>
+                <w:sz w:val="19"/>
+                <w:szCs w:val="19"/>
+              </w:rPr>
+              <w:t>服务小类</w:t>
+            </w:r>
+          </w:p>
+        </w:tc>
+        <w:tc>
+          <w:tcPr>
+            <w:tcW w:w="7845" w:type="dxa"/>
+          </w:tcPr>
+          <w:p>
+            <w:pPr>
+              <w:pStyle w:val="27"/>
+              <w:spacing w:before="112" w:line="226" w:lineRule="auto"/>
+              <w:ind w:left="39"/>
+              <w:rPr>
+                <w:sz w:val="19"/>
+                <w:szCs w:val="19"/>
+              </w:rPr>
+            </w:pPr>
+            <w:r>
+              <w:rPr>
+                <w:spacing w:val="7"/>
+                <w:sz w:val="19"/>
+                <w:szCs w:val="19"/>
+              </w:rPr>
+              <w:t>0402</w:t>
+            </w:r>
+            <w:r>
+              <w:rPr>
+                <w:rFonts w:hint="eastAsia"/>
+                <w:spacing w:val="7"/>
+                <w:sz w:val="19"/>
+                <w:szCs w:val="19"/>
+                <w:lang w:val="en-US" w:eastAsia="zh-CN"/>
+              </w:rPr>
+              <w:t>99其他硬件</w:t>
+            </w:r>
+            <w:r>
+              <w:rPr>
+                <w:spacing w:val="7"/>
+                <w:sz w:val="19"/>
+                <w:szCs w:val="19"/>
+              </w:rPr>
+              <w:t>运维服务</w:t>
+            </w:r>
+          </w:p>
+        </w:tc>
+      </w:tr>
+      <w:tr>
+        <w:tblPrEx>
+          <w:tblBorders>
+            <w:top w:val="single" w:color="000000" w:sz="6" w:space="0"/>
+            <w:left w:val="single" w:color="000000" w:sz="6" w:space="0"/>
+            <w:bottom w:val="single" w:color="000000" w:sz="6" w:space="0"/>
+            <w:right w:val="single" w:color="000000" w:sz="6" w:space="0"/>
+            <w:insideH w:val="single" w:color="000000" w:sz="6" w:space="0"/>
+            <w:insideV w:val="single" w:color="000000" w:sz="6" w:space="0"/>
+          </w:tblBorders>
+          <w:tblCellMar>
+            <w:top w:w="0" w:type="dxa"/>
+            <w:left w:w="0" w:type="dxa"/>
+            <w:bottom w:w="0" w:type="dxa"/>
+            <w:right w:w="0" w:type="dxa"/>
+          </w:tblCellMar>
+        </w:tblPrEx>
+        <w:trPr>
+          <w:trHeight w:val="390" w:hRule="atLeast"/>
+        </w:trPr>
+        <w:tc>
+          <w:tcPr>
+            <w:tcW w:w="2278" w:type="dxa"/>
+          </w:tcPr>
+          <w:p>
+            <w:pPr>
+              <w:pStyle w:val="27"/>
+              <w:spacing w:before="113" w:line="227" w:lineRule="auto"/>
+              <w:ind w:left="747"/>
+              <w:rPr>
+                <w:sz w:val="19"/>
+                <w:szCs w:val="19"/>
+              </w:rPr>
+            </w:pPr>
+            <w:r>
+              <w:rPr>
+                <w:spacing w:val="7"/>
+                <w:sz w:val="19"/>
+                <w:szCs w:val="19"/>
+              </w:rPr>
+              <w:t>服务子类</w:t>
+            </w:r>
+          </w:p>
+        </w:tc>
+        <w:tc>
+          <w:tcPr>
+            <w:tcW w:w="7845" w:type="dxa"/>
+          </w:tcPr>
+          <w:p>
+            <w:pPr>
+              <w:pStyle w:val="27"/>
+              <w:spacing w:before="113" w:line="226" w:lineRule="auto"/>
+              <w:ind w:left="39"/>
+              <w:rPr>
+                <w:sz w:val="19"/>
+                <w:szCs w:val="19"/>
+              </w:rPr>
+            </w:pPr>
+            <w:r>
+              <w:rPr>
+                <w:spacing w:val="7"/>
+                <w:sz w:val="19"/>
+                <w:szCs w:val="19"/>
+              </w:rPr>
+              <w:t>0402</w:t>
+            </w:r>
+            <w:r>
+              <w:rPr>
+                <w:rFonts w:hint="eastAsia"/>
+                <w:spacing w:val="7"/>
+                <w:sz w:val="19"/>
+                <w:szCs w:val="19"/>
+                <w:lang w:val="en-US" w:eastAsia="zh-CN"/>
+              </w:rPr>
+              <w:t>99</w:t>
+            </w:r>
+            <w:r>
+              <w:rPr>
+                <w:spacing w:val="7"/>
+                <w:sz w:val="19"/>
+                <w:szCs w:val="19"/>
+              </w:rPr>
+              <w:t>04</w:t>
+            </w:r>
+            <w:r>
+              <w:rPr>
+                <w:rFonts w:hint="eastAsia"/>
+                <w:spacing w:val="7"/>
+                <w:sz w:val="19"/>
+                <w:szCs w:val="19"/>
+                <w:lang w:val="en-US" w:eastAsia="zh-CN"/>
+              </w:rPr>
+              <w:t>其他硬件</w:t>
+            </w:r>
+            <w:r>
+              <w:rPr>
+                <w:spacing w:val="7"/>
+                <w:sz w:val="19"/>
+                <w:szCs w:val="19"/>
+              </w:rPr>
+              <w:t>优化改善服务</w:t>
+            </w:r>
+          </w:p>
+        </w:tc>
+      </w:tr>
+      <w:tr>
+        <w:tblPrEx>
+          <w:tblBorders>
+            <w:top w:val="single" w:color="000000" w:sz="6" w:space="0"/>
+            <w:left w:val="single" w:color="000000" w:sz="6" w:space="0"/>
+            <w:bottom w:val="single" w:color="000000" w:sz="6" w:space="0"/>
+            <w:right w:val="single" w:color="000000" w:sz="6" w:space="0"/>
+            <w:insideH w:val="single" w:color="000000" w:sz="6" w:space="0"/>
+            <w:insideV w:val="single" w:color="000000" w:sz="6" w:space="0"/>
+          </w:tblBorders>
+          <w:tblCellMar>
+            <w:top w:w="0" w:type="dxa"/>
+            <w:left w:w="0" w:type="dxa"/>
+            <w:bottom w:w="0" w:type="dxa"/>
+            <w:right w:w="0" w:type="dxa"/>
+          </w:tblCellMar>
+        </w:tblPrEx>
+        <w:trPr>
+          <w:trHeight w:val="838" w:hRule="atLeast"/>
+        </w:trPr>
+        <w:tc>
+          <w:tcPr>
+            <w:tcW w:w="2278" w:type="dxa"/>
+          </w:tcPr>
+          <w:p>
+            <w:pPr>
+              <w:spacing w:line="273" w:lineRule="auto"/>
+              <w:rPr>
+                <w:rFonts w:ascii="Arial"/>
+                <w:sz w:val="21"/>
+              </w:rPr>
+            </w:pPr>
+          </w:p>
+          <w:p>
+            <w:pPr>
+              <w:pStyle w:val="27"/>
+              <w:spacing w:before="62" w:line="226" w:lineRule="auto"/>
+              <w:ind w:left="747"/>
+              <w:rPr>
+                <w:sz w:val="19"/>
+                <w:szCs w:val="19"/>
+              </w:rPr>
+            </w:pPr>
+            <w:r>
+              <w:rPr>
+                <w:spacing w:val="7"/>
+                <w:sz w:val="19"/>
+                <w:szCs w:val="19"/>
+              </w:rPr>
+              <w:t>服务简介</w:t>
+            </w:r>
+          </w:p>
+        </w:tc>
+        <w:tc>
+          <w:tcPr>
+            <w:tcW w:w="7845" w:type="dxa"/>
+          </w:tcPr>
+          <w:p>
+            <w:pPr>
+              <w:pStyle w:val="27"/>
+              <w:spacing w:before="159" w:line="247" w:lineRule="auto"/>
+              <w:ind w:left="65" w:right="48" w:hanging="29"/>
+              <w:rPr>
+                <w:sz w:val="19"/>
+                <w:szCs w:val="19"/>
+              </w:rPr>
+            </w:pPr>
+            <w:r>
+              <w:rPr>
+                <w:sz w:val="19"/>
+                <w:szCs w:val="19"/>
+              </w:rPr>
+              <w:t>针对电缆线路配套的在线监测设备、环境监控设备、通信及感知装置等硬件设施，结合运行评估结果和客户需求，提出并实施优化改善方案，包括设备性能调优、系统升级改造、布局调整等，提升监测系统的整体可靠性和有效性。</w:t>
+            </w:r>
+          </w:p>
+        </w:tc>
+      </w:tr>
+      <w:tr>
+        <w:tblPrEx>
+          <w:tblBorders>
+            <w:top w:val="single" w:color="000000" w:sz="6" w:space="0"/>
+            <w:left w:val="single" w:color="000000" w:sz="6" w:space="0"/>
+            <w:bottom w:val="single" w:color="000000" w:sz="6" w:space="0"/>
+            <w:right w:val="single" w:color="000000" w:sz="6" w:space="0"/>
+            <w:insideH w:val="single" w:color="000000" w:sz="6" w:space="0"/>
+            <w:insideV w:val="single" w:color="000000" w:sz="6" w:space="0"/>
+          </w:tblBorders>
+          <w:tblCellMar>
+            <w:top w:w="0" w:type="dxa"/>
+            <w:left w:w="0" w:type="dxa"/>
+            <w:bottom w:w="0" w:type="dxa"/>
+            <w:right w:w="0" w:type="dxa"/>
+          </w:tblCellMar>
+        </w:tblPrEx>
+        <w:trPr>
+          <w:trHeight w:val="622" w:hRule="atLeast"/>
+        </w:trPr>
+        <w:tc>
+          <w:tcPr>
+            <w:tcW w:w="2278" w:type="dxa"/>
+          </w:tcPr>
+          <w:p>
+            <w:pPr>
+              <w:pStyle w:val="27"/>
+              <w:spacing w:before="230" w:line="227" w:lineRule="auto"/>
+              <w:ind w:left="494"/>
+              <w:rPr>
+                <w:sz w:val="19"/>
+                <w:szCs w:val="19"/>
+              </w:rPr>
+            </w:pPr>
+            <w:r>
+              <w:rPr>
+                <w:spacing w:val="8"/>
+                <w:sz w:val="19"/>
+                <w:szCs w:val="19"/>
+              </w:rPr>
+              <w:t>服务目标/价值</w:t>
+            </w:r>
+          </w:p>
+        </w:tc>
+        <w:tc>
+          <w:tcPr>
+            <w:tcW w:w="7845" w:type="dxa"/>
+          </w:tcPr>
+          <w:p>
+            <w:pPr>
+              <w:pStyle w:val="27"/>
+              <w:spacing w:before="159" w:line="247" w:lineRule="auto"/>
+              <w:ind w:left="65" w:right="48" w:hanging="29"/>
+              <w:rPr>
+                <w:sz w:val="19"/>
+                <w:szCs w:val="19"/>
+              </w:rPr>
+            </w:pPr>
+            <w:r>
+              <w:rPr>
+                <w:sz w:val="19"/>
+                <w:szCs w:val="19"/>
+              </w:rPr>
+              <w:t>通过专业化优化改善服务，解决现有监测设备运行中的痛点问题，提升监测数据准确性、系统稳定性及覆盖完整性，延长设备使用寿命，提高电缆线路状态感知能力。</w:t>
+            </w:r>
+          </w:p>
+        </w:tc>
+      </w:tr>
+      <w:tr>
+        <w:tblPrEx>
+          <w:tblBorders>
+            <w:top w:val="single" w:color="000000" w:sz="6" w:space="0"/>
+            <w:left w:val="single" w:color="000000" w:sz="6" w:space="0"/>
+            <w:bottom w:val="single" w:color="000000" w:sz="6" w:space="0"/>
+            <w:right w:val="single" w:color="000000" w:sz="6" w:space="0"/>
+            <w:insideH w:val="single" w:color="000000" w:sz="6" w:space="0"/>
+            <w:insideV w:val="single" w:color="000000" w:sz="6" w:space="0"/>
+          </w:tblBorders>
+          <w:tblCellMar>
+            <w:top w:w="0" w:type="dxa"/>
+            <w:left w:w="0" w:type="dxa"/>
+            <w:bottom w:w="0" w:type="dxa"/>
+            <w:right w:w="0" w:type="dxa"/>
+          </w:tblCellMar>
+        </w:tblPrEx>
+        <w:trPr>
+          <w:trHeight w:val="390" w:hRule="atLeast"/>
+        </w:trPr>
+        <w:tc>
+          <w:tcPr>
+            <w:tcW w:w="10123" w:type="dxa"/>
+            <w:gridSpan w:val="2"/>
+            <w:shd w:val="clear" w:color="auto" w:fill="1F497D"/>
+          </w:tcPr>
+          <w:p>
+            <w:pPr>
+              <w:pStyle w:val="27"/>
+              <w:spacing w:before="107" w:line="227" w:lineRule="auto"/>
+              <w:ind w:left="4661"/>
+              <w:rPr>
+                <w:sz w:val="19"/>
+                <w:szCs w:val="19"/>
+              </w:rPr>
+            </w:pPr>
+            <w:r>
+              <w:rPr>
+                <w:b/>
+                <w:bCs/>
+                <w:color w:val="FFFFFF"/>
+                <w:spacing w:val="7"/>
+                <w:sz w:val="19"/>
+                <w:szCs w:val="19"/>
+              </w:rPr>
+              <w:t>服务描述</w:t>
+            </w:r>
+          </w:p>
+        </w:tc>
+      </w:tr>
+      <w:tr>
+        <w:tblPrEx>
+          <w:tblBorders>
+            <w:top w:val="single" w:color="000000" w:sz="6" w:space="0"/>
+            <w:left w:val="single" w:color="000000" w:sz="6" w:space="0"/>
+            <w:bottom w:val="single" w:color="000000" w:sz="6" w:space="0"/>
+            <w:right w:val="single" w:color="000000" w:sz="6" w:space="0"/>
+            <w:insideH w:val="single" w:color="000000" w:sz="6" w:space="0"/>
+            <w:insideV w:val="single" w:color="000000" w:sz="6" w:space="0"/>
+          </w:tblBorders>
+          <w:tblCellMar>
+            <w:top w:w="0" w:type="dxa"/>
+            <w:left w:w="0" w:type="dxa"/>
+            <w:bottom w:w="0" w:type="dxa"/>
+            <w:right w:w="0" w:type="dxa"/>
+          </w:tblCellMar>
+        </w:tblPrEx>
+        <w:trPr>
+          <w:trHeight w:val="721" w:hRule="atLeast"/>
+        </w:trPr>
+        <w:tc>
+          <w:tcPr>
+            <w:tcW w:w="2278" w:type="dxa"/>
+          </w:tcPr>
+          <w:p>
+            <w:pPr>
+              <w:pStyle w:val="27"/>
+              <w:spacing w:before="283" w:line="227" w:lineRule="auto"/>
+              <w:ind w:left="747"/>
+              <w:rPr>
+                <w:sz w:val="19"/>
+                <w:szCs w:val="19"/>
+              </w:rPr>
+            </w:pPr>
+            <w:r>
+              <w:rPr>
+                <w:spacing w:val="7"/>
+                <w:sz w:val="19"/>
+                <w:szCs w:val="19"/>
+              </w:rPr>
+              <w:t>服务对象</w:t>
+            </w:r>
+          </w:p>
+        </w:tc>
+        <w:tc>
+          <w:tcPr>
+            <w:tcW w:w="7845" w:type="dxa"/>
+          </w:tcPr>
+          <w:p>
+            <w:pPr>
+              <w:pStyle w:val="27"/>
+              <w:spacing w:before="15"/>
+              <w:ind w:left="48" w:right="185" w:hanging="2"/>
+              <w:rPr>
+                <w:rFonts w:hint="eastAsia"/>
+                <w:spacing w:val="11"/>
+                <w:sz w:val="19"/>
+                <w:szCs w:val="19"/>
+              </w:rPr>
+            </w:pPr>
+            <w:r>
+              <w:rPr>
+                <w:rFonts w:hint="eastAsia"/>
+                <w:spacing w:val="11"/>
+                <w:sz w:val="19"/>
+                <w:szCs w:val="19"/>
+              </w:rPr>
+              <w:t>电缆在线监测装置（如局部放电监测、温度监测、载流量监测设备）</w:t>
+            </w:r>
+            <w:r>
+              <w:rPr>
+                <w:rFonts w:hint="eastAsia"/>
+                <w:spacing w:val="11"/>
+                <w:sz w:val="19"/>
+                <w:szCs w:val="19"/>
+                <w:lang w:eastAsia="zh-CN"/>
+              </w:rPr>
+              <w:t>、</w:t>
+            </w:r>
+            <w:r>
+              <w:rPr>
+                <w:rFonts w:hint="eastAsia"/>
+                <w:spacing w:val="11"/>
+                <w:sz w:val="19"/>
+                <w:szCs w:val="19"/>
+              </w:rPr>
+              <w:t>光纤测温系统主机及传感器</w:t>
+            </w:r>
+            <w:r>
+              <w:rPr>
+                <w:rFonts w:hint="eastAsia"/>
+                <w:spacing w:val="11"/>
+                <w:sz w:val="19"/>
+                <w:szCs w:val="19"/>
+                <w:lang w:eastAsia="zh-CN"/>
+              </w:rPr>
+              <w:t>、</w:t>
+            </w:r>
+            <w:r>
+              <w:rPr>
+                <w:rFonts w:hint="eastAsia"/>
+                <w:spacing w:val="11"/>
+                <w:sz w:val="19"/>
+                <w:szCs w:val="19"/>
+              </w:rPr>
+              <w:t>电缆通道环境监控设备（如井盖监控、水位监测、气体检测）</w:t>
+            </w:r>
+            <w:r>
+              <w:rPr>
+                <w:rFonts w:hint="eastAsia"/>
+                <w:spacing w:val="11"/>
+                <w:sz w:val="19"/>
+                <w:szCs w:val="19"/>
+                <w:lang w:eastAsia="zh-CN"/>
+              </w:rPr>
+              <w:t>、</w:t>
+            </w:r>
+            <w:r>
+              <w:rPr>
+                <w:rFonts w:hint="eastAsia"/>
+                <w:spacing w:val="11"/>
+                <w:sz w:val="19"/>
+                <w:szCs w:val="19"/>
+              </w:rPr>
+              <w:t>视频监控及周界报警设备（用于电缆沟、隧道、终端站）</w:t>
+            </w:r>
+            <w:r>
+              <w:rPr>
+                <w:rFonts w:hint="eastAsia"/>
+                <w:spacing w:val="11"/>
+                <w:sz w:val="19"/>
+                <w:szCs w:val="19"/>
+                <w:lang w:eastAsia="zh-CN"/>
+              </w:rPr>
+              <w:t>、</w:t>
+            </w:r>
+            <w:r>
+              <w:rPr>
+                <w:rFonts w:hint="eastAsia"/>
+                <w:spacing w:val="11"/>
+                <w:sz w:val="19"/>
+                <w:szCs w:val="19"/>
+              </w:rPr>
+              <w:t>电缆护套接地电流监测设备</w:t>
+            </w:r>
+          </w:p>
+          <w:p>
+            <w:pPr>
+              <w:pStyle w:val="27"/>
+              <w:spacing w:before="15"/>
+              <w:ind w:left="48" w:right="185" w:hanging="2"/>
+              <w:rPr>
+                <w:rFonts w:hint="eastAsia"/>
+                <w:spacing w:val="11"/>
+                <w:sz w:val="19"/>
+                <w:szCs w:val="19"/>
+              </w:rPr>
+            </w:pPr>
+            <w:r>
+              <w:rPr>
+                <w:rFonts w:hint="eastAsia"/>
+                <w:spacing w:val="11"/>
+                <w:sz w:val="19"/>
+                <w:szCs w:val="19"/>
+              </w:rPr>
+              <w:t>输电线路可视化监拍装置</w:t>
+            </w:r>
+            <w:r>
+              <w:rPr>
+                <w:rFonts w:hint="eastAsia"/>
+                <w:spacing w:val="11"/>
+                <w:sz w:val="19"/>
+                <w:szCs w:val="19"/>
+                <w:lang w:eastAsia="zh-CN"/>
+              </w:rPr>
+              <w:t>、</w:t>
+            </w:r>
+            <w:r>
+              <w:rPr>
+                <w:rFonts w:hint="eastAsia"/>
+                <w:spacing w:val="11"/>
+                <w:sz w:val="19"/>
+                <w:szCs w:val="19"/>
+              </w:rPr>
+              <w:t>监测设备供电系统（太阳能板、蓄电池、电源模块）</w:t>
+            </w:r>
+            <w:r>
+              <w:rPr>
+                <w:rFonts w:hint="eastAsia"/>
+                <w:spacing w:val="11"/>
+                <w:sz w:val="19"/>
+                <w:szCs w:val="19"/>
+                <w:lang w:eastAsia="zh-CN"/>
+              </w:rPr>
+              <w:t>、</w:t>
+            </w:r>
+            <w:r>
+              <w:rPr>
+                <w:rFonts w:hint="eastAsia"/>
+                <w:spacing w:val="11"/>
+                <w:sz w:val="19"/>
+                <w:szCs w:val="19"/>
+              </w:rPr>
+              <w:t>数据传输单元（DTU、通信模块、光纤收发器等）</w:t>
+            </w:r>
+            <w:r>
+              <w:rPr>
+                <w:rFonts w:hint="eastAsia"/>
+                <w:spacing w:val="11"/>
+                <w:sz w:val="19"/>
+                <w:szCs w:val="19"/>
+                <w:lang w:eastAsia="zh-CN"/>
+              </w:rPr>
+              <w:t>、</w:t>
+            </w:r>
+            <w:r>
+              <w:rPr>
+                <w:rFonts w:hint="eastAsia"/>
+                <w:spacing w:val="11"/>
+                <w:sz w:val="19"/>
+                <w:szCs w:val="19"/>
+              </w:rPr>
+              <w:t>电缆接头、终端头内置传感器</w:t>
+            </w:r>
+            <w:r>
+              <w:rPr>
+                <w:rFonts w:hint="eastAsia"/>
+                <w:spacing w:val="11"/>
+                <w:sz w:val="19"/>
+                <w:szCs w:val="19"/>
+                <w:lang w:eastAsia="zh-CN"/>
+              </w:rPr>
+              <w:t>、</w:t>
+            </w:r>
+            <w:r>
+              <w:rPr>
+                <w:rFonts w:hint="eastAsia"/>
+                <w:spacing w:val="11"/>
+                <w:sz w:val="19"/>
+                <w:szCs w:val="19"/>
+              </w:rPr>
+              <w:t>监测数据主站系统及通信网络</w:t>
+            </w:r>
+          </w:p>
+        </w:tc>
+      </w:tr>
+      <w:tr>
+        <w:tblPrEx>
+          <w:tblBorders>
+            <w:top w:val="single" w:color="000000" w:sz="6" w:space="0"/>
+            <w:left w:val="single" w:color="000000" w:sz="6" w:space="0"/>
+            <w:bottom w:val="single" w:color="000000" w:sz="6" w:space="0"/>
+            <w:right w:val="single" w:color="000000" w:sz="6" w:space="0"/>
+            <w:insideH w:val="single" w:color="000000" w:sz="6" w:space="0"/>
+            <w:insideV w:val="single" w:color="000000" w:sz="6" w:space="0"/>
+          </w:tblBorders>
+          <w:tblCellMar>
+            <w:top w:w="0" w:type="dxa"/>
+            <w:left w:w="0" w:type="dxa"/>
+            <w:bottom w:w="0" w:type="dxa"/>
+            <w:right w:w="0" w:type="dxa"/>
+          </w:tblCellMar>
+        </w:tblPrEx>
+        <w:trPr>
+          <w:trHeight w:val="2741" w:hRule="atLeast"/>
+        </w:trPr>
+        <w:tc>
+          <w:tcPr>
+            <w:tcW w:w="2278" w:type="dxa"/>
+          </w:tcPr>
+          <w:p>
+            <w:pPr>
+              <w:spacing w:line="245" w:lineRule="auto"/>
+              <w:rPr>
+                <w:rFonts w:ascii="Arial"/>
+                <w:sz w:val="21"/>
+              </w:rPr>
+            </w:pPr>
+          </w:p>
+          <w:p>
+            <w:pPr>
+              <w:spacing w:line="245" w:lineRule="auto"/>
+              <w:rPr>
+                <w:rFonts w:ascii="Arial"/>
+                <w:sz w:val="21"/>
+              </w:rPr>
+            </w:pPr>
+          </w:p>
+          <w:p>
+            <w:pPr>
+              <w:spacing w:line="245" w:lineRule="auto"/>
+              <w:rPr>
+                <w:rFonts w:ascii="Arial"/>
+                <w:sz w:val="21"/>
+              </w:rPr>
+            </w:pPr>
+          </w:p>
+          <w:p>
+            <w:pPr>
+              <w:spacing w:line="245" w:lineRule="auto"/>
+              <w:rPr>
+                <w:rFonts w:ascii="Arial"/>
+                <w:sz w:val="21"/>
+              </w:rPr>
+            </w:pPr>
+          </w:p>
+          <w:p>
+            <w:pPr>
+              <w:spacing w:line="245" w:lineRule="auto"/>
+              <w:rPr>
+                <w:rFonts w:ascii="Arial"/>
+                <w:sz w:val="21"/>
+              </w:rPr>
+            </w:pPr>
+          </w:p>
+          <w:p>
+            <w:pPr>
+              <w:pStyle w:val="27"/>
+              <w:spacing w:before="62" w:line="227" w:lineRule="auto"/>
+              <w:ind w:left="747"/>
+              <w:rPr>
+                <w:sz w:val="19"/>
+                <w:szCs w:val="19"/>
+              </w:rPr>
+            </w:pPr>
+            <w:r>
+              <w:rPr>
+                <w:spacing w:val="7"/>
+                <w:sz w:val="19"/>
+                <w:szCs w:val="19"/>
+              </w:rPr>
+              <w:t>服务内容</w:t>
+            </w:r>
+          </w:p>
+        </w:tc>
+        <w:tc>
+          <w:tcPr>
+            <w:tcW w:w="7845" w:type="dxa"/>
+          </w:tcPr>
+          <w:p>
+            <w:pPr>
+              <w:pStyle w:val="27"/>
+              <w:spacing w:before="15"/>
+              <w:ind w:left="48" w:right="185" w:hanging="2"/>
+              <w:rPr>
+                <w:rFonts w:hint="eastAsia"/>
+                <w:spacing w:val="11"/>
+                <w:sz w:val="19"/>
+                <w:szCs w:val="19"/>
+              </w:rPr>
+            </w:pPr>
+            <w:r>
+              <w:rPr>
+                <w:rFonts w:hint="eastAsia"/>
+                <w:spacing w:val="11"/>
+                <w:sz w:val="19"/>
+                <w:szCs w:val="19"/>
+              </w:rPr>
+              <w:t>性能调优：</w:t>
+            </w:r>
+          </w:p>
+          <w:p>
+            <w:pPr>
+              <w:pStyle w:val="27"/>
+              <w:spacing w:before="15"/>
+              <w:ind w:left="48" w:right="185" w:hanging="2"/>
+              <w:rPr>
+                <w:rFonts w:hint="eastAsia"/>
+                <w:spacing w:val="11"/>
+                <w:sz w:val="19"/>
+                <w:szCs w:val="19"/>
+              </w:rPr>
+            </w:pPr>
+            <w:r>
+              <w:rPr>
+                <w:rFonts w:hint="eastAsia"/>
+                <w:spacing w:val="11"/>
+                <w:sz w:val="19"/>
+                <w:szCs w:val="19"/>
+              </w:rPr>
+              <w:t>优化监测设备参数设置（采样频率、报警阈值、灵敏度等）</w:t>
+            </w:r>
+          </w:p>
+          <w:p>
+            <w:pPr>
+              <w:pStyle w:val="27"/>
+              <w:spacing w:before="15"/>
+              <w:ind w:left="48" w:right="185" w:hanging="2"/>
+              <w:rPr>
+                <w:rFonts w:hint="eastAsia"/>
+                <w:spacing w:val="11"/>
+                <w:sz w:val="19"/>
+                <w:szCs w:val="19"/>
+              </w:rPr>
+            </w:pPr>
+            <w:r>
+              <w:rPr>
+                <w:rFonts w:hint="eastAsia"/>
+                <w:spacing w:val="11"/>
+                <w:sz w:val="19"/>
+                <w:szCs w:val="19"/>
+              </w:rPr>
+              <w:t>调整传感器安装位置、角度，提升数据采集准确性</w:t>
+            </w:r>
+          </w:p>
+          <w:p>
+            <w:pPr>
+              <w:pStyle w:val="27"/>
+              <w:spacing w:before="15"/>
+              <w:ind w:left="48" w:right="185" w:hanging="2"/>
+              <w:rPr>
+                <w:rFonts w:hint="eastAsia"/>
+                <w:spacing w:val="11"/>
+                <w:sz w:val="19"/>
+                <w:szCs w:val="19"/>
+              </w:rPr>
+            </w:pPr>
+            <w:r>
+              <w:rPr>
+                <w:rFonts w:hint="eastAsia"/>
+                <w:spacing w:val="11"/>
+                <w:sz w:val="19"/>
+                <w:szCs w:val="19"/>
+              </w:rPr>
+              <w:t>优化视频监拍装置抓拍策略和图像传输参数</w:t>
+            </w:r>
+          </w:p>
+          <w:p>
+            <w:pPr>
+              <w:pStyle w:val="27"/>
+              <w:spacing w:before="15"/>
+              <w:ind w:left="48" w:right="185" w:hanging="2"/>
+              <w:rPr>
+                <w:rFonts w:hint="eastAsia"/>
+                <w:spacing w:val="11"/>
+                <w:sz w:val="19"/>
+                <w:szCs w:val="19"/>
+              </w:rPr>
+            </w:pPr>
+            <w:r>
+              <w:rPr>
+                <w:rFonts w:hint="eastAsia"/>
+                <w:spacing w:val="11"/>
+                <w:sz w:val="19"/>
+                <w:szCs w:val="19"/>
+              </w:rPr>
+              <w:t>校准探头、传感器，消除漂移误差</w:t>
+            </w:r>
+          </w:p>
+          <w:p>
+            <w:pPr>
+              <w:pStyle w:val="27"/>
+              <w:spacing w:before="15"/>
+              <w:ind w:left="48" w:right="185" w:hanging="2"/>
+              <w:rPr>
+                <w:rFonts w:hint="eastAsia"/>
+                <w:spacing w:val="11"/>
+                <w:sz w:val="19"/>
+                <w:szCs w:val="19"/>
+              </w:rPr>
+            </w:pPr>
+            <w:r>
+              <w:rPr>
+                <w:rFonts w:hint="eastAsia"/>
+                <w:spacing w:val="11"/>
+                <w:sz w:val="19"/>
+                <w:szCs w:val="19"/>
+              </w:rPr>
+              <w:t>优化通信参数，提升数据传输稳定性和实时性</w:t>
+            </w:r>
+          </w:p>
+          <w:p>
+            <w:pPr>
+              <w:pStyle w:val="27"/>
+              <w:spacing w:before="15"/>
+              <w:ind w:left="48" w:right="185" w:hanging="2"/>
+              <w:rPr>
+                <w:rFonts w:hint="eastAsia"/>
+                <w:spacing w:val="11"/>
+                <w:sz w:val="19"/>
+                <w:szCs w:val="19"/>
+              </w:rPr>
+            </w:pPr>
+            <w:r>
+              <w:rPr>
+                <w:rFonts w:hint="eastAsia"/>
+                <w:spacing w:val="11"/>
+                <w:sz w:val="19"/>
+                <w:szCs w:val="19"/>
+              </w:rPr>
+              <w:t>系统升级：</w:t>
+            </w:r>
+          </w:p>
+          <w:p>
+            <w:pPr>
+              <w:pStyle w:val="27"/>
+              <w:spacing w:before="15"/>
+              <w:ind w:left="48" w:right="185" w:hanging="2"/>
+              <w:rPr>
+                <w:rFonts w:hint="eastAsia"/>
+                <w:spacing w:val="11"/>
+                <w:sz w:val="19"/>
+                <w:szCs w:val="19"/>
+              </w:rPr>
+            </w:pPr>
+            <w:r>
+              <w:rPr>
+                <w:rFonts w:hint="eastAsia"/>
+                <w:spacing w:val="11"/>
+                <w:sz w:val="19"/>
+                <w:szCs w:val="19"/>
+              </w:rPr>
+              <w:t>设备固件、软件版本升级，修复已知缺陷</w:t>
+            </w:r>
+          </w:p>
+          <w:p>
+            <w:pPr>
+              <w:pStyle w:val="27"/>
+              <w:spacing w:before="15"/>
+              <w:ind w:left="48" w:right="185" w:hanging="2"/>
+              <w:rPr>
+                <w:rFonts w:hint="eastAsia"/>
+                <w:spacing w:val="11"/>
+                <w:sz w:val="19"/>
+                <w:szCs w:val="19"/>
+              </w:rPr>
+            </w:pPr>
+            <w:r>
+              <w:rPr>
+                <w:rFonts w:hint="eastAsia"/>
+                <w:spacing w:val="11"/>
+                <w:sz w:val="19"/>
+                <w:szCs w:val="19"/>
+              </w:rPr>
+              <w:t>更换性能落后或故障率高的设备型号</w:t>
+            </w:r>
+          </w:p>
+          <w:p>
+            <w:pPr>
+              <w:pStyle w:val="27"/>
+              <w:spacing w:before="15"/>
+              <w:ind w:left="48" w:right="185" w:hanging="2"/>
+              <w:rPr>
+                <w:rFonts w:hint="eastAsia"/>
+                <w:spacing w:val="11"/>
+                <w:sz w:val="19"/>
+                <w:szCs w:val="19"/>
+              </w:rPr>
+            </w:pPr>
+            <w:r>
+              <w:rPr>
+                <w:rFonts w:hint="eastAsia"/>
+                <w:spacing w:val="11"/>
+                <w:sz w:val="19"/>
+                <w:szCs w:val="19"/>
+              </w:rPr>
+              <w:t>升级供电系统（增大太阳能板功率、更换高性能蓄电池）</w:t>
+            </w:r>
+          </w:p>
+          <w:p>
+            <w:pPr>
+              <w:pStyle w:val="27"/>
+              <w:spacing w:before="15"/>
+              <w:ind w:left="48" w:right="185" w:hanging="2"/>
+              <w:rPr>
+                <w:rFonts w:hint="eastAsia"/>
+                <w:spacing w:val="11"/>
+                <w:sz w:val="19"/>
+                <w:szCs w:val="19"/>
+              </w:rPr>
+            </w:pPr>
+            <w:r>
+              <w:rPr>
+                <w:rFonts w:hint="eastAsia"/>
+                <w:spacing w:val="11"/>
+                <w:sz w:val="19"/>
+                <w:szCs w:val="19"/>
+              </w:rPr>
+              <w:t>扩容存储空间（更换大容量存储卡、硬盘）</w:t>
+            </w:r>
+          </w:p>
+          <w:p>
+            <w:pPr>
+              <w:pStyle w:val="27"/>
+              <w:spacing w:before="15"/>
+              <w:ind w:left="48" w:right="185" w:hanging="2"/>
+              <w:rPr>
+                <w:rFonts w:hint="eastAsia"/>
+                <w:spacing w:val="11"/>
+                <w:sz w:val="19"/>
+                <w:szCs w:val="19"/>
+              </w:rPr>
+            </w:pPr>
+            <w:r>
+              <w:rPr>
+                <w:rFonts w:hint="eastAsia"/>
+                <w:spacing w:val="11"/>
+                <w:sz w:val="19"/>
+                <w:szCs w:val="19"/>
+              </w:rPr>
+              <w:t>通信模块升级（2G/3G升级为4G/5G、增加光纤接入）</w:t>
+            </w:r>
+          </w:p>
+          <w:p>
+            <w:pPr>
+              <w:pStyle w:val="27"/>
+              <w:spacing w:before="15"/>
+              <w:ind w:left="48" w:right="185" w:hanging="2"/>
+              <w:rPr>
+                <w:rFonts w:hint="eastAsia"/>
+                <w:spacing w:val="11"/>
+                <w:sz w:val="19"/>
+                <w:szCs w:val="19"/>
+              </w:rPr>
+            </w:pPr>
+            <w:r>
+              <w:rPr>
+                <w:rFonts w:hint="eastAsia"/>
+                <w:spacing w:val="11"/>
+                <w:sz w:val="19"/>
+                <w:szCs w:val="19"/>
+              </w:rPr>
+              <w:t>布局优化：</w:t>
+            </w:r>
+          </w:p>
+          <w:p>
+            <w:pPr>
+              <w:pStyle w:val="27"/>
+              <w:spacing w:before="15"/>
+              <w:ind w:left="48" w:right="185" w:hanging="2"/>
+              <w:rPr>
+                <w:rFonts w:hint="eastAsia"/>
+                <w:spacing w:val="11"/>
+                <w:sz w:val="19"/>
+                <w:szCs w:val="19"/>
+              </w:rPr>
+            </w:pPr>
+            <w:r>
+              <w:rPr>
+                <w:rFonts w:hint="eastAsia"/>
+                <w:spacing w:val="11"/>
+                <w:sz w:val="19"/>
+                <w:szCs w:val="19"/>
+              </w:rPr>
+              <w:t>根据评估报告，在监测盲区增补监测点位</w:t>
+            </w:r>
+          </w:p>
+          <w:p>
+            <w:pPr>
+              <w:pStyle w:val="27"/>
+              <w:spacing w:before="15"/>
+              <w:ind w:left="48" w:right="185" w:hanging="2"/>
+              <w:rPr>
+                <w:rFonts w:hint="eastAsia"/>
+                <w:spacing w:val="11"/>
+                <w:sz w:val="19"/>
+                <w:szCs w:val="19"/>
+              </w:rPr>
+            </w:pPr>
+            <w:r>
+              <w:rPr>
+                <w:rFonts w:hint="eastAsia"/>
+                <w:spacing w:val="11"/>
+                <w:sz w:val="19"/>
+                <w:szCs w:val="19"/>
+              </w:rPr>
+              <w:t>调整设备安装位置，避开强干扰、易受损区域</w:t>
+            </w:r>
+          </w:p>
+          <w:p>
+            <w:pPr>
+              <w:pStyle w:val="27"/>
+              <w:spacing w:before="15"/>
+              <w:ind w:left="48" w:right="185" w:hanging="2"/>
+              <w:rPr>
+                <w:rFonts w:hint="eastAsia"/>
+                <w:spacing w:val="11"/>
+                <w:sz w:val="19"/>
+                <w:szCs w:val="19"/>
+              </w:rPr>
+            </w:pPr>
+            <w:r>
+              <w:rPr>
+                <w:rFonts w:hint="eastAsia"/>
+                <w:spacing w:val="11"/>
+                <w:sz w:val="19"/>
+                <w:szCs w:val="19"/>
+              </w:rPr>
+              <w:t>优化重点区段（接头、转弯、穿管、跨河等）的监测密度</w:t>
+            </w:r>
+          </w:p>
+          <w:p>
+            <w:pPr>
+              <w:pStyle w:val="27"/>
+              <w:spacing w:before="15"/>
+              <w:ind w:left="48" w:right="185" w:hanging="2"/>
+              <w:rPr>
+                <w:rFonts w:hint="eastAsia"/>
+                <w:spacing w:val="11"/>
+                <w:sz w:val="19"/>
+                <w:szCs w:val="19"/>
+              </w:rPr>
+            </w:pPr>
+            <w:r>
+              <w:rPr>
+                <w:rFonts w:hint="eastAsia"/>
+                <w:spacing w:val="11"/>
+                <w:sz w:val="19"/>
+                <w:szCs w:val="19"/>
+              </w:rPr>
+              <w:t>整合冗余设备，简化系统架构</w:t>
+            </w:r>
+          </w:p>
+        </w:tc>
+      </w:tr>
+      <w:tr>
+        <w:tblPrEx>
+          <w:tblBorders>
+            <w:top w:val="single" w:color="000000" w:sz="6" w:space="0"/>
+            <w:left w:val="single" w:color="000000" w:sz="6" w:space="0"/>
+            <w:bottom w:val="single" w:color="000000" w:sz="6" w:space="0"/>
+            <w:right w:val="single" w:color="000000" w:sz="6" w:space="0"/>
+            <w:insideH w:val="single" w:color="000000" w:sz="6" w:space="0"/>
+            <w:insideV w:val="single" w:color="000000" w:sz="6" w:space="0"/>
+          </w:tblBorders>
+          <w:tblCellMar>
+            <w:top w:w="0" w:type="dxa"/>
+            <w:left w:w="0" w:type="dxa"/>
+            <w:bottom w:w="0" w:type="dxa"/>
+            <w:right w:w="0" w:type="dxa"/>
+          </w:tblCellMar>
+        </w:tblPrEx>
+        <w:trPr>
+          <w:trHeight w:val="390" w:hRule="atLeast"/>
+        </w:trPr>
+        <w:tc>
+          <w:tcPr>
+            <w:tcW w:w="2278" w:type="dxa"/>
+          </w:tcPr>
+          <w:p>
+            <w:pPr>
+              <w:pStyle w:val="27"/>
+              <w:spacing w:before="122" w:line="228" w:lineRule="auto"/>
+              <w:ind w:left="950"/>
+              <w:rPr>
+                <w:sz w:val="19"/>
+                <w:szCs w:val="19"/>
+              </w:rPr>
+            </w:pPr>
+            <w:r>
+              <w:rPr>
+                <w:spacing w:val="3"/>
+                <w:sz w:val="19"/>
+                <w:szCs w:val="19"/>
+              </w:rPr>
+              <w:t>频度</w:t>
+            </w:r>
+          </w:p>
+        </w:tc>
+        <w:tc>
+          <w:tcPr>
+            <w:tcW w:w="7845" w:type="dxa"/>
+          </w:tcPr>
+          <w:p>
+            <w:pPr>
+              <w:pStyle w:val="27"/>
+              <w:spacing w:before="122" w:line="227" w:lineRule="auto"/>
+              <w:ind w:left="43"/>
+              <w:rPr>
+                <w:sz w:val="19"/>
+                <w:szCs w:val="19"/>
+              </w:rPr>
+            </w:pPr>
+            <w:r>
+              <w:rPr>
+                <w:spacing w:val="3"/>
+                <w:sz w:val="19"/>
+                <w:szCs w:val="19"/>
+              </w:rPr>
+              <w:t>按需</w:t>
+            </w:r>
+          </w:p>
+        </w:tc>
+      </w:tr>
+      <w:tr>
+        <w:tblPrEx>
+          <w:tblBorders>
+            <w:top w:val="single" w:color="000000" w:sz="6" w:space="0"/>
+            <w:left w:val="single" w:color="000000" w:sz="6" w:space="0"/>
+            <w:bottom w:val="single" w:color="000000" w:sz="6" w:space="0"/>
+            <w:right w:val="single" w:color="000000" w:sz="6" w:space="0"/>
+            <w:insideH w:val="single" w:color="000000" w:sz="6" w:space="0"/>
+            <w:insideV w:val="single" w:color="000000" w:sz="6" w:space="0"/>
+          </w:tblBorders>
+          <w:tblCellMar>
+            <w:top w:w="0" w:type="dxa"/>
+            <w:left w:w="0" w:type="dxa"/>
+            <w:bottom w:w="0" w:type="dxa"/>
+            <w:right w:w="0" w:type="dxa"/>
+          </w:tblCellMar>
+        </w:tblPrEx>
+        <w:trPr>
+          <w:trHeight w:val="390" w:hRule="atLeast"/>
+        </w:trPr>
+        <w:tc>
+          <w:tcPr>
+            <w:tcW w:w="2278" w:type="dxa"/>
+          </w:tcPr>
+          <w:p>
+            <w:pPr>
+              <w:pStyle w:val="27"/>
+              <w:spacing w:before="123" w:line="227" w:lineRule="auto"/>
+              <w:ind w:left="747"/>
+              <w:rPr>
+                <w:sz w:val="19"/>
+                <w:szCs w:val="19"/>
+              </w:rPr>
+            </w:pPr>
+            <w:r>
+              <w:rPr>
+                <w:spacing w:val="7"/>
+                <w:sz w:val="19"/>
+                <w:szCs w:val="19"/>
+              </w:rPr>
+              <w:t>服务时间</w:t>
+            </w:r>
+          </w:p>
+        </w:tc>
+        <w:tc>
+          <w:tcPr>
+            <w:tcW w:w="7845" w:type="dxa"/>
+          </w:tcPr>
+          <w:p>
+            <w:pPr>
+              <w:pStyle w:val="27"/>
+              <w:spacing w:before="123" w:line="228" w:lineRule="auto"/>
+              <w:ind w:left="43"/>
+              <w:rPr>
+                <w:sz w:val="19"/>
+                <w:szCs w:val="19"/>
+              </w:rPr>
+            </w:pPr>
+            <w:r>
+              <w:rPr>
+                <w:spacing w:val="11"/>
+                <w:sz w:val="19"/>
+                <w:szCs w:val="19"/>
+              </w:rPr>
+              <w:t>按照</w:t>
+            </w:r>
+            <w:r>
+              <w:rPr>
+                <w:sz w:val="19"/>
+                <w:szCs w:val="19"/>
+              </w:rPr>
+              <w:t>SLA</w:t>
+            </w:r>
+            <w:r>
+              <w:rPr>
+                <w:spacing w:val="11"/>
+                <w:sz w:val="19"/>
+                <w:szCs w:val="19"/>
+              </w:rPr>
+              <w:t>约定</w:t>
+            </w:r>
+          </w:p>
+        </w:tc>
+      </w:tr>
+      <w:tr>
+        <w:tblPrEx>
+          <w:tblBorders>
+            <w:top w:val="single" w:color="000000" w:sz="6" w:space="0"/>
+            <w:left w:val="single" w:color="000000" w:sz="6" w:space="0"/>
+            <w:bottom w:val="single" w:color="000000" w:sz="6" w:space="0"/>
+            <w:right w:val="single" w:color="000000" w:sz="6" w:space="0"/>
+            <w:insideH w:val="single" w:color="000000" w:sz="6" w:space="0"/>
+            <w:insideV w:val="single" w:color="000000" w:sz="6" w:space="0"/>
+          </w:tblBorders>
+          <w:tblCellMar>
+            <w:top w:w="0" w:type="dxa"/>
+            <w:left w:w="0" w:type="dxa"/>
+            <w:bottom w:w="0" w:type="dxa"/>
+            <w:right w:w="0" w:type="dxa"/>
+          </w:tblCellMar>
+        </w:tblPrEx>
+        <w:trPr>
+          <w:trHeight w:val="390" w:hRule="atLeast"/>
+        </w:trPr>
+        <w:tc>
+          <w:tcPr>
+            <w:tcW w:w="2278" w:type="dxa"/>
+          </w:tcPr>
+          <w:p>
+            <w:pPr>
+              <w:pStyle w:val="27"/>
+              <w:spacing w:before="123" w:line="228" w:lineRule="auto"/>
+              <w:ind w:left="752"/>
+              <w:rPr>
+                <w:sz w:val="19"/>
+                <w:szCs w:val="19"/>
+              </w:rPr>
+            </w:pPr>
+            <w:r>
+              <w:rPr>
+                <w:spacing w:val="6"/>
+                <w:sz w:val="19"/>
+                <w:szCs w:val="19"/>
+              </w:rPr>
+              <w:t>交付方式</w:t>
+            </w:r>
+          </w:p>
+        </w:tc>
+        <w:tc>
+          <w:tcPr>
+            <w:tcW w:w="7845" w:type="dxa"/>
+          </w:tcPr>
+          <w:p>
+            <w:pPr>
+              <w:pStyle w:val="27"/>
+              <w:spacing w:before="123" w:line="228" w:lineRule="auto"/>
+              <w:ind w:left="43"/>
+              <w:rPr>
+                <w:sz w:val="19"/>
+                <w:szCs w:val="19"/>
+              </w:rPr>
+            </w:pPr>
+            <w:r>
+              <w:rPr>
+                <w:spacing w:val="7"/>
+                <w:sz w:val="19"/>
+                <w:szCs w:val="19"/>
+              </w:rPr>
+              <w:t>现场/远程</w:t>
+            </w:r>
+          </w:p>
+        </w:tc>
+      </w:tr>
+      <w:tr>
+        <w:tblPrEx>
+          <w:tblBorders>
+            <w:top w:val="single" w:color="000000" w:sz="6" w:space="0"/>
+            <w:left w:val="single" w:color="000000" w:sz="6" w:space="0"/>
+            <w:bottom w:val="single" w:color="000000" w:sz="6" w:space="0"/>
+            <w:right w:val="single" w:color="000000" w:sz="6" w:space="0"/>
+            <w:insideH w:val="single" w:color="000000" w:sz="6" w:space="0"/>
+            <w:insideV w:val="single" w:color="000000" w:sz="6" w:space="0"/>
+          </w:tblBorders>
+          <w:tblCellMar>
+            <w:top w:w="0" w:type="dxa"/>
+            <w:left w:w="0" w:type="dxa"/>
+            <w:bottom w:w="0" w:type="dxa"/>
+            <w:right w:w="0" w:type="dxa"/>
+          </w:tblCellMar>
+        </w:tblPrEx>
+        <w:trPr>
+          <w:trHeight w:val="408" w:hRule="atLeast"/>
+        </w:trPr>
+        <w:tc>
+          <w:tcPr>
+            <w:tcW w:w="2278" w:type="dxa"/>
+          </w:tcPr>
+          <w:p>
+            <w:pPr>
+              <w:pStyle w:val="27"/>
+              <w:spacing w:before="124" w:line="227" w:lineRule="auto"/>
+              <w:ind w:left="752"/>
+              <w:rPr>
+                <w:sz w:val="19"/>
+                <w:szCs w:val="19"/>
+              </w:rPr>
+            </w:pPr>
+            <w:r>
+              <w:rPr>
+                <w:spacing w:val="6"/>
+                <w:sz w:val="19"/>
+                <w:szCs w:val="19"/>
+              </w:rPr>
+              <w:t>交付成果</w:t>
+            </w:r>
+          </w:p>
+        </w:tc>
+        <w:tc>
+          <w:tcPr>
+            <w:tcW w:w="7845" w:type="dxa"/>
+          </w:tcPr>
+          <w:p>
+            <w:pPr>
+              <w:pStyle w:val="27"/>
+              <w:spacing w:before="124" w:line="227" w:lineRule="auto"/>
+              <w:ind w:left="43"/>
+              <w:rPr>
+                <w:sz w:val="19"/>
+                <w:szCs w:val="19"/>
+              </w:rPr>
+            </w:pPr>
+            <w:r>
+              <w:rPr>
+                <w:spacing w:val="9"/>
+                <w:sz w:val="19"/>
+                <w:szCs w:val="19"/>
+              </w:rPr>
+              <w:t>《优化改善方案》、《优化服务报告》</w:t>
+            </w:r>
+          </w:p>
+        </w:tc>
+      </w:tr>
+    </w:tbl>
+    <w:p>
+      <w:pPr>
+        <w:rPr>
+          <w:rFonts w:ascii="仿宋" w:hAnsi="仿宋" w:eastAsia="仿宋" w:cs="仿宋"/>
+          <w:spacing w:val="-3"/>
+          <w:sz w:val="36"/>
+          <w:szCs w:val="36"/>
+        </w:rPr>
+      </w:pPr>
+      <w:r>
+        <w:rPr>
+          <w:rFonts w:ascii="仿宋" w:hAnsi="仿宋" w:eastAsia="仿宋" w:cs="仿宋"/>
+          <w:spacing w:val="-3"/>
+          <w:sz w:val="36"/>
+          <w:szCs w:val="36"/>
+        </w:rPr>
+        <w:br w:type="page"/>
+      </w:r>
     </w:p>
     <w:p>
       <w:pPr>
@@ -12840,15 +19079,6 @@
           </w:tcPr>
           <w:p>
             <w:pPr>
-              <w:spacing w:line="417" w:lineRule="auto"/>
-              <w:rPr>
-                <w:rFonts w:ascii="Arial"/>
-                <w:sz w:val="21"/>
-              </w:rPr>
-            </w:pPr>
-          </w:p>
-          <w:p>
-            <w:pPr>
               <w:pStyle w:val="27"/>
               <w:spacing w:before="62" w:line="226" w:lineRule="auto"/>
               <w:ind w:left="929"/>
@@ -12871,15 +19101,6 @@
           <w:tcPr>
             <w:tcW w:w="6672" w:type="dxa"/>
           </w:tcPr>
-          <w:p>
-            <w:pPr>
-              <w:spacing w:line="297" w:lineRule="auto"/>
-              <w:rPr>
-                <w:rFonts w:ascii="Arial"/>
-                <w:sz w:val="21"/>
-              </w:rPr>
-            </w:pPr>
-          </w:p>
           <w:p>
             <w:pPr>
               <w:pStyle w:val="27"/>
@@ -12927,39 +19148,12 @@
           </w:tblCellMar>
         </w:tblPrEx>
         <w:trPr>
-          <w:trHeight w:val="1928" w:hRule="atLeast"/>
+          <w:trHeight w:val="969" w:hRule="atLeast"/>
         </w:trPr>
         <w:tc>
           <w:tcPr>
             <w:tcW w:w="2639" w:type="dxa"/>
           </w:tcPr>
-          <w:p>
-            <w:pPr>
-              <w:spacing w:line="272" w:lineRule="auto"/>
-              <w:rPr>
-                <w:rFonts w:ascii="Arial"/>
-                <w:sz w:val="21"/>
-              </w:rPr>
-            </w:pPr>
-          </w:p>
-          <w:p>
-            <w:pPr>
-              <w:spacing w:line="273" w:lineRule="auto"/>
-              <w:rPr>
-                <w:rFonts w:ascii="Arial"/>
-                <w:sz w:val="21"/>
-              </w:rPr>
-            </w:pPr>
-          </w:p>
-          <w:p>
-            <w:pPr>
-              <w:spacing w:line="273" w:lineRule="auto"/>
-              <w:rPr>
-                <w:rFonts w:ascii="Arial"/>
-                <w:sz w:val="21"/>
-              </w:rPr>
-            </w:pPr>
-          </w:p>
           <w:p>
             <w:pPr>
               <w:pStyle w:val="27"/>
@@ -12984,24 +19178,6 @@
           <w:tcPr>
             <w:tcW w:w="6672" w:type="dxa"/>
           </w:tcPr>
-          <w:p>
-            <w:pPr>
-              <w:spacing w:line="346" w:lineRule="auto"/>
-              <w:rPr>
-                <w:rFonts w:ascii="Arial"/>
-                <w:sz w:val="21"/>
-              </w:rPr>
-            </w:pPr>
-          </w:p>
-          <w:p>
-            <w:pPr>
-              <w:spacing w:line="347" w:lineRule="auto"/>
-              <w:rPr>
-                <w:rFonts w:ascii="Arial"/>
-                <w:sz w:val="21"/>
-              </w:rPr>
-            </w:pPr>
-          </w:p>
           <w:p>
             <w:pPr>
               <w:pStyle w:val="27"/>
@@ -13139,28 +19315,23 @@
           <w:p>
             <w:pPr>
               <w:pStyle w:val="27"/>
-              <w:spacing w:before="81" w:line="230" w:lineRule="auto"/>
-              <w:ind w:left="46" w:right="176" w:hanging="17"/>
-              <w:rPr>
-                <w:sz w:val="19"/>
-                <w:szCs w:val="19"/>
-              </w:rPr>
-            </w:pPr>
-            <w:r>
-              <w:rPr>
+              <w:spacing w:before="15"/>
+              <w:ind w:left="48" w:right="185" w:hanging="2"/>
+              <w:rPr>
+                <w:rFonts w:hint="eastAsia"/>
                 <w:spacing w:val="11"/>
                 <w:sz w:val="19"/>
                 <w:szCs w:val="19"/>
               </w:rPr>
-              <w:t>调度通信系统、自动化及网络安全监测值班系统等电力行业客户的应用</w:t>
-            </w:r>
-            <w:r>
-              <w:rPr>
-                <w:spacing w:val="3"/>
-                <w:sz w:val="19"/>
-                <w:szCs w:val="19"/>
-              </w:rPr>
-              <w:t>软件</w:t>
+            </w:pPr>
+            <w:r>
+              <w:rPr>
+                <w:rFonts w:hint="eastAsia"/>
+                <w:spacing w:val="11"/>
+                <w:sz w:val="19"/>
+                <w:szCs w:val="19"/>
+              </w:rPr>
+              <w:t>电缆在线监测平台、电缆巡检管理系统、电缆状态诊断系统等电缆线路运维领域的应用软件</w:t>
             </w:r>
           </w:p>
         </w:tc>
@@ -13183,57 +19354,12 @@
           </w:tblCellMar>
         </w:tblPrEx>
         <w:trPr>
-          <w:trHeight w:val="2784" w:hRule="atLeast"/>
+          <w:trHeight w:val="1978" w:hRule="atLeast"/>
         </w:trPr>
         <w:tc>
           <w:tcPr>
             <w:tcW w:w="2639" w:type="dxa"/>
           </w:tcPr>
-          <w:p>
-            <w:pPr>
-              <w:spacing w:line="249" w:lineRule="auto"/>
-              <w:rPr>
-                <w:rFonts w:ascii="Arial"/>
-                <w:sz w:val="21"/>
-              </w:rPr>
-            </w:pPr>
-          </w:p>
-          <w:p>
-            <w:pPr>
-              <w:spacing w:line="249" w:lineRule="auto"/>
-              <w:rPr>
-                <w:rFonts w:ascii="Arial"/>
-                <w:sz w:val="21"/>
-              </w:rPr>
-            </w:pPr>
-          </w:p>
-          <w:p>
-            <w:pPr>
-              <w:spacing w:line="249" w:lineRule="auto"/>
-              <w:rPr>
-                <w:rFonts w:ascii="Arial"/>
-                <w:sz w:val="21"/>
-              </w:rPr>
-            </w:pPr>
-          </w:p>
-          <w:p>
-            <w:pPr>
-              <w:spacing w:line="250" w:lineRule="auto"/>
-              <w:rPr>
-                <w:rFonts w:ascii="Arial"/>
-                <w:sz w:val="21"/>
-              </w:rPr>
-            </w:pPr>
-          </w:p>
-          <w:p>
-            <w:pPr>
-              <w:spacing w:line="250" w:lineRule="auto"/>
-              <w:rPr>
-                <w:rFonts w:ascii="Arial"/>
-                <w:sz w:val="21"/>
-              </w:rPr>
-            </w:pPr>
-          </w:p>
           <w:p>
             <w:pPr>
               <w:pStyle w:val="27"/>
@@ -13261,16 +19387,19 @@
           <w:p>
             <w:pPr>
               <w:pStyle w:val="27"/>
-              <w:spacing w:before="206" w:line="226" w:lineRule="auto"/>
-              <w:ind w:left="145"/>
-              <w:rPr>
-                <w:sz w:val="19"/>
-                <w:szCs w:val="19"/>
-              </w:rPr>
-            </w:pPr>
-            <w:r>
-              <w:rPr>
-                <w:spacing w:val="10"/>
+              <w:spacing w:before="15"/>
+              <w:ind w:left="48" w:right="185" w:hanging="2"/>
+              <w:rPr>
+                <w:rFonts w:hint="eastAsia"/>
+                <w:spacing w:val="11"/>
+                <w:sz w:val="19"/>
+                <w:szCs w:val="19"/>
+              </w:rPr>
+            </w:pPr>
+            <w:r>
+              <w:rPr>
+                <w:rFonts w:hint="eastAsia"/>
+                <w:spacing w:val="11"/>
                 <w:sz w:val="19"/>
                 <w:szCs w:val="19"/>
               </w:rPr>
@@ -13280,16 +19409,19 @@
           <w:p>
             <w:pPr>
               <w:pStyle w:val="27"/>
-              <w:spacing w:before="14" w:line="225" w:lineRule="auto"/>
-              <w:ind w:left="149"/>
-              <w:rPr>
-                <w:sz w:val="19"/>
-                <w:szCs w:val="19"/>
-              </w:rPr>
-            </w:pPr>
-            <w:r>
-              <w:rPr>
-                <w:spacing w:val="10"/>
+              <w:spacing w:before="15"/>
+              <w:ind w:left="48" w:right="185" w:hanging="2"/>
+              <w:rPr>
+                <w:rFonts w:hint="eastAsia"/>
+                <w:spacing w:val="11"/>
+                <w:sz w:val="19"/>
+                <w:szCs w:val="19"/>
+              </w:rPr>
+            </w:pPr>
+            <w:r>
+              <w:rPr>
+                <w:rFonts w:hint="eastAsia"/>
+                <w:spacing w:val="11"/>
                 <w:sz w:val="19"/>
                 <w:szCs w:val="19"/>
               </w:rPr>
@@ -13299,16 +19431,19 @@
           <w:p>
             <w:pPr>
               <w:pStyle w:val="27"/>
-              <w:spacing w:before="15" w:line="226" w:lineRule="auto"/>
-              <w:ind w:left="148"/>
-              <w:rPr>
-                <w:sz w:val="19"/>
-                <w:szCs w:val="19"/>
-              </w:rPr>
-            </w:pPr>
-            <w:r>
-              <w:rPr>
-                <w:spacing w:val="9"/>
+              <w:spacing w:before="15"/>
+              <w:ind w:left="48" w:right="185" w:hanging="2"/>
+              <w:rPr>
+                <w:rFonts w:hint="eastAsia"/>
+                <w:spacing w:val="11"/>
+                <w:sz w:val="19"/>
+                <w:szCs w:val="19"/>
+              </w:rPr>
+            </w:pPr>
+            <w:r>
+              <w:rPr>
+                <w:rFonts w:hint="eastAsia"/>
+                <w:spacing w:val="11"/>
                 <w:sz w:val="19"/>
                 <w:szCs w:val="19"/>
               </w:rPr>
@@ -13319,42 +19454,40 @@
             <w:pPr>
               <w:pStyle w:val="27"/>
               <w:spacing w:before="15"/>
-              <w:ind w:left="44" w:right="176" w:firstLine="3"/>
-              <w:rPr>
-                <w:sz w:val="19"/>
-                <w:szCs w:val="19"/>
-              </w:rPr>
-            </w:pPr>
-            <w:r>
-              <w:rPr>
+              <w:ind w:left="48" w:right="185" w:hanging="2"/>
+              <w:rPr>
+                <w:rFonts w:hint="eastAsia"/>
                 <w:spacing w:val="11"/>
                 <w:sz w:val="19"/>
                 <w:szCs w:val="19"/>
               </w:rPr>
-              <w:t>配合相关业务部门开展数据治理、业务应用效果和指标提升等工作；对业务应用评价考核、报表整理等工作提供技术支持；分析业务需求，提出建</w:t>
-            </w:r>
-            <w:r>
-              <w:rPr>
-                <w:spacing w:val="8"/>
-                <w:sz w:val="19"/>
-                <w:szCs w:val="19"/>
-              </w:rPr>
-              <w:t>议解决方案</w:t>
-            </w:r>
-          </w:p>
-          <w:p>
-            <w:pPr>
-              <w:pStyle w:val="27"/>
-              <w:spacing w:line="226" w:lineRule="auto"/>
-              <w:ind w:left="50"/>
-              <w:rPr>
-                <w:sz w:val="19"/>
-                <w:szCs w:val="19"/>
-              </w:rPr>
-            </w:pPr>
-            <w:r>
-              <w:rPr>
-                <w:spacing w:val="9"/>
+            </w:pPr>
+            <w:r>
+              <w:rPr>
+                <w:rFonts w:hint="eastAsia"/>
+                <w:spacing w:val="11"/>
+                <w:sz w:val="19"/>
+                <w:szCs w:val="19"/>
+              </w:rPr>
+              <w:t>配合相关业务部门开展数据治理、业务应用效果和指标提升等工作；对业务应用评价考核、报表整理等工作提供技术支持；分析业务需求，提出建议解决方案</w:t>
+            </w:r>
+          </w:p>
+          <w:p>
+            <w:pPr>
+              <w:pStyle w:val="27"/>
+              <w:spacing w:before="15"/>
+              <w:ind w:left="48" w:right="185" w:hanging="2"/>
+              <w:rPr>
+                <w:rFonts w:hint="eastAsia"/>
+                <w:spacing w:val="11"/>
+                <w:sz w:val="19"/>
+                <w:szCs w:val="19"/>
+              </w:rPr>
+            </w:pPr>
+            <w:r>
+              <w:rPr>
+                <w:rFonts w:hint="eastAsia"/>
+                <w:spacing w:val="11"/>
                 <w:sz w:val="19"/>
                 <w:szCs w:val="19"/>
               </w:rPr>
@@ -13364,36 +19497,23 @@
           <w:p>
             <w:pPr>
               <w:pStyle w:val="27"/>
-              <w:spacing w:before="13" w:line="242" w:lineRule="auto"/>
-              <w:ind w:left="51" w:right="75" w:hanging="5"/>
-              <w:rPr>
-                <w:sz w:val="19"/>
-                <w:szCs w:val="19"/>
-              </w:rPr>
-            </w:pPr>
-            <w:r>
-              <w:rPr>
+              <w:spacing w:before="15"/>
+              <w:ind w:left="48" w:right="185" w:hanging="2"/>
+              <w:rPr>
+                <w:rFonts w:hint="eastAsia"/>
                 <w:spacing w:val="11"/>
                 <w:sz w:val="19"/>
                 <w:szCs w:val="19"/>
               </w:rPr>
-              <w:t>提供业务系统性能调优及功能完善、升级的技术支持,含代码级</w:t>
-            </w:r>
-            <w:r>
-              <w:rPr>
-                <w:spacing w:val="10"/>
-                <w:sz w:val="19"/>
-                <w:szCs w:val="19"/>
-              </w:rPr>
-              <w:t>的修改维护</w:t>
-            </w:r>
-            <w:r>
-              <w:rPr>
-                <w:spacing w:val="-8"/>
-                <w:sz w:val="19"/>
-                <w:szCs w:val="19"/>
-              </w:rPr>
-              <w:t>等。</w:t>
+            </w:pPr>
+            <w:r>
+              <w:rPr>
+                <w:rFonts w:hint="eastAsia"/>
+                <w:spacing w:val="11"/>
+                <w:sz w:val="19"/>
+                <w:szCs w:val="19"/>
+              </w:rPr>
+              <w:t>提供业务系统性能调优及功能完善、升级的技术支持,含代码级的修改维护等。</w:t>
             </w:r>
           </w:p>
         </w:tc>
@@ -14376,20 +20496,7 @@
               </w:rPr>
             </w:pPr>
             <w:r>
-              <w:rPr>
-                <w:spacing w:val="11"/>
-                <w:sz w:val="19"/>
-                <w:szCs w:val="19"/>
-              </w:rPr>
-              <w:t>调度通信系统、自动化及网络安全监测值班系统等电力行业客户的应</w:t>
-            </w:r>
-            <w:r>
-              <w:rPr>
-                <w:spacing w:val="6"/>
-                <w:sz w:val="19"/>
-                <w:szCs w:val="19"/>
-              </w:rPr>
-              <w:t>用软件</w:t>
+              <w:t>电缆在线监测平台、电缆巡检管理系统、电缆状态诊断系统等电缆线路运维领域的应用软件</w:t>
             </w:r>
           </w:p>
         </w:tc>
@@ -15644,20 +21751,7 @@
               </w:rPr>
             </w:pPr>
             <w:r>
-              <w:rPr>
-                <w:spacing w:val="11"/>
-                <w:sz w:val="19"/>
-                <w:szCs w:val="19"/>
-              </w:rPr>
-              <w:t>调度通信系统、自动化及网络安全监测值班系统等电力行业客户</w:t>
-            </w:r>
-            <w:r>
-              <w:rPr>
-                <w:spacing w:val="6"/>
-                <w:sz w:val="19"/>
-                <w:szCs w:val="19"/>
-              </w:rPr>
-              <w:t>的应用软件</w:t>
+              <w:t>电缆在线监测平台、电缆巡检管理系统、电缆状态诊断系统等电缆线路运维领域的应用软件</w:t>
             </w:r>
           </w:p>
         </w:tc>
@@ -16414,7 +22508,7 @@
   <w:docDefaults>
     <w:rPrDefault>
       <w:rPr>
-        <w:rFonts w:asciiTheme="minorHAnsi" w:hAnsiTheme="minorHAnsi" w:eastAsiaTheme="minorEastAsia" w:cstheme="minorBidi"/>
+        <w:rFonts w:ascii="Times New Roman" w:hAnsi="Times New Roman" w:eastAsia="宋体" w:cs="Times New Roman"/>
       </w:rPr>
     </w:rPrDefault>
     <w:pPrDefault/>

--- a/1-运维服务目录/HXDL-ITSS-0102运维服务目录.docx
+++ b/1-运维服务目录/HXDL-ITSS-0102运维服务目录.docx
@@ -1508,8 +1508,8 @@
         </w:tblCellMar>
       </w:tblPr>
       <w:tblGrid>
-        <w:gridCol w:w="1668"/>
-        <w:gridCol w:w="2060"/>
+        <w:gridCol w:w="1685"/>
+        <w:gridCol w:w="2043"/>
         <w:gridCol w:w="3227"/>
         <w:gridCol w:w="8397"/>
       </w:tblGrid>
@@ -1535,7 +1535,7 @@
         </w:trPr>
         <w:tc>
           <w:tcPr>
-            <w:tcW w:w="1668" w:type="dxa"/>
+            <w:tcW w:w="1685" w:type="dxa"/>
             <w:shd w:val="clear" w:color="auto" w:fill="366092"/>
           </w:tcPr>
           <w:p>
@@ -1563,7 +1563,7 @@
         </w:tc>
         <w:tc>
           <w:tcPr>
-            <w:tcW w:w="2060" w:type="dxa"/>
+            <w:tcW w:w="2043" w:type="dxa"/>
             <w:shd w:val="clear" w:color="auto" w:fill="366092"/>
           </w:tcPr>
           <w:p>
@@ -1642,6 +1642,352 @@
                 <w:szCs w:val="24"/>
               </w:rPr>
               <w:t>内容概要说明</w:t>
+            </w:r>
+          </w:p>
+        </w:tc>
+      </w:tr>
+      <w:tr>
+        <w:tblPrEx>
+          <w:tblBorders>
+            <w:top w:val="single" w:color="000000" w:sz="6" w:space="0"/>
+            <w:left w:val="single" w:color="000000" w:sz="6" w:space="0"/>
+            <w:bottom w:val="single" w:color="000000" w:sz="6" w:space="0"/>
+            <w:right w:val="single" w:color="000000" w:sz="6" w:space="0"/>
+            <w:insideH w:val="single" w:color="000000" w:sz="6" w:space="0"/>
+            <w:insideV w:val="single" w:color="000000" w:sz="6" w:space="0"/>
+          </w:tblBorders>
+          <w:tblCellMar>
+            <w:top w:w="0" w:type="dxa"/>
+            <w:left w:w="0" w:type="dxa"/>
+            <w:bottom w:w="0" w:type="dxa"/>
+            <w:right w:w="0" w:type="dxa"/>
+          </w:tblCellMar>
+        </w:tblPrEx>
+        <w:trPr>
+          <w:trHeight w:val="930" w:hRule="atLeast"/>
+        </w:trPr>
+        <w:tc>
+          <w:tcPr>
+            <w:tcW w:w="1685" w:type="dxa"/>
+            <w:vMerge w:val="restart"/>
+            <w:vAlign w:val="center"/>
+          </w:tcPr>
+          <w:p>
+            <w:pPr>
+              <w:pStyle w:val="27"/>
+              <w:spacing w:line="217" w:lineRule="auto"/>
+              <w:ind w:left="126"/>
+              <w:jc w:val="center"/>
+              <w:rPr>
+                <w:rFonts w:hint="eastAsia"/>
+                <w:spacing w:val="-2"/>
+                <w:sz w:val="24"/>
+                <w:szCs w:val="24"/>
+                <w:lang w:val="en-US" w:eastAsia="zh-CN"/>
+              </w:rPr>
+            </w:pPr>
+            <w:r>
+              <w:rPr>
+                <w:rFonts w:hint="eastAsia"/>
+                <w:spacing w:val="-2"/>
+                <w:sz w:val="24"/>
+                <w:szCs w:val="24"/>
+                <w:lang w:val="en-US" w:eastAsia="zh-CN"/>
+              </w:rPr>
+              <w:t>0401</w:t>
+            </w:r>
+          </w:p>
+          <w:p>
+            <w:pPr>
+              <w:pStyle w:val="27"/>
+              <w:spacing w:line="217" w:lineRule="auto"/>
+              <w:ind w:left="126"/>
+              <w:jc w:val="center"/>
+              <w:rPr>
+                <w:rFonts w:hint="default"/>
+                <w:spacing w:val="-2"/>
+                <w:sz w:val="24"/>
+                <w:szCs w:val="24"/>
+                <w:lang w:val="en-US" w:eastAsia="zh-CN"/>
+              </w:rPr>
+            </w:pPr>
+            <w:r>
+              <w:rPr>
+                <w:rFonts w:hint="eastAsia"/>
+                <w:spacing w:val="-2"/>
+                <w:sz w:val="24"/>
+                <w:szCs w:val="24"/>
+                <w:lang w:val="en-US" w:eastAsia="zh-CN"/>
+              </w:rPr>
+              <w:t>基础环境运维服务</w:t>
+            </w:r>
+          </w:p>
+        </w:tc>
+        <w:tc>
+          <w:tcPr>
+            <w:tcW w:w="2043" w:type="dxa"/>
+            <w:vMerge w:val="restart"/>
+            <w:vAlign w:val="center"/>
+          </w:tcPr>
+          <w:p>
+            <w:pPr>
+              <w:jc w:val="center"/>
+              <w:rPr>
+                <w:rFonts w:hint="eastAsia"/>
+                <w:lang w:val="en-US" w:eastAsia="zh-CN"/>
+              </w:rPr>
+            </w:pPr>
+            <w:r>
+              <w:rPr>
+                <w:rFonts w:hint="eastAsia"/>
+                <w:lang w:val="en-US" w:eastAsia="zh-CN"/>
+              </w:rPr>
+              <w:t>0401</w:t>
+            </w:r>
+          </w:p>
+          <w:p>
+            <w:pPr>
+              <w:pStyle w:val="27"/>
+              <w:spacing w:line="217" w:lineRule="auto"/>
+              <w:ind w:left="351"/>
+              <w:jc w:val="center"/>
+              <w:rPr>
+                <w:rFonts w:hint="eastAsia"/>
+                <w:sz w:val="24"/>
+                <w:szCs w:val="24"/>
+                <w:lang w:val="en-US" w:eastAsia="zh-CN"/>
+              </w:rPr>
+            </w:pPr>
+            <w:r>
+              <w:rPr>
+                <w:rFonts w:hint="eastAsia"/>
+                <w:sz w:val="24"/>
+                <w:szCs w:val="24"/>
+                <w:lang w:val="en-US" w:eastAsia="zh-CN"/>
+              </w:rPr>
+              <w:t>基础环境运维服务</w:t>
+            </w:r>
+          </w:p>
+          <w:p>
+            <w:pPr>
+              <w:pStyle w:val="27"/>
+              <w:spacing w:line="217" w:lineRule="auto"/>
+              <w:ind w:left="351"/>
+              <w:jc w:val="center"/>
+              <w:rPr>
+                <w:rFonts w:hint="default"/>
+                <w:lang w:val="en-US" w:eastAsia="zh-CN"/>
+              </w:rPr>
+            </w:pPr>
+            <w:r>
+              <w:rPr>
+                <w:rFonts w:hint="eastAsia"/>
+                <w:sz w:val="24"/>
+                <w:szCs w:val="24"/>
+                <w:lang w:val="en-US" w:eastAsia="zh-CN"/>
+              </w:rPr>
+              <w:t>（UPS电源、机房电力、机房环境监控等）</w:t>
+            </w:r>
+          </w:p>
+        </w:tc>
+        <w:tc>
+          <w:tcPr>
+            <w:tcW w:w="3227" w:type="dxa"/>
+            <w:vAlign w:val="center"/>
+          </w:tcPr>
+          <w:p>
+            <w:pPr>
+              <w:pStyle w:val="27"/>
+              <w:spacing w:before="78" w:line="216" w:lineRule="auto"/>
+              <w:ind w:left="50"/>
+              <w:rPr>
+                <w:rFonts w:hint="default"/>
+                <w:spacing w:val="-1"/>
+                <w:sz w:val="24"/>
+                <w:szCs w:val="24"/>
+                <w:u w:val="single" w:color="auto"/>
+                <w:lang w:val="en-US" w:eastAsia="zh-CN"/>
+              </w:rPr>
+            </w:pPr>
+            <w:r>
+              <w:rPr>
+                <w:rFonts w:hint="eastAsia"/>
+                <w:spacing w:val="-1"/>
+                <w:sz w:val="24"/>
+                <w:szCs w:val="24"/>
+                <w:u w:val="single" w:color="auto"/>
+                <w:lang w:val="en-US" w:eastAsia="zh-CN"/>
+              </w:rPr>
+              <w:t>040101基础环境例行操作</w:t>
+            </w:r>
+          </w:p>
+        </w:tc>
+        <w:tc>
+          <w:tcPr>
+            <w:tcW w:w="8397" w:type="dxa"/>
+          </w:tcPr>
+          <w:p>
+            <w:pPr>
+              <w:pStyle w:val="27"/>
+              <w:spacing w:before="70" w:line="217" w:lineRule="auto"/>
+              <w:ind w:left="63" w:right="175" w:hanging="1"/>
+              <w:jc w:val="both"/>
+              <w:rPr>
+                <w:spacing w:val="-1"/>
+                <w:sz w:val="24"/>
+                <w:szCs w:val="24"/>
+              </w:rPr>
+            </w:pPr>
+            <w:r>
+              <w:rPr>
+                <w:rFonts w:hint="eastAsia"/>
+                <w:spacing w:val="-1"/>
+                <w:sz w:val="24"/>
+                <w:szCs w:val="24"/>
+              </w:rPr>
+              <w:t>对机房的动力系统、UPS 系统、空调系统、新风系统、视频监控系统、消防系统和防漏水系统的运维监控服务，机房资产清点、标识，建立并维护资产清单，管理机房空间、机柜空间、电源接口、供电负荷等资源使用，建立并维护清单，整理和记录人员进出机房情况。</w:t>
+            </w:r>
+          </w:p>
+        </w:tc>
+      </w:tr>
+      <w:tr>
+        <w:tblPrEx>
+          <w:tblBorders>
+            <w:top w:val="single" w:color="000000" w:sz="6" w:space="0"/>
+            <w:left w:val="single" w:color="000000" w:sz="6" w:space="0"/>
+            <w:bottom w:val="single" w:color="000000" w:sz="6" w:space="0"/>
+            <w:right w:val="single" w:color="000000" w:sz="6" w:space="0"/>
+            <w:insideH w:val="single" w:color="000000" w:sz="6" w:space="0"/>
+            <w:insideV w:val="single" w:color="000000" w:sz="6" w:space="0"/>
+          </w:tblBorders>
+          <w:tblCellMar>
+            <w:top w:w="0" w:type="dxa"/>
+            <w:left w:w="0" w:type="dxa"/>
+            <w:bottom w:w="0" w:type="dxa"/>
+            <w:right w:w="0" w:type="dxa"/>
+          </w:tblCellMar>
+        </w:tblPrEx>
+        <w:trPr>
+          <w:trHeight w:val="930" w:hRule="atLeast"/>
+        </w:trPr>
+        <w:tc>
+          <w:tcPr>
+            <w:tcW w:w="1685" w:type="dxa"/>
+            <w:vMerge w:val="continue"/>
+            <w:vAlign w:val="center"/>
+          </w:tcPr>
+          <w:p>
+            <w:pPr>
+              <w:pStyle w:val="27"/>
+              <w:spacing w:line="217" w:lineRule="auto"/>
+              <w:ind w:left="126"/>
+              <w:jc w:val="center"/>
+              <w:rPr>
+                <w:rFonts w:hint="eastAsia"/>
+                <w:spacing w:val="-2"/>
+                <w:sz w:val="24"/>
+                <w:szCs w:val="24"/>
+                <w:lang w:val="en-US" w:eastAsia="zh-CN"/>
+              </w:rPr>
+            </w:pPr>
+          </w:p>
+        </w:tc>
+        <w:tc>
+          <w:tcPr>
+            <w:tcW w:w="2043" w:type="dxa"/>
+            <w:vMerge w:val="continue"/>
+            <w:tcBorders>
+              <w:bottom w:val="nil"/>
+            </w:tcBorders>
+            <w:vAlign w:val="center"/>
+          </w:tcPr>
+          <w:p>
+            <w:pPr>
+              <w:jc w:val="center"/>
+              <w:rPr>
+                <w:rFonts w:hint="eastAsia"/>
+                <w:lang w:val="en-US" w:eastAsia="zh-CN"/>
+              </w:rPr>
+            </w:pPr>
+          </w:p>
+        </w:tc>
+        <w:tc>
+          <w:tcPr>
+            <w:tcW w:w="3227" w:type="dxa"/>
+            <w:vAlign w:val="center"/>
+          </w:tcPr>
+          <w:p>
+            <w:pPr>
+              <w:pStyle w:val="27"/>
+              <w:spacing w:before="78" w:line="216" w:lineRule="auto"/>
+              <w:ind w:left="50"/>
+              <w:rPr>
+                <w:rFonts w:hint="default"/>
+                <w:spacing w:val="-1"/>
+                <w:sz w:val="24"/>
+                <w:szCs w:val="24"/>
+                <w:u w:val="single" w:color="auto"/>
+                <w:lang w:val="en-US" w:eastAsia="zh-CN"/>
+              </w:rPr>
+            </w:pPr>
+            <w:r>
+              <w:rPr>
+                <w:rFonts w:hint="eastAsia"/>
+                <w:spacing w:val="-1"/>
+                <w:sz w:val="24"/>
+                <w:szCs w:val="24"/>
+                <w:u w:val="single" w:color="auto"/>
+                <w:lang w:val="en-US" w:eastAsia="zh-CN"/>
+              </w:rPr>
+              <w:t>040102基础环境响应支持</w:t>
+            </w:r>
+          </w:p>
+        </w:tc>
+        <w:tc>
+          <w:tcPr>
+            <w:tcW w:w="8397" w:type="dxa"/>
+          </w:tcPr>
+          <w:p>
+            <w:pPr>
+              <w:pStyle w:val="27"/>
+              <w:spacing w:before="70" w:line="217" w:lineRule="auto"/>
+              <w:ind w:left="63" w:right="175" w:hanging="1"/>
+              <w:jc w:val="both"/>
+              <w:rPr>
+                <w:spacing w:val="-1"/>
+                <w:sz w:val="24"/>
+                <w:szCs w:val="24"/>
+              </w:rPr>
+            </w:pPr>
+            <w:r>
+              <w:rPr>
+                <w:rFonts w:hint="eastAsia"/>
+                <w:spacing w:val="-1"/>
+                <w:sz w:val="24"/>
+                <w:szCs w:val="24"/>
+                <w:lang w:val="en-US" w:eastAsia="zh-CN"/>
+              </w:rPr>
+              <w:t>异常情况应急处理；强电线路定期维护，包括线路检查、线路梳理等；</w:t>
+            </w:r>
+            <w:r>
+              <w:rPr>
+                <w:rFonts w:hint="default"/>
+                <w:spacing w:val="-1"/>
+                <w:sz w:val="24"/>
+                <w:szCs w:val="24"/>
+                <w:lang w:val="en-US" w:eastAsia="zh-CN"/>
+              </w:rPr>
+              <w:t xml:space="preserve">UPS </w:t>
+            </w:r>
+            <w:r>
+              <w:rPr>
+                <w:rFonts w:hint="eastAsia"/>
+                <w:spacing w:val="-1"/>
+                <w:sz w:val="24"/>
+                <w:szCs w:val="24"/>
+                <w:lang w:val="en-US" w:eastAsia="zh-CN"/>
+              </w:rPr>
+              <w:t>定期维护，包括电池检测、健康检查、充放电测试、除尘等；空调定期维护，包括健康检查、主机除尘、更换清洗过滤网加湿罐等；</w:t>
             </w:r>
           </w:p>
         </w:tc>
@@ -1668,7 +2014,7 @@
         </w:trPr>
         <w:tc>
           <w:tcPr>
-            <w:tcW w:w="1668" w:type="dxa"/>
+            <w:tcW w:w="1685" w:type="dxa"/>
             <w:vMerge w:val="restart"/>
             <w:vAlign w:val="center"/>
           </w:tcPr>
@@ -1713,7 +2059,7 @@
         </w:tc>
         <w:tc>
           <w:tcPr>
-            <w:tcW w:w="2060" w:type="dxa"/>
+            <w:tcW w:w="2043" w:type="dxa"/>
             <w:vMerge w:val="restart"/>
             <w:tcBorders>
               <w:bottom w:val="nil"/>
@@ -1897,7 +2243,7 @@
         </w:trPr>
         <w:tc>
           <w:tcPr>
-            <w:tcW w:w="1668" w:type="dxa"/>
+            <w:tcW w:w="1685" w:type="dxa"/>
             <w:vMerge w:val="continue"/>
             <w:vAlign w:val="center"/>
           </w:tcPr>
@@ -1912,7 +2258,7 @@
         </w:tc>
         <w:tc>
           <w:tcPr>
-            <w:tcW w:w="2060" w:type="dxa"/>
+            <w:tcW w:w="2043" w:type="dxa"/>
             <w:vMerge w:val="continue"/>
             <w:tcBorders>
               <w:top w:val="nil"/>
@@ -2010,7 +2356,7 @@
         </w:trPr>
         <w:tc>
           <w:tcPr>
-            <w:tcW w:w="1668" w:type="dxa"/>
+            <w:tcW w:w="1685" w:type="dxa"/>
             <w:vMerge w:val="continue"/>
             <w:vAlign w:val="center"/>
           </w:tcPr>
@@ -2025,7 +2371,7 @@
         </w:tc>
         <w:tc>
           <w:tcPr>
-            <w:tcW w:w="2060" w:type="dxa"/>
+            <w:tcW w:w="2043" w:type="dxa"/>
             <w:vMerge w:val="continue"/>
             <w:tcBorders>
               <w:top w:val="nil"/>
@@ -2123,7 +2469,7 @@
         </w:trPr>
         <w:tc>
           <w:tcPr>
-            <w:tcW w:w="1668" w:type="dxa"/>
+            <w:tcW w:w="1685" w:type="dxa"/>
             <w:vMerge w:val="continue"/>
             <w:vAlign w:val="center"/>
           </w:tcPr>
@@ -2138,7 +2484,7 @@
         </w:tc>
         <w:tc>
           <w:tcPr>
-            <w:tcW w:w="2060" w:type="dxa"/>
+            <w:tcW w:w="2043" w:type="dxa"/>
             <w:vMerge w:val="continue"/>
             <w:tcBorders>
               <w:top w:val="nil"/>
@@ -2235,7 +2581,7 @@
         </w:trPr>
         <w:tc>
           <w:tcPr>
-            <w:tcW w:w="1668" w:type="dxa"/>
+            <w:tcW w:w="1685" w:type="dxa"/>
             <w:vMerge w:val="continue"/>
             <w:vAlign w:val="center"/>
           </w:tcPr>
@@ -2250,7 +2596,7 @@
         </w:tc>
         <w:tc>
           <w:tcPr>
-            <w:tcW w:w="2060" w:type="dxa"/>
+            <w:tcW w:w="2043" w:type="dxa"/>
             <w:vMerge w:val="restart"/>
             <w:tcBorders>
               <w:bottom w:val="nil"/>
@@ -2330,19 +2676,36 @@
                 <w:sz w:val="24"/>
                 <w:szCs w:val="24"/>
               </w:rPr>
-              <w:t>、联想等PC服务</w:t>
-            </w:r>
-          </w:p>
-          <w:p>
-            <w:pPr>
-              <w:pStyle w:val="27"/>
-              <w:spacing w:before="9" w:line="220" w:lineRule="auto"/>
-              <w:ind w:left="804"/>
-              <w:rPr>
+              <w:t>、联想</w:t>
+            </w:r>
+            <w:r>
+              <w:rPr>
+                <w:rFonts w:hint="eastAsia"/>
+                <w:spacing w:val="-6"/>
                 <w:sz w:val="24"/>
                 <w:szCs w:val="24"/>
-              </w:rPr>
-            </w:pPr>
+                <w:lang w:eastAsia="zh-CN"/>
+              </w:rPr>
+              <w:t>、</w:t>
+            </w:r>
+            <w:r>
+              <w:rPr>
+                <w:rFonts w:hint="eastAsia"/>
+                <w:spacing w:val="-6"/>
+                <w:sz w:val="24"/>
+                <w:szCs w:val="24"/>
+                <w:lang w:val="en-US" w:eastAsia="zh-CN"/>
+              </w:rPr>
+              <w:t>志强等</w:t>
+            </w:r>
+            <w:r>
+              <w:rPr>
+                <w:spacing w:val="-6"/>
+                <w:sz w:val="24"/>
+                <w:szCs w:val="24"/>
+              </w:rPr>
+              <w:t>服务</w:t>
+            </w:r>
             <w:r>
               <w:rPr>
                 <w:spacing w:val="-8"/>
@@ -2434,7 +2797,7 @@
         </w:trPr>
         <w:tc>
           <w:tcPr>
-            <w:tcW w:w="1668" w:type="dxa"/>
+            <w:tcW w:w="1685" w:type="dxa"/>
             <w:vMerge w:val="continue"/>
           </w:tcPr>
           <w:p>
@@ -2448,7 +2811,7 @@
         </w:tc>
         <w:tc>
           <w:tcPr>
-            <w:tcW w:w="2060" w:type="dxa"/>
+            <w:tcW w:w="2043" w:type="dxa"/>
             <w:vMerge w:val="continue"/>
             <w:tcBorders>
               <w:top w:val="nil"/>
@@ -2560,7 +2923,7 @@
         </w:trPr>
         <w:tc>
           <w:tcPr>
-            <w:tcW w:w="1668" w:type="dxa"/>
+            <w:tcW w:w="1685" w:type="dxa"/>
             <w:vMerge w:val="continue"/>
           </w:tcPr>
           <w:p>
@@ -2574,7 +2937,7 @@
         </w:tc>
         <w:tc>
           <w:tcPr>
-            <w:tcW w:w="2060" w:type="dxa"/>
+            <w:tcW w:w="2043" w:type="dxa"/>
             <w:vMerge w:val="continue"/>
             <w:tcBorders>
               <w:top w:val="nil"/>
@@ -2670,7 +3033,7 @@
         </w:trPr>
         <w:tc>
           <w:tcPr>
-            <w:tcW w:w="1668" w:type="dxa"/>
+            <w:tcW w:w="1685" w:type="dxa"/>
             <w:vMerge w:val="continue"/>
           </w:tcPr>
           <w:p>
@@ -2684,7 +3047,7 @@
         </w:tc>
         <w:tc>
           <w:tcPr>
-            <w:tcW w:w="2060" w:type="dxa"/>
+            <w:tcW w:w="2043" w:type="dxa"/>
             <w:vMerge w:val="restart"/>
             <w:tcBorders>
               <w:top w:val="nil"/>
@@ -2695,6 +3058,7 @@
               <w:pStyle w:val="27"/>
               <w:spacing w:before="78" w:line="225" w:lineRule="auto"/>
               <w:ind w:left="679"/>
+              <w:jc w:val="center"/>
               <w:rPr>
                 <w:rFonts w:hint="eastAsia"/>
                 <w:spacing w:val="-2"/>
@@ -2719,13 +3083,7 @@
               <w:pStyle w:val="27"/>
               <w:spacing w:before="78" w:line="225" w:lineRule="auto"/>
               <w:ind w:left="679"/>
-              <w:rPr>
-                <w:rFonts w:hint="default"/>
-                <w:sz w:val="21"/>
-                <w:lang w:val="en-US" w:eastAsia="zh-CN"/>
-              </w:rPr>
-            </w:pPr>
-            <w:r>
+              <w:jc w:val="center"/>
               <w:rPr>
                 <w:rFonts w:hint="eastAsia"/>
                 <w:spacing w:val="-2"/>
@@ -2733,7 +3091,53 @@
                 <w:szCs w:val="24"/>
                 <w:lang w:val="en-US" w:eastAsia="zh-CN"/>
               </w:rPr>
+            </w:pPr>
+            <w:r>
+              <w:rPr>
+                <w:rFonts w:hint="eastAsia"/>
+                <w:spacing w:val="-2"/>
+                <w:sz w:val="24"/>
+                <w:szCs w:val="24"/>
+                <w:lang w:val="en-US" w:eastAsia="zh-CN"/>
+              </w:rPr>
               <w:t>其他硬件运维服务</w:t>
+            </w:r>
+          </w:p>
+          <w:p>
+            <w:pPr>
+              <w:pStyle w:val="27"/>
+              <w:spacing w:before="78" w:line="225" w:lineRule="auto"/>
+              <w:ind w:left="679"/>
+              <w:jc w:val="center"/>
+              <w:rPr>
+                <w:rFonts w:hint="default"/>
+                <w:spacing w:val="-2"/>
+                <w:sz w:val="24"/>
+                <w:szCs w:val="24"/>
+                <w:lang w:val="en-US" w:eastAsia="zh-CN"/>
+              </w:rPr>
+            </w:pPr>
+            <w:r>
+              <w:rPr>
+                <w:rFonts w:hint="eastAsia"/>
+                <w:spacing w:val="-2"/>
+                <w:sz w:val="24"/>
+                <w:szCs w:val="24"/>
+                <w:lang w:val="en-US" w:eastAsia="zh-CN"/>
+              </w:rPr>
+              <w:t>（电缆线路监测设备、通信机感知设备</w:t>
+            </w:r>
+            <w:bookmarkStart w:id="0" w:name="_GoBack"/>
+            <w:bookmarkEnd w:id="0"/>
+            <w:r>
+              <w:rPr>
+                <w:rFonts w:hint="eastAsia"/>
+                <w:spacing w:val="-2"/>
+                <w:sz w:val="24"/>
+                <w:szCs w:val="24"/>
+                <w:lang w:val="en-US" w:eastAsia="zh-CN"/>
+              </w:rPr>
+              <w:t>等）</w:t>
             </w:r>
           </w:p>
         </w:tc>
@@ -2820,18 +3224,22 @@
               <w:ind w:left="63" w:right="175" w:hanging="2"/>
               <w:jc w:val="both"/>
               <w:rPr>
+                <w:rFonts w:hint="eastAsia" w:eastAsia="宋体"/>
                 <w:spacing w:val="-1"/>
                 <w:sz w:val="24"/>
                 <w:szCs w:val="24"/>
-              </w:rPr>
-            </w:pPr>
-            <w:r>
-              <w:rPr>
+                <w:lang w:eastAsia="zh-CN"/>
+              </w:rPr>
+            </w:pPr>
+            <w:r>
+              <w:rPr>
+                <w:rFonts w:hint="eastAsia" w:eastAsia="宋体"/>
                 <w:spacing w:val="-1"/>
                 <w:sz w:val="24"/>
                 <w:szCs w:val="24"/>
-              </w:rPr>
-              <w:t>面向图像及音视频设备、视频监控设备、会议系统设备、终端设备、硬件设备虚拟化、以及其他硬件设备的运维服务，以及其他属于0402类而上述各小类未包含的服务</w:t>
+                <w:lang w:eastAsia="zh-CN"/>
+              </w:rPr>
+              <w:t>针对电缆线路相关的在线监测设备、环境监控设备、通信及感知装置等硬件设施，提供定期巡检、状态监测和预防性维护服务。通过现场或远程方式，检查设备运行状态、供电情况、通信连接及物理环境，及时发现并处理潜在隐患，进行清洁保养和基础调试，确保设备处于良好运行状态，保障电缆线路监测数据的连续性和可靠性</w:t>
             </w:r>
           </w:p>
         </w:tc>
@@ -2858,7 +3266,7 @@
         </w:trPr>
         <w:tc>
           <w:tcPr>
-            <w:tcW w:w="1668" w:type="dxa"/>
+            <w:tcW w:w="1685" w:type="dxa"/>
             <w:vMerge w:val="continue"/>
           </w:tcPr>
           <w:p>
@@ -2872,7 +3280,7 @@
         </w:tc>
         <w:tc>
           <w:tcPr>
-            <w:tcW w:w="2060" w:type="dxa"/>
+            <w:tcW w:w="2043" w:type="dxa"/>
             <w:vMerge w:val="continue"/>
           </w:tcPr>
           <w:p>
@@ -3005,7 +3413,7 @@
         </w:trPr>
         <w:tc>
           <w:tcPr>
-            <w:tcW w:w="1668" w:type="dxa"/>
+            <w:tcW w:w="1685" w:type="dxa"/>
             <w:vMerge w:val="continue"/>
           </w:tcPr>
           <w:p>
@@ -3019,7 +3427,7 @@
         </w:tc>
         <w:tc>
           <w:tcPr>
-            <w:tcW w:w="2060" w:type="dxa"/>
+            <w:tcW w:w="2043" w:type="dxa"/>
             <w:vMerge w:val="continue"/>
           </w:tcPr>
           <w:p>
@@ -3162,7 +3570,7 @@
         </w:trPr>
         <w:tc>
           <w:tcPr>
-            <w:tcW w:w="1668" w:type="dxa"/>
+            <w:tcW w:w="1685" w:type="dxa"/>
             <w:vMerge w:val="continue"/>
           </w:tcPr>
           <w:p>
@@ -3176,7 +3584,7 @@
         </w:tc>
         <w:tc>
           <w:tcPr>
-            <w:tcW w:w="2060" w:type="dxa"/>
+            <w:tcW w:w="2043" w:type="dxa"/>
             <w:vMerge w:val="continue"/>
           </w:tcPr>
           <w:p>
@@ -3309,7 +3717,7 @@
         </w:trPr>
         <w:tc>
           <w:tcPr>
-            <w:tcW w:w="1668" w:type="dxa"/>
+            <w:tcW w:w="1685" w:type="dxa"/>
             <w:vMerge w:val="restart"/>
             <w:tcBorders>
               <w:bottom w:val="nil"/>
@@ -3357,41 +3765,87 @@
         </w:tc>
         <w:tc>
           <w:tcPr>
-            <w:tcW w:w="2060" w:type="dxa"/>
+            <w:tcW w:w="2043" w:type="dxa"/>
             <w:vMerge w:val="restart"/>
             <w:tcBorders>
               <w:bottom w:val="nil"/>
             </w:tcBorders>
           </w:tcPr>
           <w:p>
-            <w:r>
-              <w:t>040303应用软件运</w:t>
-            </w:r>
-          </w:p>
-          <w:p>
-            <w:r>
-              <w:t>维服务</w:t>
-            </w:r>
-          </w:p>
-          <w:p>
-            <w:pPr>
-              <w:rPr>
+            <w:pPr>
+              <w:pStyle w:val="27"/>
+              <w:spacing w:before="10" w:line="225" w:lineRule="auto"/>
+              <w:ind w:left="144"/>
+              <w:jc w:val="center"/>
+              <w:rPr>
+                <w:spacing w:val="-2"/>
                 <w:sz w:val="24"/>
                 <w:szCs w:val="24"/>
               </w:rPr>
             </w:pPr>
             <w:r>
+              <w:rPr>
+                <w:spacing w:val="-2"/>
+                <w:sz w:val="24"/>
+                <w:szCs w:val="24"/>
+              </w:rPr>
+              <w:t>040303应用软件运维服务</w:t>
+            </w:r>
+          </w:p>
+          <w:p>
+            <w:pPr>
+              <w:pStyle w:val="27"/>
+              <w:spacing w:before="10" w:line="225" w:lineRule="auto"/>
+              <w:ind w:left="144"/>
+              <w:jc w:val="center"/>
+              <w:rPr>
+                <w:sz w:val="24"/>
+                <w:szCs w:val="24"/>
+              </w:rPr>
+            </w:pPr>
+            <w:r>
+              <w:rPr>
+                <w:spacing w:val="-2"/>
+                <w:sz w:val="24"/>
+                <w:szCs w:val="24"/>
+              </w:rPr>
               <w:t>（电缆在线监测平台、电缆巡检管理系统、电缆状态诊断系统</w:t>
             </w:r>
             <w:r>
               <w:rPr>
                 <w:rFonts w:hint="eastAsia"/>
+                <w:spacing w:val="-2"/>
+                <w:sz w:val="24"/>
+                <w:szCs w:val="24"/>
                 <w:lang w:eastAsia="zh-CN"/>
               </w:rPr>
-              <w:t>、</w:t>
-            </w:r>
-            <w:r>
-              <w:t>等电缆线路运维领域的应用软件）</w:t>
+              <w:t>、变电站电力监控系统网络安全态势感知系统</w:t>
+            </w:r>
+            <w:r>
+              <w:rPr>
+                <w:spacing w:val="-2"/>
+                <w:sz w:val="24"/>
+                <w:szCs w:val="24"/>
+              </w:rPr>
+              <w:t>等</w:t>
+            </w:r>
+            <w:r>
+              <w:rPr>
+                <w:rFonts w:hint="eastAsia"/>
+                <w:spacing w:val="-2"/>
+                <w:sz w:val="24"/>
+                <w:szCs w:val="24"/>
+                <w:lang w:val="en-US" w:eastAsia="zh-CN"/>
+              </w:rPr>
+              <w:t>电缆电力</w:t>
+            </w:r>
+            <w:r>
+              <w:rPr>
+                <w:spacing w:val="-2"/>
+                <w:sz w:val="24"/>
+                <w:szCs w:val="24"/>
+              </w:rPr>
+              <w:t>应用软件）</w:t>
             </w:r>
           </w:p>
         </w:tc>
@@ -3475,7 +3929,7 @@
         </w:trPr>
         <w:tc>
           <w:tcPr>
-            <w:tcW w:w="1668" w:type="dxa"/>
+            <w:tcW w:w="1685" w:type="dxa"/>
             <w:vMerge w:val="continue"/>
             <w:tcBorders>
               <w:top w:val="nil"/>
@@ -3493,7 +3947,7 @@
         </w:tc>
         <w:tc>
           <w:tcPr>
-            <w:tcW w:w="2060" w:type="dxa"/>
+            <w:tcW w:w="2043" w:type="dxa"/>
             <w:vMerge w:val="continue"/>
             <w:tcBorders>
               <w:top w:val="nil"/>
@@ -3581,7 +4035,7 @@
         </w:trPr>
         <w:tc>
           <w:tcPr>
-            <w:tcW w:w="1668" w:type="dxa"/>
+            <w:tcW w:w="1685" w:type="dxa"/>
             <w:vMerge w:val="continue"/>
             <w:tcBorders>
               <w:top w:val="nil"/>
@@ -3598,7 +4052,7 @@
         </w:tc>
         <w:tc>
           <w:tcPr>
-            <w:tcW w:w="2060" w:type="dxa"/>
+            <w:tcW w:w="2043" w:type="dxa"/>
             <w:vMerge w:val="continue"/>
             <w:tcBorders>
               <w:top w:val="nil"/>
@@ -3677,6 +4131,2810 @@
           <w:cols w:space="720" w:num="1"/>
         </w:sectPr>
       </w:pPr>
+    </w:p>
+    <w:p>
+      <w:pPr>
+        <w:spacing w:before="71" w:line="216" w:lineRule="auto"/>
+        <w:ind w:left="3695"/>
+        <w:outlineLvl w:val="0"/>
+        <w:rPr>
+          <w:rFonts w:ascii="仿宋" w:hAnsi="仿宋" w:eastAsia="仿宋" w:cs="仿宋"/>
+          <w:sz w:val="36"/>
+          <w:szCs w:val="36"/>
+        </w:rPr>
+      </w:pPr>
+      <w:r>
+        <w:rPr>
+          <w:rFonts w:hint="eastAsia" w:ascii="仿宋" w:hAnsi="仿宋" w:eastAsia="仿宋" w:cs="仿宋"/>
+          <w:spacing w:val="-7"/>
+          <w:sz w:val="36"/>
+          <w:szCs w:val="36"/>
+          <w:lang w:val="en-US" w:eastAsia="zh-CN"/>
+        </w:rPr>
+        <w:t>基础环境</w:t>
+      </w:r>
+      <w:r>
+        <w:rPr>
+          <w:rFonts w:ascii="仿宋" w:hAnsi="仿宋" w:eastAsia="仿宋" w:cs="仿宋"/>
+          <w:spacing w:val="-7"/>
+          <w:sz w:val="36"/>
+          <w:szCs w:val="36"/>
+        </w:rPr>
+        <w:t>例行操作服务</w:t>
+      </w:r>
+    </w:p>
+    <w:tbl>
+      <w:tblPr>
+        <w:tblStyle w:val="26"/>
+        <w:tblW w:w="10123" w:type="dxa"/>
+        <w:tblInd w:w="7" w:type="dxa"/>
+        <w:tblBorders>
+          <w:top w:val="single" w:color="000000" w:sz="6" w:space="0"/>
+          <w:left w:val="single" w:color="000000" w:sz="6" w:space="0"/>
+          <w:bottom w:val="single" w:color="000000" w:sz="6" w:space="0"/>
+          <w:right w:val="single" w:color="000000" w:sz="6" w:space="0"/>
+          <w:insideH w:val="single" w:color="000000" w:sz="6" w:space="0"/>
+          <w:insideV w:val="single" w:color="000000" w:sz="6" w:space="0"/>
+        </w:tblBorders>
+        <w:tblLayout w:type="fixed"/>
+        <w:tblCellMar>
+          <w:top w:w="0" w:type="dxa"/>
+          <w:left w:w="0" w:type="dxa"/>
+          <w:bottom w:w="0" w:type="dxa"/>
+          <w:right w:w="0" w:type="dxa"/>
+        </w:tblCellMar>
+      </w:tblPr>
+      <w:tblGrid>
+        <w:gridCol w:w="2278"/>
+        <w:gridCol w:w="7845"/>
+      </w:tblGrid>
+      <w:tr>
+        <w:tblPrEx>
+          <w:tblBorders>
+            <w:top w:val="single" w:color="000000" w:sz="6" w:space="0"/>
+            <w:left w:val="single" w:color="000000" w:sz="6" w:space="0"/>
+            <w:bottom w:val="single" w:color="000000" w:sz="6" w:space="0"/>
+            <w:right w:val="single" w:color="000000" w:sz="6" w:space="0"/>
+            <w:insideH w:val="single" w:color="000000" w:sz="6" w:space="0"/>
+            <w:insideV w:val="single" w:color="000000" w:sz="6" w:space="0"/>
+          </w:tblBorders>
+          <w:tblCellMar>
+            <w:top w:w="0" w:type="dxa"/>
+            <w:left w:w="0" w:type="dxa"/>
+            <w:bottom w:w="0" w:type="dxa"/>
+            <w:right w:w="0" w:type="dxa"/>
+          </w:tblCellMar>
+        </w:tblPrEx>
+        <w:trPr>
+          <w:trHeight w:val="392" w:hRule="atLeast"/>
+        </w:trPr>
+        <w:tc>
+          <w:tcPr>
+            <w:tcW w:w="10123" w:type="dxa"/>
+            <w:gridSpan w:val="2"/>
+            <w:shd w:val="clear" w:color="auto" w:fill="1F497D"/>
+          </w:tcPr>
+          <w:p>
+            <w:pPr>
+              <w:pStyle w:val="27"/>
+              <w:spacing w:before="102" w:line="227" w:lineRule="auto"/>
+              <w:ind w:left="4661"/>
+              <w:rPr>
+                <w:sz w:val="19"/>
+                <w:szCs w:val="19"/>
+              </w:rPr>
+            </w:pPr>
+            <w:r>
+              <w:rPr>
+                <w:b/>
+                <w:bCs/>
+                <w:color w:val="FFFFFF"/>
+                <w:spacing w:val="7"/>
+                <w:sz w:val="19"/>
+                <w:szCs w:val="19"/>
+              </w:rPr>
+              <w:t>服务概述</w:t>
+            </w:r>
+          </w:p>
+        </w:tc>
+      </w:tr>
+      <w:tr>
+        <w:tblPrEx>
+          <w:tblBorders>
+            <w:top w:val="single" w:color="000000" w:sz="6" w:space="0"/>
+            <w:left w:val="single" w:color="000000" w:sz="6" w:space="0"/>
+            <w:bottom w:val="single" w:color="000000" w:sz="6" w:space="0"/>
+            <w:right w:val="single" w:color="000000" w:sz="6" w:space="0"/>
+            <w:insideH w:val="single" w:color="000000" w:sz="6" w:space="0"/>
+            <w:insideV w:val="single" w:color="000000" w:sz="6" w:space="0"/>
+          </w:tblBorders>
+          <w:tblCellMar>
+            <w:top w:w="0" w:type="dxa"/>
+            <w:left w:w="0" w:type="dxa"/>
+            <w:bottom w:w="0" w:type="dxa"/>
+            <w:right w:w="0" w:type="dxa"/>
+          </w:tblCellMar>
+        </w:tblPrEx>
+        <w:trPr>
+          <w:trHeight w:val="390" w:hRule="atLeast"/>
+        </w:trPr>
+        <w:tc>
+          <w:tcPr>
+            <w:tcW w:w="2278" w:type="dxa"/>
+          </w:tcPr>
+          <w:p>
+            <w:pPr>
+              <w:pStyle w:val="27"/>
+              <w:spacing w:before="110" w:line="227" w:lineRule="auto"/>
+              <w:ind w:left="747"/>
+              <w:rPr>
+                <w:sz w:val="19"/>
+                <w:szCs w:val="19"/>
+              </w:rPr>
+            </w:pPr>
+            <w:r>
+              <w:rPr>
+                <w:spacing w:val="7"/>
+                <w:sz w:val="19"/>
+                <w:szCs w:val="19"/>
+              </w:rPr>
+              <w:t>服务大类</w:t>
+            </w:r>
+          </w:p>
+        </w:tc>
+        <w:tc>
+          <w:tcPr>
+            <w:tcW w:w="7845" w:type="dxa"/>
+          </w:tcPr>
+          <w:p>
+            <w:pPr>
+              <w:pStyle w:val="27"/>
+              <w:spacing w:before="109" w:line="226" w:lineRule="auto"/>
+              <w:ind w:left="39"/>
+              <w:rPr>
+                <w:sz w:val="19"/>
+                <w:szCs w:val="19"/>
+              </w:rPr>
+            </w:pPr>
+            <w:r>
+              <w:rPr>
+                <w:spacing w:val="8"/>
+                <w:sz w:val="19"/>
+                <w:szCs w:val="19"/>
+              </w:rPr>
+              <w:t>04运行维护服务</w:t>
+            </w:r>
+          </w:p>
+        </w:tc>
+      </w:tr>
+      <w:tr>
+        <w:tblPrEx>
+          <w:tblBorders>
+            <w:top w:val="single" w:color="000000" w:sz="6" w:space="0"/>
+            <w:left w:val="single" w:color="000000" w:sz="6" w:space="0"/>
+            <w:bottom w:val="single" w:color="000000" w:sz="6" w:space="0"/>
+            <w:right w:val="single" w:color="000000" w:sz="6" w:space="0"/>
+            <w:insideH w:val="single" w:color="000000" w:sz="6" w:space="0"/>
+            <w:insideV w:val="single" w:color="000000" w:sz="6" w:space="0"/>
+          </w:tblBorders>
+          <w:tblCellMar>
+            <w:top w:w="0" w:type="dxa"/>
+            <w:left w:w="0" w:type="dxa"/>
+            <w:bottom w:w="0" w:type="dxa"/>
+            <w:right w:w="0" w:type="dxa"/>
+          </w:tblCellMar>
+        </w:tblPrEx>
+        <w:trPr>
+          <w:trHeight w:val="390" w:hRule="atLeast"/>
+        </w:trPr>
+        <w:tc>
+          <w:tcPr>
+            <w:tcW w:w="2278" w:type="dxa"/>
+          </w:tcPr>
+          <w:p>
+            <w:pPr>
+              <w:pStyle w:val="27"/>
+              <w:spacing w:before="110" w:line="227" w:lineRule="auto"/>
+              <w:ind w:left="747"/>
+              <w:rPr>
+                <w:sz w:val="19"/>
+                <w:szCs w:val="19"/>
+              </w:rPr>
+            </w:pPr>
+            <w:r>
+              <w:rPr>
+                <w:spacing w:val="7"/>
+                <w:sz w:val="19"/>
+                <w:szCs w:val="19"/>
+              </w:rPr>
+              <w:t>服务中类</w:t>
+            </w:r>
+          </w:p>
+        </w:tc>
+        <w:tc>
+          <w:tcPr>
+            <w:tcW w:w="7845" w:type="dxa"/>
+          </w:tcPr>
+          <w:p>
+            <w:pPr>
+              <w:pStyle w:val="27"/>
+              <w:spacing w:before="111" w:line="226" w:lineRule="auto"/>
+              <w:ind w:left="39"/>
+              <w:rPr>
+                <w:sz w:val="19"/>
+                <w:szCs w:val="19"/>
+              </w:rPr>
+            </w:pPr>
+            <w:r>
+              <w:rPr>
+                <w:spacing w:val="7"/>
+                <w:sz w:val="19"/>
+                <w:szCs w:val="19"/>
+              </w:rPr>
+              <w:t>040</w:t>
+            </w:r>
+            <w:r>
+              <w:rPr>
+                <w:rFonts w:hint="eastAsia"/>
+                <w:spacing w:val="7"/>
+                <w:sz w:val="19"/>
+                <w:szCs w:val="19"/>
+                <w:lang w:val="en-US" w:eastAsia="zh-CN"/>
+              </w:rPr>
+              <w:t>1基础环境</w:t>
+            </w:r>
+            <w:r>
+              <w:rPr>
+                <w:spacing w:val="7"/>
+                <w:sz w:val="19"/>
+                <w:szCs w:val="19"/>
+              </w:rPr>
+              <w:t>运维服务</w:t>
+            </w:r>
+          </w:p>
+        </w:tc>
+      </w:tr>
+      <w:tr>
+        <w:tblPrEx>
+          <w:tblBorders>
+            <w:top w:val="single" w:color="000000" w:sz="6" w:space="0"/>
+            <w:left w:val="single" w:color="000000" w:sz="6" w:space="0"/>
+            <w:bottom w:val="single" w:color="000000" w:sz="6" w:space="0"/>
+            <w:right w:val="single" w:color="000000" w:sz="6" w:space="0"/>
+            <w:insideH w:val="single" w:color="000000" w:sz="6" w:space="0"/>
+            <w:insideV w:val="single" w:color="000000" w:sz="6" w:space="0"/>
+          </w:tblBorders>
+          <w:tblCellMar>
+            <w:top w:w="0" w:type="dxa"/>
+            <w:left w:w="0" w:type="dxa"/>
+            <w:bottom w:w="0" w:type="dxa"/>
+            <w:right w:w="0" w:type="dxa"/>
+          </w:tblCellMar>
+        </w:tblPrEx>
+        <w:trPr>
+          <w:trHeight w:val="390" w:hRule="atLeast"/>
+        </w:trPr>
+        <w:tc>
+          <w:tcPr>
+            <w:tcW w:w="2278" w:type="dxa"/>
+          </w:tcPr>
+          <w:p>
+            <w:pPr>
+              <w:pStyle w:val="27"/>
+              <w:spacing w:before="111" w:line="227" w:lineRule="auto"/>
+              <w:ind w:left="747"/>
+              <w:rPr>
+                <w:sz w:val="19"/>
+                <w:szCs w:val="19"/>
+              </w:rPr>
+            </w:pPr>
+            <w:r>
+              <w:rPr>
+                <w:spacing w:val="7"/>
+                <w:sz w:val="19"/>
+                <w:szCs w:val="19"/>
+              </w:rPr>
+              <w:t>服务小类</w:t>
+            </w:r>
+          </w:p>
+        </w:tc>
+        <w:tc>
+          <w:tcPr>
+            <w:tcW w:w="7845" w:type="dxa"/>
+          </w:tcPr>
+          <w:p>
+            <w:pPr>
+              <w:pStyle w:val="27"/>
+              <w:spacing w:before="111" w:line="226" w:lineRule="auto"/>
+              <w:ind w:left="39"/>
+              <w:rPr>
+                <w:sz w:val="19"/>
+                <w:szCs w:val="19"/>
+              </w:rPr>
+            </w:pPr>
+            <w:r>
+              <w:rPr>
+                <w:spacing w:val="7"/>
+                <w:sz w:val="19"/>
+                <w:szCs w:val="19"/>
+              </w:rPr>
+              <w:t>0401</w:t>
+            </w:r>
+            <w:r>
+              <w:rPr>
+                <w:rFonts w:hint="eastAsia"/>
+                <w:spacing w:val="7"/>
+                <w:sz w:val="19"/>
+                <w:szCs w:val="19"/>
+                <w:lang w:val="en-US" w:eastAsia="zh-CN"/>
+              </w:rPr>
+              <w:t>基础环境</w:t>
+            </w:r>
+            <w:r>
+              <w:rPr>
+                <w:spacing w:val="7"/>
+                <w:sz w:val="19"/>
+                <w:szCs w:val="19"/>
+              </w:rPr>
+              <w:t>运维服务</w:t>
+            </w:r>
+          </w:p>
+        </w:tc>
+      </w:tr>
+      <w:tr>
+        <w:tblPrEx>
+          <w:tblBorders>
+            <w:top w:val="single" w:color="000000" w:sz="6" w:space="0"/>
+            <w:left w:val="single" w:color="000000" w:sz="6" w:space="0"/>
+            <w:bottom w:val="single" w:color="000000" w:sz="6" w:space="0"/>
+            <w:right w:val="single" w:color="000000" w:sz="6" w:space="0"/>
+            <w:insideH w:val="single" w:color="000000" w:sz="6" w:space="0"/>
+            <w:insideV w:val="single" w:color="000000" w:sz="6" w:space="0"/>
+          </w:tblBorders>
+          <w:tblCellMar>
+            <w:top w:w="0" w:type="dxa"/>
+            <w:left w:w="0" w:type="dxa"/>
+            <w:bottom w:w="0" w:type="dxa"/>
+            <w:right w:w="0" w:type="dxa"/>
+          </w:tblCellMar>
+        </w:tblPrEx>
+        <w:trPr>
+          <w:trHeight w:val="390" w:hRule="atLeast"/>
+        </w:trPr>
+        <w:tc>
+          <w:tcPr>
+            <w:tcW w:w="2278" w:type="dxa"/>
+          </w:tcPr>
+          <w:p>
+            <w:pPr>
+              <w:pStyle w:val="27"/>
+              <w:spacing w:before="112" w:line="227" w:lineRule="auto"/>
+              <w:ind w:left="747"/>
+              <w:rPr>
+                <w:sz w:val="19"/>
+                <w:szCs w:val="19"/>
+              </w:rPr>
+            </w:pPr>
+            <w:r>
+              <w:rPr>
+                <w:spacing w:val="7"/>
+                <w:sz w:val="19"/>
+                <w:szCs w:val="19"/>
+              </w:rPr>
+              <w:t>服务子类</w:t>
+            </w:r>
+          </w:p>
+        </w:tc>
+        <w:tc>
+          <w:tcPr>
+            <w:tcW w:w="7845" w:type="dxa"/>
+          </w:tcPr>
+          <w:p>
+            <w:pPr>
+              <w:pStyle w:val="27"/>
+              <w:spacing w:before="111" w:line="225" w:lineRule="auto"/>
+              <w:ind w:left="39"/>
+              <w:rPr>
+                <w:sz w:val="19"/>
+                <w:szCs w:val="19"/>
+              </w:rPr>
+            </w:pPr>
+            <w:r>
+              <w:rPr>
+                <w:spacing w:val="7"/>
+                <w:sz w:val="19"/>
+                <w:szCs w:val="19"/>
+              </w:rPr>
+              <w:t>040</w:t>
+            </w:r>
+            <w:r>
+              <w:rPr>
+                <w:rFonts w:hint="eastAsia"/>
+                <w:spacing w:val="7"/>
+                <w:sz w:val="19"/>
+                <w:szCs w:val="19"/>
+                <w:lang w:val="en-US" w:eastAsia="zh-CN"/>
+              </w:rPr>
+              <w:t>1</w:t>
+            </w:r>
+            <w:r>
+              <w:rPr>
+                <w:spacing w:val="7"/>
+                <w:sz w:val="19"/>
+                <w:szCs w:val="19"/>
+              </w:rPr>
+              <w:t>01</w:t>
+            </w:r>
+            <w:r>
+              <w:rPr>
+                <w:rFonts w:hint="eastAsia"/>
+                <w:spacing w:val="7"/>
+                <w:sz w:val="19"/>
+                <w:szCs w:val="19"/>
+                <w:lang w:val="en-US" w:eastAsia="zh-CN"/>
+              </w:rPr>
+              <w:t>基础环境</w:t>
+            </w:r>
+            <w:r>
+              <w:rPr>
+                <w:spacing w:val="7"/>
+                <w:sz w:val="19"/>
+                <w:szCs w:val="19"/>
+              </w:rPr>
+              <w:t>例行操作服务</w:t>
+            </w:r>
+          </w:p>
+        </w:tc>
+      </w:tr>
+      <w:tr>
+        <w:tblPrEx>
+          <w:tblBorders>
+            <w:top w:val="single" w:color="000000" w:sz="6" w:space="0"/>
+            <w:left w:val="single" w:color="000000" w:sz="6" w:space="0"/>
+            <w:bottom w:val="single" w:color="000000" w:sz="6" w:space="0"/>
+            <w:right w:val="single" w:color="000000" w:sz="6" w:space="0"/>
+            <w:insideH w:val="single" w:color="000000" w:sz="6" w:space="0"/>
+            <w:insideV w:val="single" w:color="000000" w:sz="6" w:space="0"/>
+          </w:tblBorders>
+          <w:tblCellMar>
+            <w:top w:w="0" w:type="dxa"/>
+            <w:left w:w="0" w:type="dxa"/>
+            <w:bottom w:w="0" w:type="dxa"/>
+            <w:right w:w="0" w:type="dxa"/>
+          </w:tblCellMar>
+        </w:tblPrEx>
+        <w:trPr>
+          <w:trHeight w:val="1060" w:hRule="atLeast"/>
+        </w:trPr>
+        <w:tc>
+          <w:tcPr>
+            <w:tcW w:w="2278" w:type="dxa"/>
+          </w:tcPr>
+          <w:p>
+            <w:pPr>
+              <w:spacing w:line="382" w:lineRule="auto"/>
+              <w:rPr>
+                <w:rFonts w:ascii="Arial"/>
+                <w:sz w:val="21"/>
+              </w:rPr>
+            </w:pPr>
+          </w:p>
+          <w:p>
+            <w:pPr>
+              <w:pStyle w:val="27"/>
+              <w:spacing w:before="62" w:line="226" w:lineRule="auto"/>
+              <w:ind w:left="747"/>
+              <w:rPr>
+                <w:sz w:val="19"/>
+                <w:szCs w:val="19"/>
+              </w:rPr>
+            </w:pPr>
+            <w:r>
+              <w:rPr>
+                <w:spacing w:val="7"/>
+                <w:sz w:val="19"/>
+                <w:szCs w:val="19"/>
+              </w:rPr>
+              <w:t>服务简介</w:t>
+            </w:r>
+          </w:p>
+        </w:tc>
+        <w:tc>
+          <w:tcPr>
+            <w:tcW w:w="7845" w:type="dxa"/>
+          </w:tcPr>
+          <w:p>
+            <w:pPr>
+              <w:pStyle w:val="27"/>
+              <w:spacing w:before="199"/>
+              <w:ind w:left="43" w:right="140"/>
+              <w:jc w:val="both"/>
+              <w:rPr>
+                <w:sz w:val="19"/>
+                <w:szCs w:val="19"/>
+              </w:rPr>
+            </w:pPr>
+            <w:r>
+              <w:rPr>
+                <w:rFonts w:ascii="Segoe UI" w:hAnsi="Segoe UI" w:eastAsia="Segoe UI" w:cs="Segoe UI"/>
+                <w:i w:val="0"/>
+                <w:iCs w:val="0"/>
+                <w:caps w:val="0"/>
+                <w:color w:val="0F1115"/>
+                <w:spacing w:val="0"/>
+                <w:sz w:val="22"/>
+                <w:szCs w:val="22"/>
+                <w:shd w:val="clear" w:fill="FFFFFF"/>
+              </w:rPr>
+              <w:t>对机房基础设施及配套系统提供定期巡检、状态监测和预防性维护服务。通过对动力系统、环境控制系统、安防系统等的周期性检查，及时发现并处理潜在隐患，确保机房基础环境安全、稳定、可靠运行。</w:t>
+            </w:r>
+          </w:p>
+        </w:tc>
+      </w:tr>
+      <w:tr>
+        <w:tblPrEx>
+          <w:tblBorders>
+            <w:top w:val="single" w:color="000000" w:sz="6" w:space="0"/>
+            <w:left w:val="single" w:color="000000" w:sz="6" w:space="0"/>
+            <w:bottom w:val="single" w:color="000000" w:sz="6" w:space="0"/>
+            <w:right w:val="single" w:color="000000" w:sz="6" w:space="0"/>
+            <w:insideH w:val="single" w:color="000000" w:sz="6" w:space="0"/>
+            <w:insideV w:val="single" w:color="000000" w:sz="6" w:space="0"/>
+          </w:tblBorders>
+          <w:tblCellMar>
+            <w:top w:w="0" w:type="dxa"/>
+            <w:left w:w="0" w:type="dxa"/>
+            <w:bottom w:w="0" w:type="dxa"/>
+            <w:right w:w="0" w:type="dxa"/>
+          </w:tblCellMar>
+        </w:tblPrEx>
+        <w:trPr>
+          <w:trHeight w:val="896" w:hRule="atLeast"/>
+        </w:trPr>
+        <w:tc>
+          <w:tcPr>
+            <w:tcW w:w="2278" w:type="dxa"/>
+          </w:tcPr>
+          <w:p>
+            <w:pPr>
+              <w:spacing w:line="301" w:lineRule="auto"/>
+              <w:rPr>
+                <w:rFonts w:ascii="Arial"/>
+                <w:sz w:val="21"/>
+              </w:rPr>
+            </w:pPr>
+          </w:p>
+          <w:p>
+            <w:pPr>
+              <w:pStyle w:val="27"/>
+              <w:spacing w:before="62" w:line="227" w:lineRule="auto"/>
+              <w:ind w:left="494"/>
+              <w:rPr>
+                <w:sz w:val="19"/>
+                <w:szCs w:val="19"/>
+              </w:rPr>
+            </w:pPr>
+            <w:r>
+              <w:rPr>
+                <w:spacing w:val="8"/>
+                <w:sz w:val="19"/>
+                <w:szCs w:val="19"/>
+              </w:rPr>
+              <w:t>服务目标/价值</w:t>
+            </w:r>
+          </w:p>
+        </w:tc>
+        <w:tc>
+          <w:tcPr>
+            <w:tcW w:w="7845" w:type="dxa"/>
+          </w:tcPr>
+          <w:p>
+            <w:pPr>
+              <w:pStyle w:val="27"/>
+              <w:spacing w:before="242"/>
+              <w:ind w:left="46" w:right="342" w:firstLine="1"/>
+              <w:rPr>
+                <w:sz w:val="19"/>
+                <w:szCs w:val="19"/>
+              </w:rPr>
+            </w:pPr>
+            <w:r>
+              <w:rPr>
+                <w:rFonts w:ascii="Segoe UI" w:hAnsi="Segoe UI" w:eastAsia="Segoe UI" w:cs="Segoe UI"/>
+                <w:i w:val="0"/>
+                <w:iCs w:val="0"/>
+                <w:caps w:val="0"/>
+                <w:color w:val="0F1115"/>
+                <w:spacing w:val="0"/>
+                <w:sz w:val="22"/>
+                <w:szCs w:val="22"/>
+                <w:shd w:val="clear" w:fill="FFFFFF"/>
+              </w:rPr>
+              <w:t>通过规范化、标准化的基础环境运维服务，保障机房基础设施连续稳定运行，降低意外停机风险，延长设备使用寿命，为客户业务系统提供可靠的基础环境支撑</w:t>
+            </w:r>
+          </w:p>
+        </w:tc>
+      </w:tr>
+      <w:tr>
+        <w:tblPrEx>
+          <w:tblBorders>
+            <w:top w:val="single" w:color="000000" w:sz="6" w:space="0"/>
+            <w:left w:val="single" w:color="000000" w:sz="6" w:space="0"/>
+            <w:bottom w:val="single" w:color="000000" w:sz="6" w:space="0"/>
+            <w:right w:val="single" w:color="000000" w:sz="6" w:space="0"/>
+            <w:insideH w:val="single" w:color="000000" w:sz="6" w:space="0"/>
+            <w:insideV w:val="single" w:color="000000" w:sz="6" w:space="0"/>
+          </w:tblBorders>
+          <w:tblCellMar>
+            <w:top w:w="0" w:type="dxa"/>
+            <w:left w:w="0" w:type="dxa"/>
+            <w:bottom w:w="0" w:type="dxa"/>
+            <w:right w:w="0" w:type="dxa"/>
+          </w:tblCellMar>
+        </w:tblPrEx>
+        <w:trPr>
+          <w:trHeight w:val="390" w:hRule="atLeast"/>
+        </w:trPr>
+        <w:tc>
+          <w:tcPr>
+            <w:tcW w:w="10123" w:type="dxa"/>
+            <w:gridSpan w:val="2"/>
+            <w:shd w:val="clear" w:color="auto" w:fill="1F497D"/>
+          </w:tcPr>
+          <w:p>
+            <w:pPr>
+              <w:pStyle w:val="27"/>
+              <w:spacing w:before="104" w:line="227" w:lineRule="auto"/>
+              <w:ind w:left="4661"/>
+              <w:rPr>
+                <w:sz w:val="19"/>
+                <w:szCs w:val="19"/>
+              </w:rPr>
+            </w:pPr>
+            <w:r>
+              <w:rPr>
+                <w:b/>
+                <w:bCs/>
+                <w:color w:val="FFFFFF"/>
+                <w:spacing w:val="7"/>
+                <w:sz w:val="19"/>
+                <w:szCs w:val="19"/>
+              </w:rPr>
+              <w:t>服务描述</w:t>
+            </w:r>
+          </w:p>
+        </w:tc>
+      </w:tr>
+      <w:tr>
+        <w:tblPrEx>
+          <w:tblBorders>
+            <w:top w:val="single" w:color="000000" w:sz="6" w:space="0"/>
+            <w:left w:val="single" w:color="000000" w:sz="6" w:space="0"/>
+            <w:bottom w:val="single" w:color="000000" w:sz="6" w:space="0"/>
+            <w:right w:val="single" w:color="000000" w:sz="6" w:space="0"/>
+            <w:insideH w:val="single" w:color="000000" w:sz="6" w:space="0"/>
+            <w:insideV w:val="single" w:color="000000" w:sz="6" w:space="0"/>
+          </w:tblBorders>
+          <w:tblCellMar>
+            <w:top w:w="0" w:type="dxa"/>
+            <w:left w:w="0" w:type="dxa"/>
+            <w:bottom w:w="0" w:type="dxa"/>
+            <w:right w:w="0" w:type="dxa"/>
+          </w:tblCellMar>
+        </w:tblPrEx>
+        <w:trPr>
+          <w:trHeight w:val="738" w:hRule="atLeast"/>
+        </w:trPr>
+        <w:tc>
+          <w:tcPr>
+            <w:tcW w:w="2278" w:type="dxa"/>
+          </w:tcPr>
+          <w:p>
+            <w:pPr>
+              <w:pStyle w:val="27"/>
+              <w:spacing w:before="287" w:line="227" w:lineRule="auto"/>
+              <w:ind w:left="747"/>
+              <w:rPr>
+                <w:sz w:val="19"/>
+                <w:szCs w:val="19"/>
+              </w:rPr>
+            </w:pPr>
+            <w:r>
+              <w:rPr>
+                <w:spacing w:val="7"/>
+                <w:sz w:val="19"/>
+                <w:szCs w:val="19"/>
+              </w:rPr>
+              <w:t>服务对象</w:t>
+            </w:r>
+          </w:p>
+        </w:tc>
+        <w:tc>
+          <w:tcPr>
+            <w:tcW w:w="7845" w:type="dxa"/>
+          </w:tcPr>
+          <w:p>
+            <w:pPr>
+              <w:pStyle w:val="27"/>
+              <w:spacing w:before="166" w:line="247" w:lineRule="auto"/>
+              <w:ind w:left="65" w:right="48" w:hanging="29"/>
+              <w:rPr>
+                <w:rFonts w:hint="default" w:eastAsia="宋体"/>
+                <w:sz w:val="19"/>
+                <w:szCs w:val="19"/>
+                <w:lang w:val="en-US" w:eastAsia="zh-CN"/>
+              </w:rPr>
+            </w:pPr>
+            <w:r>
+              <w:rPr>
+                <w:rFonts w:ascii="Segoe UI" w:hAnsi="Segoe UI" w:eastAsia="Segoe UI" w:cs="Segoe UI"/>
+                <w:i w:val="0"/>
+                <w:iCs w:val="0"/>
+                <w:caps w:val="0"/>
+                <w:color w:val="0F1115"/>
+                <w:spacing w:val="0"/>
+                <w:sz w:val="22"/>
+                <w:szCs w:val="22"/>
+                <w:shd w:val="clear" w:fill="FFFFFF"/>
+              </w:rPr>
+              <w:t>UPS不间断电源系统、机房配电系统、精密空调、新风系统机柜及布线系统</w:t>
+            </w:r>
+          </w:p>
+        </w:tc>
+      </w:tr>
+      <w:tr>
+        <w:tblPrEx>
+          <w:tblBorders>
+            <w:top w:val="single" w:color="000000" w:sz="6" w:space="0"/>
+            <w:left w:val="single" w:color="000000" w:sz="6" w:space="0"/>
+            <w:bottom w:val="single" w:color="000000" w:sz="6" w:space="0"/>
+            <w:right w:val="single" w:color="000000" w:sz="6" w:space="0"/>
+            <w:insideH w:val="single" w:color="000000" w:sz="6" w:space="0"/>
+            <w:insideV w:val="single" w:color="000000" w:sz="6" w:space="0"/>
+          </w:tblBorders>
+          <w:tblCellMar>
+            <w:top w:w="0" w:type="dxa"/>
+            <w:left w:w="0" w:type="dxa"/>
+            <w:bottom w:w="0" w:type="dxa"/>
+            <w:right w:w="0" w:type="dxa"/>
+          </w:tblCellMar>
+        </w:tblPrEx>
+        <w:trPr>
+          <w:trHeight w:val="5789" w:hRule="atLeast"/>
+        </w:trPr>
+        <w:tc>
+          <w:tcPr>
+            <w:tcW w:w="2278" w:type="dxa"/>
+          </w:tcPr>
+          <w:p>
+            <w:pPr>
+              <w:spacing w:line="249" w:lineRule="auto"/>
+              <w:rPr>
+                <w:rFonts w:ascii="Arial"/>
+                <w:sz w:val="21"/>
+              </w:rPr>
+            </w:pPr>
+          </w:p>
+          <w:p>
+            <w:pPr>
+              <w:spacing w:line="249" w:lineRule="auto"/>
+              <w:rPr>
+                <w:rFonts w:ascii="Arial"/>
+                <w:sz w:val="21"/>
+              </w:rPr>
+            </w:pPr>
+          </w:p>
+          <w:p>
+            <w:pPr>
+              <w:spacing w:line="249" w:lineRule="auto"/>
+              <w:rPr>
+                <w:rFonts w:ascii="Arial"/>
+                <w:sz w:val="21"/>
+              </w:rPr>
+            </w:pPr>
+          </w:p>
+          <w:p>
+            <w:pPr>
+              <w:spacing w:line="249" w:lineRule="auto"/>
+              <w:rPr>
+                <w:rFonts w:ascii="Arial"/>
+                <w:sz w:val="21"/>
+              </w:rPr>
+            </w:pPr>
+          </w:p>
+          <w:p>
+            <w:pPr>
+              <w:spacing w:line="249" w:lineRule="auto"/>
+              <w:rPr>
+                <w:rFonts w:ascii="Arial"/>
+                <w:sz w:val="21"/>
+              </w:rPr>
+            </w:pPr>
+          </w:p>
+          <w:p>
+            <w:pPr>
+              <w:spacing w:line="249" w:lineRule="auto"/>
+              <w:rPr>
+                <w:rFonts w:ascii="Arial"/>
+                <w:sz w:val="21"/>
+              </w:rPr>
+            </w:pPr>
+          </w:p>
+          <w:p>
+            <w:pPr>
+              <w:spacing w:line="249" w:lineRule="auto"/>
+              <w:rPr>
+                <w:rFonts w:ascii="Arial"/>
+                <w:sz w:val="21"/>
+              </w:rPr>
+            </w:pPr>
+          </w:p>
+          <w:p>
+            <w:pPr>
+              <w:spacing w:line="249" w:lineRule="auto"/>
+              <w:rPr>
+                <w:rFonts w:ascii="Arial"/>
+                <w:sz w:val="21"/>
+              </w:rPr>
+            </w:pPr>
+          </w:p>
+          <w:p>
+            <w:pPr>
+              <w:spacing w:line="249" w:lineRule="auto"/>
+              <w:rPr>
+                <w:rFonts w:ascii="Arial"/>
+                <w:sz w:val="21"/>
+              </w:rPr>
+            </w:pPr>
+          </w:p>
+          <w:p>
+            <w:pPr>
+              <w:spacing w:line="249" w:lineRule="auto"/>
+              <w:rPr>
+                <w:rFonts w:ascii="Arial"/>
+                <w:sz w:val="21"/>
+              </w:rPr>
+            </w:pPr>
+          </w:p>
+          <w:p>
+            <w:pPr>
+              <w:spacing w:line="249" w:lineRule="auto"/>
+              <w:rPr>
+                <w:rFonts w:ascii="Arial"/>
+                <w:sz w:val="21"/>
+              </w:rPr>
+            </w:pPr>
+          </w:p>
+          <w:p>
+            <w:pPr>
+              <w:pStyle w:val="27"/>
+              <w:spacing w:before="62" w:line="227" w:lineRule="auto"/>
+              <w:ind w:left="747"/>
+              <w:rPr>
+                <w:sz w:val="19"/>
+                <w:szCs w:val="19"/>
+              </w:rPr>
+            </w:pPr>
+            <w:r>
+              <w:rPr>
+                <w:spacing w:val="7"/>
+                <w:sz w:val="19"/>
+                <w:szCs w:val="19"/>
+              </w:rPr>
+              <w:t>服务内容</w:t>
+            </w:r>
+          </w:p>
+        </w:tc>
+        <w:tc>
+          <w:tcPr>
+            <w:tcW w:w="7845" w:type="dxa"/>
+          </w:tcPr>
+          <w:p>
+            <w:pPr>
+              <w:pStyle w:val="27"/>
+              <w:spacing w:before="166" w:line="247" w:lineRule="auto"/>
+              <w:ind w:left="65" w:right="48" w:hanging="29"/>
+              <w:rPr>
+                <w:rFonts w:hint="eastAsia" w:ascii="Segoe UI" w:hAnsi="Segoe UI" w:eastAsia="Segoe UI" w:cs="Segoe UI"/>
+                <w:i w:val="0"/>
+                <w:iCs w:val="0"/>
+                <w:caps w:val="0"/>
+                <w:color w:val="0F1115"/>
+                <w:spacing w:val="0"/>
+                <w:sz w:val="22"/>
+                <w:szCs w:val="22"/>
+                <w:shd w:val="clear" w:fill="FFFFFF"/>
+              </w:rPr>
+            </w:pPr>
+            <w:r>
+              <w:rPr>
+                <w:rFonts w:hint="eastAsia" w:ascii="Segoe UI" w:hAnsi="Segoe UI" w:eastAsia="Segoe UI" w:cs="Segoe UI"/>
+                <w:i w:val="0"/>
+                <w:iCs w:val="0"/>
+                <w:caps w:val="0"/>
+                <w:color w:val="0F1115"/>
+                <w:spacing w:val="0"/>
+                <w:sz w:val="22"/>
+                <w:szCs w:val="22"/>
+                <w:shd w:val="clear" w:fill="FFFFFF"/>
+              </w:rPr>
+              <w:t>UPS系统运行状态（输入/输出电压、负载率、电池健康状况、告警信息）</w:t>
+            </w:r>
+          </w:p>
+          <w:p>
+            <w:pPr>
+              <w:pStyle w:val="27"/>
+              <w:spacing w:before="166" w:line="247" w:lineRule="auto"/>
+              <w:ind w:left="65" w:right="48" w:hanging="29"/>
+              <w:rPr>
+                <w:rFonts w:hint="eastAsia" w:ascii="Segoe UI" w:hAnsi="Segoe UI" w:eastAsia="Segoe UI" w:cs="Segoe UI"/>
+                <w:i w:val="0"/>
+                <w:iCs w:val="0"/>
+                <w:caps w:val="0"/>
+                <w:color w:val="0F1115"/>
+                <w:spacing w:val="0"/>
+                <w:sz w:val="22"/>
+                <w:szCs w:val="22"/>
+                <w:shd w:val="clear" w:fill="FFFFFF"/>
+              </w:rPr>
+            </w:pPr>
+            <w:r>
+              <w:rPr>
+                <w:rFonts w:hint="eastAsia" w:ascii="Segoe UI" w:hAnsi="Segoe UI" w:eastAsia="Segoe UI" w:cs="Segoe UI"/>
+                <w:i w:val="0"/>
+                <w:iCs w:val="0"/>
+                <w:caps w:val="0"/>
+                <w:color w:val="0F1115"/>
+                <w:spacing w:val="0"/>
+                <w:sz w:val="22"/>
+                <w:szCs w:val="22"/>
+                <w:shd w:val="clear" w:fill="FFFFFF"/>
+              </w:rPr>
+              <w:t>机房温湿度环境（空调运行状态、温湿度数值、送风/回风情况）</w:t>
+            </w:r>
+          </w:p>
+          <w:p>
+            <w:pPr>
+              <w:pStyle w:val="27"/>
+              <w:spacing w:before="166" w:line="247" w:lineRule="auto"/>
+              <w:ind w:left="65" w:right="48" w:hanging="29"/>
+              <w:rPr>
+                <w:rFonts w:hint="eastAsia" w:ascii="Segoe UI" w:hAnsi="Segoe UI" w:eastAsia="Segoe UI" w:cs="Segoe UI"/>
+                <w:i w:val="0"/>
+                <w:iCs w:val="0"/>
+                <w:caps w:val="0"/>
+                <w:color w:val="0F1115"/>
+                <w:spacing w:val="0"/>
+                <w:sz w:val="22"/>
+                <w:szCs w:val="22"/>
+                <w:shd w:val="clear" w:fill="FFFFFF"/>
+              </w:rPr>
+            </w:pPr>
+            <w:r>
+              <w:rPr>
+                <w:rFonts w:hint="eastAsia" w:ascii="Segoe UI" w:hAnsi="Segoe UI" w:eastAsia="Segoe UI" w:cs="Segoe UI"/>
+                <w:i w:val="0"/>
+                <w:iCs w:val="0"/>
+                <w:caps w:val="0"/>
+                <w:color w:val="0F1115"/>
+                <w:spacing w:val="0"/>
+                <w:sz w:val="22"/>
+                <w:szCs w:val="22"/>
+                <w:shd w:val="clear" w:fill="FFFFFF"/>
+              </w:rPr>
+              <w:t>配电系统状态（市电输入/输出、开关状态、电压/电流参数）</w:t>
+            </w:r>
+          </w:p>
+          <w:p>
+            <w:pPr>
+              <w:pStyle w:val="27"/>
+              <w:spacing w:before="166" w:line="247" w:lineRule="auto"/>
+              <w:ind w:left="65" w:right="48" w:hanging="29"/>
+              <w:rPr>
+                <w:rFonts w:hint="eastAsia" w:ascii="Segoe UI" w:hAnsi="Segoe UI" w:eastAsia="Segoe UI" w:cs="Segoe UI"/>
+                <w:i w:val="0"/>
+                <w:iCs w:val="0"/>
+                <w:caps w:val="0"/>
+                <w:color w:val="0F1115"/>
+                <w:spacing w:val="0"/>
+                <w:sz w:val="22"/>
+                <w:szCs w:val="22"/>
+                <w:shd w:val="clear" w:fill="FFFFFF"/>
+              </w:rPr>
+            </w:pPr>
+            <w:r>
+              <w:rPr>
+                <w:rFonts w:hint="eastAsia" w:ascii="Segoe UI" w:hAnsi="Segoe UI" w:eastAsia="Segoe UI" w:cs="Segoe UI"/>
+                <w:i w:val="0"/>
+                <w:iCs w:val="0"/>
+                <w:caps w:val="0"/>
+                <w:color w:val="0F1115"/>
+                <w:spacing w:val="0"/>
+                <w:sz w:val="22"/>
+                <w:szCs w:val="22"/>
+                <w:shd w:val="clear" w:fill="FFFFFF"/>
+              </w:rPr>
+              <w:t>UPS电池外观检查（鼓包/漏液/端子腐蚀）、电池电压抽测</w:t>
+            </w:r>
+          </w:p>
+          <w:p>
+            <w:pPr>
+              <w:pStyle w:val="27"/>
+              <w:spacing w:before="166" w:line="247" w:lineRule="auto"/>
+              <w:ind w:left="65" w:right="48" w:hanging="29"/>
+              <w:rPr>
+                <w:rFonts w:hint="eastAsia" w:ascii="Segoe UI" w:hAnsi="Segoe UI" w:eastAsia="Segoe UI" w:cs="Segoe UI"/>
+                <w:i w:val="0"/>
+                <w:iCs w:val="0"/>
+                <w:caps w:val="0"/>
+                <w:color w:val="0F1115"/>
+                <w:spacing w:val="0"/>
+                <w:sz w:val="22"/>
+                <w:szCs w:val="22"/>
+                <w:shd w:val="clear" w:fill="FFFFFF"/>
+              </w:rPr>
+            </w:pPr>
+            <w:r>
+              <w:rPr>
+                <w:rFonts w:hint="eastAsia" w:ascii="Segoe UI" w:hAnsi="Segoe UI" w:eastAsia="Segoe UI" w:cs="Segoe UI"/>
+                <w:i w:val="0"/>
+                <w:iCs w:val="0"/>
+                <w:caps w:val="0"/>
+                <w:color w:val="0F1115"/>
+                <w:spacing w:val="0"/>
+                <w:sz w:val="22"/>
+                <w:szCs w:val="22"/>
+                <w:shd w:val="clear" w:fill="FFFFFF"/>
+              </w:rPr>
+              <w:t>空调过滤网清洁度检查、制冷剂压力检查、冷凝器/蒸发器清洁状况</w:t>
+            </w:r>
+          </w:p>
+          <w:p>
+            <w:pPr>
+              <w:pStyle w:val="27"/>
+              <w:spacing w:before="166" w:line="247" w:lineRule="auto"/>
+              <w:ind w:left="65" w:right="48" w:hanging="29"/>
+              <w:rPr>
+                <w:rFonts w:hint="eastAsia" w:ascii="Segoe UI" w:hAnsi="Segoe UI" w:eastAsia="Segoe UI" w:cs="Segoe UI"/>
+                <w:i w:val="0"/>
+                <w:iCs w:val="0"/>
+                <w:caps w:val="0"/>
+                <w:color w:val="0F1115"/>
+                <w:spacing w:val="0"/>
+                <w:sz w:val="22"/>
+                <w:szCs w:val="22"/>
+                <w:shd w:val="clear" w:fill="FFFFFF"/>
+              </w:rPr>
+            </w:pPr>
+            <w:r>
+              <w:rPr>
+                <w:rFonts w:hint="eastAsia" w:ascii="Segoe UI" w:hAnsi="Segoe UI" w:eastAsia="Segoe UI" w:cs="Segoe UI"/>
+                <w:i w:val="0"/>
+                <w:iCs w:val="0"/>
+                <w:caps w:val="0"/>
+                <w:color w:val="0F1115"/>
+                <w:spacing w:val="0"/>
+                <w:sz w:val="22"/>
+                <w:szCs w:val="22"/>
+                <w:shd w:val="clear" w:fill="FFFFFF"/>
+              </w:rPr>
+              <w:t>配电柜内接线端子有无松动/发热、线缆标识是否清晰</w:t>
+            </w:r>
+          </w:p>
+          <w:p>
+            <w:pPr>
+              <w:pStyle w:val="27"/>
+              <w:spacing w:before="166" w:line="247" w:lineRule="auto"/>
+              <w:ind w:left="65" w:right="48" w:hanging="29"/>
+              <w:rPr>
+                <w:rFonts w:hint="eastAsia" w:ascii="Segoe UI" w:hAnsi="Segoe UI" w:eastAsia="Segoe UI" w:cs="Segoe UI"/>
+                <w:i w:val="0"/>
+                <w:iCs w:val="0"/>
+                <w:caps w:val="0"/>
+                <w:color w:val="0F1115"/>
+                <w:spacing w:val="0"/>
+                <w:sz w:val="22"/>
+                <w:szCs w:val="22"/>
+                <w:shd w:val="clear" w:fill="FFFFFF"/>
+              </w:rPr>
+            </w:pPr>
+            <w:r>
+              <w:rPr>
+                <w:rFonts w:hint="eastAsia" w:ascii="Segoe UI" w:hAnsi="Segoe UI" w:eastAsia="Segoe UI" w:cs="Segoe UI"/>
+                <w:i w:val="0"/>
+                <w:iCs w:val="0"/>
+                <w:caps w:val="0"/>
+                <w:color w:val="0F1115"/>
+                <w:spacing w:val="0"/>
+                <w:sz w:val="22"/>
+                <w:szCs w:val="22"/>
+                <w:shd w:val="clear" w:fill="FFFFFF"/>
+              </w:rPr>
+              <w:t>消防探测器外观及清洁度、报警器声音测试</w:t>
+            </w:r>
+          </w:p>
+          <w:p>
+            <w:pPr>
+              <w:pStyle w:val="27"/>
+              <w:spacing w:before="166" w:line="247" w:lineRule="auto"/>
+              <w:ind w:left="65" w:right="48" w:hanging="29"/>
+              <w:rPr>
+                <w:rFonts w:hint="eastAsia" w:ascii="Segoe UI" w:hAnsi="Segoe UI" w:eastAsia="Segoe UI" w:cs="Segoe UI"/>
+                <w:i w:val="0"/>
+                <w:iCs w:val="0"/>
+                <w:caps w:val="0"/>
+                <w:color w:val="0F1115"/>
+                <w:spacing w:val="0"/>
+                <w:sz w:val="22"/>
+                <w:szCs w:val="22"/>
+                <w:shd w:val="clear" w:fill="FFFFFF"/>
+              </w:rPr>
+            </w:pPr>
+            <w:r>
+              <w:rPr>
+                <w:rFonts w:hint="eastAsia" w:ascii="Segoe UI" w:hAnsi="Segoe UI" w:eastAsia="Segoe UI" w:cs="Segoe UI"/>
+                <w:i w:val="0"/>
+                <w:iCs w:val="0"/>
+                <w:caps w:val="0"/>
+                <w:color w:val="0F1115"/>
+                <w:spacing w:val="0"/>
+                <w:sz w:val="22"/>
+                <w:szCs w:val="22"/>
+                <w:shd w:val="clear" w:fill="FFFFFF"/>
+              </w:rPr>
+              <w:t>漏水感应线是否移位/污染、报警功能测试</w:t>
+            </w:r>
+          </w:p>
+          <w:p>
+            <w:pPr>
+              <w:pStyle w:val="27"/>
+              <w:spacing w:before="166" w:line="247" w:lineRule="auto"/>
+              <w:ind w:left="65" w:right="48" w:hanging="29"/>
+              <w:rPr>
+                <w:sz w:val="19"/>
+                <w:szCs w:val="19"/>
+              </w:rPr>
+            </w:pPr>
+            <w:r>
+              <w:rPr>
+                <w:rFonts w:hint="eastAsia" w:ascii="Segoe UI" w:hAnsi="Segoe UI" w:eastAsia="Segoe UI" w:cs="Segoe UI"/>
+                <w:i w:val="0"/>
+                <w:iCs w:val="0"/>
+                <w:caps w:val="0"/>
+                <w:color w:val="0F1115"/>
+                <w:spacing w:val="0"/>
+                <w:sz w:val="22"/>
+                <w:szCs w:val="22"/>
+                <w:shd w:val="clear" w:fill="FFFFFF"/>
+              </w:rPr>
+              <w:t>监控录像回放测试、存储天数检查</w:t>
+            </w:r>
+          </w:p>
+        </w:tc>
+      </w:tr>
+      <w:tr>
+        <w:tblPrEx>
+          <w:tblBorders>
+            <w:top w:val="single" w:color="000000" w:sz="6" w:space="0"/>
+            <w:left w:val="single" w:color="000000" w:sz="6" w:space="0"/>
+            <w:bottom w:val="single" w:color="000000" w:sz="6" w:space="0"/>
+            <w:right w:val="single" w:color="000000" w:sz="6" w:space="0"/>
+            <w:insideH w:val="single" w:color="000000" w:sz="6" w:space="0"/>
+            <w:insideV w:val="single" w:color="000000" w:sz="6" w:space="0"/>
+          </w:tblBorders>
+          <w:tblCellMar>
+            <w:top w:w="0" w:type="dxa"/>
+            <w:left w:w="0" w:type="dxa"/>
+            <w:bottom w:w="0" w:type="dxa"/>
+            <w:right w:w="0" w:type="dxa"/>
+          </w:tblCellMar>
+        </w:tblPrEx>
+        <w:trPr>
+          <w:trHeight w:val="390" w:hRule="atLeast"/>
+        </w:trPr>
+        <w:tc>
+          <w:tcPr>
+            <w:tcW w:w="2278" w:type="dxa"/>
+          </w:tcPr>
+          <w:p>
+            <w:pPr>
+              <w:pStyle w:val="27"/>
+              <w:spacing w:before="122" w:line="228" w:lineRule="auto"/>
+              <w:ind w:left="950"/>
+              <w:rPr>
+                <w:sz w:val="19"/>
+                <w:szCs w:val="19"/>
+              </w:rPr>
+            </w:pPr>
+            <w:r>
+              <w:rPr>
+                <w:spacing w:val="3"/>
+                <w:sz w:val="19"/>
+                <w:szCs w:val="19"/>
+              </w:rPr>
+              <w:t>频度</w:t>
+            </w:r>
+          </w:p>
+        </w:tc>
+        <w:tc>
+          <w:tcPr>
+            <w:tcW w:w="7845" w:type="dxa"/>
+          </w:tcPr>
+          <w:p>
+            <w:pPr>
+              <w:pStyle w:val="27"/>
+              <w:spacing w:before="123" w:line="227" w:lineRule="auto"/>
+              <w:ind w:left="139"/>
+              <w:rPr>
+                <w:sz w:val="19"/>
+                <w:szCs w:val="19"/>
+              </w:rPr>
+            </w:pPr>
+            <w:r>
+              <w:rPr>
+                <w:spacing w:val="7"/>
+                <w:sz w:val="19"/>
+                <w:szCs w:val="19"/>
+              </w:rPr>
+              <w:t>a:每次/月  b:每次/季  c:每次/年</w:t>
+            </w:r>
+          </w:p>
+        </w:tc>
+      </w:tr>
+      <w:tr>
+        <w:tblPrEx>
+          <w:tblBorders>
+            <w:top w:val="single" w:color="000000" w:sz="6" w:space="0"/>
+            <w:left w:val="single" w:color="000000" w:sz="6" w:space="0"/>
+            <w:bottom w:val="single" w:color="000000" w:sz="6" w:space="0"/>
+            <w:right w:val="single" w:color="000000" w:sz="6" w:space="0"/>
+            <w:insideH w:val="single" w:color="000000" w:sz="6" w:space="0"/>
+            <w:insideV w:val="single" w:color="000000" w:sz="6" w:space="0"/>
+          </w:tblBorders>
+          <w:tblCellMar>
+            <w:top w:w="0" w:type="dxa"/>
+            <w:left w:w="0" w:type="dxa"/>
+            <w:bottom w:w="0" w:type="dxa"/>
+            <w:right w:w="0" w:type="dxa"/>
+          </w:tblCellMar>
+        </w:tblPrEx>
+        <w:trPr>
+          <w:trHeight w:val="390" w:hRule="atLeast"/>
+        </w:trPr>
+        <w:tc>
+          <w:tcPr>
+            <w:tcW w:w="2278" w:type="dxa"/>
+          </w:tcPr>
+          <w:p>
+            <w:pPr>
+              <w:pStyle w:val="27"/>
+              <w:spacing w:before="123" w:line="227" w:lineRule="auto"/>
+              <w:ind w:left="747"/>
+              <w:rPr>
+                <w:sz w:val="19"/>
+                <w:szCs w:val="19"/>
+              </w:rPr>
+            </w:pPr>
+            <w:r>
+              <w:rPr>
+                <w:spacing w:val="7"/>
+                <w:sz w:val="19"/>
+                <w:szCs w:val="19"/>
+              </w:rPr>
+              <w:t>服务时间</w:t>
+            </w:r>
+          </w:p>
+        </w:tc>
+        <w:tc>
+          <w:tcPr>
+            <w:tcW w:w="7845" w:type="dxa"/>
+          </w:tcPr>
+          <w:p>
+            <w:pPr>
+              <w:pStyle w:val="27"/>
+              <w:spacing w:before="123" w:line="252" w:lineRule="exact"/>
+              <w:ind w:left="38"/>
+              <w:rPr>
+                <w:sz w:val="19"/>
+                <w:szCs w:val="19"/>
+              </w:rPr>
+            </w:pPr>
+            <w:r>
+              <w:rPr>
+                <w:spacing w:val="4"/>
+                <w:sz w:val="19"/>
+                <w:szCs w:val="19"/>
+              </w:rPr>
+              <w:t>a:5*8  b</w:t>
+            </w:r>
+            <w:r>
+              <w:rPr>
+                <w:rFonts w:hint="eastAsia"/>
+                <w:spacing w:val="4"/>
+                <w:sz w:val="19"/>
+                <w:szCs w:val="19"/>
+                <w:lang w:val="en-US" w:eastAsia="zh-CN"/>
+              </w:rPr>
+              <w:t>:</w:t>
+            </w:r>
+            <w:r>
+              <w:rPr>
+                <w:spacing w:val="4"/>
+                <w:sz w:val="19"/>
+                <w:szCs w:val="19"/>
+              </w:rPr>
+              <w:t>7*8</w:t>
+            </w:r>
+            <w:r>
+              <w:rPr>
+                <w:spacing w:val="17"/>
+                <w:sz w:val="19"/>
+                <w:szCs w:val="19"/>
+              </w:rPr>
+              <w:t xml:space="preserve">  </w:t>
+            </w:r>
+            <w:r>
+              <w:rPr>
+                <w:spacing w:val="4"/>
+                <w:sz w:val="19"/>
+                <w:szCs w:val="19"/>
+              </w:rPr>
+              <w:t>c:7*24</w:t>
+            </w:r>
+          </w:p>
+        </w:tc>
+      </w:tr>
+      <w:tr>
+        <w:tblPrEx>
+          <w:tblBorders>
+            <w:top w:val="single" w:color="000000" w:sz="6" w:space="0"/>
+            <w:left w:val="single" w:color="000000" w:sz="6" w:space="0"/>
+            <w:bottom w:val="single" w:color="000000" w:sz="6" w:space="0"/>
+            <w:right w:val="single" w:color="000000" w:sz="6" w:space="0"/>
+            <w:insideH w:val="single" w:color="000000" w:sz="6" w:space="0"/>
+            <w:insideV w:val="single" w:color="000000" w:sz="6" w:space="0"/>
+          </w:tblBorders>
+          <w:tblCellMar>
+            <w:top w:w="0" w:type="dxa"/>
+            <w:left w:w="0" w:type="dxa"/>
+            <w:bottom w:w="0" w:type="dxa"/>
+            <w:right w:w="0" w:type="dxa"/>
+          </w:tblCellMar>
+        </w:tblPrEx>
+        <w:trPr>
+          <w:trHeight w:val="390" w:hRule="atLeast"/>
+        </w:trPr>
+        <w:tc>
+          <w:tcPr>
+            <w:tcW w:w="2278" w:type="dxa"/>
+          </w:tcPr>
+          <w:p>
+            <w:pPr>
+              <w:pStyle w:val="27"/>
+              <w:spacing w:before="124" w:line="228" w:lineRule="auto"/>
+              <w:ind w:left="752"/>
+              <w:rPr>
+                <w:sz w:val="19"/>
+                <w:szCs w:val="19"/>
+              </w:rPr>
+            </w:pPr>
+            <w:r>
+              <w:rPr>
+                <w:spacing w:val="6"/>
+                <w:sz w:val="19"/>
+                <w:szCs w:val="19"/>
+              </w:rPr>
+              <w:t>交付方式</w:t>
+            </w:r>
+          </w:p>
+        </w:tc>
+        <w:tc>
+          <w:tcPr>
+            <w:tcW w:w="7845" w:type="dxa"/>
+          </w:tcPr>
+          <w:p>
+            <w:pPr>
+              <w:pStyle w:val="27"/>
+              <w:spacing w:before="124" w:line="228" w:lineRule="auto"/>
+              <w:ind w:left="43"/>
+              <w:rPr>
+                <w:sz w:val="19"/>
+                <w:szCs w:val="19"/>
+              </w:rPr>
+            </w:pPr>
+            <w:r>
+              <w:rPr>
+                <w:spacing w:val="7"/>
+                <w:sz w:val="19"/>
+                <w:szCs w:val="19"/>
+              </w:rPr>
+              <w:t>现场/远程</w:t>
+            </w:r>
+          </w:p>
+        </w:tc>
+      </w:tr>
+      <w:tr>
+        <w:tblPrEx>
+          <w:tblBorders>
+            <w:top w:val="single" w:color="000000" w:sz="6" w:space="0"/>
+            <w:left w:val="single" w:color="000000" w:sz="6" w:space="0"/>
+            <w:bottom w:val="single" w:color="000000" w:sz="6" w:space="0"/>
+            <w:right w:val="single" w:color="000000" w:sz="6" w:space="0"/>
+            <w:insideH w:val="single" w:color="000000" w:sz="6" w:space="0"/>
+            <w:insideV w:val="single" w:color="000000" w:sz="6" w:space="0"/>
+          </w:tblBorders>
+          <w:tblCellMar>
+            <w:top w:w="0" w:type="dxa"/>
+            <w:left w:w="0" w:type="dxa"/>
+            <w:bottom w:w="0" w:type="dxa"/>
+            <w:right w:w="0" w:type="dxa"/>
+          </w:tblCellMar>
+        </w:tblPrEx>
+        <w:trPr>
+          <w:trHeight w:val="408" w:hRule="atLeast"/>
+        </w:trPr>
+        <w:tc>
+          <w:tcPr>
+            <w:tcW w:w="2278" w:type="dxa"/>
+          </w:tcPr>
+          <w:p>
+            <w:pPr>
+              <w:pStyle w:val="27"/>
+              <w:spacing w:before="124" w:line="227" w:lineRule="auto"/>
+              <w:ind w:left="752"/>
+              <w:rPr>
+                <w:sz w:val="19"/>
+                <w:szCs w:val="19"/>
+              </w:rPr>
+            </w:pPr>
+            <w:r>
+              <w:rPr>
+                <w:spacing w:val="6"/>
+                <w:sz w:val="19"/>
+                <w:szCs w:val="19"/>
+              </w:rPr>
+              <w:t>交付成果</w:t>
+            </w:r>
+          </w:p>
+        </w:tc>
+        <w:tc>
+          <w:tcPr>
+            <w:tcW w:w="7845" w:type="dxa"/>
+          </w:tcPr>
+          <w:p>
+            <w:pPr>
+              <w:pStyle w:val="27"/>
+              <w:spacing w:before="124" w:line="225" w:lineRule="auto"/>
+              <w:ind w:left="43"/>
+              <w:rPr>
+                <w:sz w:val="19"/>
+                <w:szCs w:val="19"/>
+              </w:rPr>
+            </w:pPr>
+            <w:r>
+              <w:rPr>
+                <w:spacing w:val="9"/>
+                <w:sz w:val="19"/>
+                <w:szCs w:val="19"/>
+              </w:rPr>
+              <w:t>《</w:t>
+            </w:r>
+            <w:r>
+              <w:rPr>
+                <w:rFonts w:hint="eastAsia"/>
+                <w:spacing w:val="9"/>
+                <w:sz w:val="19"/>
+                <w:szCs w:val="19"/>
+                <w:lang w:val="en-US" w:eastAsia="zh-CN"/>
+              </w:rPr>
+              <w:t>基础环境</w:t>
+            </w:r>
+            <w:r>
+              <w:rPr>
+                <w:spacing w:val="9"/>
+                <w:sz w:val="19"/>
+                <w:szCs w:val="19"/>
+              </w:rPr>
+              <w:t>巡检报告》、《运维服务单》</w:t>
+            </w:r>
+          </w:p>
+        </w:tc>
+      </w:tr>
+    </w:tbl>
+    <w:p>
+      <w:pPr>
+        <w:pStyle w:val="12"/>
+      </w:pPr>
+    </w:p>
+    <w:p>
+      <w:pPr>
+        <w:sectPr>
+          <w:pgSz w:w="11907" w:h="16839"/>
+          <w:pgMar w:top="1241" w:right="688" w:bottom="0" w:left="1079" w:header="0" w:footer="0" w:gutter="0"/>
+          <w:cols w:space="720" w:num="1"/>
+        </w:sectPr>
+      </w:pPr>
+    </w:p>
+    <w:p>
+      <w:pPr>
+        <w:spacing w:before="89" w:line="217" w:lineRule="auto"/>
+        <w:ind w:left="3695"/>
+        <w:outlineLvl w:val="0"/>
+        <w:rPr>
+          <w:rFonts w:ascii="仿宋" w:hAnsi="仿宋" w:eastAsia="仿宋" w:cs="仿宋"/>
+          <w:sz w:val="36"/>
+          <w:szCs w:val="36"/>
+        </w:rPr>
+      </w:pPr>
+      <w:r>
+        <w:rPr>
+          <w:rFonts w:hint="eastAsia" w:ascii="仿宋" w:hAnsi="仿宋" w:eastAsia="仿宋" w:cs="仿宋"/>
+          <w:spacing w:val="-7"/>
+          <w:sz w:val="36"/>
+          <w:szCs w:val="36"/>
+          <w:lang w:val="en-US" w:eastAsia="zh-CN"/>
+        </w:rPr>
+        <w:t>基础环境</w:t>
+      </w:r>
+      <w:r>
+        <w:rPr>
+          <w:rFonts w:ascii="仿宋" w:hAnsi="仿宋" w:eastAsia="仿宋" w:cs="仿宋"/>
+          <w:spacing w:val="-7"/>
+          <w:sz w:val="36"/>
+          <w:szCs w:val="36"/>
+        </w:rPr>
+        <w:t>响应支持服务</w:t>
+      </w:r>
+    </w:p>
+    <w:tbl>
+      <w:tblPr>
+        <w:tblStyle w:val="26"/>
+        <w:tblW w:w="10123" w:type="dxa"/>
+        <w:tblInd w:w="7" w:type="dxa"/>
+        <w:tblBorders>
+          <w:top w:val="single" w:color="000000" w:sz="6" w:space="0"/>
+          <w:left w:val="single" w:color="000000" w:sz="6" w:space="0"/>
+          <w:bottom w:val="single" w:color="000000" w:sz="6" w:space="0"/>
+          <w:right w:val="single" w:color="000000" w:sz="6" w:space="0"/>
+          <w:insideH w:val="single" w:color="000000" w:sz="6" w:space="0"/>
+          <w:insideV w:val="single" w:color="000000" w:sz="6" w:space="0"/>
+        </w:tblBorders>
+        <w:tblLayout w:type="fixed"/>
+        <w:tblCellMar>
+          <w:top w:w="0" w:type="dxa"/>
+          <w:left w:w="0" w:type="dxa"/>
+          <w:bottom w:w="0" w:type="dxa"/>
+          <w:right w:w="0" w:type="dxa"/>
+        </w:tblCellMar>
+      </w:tblPr>
+      <w:tblGrid>
+        <w:gridCol w:w="2278"/>
+        <w:gridCol w:w="7845"/>
+      </w:tblGrid>
+      <w:tr>
+        <w:tblPrEx>
+          <w:tblBorders>
+            <w:top w:val="single" w:color="000000" w:sz="6" w:space="0"/>
+            <w:left w:val="single" w:color="000000" w:sz="6" w:space="0"/>
+            <w:bottom w:val="single" w:color="000000" w:sz="6" w:space="0"/>
+            <w:right w:val="single" w:color="000000" w:sz="6" w:space="0"/>
+            <w:insideH w:val="single" w:color="000000" w:sz="6" w:space="0"/>
+            <w:insideV w:val="single" w:color="000000" w:sz="6" w:space="0"/>
+          </w:tblBorders>
+          <w:tblCellMar>
+            <w:top w:w="0" w:type="dxa"/>
+            <w:left w:w="0" w:type="dxa"/>
+            <w:bottom w:w="0" w:type="dxa"/>
+            <w:right w:w="0" w:type="dxa"/>
+          </w:tblCellMar>
+        </w:tblPrEx>
+        <w:trPr>
+          <w:trHeight w:val="391" w:hRule="atLeast"/>
+        </w:trPr>
+        <w:tc>
+          <w:tcPr>
+            <w:tcW w:w="10123" w:type="dxa"/>
+            <w:gridSpan w:val="2"/>
+            <w:shd w:val="clear" w:color="auto" w:fill="1F497D"/>
+          </w:tcPr>
+          <w:p>
+            <w:pPr>
+              <w:pStyle w:val="27"/>
+              <w:spacing w:before="102" w:line="227" w:lineRule="auto"/>
+              <w:ind w:left="4661"/>
+              <w:rPr>
+                <w:sz w:val="19"/>
+                <w:szCs w:val="19"/>
+              </w:rPr>
+            </w:pPr>
+            <w:r>
+              <w:rPr>
+                <w:b/>
+                <w:bCs/>
+                <w:color w:val="FFFFFF"/>
+                <w:spacing w:val="7"/>
+                <w:sz w:val="19"/>
+                <w:szCs w:val="19"/>
+              </w:rPr>
+              <w:t>服务概述</w:t>
+            </w:r>
+          </w:p>
+        </w:tc>
+      </w:tr>
+      <w:tr>
+        <w:tblPrEx>
+          <w:tblBorders>
+            <w:top w:val="single" w:color="000000" w:sz="6" w:space="0"/>
+            <w:left w:val="single" w:color="000000" w:sz="6" w:space="0"/>
+            <w:bottom w:val="single" w:color="000000" w:sz="6" w:space="0"/>
+            <w:right w:val="single" w:color="000000" w:sz="6" w:space="0"/>
+            <w:insideH w:val="single" w:color="000000" w:sz="6" w:space="0"/>
+            <w:insideV w:val="single" w:color="000000" w:sz="6" w:space="0"/>
+          </w:tblBorders>
+          <w:tblCellMar>
+            <w:top w:w="0" w:type="dxa"/>
+            <w:left w:w="0" w:type="dxa"/>
+            <w:bottom w:w="0" w:type="dxa"/>
+            <w:right w:w="0" w:type="dxa"/>
+          </w:tblCellMar>
+        </w:tblPrEx>
+        <w:trPr>
+          <w:trHeight w:val="390" w:hRule="atLeast"/>
+        </w:trPr>
+        <w:tc>
+          <w:tcPr>
+            <w:tcW w:w="2278" w:type="dxa"/>
+          </w:tcPr>
+          <w:p>
+            <w:pPr>
+              <w:pStyle w:val="27"/>
+              <w:spacing w:before="111" w:line="227" w:lineRule="auto"/>
+              <w:ind w:left="747"/>
+              <w:rPr>
+                <w:sz w:val="19"/>
+                <w:szCs w:val="19"/>
+              </w:rPr>
+            </w:pPr>
+            <w:r>
+              <w:rPr>
+                <w:spacing w:val="7"/>
+                <w:sz w:val="19"/>
+                <w:szCs w:val="19"/>
+              </w:rPr>
+              <w:t>服务大类</w:t>
+            </w:r>
+          </w:p>
+        </w:tc>
+        <w:tc>
+          <w:tcPr>
+            <w:tcW w:w="7845" w:type="dxa"/>
+          </w:tcPr>
+          <w:p>
+            <w:pPr>
+              <w:pStyle w:val="27"/>
+              <w:spacing w:before="110" w:line="226" w:lineRule="auto"/>
+              <w:ind w:left="39"/>
+              <w:rPr>
+                <w:sz w:val="19"/>
+                <w:szCs w:val="19"/>
+              </w:rPr>
+            </w:pPr>
+            <w:r>
+              <w:rPr>
+                <w:spacing w:val="8"/>
+                <w:sz w:val="19"/>
+                <w:szCs w:val="19"/>
+              </w:rPr>
+              <w:t>04运行维护服务</w:t>
+            </w:r>
+          </w:p>
+        </w:tc>
+      </w:tr>
+      <w:tr>
+        <w:tblPrEx>
+          <w:tblBorders>
+            <w:top w:val="single" w:color="000000" w:sz="6" w:space="0"/>
+            <w:left w:val="single" w:color="000000" w:sz="6" w:space="0"/>
+            <w:bottom w:val="single" w:color="000000" w:sz="6" w:space="0"/>
+            <w:right w:val="single" w:color="000000" w:sz="6" w:space="0"/>
+            <w:insideH w:val="single" w:color="000000" w:sz="6" w:space="0"/>
+            <w:insideV w:val="single" w:color="000000" w:sz="6" w:space="0"/>
+          </w:tblBorders>
+          <w:tblCellMar>
+            <w:top w:w="0" w:type="dxa"/>
+            <w:left w:w="0" w:type="dxa"/>
+            <w:bottom w:w="0" w:type="dxa"/>
+            <w:right w:w="0" w:type="dxa"/>
+          </w:tblCellMar>
+        </w:tblPrEx>
+        <w:trPr>
+          <w:trHeight w:val="390" w:hRule="atLeast"/>
+        </w:trPr>
+        <w:tc>
+          <w:tcPr>
+            <w:tcW w:w="2278" w:type="dxa"/>
+          </w:tcPr>
+          <w:p>
+            <w:pPr>
+              <w:pStyle w:val="27"/>
+              <w:spacing w:before="111" w:line="227" w:lineRule="auto"/>
+              <w:ind w:left="747"/>
+              <w:rPr>
+                <w:sz w:val="19"/>
+                <w:szCs w:val="19"/>
+              </w:rPr>
+            </w:pPr>
+            <w:r>
+              <w:rPr>
+                <w:spacing w:val="7"/>
+                <w:sz w:val="19"/>
+                <w:szCs w:val="19"/>
+              </w:rPr>
+              <w:t>服务中类</w:t>
+            </w:r>
+          </w:p>
+        </w:tc>
+        <w:tc>
+          <w:tcPr>
+            <w:tcW w:w="7845" w:type="dxa"/>
+          </w:tcPr>
+          <w:p>
+            <w:pPr>
+              <w:pStyle w:val="27"/>
+              <w:spacing w:before="112" w:line="226" w:lineRule="auto"/>
+              <w:ind w:left="39"/>
+              <w:rPr>
+                <w:sz w:val="19"/>
+                <w:szCs w:val="19"/>
+              </w:rPr>
+            </w:pPr>
+            <w:r>
+              <w:rPr>
+                <w:spacing w:val="7"/>
+                <w:sz w:val="19"/>
+                <w:szCs w:val="19"/>
+              </w:rPr>
+              <w:t>0402</w:t>
+            </w:r>
+            <w:r>
+              <w:rPr>
+                <w:rFonts w:hint="eastAsia"/>
+                <w:spacing w:val="7"/>
+                <w:sz w:val="19"/>
+                <w:szCs w:val="19"/>
+                <w:lang w:val="en-US" w:eastAsia="zh-CN"/>
+              </w:rPr>
+              <w:t>基础环境</w:t>
+            </w:r>
+            <w:r>
+              <w:rPr>
+                <w:spacing w:val="7"/>
+                <w:sz w:val="19"/>
+                <w:szCs w:val="19"/>
+              </w:rPr>
+              <w:t>运维服务</w:t>
+            </w:r>
+          </w:p>
+        </w:tc>
+      </w:tr>
+      <w:tr>
+        <w:tblPrEx>
+          <w:tblBorders>
+            <w:top w:val="single" w:color="000000" w:sz="6" w:space="0"/>
+            <w:left w:val="single" w:color="000000" w:sz="6" w:space="0"/>
+            <w:bottom w:val="single" w:color="000000" w:sz="6" w:space="0"/>
+            <w:right w:val="single" w:color="000000" w:sz="6" w:space="0"/>
+            <w:insideH w:val="single" w:color="000000" w:sz="6" w:space="0"/>
+            <w:insideV w:val="single" w:color="000000" w:sz="6" w:space="0"/>
+          </w:tblBorders>
+          <w:tblCellMar>
+            <w:top w:w="0" w:type="dxa"/>
+            <w:left w:w="0" w:type="dxa"/>
+            <w:bottom w:w="0" w:type="dxa"/>
+            <w:right w:w="0" w:type="dxa"/>
+          </w:tblCellMar>
+        </w:tblPrEx>
+        <w:trPr>
+          <w:trHeight w:val="390" w:hRule="atLeast"/>
+        </w:trPr>
+        <w:tc>
+          <w:tcPr>
+            <w:tcW w:w="2278" w:type="dxa"/>
+          </w:tcPr>
+          <w:p>
+            <w:pPr>
+              <w:pStyle w:val="27"/>
+              <w:spacing w:before="112" w:line="227" w:lineRule="auto"/>
+              <w:ind w:left="747"/>
+              <w:rPr>
+                <w:sz w:val="19"/>
+                <w:szCs w:val="19"/>
+              </w:rPr>
+            </w:pPr>
+            <w:r>
+              <w:rPr>
+                <w:spacing w:val="7"/>
+                <w:sz w:val="19"/>
+                <w:szCs w:val="19"/>
+              </w:rPr>
+              <w:t>服务小类</w:t>
+            </w:r>
+          </w:p>
+        </w:tc>
+        <w:tc>
+          <w:tcPr>
+            <w:tcW w:w="7845" w:type="dxa"/>
+          </w:tcPr>
+          <w:p>
+            <w:pPr>
+              <w:pStyle w:val="27"/>
+              <w:spacing w:before="112" w:line="226" w:lineRule="auto"/>
+              <w:ind w:left="39"/>
+              <w:rPr>
+                <w:sz w:val="19"/>
+                <w:szCs w:val="19"/>
+              </w:rPr>
+            </w:pPr>
+            <w:r>
+              <w:rPr>
+                <w:spacing w:val="7"/>
+                <w:sz w:val="19"/>
+                <w:szCs w:val="19"/>
+              </w:rPr>
+              <w:t>0402</w:t>
+            </w:r>
+            <w:r>
+              <w:rPr>
+                <w:rFonts w:hint="eastAsia"/>
+                <w:spacing w:val="7"/>
+                <w:sz w:val="19"/>
+                <w:szCs w:val="19"/>
+                <w:lang w:val="en-US" w:eastAsia="zh-CN"/>
+              </w:rPr>
+              <w:t>基础环境</w:t>
+            </w:r>
+            <w:r>
+              <w:rPr>
+                <w:spacing w:val="7"/>
+                <w:sz w:val="19"/>
+                <w:szCs w:val="19"/>
+              </w:rPr>
+              <w:t>运维服务</w:t>
+            </w:r>
+          </w:p>
+        </w:tc>
+      </w:tr>
+      <w:tr>
+        <w:tblPrEx>
+          <w:tblBorders>
+            <w:top w:val="single" w:color="000000" w:sz="6" w:space="0"/>
+            <w:left w:val="single" w:color="000000" w:sz="6" w:space="0"/>
+            <w:bottom w:val="single" w:color="000000" w:sz="6" w:space="0"/>
+            <w:right w:val="single" w:color="000000" w:sz="6" w:space="0"/>
+            <w:insideH w:val="single" w:color="000000" w:sz="6" w:space="0"/>
+            <w:insideV w:val="single" w:color="000000" w:sz="6" w:space="0"/>
+          </w:tblBorders>
+          <w:tblCellMar>
+            <w:top w:w="0" w:type="dxa"/>
+            <w:left w:w="0" w:type="dxa"/>
+            <w:bottom w:w="0" w:type="dxa"/>
+            <w:right w:w="0" w:type="dxa"/>
+          </w:tblCellMar>
+        </w:tblPrEx>
+        <w:trPr>
+          <w:trHeight w:val="390" w:hRule="atLeast"/>
+        </w:trPr>
+        <w:tc>
+          <w:tcPr>
+            <w:tcW w:w="2278" w:type="dxa"/>
+          </w:tcPr>
+          <w:p>
+            <w:pPr>
+              <w:pStyle w:val="27"/>
+              <w:spacing w:before="113" w:line="227" w:lineRule="auto"/>
+              <w:ind w:left="747"/>
+              <w:rPr>
+                <w:sz w:val="19"/>
+                <w:szCs w:val="19"/>
+              </w:rPr>
+            </w:pPr>
+            <w:r>
+              <w:rPr>
+                <w:spacing w:val="7"/>
+                <w:sz w:val="19"/>
+                <w:szCs w:val="19"/>
+              </w:rPr>
+              <w:t>服务子类</w:t>
+            </w:r>
+          </w:p>
+        </w:tc>
+        <w:tc>
+          <w:tcPr>
+            <w:tcW w:w="7845" w:type="dxa"/>
+          </w:tcPr>
+          <w:p>
+            <w:pPr>
+              <w:pStyle w:val="27"/>
+              <w:spacing w:before="113" w:line="226" w:lineRule="auto"/>
+              <w:ind w:left="39"/>
+              <w:rPr>
+                <w:sz w:val="19"/>
+                <w:szCs w:val="19"/>
+              </w:rPr>
+            </w:pPr>
+            <w:r>
+              <w:rPr>
+                <w:spacing w:val="7"/>
+                <w:sz w:val="19"/>
+                <w:szCs w:val="19"/>
+              </w:rPr>
+              <w:t>040102</w:t>
+            </w:r>
+            <w:r>
+              <w:rPr>
+                <w:rFonts w:hint="eastAsia"/>
+                <w:spacing w:val="7"/>
+                <w:sz w:val="19"/>
+                <w:szCs w:val="19"/>
+                <w:lang w:val="en-US" w:eastAsia="zh-CN"/>
+              </w:rPr>
+              <w:t>基础环境</w:t>
+            </w:r>
+            <w:r>
+              <w:rPr>
+                <w:spacing w:val="7"/>
+                <w:sz w:val="19"/>
+                <w:szCs w:val="19"/>
+              </w:rPr>
+              <w:t>响应支持服务</w:t>
+            </w:r>
+          </w:p>
+        </w:tc>
+      </w:tr>
+      <w:tr>
+        <w:tblPrEx>
+          <w:tblBorders>
+            <w:top w:val="single" w:color="000000" w:sz="6" w:space="0"/>
+            <w:left w:val="single" w:color="000000" w:sz="6" w:space="0"/>
+            <w:bottom w:val="single" w:color="000000" w:sz="6" w:space="0"/>
+            <w:right w:val="single" w:color="000000" w:sz="6" w:space="0"/>
+            <w:insideH w:val="single" w:color="000000" w:sz="6" w:space="0"/>
+            <w:insideV w:val="single" w:color="000000" w:sz="6" w:space="0"/>
+          </w:tblBorders>
+          <w:tblCellMar>
+            <w:top w:w="0" w:type="dxa"/>
+            <w:left w:w="0" w:type="dxa"/>
+            <w:bottom w:w="0" w:type="dxa"/>
+            <w:right w:w="0" w:type="dxa"/>
+          </w:tblCellMar>
+        </w:tblPrEx>
+        <w:trPr>
+          <w:trHeight w:val="663" w:hRule="atLeast"/>
+        </w:trPr>
+        <w:tc>
+          <w:tcPr>
+            <w:tcW w:w="2278" w:type="dxa"/>
+          </w:tcPr>
+          <w:p>
+            <w:pPr>
+              <w:pStyle w:val="27"/>
+              <w:spacing w:before="250" w:line="226" w:lineRule="auto"/>
+              <w:ind w:left="747"/>
+              <w:rPr>
+                <w:sz w:val="19"/>
+                <w:szCs w:val="19"/>
+              </w:rPr>
+            </w:pPr>
+            <w:r>
+              <w:rPr>
+                <w:spacing w:val="7"/>
+                <w:sz w:val="19"/>
+                <w:szCs w:val="19"/>
+              </w:rPr>
+              <w:t>服务简介</w:t>
+            </w:r>
+          </w:p>
+        </w:tc>
+        <w:tc>
+          <w:tcPr>
+            <w:tcW w:w="7845" w:type="dxa"/>
+          </w:tcPr>
+          <w:p>
+            <w:pPr>
+              <w:pStyle w:val="27"/>
+              <w:spacing w:before="126"/>
+              <w:ind w:left="44" w:right="140" w:hanging="1"/>
+              <w:rPr>
+                <w:sz w:val="19"/>
+                <w:szCs w:val="19"/>
+              </w:rPr>
+            </w:pPr>
+            <w:r>
+              <w:rPr>
+                <w:rFonts w:ascii="Segoe UI" w:hAnsi="Segoe UI" w:eastAsia="Segoe UI" w:cs="Segoe UI"/>
+                <w:i w:val="0"/>
+                <w:iCs w:val="0"/>
+                <w:caps w:val="0"/>
+                <w:color w:val="0F1115"/>
+                <w:spacing w:val="0"/>
+                <w:sz w:val="22"/>
+                <w:szCs w:val="22"/>
+                <w:shd w:val="clear" w:fill="FFFFFF"/>
+              </w:rPr>
+              <w:t>针对机房基础设施出现的突发故障、异常告警或运行中断，提供快速响应、现场处置和应急恢复服务。通过专业化故障诊断和抢修，最大限度缩短故障持续时间，保障机房基础环境尽快恢复正常。</w:t>
+            </w:r>
+          </w:p>
+        </w:tc>
+      </w:tr>
+      <w:tr>
+        <w:tblPrEx>
+          <w:tblBorders>
+            <w:top w:val="single" w:color="000000" w:sz="6" w:space="0"/>
+            <w:left w:val="single" w:color="000000" w:sz="6" w:space="0"/>
+            <w:bottom w:val="single" w:color="000000" w:sz="6" w:space="0"/>
+            <w:right w:val="single" w:color="000000" w:sz="6" w:space="0"/>
+            <w:insideH w:val="single" w:color="000000" w:sz="6" w:space="0"/>
+            <w:insideV w:val="single" w:color="000000" w:sz="6" w:space="0"/>
+          </w:tblBorders>
+          <w:tblCellMar>
+            <w:top w:w="0" w:type="dxa"/>
+            <w:left w:w="0" w:type="dxa"/>
+            <w:bottom w:w="0" w:type="dxa"/>
+            <w:right w:w="0" w:type="dxa"/>
+          </w:tblCellMar>
+        </w:tblPrEx>
+        <w:trPr>
+          <w:trHeight w:val="680" w:hRule="atLeast"/>
+        </w:trPr>
+        <w:tc>
+          <w:tcPr>
+            <w:tcW w:w="2278" w:type="dxa"/>
+          </w:tcPr>
+          <w:p>
+            <w:pPr>
+              <w:pStyle w:val="27"/>
+              <w:spacing w:before="259" w:line="227" w:lineRule="auto"/>
+              <w:ind w:left="494"/>
+              <w:rPr>
+                <w:sz w:val="19"/>
+                <w:szCs w:val="19"/>
+              </w:rPr>
+            </w:pPr>
+            <w:r>
+              <w:rPr>
+                <w:spacing w:val="8"/>
+                <w:sz w:val="19"/>
+                <w:szCs w:val="19"/>
+              </w:rPr>
+              <w:t>服务目标/价值</w:t>
+            </w:r>
+          </w:p>
+        </w:tc>
+        <w:tc>
+          <w:tcPr>
+            <w:tcW w:w="7845" w:type="dxa"/>
+          </w:tcPr>
+          <w:p>
+            <w:pPr>
+              <w:pStyle w:val="27"/>
+              <w:spacing w:before="136"/>
+              <w:ind w:left="46" w:right="342" w:firstLine="1"/>
+              <w:rPr>
+                <w:sz w:val="19"/>
+                <w:szCs w:val="19"/>
+              </w:rPr>
+            </w:pPr>
+            <w:r>
+              <w:rPr>
+                <w:rFonts w:ascii="Segoe UI" w:hAnsi="Segoe UI" w:eastAsia="Segoe UI" w:cs="Segoe UI"/>
+                <w:i w:val="0"/>
+                <w:iCs w:val="0"/>
+                <w:caps w:val="0"/>
+                <w:color w:val="0F1115"/>
+                <w:spacing w:val="0"/>
+                <w:sz w:val="22"/>
+                <w:szCs w:val="22"/>
+                <w:shd w:val="clear" w:fill="FFFFFF"/>
+              </w:rPr>
+              <w:t>以快速响应和专业处置能力，最大限度降低基础环境故障对业务系统的影响，确保供电、温控、安防等关键基础设施的连续可用性</w:t>
+            </w:r>
+          </w:p>
+        </w:tc>
+      </w:tr>
+      <w:tr>
+        <w:tblPrEx>
+          <w:tblBorders>
+            <w:top w:val="single" w:color="000000" w:sz="6" w:space="0"/>
+            <w:left w:val="single" w:color="000000" w:sz="6" w:space="0"/>
+            <w:bottom w:val="single" w:color="000000" w:sz="6" w:space="0"/>
+            <w:right w:val="single" w:color="000000" w:sz="6" w:space="0"/>
+            <w:insideH w:val="single" w:color="000000" w:sz="6" w:space="0"/>
+            <w:insideV w:val="single" w:color="000000" w:sz="6" w:space="0"/>
+          </w:tblBorders>
+          <w:tblCellMar>
+            <w:top w:w="0" w:type="dxa"/>
+            <w:left w:w="0" w:type="dxa"/>
+            <w:bottom w:w="0" w:type="dxa"/>
+            <w:right w:w="0" w:type="dxa"/>
+          </w:tblCellMar>
+        </w:tblPrEx>
+        <w:trPr>
+          <w:trHeight w:val="390" w:hRule="atLeast"/>
+        </w:trPr>
+        <w:tc>
+          <w:tcPr>
+            <w:tcW w:w="10123" w:type="dxa"/>
+            <w:gridSpan w:val="2"/>
+            <w:shd w:val="clear" w:color="auto" w:fill="1F497D"/>
+          </w:tcPr>
+          <w:p>
+            <w:pPr>
+              <w:pStyle w:val="27"/>
+              <w:spacing w:before="106" w:line="227" w:lineRule="auto"/>
+              <w:ind w:left="4661"/>
+              <w:rPr>
+                <w:sz w:val="19"/>
+                <w:szCs w:val="19"/>
+              </w:rPr>
+            </w:pPr>
+            <w:r>
+              <w:rPr>
+                <w:b/>
+                <w:bCs/>
+                <w:color w:val="FFFFFF"/>
+                <w:spacing w:val="7"/>
+                <w:sz w:val="19"/>
+                <w:szCs w:val="19"/>
+              </w:rPr>
+              <w:t>服务描述</w:t>
+            </w:r>
+          </w:p>
+        </w:tc>
+      </w:tr>
+      <w:tr>
+        <w:tblPrEx>
+          <w:tblBorders>
+            <w:top w:val="single" w:color="000000" w:sz="6" w:space="0"/>
+            <w:left w:val="single" w:color="000000" w:sz="6" w:space="0"/>
+            <w:bottom w:val="single" w:color="000000" w:sz="6" w:space="0"/>
+            <w:right w:val="single" w:color="000000" w:sz="6" w:space="0"/>
+            <w:insideH w:val="single" w:color="000000" w:sz="6" w:space="0"/>
+            <w:insideV w:val="single" w:color="000000" w:sz="6" w:space="0"/>
+          </w:tblBorders>
+          <w:tblCellMar>
+            <w:top w:w="0" w:type="dxa"/>
+            <w:left w:w="0" w:type="dxa"/>
+            <w:bottom w:w="0" w:type="dxa"/>
+            <w:right w:w="0" w:type="dxa"/>
+          </w:tblCellMar>
+        </w:tblPrEx>
+        <w:trPr>
+          <w:trHeight w:val="720" w:hRule="atLeast"/>
+        </w:trPr>
+        <w:tc>
+          <w:tcPr>
+            <w:tcW w:w="2278" w:type="dxa"/>
+          </w:tcPr>
+          <w:p>
+            <w:pPr>
+              <w:pStyle w:val="27"/>
+              <w:spacing w:before="282" w:line="227" w:lineRule="auto"/>
+              <w:ind w:left="747"/>
+              <w:rPr>
+                <w:sz w:val="19"/>
+                <w:szCs w:val="19"/>
+              </w:rPr>
+            </w:pPr>
+            <w:r>
+              <w:rPr>
+                <w:spacing w:val="7"/>
+                <w:sz w:val="19"/>
+                <w:szCs w:val="19"/>
+              </w:rPr>
+              <w:t>服务对象</w:t>
+            </w:r>
+          </w:p>
+        </w:tc>
+        <w:tc>
+          <w:tcPr>
+            <w:tcW w:w="7845" w:type="dxa"/>
+            <w:vAlign w:val="top"/>
+          </w:tcPr>
+          <w:p>
+            <w:pPr>
+              <w:pStyle w:val="27"/>
+              <w:spacing w:before="166" w:line="247" w:lineRule="auto"/>
+              <w:ind w:left="65" w:leftChars="0" w:right="48" w:rightChars="0" w:hanging="29" w:firstLineChars="0"/>
+              <w:rPr>
+                <w:sz w:val="19"/>
+                <w:szCs w:val="19"/>
+              </w:rPr>
+            </w:pPr>
+            <w:r>
+              <w:rPr>
+                <w:rFonts w:ascii="Segoe UI" w:hAnsi="Segoe UI" w:eastAsia="Segoe UI" w:cs="Segoe UI"/>
+                <w:i w:val="0"/>
+                <w:iCs w:val="0"/>
+                <w:caps w:val="0"/>
+                <w:color w:val="0F1115"/>
+                <w:spacing w:val="0"/>
+                <w:sz w:val="22"/>
+                <w:szCs w:val="22"/>
+                <w:shd w:val="clear" w:fill="FFFFFF"/>
+              </w:rPr>
+              <w:t>UPS电源系统、配电柜/配电箱、精密空调、新风系统、视频监控系统、消防系统、防漏水系统、机柜供电单元</w:t>
+            </w:r>
+          </w:p>
+        </w:tc>
+      </w:tr>
+      <w:tr>
+        <w:tblPrEx>
+          <w:tblBorders>
+            <w:top w:val="single" w:color="000000" w:sz="6" w:space="0"/>
+            <w:left w:val="single" w:color="000000" w:sz="6" w:space="0"/>
+            <w:bottom w:val="single" w:color="000000" w:sz="6" w:space="0"/>
+            <w:right w:val="single" w:color="000000" w:sz="6" w:space="0"/>
+            <w:insideH w:val="single" w:color="000000" w:sz="6" w:space="0"/>
+            <w:insideV w:val="single" w:color="000000" w:sz="6" w:space="0"/>
+          </w:tblBorders>
+          <w:tblCellMar>
+            <w:top w:w="0" w:type="dxa"/>
+            <w:left w:w="0" w:type="dxa"/>
+            <w:bottom w:w="0" w:type="dxa"/>
+            <w:right w:w="0" w:type="dxa"/>
+          </w:tblCellMar>
+        </w:tblPrEx>
+        <w:trPr>
+          <w:trHeight w:val="2422" w:hRule="atLeast"/>
+        </w:trPr>
+        <w:tc>
+          <w:tcPr>
+            <w:tcW w:w="2278" w:type="dxa"/>
+          </w:tcPr>
+          <w:p>
+            <w:pPr>
+              <w:spacing w:line="267" w:lineRule="auto"/>
+              <w:rPr>
+                <w:rFonts w:ascii="Arial"/>
+                <w:sz w:val="21"/>
+              </w:rPr>
+            </w:pPr>
+          </w:p>
+          <w:p>
+            <w:pPr>
+              <w:spacing w:line="267" w:lineRule="auto"/>
+              <w:rPr>
+                <w:rFonts w:ascii="Arial"/>
+                <w:sz w:val="21"/>
+              </w:rPr>
+            </w:pPr>
+          </w:p>
+          <w:p>
+            <w:pPr>
+              <w:spacing w:line="267" w:lineRule="auto"/>
+              <w:rPr>
+                <w:rFonts w:ascii="Arial"/>
+                <w:sz w:val="21"/>
+              </w:rPr>
+            </w:pPr>
+          </w:p>
+          <w:p>
+            <w:pPr>
+              <w:spacing w:line="267" w:lineRule="auto"/>
+              <w:rPr>
+                <w:rFonts w:ascii="Arial"/>
+                <w:sz w:val="21"/>
+              </w:rPr>
+            </w:pPr>
+          </w:p>
+          <w:p>
+            <w:pPr>
+              <w:pStyle w:val="27"/>
+              <w:spacing w:before="61" w:line="227" w:lineRule="auto"/>
+              <w:ind w:left="747"/>
+              <w:rPr>
+                <w:sz w:val="19"/>
+                <w:szCs w:val="19"/>
+              </w:rPr>
+            </w:pPr>
+            <w:r>
+              <w:rPr>
+                <w:spacing w:val="7"/>
+                <w:sz w:val="19"/>
+                <w:szCs w:val="19"/>
+              </w:rPr>
+              <w:t>服务内容</w:t>
+            </w:r>
+          </w:p>
+        </w:tc>
+        <w:tc>
+          <w:tcPr>
+            <w:tcW w:w="7845" w:type="dxa"/>
+          </w:tcPr>
+          <w:p>
+            <w:pPr>
+              <w:rPr>
+                <w:rFonts w:hint="eastAsia"/>
+                <w:sz w:val="19"/>
+                <w:szCs w:val="19"/>
+              </w:rPr>
+            </w:pPr>
+            <w:r>
+              <w:rPr>
+                <w:rFonts w:hint="eastAsia"/>
+                <w:sz w:val="19"/>
+                <w:szCs w:val="19"/>
+              </w:rPr>
+              <w:t xml:space="preserve"> UPS紧急旁路切换、电池组在线更换</w:t>
+            </w:r>
+          </w:p>
+          <w:p>
+            <w:pPr>
+              <w:rPr>
+                <w:rFonts w:hint="eastAsia"/>
+                <w:sz w:val="19"/>
+                <w:szCs w:val="19"/>
+              </w:rPr>
+            </w:pPr>
+            <w:r>
+              <w:rPr>
+                <w:rFonts w:hint="eastAsia"/>
+                <w:sz w:val="19"/>
+                <w:szCs w:val="19"/>
+              </w:rPr>
+              <w:t xml:space="preserve"> 空调压缩机/风机/主板等故障部件更换</w:t>
+            </w:r>
+          </w:p>
+          <w:p>
+            <w:pPr>
+              <w:rPr>
+                <w:rFonts w:hint="eastAsia"/>
+                <w:sz w:val="19"/>
+                <w:szCs w:val="19"/>
+              </w:rPr>
+            </w:pPr>
+            <w:r>
+              <w:rPr>
+                <w:rFonts w:hint="eastAsia"/>
+                <w:sz w:val="19"/>
+                <w:szCs w:val="19"/>
+              </w:rPr>
+              <w:t xml:space="preserve"> 配电开关更换、接线端子压接/紧固</w:t>
+            </w:r>
+          </w:p>
+          <w:p>
+            <w:pPr>
+              <w:rPr>
+                <w:rFonts w:hint="eastAsia"/>
+                <w:sz w:val="19"/>
+                <w:szCs w:val="19"/>
+              </w:rPr>
+            </w:pPr>
+            <w:r>
+              <w:rPr>
+                <w:rFonts w:hint="eastAsia"/>
+                <w:sz w:val="19"/>
+                <w:szCs w:val="19"/>
+              </w:rPr>
+              <w:t xml:space="preserve"> 监控硬盘更换/格式化、摄像头角度调整</w:t>
+            </w:r>
+          </w:p>
+          <w:p>
+            <w:pPr>
+              <w:rPr>
+                <w:rFonts w:hint="eastAsia"/>
+                <w:sz w:val="19"/>
+                <w:szCs w:val="19"/>
+              </w:rPr>
+            </w:pPr>
+            <w:r>
+              <w:rPr>
+                <w:rFonts w:hint="eastAsia"/>
+                <w:sz w:val="19"/>
+                <w:szCs w:val="19"/>
+              </w:rPr>
+              <w:t xml:space="preserve"> PDU更换、供电线路临时转接</w:t>
+            </w:r>
+          </w:p>
+          <w:p>
+            <w:pPr>
+              <w:rPr>
+                <w:rFonts w:hint="eastAsia"/>
+                <w:sz w:val="19"/>
+                <w:szCs w:val="19"/>
+              </w:rPr>
+            </w:pPr>
+            <w:r>
+              <w:rPr>
+                <w:rFonts w:hint="eastAsia"/>
+                <w:sz w:val="19"/>
+                <w:szCs w:val="19"/>
+              </w:rPr>
+              <w:t xml:space="preserve"> 应急发电车/移动UPS快速接入</w:t>
+            </w:r>
+          </w:p>
+          <w:p>
+            <w:pPr>
+              <w:rPr>
+                <w:rFonts w:hint="eastAsia"/>
+                <w:sz w:val="19"/>
+                <w:szCs w:val="19"/>
+              </w:rPr>
+            </w:pPr>
+            <w:r>
+              <w:rPr>
+                <w:rFonts w:hint="eastAsia"/>
+                <w:sz w:val="19"/>
+                <w:szCs w:val="19"/>
+              </w:rPr>
+              <w:t xml:space="preserve"> 临时空调/除湿设备部署</w:t>
+            </w:r>
+          </w:p>
+          <w:p>
+            <w:pPr>
+              <w:rPr>
+                <w:rFonts w:hint="eastAsia"/>
+                <w:sz w:val="19"/>
+                <w:szCs w:val="19"/>
+              </w:rPr>
+            </w:pPr>
+            <w:r>
+              <w:rPr>
+                <w:rFonts w:hint="eastAsia"/>
+                <w:sz w:val="19"/>
+                <w:szCs w:val="19"/>
+              </w:rPr>
+              <w:t xml:space="preserve"> 人员现场值守、实时状态跟踪</w:t>
+            </w:r>
+          </w:p>
+          <w:p>
+            <w:pPr>
+              <w:rPr>
+                <w:rFonts w:hint="eastAsia"/>
+                <w:sz w:val="19"/>
+                <w:szCs w:val="19"/>
+              </w:rPr>
+            </w:pPr>
+            <w:r>
+              <w:rPr>
+                <w:rFonts w:hint="eastAsia"/>
+                <w:sz w:val="19"/>
+                <w:szCs w:val="19"/>
+              </w:rPr>
+              <w:t xml:space="preserve"> 备件现场更换支持</w:t>
+            </w:r>
+          </w:p>
+          <w:p>
+            <w:pPr>
+              <w:rPr>
+                <w:sz w:val="19"/>
+                <w:szCs w:val="19"/>
+              </w:rPr>
+            </w:pPr>
+            <w:r>
+              <w:rPr>
+                <w:rFonts w:hint="eastAsia"/>
+                <w:sz w:val="19"/>
+                <w:szCs w:val="19"/>
+              </w:rPr>
+              <w:t xml:space="preserve"> 重大活动/业务高峰期重点保障</w:t>
+            </w:r>
+          </w:p>
+        </w:tc>
+      </w:tr>
+      <w:tr>
+        <w:tblPrEx>
+          <w:tblBorders>
+            <w:top w:val="single" w:color="000000" w:sz="6" w:space="0"/>
+            <w:left w:val="single" w:color="000000" w:sz="6" w:space="0"/>
+            <w:bottom w:val="single" w:color="000000" w:sz="6" w:space="0"/>
+            <w:right w:val="single" w:color="000000" w:sz="6" w:space="0"/>
+            <w:insideH w:val="single" w:color="000000" w:sz="6" w:space="0"/>
+            <w:insideV w:val="single" w:color="000000" w:sz="6" w:space="0"/>
+          </w:tblBorders>
+          <w:tblCellMar>
+            <w:top w:w="0" w:type="dxa"/>
+            <w:left w:w="0" w:type="dxa"/>
+            <w:bottom w:w="0" w:type="dxa"/>
+            <w:right w:w="0" w:type="dxa"/>
+          </w:tblCellMar>
+        </w:tblPrEx>
+        <w:trPr>
+          <w:trHeight w:val="390" w:hRule="atLeast"/>
+        </w:trPr>
+        <w:tc>
+          <w:tcPr>
+            <w:tcW w:w="2278" w:type="dxa"/>
+          </w:tcPr>
+          <w:p>
+            <w:pPr>
+              <w:pStyle w:val="27"/>
+              <w:spacing w:before="122" w:line="228" w:lineRule="auto"/>
+              <w:ind w:left="950"/>
+              <w:rPr>
+                <w:sz w:val="19"/>
+                <w:szCs w:val="19"/>
+              </w:rPr>
+            </w:pPr>
+            <w:r>
+              <w:rPr>
+                <w:spacing w:val="3"/>
+                <w:sz w:val="19"/>
+                <w:szCs w:val="19"/>
+              </w:rPr>
+              <w:t>频度</w:t>
+            </w:r>
+          </w:p>
+        </w:tc>
+        <w:tc>
+          <w:tcPr>
+            <w:tcW w:w="7845" w:type="dxa"/>
+          </w:tcPr>
+          <w:p>
+            <w:pPr>
+              <w:pStyle w:val="27"/>
+              <w:spacing w:before="123" w:line="227" w:lineRule="auto"/>
+              <w:ind w:left="43"/>
+              <w:rPr>
+                <w:sz w:val="19"/>
+                <w:szCs w:val="19"/>
+              </w:rPr>
+            </w:pPr>
+            <w:r>
+              <w:rPr>
+                <w:spacing w:val="3"/>
+                <w:sz w:val="19"/>
+                <w:szCs w:val="19"/>
+              </w:rPr>
+              <w:t>按需</w:t>
+            </w:r>
+          </w:p>
+        </w:tc>
+      </w:tr>
+      <w:tr>
+        <w:tblPrEx>
+          <w:tblBorders>
+            <w:top w:val="single" w:color="000000" w:sz="6" w:space="0"/>
+            <w:left w:val="single" w:color="000000" w:sz="6" w:space="0"/>
+            <w:bottom w:val="single" w:color="000000" w:sz="6" w:space="0"/>
+            <w:right w:val="single" w:color="000000" w:sz="6" w:space="0"/>
+            <w:insideH w:val="single" w:color="000000" w:sz="6" w:space="0"/>
+            <w:insideV w:val="single" w:color="000000" w:sz="6" w:space="0"/>
+          </w:tblBorders>
+          <w:tblCellMar>
+            <w:top w:w="0" w:type="dxa"/>
+            <w:left w:w="0" w:type="dxa"/>
+            <w:bottom w:w="0" w:type="dxa"/>
+            <w:right w:w="0" w:type="dxa"/>
+          </w:tblCellMar>
+        </w:tblPrEx>
+        <w:trPr>
+          <w:trHeight w:val="404" w:hRule="atLeast"/>
+        </w:trPr>
+        <w:tc>
+          <w:tcPr>
+            <w:tcW w:w="2278" w:type="dxa"/>
+          </w:tcPr>
+          <w:p>
+            <w:pPr>
+              <w:pStyle w:val="27"/>
+              <w:spacing w:before="130" w:line="227" w:lineRule="auto"/>
+              <w:ind w:left="747"/>
+              <w:rPr>
+                <w:sz w:val="19"/>
+                <w:szCs w:val="19"/>
+              </w:rPr>
+            </w:pPr>
+            <w:r>
+              <w:rPr>
+                <w:spacing w:val="7"/>
+                <w:sz w:val="19"/>
+                <w:szCs w:val="19"/>
+              </w:rPr>
+              <w:t>服务时间</w:t>
+            </w:r>
+          </w:p>
+        </w:tc>
+        <w:tc>
+          <w:tcPr>
+            <w:tcW w:w="7845" w:type="dxa"/>
+          </w:tcPr>
+          <w:p>
+            <w:pPr>
+              <w:pStyle w:val="27"/>
+              <w:spacing w:before="130" w:line="236" w:lineRule="auto"/>
+              <w:ind w:left="41"/>
+              <w:rPr>
+                <w:sz w:val="19"/>
+                <w:szCs w:val="19"/>
+              </w:rPr>
+            </w:pPr>
+            <w:r>
+              <w:rPr>
+                <w:spacing w:val="5"/>
+                <w:sz w:val="19"/>
+                <w:szCs w:val="19"/>
+              </w:rPr>
+              <w:t>5x8、7x8、7x24</w:t>
+            </w:r>
+          </w:p>
+        </w:tc>
+      </w:tr>
+      <w:tr>
+        <w:tblPrEx>
+          <w:tblBorders>
+            <w:top w:val="single" w:color="000000" w:sz="6" w:space="0"/>
+            <w:left w:val="single" w:color="000000" w:sz="6" w:space="0"/>
+            <w:bottom w:val="single" w:color="000000" w:sz="6" w:space="0"/>
+            <w:right w:val="single" w:color="000000" w:sz="6" w:space="0"/>
+            <w:insideH w:val="single" w:color="000000" w:sz="6" w:space="0"/>
+            <w:insideV w:val="single" w:color="000000" w:sz="6" w:space="0"/>
+          </w:tblBorders>
+          <w:tblCellMar>
+            <w:top w:w="0" w:type="dxa"/>
+            <w:left w:w="0" w:type="dxa"/>
+            <w:bottom w:w="0" w:type="dxa"/>
+            <w:right w:w="0" w:type="dxa"/>
+          </w:tblCellMar>
+        </w:tblPrEx>
+        <w:trPr>
+          <w:trHeight w:val="390" w:hRule="atLeast"/>
+        </w:trPr>
+        <w:tc>
+          <w:tcPr>
+            <w:tcW w:w="2278" w:type="dxa"/>
+          </w:tcPr>
+          <w:p>
+            <w:pPr>
+              <w:pStyle w:val="27"/>
+              <w:spacing w:before="124" w:line="228" w:lineRule="auto"/>
+              <w:ind w:left="752"/>
+              <w:rPr>
+                <w:sz w:val="19"/>
+                <w:szCs w:val="19"/>
+              </w:rPr>
+            </w:pPr>
+            <w:r>
+              <w:rPr>
+                <w:spacing w:val="6"/>
+                <w:sz w:val="19"/>
+                <w:szCs w:val="19"/>
+              </w:rPr>
+              <w:t>交付方式</w:t>
+            </w:r>
+          </w:p>
+        </w:tc>
+        <w:tc>
+          <w:tcPr>
+            <w:tcW w:w="7845" w:type="dxa"/>
+          </w:tcPr>
+          <w:p>
+            <w:pPr>
+              <w:pStyle w:val="27"/>
+              <w:spacing w:before="124" w:line="228" w:lineRule="auto"/>
+              <w:ind w:left="43"/>
+              <w:rPr>
+                <w:sz w:val="19"/>
+                <w:szCs w:val="19"/>
+              </w:rPr>
+            </w:pPr>
+            <w:r>
+              <w:rPr>
+                <w:spacing w:val="7"/>
+                <w:sz w:val="19"/>
+                <w:szCs w:val="19"/>
+              </w:rPr>
+              <w:t>现场/远程</w:t>
+            </w:r>
+          </w:p>
+        </w:tc>
+      </w:tr>
+      <w:tr>
+        <w:tblPrEx>
+          <w:tblBorders>
+            <w:top w:val="single" w:color="000000" w:sz="6" w:space="0"/>
+            <w:left w:val="single" w:color="000000" w:sz="6" w:space="0"/>
+            <w:bottom w:val="single" w:color="000000" w:sz="6" w:space="0"/>
+            <w:right w:val="single" w:color="000000" w:sz="6" w:space="0"/>
+            <w:insideH w:val="single" w:color="000000" w:sz="6" w:space="0"/>
+            <w:insideV w:val="single" w:color="000000" w:sz="6" w:space="0"/>
+          </w:tblBorders>
+          <w:tblCellMar>
+            <w:top w:w="0" w:type="dxa"/>
+            <w:left w:w="0" w:type="dxa"/>
+            <w:bottom w:w="0" w:type="dxa"/>
+            <w:right w:w="0" w:type="dxa"/>
+          </w:tblCellMar>
+        </w:tblPrEx>
+        <w:trPr>
+          <w:trHeight w:val="408" w:hRule="atLeast"/>
+        </w:trPr>
+        <w:tc>
+          <w:tcPr>
+            <w:tcW w:w="2278" w:type="dxa"/>
+          </w:tcPr>
+          <w:p>
+            <w:pPr>
+              <w:pStyle w:val="27"/>
+              <w:spacing w:before="125" w:line="227" w:lineRule="auto"/>
+              <w:ind w:left="752"/>
+              <w:rPr>
+                <w:sz w:val="19"/>
+                <w:szCs w:val="19"/>
+              </w:rPr>
+            </w:pPr>
+            <w:r>
+              <w:rPr>
+                <w:spacing w:val="6"/>
+                <w:sz w:val="19"/>
+                <w:szCs w:val="19"/>
+              </w:rPr>
+              <w:t>交付成果</w:t>
+            </w:r>
+          </w:p>
+        </w:tc>
+        <w:tc>
+          <w:tcPr>
+            <w:tcW w:w="7845" w:type="dxa"/>
+          </w:tcPr>
+          <w:p>
+            <w:pPr>
+              <w:pStyle w:val="27"/>
+              <w:spacing w:before="124" w:line="226" w:lineRule="auto"/>
+              <w:ind w:left="43"/>
+              <w:rPr>
+                <w:sz w:val="19"/>
+                <w:szCs w:val="19"/>
+              </w:rPr>
+            </w:pPr>
+            <w:r>
+              <w:rPr>
+                <w:spacing w:val="9"/>
+                <w:sz w:val="19"/>
+                <w:szCs w:val="19"/>
+              </w:rPr>
+              <w:t>《</w:t>
+            </w:r>
+            <w:r>
+              <w:rPr>
+                <w:rFonts w:hint="eastAsia"/>
+                <w:spacing w:val="9"/>
+                <w:sz w:val="19"/>
+                <w:szCs w:val="19"/>
+                <w:lang w:val="en-US" w:eastAsia="zh-CN"/>
+              </w:rPr>
+              <w:t>基础环境</w:t>
+            </w:r>
+            <w:r>
+              <w:rPr>
+                <w:spacing w:val="9"/>
+                <w:sz w:val="19"/>
+                <w:szCs w:val="19"/>
+              </w:rPr>
+              <w:t>故障处理报告》、《运维服务单》</w:t>
+            </w:r>
+          </w:p>
+        </w:tc>
+      </w:tr>
+    </w:tbl>
+    <w:p>
+      <w:pPr>
+        <w:rPr>
+          <w:rFonts w:ascii="仿宋" w:hAnsi="仿宋" w:eastAsia="仿宋" w:cs="仿宋"/>
+          <w:spacing w:val="-7"/>
+          <w:sz w:val="36"/>
+          <w:szCs w:val="36"/>
+        </w:rPr>
+      </w:pPr>
+      <w:r>
+        <w:rPr>
+          <w:rFonts w:ascii="仿宋" w:hAnsi="仿宋" w:eastAsia="仿宋" w:cs="仿宋"/>
+          <w:spacing w:val="-7"/>
+          <w:sz w:val="36"/>
+          <w:szCs w:val="36"/>
+        </w:rPr>
+        <w:br w:type="page"/>
+      </w:r>
     </w:p>
     <w:p>
       <w:pPr>
@@ -4327,8 +7585,10 @@
               <w:spacing w:before="166" w:line="247" w:lineRule="auto"/>
               <w:ind w:left="65" w:right="48" w:hanging="29"/>
               <w:rPr>
-                <w:sz w:val="19"/>
-                <w:szCs w:val="19"/>
+                <w:rFonts w:hint="default" w:eastAsia="宋体"/>
+                <w:sz w:val="19"/>
+                <w:szCs w:val="19"/>
+                <w:lang w:val="en-US" w:eastAsia="zh-CN"/>
               </w:rPr>
             </w:pPr>
             <w:r>
@@ -4344,54 +7604,17 @@
                 <w:sz w:val="19"/>
                 <w:szCs w:val="19"/>
               </w:rPr>
-              <w:t>，H3C，华为、天融信、锐捷等网络产品；</w:t>
-            </w:r>
-            <w:r>
-              <w:rPr>
-                <w:spacing w:val="-55"/>
-                <w:sz w:val="19"/>
-                <w:szCs w:val="19"/>
-              </w:rPr>
-              <w:t xml:space="preserve"> </w:t>
-            </w:r>
-            <w:r>
-              <w:rPr>
+              <w:t>，H3C，华为、天融信、锐捷等</w:t>
+            </w:r>
+            <w:r>
+              <w:rPr>
+                <w:rFonts w:hint="eastAsia"/>
                 <w:spacing w:val="11"/>
                 <w:sz w:val="19"/>
                 <w:szCs w:val="19"/>
-              </w:rPr>
-              <w:t>防火墙、</w:t>
-            </w:r>
-            <w:r>
-              <w:rPr>
-                <w:sz w:val="19"/>
-                <w:szCs w:val="19"/>
-              </w:rPr>
-              <w:t>VPN</w:t>
-            </w:r>
-            <w:r>
-              <w:rPr>
-                <w:spacing w:val="11"/>
-                <w:sz w:val="19"/>
-                <w:szCs w:val="19"/>
-              </w:rPr>
-              <w:t>设备、防</w:t>
-            </w:r>
-            <w:r>
-              <w:rPr>
-                <w:spacing w:val="10"/>
-                <w:sz w:val="19"/>
-                <w:szCs w:val="19"/>
-              </w:rPr>
-              <w:t>病毒网关等安全产</w:t>
-            </w:r>
-            <w:r>
-              <w:rPr>
-                <w:spacing w:val="-12"/>
-                <w:sz w:val="19"/>
-                <w:szCs w:val="19"/>
-              </w:rPr>
-              <w:t>品。</w:t>
+                <w:lang w:val="en-US" w:eastAsia="zh-CN"/>
+              </w:rPr>
+              <w:t>品牌的交换机、路由器、无线控制器等网络设备</w:t>
             </w:r>
           </w:p>
         </w:tc>
@@ -5941,12 +9164,13 @@
         <w:tc>
           <w:tcPr>
             <w:tcW w:w="7845" w:type="dxa"/>
-          </w:tcPr>
-          <w:p>
-            <w:pPr>
-              <w:pStyle w:val="27"/>
-              <w:spacing w:before="158" w:line="247" w:lineRule="auto"/>
-              <w:ind w:left="65" w:right="48" w:hanging="29"/>
+            <w:vAlign w:val="top"/>
+          </w:tcPr>
+          <w:p>
+            <w:pPr>
+              <w:pStyle w:val="27"/>
+              <w:spacing w:before="166" w:line="247" w:lineRule="auto"/>
+              <w:ind w:left="65" w:leftChars="0" w:right="48" w:rightChars="0" w:hanging="29" w:firstLineChars="0"/>
               <w:rPr>
                 <w:sz w:val="19"/>
                 <w:szCs w:val="19"/>
@@ -5965,53 +9189,17 @@
                 <w:sz w:val="19"/>
                 <w:szCs w:val="19"/>
               </w:rPr>
-              <w:t>，H3C，华为、天融信、锐捷等网络产品；</w:t>
-            </w:r>
-            <w:r>
-              <w:rPr>
-                <w:spacing w:val="-55"/>
-                <w:sz w:val="19"/>
-                <w:szCs w:val="19"/>
-              </w:rPr>
-              <w:t xml:space="preserve"> </w:t>
-            </w:r>
-            <w:r>
-              <w:rPr>
+              <w:t>，H3C，华为、天融信、锐捷等</w:t>
+            </w:r>
+            <w:r>
+              <w:rPr>
+                <w:rFonts w:hint="eastAsia"/>
                 <w:spacing w:val="11"/>
                 <w:sz w:val="19"/>
                 <w:szCs w:val="19"/>
-              </w:rPr>
-              <w:t>防火墙、</w:t>
-            </w:r>
-            <w:r>
-              <w:rPr>
-                <w:sz w:val="19"/>
-                <w:szCs w:val="19"/>
-              </w:rPr>
-              <w:t>VPN</w:t>
-            </w:r>
-            <w:r>
-              <w:rPr>
-                <w:spacing w:val="11"/>
-                <w:sz w:val="19"/>
-                <w:szCs w:val="19"/>
-              </w:rPr>
-              <w:t>设备、防</w:t>
-            </w:r>
-            <w:r>
-              <w:rPr>
-                <w:spacing w:val="10"/>
-                <w:sz w:val="19"/>
-                <w:szCs w:val="19"/>
-              </w:rPr>
-              <w:t>病毒网关等安全产</w:t>
-            </w:r>
-            <w:r>
-              <w:rPr>
-                <w:sz w:val="19"/>
-                <w:szCs w:val="19"/>
-              </w:rPr>
-              <w:t>品</w:t>
+                <w:lang w:val="en-US" w:eastAsia="zh-CN"/>
+              </w:rPr>
+              <w:t>品牌的交换机、路由器、无线控制器等网络设备</w:t>
             </w:r>
           </w:p>
         </w:tc>
@@ -7048,12 +10236,13 @@
         <w:tc>
           <w:tcPr>
             <w:tcW w:w="7845" w:type="dxa"/>
-          </w:tcPr>
-          <w:p>
-            <w:pPr>
-              <w:pStyle w:val="27"/>
-              <w:spacing w:before="178" w:line="247" w:lineRule="auto"/>
-              <w:ind w:left="65" w:right="48" w:hanging="29"/>
+            <w:vAlign w:val="top"/>
+          </w:tcPr>
+          <w:p>
+            <w:pPr>
+              <w:pStyle w:val="27"/>
+              <w:spacing w:before="166" w:line="247" w:lineRule="auto"/>
+              <w:ind w:left="65" w:leftChars="0" w:right="48" w:rightChars="0" w:hanging="29" w:firstLineChars="0"/>
               <w:rPr>
                 <w:sz w:val="19"/>
                 <w:szCs w:val="19"/>
@@ -7072,53 +10261,17 @@
                 <w:sz w:val="19"/>
                 <w:szCs w:val="19"/>
               </w:rPr>
-              <w:t>，H3C，华为、天融信、锐捷等网络产品；</w:t>
-            </w:r>
-            <w:r>
-              <w:rPr>
-                <w:spacing w:val="-55"/>
-                <w:sz w:val="19"/>
-                <w:szCs w:val="19"/>
-              </w:rPr>
-              <w:t xml:space="preserve"> </w:t>
-            </w:r>
-            <w:r>
-              <w:rPr>
+              <w:t>，H3C，华为、天融信、锐捷等</w:t>
+            </w:r>
+            <w:r>
+              <w:rPr>
+                <w:rFonts w:hint="eastAsia"/>
                 <w:spacing w:val="11"/>
                 <w:sz w:val="19"/>
                 <w:szCs w:val="19"/>
-              </w:rPr>
-              <w:t>防火墙、</w:t>
-            </w:r>
-            <w:r>
-              <w:rPr>
-                <w:sz w:val="19"/>
-                <w:szCs w:val="19"/>
-              </w:rPr>
-              <w:t>VPN</w:t>
-            </w:r>
-            <w:r>
-              <w:rPr>
-                <w:spacing w:val="11"/>
-                <w:sz w:val="19"/>
-                <w:szCs w:val="19"/>
-              </w:rPr>
-              <w:t>设备、防</w:t>
-            </w:r>
-            <w:r>
-              <w:rPr>
-                <w:spacing w:val="10"/>
-                <w:sz w:val="19"/>
-                <w:szCs w:val="19"/>
-              </w:rPr>
-              <w:t>病毒网关等安全产</w:t>
-            </w:r>
-            <w:r>
-              <w:rPr>
-                <w:sz w:val="19"/>
-                <w:szCs w:val="19"/>
-              </w:rPr>
-              <w:t>品</w:t>
+                <w:lang w:val="en-US" w:eastAsia="zh-CN"/>
+              </w:rPr>
+              <w:t>品牌的交换机、路由器、无线控制器等网络设备</w:t>
             </w:r>
           </w:p>
         </w:tc>
@@ -8287,12 +11440,13 @@
         <w:tc>
           <w:tcPr>
             <w:tcW w:w="7845" w:type="dxa"/>
-          </w:tcPr>
-          <w:p>
-            <w:pPr>
-              <w:pStyle w:val="27"/>
-              <w:spacing w:before="159" w:line="247" w:lineRule="auto"/>
-              <w:ind w:left="65" w:right="48" w:hanging="29"/>
+            <w:vAlign w:val="top"/>
+          </w:tcPr>
+          <w:p>
+            <w:pPr>
+              <w:pStyle w:val="27"/>
+              <w:spacing w:before="166" w:line="247" w:lineRule="auto"/>
+              <w:ind w:left="65" w:leftChars="0" w:right="48" w:rightChars="0" w:hanging="29" w:firstLineChars="0"/>
               <w:rPr>
                 <w:sz w:val="19"/>
                 <w:szCs w:val="19"/>
@@ -8311,53 +11465,17 @@
                 <w:sz w:val="19"/>
                 <w:szCs w:val="19"/>
               </w:rPr>
-              <w:t>，H3C，华为、天融信、锐捷等网络产品；</w:t>
-            </w:r>
-            <w:r>
-              <w:rPr>
-                <w:spacing w:val="-55"/>
-                <w:sz w:val="19"/>
-                <w:szCs w:val="19"/>
-              </w:rPr>
-              <w:t xml:space="preserve"> </w:t>
-            </w:r>
-            <w:r>
-              <w:rPr>
+              <w:t>，H3C，华为、天融信、锐捷等</w:t>
+            </w:r>
+            <w:r>
+              <w:rPr>
+                <w:rFonts w:hint="eastAsia"/>
                 <w:spacing w:val="11"/>
                 <w:sz w:val="19"/>
                 <w:szCs w:val="19"/>
-              </w:rPr>
-              <w:t>防火墙、</w:t>
-            </w:r>
-            <w:r>
-              <w:rPr>
-                <w:sz w:val="19"/>
-                <w:szCs w:val="19"/>
-              </w:rPr>
-              <w:t>VPN</w:t>
-            </w:r>
-            <w:r>
-              <w:rPr>
-                <w:spacing w:val="11"/>
-                <w:sz w:val="19"/>
-                <w:szCs w:val="19"/>
-              </w:rPr>
-              <w:t>设备、防</w:t>
-            </w:r>
-            <w:r>
-              <w:rPr>
-                <w:spacing w:val="10"/>
-                <w:sz w:val="19"/>
-                <w:szCs w:val="19"/>
-              </w:rPr>
-              <w:t>病毒网关等安全产</w:t>
-            </w:r>
-            <w:r>
-              <w:rPr>
-                <w:sz w:val="19"/>
-                <w:szCs w:val="19"/>
-              </w:rPr>
-              <w:t>品</w:t>
+                <w:lang w:val="en-US" w:eastAsia="zh-CN"/>
+              </w:rPr>
+              <w:t>品牌的交换机、路由器、无线控制器等网络设备</w:t>
             </w:r>
           </w:p>
         </w:tc>
@@ -9613,22 +12731,35 @@
                 <w:sz w:val="19"/>
                 <w:szCs w:val="19"/>
               </w:rPr>
-              <w:t>、联想等</w:t>
-            </w:r>
-            <w:r>
-              <w:rPr>
-                <w:sz w:val="19"/>
-                <w:szCs w:val="19"/>
-              </w:rPr>
-              <w:t>PC</w:t>
-            </w:r>
-            <w:r>
-              <w:rPr>
+              <w:t>、联想</w:t>
+            </w:r>
+            <w:r>
+              <w:rPr>
+                <w:rFonts w:hint="eastAsia"/>
                 <w:spacing w:val="15"/>
                 <w:sz w:val="19"/>
                 <w:szCs w:val="19"/>
-              </w:rPr>
-              <w:t>服务器</w:t>
+                <w:lang w:eastAsia="zh-CN"/>
+              </w:rPr>
+              <w:t>、</w:t>
+            </w:r>
+            <w:r>
+              <w:rPr>
+                <w:rFonts w:hint="eastAsia"/>
+                <w:spacing w:val="15"/>
+                <w:sz w:val="19"/>
+                <w:szCs w:val="19"/>
+                <w:lang w:val="en-US" w:eastAsia="zh-CN"/>
+              </w:rPr>
+              <w:t>志强</w:t>
+            </w:r>
+            <w:r>
+              <w:rPr>
+                <w:spacing w:val="15"/>
+                <w:sz w:val="19"/>
+                <w:szCs w:val="19"/>
+              </w:rPr>
+              <w:t>等服务器</w:t>
             </w:r>
           </w:p>
         </w:tc>
@@ -10945,22 +14076,35 @@
                 <w:sz w:val="19"/>
                 <w:szCs w:val="19"/>
               </w:rPr>
-              <w:t>、联想等</w:t>
-            </w:r>
-            <w:r>
-              <w:rPr>
-                <w:sz w:val="19"/>
-                <w:szCs w:val="19"/>
-              </w:rPr>
-              <w:t>PC</w:t>
-            </w:r>
-            <w:r>
-              <w:rPr>
+              <w:t>、联想</w:t>
+            </w:r>
+            <w:r>
+              <w:rPr>
+                <w:rFonts w:hint="eastAsia"/>
                 <w:spacing w:val="15"/>
                 <w:sz w:val="19"/>
                 <w:szCs w:val="19"/>
-              </w:rPr>
-              <w:t>服务器</w:t>
+                <w:lang w:eastAsia="zh-CN"/>
+              </w:rPr>
+              <w:t>、</w:t>
+            </w:r>
+            <w:r>
+              <w:rPr>
+                <w:rFonts w:hint="eastAsia"/>
+                <w:spacing w:val="15"/>
+                <w:sz w:val="19"/>
+                <w:szCs w:val="19"/>
+                <w:lang w:val="en-US" w:eastAsia="zh-CN"/>
+              </w:rPr>
+              <w:t>志强</w:t>
+            </w:r>
+            <w:r>
+              <w:rPr>
+                <w:spacing w:val="15"/>
+                <w:sz w:val="19"/>
+                <w:szCs w:val="19"/>
+              </w:rPr>
+              <w:t>等服务器</w:t>
             </w:r>
           </w:p>
         </w:tc>
@@ -12087,22 +15231,35 @@
                 <w:sz w:val="19"/>
                 <w:szCs w:val="19"/>
               </w:rPr>
-              <w:t>、联想等</w:t>
-            </w:r>
-            <w:r>
-              <w:rPr>
-                <w:sz w:val="19"/>
-                <w:szCs w:val="19"/>
-              </w:rPr>
-              <w:t>PC</w:t>
-            </w:r>
-            <w:r>
-              <w:rPr>
+              <w:t>、联想</w:t>
+            </w:r>
+            <w:r>
+              <w:rPr>
+                <w:rFonts w:hint="eastAsia"/>
                 <w:spacing w:val="15"/>
                 <w:sz w:val="19"/>
                 <w:szCs w:val="19"/>
-              </w:rPr>
-              <w:t>服务器</w:t>
+                <w:lang w:eastAsia="zh-CN"/>
+              </w:rPr>
+              <w:t>、</w:t>
+            </w:r>
+            <w:r>
+              <w:rPr>
+                <w:rFonts w:hint="eastAsia"/>
+                <w:spacing w:val="15"/>
+                <w:sz w:val="19"/>
+                <w:szCs w:val="19"/>
+                <w:lang w:val="en-US" w:eastAsia="zh-CN"/>
+              </w:rPr>
+              <w:t>志强</w:t>
+            </w:r>
+            <w:r>
+              <w:rPr>
+                <w:spacing w:val="15"/>
+                <w:sz w:val="19"/>
+                <w:szCs w:val="19"/>
+              </w:rPr>
+              <w:t>等服务器</w:t>
             </w:r>
           </w:p>
         </w:tc>
@@ -12125,7 +15282,7 @@
           </w:tblCellMar>
         </w:tblPrEx>
         <w:trPr>
-          <w:trHeight w:val="2856" w:hRule="atLeast"/>
+          <w:trHeight w:val="2241" w:hRule="atLeast"/>
         </w:trPr>
         <w:tc>
           <w:tcPr>
@@ -12200,15 +15357,6 @@
           <w:tcPr>
             <w:tcW w:w="7845" w:type="dxa"/>
           </w:tcPr>
-          <w:p>
-            <w:pPr>
-              <w:spacing w:line="424" w:lineRule="auto"/>
-              <w:rPr>
-                <w:rFonts w:ascii="Arial"/>
-                <w:sz w:val="21"/>
-              </w:rPr>
-            </w:pPr>
-          </w:p>
           <w:p>
             <w:pPr>
               <w:pStyle w:val="27"/>
@@ -13422,8 +16570,448 @@
           <w:p>
             <w:pPr>
               <w:pStyle w:val="27"/>
-              <w:spacing w:before="1" w:line="224" w:lineRule="auto"/>
-              <w:ind w:left="65"/>
+              <w:spacing w:before="166" w:line="247" w:lineRule="auto"/>
+              <w:ind w:left="65" w:right="48" w:hanging="29"/>
+              <w:rPr>
+                <w:rFonts w:hint="eastAsia" w:ascii="Segoe UI" w:hAnsi="Segoe UI" w:eastAsia="Segoe UI" w:cs="Segoe UI"/>
+                <w:i w:val="0"/>
+                <w:iCs w:val="0"/>
+                <w:caps w:val="0"/>
+                <w:color w:val="0F1115"/>
+                <w:spacing w:val="0"/>
+                <w:sz w:val="22"/>
+                <w:szCs w:val="22"/>
+                <w:shd w:val="clear" w:fill="FFFFFF"/>
+              </w:rPr>
+            </w:pPr>
+            <w:r>
+              <w:rPr>
+                <w:rFonts w:hint="eastAsia" w:ascii="Segoe UI" w:hAnsi="Segoe UI" w:eastAsia="Segoe UI" w:cs="Segoe UI"/>
+                <w:i w:val="0"/>
+                <w:iCs w:val="0"/>
+                <w:caps w:val="0"/>
+                <w:color w:val="0F1115"/>
+                <w:spacing w:val="0"/>
+                <w:sz w:val="22"/>
+                <w:szCs w:val="22"/>
+                <w:shd w:val="clear" w:fill="FFFFFF"/>
+              </w:rPr>
+              <w:t>监控：</w:t>
+            </w:r>
+          </w:p>
+          <w:p>
+            <w:pPr>
+              <w:pStyle w:val="27"/>
+              <w:spacing w:before="166" w:line="247" w:lineRule="auto"/>
+              <w:ind w:left="65" w:right="48" w:hanging="29"/>
+              <w:rPr>
+                <w:rFonts w:hint="eastAsia" w:ascii="Segoe UI" w:hAnsi="Segoe UI" w:eastAsia="Segoe UI" w:cs="Segoe UI"/>
+                <w:i w:val="0"/>
+                <w:iCs w:val="0"/>
+                <w:caps w:val="0"/>
+                <w:color w:val="0F1115"/>
+                <w:spacing w:val="0"/>
+                <w:sz w:val="22"/>
+                <w:szCs w:val="22"/>
+                <w:shd w:val="clear" w:fill="FFFFFF"/>
+              </w:rPr>
+            </w:pPr>
+            <w:r>
+              <w:rPr>
+                <w:rFonts w:hint="eastAsia" w:ascii="Segoe UI" w:hAnsi="Segoe UI" w:eastAsia="Segoe UI" w:cs="Segoe UI"/>
+                <w:i w:val="0"/>
+                <w:iCs w:val="0"/>
+                <w:caps w:val="0"/>
+                <w:color w:val="0F1115"/>
+                <w:spacing w:val="0"/>
+                <w:sz w:val="22"/>
+                <w:szCs w:val="22"/>
+                <w:shd w:val="clear" w:fill="FFFFFF"/>
+              </w:rPr>
+              <w:t>检查设备运行状态、指示灯状态、电源工作是否正常</w:t>
+            </w:r>
+            <w:r>
+              <w:rPr>
+                <w:rFonts w:hint="default" w:ascii="Segoe UI" w:hAnsi="Segoe UI" w:eastAsia="Segoe UI" w:cs="Segoe UI"/>
+                <w:i w:val="0"/>
+                <w:iCs w:val="0"/>
+                <w:caps w:val="0"/>
+                <w:color w:val="0F1115"/>
+                <w:spacing w:val="0"/>
+                <w:sz w:val="22"/>
+                <w:szCs w:val="22"/>
+                <w:shd w:val="clear" w:fill="FFFFFF"/>
+              </w:rPr>
+              <w:br w:type="textWrapping"/>
+            </w:r>
+            <w:r>
+              <w:rPr>
+                <w:rFonts w:hint="default" w:ascii="Segoe UI" w:hAnsi="Segoe UI" w:eastAsia="Segoe UI" w:cs="Segoe UI"/>
+                <w:i w:val="0"/>
+                <w:iCs w:val="0"/>
+                <w:caps w:val="0"/>
+                <w:color w:val="0F1115"/>
+                <w:spacing w:val="0"/>
+                <w:sz w:val="22"/>
+                <w:szCs w:val="22"/>
+                <w:shd w:val="clear" w:fill="FFFFFF"/>
+              </w:rPr>
+              <w:t>检查视频图像是否清晰、有无丢帧、延迟异常</w:t>
+            </w:r>
+            <w:r>
+              <w:rPr>
+                <w:rFonts w:hint="default" w:ascii="Segoe UI" w:hAnsi="Segoe UI" w:eastAsia="Segoe UI" w:cs="Segoe UI"/>
+                <w:i w:val="0"/>
+                <w:iCs w:val="0"/>
+                <w:caps w:val="0"/>
+                <w:color w:val="0F1115"/>
+                <w:spacing w:val="0"/>
+                <w:sz w:val="22"/>
+                <w:szCs w:val="22"/>
+                <w:shd w:val="clear" w:fill="FFFFFF"/>
+              </w:rPr>
+              <w:br w:type="textWrapping"/>
+            </w:r>
+            <w:r>
+              <w:rPr>
+                <w:rFonts w:hint="default" w:ascii="Segoe UI" w:hAnsi="Segoe UI" w:eastAsia="Segoe UI" w:cs="Segoe UI"/>
+                <w:i w:val="0"/>
+                <w:iCs w:val="0"/>
+                <w:caps w:val="0"/>
+                <w:color w:val="0F1115"/>
+                <w:spacing w:val="0"/>
+                <w:sz w:val="22"/>
+                <w:szCs w:val="22"/>
+                <w:shd w:val="clear" w:fill="FFFFFF"/>
+              </w:rPr>
+              <w:t>检查音频输入输出是否正常、是否存在杂音或断音</w:t>
+            </w:r>
+          </w:p>
+          <w:p>
+            <w:pPr>
+              <w:pStyle w:val="27"/>
+              <w:spacing w:before="166" w:line="247" w:lineRule="auto"/>
+              <w:ind w:left="65" w:right="48" w:hanging="29"/>
+              <w:rPr>
+                <w:rFonts w:hint="eastAsia" w:ascii="Segoe UI" w:hAnsi="Segoe UI" w:eastAsia="Segoe UI" w:cs="Segoe UI"/>
+                <w:i w:val="0"/>
+                <w:iCs w:val="0"/>
+                <w:caps w:val="0"/>
+                <w:color w:val="0F1115"/>
+                <w:spacing w:val="0"/>
+                <w:sz w:val="22"/>
+                <w:szCs w:val="22"/>
+                <w:shd w:val="clear" w:fill="FFFFFF"/>
+              </w:rPr>
+            </w:pPr>
+            <w:r>
+              <w:rPr>
+                <w:rFonts w:hint="eastAsia" w:ascii="Segoe UI" w:hAnsi="Segoe UI" w:eastAsia="Segoe UI" w:cs="Segoe UI"/>
+                <w:i w:val="0"/>
+                <w:iCs w:val="0"/>
+                <w:caps w:val="0"/>
+                <w:color w:val="0F1115"/>
+                <w:spacing w:val="0"/>
+                <w:sz w:val="22"/>
+                <w:szCs w:val="22"/>
+                <w:shd w:val="clear" w:fill="FFFFFF"/>
+              </w:rPr>
+              <w:t>计预防性检查：</w:t>
+            </w:r>
+          </w:p>
+          <w:p>
+            <w:pPr>
+              <w:pStyle w:val="27"/>
+              <w:spacing w:before="166" w:line="247" w:lineRule="auto"/>
+              <w:ind w:left="65" w:right="48" w:hanging="29"/>
+              <w:rPr>
+                <w:rFonts w:hint="eastAsia" w:ascii="Segoe UI" w:hAnsi="Segoe UI" w:eastAsia="Segoe UI" w:cs="Segoe UI"/>
+                <w:i w:val="0"/>
+                <w:iCs w:val="0"/>
+                <w:caps w:val="0"/>
+                <w:color w:val="0F1115"/>
+                <w:spacing w:val="0"/>
+                <w:sz w:val="22"/>
+                <w:szCs w:val="22"/>
+                <w:shd w:val="clear" w:fill="FFFFFF"/>
+              </w:rPr>
+            </w:pPr>
+            <w:r>
+              <w:rPr>
+                <w:rFonts w:hint="eastAsia" w:ascii="Segoe UI" w:hAnsi="Segoe UI" w:eastAsia="Segoe UI" w:cs="Segoe UI"/>
+                <w:i w:val="0"/>
+                <w:iCs w:val="0"/>
+                <w:caps w:val="0"/>
+                <w:color w:val="0F1115"/>
+                <w:spacing w:val="0"/>
+                <w:sz w:val="22"/>
+                <w:szCs w:val="22"/>
+                <w:shd w:val="clear" w:fill="FFFFFF"/>
+              </w:rPr>
+              <w:t>检查设备存储空间使用情况（如硬盘录像机、SD卡）</w:t>
+            </w:r>
+          </w:p>
+          <w:p>
+            <w:pPr>
+              <w:pStyle w:val="27"/>
+              <w:spacing w:before="166" w:line="247" w:lineRule="auto"/>
+              <w:ind w:left="65" w:right="48" w:hanging="29"/>
+              <w:rPr>
+                <w:rFonts w:hint="eastAsia" w:ascii="Segoe UI" w:hAnsi="Segoe UI" w:eastAsia="Segoe UI" w:cs="Segoe UI"/>
+                <w:i w:val="0"/>
+                <w:iCs w:val="0"/>
+                <w:caps w:val="0"/>
+                <w:color w:val="0F1115"/>
+                <w:spacing w:val="0"/>
+                <w:sz w:val="22"/>
+                <w:szCs w:val="22"/>
+                <w:shd w:val="clear" w:fill="FFFFFF"/>
+              </w:rPr>
+            </w:pPr>
+            <w:r>
+              <w:rPr>
+                <w:rFonts w:hint="eastAsia" w:ascii="Segoe UI" w:hAnsi="Segoe UI" w:eastAsia="Segoe UI" w:cs="Segoe UI"/>
+                <w:i w:val="0"/>
+                <w:iCs w:val="0"/>
+                <w:caps w:val="0"/>
+                <w:color w:val="0F1115"/>
+                <w:spacing w:val="0"/>
+                <w:sz w:val="22"/>
+                <w:szCs w:val="22"/>
+                <w:shd w:val="clear" w:fill="FFFFFF"/>
+              </w:rPr>
+              <w:t>检查设备时间同步情况，确保录像时间准确</w:t>
+            </w:r>
+          </w:p>
+          <w:p>
+            <w:pPr>
+              <w:pStyle w:val="27"/>
+              <w:spacing w:before="166" w:line="247" w:lineRule="auto"/>
+              <w:ind w:left="65" w:right="48" w:hanging="29"/>
+              <w:rPr>
+                <w:rFonts w:hint="eastAsia" w:ascii="Segoe UI" w:hAnsi="Segoe UI" w:eastAsia="Segoe UI" w:cs="Segoe UI"/>
+                <w:i w:val="0"/>
+                <w:iCs w:val="0"/>
+                <w:caps w:val="0"/>
+                <w:color w:val="0F1115"/>
+                <w:spacing w:val="0"/>
+                <w:sz w:val="22"/>
+                <w:szCs w:val="22"/>
+                <w:shd w:val="clear" w:fill="FFFFFF"/>
+              </w:rPr>
+            </w:pPr>
+            <w:r>
+              <w:rPr>
+                <w:rFonts w:hint="eastAsia" w:ascii="Segoe UI" w:hAnsi="Segoe UI" w:eastAsia="Segoe UI" w:cs="Segoe UI"/>
+                <w:i w:val="0"/>
+                <w:iCs w:val="0"/>
+                <w:caps w:val="0"/>
+                <w:color w:val="0F1115"/>
+                <w:spacing w:val="0"/>
+                <w:sz w:val="22"/>
+                <w:szCs w:val="22"/>
+                <w:shd w:val="clear" w:fill="FFFFFF"/>
+              </w:rPr>
+              <w:t>检查设备温度、风扇运行情况，防止过热</w:t>
+            </w:r>
+          </w:p>
+          <w:p>
+            <w:pPr>
+              <w:pStyle w:val="27"/>
+              <w:spacing w:before="166" w:line="247" w:lineRule="auto"/>
+              <w:ind w:left="65" w:right="48" w:hanging="29"/>
+              <w:rPr>
+                <w:rFonts w:hint="eastAsia" w:ascii="Segoe UI" w:hAnsi="Segoe UI" w:eastAsia="Segoe UI" w:cs="Segoe UI"/>
+                <w:i w:val="0"/>
+                <w:iCs w:val="0"/>
+                <w:caps w:val="0"/>
+                <w:color w:val="0F1115"/>
+                <w:spacing w:val="0"/>
+                <w:sz w:val="22"/>
+                <w:szCs w:val="22"/>
+                <w:shd w:val="clear" w:fill="FFFFFF"/>
+              </w:rPr>
+            </w:pPr>
+            <w:r>
+              <w:rPr>
+                <w:rFonts w:hint="eastAsia" w:ascii="Segoe UI" w:hAnsi="Segoe UI" w:eastAsia="Segoe UI" w:cs="Segoe UI"/>
+                <w:i w:val="0"/>
+                <w:iCs w:val="0"/>
+                <w:caps w:val="0"/>
+                <w:color w:val="0F1115"/>
+                <w:spacing w:val="0"/>
+                <w:sz w:val="22"/>
+                <w:szCs w:val="22"/>
+                <w:shd w:val="clear" w:fill="FFFFFF"/>
+              </w:rPr>
+              <w:t>检查设备连接线缆是否松动、老化</w:t>
+            </w:r>
+          </w:p>
+          <w:p>
+            <w:pPr>
+              <w:pStyle w:val="27"/>
+              <w:spacing w:before="166" w:line="247" w:lineRule="auto"/>
+              <w:ind w:left="65" w:right="48" w:hanging="29"/>
+              <w:rPr>
+                <w:rFonts w:hint="eastAsia" w:ascii="Segoe UI" w:hAnsi="Segoe UI" w:eastAsia="Segoe UI" w:cs="Segoe UI"/>
+                <w:i w:val="0"/>
+                <w:iCs w:val="0"/>
+                <w:caps w:val="0"/>
+                <w:color w:val="0F1115"/>
+                <w:spacing w:val="0"/>
+                <w:sz w:val="22"/>
+                <w:szCs w:val="22"/>
+                <w:shd w:val="clear" w:fill="FFFFFF"/>
+              </w:rPr>
+            </w:pPr>
+            <w:r>
+              <w:rPr>
+                <w:rFonts w:hint="eastAsia" w:ascii="Segoe UI" w:hAnsi="Segoe UI" w:eastAsia="Segoe UI" w:cs="Segoe UI"/>
+                <w:i w:val="0"/>
+                <w:iCs w:val="0"/>
+                <w:caps w:val="0"/>
+                <w:color w:val="0F1115"/>
+                <w:spacing w:val="0"/>
+                <w:sz w:val="22"/>
+                <w:szCs w:val="22"/>
+                <w:shd w:val="clear" w:fill="FFFFFF"/>
+              </w:rPr>
+              <w:t>常规作业：</w:t>
+            </w:r>
+          </w:p>
+          <w:p>
+            <w:pPr>
+              <w:pStyle w:val="27"/>
+              <w:spacing w:before="166" w:line="247" w:lineRule="auto"/>
+              <w:ind w:left="65" w:right="48" w:hanging="29"/>
+              <w:rPr>
+                <w:rFonts w:hint="eastAsia" w:ascii="Segoe UI" w:hAnsi="Segoe UI" w:eastAsia="Segoe UI" w:cs="Segoe UI"/>
+                <w:i w:val="0"/>
+                <w:iCs w:val="0"/>
+                <w:caps w:val="0"/>
+                <w:color w:val="0F1115"/>
+                <w:spacing w:val="0"/>
+                <w:sz w:val="22"/>
+                <w:szCs w:val="22"/>
+                <w:shd w:val="clear" w:fill="FFFFFF"/>
+              </w:rPr>
+            </w:pPr>
+            <w:r>
+              <w:rPr>
+                <w:rFonts w:hint="eastAsia" w:ascii="Segoe UI" w:hAnsi="Segoe UI" w:eastAsia="Segoe UI" w:cs="Segoe UI"/>
+                <w:i w:val="0"/>
+                <w:iCs w:val="0"/>
+                <w:caps w:val="0"/>
+                <w:color w:val="0F1115"/>
+                <w:spacing w:val="0"/>
+                <w:sz w:val="22"/>
+                <w:szCs w:val="22"/>
+                <w:shd w:val="clear" w:fill="FFFFFF"/>
+              </w:rPr>
+              <w:t>设备清洁（除尘、镜头擦拭）</w:t>
+            </w:r>
+          </w:p>
+          <w:p>
+            <w:pPr>
+              <w:pStyle w:val="27"/>
+              <w:spacing w:before="166" w:line="247" w:lineRule="auto"/>
+              <w:ind w:left="65" w:right="48" w:hanging="29"/>
+              <w:rPr>
+                <w:rFonts w:hint="eastAsia" w:ascii="Segoe UI" w:hAnsi="Segoe UI" w:eastAsia="Segoe UI" w:cs="Segoe UI"/>
+                <w:i w:val="0"/>
+                <w:iCs w:val="0"/>
+                <w:caps w:val="0"/>
+                <w:color w:val="0F1115"/>
+                <w:spacing w:val="0"/>
+                <w:sz w:val="22"/>
+                <w:szCs w:val="22"/>
+                <w:shd w:val="clear" w:fill="FFFFFF"/>
+              </w:rPr>
+            </w:pPr>
+            <w:r>
+              <w:rPr>
+                <w:rFonts w:hint="eastAsia" w:ascii="Segoe UI" w:hAnsi="Segoe UI" w:eastAsia="Segoe UI" w:cs="Segoe UI"/>
+                <w:i w:val="0"/>
+                <w:iCs w:val="0"/>
+                <w:caps w:val="0"/>
+                <w:color w:val="0F1115"/>
+                <w:spacing w:val="0"/>
+                <w:sz w:val="22"/>
+                <w:szCs w:val="22"/>
+                <w:shd w:val="clear" w:fill="FFFFFF"/>
+              </w:rPr>
+              <w:t>日志清理与归档</w:t>
+            </w:r>
+          </w:p>
+          <w:p>
+            <w:pPr>
+              <w:pStyle w:val="27"/>
+              <w:spacing w:before="166" w:line="247" w:lineRule="auto"/>
+              <w:ind w:left="65" w:right="48" w:hanging="29"/>
+              <w:rPr>
+                <w:rFonts w:hint="eastAsia" w:ascii="Segoe UI" w:hAnsi="Segoe UI" w:eastAsia="Segoe UI" w:cs="Segoe UI"/>
+                <w:i w:val="0"/>
+                <w:iCs w:val="0"/>
+                <w:caps w:val="0"/>
+                <w:color w:val="0F1115"/>
+                <w:spacing w:val="0"/>
+                <w:sz w:val="22"/>
+                <w:szCs w:val="22"/>
+                <w:shd w:val="clear" w:fill="FFFFFF"/>
+              </w:rPr>
+            </w:pPr>
+            <w:r>
+              <w:rPr>
+                <w:rFonts w:hint="eastAsia" w:ascii="Segoe UI" w:hAnsi="Segoe UI" w:eastAsia="Segoe UI" w:cs="Segoe UI"/>
+                <w:i w:val="0"/>
+                <w:iCs w:val="0"/>
+                <w:caps w:val="0"/>
+                <w:color w:val="0F1115"/>
+                <w:spacing w:val="0"/>
+                <w:sz w:val="22"/>
+                <w:szCs w:val="22"/>
+                <w:shd w:val="clear" w:fill="FFFFFF"/>
+              </w:rPr>
+              <w:t>配置文件备份（如会议终端配置、摄像头参数）</w:t>
+            </w:r>
+          </w:p>
+          <w:p>
+            <w:pPr>
+              <w:pStyle w:val="27"/>
+              <w:spacing w:before="166" w:line="247" w:lineRule="auto"/>
+              <w:ind w:left="65" w:right="48" w:hanging="29"/>
+              <w:rPr>
+                <w:rFonts w:hint="eastAsia" w:ascii="Segoe UI" w:hAnsi="Segoe UI" w:eastAsia="Segoe UI" w:cs="Segoe UI"/>
+                <w:i w:val="0"/>
+                <w:iCs w:val="0"/>
+                <w:caps w:val="0"/>
+                <w:color w:val="0F1115"/>
+                <w:spacing w:val="0"/>
+                <w:sz w:val="22"/>
+                <w:szCs w:val="22"/>
+                <w:shd w:val="clear" w:fill="FFFFFF"/>
+              </w:rPr>
+            </w:pPr>
+            <w:r>
+              <w:rPr>
+                <w:rFonts w:hint="eastAsia" w:ascii="Segoe UI" w:hAnsi="Segoe UI" w:eastAsia="Segoe UI" w:cs="Segoe UI"/>
+                <w:i w:val="0"/>
+                <w:iCs w:val="0"/>
+                <w:caps w:val="0"/>
+                <w:color w:val="0F1115"/>
+                <w:spacing w:val="0"/>
+                <w:sz w:val="22"/>
+                <w:szCs w:val="22"/>
+                <w:shd w:val="clear" w:fill="FFFFFF"/>
+              </w:rPr>
+              <w:t>系统时间校准</w:t>
+            </w:r>
+          </w:p>
+          <w:p>
+            <w:pPr>
+              <w:pStyle w:val="27"/>
+              <w:spacing w:before="166" w:line="247" w:lineRule="auto"/>
+              <w:ind w:left="65" w:right="48" w:hanging="29"/>
               <w:rPr>
                 <w:rFonts w:hint="eastAsia"/>
                 <w:sz w:val="19"/>
@@ -13432,281 +17020,15 @@
             </w:pPr>
             <w:r>
               <w:rPr>
-                <w:rFonts w:hint="eastAsia"/>
-                <w:sz w:val="19"/>
-                <w:szCs w:val="19"/>
-              </w:rPr>
-              <w:t>监控：</w:t>
-            </w:r>
-          </w:p>
-          <w:p>
-            <w:pPr>
-              <w:pStyle w:val="27"/>
-              <w:spacing w:before="1" w:line="224" w:lineRule="auto"/>
-              <w:ind w:left="65"/>
-              <w:rPr>
-                <w:rFonts w:hint="eastAsia"/>
-                <w:sz w:val="19"/>
-                <w:szCs w:val="19"/>
-              </w:rPr>
-            </w:pPr>
-            <w:r>
-              <w:rPr>
-                <w:rFonts w:hint="eastAsia"/>
-                <w:sz w:val="19"/>
-                <w:szCs w:val="19"/>
-              </w:rPr>
-              <w:t>检查设备运行状态、指示灯状态、电源工作是否正常</w:t>
-            </w:r>
-            <w:r>
-              <w:rPr>
-                <w:rFonts w:hint="default"/>
-                <w:sz w:val="19"/>
-                <w:szCs w:val="19"/>
-              </w:rPr>
-              <w:br w:type="textWrapping"/>
-            </w:r>
-            <w:r>
-              <w:rPr>
-                <w:rFonts w:hint="default"/>
-                <w:sz w:val="19"/>
-                <w:szCs w:val="19"/>
-              </w:rPr>
-              <w:t>检查视频图像是否清晰、有无丢帧、延迟异常</w:t>
-            </w:r>
-            <w:r>
-              <w:rPr>
-                <w:rFonts w:hint="default"/>
-                <w:sz w:val="19"/>
-                <w:szCs w:val="19"/>
-              </w:rPr>
-              <w:br w:type="textWrapping"/>
-            </w:r>
-            <w:r>
-              <w:rPr>
-                <w:rFonts w:hint="default"/>
-                <w:sz w:val="19"/>
-                <w:szCs w:val="19"/>
-              </w:rPr>
-              <w:t>检查音频输入输出是否正常、是否存在杂音或断音</w:t>
-            </w:r>
-          </w:p>
-          <w:p>
-            <w:pPr>
-              <w:pStyle w:val="27"/>
-              <w:spacing w:before="1" w:line="224" w:lineRule="auto"/>
-              <w:ind w:left="65"/>
-              <w:rPr>
-                <w:rFonts w:hint="eastAsia"/>
-                <w:sz w:val="19"/>
-                <w:szCs w:val="19"/>
-              </w:rPr>
-            </w:pPr>
-            <w:r>
-              <w:rPr>
-                <w:rFonts w:hint="eastAsia"/>
-                <w:sz w:val="19"/>
-                <w:szCs w:val="19"/>
-              </w:rPr>
-              <w:t>计预防性检查：</w:t>
-            </w:r>
-          </w:p>
-          <w:p>
-            <w:pPr>
-              <w:pStyle w:val="27"/>
-              <w:spacing w:before="1" w:line="224" w:lineRule="auto"/>
-              <w:ind w:left="65"/>
-              <w:rPr>
-                <w:rFonts w:hint="eastAsia"/>
-                <w:sz w:val="19"/>
-                <w:szCs w:val="19"/>
-              </w:rPr>
-            </w:pPr>
-            <w:r>
-              <w:rPr>
-                <w:rFonts w:hint="eastAsia"/>
-                <w:sz w:val="19"/>
-                <w:szCs w:val="19"/>
-              </w:rPr>
-              <w:t>检查设备存储空间使用情况（如硬盘录像机、SD卡）</w:t>
-            </w:r>
-          </w:p>
-          <w:p>
-            <w:pPr>
-              <w:pStyle w:val="27"/>
-              <w:spacing w:before="1" w:line="224" w:lineRule="auto"/>
-              <w:ind w:left="65"/>
-              <w:rPr>
-                <w:rFonts w:hint="eastAsia"/>
-                <w:sz w:val="19"/>
-                <w:szCs w:val="19"/>
-              </w:rPr>
-            </w:pPr>
-            <w:r>
-              <w:rPr>
-                <w:rFonts w:hint="eastAsia"/>
-                <w:sz w:val="19"/>
-                <w:szCs w:val="19"/>
-              </w:rPr>
-              <w:t>检查设备时间同步情况，确保录像时间准确</w:t>
-            </w:r>
-          </w:p>
-          <w:p>
-            <w:pPr>
-              <w:pStyle w:val="27"/>
-              <w:spacing w:before="1" w:line="224" w:lineRule="auto"/>
-              <w:ind w:left="65"/>
-              <w:rPr>
-                <w:rFonts w:hint="eastAsia"/>
-                <w:sz w:val="19"/>
-                <w:szCs w:val="19"/>
-              </w:rPr>
-            </w:pPr>
-            <w:r>
-              <w:rPr>
-                <w:rFonts w:hint="eastAsia"/>
-                <w:sz w:val="19"/>
-                <w:szCs w:val="19"/>
-              </w:rPr>
-              <w:t>检查设备温度、风扇运行情况，防止过热</w:t>
-            </w:r>
-          </w:p>
-          <w:p>
-            <w:pPr>
-              <w:pStyle w:val="27"/>
-              <w:spacing w:before="1" w:line="224" w:lineRule="auto"/>
-              <w:ind w:left="65"/>
-              <w:rPr>
-                <w:rFonts w:hint="eastAsia"/>
-                <w:sz w:val="19"/>
-                <w:szCs w:val="19"/>
-              </w:rPr>
-            </w:pPr>
-            <w:r>
-              <w:rPr>
-                <w:rFonts w:hint="eastAsia"/>
-                <w:sz w:val="19"/>
-                <w:szCs w:val="19"/>
-              </w:rPr>
-              <w:t>检查设备连接线缆是否松动、老化</w:t>
-            </w:r>
-          </w:p>
-          <w:p>
-            <w:pPr>
-              <w:pStyle w:val="27"/>
-              <w:spacing w:before="1" w:line="224" w:lineRule="auto"/>
-              <w:ind w:left="65"/>
-              <w:rPr>
-                <w:rFonts w:hint="eastAsia"/>
-                <w:sz w:val="19"/>
-                <w:szCs w:val="19"/>
-              </w:rPr>
-            </w:pPr>
-            <w:r>
-              <w:rPr>
-                <w:rFonts w:hint="eastAsia"/>
-                <w:sz w:val="19"/>
-                <w:szCs w:val="19"/>
-              </w:rPr>
-              <w:t>常规作业：</w:t>
-            </w:r>
-          </w:p>
-          <w:p>
-            <w:pPr>
-              <w:pStyle w:val="27"/>
-              <w:spacing w:before="1" w:line="224" w:lineRule="auto"/>
-              <w:ind w:left="65"/>
-              <w:rPr>
-                <w:rFonts w:hint="eastAsia"/>
-                <w:sz w:val="19"/>
-                <w:szCs w:val="19"/>
-              </w:rPr>
-            </w:pPr>
-            <w:r>
-              <w:rPr>
-                <w:rFonts w:hint="eastAsia"/>
-                <w:sz w:val="19"/>
-                <w:szCs w:val="19"/>
-              </w:rPr>
-              <w:t>设备清洁（除尘、镜头擦拭）</w:t>
-            </w:r>
-          </w:p>
-          <w:p>
-            <w:pPr>
-              <w:pStyle w:val="27"/>
-              <w:spacing w:before="1" w:line="224" w:lineRule="auto"/>
-              <w:ind w:left="65"/>
-              <w:rPr>
-                <w:rFonts w:hint="eastAsia"/>
-                <w:sz w:val="19"/>
-                <w:szCs w:val="19"/>
-              </w:rPr>
-            </w:pPr>
-            <w:r>
-              <w:rPr>
-                <w:rFonts w:hint="eastAsia"/>
-                <w:sz w:val="19"/>
-                <w:szCs w:val="19"/>
-              </w:rPr>
-              <w:t>日志清理与归档</w:t>
-            </w:r>
-          </w:p>
-          <w:p>
-            <w:pPr>
-              <w:pStyle w:val="27"/>
-              <w:spacing w:before="1" w:line="224" w:lineRule="auto"/>
-              <w:ind w:left="65"/>
-              <w:rPr>
-                <w:rFonts w:hint="eastAsia"/>
-                <w:sz w:val="19"/>
-                <w:szCs w:val="19"/>
-              </w:rPr>
-            </w:pPr>
-            <w:r>
-              <w:rPr>
-                <w:rFonts w:hint="eastAsia"/>
-                <w:sz w:val="19"/>
-                <w:szCs w:val="19"/>
-              </w:rPr>
-              <w:t>配置文件备份（如会议终端配置、摄像头参数）</w:t>
-            </w:r>
-          </w:p>
-          <w:p>
-            <w:pPr>
-              <w:pStyle w:val="27"/>
-              <w:spacing w:before="1" w:line="224" w:lineRule="auto"/>
-              <w:ind w:left="65"/>
-              <w:rPr>
-                <w:rFonts w:hint="eastAsia"/>
-                <w:sz w:val="19"/>
-                <w:szCs w:val="19"/>
-              </w:rPr>
-            </w:pPr>
-            <w:r>
-              <w:rPr>
-                <w:rFonts w:hint="eastAsia"/>
-                <w:sz w:val="19"/>
-                <w:szCs w:val="19"/>
-              </w:rPr>
-              <w:t>系统时间校准</w:t>
-            </w:r>
-          </w:p>
-          <w:p>
-            <w:pPr>
-              <w:pStyle w:val="27"/>
-              <w:spacing w:before="1" w:line="224" w:lineRule="auto"/>
-              <w:ind w:left="65"/>
-              <w:rPr>
-                <w:rFonts w:hint="eastAsia"/>
-                <w:sz w:val="19"/>
-                <w:szCs w:val="19"/>
-              </w:rPr>
-            </w:pPr>
-            <w:r>
-              <w:rPr>
-                <w:rFonts w:hint="eastAsia"/>
-                <w:sz w:val="19"/>
-                <w:szCs w:val="19"/>
+                <w:rFonts w:hint="eastAsia" w:ascii="Segoe UI" w:hAnsi="Segoe UI" w:eastAsia="Segoe UI" w:cs="Segoe UI"/>
+                <w:i w:val="0"/>
+                <w:iCs w:val="0"/>
+                <w:caps w:val="0"/>
+                <w:color w:val="0F1115"/>
+                <w:spacing w:val="0"/>
+                <w:sz w:val="22"/>
+                <w:szCs w:val="22"/>
+                <w:shd w:val="clear" w:fill="FFFFFF"/>
               </w:rPr>
               <w:t>固件版本记录与更新建议</w:t>
             </w:r>
@@ -16637,18 +19959,7 @@
                 <w:sz w:val="19"/>
                 <w:szCs w:val="19"/>
               </w:rPr>
-              <w:t>检查设</w:t>
-            </w:r>
-            <w:bookmarkStart w:id="0" w:name="_GoBack"/>
-            <w:bookmarkEnd w:id="0"/>
-            <w:r>
-              <w:rPr>
-                <w:rFonts w:hint="eastAsia"/>
-                <w:spacing w:val="10"/>
-                <w:sz w:val="19"/>
-                <w:szCs w:val="19"/>
-              </w:rPr>
-              <w:t>备老化程度、故障频次、维修响应情况</w:t>
+              <w:t>检查设备老化程度、故障频次、维修响应情况</w:t>
             </w:r>
           </w:p>
           <w:p>
@@ -19331,7 +22642,45 @@
                 <w:sz w:val="19"/>
                 <w:szCs w:val="19"/>
               </w:rPr>
-              <w:t>电缆在线监测平台、电缆巡检管理系统、电缆状态诊断系统等电缆线路运维领域的应用软件</w:t>
+              <w:t>电缆在线监测平台、电缆巡检管理系统、电缆状态诊断系统</w:t>
+            </w:r>
+            <w:r>
+              <w:rPr>
+                <w:rFonts w:hint="eastAsia"/>
+                <w:spacing w:val="11"/>
+                <w:sz w:val="19"/>
+                <w:szCs w:val="19"/>
+                <w:lang w:eastAsia="zh-CN"/>
+              </w:rPr>
+              <w:t>、电力监控系统网络安全态势感知系统</w:t>
+            </w:r>
+            <w:r>
+              <w:rPr>
+                <w:rFonts w:hint="eastAsia"/>
+                <w:spacing w:val="11"/>
+                <w:sz w:val="19"/>
+                <w:szCs w:val="19"/>
+              </w:rPr>
+              <w:t>等电缆线路</w:t>
+            </w:r>
+            <w:r>
+              <w:rPr>
+                <w:rFonts w:hint="eastAsia"/>
+                <w:spacing w:val="11"/>
+                <w:sz w:val="19"/>
+                <w:szCs w:val="19"/>
+                <w:lang w:val="en-US" w:eastAsia="zh-CN"/>
+              </w:rPr>
+              <w:t>及电力</w:t>
+            </w:r>
+            <w:r>
+              <w:rPr>
+                <w:rFonts w:hint="eastAsia"/>
+                <w:spacing w:val="11"/>
+                <w:sz w:val="19"/>
+                <w:szCs w:val="19"/>
+              </w:rPr>
+              <w:t>运维领域的应用软件</w:t>
             </w:r>
           </w:p>
         </w:tc>
@@ -20496,7 +23845,27 @@
               </w:rPr>
             </w:pPr>
             <w:r>
-              <w:t>电缆在线监测平台、电缆巡检管理系统、电缆状态诊断系统等电缆线路运维领域的应用软件</w:t>
+              <w:t>电缆在线监测平台、电缆巡检管理系统、电缆状态诊断系统</w:t>
+            </w:r>
+            <w:r>
+              <w:rPr>
+                <w:rFonts w:hint="eastAsia"/>
+                <w:lang w:eastAsia="zh-CN"/>
+              </w:rPr>
+              <w:t>、电力监控系统网络安全态势感知系统</w:t>
+            </w:r>
+            <w:r>
+              <w:t>等电缆线路</w:t>
+            </w:r>
+            <w:r>
+              <w:rPr>
+                <w:rFonts w:hint="eastAsia"/>
+                <w:lang w:val="en-US" w:eastAsia="zh-CN"/>
+              </w:rPr>
+              <w:t>及电力</w:t>
+            </w:r>
+            <w:r>
+              <w:t>运维领域的应用软件</w:t>
             </w:r>
           </w:p>
         </w:tc>
@@ -21063,7 +24432,7 @@
       <w:tblPr>
         <w:tblStyle w:val="26"/>
         <w:tblW w:w="9501" w:type="dxa"/>
-        <w:tblInd w:w="7" w:type="dxa"/>
+        <w:tblInd w:w="6" w:type="dxa"/>
         <w:tblBorders>
           <w:top w:val="single" w:color="000000" w:sz="6" w:space="0"/>
           <w:left w:val="single" w:color="000000" w:sz="6" w:space="0"/>
@@ -21474,25 +24843,8 @@
         <w:tc>
           <w:tcPr>
             <w:tcW w:w="5938" w:type="dxa"/>
-          </w:tcPr>
-          <w:p>
-            <w:pPr>
-              <w:spacing w:line="277" w:lineRule="auto"/>
-              <w:rPr>
-                <w:rFonts w:ascii="Arial"/>
-                <w:sz w:val="21"/>
-              </w:rPr>
-            </w:pPr>
-          </w:p>
-          <w:p>
-            <w:pPr>
-              <w:spacing w:line="278" w:lineRule="auto"/>
-              <w:rPr>
-                <w:rFonts w:ascii="Arial"/>
-                <w:sz w:val="21"/>
-              </w:rPr>
-            </w:pPr>
-          </w:p>
+            <w:vAlign w:val="center"/>
+          </w:tcPr>
           <w:p>
             <w:pPr>
               <w:pStyle w:val="27"/>
@@ -21587,25 +24939,8 @@
         <w:tc>
           <w:tcPr>
             <w:tcW w:w="5938" w:type="dxa"/>
-          </w:tcPr>
-          <w:p>
-            <w:pPr>
-              <w:spacing w:line="268" w:lineRule="auto"/>
-              <w:rPr>
-                <w:rFonts w:ascii="Arial"/>
-                <w:sz w:val="21"/>
-              </w:rPr>
-            </w:pPr>
-          </w:p>
-          <w:p>
-            <w:pPr>
-              <w:spacing w:line="268" w:lineRule="auto"/>
-              <w:rPr>
-                <w:rFonts w:ascii="Arial"/>
-                <w:sz w:val="21"/>
-              </w:rPr>
-            </w:pPr>
-          </w:p>
+            <w:vAlign w:val="center"/>
+          </w:tcPr>
           <w:p>
             <w:pPr>
               <w:pStyle w:val="27"/>
@@ -21751,7 +25086,17 @@
               </w:rPr>
             </w:pPr>
             <w:r>
-              <w:t>电缆在线监测平台、电缆巡检管理系统、电缆状态诊断系统等电缆线路运维领域的应用软件</w:t>
+              <w:t>电缆在线监测平台、电缆巡检管理系统、电缆状态诊断系统</w:t>
+            </w:r>
+            <w:r>
+              <w:rPr>
+                <w:rFonts w:hint="eastAsia"/>
+                <w:lang w:eastAsia="zh-CN"/>
+              </w:rPr>
+              <w:t>、电力监控系统网络安全态势感知系统</w:t>
+            </w:r>
+            <w:r>
+              <w:t>等电缆线路运维领域的应用软件</w:t>
             </w:r>
           </w:p>
         </w:tc>
@@ -21910,7 +25255,25 @@
                 <w:sz w:val="19"/>
                 <w:szCs w:val="19"/>
               </w:rPr>
-              <w:t>系统巡检：定期对公用服务平台各系统进行系统巡</w:t>
+              <w:t>系统巡检：定期对</w:t>
+            </w:r>
+            <w:r>
+              <w:rPr>
+                <w:rFonts w:hint="eastAsia"/>
+                <w:spacing w:val="11"/>
+                <w:sz w:val="19"/>
+                <w:szCs w:val="19"/>
+                <w:lang w:val="en-US" w:eastAsia="zh-CN"/>
+              </w:rPr>
+              <w:t>各电缆监测平台</w:t>
+            </w:r>
+            <w:r>
+              <w:rPr>
+                <w:spacing w:val="11"/>
+                <w:sz w:val="19"/>
+                <w:szCs w:val="19"/>
+              </w:rPr>
+              <w:t>进行系统巡</w:t>
             </w:r>
             <w:r>
               <w:rPr>

--- a/1-运维服务目录/HXDL-ITSS-0102运维服务目录.docx
+++ b/1-运维服务目录/HXDL-ITSS-0102运维服务目录.docx
@@ -3125,19 +3125,7 @@
                 <w:szCs w:val="24"/>
                 <w:lang w:val="en-US" w:eastAsia="zh-CN"/>
               </w:rPr>
-              <w:t>（电缆线路监测设备、通信机感知设备</w:t>
-            </w:r>
-            <w:bookmarkStart w:id="0" w:name="_GoBack"/>
-            <w:bookmarkEnd w:id="0"/>
-            <w:r>
-              <w:rPr>
-                <w:rFonts w:hint="eastAsia"/>
-                <w:spacing w:val="-2"/>
-                <w:sz w:val="24"/>
-                <w:szCs w:val="24"/>
-                <w:lang w:val="en-US" w:eastAsia="zh-CN"/>
-              </w:rPr>
-              <w:t>等）</w:t>
+              <w:t>（电缆线路监测设备、通信机感知设备等）</w:t>
             </w:r>
           </w:p>
         </w:tc>
@@ -4646,27 +4634,21 @@
           <w:p>
             <w:pPr>
               <w:pStyle w:val="27"/>
-              <w:spacing w:before="199"/>
-              <w:ind w:left="43" w:right="140"/>
-              <w:jc w:val="both"/>
-              <w:rPr>
-                <w:sz w:val="19"/>
-                <w:szCs w:val="19"/>
-              </w:rPr>
-            </w:pPr>
-            <w:r>
-              <w:rPr>
-                <w:rFonts w:ascii="Segoe UI" w:hAnsi="Segoe UI" w:eastAsia="Segoe UI" w:cs="Segoe UI"/>
-                <w:i w:val="0"/>
-                <w:iCs w:val="0"/>
-                <w:caps w:val="0"/>
-                <w:color w:val="0F1115"/>
-                <w:spacing w:val="0"/>
-                <w:sz w:val="22"/>
-                <w:szCs w:val="22"/>
-                <w:shd w:val="clear" w:fill="FFFFFF"/>
-              </w:rPr>
-              <w:t>对机房基础设施及配套系统提供定期巡检、状态监测和预防性维护服务。通过对动力系统、环境控制系统、安防系统等的周期性检查，及时发现并处理潜在隐患，确保机房基础环境安全、稳定、可靠运行。</w:t>
+              <w:spacing w:before="126"/>
+              <w:ind w:left="44" w:right="140" w:hanging="1"/>
+              <w:rPr>
+                <w:sz w:val="19"/>
+                <w:szCs w:val="19"/>
+              </w:rPr>
+            </w:pPr>
+            <w:r>
+              <w:rPr>
+                <w:rFonts w:hint="eastAsia"/>
+                <w:spacing w:val="-1"/>
+                <w:sz w:val="24"/>
+                <w:szCs w:val="24"/>
+              </w:rPr>
+              <w:t>对机房的动力系统、UPS 系统、空调系统、新风系统、视频监控系统、消防系统和防漏水系统的运维监控服务，机房资产清点、标识，建立并维护资产清单，管理机房空间、机柜空间、电源接口、供电负荷等资源使用，建立并维护清单，整理和记录人员进出机房情况。</w:t>
             </w:r>
           </w:p>
         </w:tc>
@@ -4877,7 +4859,7 @@
                 <w:szCs w:val="22"/>
                 <w:shd w:val="clear" w:fill="FFFFFF"/>
               </w:rPr>
-              <w:t>UPS不间断电源系统、机房配电系统、精密空调、新风系统机柜及布线系统</w:t>
+              <w:t>UPS电源系统、配电柜/配电箱、精密空调、新风系统、视频监控系统、消防系统、防漏水系统、机柜供电单元</w:t>
             </w:r>
           </w:p>
         </w:tc>
@@ -6151,17 +6133,12 @@
             </w:pPr>
             <w:r>
               <w:rPr>
-                <w:rFonts w:ascii="Segoe UI" w:hAnsi="Segoe UI" w:eastAsia="Segoe UI" w:cs="Segoe UI"/>
-                <w:i w:val="0"/>
-                <w:iCs w:val="0"/>
-                <w:caps w:val="0"/>
-                <w:color w:val="0F1115"/>
-                <w:spacing w:val="0"/>
-                <w:sz w:val="22"/>
-                <w:szCs w:val="22"/>
-                <w:shd w:val="clear" w:fill="FFFFFF"/>
-              </w:rPr>
-              <w:t>针对机房基础设施出现的突发故障、异常告警或运行中断，提供快速响应、现场处置和应急恢复服务。通过专业化故障诊断和抢修，最大限度缩短故障持续时间，保障机房基础环境尽快恢复正常。</w:t>
+                <w:rFonts w:hint="eastAsia"/>
+                <w:spacing w:val="-1"/>
+                <w:sz w:val="24"/>
+                <w:szCs w:val="24"/>
+              </w:rPr>
+              <w:t>对机房的动力系统、UPS 系统、空调系统、新风系统、视频监控系统、消防系统和防漏水系统的运维监控服务，机房资产清点、标识，建立并维护资产清单，管理机房空间、机柜空间、电源接口、供电负荷等资源使用，建立并维护清单，整理和记录人员进出机房情况。</w:t>
             </w:r>
           </w:p>
         </w:tc>
@@ -6453,169 +6430,313 @@
           </w:tcPr>
           <w:p>
             <w:pPr>
-              <w:rPr>
-                <w:rFonts w:hint="eastAsia"/>
-                <w:sz w:val="19"/>
-                <w:szCs w:val="19"/>
-              </w:rPr>
-            </w:pPr>
-            <w:r>
-              <w:rPr>
-                <w:rFonts w:hint="eastAsia"/>
-                <w:sz w:val="19"/>
-                <w:szCs w:val="19"/>
+              <w:pStyle w:val="27"/>
+              <w:spacing w:before="166" w:line="247" w:lineRule="auto"/>
+              <w:ind w:left="65" w:right="48" w:hanging="29"/>
+              <w:rPr>
+                <w:rFonts w:hint="eastAsia" w:ascii="Segoe UI" w:hAnsi="Segoe UI" w:eastAsia="Segoe UI" w:cs="Segoe UI"/>
+                <w:i w:val="0"/>
+                <w:iCs w:val="0"/>
+                <w:caps w:val="0"/>
+                <w:color w:val="0F1115"/>
+                <w:spacing w:val="0"/>
+                <w:sz w:val="22"/>
+                <w:szCs w:val="22"/>
+                <w:shd w:val="clear" w:fill="FFFFFF"/>
+              </w:rPr>
+            </w:pPr>
+            <w:r>
+              <w:rPr>
+                <w:rFonts w:hint="eastAsia" w:ascii="Segoe UI" w:hAnsi="Segoe UI" w:eastAsia="Segoe UI" w:cs="Segoe UI"/>
+                <w:i w:val="0"/>
+                <w:iCs w:val="0"/>
+                <w:caps w:val="0"/>
+                <w:color w:val="0F1115"/>
+                <w:spacing w:val="0"/>
+                <w:sz w:val="22"/>
+                <w:szCs w:val="22"/>
+                <w:shd w:val="clear" w:fill="FFFFFF"/>
               </w:rPr>
               <w:t xml:space="preserve"> UPS紧急旁路切换、电池组在线更换</w:t>
             </w:r>
           </w:p>
           <w:p>
             <w:pPr>
-              <w:rPr>
-                <w:rFonts w:hint="eastAsia"/>
-                <w:sz w:val="19"/>
-                <w:szCs w:val="19"/>
-              </w:rPr>
-            </w:pPr>
-            <w:r>
-              <w:rPr>
-                <w:rFonts w:hint="eastAsia"/>
-                <w:sz w:val="19"/>
-                <w:szCs w:val="19"/>
+              <w:pStyle w:val="27"/>
+              <w:spacing w:before="166" w:line="247" w:lineRule="auto"/>
+              <w:ind w:left="65" w:right="48" w:hanging="29"/>
+              <w:rPr>
+                <w:rFonts w:hint="eastAsia" w:ascii="Segoe UI" w:hAnsi="Segoe UI" w:eastAsia="Segoe UI" w:cs="Segoe UI"/>
+                <w:i w:val="0"/>
+                <w:iCs w:val="0"/>
+                <w:caps w:val="0"/>
+                <w:color w:val="0F1115"/>
+                <w:spacing w:val="0"/>
+                <w:sz w:val="22"/>
+                <w:szCs w:val="22"/>
+                <w:shd w:val="clear" w:fill="FFFFFF"/>
+              </w:rPr>
+            </w:pPr>
+            <w:r>
+              <w:rPr>
+                <w:rFonts w:hint="eastAsia" w:ascii="Segoe UI" w:hAnsi="Segoe UI" w:eastAsia="Segoe UI" w:cs="Segoe UI"/>
+                <w:i w:val="0"/>
+                <w:iCs w:val="0"/>
+                <w:caps w:val="0"/>
+                <w:color w:val="0F1115"/>
+                <w:spacing w:val="0"/>
+                <w:sz w:val="22"/>
+                <w:szCs w:val="22"/>
+                <w:shd w:val="clear" w:fill="FFFFFF"/>
               </w:rPr>
               <w:t xml:space="preserve"> 空调压缩机/风机/主板等故障部件更换</w:t>
             </w:r>
           </w:p>
           <w:p>
             <w:pPr>
-              <w:rPr>
-                <w:rFonts w:hint="eastAsia"/>
-                <w:sz w:val="19"/>
-                <w:szCs w:val="19"/>
-              </w:rPr>
-            </w:pPr>
-            <w:r>
-              <w:rPr>
-                <w:rFonts w:hint="eastAsia"/>
-                <w:sz w:val="19"/>
-                <w:szCs w:val="19"/>
+              <w:pStyle w:val="27"/>
+              <w:spacing w:before="166" w:line="247" w:lineRule="auto"/>
+              <w:ind w:left="65" w:right="48" w:hanging="29"/>
+              <w:rPr>
+                <w:rFonts w:hint="eastAsia" w:ascii="Segoe UI" w:hAnsi="Segoe UI" w:eastAsia="Segoe UI" w:cs="Segoe UI"/>
+                <w:i w:val="0"/>
+                <w:iCs w:val="0"/>
+                <w:caps w:val="0"/>
+                <w:color w:val="0F1115"/>
+                <w:spacing w:val="0"/>
+                <w:sz w:val="22"/>
+                <w:szCs w:val="22"/>
+                <w:shd w:val="clear" w:fill="FFFFFF"/>
+              </w:rPr>
+            </w:pPr>
+            <w:r>
+              <w:rPr>
+                <w:rFonts w:hint="eastAsia" w:ascii="Segoe UI" w:hAnsi="Segoe UI" w:eastAsia="Segoe UI" w:cs="Segoe UI"/>
+                <w:i w:val="0"/>
+                <w:iCs w:val="0"/>
+                <w:caps w:val="0"/>
+                <w:color w:val="0F1115"/>
+                <w:spacing w:val="0"/>
+                <w:sz w:val="22"/>
+                <w:szCs w:val="22"/>
+                <w:shd w:val="clear" w:fill="FFFFFF"/>
               </w:rPr>
               <w:t xml:space="preserve"> 配电开关更换、接线端子压接/紧固</w:t>
             </w:r>
           </w:p>
           <w:p>
             <w:pPr>
-              <w:rPr>
-                <w:rFonts w:hint="eastAsia"/>
-                <w:sz w:val="19"/>
-                <w:szCs w:val="19"/>
-              </w:rPr>
-            </w:pPr>
-            <w:r>
-              <w:rPr>
-                <w:rFonts w:hint="eastAsia"/>
-                <w:sz w:val="19"/>
-                <w:szCs w:val="19"/>
+              <w:pStyle w:val="27"/>
+              <w:spacing w:before="166" w:line="247" w:lineRule="auto"/>
+              <w:ind w:left="65" w:right="48" w:hanging="29"/>
+              <w:rPr>
+                <w:rFonts w:hint="eastAsia" w:ascii="Segoe UI" w:hAnsi="Segoe UI" w:eastAsia="Segoe UI" w:cs="Segoe UI"/>
+                <w:i w:val="0"/>
+                <w:iCs w:val="0"/>
+                <w:caps w:val="0"/>
+                <w:color w:val="0F1115"/>
+                <w:spacing w:val="0"/>
+                <w:sz w:val="22"/>
+                <w:szCs w:val="22"/>
+                <w:shd w:val="clear" w:fill="FFFFFF"/>
+              </w:rPr>
+            </w:pPr>
+            <w:r>
+              <w:rPr>
+                <w:rFonts w:hint="eastAsia" w:ascii="Segoe UI" w:hAnsi="Segoe UI" w:eastAsia="Segoe UI" w:cs="Segoe UI"/>
+                <w:i w:val="0"/>
+                <w:iCs w:val="0"/>
+                <w:caps w:val="0"/>
+                <w:color w:val="0F1115"/>
+                <w:spacing w:val="0"/>
+                <w:sz w:val="22"/>
+                <w:szCs w:val="22"/>
+                <w:shd w:val="clear" w:fill="FFFFFF"/>
               </w:rPr>
               <w:t xml:space="preserve"> 监控硬盘更换/格式化、摄像头角度调整</w:t>
             </w:r>
           </w:p>
           <w:p>
             <w:pPr>
-              <w:rPr>
-                <w:rFonts w:hint="eastAsia"/>
-                <w:sz w:val="19"/>
-                <w:szCs w:val="19"/>
-              </w:rPr>
-            </w:pPr>
-            <w:r>
-              <w:rPr>
-                <w:rFonts w:hint="eastAsia"/>
-                <w:sz w:val="19"/>
-                <w:szCs w:val="19"/>
+              <w:pStyle w:val="27"/>
+              <w:spacing w:before="166" w:line="247" w:lineRule="auto"/>
+              <w:ind w:left="65" w:right="48" w:hanging="29"/>
+              <w:rPr>
+                <w:rFonts w:hint="eastAsia" w:ascii="Segoe UI" w:hAnsi="Segoe UI" w:eastAsia="Segoe UI" w:cs="Segoe UI"/>
+                <w:i w:val="0"/>
+                <w:iCs w:val="0"/>
+                <w:caps w:val="0"/>
+                <w:color w:val="0F1115"/>
+                <w:spacing w:val="0"/>
+                <w:sz w:val="22"/>
+                <w:szCs w:val="22"/>
+                <w:shd w:val="clear" w:fill="FFFFFF"/>
+              </w:rPr>
+            </w:pPr>
+            <w:r>
+              <w:rPr>
+                <w:rFonts w:hint="eastAsia" w:ascii="Segoe UI" w:hAnsi="Segoe UI" w:eastAsia="Segoe UI" w:cs="Segoe UI"/>
+                <w:i w:val="0"/>
+                <w:iCs w:val="0"/>
+                <w:caps w:val="0"/>
+                <w:color w:val="0F1115"/>
+                <w:spacing w:val="0"/>
+                <w:sz w:val="22"/>
+                <w:szCs w:val="22"/>
+                <w:shd w:val="clear" w:fill="FFFFFF"/>
               </w:rPr>
               <w:t xml:space="preserve"> PDU更换、供电线路临时转接</w:t>
             </w:r>
           </w:p>
           <w:p>
             <w:pPr>
-              <w:rPr>
-                <w:rFonts w:hint="eastAsia"/>
-                <w:sz w:val="19"/>
-                <w:szCs w:val="19"/>
-              </w:rPr>
-            </w:pPr>
-            <w:r>
-              <w:rPr>
-                <w:rFonts w:hint="eastAsia"/>
-                <w:sz w:val="19"/>
-                <w:szCs w:val="19"/>
+              <w:pStyle w:val="27"/>
+              <w:spacing w:before="166" w:line="247" w:lineRule="auto"/>
+              <w:ind w:left="65" w:right="48" w:hanging="29"/>
+              <w:rPr>
+                <w:rFonts w:hint="eastAsia" w:ascii="Segoe UI" w:hAnsi="Segoe UI" w:eastAsia="Segoe UI" w:cs="Segoe UI"/>
+                <w:i w:val="0"/>
+                <w:iCs w:val="0"/>
+                <w:caps w:val="0"/>
+                <w:color w:val="0F1115"/>
+                <w:spacing w:val="0"/>
+                <w:sz w:val="22"/>
+                <w:szCs w:val="22"/>
+                <w:shd w:val="clear" w:fill="FFFFFF"/>
+              </w:rPr>
+            </w:pPr>
+            <w:r>
+              <w:rPr>
+                <w:rFonts w:hint="eastAsia" w:ascii="Segoe UI" w:hAnsi="Segoe UI" w:eastAsia="Segoe UI" w:cs="Segoe UI"/>
+                <w:i w:val="0"/>
+                <w:iCs w:val="0"/>
+                <w:caps w:val="0"/>
+                <w:color w:val="0F1115"/>
+                <w:spacing w:val="0"/>
+                <w:sz w:val="22"/>
+                <w:szCs w:val="22"/>
+                <w:shd w:val="clear" w:fill="FFFFFF"/>
               </w:rPr>
               <w:t xml:space="preserve"> 应急发电车/移动UPS快速接入</w:t>
             </w:r>
           </w:p>
           <w:p>
             <w:pPr>
-              <w:rPr>
-                <w:rFonts w:hint="eastAsia"/>
-                <w:sz w:val="19"/>
-                <w:szCs w:val="19"/>
-              </w:rPr>
-            </w:pPr>
-            <w:r>
-              <w:rPr>
-                <w:rFonts w:hint="eastAsia"/>
-                <w:sz w:val="19"/>
-                <w:szCs w:val="19"/>
+              <w:pStyle w:val="27"/>
+              <w:spacing w:before="166" w:line="247" w:lineRule="auto"/>
+              <w:ind w:left="65" w:right="48" w:hanging="29"/>
+              <w:rPr>
+                <w:rFonts w:hint="eastAsia" w:ascii="Segoe UI" w:hAnsi="Segoe UI" w:eastAsia="Segoe UI" w:cs="Segoe UI"/>
+                <w:i w:val="0"/>
+                <w:iCs w:val="0"/>
+                <w:caps w:val="0"/>
+                <w:color w:val="0F1115"/>
+                <w:spacing w:val="0"/>
+                <w:sz w:val="22"/>
+                <w:szCs w:val="22"/>
+                <w:shd w:val="clear" w:fill="FFFFFF"/>
+              </w:rPr>
+            </w:pPr>
+            <w:r>
+              <w:rPr>
+                <w:rFonts w:hint="eastAsia" w:ascii="Segoe UI" w:hAnsi="Segoe UI" w:eastAsia="Segoe UI" w:cs="Segoe UI"/>
+                <w:i w:val="0"/>
+                <w:iCs w:val="0"/>
+                <w:caps w:val="0"/>
+                <w:color w:val="0F1115"/>
+                <w:spacing w:val="0"/>
+                <w:sz w:val="22"/>
+                <w:szCs w:val="22"/>
+                <w:shd w:val="clear" w:fill="FFFFFF"/>
               </w:rPr>
               <w:t xml:space="preserve"> 临时空调/除湿设备部署</w:t>
             </w:r>
           </w:p>
           <w:p>
             <w:pPr>
-              <w:rPr>
-                <w:rFonts w:hint="eastAsia"/>
-                <w:sz w:val="19"/>
-                <w:szCs w:val="19"/>
-              </w:rPr>
-            </w:pPr>
-            <w:r>
-              <w:rPr>
-                <w:rFonts w:hint="eastAsia"/>
-                <w:sz w:val="19"/>
-                <w:szCs w:val="19"/>
+              <w:pStyle w:val="27"/>
+              <w:spacing w:before="166" w:line="247" w:lineRule="auto"/>
+              <w:ind w:left="65" w:right="48" w:hanging="29"/>
+              <w:rPr>
+                <w:rFonts w:hint="eastAsia" w:ascii="Segoe UI" w:hAnsi="Segoe UI" w:eastAsia="Segoe UI" w:cs="Segoe UI"/>
+                <w:i w:val="0"/>
+                <w:iCs w:val="0"/>
+                <w:caps w:val="0"/>
+                <w:color w:val="0F1115"/>
+                <w:spacing w:val="0"/>
+                <w:sz w:val="22"/>
+                <w:szCs w:val="22"/>
+                <w:shd w:val="clear" w:fill="FFFFFF"/>
+              </w:rPr>
+            </w:pPr>
+            <w:r>
+              <w:rPr>
+                <w:rFonts w:hint="eastAsia" w:ascii="Segoe UI" w:hAnsi="Segoe UI" w:eastAsia="Segoe UI" w:cs="Segoe UI"/>
+                <w:i w:val="0"/>
+                <w:iCs w:val="0"/>
+                <w:caps w:val="0"/>
+                <w:color w:val="0F1115"/>
+                <w:spacing w:val="0"/>
+                <w:sz w:val="22"/>
+                <w:szCs w:val="22"/>
+                <w:shd w:val="clear" w:fill="FFFFFF"/>
               </w:rPr>
               <w:t xml:space="preserve"> 人员现场值守、实时状态跟踪</w:t>
             </w:r>
           </w:p>
           <w:p>
             <w:pPr>
-              <w:rPr>
-                <w:rFonts w:hint="eastAsia"/>
-                <w:sz w:val="19"/>
-                <w:szCs w:val="19"/>
-              </w:rPr>
-            </w:pPr>
-            <w:r>
-              <w:rPr>
-                <w:rFonts w:hint="eastAsia"/>
-                <w:sz w:val="19"/>
-                <w:szCs w:val="19"/>
+              <w:pStyle w:val="27"/>
+              <w:spacing w:before="166" w:line="247" w:lineRule="auto"/>
+              <w:ind w:left="65" w:right="48" w:hanging="29"/>
+              <w:rPr>
+                <w:rFonts w:hint="eastAsia" w:ascii="Segoe UI" w:hAnsi="Segoe UI" w:eastAsia="Segoe UI" w:cs="Segoe UI"/>
+                <w:i w:val="0"/>
+                <w:iCs w:val="0"/>
+                <w:caps w:val="0"/>
+                <w:color w:val="0F1115"/>
+                <w:spacing w:val="0"/>
+                <w:sz w:val="22"/>
+                <w:szCs w:val="22"/>
+                <w:shd w:val="clear" w:fill="FFFFFF"/>
+              </w:rPr>
+            </w:pPr>
+            <w:r>
+              <w:rPr>
+                <w:rFonts w:hint="eastAsia" w:ascii="Segoe UI" w:hAnsi="Segoe UI" w:eastAsia="Segoe UI" w:cs="Segoe UI"/>
+                <w:i w:val="0"/>
+                <w:iCs w:val="0"/>
+                <w:caps w:val="0"/>
+                <w:color w:val="0F1115"/>
+                <w:spacing w:val="0"/>
+                <w:sz w:val="22"/>
+                <w:szCs w:val="22"/>
+                <w:shd w:val="clear" w:fill="FFFFFF"/>
               </w:rPr>
               <w:t xml:space="preserve"> 备件现场更换支持</w:t>
             </w:r>
           </w:p>
           <w:p>
             <w:pPr>
-              <w:rPr>
-                <w:sz w:val="19"/>
-                <w:szCs w:val="19"/>
-              </w:rPr>
-            </w:pPr>
-            <w:r>
-              <w:rPr>
-                <w:rFonts w:hint="eastAsia"/>
-                <w:sz w:val="19"/>
-                <w:szCs w:val="19"/>
+              <w:pStyle w:val="27"/>
+              <w:spacing w:before="166" w:line="247" w:lineRule="auto"/>
+              <w:ind w:left="65" w:right="48" w:hanging="29"/>
+              <w:rPr>
+                <w:sz w:val="19"/>
+                <w:szCs w:val="19"/>
+              </w:rPr>
+            </w:pPr>
+            <w:r>
+              <w:rPr>
+                <w:rFonts w:hint="eastAsia" w:ascii="Segoe UI" w:hAnsi="Segoe UI" w:eastAsia="Segoe UI" w:cs="Segoe UI"/>
+                <w:i w:val="0"/>
+                <w:iCs w:val="0"/>
+                <w:caps w:val="0"/>
+                <w:color w:val="0F1115"/>
+                <w:spacing w:val="0"/>
+                <w:sz w:val="22"/>
+                <w:szCs w:val="22"/>
+                <w:shd w:val="clear" w:fill="FFFFFF"/>
               </w:rPr>
               <w:t xml:space="preserve"> 重大活动/业务高峰期重点保障</w:t>
             </w:r>
@@ -16309,13 +16430,29 @@
             </w:pPr>
             <w:r>
               <w:rPr>
+                <w:spacing w:val="11"/>
+                <w:sz w:val="19"/>
+                <w:szCs w:val="19"/>
+              </w:rPr>
+              <w:t>针对电缆线路相关的在线监测设备、环境监控设备、通信及感知装置</w:t>
+            </w:r>
+            <w:r>
+              <w:rPr>
                 <w:rFonts w:hint="eastAsia"/>
-                <w:spacing w:val="7"/>
+                <w:spacing w:val="11"/>
                 <w:sz w:val="19"/>
                 <w:szCs w:val="19"/>
                 <w:lang w:val="en-US" w:eastAsia="zh-CN"/>
               </w:rPr>
-              <w:t xml:space="preserve">面向图像及音视频设备、视频监控设备、会议系统设备、终端设备、硬件设备虚拟化、以及其他硬件设备的运维服务，以及其他属于0402类而上述各小类未包含的服务 </w:t>
+              <w:t>进行日常巡检工作</w:t>
+            </w:r>
+            <w:r>
+              <w:rPr>
+                <w:spacing w:val="11"/>
+                <w:sz w:val="19"/>
+                <w:szCs w:val="19"/>
+              </w:rPr>
+              <w:t>，保障电缆线路监测数据的连续性和可靠性。</w:t>
             </w:r>
           </w:p>
         </w:tc>
@@ -16504,17 +16641,107 @@
             </w:pPr>
             <w:r>
               <w:rPr>
-                <w:rFonts w:ascii="Segoe UI" w:hAnsi="Segoe UI" w:eastAsia="Segoe UI" w:cs="Segoe UI"/>
-                <w:i w:val="0"/>
-                <w:iCs w:val="0"/>
-                <w:caps w:val="0"/>
-                <w:color w:val="0F1115"/>
-                <w:spacing w:val="0"/>
-                <w:sz w:val="22"/>
-                <w:szCs w:val="22"/>
-                <w:shd w:val="clear" w:fill="FFFFFF"/>
-              </w:rPr>
-              <w:t>面向电缆线路及电力通道相关的辅助监控设备、在线监测装置、环境感知设备等提供定期巡检、状态检查、数据采集核对、清洁保养等例行操作服务，确保监测系统稳定运行，为电缆运维提供可靠数据支撑。</w:t>
+                <w:rFonts w:hint="eastAsia"/>
+                <w:spacing w:val="10"/>
+                <w:sz w:val="19"/>
+                <w:szCs w:val="19"/>
+              </w:rPr>
+              <w:t>电缆在线监测装置</w:t>
+            </w:r>
+            <w:r>
+              <w:rPr>
+                <w:rFonts w:hint="eastAsia"/>
+                <w:spacing w:val="10"/>
+                <w:sz w:val="19"/>
+                <w:szCs w:val="19"/>
+                <w:lang w:eastAsia="zh-CN"/>
+              </w:rPr>
+              <w:t>、</w:t>
+            </w:r>
+            <w:r>
+              <w:rPr>
+                <w:rFonts w:hint="default"/>
+                <w:spacing w:val="10"/>
+                <w:sz w:val="19"/>
+                <w:szCs w:val="19"/>
+              </w:rPr>
+              <w:t>光纤测温系统主机及传感器</w:t>
+            </w:r>
+            <w:r>
+              <w:rPr>
+                <w:rFonts w:hint="eastAsia"/>
+                <w:spacing w:val="10"/>
+                <w:sz w:val="19"/>
+                <w:szCs w:val="19"/>
+                <w:lang w:eastAsia="zh-CN"/>
+              </w:rPr>
+              <w:t>、、</w:t>
+            </w:r>
+            <w:r>
+              <w:rPr>
+                <w:rFonts w:hint="default"/>
+                <w:spacing w:val="10"/>
+                <w:sz w:val="19"/>
+                <w:szCs w:val="19"/>
+              </w:rPr>
+              <w:t>电缆通道环境监控设备（如井盖监控、水位监测、气体检测）</w:t>
+            </w:r>
+            <w:r>
+              <w:rPr>
+                <w:rFonts w:hint="eastAsia"/>
+                <w:spacing w:val="10"/>
+                <w:sz w:val="19"/>
+                <w:szCs w:val="19"/>
+                <w:lang w:eastAsia="zh-CN"/>
+              </w:rPr>
+              <w:t>、</w:t>
+            </w:r>
+            <w:r>
+              <w:rPr>
+                <w:rFonts w:hint="default"/>
+                <w:spacing w:val="10"/>
+                <w:sz w:val="19"/>
+                <w:szCs w:val="19"/>
+              </w:rPr>
+              <w:t>视频监控及周界报警设备（用于电缆沟、隧道、终端站）</w:t>
+            </w:r>
+            <w:r>
+              <w:rPr>
+                <w:rFonts w:hint="eastAsia"/>
+                <w:spacing w:val="10"/>
+                <w:sz w:val="19"/>
+                <w:szCs w:val="19"/>
+                <w:lang w:eastAsia="zh-CN"/>
+              </w:rPr>
+              <w:t>、</w:t>
+            </w:r>
+            <w:r>
+              <w:rPr>
+                <w:rFonts w:hint="default"/>
+                <w:spacing w:val="10"/>
+                <w:sz w:val="19"/>
+                <w:szCs w:val="19"/>
+              </w:rPr>
+              <w:t>电缆护套接地电流监测设备</w:t>
+            </w:r>
+            <w:r>
+              <w:rPr>
+                <w:rFonts w:hint="eastAsia"/>
+                <w:spacing w:val="10"/>
+                <w:sz w:val="19"/>
+                <w:szCs w:val="19"/>
+                <w:lang w:eastAsia="zh-CN"/>
+              </w:rPr>
+              <w:t>、</w:t>
+            </w:r>
+            <w:r>
+              <w:rPr>
+                <w:rFonts w:hint="default"/>
+                <w:spacing w:val="10"/>
+                <w:sz w:val="19"/>
+                <w:szCs w:val="19"/>
+              </w:rPr>
+              <w:t>输电线路可视化监拍装置</w:t>
             </w:r>
           </w:p>
         </w:tc>
@@ -19602,7 +19829,7 @@
                 <w:sz w:val="19"/>
                 <w:szCs w:val="19"/>
               </w:rPr>
-              <w:t>电缆在线监测装置（如局部放电监测、温度监测、载流量监测设备）</w:t>
+              <w:t>电缆在线监测装置</w:t>
             </w:r>
             <w:r>
               <w:rPr>
@@ -19616,12 +19843,31 @@
             </w:r>
             <w:r>
               <w:rPr>
+                <w:rFonts w:hint="default"/>
+                <w:spacing w:val="10"/>
+                <w:sz w:val="19"/>
+                <w:szCs w:val="19"/>
+              </w:rPr>
+              <w:t>光纤测温系统主机及传感器</w:t>
+            </w:r>
+            <w:r>
+              <w:rPr>
                 <w:rFonts w:hint="eastAsia"/>
                 <w:spacing w:val="10"/>
                 <w:sz w:val="19"/>
                 <w:szCs w:val="19"/>
-              </w:rPr>
-              <w:t>光纤测温系统主机及传感器</w:t>
+                <w:lang w:eastAsia="zh-CN"/>
+              </w:rPr>
+              <w:t>、、</w:t>
+            </w:r>
+            <w:r>
+              <w:rPr>
+                <w:rFonts w:hint="default"/>
+                <w:spacing w:val="10"/>
+                <w:sz w:val="19"/>
+                <w:szCs w:val="19"/>
+              </w:rPr>
+              <w:t>电缆通道环境监控设备（如井盖监控、水位监测、气体检测）</w:t>
             </w:r>
             <w:r>
               <w:rPr>
@@ -19635,12 +19881,31 @@
             </w:r>
             <w:r>
               <w:rPr>
+                <w:rFonts w:hint="default"/>
+                <w:spacing w:val="10"/>
+                <w:sz w:val="19"/>
+                <w:szCs w:val="19"/>
+              </w:rPr>
+              <w:t>视频监控及周界报警设备（用于电缆沟、隧道、终端站）</w:t>
+            </w:r>
+            <w:r>
+              <w:rPr>
                 <w:rFonts w:hint="eastAsia"/>
                 <w:spacing w:val="10"/>
                 <w:sz w:val="19"/>
                 <w:szCs w:val="19"/>
-              </w:rPr>
-              <w:t>电缆通道环境监控设备（如井盖监控、水位监测、气体检测）</w:t>
+                <w:lang w:eastAsia="zh-CN"/>
+              </w:rPr>
+              <w:t>、</w:t>
+            </w:r>
+            <w:r>
+              <w:rPr>
+                <w:rFonts w:hint="default"/>
+                <w:spacing w:val="10"/>
+                <w:sz w:val="19"/>
+                <w:szCs w:val="19"/>
+              </w:rPr>
+              <w:t>电缆护套接地电流监测设备</w:t>
             </w:r>
             <w:r>
               <w:rPr>
@@ -19654,107 +19919,12 @@
             </w:r>
             <w:r>
               <w:rPr>
-                <w:rFonts w:hint="eastAsia"/>
+                <w:rFonts w:hint="default"/>
                 <w:spacing w:val="10"/>
                 <w:sz w:val="19"/>
                 <w:szCs w:val="19"/>
               </w:rPr>
-              <w:t>视频监控及周界报警设备（用于电缆沟、隧道、终端站）</w:t>
-            </w:r>
-            <w:r>
-              <w:rPr>
-                <w:rFonts w:hint="eastAsia"/>
-                <w:spacing w:val="10"/>
-                <w:sz w:val="19"/>
-                <w:szCs w:val="19"/>
-                <w:lang w:eastAsia="zh-CN"/>
-              </w:rPr>
-              <w:t>、</w:t>
-            </w:r>
-            <w:r>
-              <w:rPr>
-                <w:rFonts w:hint="eastAsia"/>
-                <w:spacing w:val="10"/>
-                <w:sz w:val="19"/>
-                <w:szCs w:val="19"/>
-              </w:rPr>
-              <w:t>电缆护套接地电流监测设备</w:t>
-            </w:r>
-            <w:r>
-              <w:rPr>
-                <w:rFonts w:hint="eastAsia"/>
-                <w:spacing w:val="10"/>
-                <w:sz w:val="19"/>
-                <w:szCs w:val="19"/>
-                <w:lang w:eastAsia="zh-CN"/>
-              </w:rPr>
-              <w:t>、</w:t>
-            </w:r>
-            <w:r>
-              <w:rPr>
-                <w:rFonts w:hint="eastAsia"/>
-                <w:spacing w:val="10"/>
-                <w:sz w:val="19"/>
-                <w:szCs w:val="19"/>
-              </w:rPr>
               <w:t>输电线路可视化监拍装置</w:t>
-            </w:r>
-            <w:r>
-              <w:rPr>
-                <w:rFonts w:hint="eastAsia"/>
-                <w:spacing w:val="10"/>
-                <w:sz w:val="19"/>
-                <w:szCs w:val="19"/>
-                <w:lang w:eastAsia="zh-CN"/>
-              </w:rPr>
-              <w:t>、</w:t>
-            </w:r>
-            <w:r>
-              <w:rPr>
-                <w:rFonts w:hint="eastAsia"/>
-                <w:spacing w:val="10"/>
-                <w:sz w:val="19"/>
-                <w:szCs w:val="19"/>
-              </w:rPr>
-              <w:t>监测设备供电系统（太阳能板、蓄电池、电源模块）</w:t>
-            </w:r>
-            <w:r>
-              <w:rPr>
-                <w:rFonts w:hint="eastAsia"/>
-                <w:spacing w:val="10"/>
-                <w:sz w:val="19"/>
-                <w:szCs w:val="19"/>
-                <w:lang w:eastAsia="zh-CN"/>
-              </w:rPr>
-              <w:t>、</w:t>
-            </w:r>
-            <w:r>
-              <w:rPr>
-                <w:rFonts w:hint="eastAsia"/>
-                <w:spacing w:val="10"/>
-                <w:sz w:val="19"/>
-                <w:szCs w:val="19"/>
-              </w:rPr>
-              <w:t>数据传输单元（DTU、通信模块、光纤收发器等）</w:t>
-            </w:r>
-            <w:r>
-              <w:rPr>
-                <w:rFonts w:hint="eastAsia"/>
-                <w:spacing w:val="10"/>
-                <w:sz w:val="19"/>
-                <w:szCs w:val="19"/>
-                <w:lang w:eastAsia="zh-CN"/>
-              </w:rPr>
-              <w:t>、</w:t>
-            </w:r>
-            <w:r>
-              <w:rPr>
-                <w:rFonts w:hint="eastAsia"/>
-                <w:spacing w:val="10"/>
-                <w:sz w:val="19"/>
-                <w:szCs w:val="19"/>
-              </w:rPr>
-              <w:t>电缆接头、终端头内置传感器</w:t>
             </w:r>
           </w:p>
         </w:tc>
@@ -21030,16 +21200,16 @@
             <w:r>
               <w:rPr>
                 <w:rFonts w:hint="eastAsia"/>
-                <w:spacing w:val="11"/>
-                <w:sz w:val="19"/>
-                <w:szCs w:val="19"/>
-              </w:rPr>
-              <w:t>电缆在线监测装置（如局部放电监测、温度监测、载流量监测设备）</w:t>
+                <w:spacing w:val="10"/>
+                <w:sz w:val="19"/>
+                <w:szCs w:val="19"/>
+              </w:rPr>
+              <w:t>电缆在线监测装置</w:t>
             </w:r>
             <w:r>
               <w:rPr>
                 <w:rFonts w:hint="eastAsia"/>
-                <w:spacing w:val="11"/>
+                <w:spacing w:val="10"/>
                 <w:sz w:val="19"/>
                 <w:szCs w:val="19"/>
                 <w:lang w:eastAsia="zh-CN"/>
@@ -21048,17 +21218,36 @@
             </w:r>
             <w:r>
               <w:rPr>
+                <w:rFonts w:hint="default"/>
+                <w:spacing w:val="10"/>
+                <w:sz w:val="19"/>
+                <w:szCs w:val="19"/>
+              </w:rPr>
+              <w:t>光纤测温系统主机及传感器</w:t>
+            </w:r>
+            <w:r>
+              <w:rPr>
                 <w:rFonts w:hint="eastAsia"/>
-                <w:spacing w:val="11"/>
-                <w:sz w:val="19"/>
-                <w:szCs w:val="19"/>
-              </w:rPr>
-              <w:t>光纤测温系统主机及传感器</w:t>
+                <w:spacing w:val="10"/>
+                <w:sz w:val="19"/>
+                <w:szCs w:val="19"/>
+                <w:lang w:eastAsia="zh-CN"/>
+              </w:rPr>
+              <w:t>、、</w:t>
+            </w:r>
+            <w:r>
+              <w:rPr>
+                <w:rFonts w:hint="default"/>
+                <w:spacing w:val="10"/>
+                <w:sz w:val="19"/>
+                <w:szCs w:val="19"/>
+              </w:rPr>
+              <w:t>电缆通道环境监控设备（如井盖监控、水位监测、气体检测）</w:t>
             </w:r>
             <w:r>
               <w:rPr>
                 <w:rFonts w:hint="eastAsia"/>
-                <w:spacing w:val="11"/>
+                <w:spacing w:val="10"/>
                 <w:sz w:val="19"/>
                 <w:szCs w:val="19"/>
                 <w:lang w:eastAsia="zh-CN"/>
@@ -21067,17 +21256,36 @@
             </w:r>
             <w:r>
               <w:rPr>
+                <w:rFonts w:hint="default"/>
+                <w:spacing w:val="10"/>
+                <w:sz w:val="19"/>
+                <w:szCs w:val="19"/>
+              </w:rPr>
+              <w:t>视频监控及周界报警设备（用于电缆沟、隧道、终端站）</w:t>
+            </w:r>
+            <w:r>
+              <w:rPr>
                 <w:rFonts w:hint="eastAsia"/>
-                <w:spacing w:val="11"/>
-                <w:sz w:val="19"/>
-                <w:szCs w:val="19"/>
-              </w:rPr>
-              <w:t>电缆通道环境监控设备（如井盖监控、水位监测、气体检测）</w:t>
+                <w:spacing w:val="10"/>
+                <w:sz w:val="19"/>
+                <w:szCs w:val="19"/>
+                <w:lang w:eastAsia="zh-CN"/>
+              </w:rPr>
+              <w:t>、</w:t>
+            </w:r>
+            <w:r>
+              <w:rPr>
+                <w:rFonts w:hint="default"/>
+                <w:spacing w:val="10"/>
+                <w:sz w:val="19"/>
+                <w:szCs w:val="19"/>
+              </w:rPr>
+              <w:t>电缆护套接地电流监测设备</w:t>
             </w:r>
             <w:r>
               <w:rPr>
                 <w:rFonts w:hint="eastAsia"/>
-                <w:spacing w:val="11"/>
+                <w:spacing w:val="10"/>
                 <w:sz w:val="19"/>
                 <w:szCs w:val="19"/>
                 <w:lang w:eastAsia="zh-CN"/>
@@ -21086,129 +21294,12 @@
             </w:r>
             <w:r>
               <w:rPr>
-                <w:rFonts w:hint="eastAsia"/>
-                <w:spacing w:val="11"/>
-                <w:sz w:val="19"/>
-                <w:szCs w:val="19"/>
-              </w:rPr>
-              <w:t>视频监控及周界报警设备（用于电缆沟、隧道、终端站）</w:t>
-            </w:r>
-            <w:r>
-              <w:rPr>
-                <w:rFonts w:hint="eastAsia"/>
-                <w:spacing w:val="11"/>
-                <w:sz w:val="19"/>
-                <w:szCs w:val="19"/>
-                <w:lang w:eastAsia="zh-CN"/>
-              </w:rPr>
-              <w:t>、</w:t>
-            </w:r>
-            <w:r>
-              <w:rPr>
-                <w:rFonts w:hint="eastAsia"/>
-                <w:spacing w:val="11"/>
-                <w:sz w:val="19"/>
-                <w:szCs w:val="19"/>
-              </w:rPr>
-              <w:t>电缆护套接地电流监测设备</w:t>
-            </w:r>
-          </w:p>
-          <w:p>
-            <w:pPr>
-              <w:pStyle w:val="27"/>
-              <w:spacing w:before="15"/>
-              <w:ind w:left="48" w:right="185" w:hanging="2"/>
-              <w:rPr>
-                <w:rFonts w:hint="eastAsia"/>
-                <w:spacing w:val="11"/>
-                <w:sz w:val="19"/>
-                <w:szCs w:val="19"/>
-              </w:rPr>
-            </w:pPr>
-            <w:r>
-              <w:rPr>
-                <w:rFonts w:hint="eastAsia"/>
-                <w:spacing w:val="11"/>
+                <w:rFonts w:hint="default"/>
+                <w:spacing w:val="10"/>
                 <w:sz w:val="19"/>
                 <w:szCs w:val="19"/>
               </w:rPr>
               <w:t>输电线路可视化监拍装置</w:t>
-            </w:r>
-            <w:r>
-              <w:rPr>
-                <w:rFonts w:hint="eastAsia"/>
-                <w:spacing w:val="11"/>
-                <w:sz w:val="19"/>
-                <w:szCs w:val="19"/>
-                <w:lang w:eastAsia="zh-CN"/>
-              </w:rPr>
-              <w:t>、</w:t>
-            </w:r>
-            <w:r>
-              <w:rPr>
-                <w:rFonts w:hint="eastAsia"/>
-                <w:spacing w:val="11"/>
-                <w:sz w:val="19"/>
-                <w:szCs w:val="19"/>
-              </w:rPr>
-              <w:t>监测设备供电系统（太阳能板、蓄电池、电源模块）</w:t>
-            </w:r>
-            <w:r>
-              <w:rPr>
-                <w:rFonts w:hint="eastAsia"/>
-                <w:spacing w:val="11"/>
-                <w:sz w:val="19"/>
-                <w:szCs w:val="19"/>
-                <w:lang w:eastAsia="zh-CN"/>
-              </w:rPr>
-              <w:t>、</w:t>
-            </w:r>
-            <w:r>
-              <w:rPr>
-                <w:rFonts w:hint="eastAsia"/>
-                <w:spacing w:val="11"/>
-                <w:sz w:val="19"/>
-                <w:szCs w:val="19"/>
-              </w:rPr>
-              <w:t>数据传输单元（DTU、通信模块、光纤收发器等）</w:t>
-            </w:r>
-            <w:r>
-              <w:rPr>
-                <w:rFonts w:hint="eastAsia"/>
-                <w:spacing w:val="11"/>
-                <w:sz w:val="19"/>
-                <w:szCs w:val="19"/>
-                <w:lang w:eastAsia="zh-CN"/>
-              </w:rPr>
-              <w:t>、</w:t>
-            </w:r>
-            <w:r>
-              <w:rPr>
-                <w:rFonts w:hint="eastAsia"/>
-                <w:spacing w:val="11"/>
-                <w:sz w:val="19"/>
-                <w:szCs w:val="19"/>
-              </w:rPr>
-              <w:t>电缆接头、终端头内置传感器</w:t>
-            </w:r>
-            <w:r>
-              <w:rPr>
-                <w:rFonts w:hint="eastAsia"/>
-                <w:spacing w:val="11"/>
-                <w:sz w:val="19"/>
-                <w:szCs w:val="19"/>
-                <w:lang w:eastAsia="zh-CN"/>
-              </w:rPr>
-              <w:t>、</w:t>
-            </w:r>
-            <w:r>
-              <w:rPr>
-                <w:rFonts w:hint="eastAsia"/>
-                <w:spacing w:val="11"/>
-                <w:sz w:val="19"/>
-                <w:szCs w:val="19"/>
-              </w:rPr>
-              <w:t>监测数据主站系统及通信网络</w:t>
             </w:r>
           </w:p>
         </w:tc>
@@ -23845,26 +23936,50 @@
               </w:rPr>
             </w:pPr>
             <w:r>
+              <w:rPr>
+                <w:rFonts w:hint="eastAsia"/>
+                <w:spacing w:val="11"/>
+                <w:sz w:val="19"/>
+                <w:szCs w:val="19"/>
+              </w:rPr>
               <w:t>电缆在线监测平台、电缆巡检管理系统、电缆状态诊断系统</w:t>
             </w:r>
             <w:r>
               <w:rPr>
                 <w:rFonts w:hint="eastAsia"/>
+                <w:spacing w:val="11"/>
+                <w:sz w:val="19"/>
+                <w:szCs w:val="19"/>
                 <w:lang w:eastAsia="zh-CN"/>
               </w:rPr>
               <w:t>、电力监控系统网络安全态势感知系统</w:t>
             </w:r>
             <w:r>
+              <w:rPr>
+                <w:rFonts w:hint="eastAsia"/>
+                <w:spacing w:val="11"/>
+                <w:sz w:val="19"/>
+                <w:szCs w:val="19"/>
+              </w:rPr>
               <w:t>等电缆线路</w:t>
             </w:r>
             <w:r>
               <w:rPr>
                 <w:rFonts w:hint="eastAsia"/>
+                <w:spacing w:val="11"/>
+                <w:sz w:val="19"/>
+                <w:szCs w:val="19"/>
                 <w:lang w:val="en-US" w:eastAsia="zh-CN"/>
               </w:rPr>
               <w:t>及电力</w:t>
             </w:r>
             <w:r>
+              <w:rPr>
+                <w:rFonts w:hint="eastAsia"/>
+                <w:spacing w:val="11"/>
+                <w:sz w:val="19"/>
+                <w:szCs w:val="19"/>
+              </w:rPr>
               <w:t>运维领域的应用软件</w:t>
             </w:r>
           </w:p>
@@ -25086,18 +25201,54 @@
               </w:rPr>
             </w:pPr>
             <w:r>
+              <w:rPr>
+                <w:rFonts w:hint="eastAsia"/>
+                <w:spacing w:val="11"/>
+                <w:sz w:val="19"/>
+                <w:szCs w:val="19"/>
+              </w:rPr>
               <w:t>电缆在线监测平台、电缆巡检管理系统、电缆状态诊断系统</w:t>
             </w:r>
             <w:r>
               <w:rPr>
                 <w:rFonts w:hint="eastAsia"/>
+                <w:spacing w:val="11"/>
+                <w:sz w:val="19"/>
+                <w:szCs w:val="19"/>
                 <w:lang w:eastAsia="zh-CN"/>
               </w:rPr>
               <w:t>、电力监控系统网络安全态势感知系统</w:t>
             </w:r>
             <w:r>
-              <w:t>等电缆线路运维领域的应用软件</w:t>
-            </w:r>
+              <w:rPr>
+                <w:rFonts w:hint="eastAsia"/>
+                <w:spacing w:val="11"/>
+                <w:sz w:val="19"/>
+                <w:szCs w:val="19"/>
+              </w:rPr>
+              <w:t>等电缆线路</w:t>
+            </w:r>
+            <w:r>
+              <w:rPr>
+                <w:rFonts w:hint="eastAsia"/>
+                <w:spacing w:val="11"/>
+                <w:sz w:val="19"/>
+                <w:szCs w:val="19"/>
+                <w:lang w:val="en-US" w:eastAsia="zh-CN"/>
+              </w:rPr>
+              <w:t>及电力</w:t>
+            </w:r>
+            <w:r>
+              <w:rPr>
+                <w:rFonts w:hint="eastAsia"/>
+                <w:spacing w:val="11"/>
+                <w:sz w:val="19"/>
+                <w:szCs w:val="19"/>
+              </w:rPr>
+              <w:t>运维领域的应用软件</w:t>
+            </w:r>
+            <w:bookmarkStart w:id="0" w:name="_GoBack"/>
+            <w:bookmarkEnd w:id="0"/>
           </w:p>
         </w:tc>
       </w:tr>
